--- a/dokumen/02_DOKUMENTASI_PROGRAM.docx
+++ b/dokumen/02_DOKUMENTASI_PROGRAM.docx
@@ -573,7 +573,7 @@
                 <w:sz w:val="19"/>
                 <w:szCs w:val="19"/>
               </w:rPr>
-              <w:t xml:space="preserve">PHPUnit 11 — 66 test, 221 assertion, semua lulus</w:t>
+              <w:t xml:space="preserve">PHPUnit 11 — 75 test, 257 assertion, semua lulus</w:t>
             </w:r>
           </w:p>
         </w:tc>
@@ -1106,7 +1106,7 @@
           </w:pPr>
           <w:hyperlink w:history="1" w:anchor="_Toc20">
             <w:r>
-              <w:t xml:space="preserve">7.8 Penanganan Error 419 — bootstrap/app.php</w:t>
+              <w:t xml:space="preserve">7.8 Suasana Login dan Audio — App\Support\Suasana</w:t>
             </w:r>
             <w:r>
               <w:tab/>
@@ -1121,14 +1121,15 @@
         </w:p>
         <w:p>
           <w:pPr>
-            <w:pStyle w:val="TOC1"/>
+            <w:pStyle w:val="TOC2"/>
             <w:tabs>
               <w:tab w:val="right" w:pos="9638" w:leader="dot"/>
             </w:tabs>
+            <w:ind w:left="220"/>
           </w:pPr>
           <w:hyperlink w:history="1" w:anchor="_Toc21">
             <w:r>
-              <w:t xml:space="preserve">8. Keamanan</w:t>
+              <w:t xml:space="preserve">7.9 Mode Terang / Gelap — resources/js/tema.js</w:t>
             </w:r>
             <w:r>
               <w:tab/>
@@ -1143,14 +1144,15 @@
         </w:p>
         <w:p>
           <w:pPr>
-            <w:pStyle w:val="TOC1"/>
+            <w:pStyle w:val="TOC2"/>
             <w:tabs>
               <w:tab w:val="right" w:pos="9638" w:leader="dot"/>
             </w:tabs>
+            <w:ind w:left="220"/>
           </w:pPr>
           <w:hyperlink w:history="1" w:anchor="_Toc22">
             <w:r>
-              <w:t xml:space="preserve">9. Debugging</w:t>
+              <w:t xml:space="preserve">7.10 Musik Bad Apple!! — resources/js/musik.js</w:t>
             </w:r>
             <w:r>
               <w:tab/>
@@ -1173,7 +1175,7 @@
           </w:pPr>
           <w:hyperlink w:history="1" w:anchor="_Toc23">
             <w:r>
-              <w:t xml:space="preserve">9.1 Bug yang Ditemukan dan Perbaikannya</w:t>
+              <w:t xml:space="preserve">7.11 Tanpa Pindah Halaman dan Popup — Turbo</w:t>
             </w:r>
             <w:r>
               <w:tab/>
@@ -1196,7 +1198,7 @@
           </w:pPr>
           <w:hyperlink w:history="1" w:anchor="_Toc24">
             <w:r>
-              <w:t xml:space="preserve">9.2 Teknik Debugging</w:t>
+              <w:t xml:space="preserve">7.12 Penanganan Error 419 — bootstrap/app.php</w:t>
             </w:r>
             <w:r>
               <w:tab/>
@@ -1218,7 +1220,7 @@
           </w:pPr>
           <w:hyperlink w:history="1" w:anchor="_Toc25">
             <w:r>
-              <w:t xml:space="preserve">10. Pengujian Unit Program</w:t>
+              <w:t xml:space="preserve">8. Keamanan</w:t>
             </w:r>
             <w:r>
               <w:tab/>
@@ -1240,7 +1242,7 @@
           </w:pPr>
           <w:hyperlink w:history="1" w:anchor="_Toc26">
             <w:r>
-              <w:t xml:space="preserve">11. Pemetaan Unit Kompetensi</w:t>
+              <w:t xml:space="preserve">9. Debugging</w:t>
             </w:r>
             <w:r>
               <w:tab/>
@@ -1248,6 +1250,52 @@
             <w:r>
               <w:fldChar w:fldCharType="begin" w:dirty="true"/>
               <w:instrText xml:space="preserve">PAGEREF _Toc26 \h</w:instrText>
+              <w:fldChar w:fldCharType="separate"/>
+              <w:fldChar w:fldCharType="end"/>
+            </w:r>
+          </w:hyperlink>
+        </w:p>
+        <w:p>
+          <w:pPr>
+            <w:pStyle w:val="TOC2"/>
+            <w:tabs>
+              <w:tab w:val="right" w:pos="9638" w:leader="dot"/>
+            </w:tabs>
+            <w:ind w:left="220"/>
+          </w:pPr>
+          <w:hyperlink w:history="1" w:anchor="_Toc27">
+            <w:r>
+              <w:t xml:space="preserve">9.1 Bug yang Ditemukan dan Perbaikannya</w:t>
+            </w:r>
+            <w:r>
+              <w:tab/>
+            </w:r>
+            <w:r>
+              <w:fldChar w:fldCharType="begin" w:dirty="true"/>
+              <w:instrText xml:space="preserve">PAGEREF _Toc27 \h</w:instrText>
+              <w:fldChar w:fldCharType="separate"/>
+              <w:fldChar w:fldCharType="end"/>
+            </w:r>
+          </w:hyperlink>
+        </w:p>
+        <w:p>
+          <w:pPr>
+            <w:pStyle w:val="TOC2"/>
+            <w:tabs>
+              <w:tab w:val="right" w:pos="9638" w:leader="dot"/>
+            </w:tabs>
+            <w:ind w:left="220"/>
+          </w:pPr>
+          <w:hyperlink w:history="1" w:anchor="_Toc28">
+            <w:r>
+              <w:t xml:space="preserve">9.2 Teknik Debugging</w:t>
+            </w:r>
+            <w:r>
+              <w:tab/>
+            </w:r>
+            <w:r>
+              <w:fldChar w:fldCharType="begin" w:dirty="true"/>
+              <w:instrText xml:space="preserve">PAGEREF _Toc28 \h</w:instrText>
               <w:fldChar w:fldCharType="separate"/>
               <w:fldChar w:fldCharType="end"/>
             </w:r>
@@ -1260,7 +1308,51 @@
               <w:tab w:val="right" w:pos="9638" w:leader="dot"/>
             </w:tabs>
           </w:pPr>
-          <w:hyperlink w:history="1" w:anchor="_Toc27">
+          <w:hyperlink w:history="1" w:anchor="_Toc29">
+            <w:r>
+              <w:t xml:space="preserve">10. Pengujian Unit Program</w:t>
+            </w:r>
+            <w:r>
+              <w:tab/>
+            </w:r>
+            <w:r>
+              <w:fldChar w:fldCharType="begin" w:dirty="true"/>
+              <w:instrText xml:space="preserve">PAGEREF _Toc29 \h</w:instrText>
+              <w:fldChar w:fldCharType="separate"/>
+              <w:fldChar w:fldCharType="end"/>
+            </w:r>
+          </w:hyperlink>
+        </w:p>
+        <w:p>
+          <w:pPr>
+            <w:pStyle w:val="TOC1"/>
+            <w:tabs>
+              <w:tab w:val="right" w:pos="9638" w:leader="dot"/>
+            </w:tabs>
+          </w:pPr>
+          <w:hyperlink w:history="1" w:anchor="_Toc30">
+            <w:r>
+              <w:t xml:space="preserve">11. Pemetaan Unit Kompetensi</w:t>
+            </w:r>
+            <w:r>
+              <w:tab/>
+            </w:r>
+            <w:r>
+              <w:fldChar w:fldCharType="begin" w:dirty="true"/>
+              <w:instrText xml:space="preserve">PAGEREF _Toc30 \h</w:instrText>
+              <w:fldChar w:fldCharType="separate"/>
+              <w:fldChar w:fldCharType="end"/>
+            </w:r>
+          </w:hyperlink>
+        </w:p>
+        <w:p>
+          <w:pPr>
+            <w:pStyle w:val="TOC1"/>
+            <w:tabs>
+              <w:tab w:val="right" w:pos="9638" w:leader="dot"/>
+            </w:tabs>
+          </w:pPr>
+          <w:hyperlink w:history="1" w:anchor="_Toc31">
             <w:r>
               <w:t xml:space="preserve">12. Skenario Demo</w:t>
             </w:r>
@@ -1269,7 +1361,7 @@
             </w:r>
             <w:r>
               <w:fldChar w:fldCharType="begin" w:dirty="true"/>
-              <w:instrText xml:space="preserve">PAGEREF _Toc27 \h</w:instrText>
+              <w:instrText xml:space="preserve">PAGEREF _Toc31 \h</w:instrText>
               <w:fldChar w:fldCharType="separate"/>
               <w:fldChar w:fldCharType="end"/>
             </w:r>
@@ -1775,9 +1867,9 @@
         </w:tblBorders>
       </w:tblPr>
       <w:tblGrid>
-        <w:gridCol w:w="713"/>
-        <w:gridCol w:w="1784"/>
-        <w:gridCol w:w="7141"/>
+        <w:gridCol w:w="572"/>
+        <w:gridCol w:w="3339"/>
+        <w:gridCol w:w="5727"/>
       </w:tblGrid>
       <w:tr>
         <w:trPr>
@@ -1785,7 +1877,7 @@
         </w:trPr>
         <w:tc>
           <w:tcPr>
-            <w:tcW w:type="dxa" w:w="713"/>
+            <w:tcW w:type="dxa" w:w="572"/>
             <w:tcBorders>
               <w:top w:val="single" w:color="BFBFBF" w:sz="4"/>
               <w:left w:val="single" w:color="BFBFBF" w:sz="4"/>
@@ -1815,7 +1907,7 @@
         </w:tc>
         <w:tc>
           <w:tcPr>
-            <w:tcW w:type="dxa" w:w="1784"/>
+            <w:tcW w:type="dxa" w:w="3339"/>
             <w:tcBorders>
               <w:top w:val="single" w:color="BFBFBF" w:sz="4"/>
               <w:left w:val="single" w:color="BFBFBF" w:sz="4"/>
@@ -1845,7 +1937,7 @@
         </w:tc>
         <w:tc>
           <w:tcPr>
-            <w:tcW w:type="dxa" w:w="7141"/>
+            <w:tcW w:type="dxa" w:w="5727"/>
             <w:tcBorders>
               <w:top w:val="single" w:color="BFBFBF" w:sz="4"/>
               <w:left w:val="single" w:color="BFBFBF" w:sz="4"/>
@@ -1880,7 +1972,7 @@
         </w:trPr>
         <w:tc>
           <w:tcPr>
-            <w:tcW w:type="dxa" w:w="713"/>
+            <w:tcW w:type="dxa" w:w="572"/>
             <w:tcBorders>
               <w:top w:val="single" w:color="BFBFBF" w:sz="4"/>
               <w:left w:val="single" w:color="BFBFBF" w:sz="4"/>
@@ -1906,7 +1998,7 @@
         </w:tc>
         <w:tc>
           <w:tcPr>
-            <w:tcW w:type="dxa" w:w="1784"/>
+            <w:tcW w:type="dxa" w:w="3339"/>
             <w:tcBorders>
               <w:top w:val="single" w:color="BFBFBF" w:sz="4"/>
               <w:left w:val="single" w:color="BFBFBF" w:sz="4"/>
@@ -1932,27 +2024,27 @@
         </w:tc>
         <w:tc>
           <w:tcPr>
-            <w:tcW w:type="dxa" w:w="7141"/>
-            <w:tcBorders>
-              <w:top w:val="single" w:color="BFBFBF" w:sz="4"/>
-              <w:left w:val="single" w:color="BFBFBF" w:sz="4"/>
-              <w:bottom w:val="single" w:color="BFBFBF" w:sz="4"/>
-              <w:right w:val="single" w:color="BFBFBF" w:sz="4"/>
-            </w:tcBorders>
-            <w:tcMar>
-              <w:top w:type="dxa" w:w="60"/>
-              <w:left w:type="dxa" w:w="100"/>
-              <w:bottom w:type="dxa" w:w="60"/>
-              <w:right w:type="dxa" w:w="100"/>
-            </w:tcMar>
-          </w:tcPr>
-          <w:p>
-            <w:r>
-              <w:rPr>
-                <w:sz w:val="19"/>
-                <w:szCs w:val="19"/>
-              </w:rPr>
-              <w:t xml:space="preserve">Login memakai username dan password (password tersimpan ter-hash)</w:t>
+            <w:tcW w:type="dxa" w:w="5727"/>
+            <w:tcBorders>
+              <w:top w:val="single" w:color="BFBFBF" w:sz="4"/>
+              <w:left w:val="single" w:color="BFBFBF" w:sz="4"/>
+              <w:bottom w:val="single" w:color="BFBFBF" w:sz="4"/>
+              <w:right w:val="single" w:color="BFBFBF" w:sz="4"/>
+            </w:tcBorders>
+            <w:tcMar>
+              <w:top w:type="dxa" w:w="60"/>
+              <w:left w:type="dxa" w:w="100"/>
+              <w:bottom w:type="dxa" w:w="60"/>
+              <w:right w:type="dxa" w:w="100"/>
+            </w:tcMar>
+          </w:tcPr>
+          <w:p>
+            <w:r>
+              <w:rPr>
+                <w:sz w:val="19"/>
+                <w:szCs w:val="19"/>
+              </w:rPr>
+              <w:t xml:space="preserve">Login memakai username dan password (password tersimpan ter-hash); halaman login bergaya siluet monokrom dengan animasi, jam berjalan, salam dan suara suasana (audio) sesuai waktu pagi/siang/sore/malam</w:t>
             </w:r>
           </w:p>
         </w:tc>
@@ -1963,7 +2055,7 @@
         </w:trPr>
         <w:tc>
           <w:tcPr>
-            <w:tcW w:type="dxa" w:w="713"/>
+            <w:tcW w:type="dxa" w:w="572"/>
             <w:tcBorders>
               <w:top w:val="single" w:color="BFBFBF" w:sz="4"/>
               <w:left w:val="single" w:color="BFBFBF" w:sz="4"/>
@@ -1989,7 +2081,7 @@
         </w:tc>
         <w:tc>
           <w:tcPr>
-            <w:tcW w:type="dxa" w:w="1784"/>
+            <w:tcW w:type="dxa" w:w="3339"/>
             <w:tcBorders>
               <w:top w:val="single" w:color="BFBFBF" w:sz="4"/>
               <w:left w:val="single" w:color="BFBFBF" w:sz="4"/>
@@ -2015,7 +2107,7 @@
         </w:tc>
         <w:tc>
           <w:tcPr>
-            <w:tcW w:type="dxa" w:w="7141"/>
+            <w:tcW w:type="dxa" w:w="5727"/>
             <w:tcBorders>
               <w:top w:val="single" w:color="BFBFBF" w:sz="4"/>
               <w:left w:val="single" w:color="BFBFBF" w:sz="4"/>
@@ -2046,7 +2138,7 @@
         </w:trPr>
         <w:tc>
           <w:tcPr>
-            <w:tcW w:type="dxa" w:w="713"/>
+            <w:tcW w:type="dxa" w:w="572"/>
             <w:tcBorders>
               <w:top w:val="single" w:color="BFBFBF" w:sz="4"/>
               <w:left w:val="single" w:color="BFBFBF" w:sz="4"/>
@@ -2072,7 +2164,7 @@
         </w:tc>
         <w:tc>
           <w:tcPr>
-            <w:tcW w:type="dxa" w:w="1784"/>
+            <w:tcW w:type="dxa" w:w="3339"/>
             <w:tcBorders>
               <w:top w:val="single" w:color="BFBFBF" w:sz="4"/>
               <w:left w:val="single" w:color="BFBFBF" w:sz="4"/>
@@ -2098,27 +2190,27 @@
         </w:tc>
         <w:tc>
           <w:tcPr>
-            <w:tcW w:type="dxa" w:w="7141"/>
-            <w:tcBorders>
-              <w:top w:val="single" w:color="BFBFBF" w:sz="4"/>
-              <w:left w:val="single" w:color="BFBFBF" w:sz="4"/>
-              <w:bottom w:val="single" w:color="BFBFBF" w:sz="4"/>
-              <w:right w:val="single" w:color="BFBFBF" w:sz="4"/>
-            </w:tcBorders>
-            <w:tcMar>
-              <w:top w:type="dxa" w:w="60"/>
-              <w:left w:type="dxa" w:w="100"/>
-              <w:bottom w:type="dxa" w:w="60"/>
-              <w:right w:type="dxa" w:w="100"/>
-            </w:tcMar>
-          </w:tcPr>
-          <w:p>
-            <w:r>
-              <w:rPr>
-                <w:sz w:val="19"/>
-                <w:szCs w:val="19"/>
-              </w:rPr>
-              <w:t xml:space="preserve">Ubah nama, foto profil, dan password (wajib password lama)</w:t>
+            <w:tcW w:type="dxa" w:w="5727"/>
+            <w:tcBorders>
+              <w:top w:val="single" w:color="BFBFBF" w:sz="4"/>
+              <w:left w:val="single" w:color="BFBFBF" w:sz="4"/>
+              <w:bottom w:val="single" w:color="BFBFBF" w:sz="4"/>
+              <w:right w:val="single" w:color="BFBFBF" w:sz="4"/>
+            </w:tcBorders>
+            <w:tcMar>
+              <w:top w:type="dxa" w:w="60"/>
+              <w:left w:type="dxa" w:w="100"/>
+              <w:bottom w:type="dxa" w:w="60"/>
+              <w:right w:type="dxa" w:w="100"/>
+            </w:tcMar>
+          </w:tcPr>
+          <w:p>
+            <w:r>
+              <w:rPr>
+                <w:sz w:val="19"/>
+                <w:szCs w:val="19"/>
+              </w:rPr>
+              <w:t xml:space="preserve">Klik foto profil → panel kanan untuk ubah nama, foto profil, dan password (wajib password lama)</w:t>
             </w:r>
           </w:p>
         </w:tc>
@@ -2129,7 +2221,7 @@
         </w:trPr>
         <w:tc>
           <w:tcPr>
-            <w:tcW w:type="dxa" w:w="713"/>
+            <w:tcW w:type="dxa" w:w="572"/>
             <w:tcBorders>
               <w:top w:val="single" w:color="BFBFBF" w:sz="4"/>
               <w:left w:val="single" w:color="BFBFBF" w:sz="4"/>
@@ -2155,7 +2247,7 @@
         </w:tc>
         <w:tc>
           <w:tcPr>
-            <w:tcW w:type="dxa" w:w="1784"/>
+            <w:tcW w:type="dxa" w:w="3339"/>
             <w:tcBorders>
               <w:top w:val="single" w:color="BFBFBF" w:sz="4"/>
               <w:left w:val="single" w:color="BFBFBF" w:sz="4"/>
@@ -2181,7 +2273,7 @@
         </w:tc>
         <w:tc>
           <w:tcPr>
-            <w:tcW w:type="dxa" w:w="7141"/>
+            <w:tcW w:type="dxa" w:w="5727"/>
             <w:tcBorders>
               <w:top w:val="single" w:color="BFBFBF" w:sz="4"/>
               <w:left w:val="single" w:color="BFBFBF" w:sz="4"/>
@@ -2212,7 +2304,7 @@
         </w:trPr>
         <w:tc>
           <w:tcPr>
-            <w:tcW w:type="dxa" w:w="713"/>
+            <w:tcW w:type="dxa" w:w="572"/>
             <w:tcBorders>
               <w:top w:val="single" w:color="BFBFBF" w:sz="4"/>
               <w:left w:val="single" w:color="BFBFBF" w:sz="4"/>
@@ -2238,7 +2330,7 @@
         </w:tc>
         <w:tc>
           <w:tcPr>
-            <w:tcW w:type="dxa" w:w="1784"/>
+            <w:tcW w:type="dxa" w:w="3339"/>
             <w:tcBorders>
               <w:top w:val="single" w:color="BFBFBF" w:sz="4"/>
               <w:left w:val="single" w:color="BFBFBF" w:sz="4"/>
@@ -2264,7 +2356,7 @@
         </w:tc>
         <w:tc>
           <w:tcPr>
-            <w:tcW w:type="dxa" w:w="7141"/>
+            <w:tcW w:type="dxa" w:w="5727"/>
             <w:tcBorders>
               <w:top w:val="single" w:color="BFBFBF" w:sz="4"/>
               <w:left w:val="single" w:color="BFBFBF" w:sz="4"/>
@@ -2295,7 +2387,7 @@
         </w:trPr>
         <w:tc>
           <w:tcPr>
-            <w:tcW w:type="dxa" w:w="713"/>
+            <w:tcW w:type="dxa" w:w="572"/>
             <w:tcBorders>
               <w:top w:val="single" w:color="BFBFBF" w:sz="4"/>
               <w:left w:val="single" w:color="BFBFBF" w:sz="4"/>
@@ -2321,7 +2413,7 @@
         </w:tc>
         <w:tc>
           <w:tcPr>
-            <w:tcW w:type="dxa" w:w="1784"/>
+            <w:tcW w:type="dxa" w:w="3339"/>
             <w:tcBorders>
               <w:top w:val="single" w:color="BFBFBF" w:sz="4"/>
               <w:left w:val="single" w:color="BFBFBF" w:sz="4"/>
@@ -2347,7 +2439,7 @@
         </w:tc>
         <w:tc>
           <w:tcPr>
-            <w:tcW w:type="dxa" w:w="7141"/>
+            <w:tcW w:type="dxa" w:w="5727"/>
             <w:tcBorders>
               <w:top w:val="single" w:color="BFBFBF" w:sz="4"/>
               <w:left w:val="single" w:color="BFBFBF" w:sz="4"/>
@@ -2378,7 +2470,7 @@
         </w:trPr>
         <w:tc>
           <w:tcPr>
-            <w:tcW w:type="dxa" w:w="713"/>
+            <w:tcW w:type="dxa" w:w="572"/>
             <w:tcBorders>
               <w:top w:val="single" w:color="BFBFBF" w:sz="4"/>
               <w:left w:val="single" w:color="BFBFBF" w:sz="4"/>
@@ -2404,7 +2496,7 @@
         </w:tc>
         <w:tc>
           <w:tcPr>
-            <w:tcW w:type="dxa" w:w="1784"/>
+            <w:tcW w:type="dxa" w:w="3339"/>
             <w:tcBorders>
               <w:top w:val="single" w:color="BFBFBF" w:sz="4"/>
               <w:left w:val="single" w:color="BFBFBF" w:sz="4"/>
@@ -2430,7 +2522,7 @@
         </w:tc>
         <w:tc>
           <w:tcPr>
-            <w:tcW w:type="dxa" w:w="7141"/>
+            <w:tcW w:type="dxa" w:w="5727"/>
             <w:tcBorders>
               <w:top w:val="single" w:color="BFBFBF" w:sz="4"/>
               <w:left w:val="single" w:color="BFBFBF" w:sz="4"/>
@@ -2461,7 +2553,7 @@
         </w:trPr>
         <w:tc>
           <w:tcPr>
-            <w:tcW w:type="dxa" w:w="713"/>
+            <w:tcW w:type="dxa" w:w="572"/>
             <w:tcBorders>
               <w:top w:val="single" w:color="BFBFBF" w:sz="4"/>
               <w:left w:val="single" w:color="BFBFBF" w:sz="4"/>
@@ -2487,7 +2579,7 @@
         </w:tc>
         <w:tc>
           <w:tcPr>
-            <w:tcW w:type="dxa" w:w="1784"/>
+            <w:tcW w:type="dxa" w:w="3339"/>
             <w:tcBorders>
               <w:top w:val="single" w:color="BFBFBF" w:sz="4"/>
               <w:left w:val="single" w:color="BFBFBF" w:sz="4"/>
@@ -2513,7 +2605,7 @@
         </w:tc>
         <w:tc>
           <w:tcPr>
-            <w:tcW w:type="dxa" w:w="7141"/>
+            <w:tcW w:type="dxa" w:w="5727"/>
             <w:tcBorders>
               <w:top w:val="single" w:color="BFBFBF" w:sz="4"/>
               <w:left w:val="single" w:color="BFBFBF" w:sz="4"/>
@@ -2544,7 +2636,7 @@
         </w:trPr>
         <w:tc>
           <w:tcPr>
-            <w:tcW w:type="dxa" w:w="713"/>
+            <w:tcW w:type="dxa" w:w="572"/>
             <w:tcBorders>
               <w:top w:val="single" w:color="BFBFBF" w:sz="4"/>
               <w:left w:val="single" w:color="BFBFBF" w:sz="4"/>
@@ -2570,7 +2662,7 @@
         </w:tc>
         <w:tc>
           <w:tcPr>
-            <w:tcW w:type="dxa" w:w="1784"/>
+            <w:tcW w:type="dxa" w:w="3339"/>
             <w:tcBorders>
               <w:top w:val="single" w:color="BFBFBF" w:sz="4"/>
               <w:left w:val="single" w:color="BFBFBF" w:sz="4"/>
@@ -2596,7 +2688,7 @@
         </w:tc>
         <w:tc>
           <w:tcPr>
-            <w:tcW w:type="dxa" w:w="7141"/>
+            <w:tcW w:type="dxa" w:w="5727"/>
             <w:tcBorders>
               <w:top w:val="single" w:color="BFBFBF" w:sz="4"/>
               <w:left w:val="single" w:color="BFBFBF" w:sz="4"/>
@@ -2617,6 +2709,338 @@
                 <w:szCs w:val="19"/>
               </w:rPr>
               <w:t xml:space="preserve">Daftar barang, barang masuk, dan barang keluar dapat dicetak</w:t>
+            </w:r>
+          </w:p>
+        </w:tc>
+      </w:tr>
+      <w:tr>
+        <w:trPr>
+          <w:tblHeader w:val="off"/>
+        </w:trPr>
+        <w:tc>
+          <w:tcPr>
+            <w:tcW w:type="dxa" w:w="572"/>
+            <w:tcBorders>
+              <w:top w:val="single" w:color="BFBFBF" w:sz="4"/>
+              <w:left w:val="single" w:color="BFBFBF" w:sz="4"/>
+              <w:bottom w:val="single" w:color="BFBFBF" w:sz="4"/>
+              <w:right w:val="single" w:color="BFBFBF" w:sz="4"/>
+            </w:tcBorders>
+            <w:tcMar>
+              <w:top w:type="dxa" w:w="60"/>
+              <w:left w:type="dxa" w:w="100"/>
+              <w:bottom w:type="dxa" w:w="60"/>
+              <w:right w:type="dxa" w:w="100"/>
+            </w:tcMar>
+          </w:tcPr>
+          <w:p>
+            <w:r>
+              <w:rPr>
+                <w:sz w:val="19"/>
+                <w:szCs w:val="19"/>
+              </w:rPr>
+              <w:t xml:space="preserve">10</w:t>
+            </w:r>
+          </w:p>
+        </w:tc>
+        <w:tc>
+          <w:tcPr>
+            <w:tcW w:type="dxa" w:w="3339"/>
+            <w:tcBorders>
+              <w:top w:val="single" w:color="BFBFBF" w:sz="4"/>
+              <w:left w:val="single" w:color="BFBFBF" w:sz="4"/>
+              <w:bottom w:val="single" w:color="BFBFBF" w:sz="4"/>
+              <w:right w:val="single" w:color="BFBFBF" w:sz="4"/>
+            </w:tcBorders>
+            <w:tcMar>
+              <w:top w:type="dxa" w:w="60"/>
+              <w:left w:type="dxa" w:w="100"/>
+              <w:bottom w:type="dxa" w:w="60"/>
+              <w:right w:type="dxa" w:w="100"/>
+            </w:tcMar>
+          </w:tcPr>
+          <w:p>
+            <w:r>
+              <w:rPr>
+                <w:sz w:val="19"/>
+                <w:szCs w:val="19"/>
+              </w:rPr>
+              <w:t xml:space="preserve">Tema monokrom &amp; mode terang / gelap</w:t>
+            </w:r>
+          </w:p>
+        </w:tc>
+        <w:tc>
+          <w:tcPr>
+            <w:tcW w:type="dxa" w:w="5727"/>
+            <w:tcBorders>
+              <w:top w:val="single" w:color="BFBFBF" w:sz="4"/>
+              <w:left w:val="single" w:color="BFBFBF" w:sz="4"/>
+              <w:bottom w:val="single" w:color="BFBFBF" w:sz="4"/>
+              <w:right w:val="single" w:color="BFBFBF" w:sz="4"/>
+            </w:tcBorders>
+            <w:tcMar>
+              <w:top w:type="dxa" w:w="60"/>
+              <w:left w:type="dxa" w:w="100"/>
+              <w:bottom w:type="dxa" w:w="60"/>
+              <w:right w:type="dxa" w:w="100"/>
+            </w:tcMar>
+          </w:tcPr>
+          <w:p>
+            <w:r>
+              <w:rPr>
+                <w:sz w:val="19"/>
+                <w:szCs w:val="19"/>
+              </w:rPr>
+              <w:t xml:space="preserve">Tampilan hitam-putih ala video Bad Apple!!; tombol bulan/matahari di topbar dan login; tema baru muncul dengan efek lingkaran membesar; tema awal mengikuti jam (malam = gelap)</w:t>
+            </w:r>
+          </w:p>
+        </w:tc>
+      </w:tr>
+      <w:tr>
+        <w:trPr>
+          <w:tblHeader w:val="off"/>
+        </w:trPr>
+        <w:tc>
+          <w:tcPr>
+            <w:tcW w:type="dxa" w:w="572"/>
+            <w:tcBorders>
+              <w:top w:val="single" w:color="BFBFBF" w:sz="4"/>
+              <w:left w:val="single" w:color="BFBFBF" w:sz="4"/>
+              <w:bottom w:val="single" w:color="BFBFBF" w:sz="4"/>
+              <w:right w:val="single" w:color="BFBFBF" w:sz="4"/>
+            </w:tcBorders>
+            <w:tcMar>
+              <w:top w:type="dxa" w:w="60"/>
+              <w:left w:type="dxa" w:w="100"/>
+              <w:bottom w:type="dxa" w:w="60"/>
+              <w:right w:type="dxa" w:w="100"/>
+            </w:tcMar>
+          </w:tcPr>
+          <w:p>
+            <w:r>
+              <w:rPr>
+                <w:sz w:val="19"/>
+                <w:szCs w:val="19"/>
+              </w:rPr>
+              <w:t xml:space="preserve">11</w:t>
+            </w:r>
+          </w:p>
+        </w:tc>
+        <w:tc>
+          <w:tcPr>
+            <w:tcW w:type="dxa" w:w="3339"/>
+            <w:tcBorders>
+              <w:top w:val="single" w:color="BFBFBF" w:sz="4"/>
+              <w:left w:val="single" w:color="BFBFBF" w:sz="4"/>
+              <w:bottom w:val="single" w:color="BFBFBF" w:sz="4"/>
+              <w:right w:val="single" w:color="BFBFBF" w:sz="4"/>
+            </w:tcBorders>
+            <w:tcMar>
+              <w:top w:type="dxa" w:w="60"/>
+              <w:left w:type="dxa" w:w="100"/>
+              <w:bottom w:type="dxa" w:w="60"/>
+              <w:right w:type="dxa" w:w="100"/>
+            </w:tcMar>
+          </w:tcPr>
+          <w:p>
+            <w:r>
+              <w:rPr>
+                <w:sz w:val="19"/>
+                <w:szCs w:val="19"/>
+              </w:rPr>
+              <w:t xml:space="preserve">Musik Bad Apple!!</w:t>
+            </w:r>
+          </w:p>
+        </w:tc>
+        <w:tc>
+          <w:tcPr>
+            <w:tcW w:type="dxa" w:w="5727"/>
+            <w:tcBorders>
+              <w:top w:val="single" w:color="BFBFBF" w:sz="4"/>
+              <w:left w:val="single" w:color="BFBFBF" w:sz="4"/>
+              <w:bottom w:val="single" w:color="BFBFBF" w:sz="4"/>
+              <w:right w:val="single" w:color="BFBFBF" w:sz="4"/>
+            </w:tcBorders>
+            <w:tcMar>
+              <w:top w:type="dxa" w:w="60"/>
+              <w:left w:type="dxa" w:w="100"/>
+              <w:bottom w:type="dxa" w:w="60"/>
+              <w:right w:type="dxa" w:w="100"/>
+            </w:tcMar>
+          </w:tcPr>
+          <w:p>
+            <w:r>
+              <w:rPr>
+                <w:sz w:val="19"/>
+                <w:szCs w:val="19"/>
+              </w:rPr>
+              <w:t xml:space="preserve">Tombol not musik di topbar dan login untuk memutar / menjeda lagu Bad Apple!! (MP3), posisi lagu berlanjut saat pindah halaman</w:t>
+            </w:r>
+          </w:p>
+        </w:tc>
+      </w:tr>
+      <w:tr>
+        <w:trPr>
+          <w:tblHeader w:val="off"/>
+        </w:trPr>
+        <w:tc>
+          <w:tcPr>
+            <w:tcW w:type="dxa" w:w="572"/>
+            <w:tcBorders>
+              <w:top w:val="single" w:color="BFBFBF" w:sz="4"/>
+              <w:left w:val="single" w:color="BFBFBF" w:sz="4"/>
+              <w:bottom w:val="single" w:color="BFBFBF" w:sz="4"/>
+              <w:right w:val="single" w:color="BFBFBF" w:sz="4"/>
+            </w:tcBorders>
+            <w:tcMar>
+              <w:top w:type="dxa" w:w="60"/>
+              <w:left w:type="dxa" w:w="100"/>
+              <w:bottom w:type="dxa" w:w="60"/>
+              <w:right w:type="dxa" w:w="100"/>
+            </w:tcMar>
+          </w:tcPr>
+          <w:p>
+            <w:r>
+              <w:rPr>
+                <w:sz w:val="19"/>
+                <w:szCs w:val="19"/>
+              </w:rPr>
+              <w:t xml:space="preserve">12</w:t>
+            </w:r>
+          </w:p>
+        </w:tc>
+        <w:tc>
+          <w:tcPr>
+            <w:tcW w:type="dxa" w:w="3339"/>
+            <w:tcBorders>
+              <w:top w:val="single" w:color="BFBFBF" w:sz="4"/>
+              <w:left w:val="single" w:color="BFBFBF" w:sz="4"/>
+              <w:bottom w:val="single" w:color="BFBFBF" w:sz="4"/>
+              <w:right w:val="single" w:color="BFBFBF" w:sz="4"/>
+            </w:tcBorders>
+            <w:tcMar>
+              <w:top w:type="dxa" w:w="60"/>
+              <w:left w:type="dxa" w:w="100"/>
+              <w:bottom w:type="dxa" w:w="60"/>
+              <w:right w:type="dxa" w:w="100"/>
+            </w:tcMar>
+          </w:tcPr>
+          <w:p>
+            <w:r>
+              <w:rPr>
+                <w:sz w:val="19"/>
+                <w:szCs w:val="19"/>
+              </w:rPr>
+              <w:t xml:space="preserve">Tanpa pindah halaman</w:t>
+            </w:r>
+          </w:p>
+        </w:tc>
+        <w:tc>
+          <w:tcPr>
+            <w:tcW w:type="dxa" w:w="5727"/>
+            <w:tcBorders>
+              <w:top w:val="single" w:color="BFBFBF" w:sz="4"/>
+              <w:left w:val="single" w:color="BFBFBF" w:sz="4"/>
+              <w:bottom w:val="single" w:color="BFBFBF" w:sz="4"/>
+              <w:right w:val="single" w:color="BFBFBF" w:sz="4"/>
+            </w:tcBorders>
+            <w:tcMar>
+              <w:top w:type="dxa" w:w="60"/>
+              <w:left w:type="dxa" w:w="100"/>
+              <w:bottom w:type="dxa" w:w="60"/>
+              <w:right w:type="dxa" w:w="100"/>
+            </w:tcMar>
+          </w:tcPr>
+          <w:p>
+            <w:r>
+              <w:rPr>
+                <w:sz w:val="19"/>
+                <w:szCs w:val="19"/>
+              </w:rPr>
+              <w:t xml:space="preserve">Menu dibuka tanpa memuat ulang halaman (Turbo); form tambah, ubah, dan detail tampil sebagai popup</w:t>
+            </w:r>
+          </w:p>
+        </w:tc>
+      </w:tr>
+      <w:tr>
+        <w:trPr>
+          <w:tblHeader w:val="off"/>
+        </w:trPr>
+        <w:tc>
+          <w:tcPr>
+            <w:tcW w:type="dxa" w:w="572"/>
+            <w:tcBorders>
+              <w:top w:val="single" w:color="BFBFBF" w:sz="4"/>
+              <w:left w:val="single" w:color="BFBFBF" w:sz="4"/>
+              <w:bottom w:val="single" w:color="BFBFBF" w:sz="4"/>
+              <w:right w:val="single" w:color="BFBFBF" w:sz="4"/>
+            </w:tcBorders>
+            <w:tcMar>
+              <w:top w:type="dxa" w:w="60"/>
+              <w:left w:type="dxa" w:w="100"/>
+              <w:bottom w:type="dxa" w:w="60"/>
+              <w:right w:type="dxa" w:w="100"/>
+            </w:tcMar>
+          </w:tcPr>
+          <w:p>
+            <w:r>
+              <w:rPr>
+                <w:sz w:val="19"/>
+                <w:szCs w:val="19"/>
+              </w:rPr>
+              <w:t xml:space="preserve">13</w:t>
+            </w:r>
+          </w:p>
+        </w:tc>
+        <w:tc>
+          <w:tcPr>
+            <w:tcW w:type="dxa" w:w="3339"/>
+            <w:tcBorders>
+              <w:top w:val="single" w:color="BFBFBF" w:sz="4"/>
+              <w:left w:val="single" w:color="BFBFBF" w:sz="4"/>
+              <w:bottom w:val="single" w:color="BFBFBF" w:sz="4"/>
+              <w:right w:val="single" w:color="BFBFBF" w:sz="4"/>
+            </w:tcBorders>
+            <w:tcMar>
+              <w:top w:type="dxa" w:w="60"/>
+              <w:left w:type="dxa" w:w="100"/>
+              <w:bottom w:type="dxa" w:w="60"/>
+              <w:right w:type="dxa" w:w="100"/>
+            </w:tcMar>
+          </w:tcPr>
+          <w:p>
+            <w:r>
+              <w:rPr>
+                <w:sz w:val="19"/>
+                <w:szCs w:val="19"/>
+              </w:rPr>
+              <w:t xml:space="preserve">Sidebar bisa ditutup</w:t>
+            </w:r>
+          </w:p>
+        </w:tc>
+        <w:tc>
+          <w:tcPr>
+            <w:tcW w:type="dxa" w:w="5727"/>
+            <w:tcBorders>
+              <w:top w:val="single" w:color="BFBFBF" w:sz="4"/>
+              <w:left w:val="single" w:color="BFBFBF" w:sz="4"/>
+              <w:bottom w:val="single" w:color="BFBFBF" w:sz="4"/>
+              <w:right w:val="single" w:color="BFBFBF" w:sz="4"/>
+            </w:tcBorders>
+            <w:tcMar>
+              <w:top w:type="dxa" w:w="60"/>
+              <w:left w:type="dxa" w:w="100"/>
+              <w:bottom w:type="dxa" w:w="60"/>
+              <w:right w:type="dxa" w:w="100"/>
+            </w:tcMar>
+          </w:tcPr>
+          <w:p>
+            <w:r>
+              <w:rPr>
+                <w:sz w:val="19"/>
+                <w:szCs w:val="19"/>
+              </w:rPr>
+              <w:t xml:space="preserve">Tombol burger menutup / membuka sidebar; posisinya diingat</w:t>
             </w:r>
           </w:p>
         </w:tc>
@@ -6763,7 +7187,7 @@
                 <w:sz w:val="17"/>
                 <w:szCs w:val="17"/>
               </w:rPr>
-              <w:t xml:space="preserve">app/Exceptions/StokTidakCukupException.php</w:t>
+              <w:t xml:space="preserve">app/Support/Suasana.php</w:t>
             </w:r>
           </w:p>
         </w:tc>
@@ -6789,7 +7213,7 @@
                 <w:sz w:val="19"/>
                 <w:szCs w:val="19"/>
               </w:rPr>
-              <w:t xml:space="preserve">Error khusus saat stok tidak mencukupi</w:t>
+              <w:t xml:space="preserve">Penentu suasana pagi / siang / sore / malam: salam dashboard, animasi dan audio login</w:t>
             </w:r>
           </w:p>
         </w:tc>
@@ -6822,7 +7246,7 @@
                 <w:sz w:val="17"/>
                 <w:szCs w:val="17"/>
               </w:rPr>
-              <w:t xml:space="preserve">app/Providers/AppServiceProvider.php</w:t>
+              <w:t xml:space="preserve">app/Exceptions/StokTidakCukupException.php</w:t>
             </w:r>
           </w:p>
         </w:tc>
@@ -6848,7 +7272,7 @@
                 <w:sz w:val="19"/>
                 <w:szCs w:val="19"/>
               </w:rPr>
-              <w:t xml:space="preserve">Pagination berbahasa Indonesia, jumlah Pending untuk menu, paksa https di produksi</w:t>
+              <w:t xml:space="preserve">Error khusus saat stok tidak mencukupi</w:t>
             </w:r>
           </w:p>
         </w:tc>
@@ -6881,7 +7305,7 @@
                 <w:sz w:val="17"/>
                 <w:szCs w:val="17"/>
               </w:rPr>
-              <w:t xml:space="preserve">bootstrap/app.php</w:t>
+              <w:t xml:space="preserve">app/Providers/AppServiceProvider.php</w:t>
             </w:r>
           </w:p>
         </w:tc>
@@ -6907,23 +7331,7 @@
                 <w:sz w:val="19"/>
                 <w:szCs w:val="19"/>
               </w:rPr>
-              <w:t xml:space="preserve">Alias middleware </w:t>
-            </w:r>
-            <w:r>
-              <w:rPr>
-                <w:rFonts w:ascii="Consolas" w:cs="Consolas" w:eastAsia="Consolas" w:hAnsi="Consolas"/>
-                <w:color w:val="1F4E79"/>
-                <w:sz w:val="17"/>
-                <w:szCs w:val="17"/>
-              </w:rPr>
-              <w:t xml:space="preserve">role</w:t>
-            </w:r>
-            <w:r>
-              <w:rPr>
-                <w:sz w:val="19"/>
-                <w:szCs w:val="19"/>
-              </w:rPr>
-              <w:t xml:space="preserve">, proxy tepercaya, penanganan error 419</w:t>
+              <w:t xml:space="preserve">Pagination berbahasa Indonesia, jumlah Pending untuk menu, paksa https di produksi</w:t>
             </w:r>
           </w:p>
         </w:tc>
@@ -6956,7 +7364,7 @@
                 <w:sz w:val="17"/>
                 <w:szCs w:val="17"/>
               </w:rPr>
-              <w:t xml:space="preserve">config/filesystems.php</w:t>
+              <w:t xml:space="preserve">bootstrap/app.php</w:t>
             </w:r>
           </w:p>
         </w:tc>
@@ -6982,7 +7390,7 @@
                 <w:sz w:val="19"/>
                 <w:szCs w:val="19"/>
               </w:rPr>
-              <w:t xml:space="preserve">Lokasi penyimpanan gambar (</w:t>
+              <w:t xml:space="preserve">Alias middleware </w:t>
             </w:r>
             <w:r>
               <w:rPr>
@@ -6991,46 +7399,14 @@
                 <w:sz w:val="17"/>
                 <w:szCs w:val="17"/>
               </w:rPr>
-              <w:t xml:space="preserve">UPLOAD_DISK</w:t>
-            </w:r>
-            <w:r>
-              <w:rPr>
-                <w:sz w:val="19"/>
-                <w:szCs w:val="19"/>
-              </w:rPr>
-              <w:t xml:space="preserve">: </w:t>
-            </w:r>
-            <w:r>
-              <w:rPr>
-                <w:rFonts w:ascii="Consolas" w:cs="Consolas" w:eastAsia="Consolas" w:hAnsi="Consolas"/>
-                <w:color w:val="1F4E79"/>
-                <w:sz w:val="17"/>
-                <w:szCs w:val="17"/>
-              </w:rPr>
-              <w:t xml:space="preserve">public</w:t>
-            </w:r>
-            <w:r>
-              <w:rPr>
-                <w:sz w:val="19"/>
-                <w:szCs w:val="19"/>
-              </w:rPr>
-              <w:t xml:space="preserve"> atau </w:t>
-            </w:r>
-            <w:r>
-              <w:rPr>
-                <w:rFonts w:ascii="Consolas" w:cs="Consolas" w:eastAsia="Consolas" w:hAnsi="Consolas"/>
-                <w:color w:val="1F4E79"/>
-                <w:sz w:val="17"/>
-                <w:szCs w:val="17"/>
-              </w:rPr>
-              <w:t xml:space="preserve">s3</w:t>
-            </w:r>
-            <w:r>
-              <w:rPr>
-                <w:sz w:val="19"/>
-                <w:szCs w:val="19"/>
-              </w:rPr>
-              <w:t xml:space="preserve">)</w:t>
+              <w:t xml:space="preserve">role</w:t>
+            </w:r>
+            <w:r>
+              <w:rPr>
+                <w:sz w:val="19"/>
+                <w:szCs w:val="19"/>
+              </w:rPr>
+              <w:t xml:space="preserve">, proxy tepercaya, penanganan error 419</w:t>
             </w:r>
           </w:p>
         </w:tc>
@@ -7063,14 +7439,33 @@
                 <w:sz w:val="17"/>
                 <w:szCs w:val="17"/>
               </w:rPr>
-              <w:t xml:space="preserve">database/migrations/</w:t>
-            </w:r>
-            <w:r>
-              <w:rPr>
-                <w:sz w:val="19"/>
-                <w:szCs w:val="19"/>
-              </w:rPr>
-              <w:t xml:space="preserve">, </w:t>
+              <w:t xml:space="preserve">config/filesystems.php</w:t>
+            </w:r>
+          </w:p>
+        </w:tc>
+        <w:tc>
+          <w:tcPr>
+            <w:tcW w:type="dxa" w:w="4819"/>
+            <w:tcBorders>
+              <w:top w:val="single" w:color="BFBFBF" w:sz="4"/>
+              <w:left w:val="single" w:color="BFBFBF" w:sz="4"/>
+              <w:bottom w:val="single" w:color="BFBFBF" w:sz="4"/>
+              <w:right w:val="single" w:color="BFBFBF" w:sz="4"/>
+            </w:tcBorders>
+            <w:tcMar>
+              <w:top w:type="dxa" w:w="60"/>
+              <w:left w:type="dxa" w:w="100"/>
+              <w:bottom w:type="dxa" w:w="60"/>
+              <w:right w:type="dxa" w:w="100"/>
+            </w:tcMar>
+          </w:tcPr>
+          <w:p>
+            <w:r>
+              <w:rPr>
+                <w:sz w:val="19"/>
+                <w:szCs w:val="19"/>
+              </w:rPr>
+              <w:t xml:space="preserve">Lokasi penyimpanan gambar (</w:t>
             </w:r>
             <w:r>
               <w:rPr>
@@ -7079,14 +7474,14 @@
                 <w:sz w:val="17"/>
                 <w:szCs w:val="17"/>
               </w:rPr>
-              <w:t xml:space="preserve">database/seeders/</w:t>
-            </w:r>
-            <w:r>
-              <w:rPr>
-                <w:sz w:val="19"/>
-                <w:szCs w:val="19"/>
-              </w:rPr>
-              <w:t xml:space="preserve">, </w:t>
+              <w:t xml:space="preserve">UPLOAD_DISK</w:t>
+            </w:r>
+            <w:r>
+              <w:rPr>
+                <w:sz w:val="19"/>
+                <w:szCs w:val="19"/>
+              </w:rPr>
+              <w:t xml:space="preserve">: </w:t>
             </w:r>
             <w:r>
               <w:rPr>
@@ -7095,33 +7490,30 @@
                 <w:sz w:val="17"/>
                 <w:szCs w:val="17"/>
               </w:rPr>
-              <w:t xml:space="preserve">database/factories/</w:t>
-            </w:r>
-          </w:p>
-        </w:tc>
-        <w:tc>
-          <w:tcPr>
-            <w:tcW w:type="dxa" w:w="4819"/>
-            <w:tcBorders>
-              <w:top w:val="single" w:color="BFBFBF" w:sz="4"/>
-              <w:left w:val="single" w:color="BFBFBF" w:sz="4"/>
-              <w:bottom w:val="single" w:color="BFBFBF" w:sz="4"/>
-              <w:right w:val="single" w:color="BFBFBF" w:sz="4"/>
-            </w:tcBorders>
-            <w:tcMar>
-              <w:top w:type="dxa" w:w="60"/>
-              <w:left w:type="dxa" w:w="100"/>
-              <w:bottom w:type="dxa" w:w="60"/>
-              <w:right w:type="dxa" w:w="100"/>
-            </w:tcMar>
-          </w:tcPr>
-          <w:p>
-            <w:r>
-              <w:rPr>
-                <w:sz w:val="19"/>
-                <w:szCs w:val="19"/>
-              </w:rPr>
-              <w:t xml:space="preserve">Struktur tabel, data sampel, data palsu untuk pengujian</w:t>
+              <w:t xml:space="preserve">public</w:t>
+            </w:r>
+            <w:r>
+              <w:rPr>
+                <w:sz w:val="19"/>
+                <w:szCs w:val="19"/>
+              </w:rPr>
+              <w:t xml:space="preserve"> atau </w:t>
+            </w:r>
+            <w:r>
+              <w:rPr>
+                <w:rFonts w:ascii="Consolas" w:cs="Consolas" w:eastAsia="Consolas" w:hAnsi="Consolas"/>
+                <w:color w:val="1F4E79"/>
+                <w:sz w:val="17"/>
+                <w:szCs w:val="17"/>
+              </w:rPr>
+              <w:t xml:space="preserve">s3</w:t>
+            </w:r>
+            <w:r>
+              <w:rPr>
+                <w:sz w:val="19"/>
+                <w:szCs w:val="19"/>
+              </w:rPr>
+              <w:t xml:space="preserve">)</w:t>
             </w:r>
           </w:p>
         </w:tc>
@@ -7154,7 +7546,39 @@
                 <w:sz w:val="17"/>
                 <w:szCs w:val="17"/>
               </w:rPr>
-              <w:t xml:space="preserve">resources/views/</w:t>
+              <w:t xml:space="preserve">database/migrations/</w:t>
+            </w:r>
+            <w:r>
+              <w:rPr>
+                <w:sz w:val="19"/>
+                <w:szCs w:val="19"/>
+              </w:rPr>
+              <w:t xml:space="preserve">, </w:t>
+            </w:r>
+            <w:r>
+              <w:rPr>
+                <w:rFonts w:ascii="Consolas" w:cs="Consolas" w:eastAsia="Consolas" w:hAnsi="Consolas"/>
+                <w:color w:val="1F4E79"/>
+                <w:sz w:val="17"/>
+                <w:szCs w:val="17"/>
+              </w:rPr>
+              <w:t xml:space="preserve">database/seeders/</w:t>
+            </w:r>
+            <w:r>
+              <w:rPr>
+                <w:sz w:val="19"/>
+                <w:szCs w:val="19"/>
+              </w:rPr>
+              <w:t xml:space="preserve">, </w:t>
+            </w:r>
+            <w:r>
+              <w:rPr>
+                <w:rFonts w:ascii="Consolas" w:cs="Consolas" w:eastAsia="Consolas" w:hAnsi="Consolas"/>
+                <w:color w:val="1F4E79"/>
+                <w:sz w:val="17"/>
+                <w:szCs w:val="17"/>
+              </w:rPr>
+              <w:t xml:space="preserve">database/factories/</w:t>
             </w:r>
           </w:p>
         </w:tc>
@@ -7180,7 +7604,7 @@
                 <w:sz w:val="19"/>
                 <w:szCs w:val="19"/>
               </w:rPr>
-              <w:t xml:space="preserve">Halaman Blade: layout, login, dashboard, profil, user, kategori, barang, barang-masuk, barang-keluar</w:t>
+              <w:t xml:space="preserve">Struktur tabel, data sampel, data palsu untuk pengujian</w:t>
             </w:r>
           </w:p>
         </w:tc>
@@ -7213,7 +7637,7 @@
                 <w:sz w:val="17"/>
                 <w:szCs w:val="17"/>
               </w:rPr>
-              <w:t xml:space="preserve">resources/views/components/</w:t>
+              <w:t xml:space="preserve">resources/views/</w:t>
             </w:r>
           </w:p>
         </w:tc>
@@ -7239,96 +7663,7 @@
                 <w:sz w:val="19"/>
                 <w:szCs w:val="19"/>
               </w:rPr>
-              <w:t xml:space="preserve">Komponen: </w:t>
-            </w:r>
-            <w:r>
-              <w:rPr>
-                <w:rFonts w:ascii="Consolas" w:cs="Consolas" w:eastAsia="Consolas" w:hAnsi="Consolas"/>
-                <w:color w:val="1F4E79"/>
-                <w:sz w:val="17"/>
-                <w:szCs w:val="17"/>
-              </w:rPr>
-              <w:t xml:space="preserve">icon</w:t>
-            </w:r>
-            <w:r>
-              <w:rPr>
-                <w:sz w:val="19"/>
-                <w:szCs w:val="19"/>
-              </w:rPr>
-              <w:t xml:space="preserve">, </w:t>
-            </w:r>
-            <w:r>
-              <w:rPr>
-                <w:rFonts w:ascii="Consolas" w:cs="Consolas" w:eastAsia="Consolas" w:hAnsi="Consolas"/>
-                <w:color w:val="1F4E79"/>
-                <w:sz w:val="17"/>
-                <w:szCs w:val="17"/>
-              </w:rPr>
-              <w:t xml:space="preserve">badge</w:t>
-            </w:r>
-            <w:r>
-              <w:rPr>
-                <w:sz w:val="19"/>
-                <w:szCs w:val="19"/>
-              </w:rPr>
-              <w:t xml:space="preserve">, </w:t>
-            </w:r>
-            <w:r>
-              <w:rPr>
-                <w:rFonts w:ascii="Consolas" w:cs="Consolas" w:eastAsia="Consolas" w:hAnsi="Consolas"/>
-                <w:color w:val="1F4E79"/>
-                <w:sz w:val="17"/>
-                <w:szCs w:val="17"/>
-              </w:rPr>
-              <w:t xml:space="preserve">empty</w:t>
-            </w:r>
-            <w:r>
-              <w:rPr>
-                <w:sz w:val="19"/>
-                <w:szCs w:val="19"/>
-              </w:rPr>
-              <w:t xml:space="preserve">, </w:t>
-            </w:r>
-            <w:r>
-              <w:rPr>
-                <w:rFonts w:ascii="Consolas" w:cs="Consolas" w:eastAsia="Consolas" w:hAnsi="Consolas"/>
-                <w:color w:val="1F4E79"/>
-                <w:sz w:val="17"/>
-                <w:szCs w:val="17"/>
-              </w:rPr>
-              <w:t xml:space="preserve">error</w:t>
-            </w:r>
-            <w:r>
-              <w:rPr>
-                <w:sz w:val="19"/>
-                <w:szCs w:val="19"/>
-              </w:rPr>
-              <w:t xml:space="preserve">, </w:t>
-            </w:r>
-            <w:r>
-              <w:rPr>
-                <w:rFonts w:ascii="Consolas" w:cs="Consolas" w:eastAsia="Consolas" w:hAnsi="Consolas"/>
-                <w:color w:val="1F4E79"/>
-                <w:sz w:val="17"/>
-                <w:szCs w:val="17"/>
-              </w:rPr>
-              <w:t xml:space="preserve">avatar</w:t>
-            </w:r>
-            <w:r>
-              <w:rPr>
-                <w:sz w:val="19"/>
-                <w:szCs w:val="19"/>
-              </w:rPr>
-              <w:t xml:space="preserve">, </w:t>
-            </w:r>
-            <w:r>
-              <w:rPr>
-                <w:rFonts w:ascii="Consolas" w:cs="Consolas" w:eastAsia="Consolas" w:hAnsi="Consolas"/>
-                <w:color w:val="1F4E79"/>
-                <w:sz w:val="17"/>
-                <w:szCs w:val="17"/>
-              </w:rPr>
-              <w:t xml:space="preserve">unggah-gambar</w:t>
+              <w:t xml:space="preserve">Halaman Blade: layout, login, dashboard, profil, user, kategori, barang, barang-masuk, barang-keluar</w:t>
             </w:r>
           </w:p>
         </w:tc>
@@ -7361,7 +7696,7 @@
                 <w:sz w:val="17"/>
                 <w:szCs w:val="17"/>
               </w:rPr>
-              <w:t xml:space="preserve">resources/views/partials/</w:t>
+              <w:t xml:space="preserve">resources/views/components/</w:t>
             </w:r>
           </w:p>
         </w:tc>
@@ -7382,6 +7717,13 @@
             </w:tcMar>
           </w:tcPr>
           <w:p>
+            <w:r>
+              <w:rPr>
+                <w:sz w:val="19"/>
+                <w:szCs w:val="19"/>
+              </w:rPr>
+              <w:t xml:space="preserve">Komponen: </w:t>
+            </w:r>
             <w:r>
               <w:rPr>
                 <w:rFonts w:ascii="Consolas" w:cs="Consolas" w:eastAsia="Consolas" w:hAnsi="Consolas"/>
@@ -7389,14 +7731,14 @@
                 <w:sz w:val="17"/>
                 <w:szCs w:val="17"/>
               </w:rPr>
-              <w:t xml:space="preserve">flash</w:t>
-            </w:r>
-            <w:r>
-              <w:rPr>
-                <w:sz w:val="19"/>
-                <w:szCs w:val="19"/>
-              </w:rPr>
-              <w:t xml:space="preserve"> (pesan notifikasi) dan </w:t>
+              <w:t xml:space="preserve">icon</w:t>
+            </w:r>
+            <w:r>
+              <w:rPr>
+                <w:sz w:val="19"/>
+                <w:szCs w:val="19"/>
+              </w:rPr>
+              <w:t xml:space="preserve">, </w:t>
             </w:r>
             <w:r>
               <w:rPr>
@@ -7405,7 +7747,87 @@
                 <w:sz w:val="17"/>
                 <w:szCs w:val="17"/>
               </w:rPr>
-              <w:t xml:space="preserve">pagination</w:t>
+              <w:t xml:space="preserve">badge</w:t>
+            </w:r>
+            <w:r>
+              <w:rPr>
+                <w:sz w:val="19"/>
+                <w:szCs w:val="19"/>
+              </w:rPr>
+              <w:t xml:space="preserve">, </w:t>
+            </w:r>
+            <w:r>
+              <w:rPr>
+                <w:rFonts w:ascii="Consolas" w:cs="Consolas" w:eastAsia="Consolas" w:hAnsi="Consolas"/>
+                <w:color w:val="1F4E79"/>
+                <w:sz w:val="17"/>
+                <w:szCs w:val="17"/>
+              </w:rPr>
+              <w:t xml:space="preserve">empty</w:t>
+            </w:r>
+            <w:r>
+              <w:rPr>
+                <w:sz w:val="19"/>
+                <w:szCs w:val="19"/>
+              </w:rPr>
+              <w:t xml:space="preserve">, </w:t>
+            </w:r>
+            <w:r>
+              <w:rPr>
+                <w:rFonts w:ascii="Consolas" w:cs="Consolas" w:eastAsia="Consolas" w:hAnsi="Consolas"/>
+                <w:color w:val="1F4E79"/>
+                <w:sz w:val="17"/>
+                <w:szCs w:val="17"/>
+              </w:rPr>
+              <w:t xml:space="preserve">error</w:t>
+            </w:r>
+            <w:r>
+              <w:rPr>
+                <w:sz w:val="19"/>
+                <w:szCs w:val="19"/>
+              </w:rPr>
+              <w:t xml:space="preserve">, </w:t>
+            </w:r>
+            <w:r>
+              <w:rPr>
+                <w:rFonts w:ascii="Consolas" w:cs="Consolas" w:eastAsia="Consolas" w:hAnsi="Consolas"/>
+                <w:color w:val="1F4E79"/>
+                <w:sz w:val="17"/>
+                <w:szCs w:val="17"/>
+              </w:rPr>
+              <w:t xml:space="preserve">avatar</w:t>
+            </w:r>
+            <w:r>
+              <w:rPr>
+                <w:sz w:val="19"/>
+                <w:szCs w:val="19"/>
+              </w:rPr>
+              <w:t xml:space="preserve">, </w:t>
+            </w:r>
+            <w:r>
+              <w:rPr>
+                <w:rFonts w:ascii="Consolas" w:cs="Consolas" w:eastAsia="Consolas" w:hAnsi="Consolas"/>
+                <w:color w:val="1F4E79"/>
+                <w:sz w:val="17"/>
+                <w:szCs w:val="17"/>
+              </w:rPr>
+              <w:t xml:space="preserve">unggah-gambar</w:t>
+            </w:r>
+            <w:r>
+              <w:rPr>
+                <w:sz w:val="19"/>
+                <w:szCs w:val="19"/>
+              </w:rPr>
+              <w:t xml:space="preserve">, </w:t>
+            </w:r>
+            <w:r>
+              <w:rPr>
+                <w:rFonts w:ascii="Consolas" w:cs="Consolas" w:eastAsia="Consolas" w:hAnsi="Consolas"/>
+                <w:color w:val="1F4E79"/>
+                <w:sz w:val="17"/>
+                <w:szCs w:val="17"/>
+              </w:rPr>
+              <w:t xml:space="preserve">tombol-tema</w:t>
             </w:r>
           </w:p>
         </w:tc>
@@ -7438,15 +7860,27 @@
                 <w:sz w:val="17"/>
                 <w:szCs w:val="17"/>
               </w:rPr>
-              <w:t xml:space="preserve">resources/css/app.css</w:t>
-            </w:r>
-            <w:r>
-              <w:rPr>
-                <w:sz w:val="19"/>
-                <w:szCs w:val="19"/>
-              </w:rPr>
-              <w:t xml:space="preserve">, </w:t>
-            </w:r>
+              <w:t xml:space="preserve">resources/views/partials/</w:t>
+            </w:r>
+          </w:p>
+        </w:tc>
+        <w:tc>
+          <w:tcPr>
+            <w:tcW w:type="dxa" w:w="4819"/>
+            <w:tcBorders>
+              <w:top w:val="single" w:color="BFBFBF" w:sz="4"/>
+              <w:left w:val="single" w:color="BFBFBF" w:sz="4"/>
+              <w:bottom w:val="single" w:color="BFBFBF" w:sz="4"/>
+              <w:right w:val="single" w:color="BFBFBF" w:sz="4"/>
+            </w:tcBorders>
+            <w:tcMar>
+              <w:top w:type="dxa" w:w="60"/>
+              <w:left w:type="dxa" w:w="100"/>
+              <w:bottom w:type="dxa" w:w="60"/>
+              <w:right w:type="dxa" w:w="100"/>
+            </w:tcMar>
+          </w:tcPr>
+          <w:p>
             <w:r>
               <w:rPr>
                 <w:rFonts w:ascii="Consolas" w:cs="Consolas" w:eastAsia="Consolas" w:hAnsi="Consolas"/>
@@ -7454,33 +7888,46 @@
                 <w:sz w:val="17"/>
                 <w:szCs w:val="17"/>
               </w:rPr>
-              <w:t xml:space="preserve">resources/js/app.js</w:t>
-            </w:r>
-          </w:p>
-        </w:tc>
-        <w:tc>
-          <w:tcPr>
-            <w:tcW w:type="dxa" w:w="4819"/>
-            <w:tcBorders>
-              <w:top w:val="single" w:color="BFBFBF" w:sz="4"/>
-              <w:left w:val="single" w:color="BFBFBF" w:sz="4"/>
-              <w:bottom w:val="single" w:color="BFBFBF" w:sz="4"/>
-              <w:right w:val="single" w:color="BFBFBF" w:sz="4"/>
-            </w:tcBorders>
-            <w:tcMar>
-              <w:top w:type="dxa" w:w="60"/>
-              <w:left w:type="dxa" w:w="100"/>
-              <w:bottom w:type="dxa" w:w="60"/>
-              <w:right w:type="dxa" w:w="100"/>
-            </w:tcMar>
-          </w:tcPr>
-          <w:p>
-            <w:r>
-              <w:rPr>
-                <w:sz w:val="19"/>
-                <w:szCs w:val="19"/>
-              </w:rPr>
-              <w:t xml:space="preserve">Gaya tampilan dan interaksi kecil (menu HP, notifikasi, lihat password, pratinjau gambar)</w:t>
+              <w:t xml:space="preserve">flash</w:t>
+            </w:r>
+            <w:r>
+              <w:rPr>
+                <w:sz w:val="19"/>
+                <w:szCs w:val="19"/>
+              </w:rPr>
+              <w:t xml:space="preserve"> (pesan notifikasi), </w:t>
+            </w:r>
+            <w:r>
+              <w:rPr>
+                <w:rFonts w:ascii="Consolas" w:cs="Consolas" w:eastAsia="Consolas" w:hAnsi="Consolas"/>
+                <w:color w:val="1F4E79"/>
+                <w:sz w:val="17"/>
+                <w:szCs w:val="17"/>
+              </w:rPr>
+              <w:t xml:space="preserve">pagination</w:t>
+            </w:r>
+            <w:r>
+              <w:rPr>
+                <w:sz w:val="19"/>
+                <w:szCs w:val="19"/>
+              </w:rPr>
+              <w:t xml:space="preserve">, dan </w:t>
+            </w:r>
+            <w:r>
+              <w:rPr>
+                <w:rFonts w:ascii="Consolas" w:cs="Consolas" w:eastAsia="Consolas" w:hAnsi="Consolas"/>
+                <w:color w:val="1F4E79"/>
+                <w:sz w:val="17"/>
+                <w:szCs w:val="17"/>
+              </w:rPr>
+              <w:t xml:space="preserve">tema-awal</w:t>
+            </w:r>
+            <w:r>
+              <w:rPr>
+                <w:sz w:val="19"/>
+                <w:szCs w:val="19"/>
+              </w:rPr>
+              <w:t xml:space="preserve"> (skrip mode gelap)</w:t>
             </w:r>
           </w:p>
         </w:tc>
@@ -7513,23 +7960,7 @@
                 <w:sz w:val="17"/>
                 <w:szCs w:val="17"/>
               </w:rPr>
-              <w:t xml:space="preserve">tests/Unit</w:t>
-            </w:r>
-            <w:r>
-              <w:rPr>
-                <w:sz w:val="19"/>
-                <w:szCs w:val="19"/>
-              </w:rPr>
-              <w:t xml:space="preserve">, </w:t>
-            </w:r>
-            <w:r>
-              <w:rPr>
-                <w:rFonts w:ascii="Consolas" w:cs="Consolas" w:eastAsia="Consolas" w:hAnsi="Consolas"/>
-                <w:color w:val="1F4E79"/>
-                <w:sz w:val="17"/>
-                <w:szCs w:val="17"/>
-              </w:rPr>
-              <w:t xml:space="preserve">tests/Feature</w:t>
+              <w:t xml:space="preserve">resources/css/app.css</w:t>
             </w:r>
           </w:p>
         </w:tc>
@@ -7555,7 +7986,7 @@
                 <w:sz w:val="19"/>
                 <w:szCs w:val="19"/>
               </w:rPr>
-              <w:t xml:space="preserve">66 test PHPUnit</w:t>
+              <w:t xml:space="preserve">Gaya tampilan, animasi halaman login, dan warna mode gelap</w:t>
             </w:r>
           </w:p>
         </w:tc>
@@ -7588,15 +8019,27 @@
                 <w:sz w:val="17"/>
                 <w:szCs w:val="17"/>
               </w:rPr>
-              <w:t xml:space="preserve">vercel.json</w:t>
-            </w:r>
-            <w:r>
-              <w:rPr>
-                <w:sz w:val="19"/>
-                <w:szCs w:val="19"/>
-              </w:rPr>
-              <w:t xml:space="preserve">, </w:t>
-            </w:r>
+              <w:t xml:space="preserve">resources/js/</w:t>
+            </w:r>
+          </w:p>
+        </w:tc>
+        <w:tc>
+          <w:tcPr>
+            <w:tcW w:type="dxa" w:w="4819"/>
+            <w:tcBorders>
+              <w:top w:val="single" w:color="BFBFBF" w:sz="4"/>
+              <w:left w:val="single" w:color="BFBFBF" w:sz="4"/>
+              <w:bottom w:val="single" w:color="BFBFBF" w:sz="4"/>
+              <w:right w:val="single" w:color="BFBFBF" w:sz="4"/>
+            </w:tcBorders>
+            <w:tcMar>
+              <w:top w:type="dxa" w:w="60"/>
+              <w:left w:type="dxa" w:w="100"/>
+              <w:bottom w:type="dxa" w:w="60"/>
+              <w:right w:type="dxa" w:w="100"/>
+            </w:tcMar>
+          </w:tcPr>
+          <w:p>
             <w:r>
               <w:rPr>
                 <w:rFonts w:ascii="Consolas" w:cs="Consolas" w:eastAsia="Consolas" w:hAnsi="Consolas"/>
@@ -7604,33 +8047,62 @@
                 <w:sz w:val="17"/>
                 <w:szCs w:val="17"/>
               </w:rPr>
-              <w:t xml:space="preserve">api/index.php</w:t>
-            </w:r>
-          </w:p>
-        </w:tc>
-        <w:tc>
-          <w:tcPr>
-            <w:tcW w:type="dxa" w:w="4819"/>
-            <w:tcBorders>
-              <w:top w:val="single" w:color="BFBFBF" w:sz="4"/>
-              <w:left w:val="single" w:color="BFBFBF" w:sz="4"/>
-              <w:bottom w:val="single" w:color="BFBFBF" w:sz="4"/>
-              <w:right w:val="single" w:color="BFBFBF" w:sz="4"/>
-            </w:tcBorders>
-            <w:tcMar>
-              <w:top w:type="dxa" w:w="60"/>
-              <w:left w:type="dxa" w:w="100"/>
-              <w:bottom w:type="dxa" w:w="60"/>
-              <w:right w:type="dxa" w:w="100"/>
-            </w:tcMar>
-          </w:tcPr>
-          <w:p>
-            <w:r>
-              <w:rPr>
-                <w:sz w:val="19"/>
-                <w:szCs w:val="19"/>
-              </w:rPr>
-              <w:t xml:space="preserve">Konfigurasi hosting Vercel</w:t>
+              <w:t xml:space="preserve">app.js</w:t>
+            </w:r>
+            <w:r>
+              <w:rPr>
+                <w:sz w:val="19"/>
+                <w:szCs w:val="19"/>
+              </w:rPr>
+              <w:t xml:space="preserve"> (menu HP, notifikasi, lihat password, pratinjau gambar), </w:t>
+            </w:r>
+            <w:r>
+              <w:rPr>
+                <w:rFonts w:ascii="Consolas" w:cs="Consolas" w:eastAsia="Consolas" w:hAnsi="Consolas"/>
+                <w:color w:val="1F4E79"/>
+                <w:sz w:val="17"/>
+                <w:szCs w:val="17"/>
+              </w:rPr>
+              <w:t xml:space="preserve">tema.js</w:t>
+            </w:r>
+            <w:r>
+              <w:rPr>
+                <w:sz w:val="19"/>
+                <w:szCs w:val="19"/>
+              </w:rPr>
+              <w:t xml:space="preserve"> (mode gelap), </w:t>
+            </w:r>
+            <w:r>
+              <w:rPr>
+                <w:rFonts w:ascii="Consolas" w:cs="Consolas" w:eastAsia="Consolas" w:hAnsi="Consolas"/>
+                <w:color w:val="1F4E79"/>
+                <w:sz w:val="17"/>
+                <w:szCs w:val="17"/>
+              </w:rPr>
+              <w:t xml:space="preserve">suasana.js</w:t>
+            </w:r>
+            <w:r>
+              <w:rPr>
+                <w:sz w:val="19"/>
+                <w:szCs w:val="19"/>
+              </w:rPr>
+              <w:t xml:space="preserve"> (salam, jam, dan audio login), </w:t>
+            </w:r>
+            <w:r>
+              <w:rPr>
+                <w:rFonts w:ascii="Consolas" w:cs="Consolas" w:eastAsia="Consolas" w:hAnsi="Consolas"/>
+                <w:color w:val="1F4E79"/>
+                <w:sz w:val="17"/>
+                <w:szCs w:val="17"/>
+              </w:rPr>
+              <w:t xml:space="preserve">musik.js</w:t>
+            </w:r>
+            <w:r>
+              <w:rPr>
+                <w:sz w:val="19"/>
+                <w:szCs w:val="19"/>
+              </w:rPr>
+              <w:t xml:space="preserve"> (musik Bad Apple!!)</w:t>
             </w:r>
           </w:p>
         </w:tc>
@@ -7663,15 +8135,58 @@
                 <w:sz w:val="17"/>
                 <w:szCs w:val="17"/>
               </w:rPr>
-              <w:t xml:space="preserve">Dockerfile</w:t>
-            </w:r>
-            <w:r>
-              <w:rPr>
-                <w:sz w:val="19"/>
-                <w:szCs w:val="19"/>
-              </w:rPr>
-              <w:t xml:space="preserve">, </w:t>
-            </w:r>
+              <w:t xml:space="preserve">public/images/siluet.png</w:t>
+            </w:r>
+          </w:p>
+        </w:tc>
+        <w:tc>
+          <w:tcPr>
+            <w:tcW w:type="dxa" w:w="4819"/>
+            <w:tcBorders>
+              <w:top w:val="single" w:color="BFBFBF" w:sz="4"/>
+              <w:left w:val="single" w:color="BFBFBF" w:sz="4"/>
+              <w:bottom w:val="single" w:color="BFBFBF" w:sz="4"/>
+              <w:right w:val="single" w:color="BFBFBF" w:sz="4"/>
+            </w:tcBorders>
+            <w:tcMar>
+              <w:top w:type="dxa" w:w="60"/>
+              <w:left w:type="dxa" w:w="100"/>
+              <w:bottom w:type="dxa" w:w="60"/>
+              <w:right w:type="dxa" w:w="100"/>
+            </w:tcMar>
+          </w:tcPr>
+          <w:p>
+            <w:r>
+              <w:rPr>
+                <w:sz w:val="19"/>
+                <w:szCs w:val="19"/>
+              </w:rPr>
+              <w:t xml:space="preserve">Gambar siluet halaman login (PNG transparan)</w:t>
+            </w:r>
+          </w:p>
+        </w:tc>
+      </w:tr>
+      <w:tr>
+        <w:trPr>
+          <w:tblHeader w:val="off"/>
+        </w:trPr>
+        <w:tc>
+          <w:tcPr>
+            <w:tcW w:type="dxa" w:w="4819"/>
+            <w:tcBorders>
+              <w:top w:val="single" w:color="BFBFBF" w:sz="4"/>
+              <w:left w:val="single" w:color="BFBFBF" w:sz="4"/>
+              <w:bottom w:val="single" w:color="BFBFBF" w:sz="4"/>
+              <w:right w:val="single" w:color="BFBFBF" w:sz="4"/>
+            </w:tcBorders>
+            <w:tcMar>
+              <w:top w:type="dxa" w:w="60"/>
+              <w:left w:type="dxa" w:w="100"/>
+              <w:bottom w:type="dxa" w:w="60"/>
+              <w:right w:type="dxa" w:w="100"/>
+            </w:tcMar>
+          </w:tcPr>
+          <w:p>
             <w:r>
               <w:rPr>
                 <w:rFonts w:ascii="Consolas" w:cs="Consolas" w:eastAsia="Consolas" w:hAnsi="Consolas"/>
@@ -7679,7 +8194,7 @@
                 <w:sz w:val="17"/>
                 <w:szCs w:val="17"/>
               </w:rPr>
-              <w:t xml:space="preserve">docker/entrypoint.sh</w:t>
+              <w:t xml:space="preserve">public/audio/</w:t>
             </w:r>
           </w:p>
         </w:tc>
@@ -7705,7 +8220,230 @@
                 <w:sz w:val="19"/>
                 <w:szCs w:val="19"/>
               </w:rPr>
-              <w:t xml:space="preserve">Alternatif hosting berbasis Docker</w:t>
+              <w:t xml:space="preserve">Suara suasana (</w:t>
+            </w:r>
+            <w:r>
+              <w:rPr>
+                <w:rFonts w:ascii="Consolas" w:cs="Consolas" w:eastAsia="Consolas" w:hAnsi="Consolas"/>
+                <w:color w:val="1F4E79"/>
+                <w:sz w:val="17"/>
+                <w:szCs w:val="17"/>
+              </w:rPr>
+              <w:t xml:space="preserve">pagi.wav</w:t>
+            </w:r>
+            <w:r>
+              <w:rPr>
+                <w:sz w:val="19"/>
+                <w:szCs w:val="19"/>
+              </w:rPr>
+              <w:t xml:space="preserve">, </w:t>
+            </w:r>
+            <w:r>
+              <w:rPr>
+                <w:rFonts w:ascii="Consolas" w:cs="Consolas" w:eastAsia="Consolas" w:hAnsi="Consolas"/>
+                <w:color w:val="1F4E79"/>
+                <w:sz w:val="17"/>
+                <w:szCs w:val="17"/>
+              </w:rPr>
+              <w:t xml:space="preserve">siang.wav</w:t>
+            </w:r>
+            <w:r>
+              <w:rPr>
+                <w:sz w:val="19"/>
+                <w:szCs w:val="19"/>
+              </w:rPr>
+              <w:t xml:space="preserve">, </w:t>
+            </w:r>
+            <w:r>
+              <w:rPr>
+                <w:rFonts w:ascii="Consolas" w:cs="Consolas" w:eastAsia="Consolas" w:hAnsi="Consolas"/>
+                <w:color w:val="1F4E79"/>
+                <w:sz w:val="17"/>
+                <w:szCs w:val="17"/>
+              </w:rPr>
+              <w:t xml:space="preserve">sore.wav</w:t>
+            </w:r>
+            <w:r>
+              <w:rPr>
+                <w:sz w:val="19"/>
+                <w:szCs w:val="19"/>
+              </w:rPr>
+              <w:t xml:space="preserve">, </w:t>
+            </w:r>
+            <w:r>
+              <w:rPr>
+                <w:rFonts w:ascii="Consolas" w:cs="Consolas" w:eastAsia="Consolas" w:hAnsi="Consolas"/>
+                <w:color w:val="1F4E79"/>
+                <w:sz w:val="17"/>
+                <w:szCs w:val="17"/>
+              </w:rPr>
+              <w:t xml:space="preserve">malam.wav</w:t>
+            </w:r>
+            <w:r>
+              <w:rPr>
+                <w:sz w:val="19"/>
+                <w:szCs w:val="19"/>
+              </w:rPr>
+              <w:t xml:space="preserve">) dan lagu </w:t>
+            </w:r>
+            <w:r>
+              <w:rPr>
+                <w:rFonts w:ascii="Consolas" w:cs="Consolas" w:eastAsia="Consolas" w:hAnsi="Consolas"/>
+                <w:color w:val="1F4E79"/>
+                <w:sz w:val="17"/>
+                <w:szCs w:val="17"/>
+              </w:rPr>
+              <w:t xml:space="preserve">bad-apple.mp3</w:t>
+            </w:r>
+          </w:p>
+        </w:tc>
+      </w:tr>
+      <w:tr>
+        <w:trPr>
+          <w:tblHeader w:val="off"/>
+        </w:trPr>
+        <w:tc>
+          <w:tcPr>
+            <w:tcW w:type="dxa" w:w="4819"/>
+            <w:tcBorders>
+              <w:top w:val="single" w:color="BFBFBF" w:sz="4"/>
+              <w:left w:val="single" w:color="BFBFBF" w:sz="4"/>
+              <w:bottom w:val="single" w:color="BFBFBF" w:sz="4"/>
+              <w:right w:val="single" w:color="BFBFBF" w:sz="4"/>
+            </w:tcBorders>
+            <w:tcMar>
+              <w:top w:type="dxa" w:w="60"/>
+              <w:left w:type="dxa" w:w="100"/>
+              <w:bottom w:type="dxa" w:w="60"/>
+              <w:right w:type="dxa" w:w="100"/>
+            </w:tcMar>
+          </w:tcPr>
+          <w:p>
+            <w:r>
+              <w:rPr>
+                <w:rFonts w:ascii="Consolas" w:cs="Consolas" w:eastAsia="Consolas" w:hAnsi="Consolas"/>
+                <w:color w:val="1F4E79"/>
+                <w:sz w:val="17"/>
+                <w:szCs w:val="17"/>
+              </w:rPr>
+              <w:t xml:space="preserve">tests/Unit</w:t>
+            </w:r>
+            <w:r>
+              <w:rPr>
+                <w:sz w:val="19"/>
+                <w:szCs w:val="19"/>
+              </w:rPr>
+              <w:t xml:space="preserve">, </w:t>
+            </w:r>
+            <w:r>
+              <w:rPr>
+                <w:rFonts w:ascii="Consolas" w:cs="Consolas" w:eastAsia="Consolas" w:hAnsi="Consolas"/>
+                <w:color w:val="1F4E79"/>
+                <w:sz w:val="17"/>
+                <w:szCs w:val="17"/>
+              </w:rPr>
+              <w:t xml:space="preserve">tests/Feature</w:t>
+            </w:r>
+          </w:p>
+        </w:tc>
+        <w:tc>
+          <w:tcPr>
+            <w:tcW w:type="dxa" w:w="4819"/>
+            <w:tcBorders>
+              <w:top w:val="single" w:color="BFBFBF" w:sz="4"/>
+              <w:left w:val="single" w:color="BFBFBF" w:sz="4"/>
+              <w:bottom w:val="single" w:color="BFBFBF" w:sz="4"/>
+              <w:right w:val="single" w:color="BFBFBF" w:sz="4"/>
+            </w:tcBorders>
+            <w:tcMar>
+              <w:top w:type="dxa" w:w="60"/>
+              <w:left w:type="dxa" w:w="100"/>
+              <w:bottom w:type="dxa" w:w="60"/>
+              <w:right w:type="dxa" w:w="100"/>
+            </w:tcMar>
+          </w:tcPr>
+          <w:p>
+            <w:r>
+              <w:rPr>
+                <w:sz w:val="19"/>
+                <w:szCs w:val="19"/>
+              </w:rPr>
+              <w:t xml:space="preserve">75 test PHPUnit</w:t>
+            </w:r>
+          </w:p>
+        </w:tc>
+      </w:tr>
+      <w:tr>
+        <w:trPr>
+          <w:tblHeader w:val="off"/>
+        </w:trPr>
+        <w:tc>
+          <w:tcPr>
+            <w:tcW w:type="dxa" w:w="4819"/>
+            <w:tcBorders>
+              <w:top w:val="single" w:color="BFBFBF" w:sz="4"/>
+              <w:left w:val="single" w:color="BFBFBF" w:sz="4"/>
+              <w:bottom w:val="single" w:color="BFBFBF" w:sz="4"/>
+              <w:right w:val="single" w:color="BFBFBF" w:sz="4"/>
+            </w:tcBorders>
+            <w:tcMar>
+              <w:top w:type="dxa" w:w="60"/>
+              <w:left w:type="dxa" w:w="100"/>
+              <w:bottom w:type="dxa" w:w="60"/>
+              <w:right w:type="dxa" w:w="100"/>
+            </w:tcMar>
+          </w:tcPr>
+          <w:p>
+            <w:r>
+              <w:rPr>
+                <w:rFonts w:ascii="Consolas" w:cs="Consolas" w:eastAsia="Consolas" w:hAnsi="Consolas"/>
+                <w:color w:val="1F4E79"/>
+                <w:sz w:val="17"/>
+                <w:szCs w:val="17"/>
+              </w:rPr>
+              <w:t xml:space="preserve">vercel.json</w:t>
+            </w:r>
+            <w:r>
+              <w:rPr>
+                <w:sz w:val="19"/>
+                <w:szCs w:val="19"/>
+              </w:rPr>
+              <w:t xml:space="preserve">, </w:t>
+            </w:r>
+            <w:r>
+              <w:rPr>
+                <w:rFonts w:ascii="Consolas" w:cs="Consolas" w:eastAsia="Consolas" w:hAnsi="Consolas"/>
+                <w:color w:val="1F4E79"/>
+                <w:sz w:val="17"/>
+                <w:szCs w:val="17"/>
+              </w:rPr>
+              <w:t xml:space="preserve">api/index.php</w:t>
+            </w:r>
+          </w:p>
+        </w:tc>
+        <w:tc>
+          <w:tcPr>
+            <w:tcW w:type="dxa" w:w="4819"/>
+            <w:tcBorders>
+              <w:top w:val="single" w:color="BFBFBF" w:sz="4"/>
+              <w:left w:val="single" w:color="BFBFBF" w:sz="4"/>
+              <w:bottom w:val="single" w:color="BFBFBF" w:sz="4"/>
+              <w:right w:val="single" w:color="BFBFBF" w:sz="4"/>
+            </w:tcBorders>
+            <w:tcMar>
+              <w:top w:type="dxa" w:w="60"/>
+              <w:left w:type="dxa" w:w="100"/>
+              <w:bottom w:type="dxa" w:w="60"/>
+              <w:right w:type="dxa" w:w="100"/>
+            </w:tcMar>
+          </w:tcPr>
+          <w:p>
+            <w:r>
+              <w:rPr>
+                <w:sz w:val="19"/>
+                <w:szCs w:val="19"/>
+              </w:rPr>
+              <w:t xml:space="preserve">Konfigurasi hosting Vercel</w:t>
             </w:r>
           </w:p>
         </w:tc>
@@ -7872,7 +8610,164 @@
         <w:t xml:space="preserve">Siap cetak</w:t>
       </w:r>
       <w:r>
-        <w:t xml:space="preserve">: tombol Cetak menyembunyikan menu, filter, dan tombol aksi.</w:t>
+        <w:t xml:space="preserve">: tombol Cetak menyembunyikan menu, filter, dan tombol aksi; saat dicetak selalu memakai mode terang.</w:t>
+      </w:r>
+    </w:p>
+    <w:p>
+      <w:pPr>
+        <w:pStyle w:val="ListParagraph"/>
+        <w:numPr>
+          <w:ilvl w:val="0"/>
+          <w:numId w:val="2"/>
+        </w:numPr>
+      </w:pPr>
+      <w:r>
+        <w:rPr>
+          <w:b/>
+          <w:bCs/>
+        </w:rPr>
+        <w:t xml:space="preserve">Mode terang / gelap</w:t>
+      </w:r>
+      <w:r>
+        <w:t xml:space="preserve">: seluruh warna memakai variabel CSS yang ditukar nilainya saat </w:t>
+      </w:r>
+      <w:r>
+        <w:rPr>
+          <w:rFonts w:ascii="Consolas" w:cs="Consolas" w:eastAsia="Consolas" w:hAnsi="Consolas"/>
+          <w:color w:val="1F4E79"/>
+          <w:sz w:val="20"/>
+          <w:szCs w:val="20"/>
+        </w:rPr>
+        <w:t xml:space="preserve">&lt;html class="dark"&gt;</w:t>
+      </w:r>
+      <w:r>
+        <w:t xml:space="preserve"> (</w:t>
+      </w:r>
+      <w:r>
+        <w:rPr>
+          <w:rFonts w:ascii="Consolas" w:cs="Consolas" w:eastAsia="Consolas" w:hAnsi="Consolas"/>
+          <w:color w:val="1F4E79"/>
+          <w:sz w:val="20"/>
+          <w:szCs w:val="20"/>
+        </w:rPr>
+        <w:t xml:space="preserve">resources/css/app.css</w:t>
+      </w:r>
+      <w:r>
+        <w:t xml:space="preserve"> bagian MODE GELAP).</w:t>
+      </w:r>
+    </w:p>
+    <w:p>
+      <w:pPr>
+        <w:pStyle w:val="ListParagraph"/>
+        <w:numPr>
+          <w:ilvl w:val="0"/>
+          <w:numId w:val="2"/>
+        </w:numPr>
+      </w:pPr>
+      <w:r>
+        <w:rPr>
+          <w:b/>
+          <w:bCs/>
+        </w:rPr>
+        <w:t xml:space="preserve">Tema monokrom</w:t>
+      </w:r>
+      <w:r>
+        <w:t xml:space="preserve">: warna utama hitam-putih ala video Bad Apple!!; sidebar dan banner mengikuti tema; warna status tetap berwarna.</w:t>
+      </w:r>
+    </w:p>
+    <w:p>
+      <w:pPr>
+        <w:pStyle w:val="ListParagraph"/>
+        <w:numPr>
+          <w:ilvl w:val="0"/>
+          <w:numId w:val="2"/>
+        </w:numPr>
+      </w:pPr>
+      <w:r>
+        <w:rPr>
+          <w:b/>
+          <w:bCs/>
+        </w:rPr>
+        <w:t xml:space="preserve">Tanpa pindah halaman</w:t>
+      </w:r>
+      <w:r>
+        <w:t xml:space="preserve">: Turbo mengganti isi halaman tanpa muat ulang; tambah, ubah, dan detail tampil sebagai popup; profil di panel kanan.</w:t>
+      </w:r>
+    </w:p>
+    <w:p>
+      <w:pPr>
+        <w:pStyle w:val="ListParagraph"/>
+        <w:numPr>
+          <w:ilvl w:val="0"/>
+          <w:numId w:val="2"/>
+        </w:numPr>
+      </w:pPr>
+      <w:r>
+        <w:rPr>
+          <w:b/>
+          <w:bCs/>
+        </w:rPr>
+        <w:t xml:space="preserve">Latar karakter</w:t>
+      </w:r>
+      <w:r>
+        <w:t xml:space="preserve">: karakter tersenyum bersayap tampil besar di tengah belakang halaman, hitam di mode terang dan putih di mode gelap, ditemani percikan cahaya yang naik lalu menghilang.</w:t>
+      </w:r>
+    </w:p>
+    <w:p>
+      <w:pPr>
+        <w:pStyle w:val="ListParagraph"/>
+        <w:numPr>
+          <w:ilvl w:val="0"/>
+          <w:numId w:val="2"/>
+        </w:numPr>
+      </w:pPr>
+      <w:r>
+        <w:rPr>
+          <w:b/>
+          <w:bCs/>
+        </w:rPr>
+        <w:t xml:space="preserve">Kotak ikut tema</w:t>
+      </w:r>
+      <w:r>
+        <w:t xml:space="preserve">: kotak (kartu) mengikuti tema; di mode gelap diberi cahaya putih tipis di tepinya.</w:t>
+      </w:r>
+    </w:p>
+    <w:p>
+      <w:pPr>
+        <w:pStyle w:val="ListParagraph"/>
+        <w:numPr>
+          <w:ilvl w:val="0"/>
+          <w:numId w:val="2"/>
+        </w:numPr>
+      </w:pPr>
+      <w:r>
+        <w:rPr>
+          <w:b/>
+          <w:bCs/>
+        </w:rPr>
+        <w:t xml:space="preserve">Hiasan karakter</w:t>
+      </w:r>
+      <w:r>
+        <w:t xml:space="preserve">: penyihir samar di banner dashboard dan karakter samar di latar sidebar; warnanya ikut tema.</w:t>
+      </w:r>
+    </w:p>
+    <w:p>
+      <w:pPr>
+        <w:pStyle w:val="ListParagraph"/>
+        <w:numPr>
+          <w:ilvl w:val="0"/>
+          <w:numId w:val="2"/>
+        </w:numPr>
+      </w:pPr>
+      <w:r>
+        <w:rPr>
+          <w:b/>
+          <w:bCs/>
+        </w:rPr>
+        <w:t xml:space="preserve">Login siluet</w:t>
+      </w:r>
+      <w:r>
+        <w:t xml:space="preserve">: mode terang = siluet hitam di kiri dengan kartu di kanan; mode gelap = siluet putih di kanan dengan kartu di kiri. Ruang kosong diisi tulisan raksasa "GUDANG SEKOLAH" bergaris tipis dan apel kecil yang jatuh; cahaya apel berdenyut mengikuti waktu.</w:t>
       </w:r>
     </w:p>
     <w:p>
@@ -8864,7 +9759,7 @@
       </w:pPr>
       <w:bookmarkStart w:name="_Toc20" w:id="20"/>
       <w:r>
-        <w:t xml:space="preserve">7.8 Penanganan Error 419 — </w:t>
+        <w:t xml:space="preserve">7.8 Suasana Login dan Audio — </w:t>
       </w:r>
       <w:r>
         <w:rPr>
@@ -8873,9 +9768,696 @@
           <w:sz w:val="20"/>
           <w:szCs w:val="20"/>
         </w:rPr>
+        <w:t xml:space="preserve">App\Support\Suasana</w:t>
+      </w:r>
+      <w:bookmarkEnd w:id="20"/>
+    </w:p>
+    <w:p>
+      <w:pPr>
+        <w:pStyle w:val="ListParagraph"/>
+        <w:numPr>
+          <w:ilvl w:val="0"/>
+          <w:numId w:val="7"/>
+        </w:numPr>
+      </w:pPr>
+      <w:r>
+        <w:rPr>
+          <w:rFonts w:ascii="Consolas" w:cs="Consolas" w:eastAsia="Consolas" w:hAnsi="Consolas"/>
+          <w:color w:val="1F4E79"/>
+          <w:sz w:val="20"/>
+          <w:szCs w:val="20"/>
+        </w:rPr>
+        <w:t xml:space="preserve">Suasana::DAFTAR</w:t>
+      </w:r>
+      <w:r>
+        <w:t xml:space="preserve"> menyimpan data tiap waktu: jam mulai, salam, kalimat, dan file audio (</w:t>
+      </w:r>
+      <w:r>
+        <w:rPr>
+          <w:rFonts w:ascii="Consolas" w:cs="Consolas" w:eastAsia="Consolas" w:hAnsi="Consolas"/>
+          <w:color w:val="1F4E79"/>
+          <w:sz w:val="20"/>
+          <w:szCs w:val="20"/>
+        </w:rPr>
+        <w:t xml:space="preserve">public/audio/*.wav</w:t>
+      </w:r>
+      <w:r>
+        <w:t xml:space="preserve">).</w:t>
+      </w:r>
+    </w:p>
+    <w:p>
+      <w:pPr>
+        <w:pStyle w:val="ListParagraph"/>
+        <w:numPr>
+          <w:ilvl w:val="0"/>
+          <w:numId w:val="7"/>
+        </w:numPr>
+      </w:pPr>
+      <w:r>
+        <w:rPr>
+          <w:rFonts w:ascii="Consolas" w:cs="Consolas" w:eastAsia="Consolas" w:hAnsi="Consolas"/>
+          <w:color w:val="1F4E79"/>
+          <w:sz w:val="20"/>
+          <w:szCs w:val="20"/>
+        </w:rPr>
+        <w:t xml:space="preserve">Suasana::dariJam()</w:t>
+      </w:r>
+      <w:r>
+        <w:t xml:space="preserve"> menentukan waktu: pagi 04.00-10.59, siang 11.00-14.59, sore 15.00-17.59, malam 18.00-03.59. Fungsi yang sama dipakai untuk salam di dashboard.</w:t>
+      </w:r>
+    </w:p>
+    <w:p>
+      <w:pPr>
+        <w:pStyle w:val="ListParagraph"/>
+        <w:numPr>
+          <w:ilvl w:val="0"/>
+          <w:numId w:val="7"/>
+        </w:numPr>
+      </w:pPr>
+      <w:r>
+        <w:rPr>
+          <w:rFonts w:ascii="Consolas" w:cs="Consolas" w:eastAsia="Consolas" w:hAnsi="Consolas"/>
+          <w:color w:val="1F4E79"/>
+          <w:sz w:val="20"/>
+          <w:szCs w:val="20"/>
+        </w:rPr>
+        <w:t xml:space="preserve">AuthController::index()</w:t>
+      </w:r>
+      <w:r>
+        <w:t xml:space="preserve"> mengirim data ke halaman login; Blade menuliskannya sebagai JSON (</w:t>
+      </w:r>
+      <w:r>
+        <w:rPr>
+          <w:rFonts w:ascii="Consolas" w:cs="Consolas" w:eastAsia="Consolas" w:hAnsi="Consolas"/>
+          <w:color w:val="1F4E79"/>
+          <w:sz w:val="20"/>
+          <w:szCs w:val="20"/>
+        </w:rPr>
+        <w:t xml:space="preserve">@json</w:t>
+      </w:r>
+      <w:r>
+        <w:t xml:space="preserve">) agar dibaca </w:t>
+      </w:r>
+      <w:r>
+        <w:rPr>
+          <w:rFonts w:ascii="Consolas" w:cs="Consolas" w:eastAsia="Consolas" w:hAnsi="Consolas"/>
+          <w:color w:val="1F4E79"/>
+          <w:sz w:val="20"/>
+          <w:szCs w:val="20"/>
+        </w:rPr>
+        <w:t xml:space="preserve">resources/js/suasana.js</w:t>
+      </w:r>
+      <w:r>
+        <w:t xml:space="preserve">.</w:t>
+      </w:r>
+    </w:p>
+    <w:p>
+      <w:pPr>
+        <w:pStyle w:val="ListParagraph"/>
+        <w:numPr>
+          <w:ilvl w:val="0"/>
+          <w:numId w:val="7"/>
+        </w:numPr>
+      </w:pPr>
+      <w:r>
+        <w:t xml:space="preserve">JavaScript memperbarui jam setiap detik dan mengganti atribut </w:t>
+      </w:r>
+      <w:r>
+        <w:rPr>
+          <w:rFonts w:ascii="Consolas" w:cs="Consolas" w:eastAsia="Consolas" w:hAnsi="Consolas"/>
+          <w:color w:val="1F4E79"/>
+          <w:sz w:val="20"/>
+          <w:szCs w:val="20"/>
+        </w:rPr>
+        <w:t xml:space="preserve">data-waktu</w:t>
+      </w:r>
+      <w:r>
+        <w:t xml:space="preserve">; CSS mengubah warna cahaya apel berdasarkan atribut tersebut.</w:t>
+      </w:r>
+    </w:p>
+    <w:p>
+      <w:pPr>
+        <w:pStyle w:val="ListParagraph"/>
+        <w:numPr>
+          <w:ilvl w:val="0"/>
+          <w:numId w:val="7"/>
+        </w:numPr>
+      </w:pPr>
+      <w:r>
+        <w:t xml:space="preserve">Tombol "Putar suara" memutar elemen </w:t>
+      </w:r>
+      <w:r>
+        <w:rPr>
+          <w:rFonts w:ascii="Consolas" w:cs="Consolas" w:eastAsia="Consolas" w:hAnsi="Consolas"/>
+          <w:color w:val="1F4E79"/>
+          <w:sz w:val="20"/>
+          <w:szCs w:val="20"/>
+        </w:rPr>
+        <w:t xml:space="preserve">&lt;audio loop&gt;</w:t>
+      </w:r>
+      <w:r>
+        <w:t xml:space="preserve"> dengan volume naik perlahan. Suara dibuat sendiri secara sintetis sehingga bebas hak cipta.</w:t>
+      </w:r>
+    </w:p>
+    <w:p>
+      <w:pPr>
+        <w:pStyle w:val="Heading2"/>
+        <w:keepNext/>
+      </w:pPr>
+      <w:bookmarkStart w:name="_Toc21" w:id="21"/>
+      <w:r>
+        <w:t xml:space="preserve">7.9 Mode Terang / Gelap — </w:t>
+      </w:r>
+      <w:r>
+        <w:rPr>
+          <w:rFonts w:ascii="Consolas" w:cs="Consolas" w:eastAsia="Consolas" w:hAnsi="Consolas"/>
+          <w:color w:val="1F4E79"/>
+          <w:sz w:val="20"/>
+          <w:szCs w:val="20"/>
+        </w:rPr>
+        <w:t xml:space="preserve">resources/js/tema.js</w:t>
+      </w:r>
+      <w:bookmarkEnd w:id="21"/>
+    </w:p>
+    <w:p>
+      <w:pPr>
+        <w:pStyle w:val="ListParagraph"/>
+        <w:numPr>
+          <w:ilvl w:val="0"/>
+          <w:numId w:val="8"/>
+        </w:numPr>
+      </w:pPr>
+      <w:r>
+        <w:rPr>
+          <w:rFonts w:ascii="Consolas" w:cs="Consolas" w:eastAsia="Consolas" w:hAnsi="Consolas"/>
+          <w:color w:val="1F4E79"/>
+          <w:sz w:val="20"/>
+          <w:szCs w:val="20"/>
+        </w:rPr>
+        <w:t xml:space="preserve">partials/tema-awal.blade.php</w:t>
+      </w:r>
+      <w:r>
+        <w:t xml:space="preserve"> dijalankan paling awal di </w:t>
+      </w:r>
+      <w:r>
+        <w:rPr>
+          <w:rFonts w:ascii="Consolas" w:cs="Consolas" w:eastAsia="Consolas" w:hAnsi="Consolas"/>
+          <w:color w:val="1F4E79"/>
+          <w:sz w:val="20"/>
+          <w:szCs w:val="20"/>
+        </w:rPr>
+        <w:t xml:space="preserve">&lt;head&gt;</w:t>
+      </w:r>
+      <w:r>
+        <w:t xml:space="preserve"> agar halaman tidak berkedip putih.</w:t>
+      </w:r>
+    </w:p>
+    <w:p>
+      <w:pPr>
+        <w:pStyle w:val="ListParagraph"/>
+        <w:numPr>
+          <w:ilvl w:val="0"/>
+          <w:numId w:val="8"/>
+        </w:numPr>
+      </w:pPr>
+      <w:r>
+        <w:rPr>
+          <w:rFonts w:ascii="Consolas" w:cs="Consolas" w:eastAsia="Consolas" w:hAnsi="Consolas"/>
+          <w:color w:val="1F4E79"/>
+          <w:sz w:val="20"/>
+          <w:szCs w:val="20"/>
+        </w:rPr>
+        <w:t xml:space="preserve">gantiTema()</w:t>
+      </w:r>
+      <w:r>
+        <w:t xml:space="preserve"> menukar class </w:t>
+      </w:r>
+      <w:r>
+        <w:rPr>
+          <w:rFonts w:ascii="Consolas" w:cs="Consolas" w:eastAsia="Consolas" w:hAnsi="Consolas"/>
+          <w:color w:val="1F4E79"/>
+          <w:sz w:val="20"/>
+          <w:szCs w:val="20"/>
+        </w:rPr>
+        <w:t xml:space="preserve">dark</w:t>
+      </w:r>
+      <w:r>
+        <w:t xml:space="preserve"> di </w:t>
+      </w:r>
+      <w:r>
+        <w:rPr>
+          <w:rFonts w:ascii="Consolas" w:cs="Consolas" w:eastAsia="Consolas" w:hAnsi="Consolas"/>
+          <w:color w:val="1F4E79"/>
+          <w:sz w:val="20"/>
+          <w:szCs w:val="20"/>
+        </w:rPr>
+        <w:t xml:space="preserve">&lt;html&gt;</w:t>
+      </w:r>
+      <w:r>
+        <w:t xml:space="preserve"> dan menyimpan pilihan di </w:t>
+      </w:r>
+      <w:r>
+        <w:rPr>
+          <w:rFonts w:ascii="Consolas" w:cs="Consolas" w:eastAsia="Consolas" w:hAnsi="Consolas"/>
+          <w:color w:val="1F4E79"/>
+          <w:sz w:val="20"/>
+          <w:szCs w:val="20"/>
+        </w:rPr>
+        <w:t xml:space="preserve">sessionStorage</w:t>
+      </w:r>
+      <w:r>
+        <w:t xml:space="preserve">. Bila belum memilih, tema mengikuti jam: malam (18.00-03.59) gelap, selain itu terang. Bila browser mendukung View Transitions API, tema baru muncul sebagai lingkaran yang membesar dari tombol.</w:t>
+      </w:r>
+    </w:p>
+    <w:p>
+      <w:pPr>
+        <w:pStyle w:val="ListParagraph"/>
+        <w:numPr>
+          <w:ilvl w:val="0"/>
+          <w:numId w:val="8"/>
+        </w:numPr>
+      </w:pPr>
+      <w:r>
+        <w:t xml:space="preserve">Di CSS, </w:t>
+      </w:r>
+      <w:r>
+        <w:rPr>
+          <w:rFonts w:ascii="Consolas" w:cs="Consolas" w:eastAsia="Consolas" w:hAnsi="Consolas"/>
+          <w:color w:val="1F4E79"/>
+          <w:sz w:val="20"/>
+          <w:szCs w:val="20"/>
+        </w:rPr>
+        <w:t xml:space="preserve">html.dark</w:t>
+      </w:r>
+      <w:r>
+        <w:t xml:space="preserve"> menukar nilai variabel warna, sehingga sidebar, banner, popup, dan latar karakter ikut berubah warna.</w:t>
+      </w:r>
+    </w:p>
+    <w:p>
+      <w:pPr>
+        <w:pStyle w:val="ListParagraph"/>
+        <w:numPr>
+          <w:ilvl w:val="0"/>
+          <w:numId w:val="8"/>
+        </w:numPr>
+      </w:pPr>
+      <w:r>
+        <w:t xml:space="preserve">Warna utama (</w:t>
+      </w:r>
+      <w:r>
+        <w:rPr>
+          <w:rFonts w:ascii="Consolas" w:cs="Consolas" w:eastAsia="Consolas" w:hAnsi="Consolas"/>
+          <w:color w:val="1F4E79"/>
+          <w:sz w:val="20"/>
+          <w:szCs w:val="20"/>
+        </w:rPr>
+        <w:t xml:space="preserve">brand</w:t>
+      </w:r>
+      <w:r>
+        <w:t xml:space="preserve">) dibuat hitam dan abu-abu (</w:t>
+      </w:r>
+      <w:r>
+        <w:rPr>
+          <w:rFonts w:ascii="Consolas" w:cs="Consolas" w:eastAsia="Consolas" w:hAnsi="Consolas"/>
+          <w:color w:val="1F4E79"/>
+          <w:sz w:val="20"/>
+          <w:szCs w:val="20"/>
+        </w:rPr>
+        <w:t xml:space="preserve">slate</w:t>
+      </w:r>
+      <w:r>
+        <w:t xml:space="preserve">) dibuat netral sehingga seluruh aplikasi bergaya monokrom.</w:t>
+      </w:r>
+    </w:p>
+    <w:p>
+      <w:pPr>
+        <w:pStyle w:val="Heading2"/>
+        <w:keepNext/>
+      </w:pPr>
+      <w:bookmarkStart w:name="_Toc22" w:id="22"/>
+      <w:r>
+        <w:t xml:space="preserve">7.10 Musik Bad Apple!! — </w:t>
+      </w:r>
+      <w:r>
+        <w:rPr>
+          <w:rFonts w:ascii="Consolas" w:cs="Consolas" w:eastAsia="Consolas" w:hAnsi="Consolas"/>
+          <w:color w:val="1F4E79"/>
+          <w:sz w:val="20"/>
+          <w:szCs w:val="20"/>
+        </w:rPr>
+        <w:t xml:space="preserve">resources/js/musik.js</w:t>
+      </w:r>
+      <w:bookmarkEnd w:id="22"/>
+    </w:p>
+    <w:p>
+      <w:pPr>
+        <w:pStyle w:val="ListParagraph"/>
+        <w:numPr>
+          <w:ilvl w:val="0"/>
+          <w:numId w:val="9"/>
+        </w:numPr>
+      </w:pPr>
+      <w:r>
+        <w:t xml:space="preserve">File lagu </w:t>
+      </w:r>
+      <w:r>
+        <w:rPr>
+          <w:rFonts w:ascii="Consolas" w:cs="Consolas" w:eastAsia="Consolas" w:hAnsi="Consolas"/>
+          <w:color w:val="1F4E79"/>
+          <w:sz w:val="20"/>
+          <w:szCs w:val="20"/>
+        </w:rPr>
+        <w:t xml:space="preserve">public/audio/bad-apple.mp3</w:t>
+      </w:r>
+      <w:r>
+        <w:t xml:space="preserve"> diputar oleh elemen </w:t>
+      </w:r>
+      <w:r>
+        <w:rPr>
+          <w:rFonts w:ascii="Consolas" w:cs="Consolas" w:eastAsia="Consolas" w:hAnsi="Consolas"/>
+          <w:color w:val="1F4E79"/>
+          <w:sz w:val="20"/>
+          <w:szCs w:val="20"/>
+        </w:rPr>
+        <w:t xml:space="preserve">&lt;audio loop preload="none"&gt;</w:t>
+      </w:r>
+      <w:r>
+        <w:t xml:space="preserve"> di </w:t>
+      </w:r>
+      <w:r>
+        <w:rPr>
+          <w:rFonts w:ascii="Consolas" w:cs="Consolas" w:eastAsia="Consolas" w:hAnsi="Consolas"/>
+          <w:color w:val="1F4E79"/>
+          <w:sz w:val="20"/>
+          <w:szCs w:val="20"/>
+        </w:rPr>
+        <w:t xml:space="preserve">partials/pemutar-musik.blade.php</w:t>
+      </w:r>
+      <w:r>
+        <w:t xml:space="preserve">.</w:t>
+      </w:r>
+    </w:p>
+    <w:p>
+      <w:pPr>
+        <w:pStyle w:val="ListParagraph"/>
+        <w:numPr>
+          <w:ilvl w:val="0"/>
+          <w:numId w:val="9"/>
+        </w:numPr>
+      </w:pPr>
+      <w:r>
+        <w:t xml:space="preserve">Tombol not musik memanggil </w:t>
+      </w:r>
+      <w:r>
+        <w:rPr>
+          <w:rFonts w:ascii="Consolas" w:cs="Consolas" w:eastAsia="Consolas" w:hAnsi="Consolas"/>
+          <w:color w:val="1F4E79"/>
+          <w:sz w:val="20"/>
+          <w:szCs w:val="20"/>
+        </w:rPr>
+        <w:t xml:space="preserve">play()</w:t>
+      </w:r>
+      <w:r>
+        <w:t xml:space="preserve"> / </w:t>
+      </w:r>
+      <w:r>
+        <w:rPr>
+          <w:rFonts w:ascii="Consolas" w:cs="Consolas" w:eastAsia="Consolas" w:hAnsi="Consolas"/>
+          <w:color w:val="1F4E79"/>
+          <w:sz w:val="20"/>
+          <w:szCs w:val="20"/>
+        </w:rPr>
+        <w:t xml:space="preserve">pause()</w:t>
+      </w:r>
+      <w:r>
+        <w:t xml:space="preserve">; ikon berubah sesuai status.</w:t>
+      </w:r>
+    </w:p>
+    <w:p>
+      <w:pPr>
+        <w:pStyle w:val="ListParagraph"/>
+        <w:numPr>
+          <w:ilvl w:val="0"/>
+          <w:numId w:val="9"/>
+        </w:numPr>
+      </w:pPr>
+      <w:r>
+        <w:t xml:space="preserve">Posisi lagu disimpan di </w:t>
+      </w:r>
+      <w:r>
+        <w:rPr>
+          <w:rFonts w:ascii="Consolas" w:cs="Consolas" w:eastAsia="Consolas" w:hAnsi="Consolas"/>
+          <w:color w:val="1F4E79"/>
+          <w:sz w:val="20"/>
+          <w:szCs w:val="20"/>
+        </w:rPr>
+        <w:t xml:space="preserve">sessionStorage</w:t>
+      </w:r>
+      <w:r>
+        <w:t xml:space="preserve"> saat meninggalkan halaman, sehingga di halaman berikutnya lagu dilanjutkan dari detik terakhir.</w:t>
+      </w:r>
+    </w:p>
+    <w:p>
+      <w:pPr>
+        <w:pStyle w:val="ListParagraph"/>
+        <w:numPr>
+          <w:ilvl w:val="0"/>
+          <w:numId w:val="9"/>
+        </w:numPr>
+      </w:pPr>
+      <w:r>
+        <w:t xml:space="preserve">Memutar musik menjeda suara suasana di halaman login, dan sebaliknya.</w:t>
+      </w:r>
+    </w:p>
+    <w:p>
+      <w:pPr>
+        <w:pStyle w:val="Heading2"/>
+        <w:keepNext/>
+      </w:pPr>
+      <w:bookmarkStart w:name="_Toc23" w:id="23"/>
+      <w:r>
+        <w:t xml:space="preserve">7.11 Tanpa Pindah Halaman dan Popup — Turbo</w:t>
+      </w:r>
+      <w:bookmarkEnd w:id="23"/>
+    </w:p>
+    <w:p>
+      <w:pPr>
+        <w:pStyle w:val="ListParagraph"/>
+        <w:numPr>
+          <w:ilvl w:val="0"/>
+          <w:numId w:val="10"/>
+        </w:numPr>
+      </w:pPr>
+      <w:r>
+        <w:rPr>
+          <w:b/>
+          <w:bCs/>
+        </w:rPr>
+        <w:t xml:space="preserve">Turbo Drive</w:t>
+      </w:r>
+      <w:r>
+        <w:t xml:space="preserve"> (</w:t>
+      </w:r>
+      <w:r>
+        <w:rPr>
+          <w:rFonts w:ascii="Consolas" w:cs="Consolas" w:eastAsia="Consolas" w:hAnsi="Consolas"/>
+          <w:color w:val="1F4E79"/>
+          <w:sz w:val="20"/>
+          <w:szCs w:val="20"/>
+        </w:rPr>
+        <w:t xml:space="preserve">resources/js/app.js</w:t>
+      </w:r>
+      <w:r>
+        <w:t xml:space="preserve">) mengambil halaman tujuan di belakang layar lalu mengganti isi </w:t>
+      </w:r>
+      <w:r>
+        <w:rPr>
+          <w:rFonts w:ascii="Consolas" w:cs="Consolas" w:eastAsia="Consolas" w:hAnsi="Consolas"/>
+          <w:color w:val="1F4E79"/>
+          <w:sz w:val="20"/>
+          <w:szCs w:val="20"/>
+        </w:rPr>
+        <w:t xml:space="preserve">&lt;body&gt;</w:t>
+      </w:r>
+      <w:r>
+        <w:t xml:space="preserve">; halaman tidak dimuat ulang, sehingga lebih cepat dan musik tidak terputus.</w:t>
+      </w:r>
+    </w:p>
+    <w:p>
+      <w:pPr>
+        <w:pStyle w:val="ListParagraph"/>
+        <w:numPr>
+          <w:ilvl w:val="0"/>
+          <w:numId w:val="10"/>
+        </w:numPr>
+      </w:pPr>
+      <w:r>
+        <w:t xml:space="preserve">Tombol Tambah / Ubah / Detail diberi </w:t>
+      </w:r>
+      <w:r>
+        <w:rPr>
+          <w:rFonts w:ascii="Consolas" w:cs="Consolas" w:eastAsia="Consolas" w:hAnsi="Consolas"/>
+          <w:color w:val="1F4E79"/>
+          <w:sz w:val="20"/>
+          <w:szCs w:val="20"/>
+        </w:rPr>
+        <w:t xml:space="preserve">data-turbo-frame="modal"</w:t>
+      </w:r>
+      <w:r>
+        <w:t xml:space="preserve">. Turbo mengirim header </w:t>
+      </w:r>
+      <w:r>
+        <w:rPr>
+          <w:rFonts w:ascii="Consolas" w:cs="Consolas" w:eastAsia="Consolas" w:hAnsi="Consolas"/>
+          <w:color w:val="1F4E79"/>
+          <w:sz w:val="20"/>
+          <w:szCs w:val="20"/>
+        </w:rPr>
+        <w:t xml:space="preserve">Turbo-Frame: modal</w:t>
+      </w:r>
+      <w:r>
+        <w:t xml:space="preserve">; layout (</w:t>
+      </w:r>
+      <w:r>
+        <w:rPr>
+          <w:rFonts w:ascii="Consolas" w:cs="Consolas" w:eastAsia="Consolas" w:hAnsi="Consolas"/>
+          <w:color w:val="1F4E79"/>
+          <w:sz w:val="20"/>
+          <w:szCs w:val="20"/>
+        </w:rPr>
+        <w:t xml:space="preserve">layouts/app.blade.php</w:t>
+      </w:r>
+      <w:r>
+        <w:t xml:space="preserve">) lalu hanya mengirim isi halaman di dalam </w:t>
+      </w:r>
+      <w:r>
+        <w:rPr>
+          <w:rFonts w:ascii="Consolas" w:cs="Consolas" w:eastAsia="Consolas" w:hAnsi="Consolas"/>
+          <w:color w:val="1F4E79"/>
+          <w:sz w:val="20"/>
+          <w:szCs w:val="20"/>
+        </w:rPr>
+        <w:t xml:space="preserve">&lt;turbo-frame id="modal"&gt;</w:t>
+      </w:r>
+      <w:r>
+        <w:t xml:space="preserve"> yang ditampilkan dalam </w:t>
+      </w:r>
+      <w:r>
+        <w:rPr>
+          <w:rFonts w:ascii="Consolas" w:cs="Consolas" w:eastAsia="Consolas" w:hAnsi="Consolas"/>
+          <w:color w:val="1F4E79"/>
+          <w:sz w:val="20"/>
+          <w:szCs w:val="20"/>
+        </w:rPr>
+        <w:t xml:space="preserve">&lt;dialog&gt;</w:t>
+      </w:r>
+      <w:r>
+        <w:t xml:space="preserve">.</w:t>
+      </w:r>
+    </w:p>
+    <w:p>
+      <w:pPr>
+        <w:pStyle w:val="ListParagraph"/>
+        <w:numPr>
+          <w:ilvl w:val="0"/>
+          <w:numId w:val="10"/>
+        </w:numPr>
+      </w:pPr>
+      <w:r>
+        <w:t xml:space="preserve">Halaman yang boleh menjadi popup ditandai </w:t>
+      </w:r>
+      <w:r>
+        <w:rPr>
+          <w:rFonts w:ascii="Consolas" w:cs="Consolas" w:eastAsia="Consolas" w:hAnsi="Consolas"/>
+          <w:color w:val="1F4E79"/>
+          <w:sz w:val="20"/>
+          <w:szCs w:val="20"/>
+        </w:rPr>
+        <w:t xml:space="preserve">@section('popup', true)</w:t>
+      </w:r>
+      <w:r>
+        <w:t xml:space="preserve">. Tanpa Turbo, halaman yang sama tetap tampil utuh, sehingga route, controller, dan test tidak berubah.</w:t>
+      </w:r>
+    </w:p>
+    <w:p>
+      <w:pPr>
+        <w:pStyle w:val="ListParagraph"/>
+        <w:numPr>
+          <w:ilvl w:val="0"/>
+          <w:numId w:val="10"/>
+        </w:numPr>
+      </w:pPr>
+      <w:r>
+        <w:t xml:space="preserve">Validasi gagal → form tampil lagi di popup dengan pesan error. Simpan berhasil → popup ditutup dan halaman daftar tampil dengan pesan sukses (</w:t>
+      </w:r>
+      <w:r>
+        <w:rPr>
+          <w:rFonts w:ascii="Consolas" w:cs="Consolas" w:eastAsia="Consolas" w:hAnsi="Consolas"/>
+          <w:color w:val="1F4E79"/>
+          <w:sz w:val="20"/>
+          <w:szCs w:val="20"/>
+        </w:rPr>
+        <w:t xml:space="preserve">turbo:frame-missing</w:t>
+      </w:r>
+      <w:r>
+        <w:t xml:space="preserve"> di </w:t>
+      </w:r>
+      <w:r>
+        <w:rPr>
+          <w:rFonts w:ascii="Consolas" w:cs="Consolas" w:eastAsia="Consolas" w:hAnsi="Consolas"/>
+          <w:color w:val="1F4E79"/>
+          <w:sz w:val="20"/>
+          <w:szCs w:val="20"/>
+        </w:rPr>
+        <w:t xml:space="preserve">resources/js/popup.js</w:t>
+      </w:r>
+      <w:r>
+        <w:t xml:space="preserve">).</w:t>
+      </w:r>
+    </w:p>
+    <w:p>
+      <w:pPr>
+        <w:pStyle w:val="ListParagraph"/>
+        <w:numPr>
+          <w:ilvl w:val="0"/>
+          <w:numId w:val="10"/>
+        </w:numPr>
+      </w:pPr>
+      <w:r>
+        <w:t xml:space="preserve">Profil dibuka di panel kanan (</w:t>
+      </w:r>
+      <w:r>
+        <w:rPr>
+          <w:rFonts w:ascii="Consolas" w:cs="Consolas" w:eastAsia="Consolas" w:hAnsi="Consolas"/>
+          <w:color w:val="1F4E79"/>
+          <w:sz w:val="20"/>
+          <w:szCs w:val="20"/>
+        </w:rPr>
+        <w:t xml:space="preserve">data-turbo-frame="laci"</w:t>
+      </w:r>
+      <w:r>
+        <w:t xml:space="preserve">); setelah disimpan kembali ke halaman asal.</w:t>
+      </w:r>
+    </w:p>
+    <w:p>
+      <w:pPr>
+        <w:pStyle w:val="Heading2"/>
+        <w:keepNext/>
+      </w:pPr>
+      <w:bookmarkStart w:name="_Toc24" w:id="24"/>
+      <w:r>
+        <w:t xml:space="preserve">7.12 Penanganan Error 419 — </w:t>
+      </w:r>
+      <w:r>
+        <w:rPr>
+          <w:rFonts w:ascii="Consolas" w:cs="Consolas" w:eastAsia="Consolas" w:hAnsi="Consolas"/>
+          <w:color w:val="1F4E79"/>
+          <w:sz w:val="20"/>
+          <w:szCs w:val="20"/>
+        </w:rPr>
         <w:t xml:space="preserve">bootstrap/app.php</w:t>
       </w:r>
-      <w:bookmarkEnd w:id="20"/>
+      <w:bookmarkEnd w:id="24"/>
     </w:p>
     <w:p>
       <w:r>
@@ -8887,11 +10469,11 @@
         <w:pStyle w:val="Heading1"/>
         <w:keepNext/>
       </w:pPr>
-      <w:bookmarkStart w:name="_Toc21" w:id="21"/>
+      <w:bookmarkStart w:name="_Toc25" w:id="25"/>
       <w:r>
         <w:t xml:space="preserve">8. Keamanan</w:t>
       </w:r>
-      <w:bookmarkEnd w:id="21"/>
+      <w:bookmarkEnd w:id="25"/>
     </w:p>
     <w:tbl>
       <w:tblPr>
@@ -9703,22 +11285,22 @@
         <w:pStyle w:val="Heading1"/>
         <w:keepNext/>
       </w:pPr>
-      <w:bookmarkStart w:name="_Toc22" w:id="22"/>
+      <w:bookmarkStart w:name="_Toc26" w:id="26"/>
       <w:r>
         <w:t xml:space="preserve">9. Debugging</w:t>
       </w:r>
-      <w:bookmarkEnd w:id="22"/>
+      <w:bookmarkEnd w:id="26"/>
     </w:p>
     <w:p>
       <w:pPr>
         <w:pStyle w:val="Heading2"/>
         <w:keepNext/>
       </w:pPr>
-      <w:bookmarkStart w:name="_Toc23" w:id="23"/>
+      <w:bookmarkStart w:name="_Toc27" w:id="27"/>
       <w:r>
         <w:t xml:space="preserve">9.1 Bug yang Ditemukan dan Perbaikannya</w:t>
       </w:r>
-      <w:bookmarkEnd w:id="23"/>
+      <w:bookmarkEnd w:id="27"/>
     </w:p>
     <w:tbl>
       <w:tblPr>
@@ -12075,11 +13657,11 @@
         <w:pStyle w:val="Heading2"/>
         <w:keepNext/>
       </w:pPr>
-      <w:bookmarkStart w:name="_Toc24" w:id="24"/>
+      <w:bookmarkStart w:name="_Toc28" w:id="28"/>
       <w:r>
         <w:t xml:space="preserve">9.2 Teknik Debugging</w:t>
       </w:r>
-      <w:bookmarkEnd w:id="24"/>
+      <w:bookmarkEnd w:id="28"/>
     </w:p>
     <w:p>
       <w:pPr>
@@ -12280,11 +13862,11 @@
         <w:pStyle w:val="Heading1"/>
         <w:keepNext/>
       </w:pPr>
-      <w:bookmarkStart w:name="_Toc25" w:id="25"/>
+      <w:bookmarkStart w:name="_Toc29" w:id="29"/>
       <w:r>
         <w:t xml:space="preserve">10. Pengujian Unit Program</w:t>
       </w:r>
-      <w:bookmarkEnd w:id="25"/>
+      <w:bookmarkEnd w:id="29"/>
     </w:p>
     <w:p>
       <w:r>
@@ -12370,10 +13952,10 @@
           <w:b/>
           <w:bCs/>
         </w:rPr>
-        <w:t xml:space="preserve">66 passed (221 assertions)</w:t>
-      </w:r>
-      <w:r>
-        <w:t xml:space="preserve">, lulus di SQLite dan PostgreSQL.</w:t>
+        <w:t xml:space="preserve">75 passed (257 assertions)</w:t>
+      </w:r>
+      <w:r>
+        <w:t xml:space="preserve">.</w:t>
       </w:r>
     </w:p>
     <w:tbl>
@@ -12769,7 +14351,7 @@
                 <w:sz w:val="17"/>
                 <w:szCs w:val="17"/>
               </w:rPr>
-              <w:t xml:space="preserve">tests/Feature/AuthTest.php</w:t>
+              <w:t xml:space="preserve">tests/Unit/SuasanaTest.php</w:t>
             </w:r>
           </w:p>
         </w:tc>
@@ -12795,7 +14377,7 @@
                 <w:sz w:val="19"/>
                 <w:szCs w:val="19"/>
               </w:rPr>
-              <w:t xml:space="preserve">Fitur</w:t>
+              <w:t xml:space="preserve">Unit</w:t>
             </w:r>
           </w:p>
         </w:tc>
@@ -12821,7 +14403,7 @@
                 <w:sz w:val="19"/>
                 <w:szCs w:val="19"/>
               </w:rPr>
-              <w:t xml:space="preserve">6</w:t>
+              <w:t xml:space="preserve">3</w:t>
             </w:r>
           </w:p>
         </w:tc>
@@ -12847,7 +14429,7 @@
                 <w:sz w:val="19"/>
                 <w:szCs w:val="19"/>
               </w:rPr>
-              <w:t xml:space="preserve">Login berhasil / gagal, password ter-hash, tamu diarahkan ke login, logout</w:t>
+              <w:t xml:space="preserve">Suasana dan salam sesuai jam, file audio tersedia</w:t>
             </w:r>
           </w:p>
         </w:tc>
@@ -12880,7 +14462,7 @@
                 <w:sz w:val="17"/>
                 <w:szCs w:val="17"/>
               </w:rPr>
-              <w:t xml:space="preserve">tests/Feature/HakAksesTest.php</w:t>
+              <w:t xml:space="preserve">tests/Feature/AuthTest.php</w:t>
             </w:r>
           </w:p>
         </w:tc>
@@ -12932,7 +14514,7 @@
                 <w:sz w:val="19"/>
                 <w:szCs w:val="19"/>
               </w:rPr>
-              <w:t xml:space="preserve">6</w:t>
+              <w:t xml:space="preserve">7</w:t>
             </w:r>
           </w:p>
         </w:tc>
@@ -12958,7 +14540,7 @@
                 <w:sz w:val="19"/>
                 <w:szCs w:val="19"/>
               </w:rPr>
-              <w:t xml:space="preserve">Pembatasan halaman untuk Admin, Operator, Manager</w:t>
+              <w:t xml:space="preserve">Login berhasil / gagal, password ter-hash, tamu diarahkan ke login, logout, suasana login sesuai jam</w:t>
             </w:r>
           </w:p>
         </w:tc>
@@ -12991,7 +14573,7 @@
                 <w:sz w:val="17"/>
                 <w:szCs w:val="17"/>
               </w:rPr>
-              <w:t xml:space="preserve">tests/Feature/UserTest.php</w:t>
+              <w:t xml:space="preserve">tests/Feature/HakAksesTest.php</w:t>
             </w:r>
           </w:p>
         </w:tc>
@@ -13043,7 +14625,7 @@
                 <w:sz w:val="19"/>
                 <w:szCs w:val="19"/>
               </w:rPr>
-              <w:t xml:space="preserve">8</w:t>
+              <w:t xml:space="preserve">6</w:t>
             </w:r>
           </w:p>
         </w:tc>
@@ -13069,7 +14651,7 @@
                 <w:sz w:val="19"/>
                 <w:szCs w:val="19"/>
               </w:rPr>
-              <w:t xml:space="preserve">Kelola pengguna, username unik, role valid, Admin dapat mengubah nama / username sendiri tetapi tidak dapat mengubah role / menghapus akun sendiri</w:t>
+              <w:t xml:space="preserve">Pembatasan halaman untuk Admin, Operator, Manager</w:t>
             </w:r>
           </w:p>
         </w:tc>
@@ -13102,7 +14684,7 @@
                 <w:sz w:val="17"/>
                 <w:szCs w:val="17"/>
               </w:rPr>
-              <w:t xml:space="preserve">tests/Feature/ProfilTest.php</w:t>
+              <w:t xml:space="preserve">tests/Feature/UserTest.php</w:t>
             </w:r>
           </w:p>
         </w:tc>
@@ -13154,7 +14736,7 @@
                 <w:sz w:val="19"/>
                 <w:szCs w:val="19"/>
               </w:rPr>
-              <w:t xml:space="preserve">5</w:t>
+              <w:t xml:space="preserve">8</w:t>
             </w:r>
           </w:p>
         </w:tc>
@@ -13180,7 +14762,7 @@
                 <w:sz w:val="19"/>
                 <w:szCs w:val="19"/>
               </w:rPr>
-              <w:t xml:space="preserve">Ubah profil, unggah / ganti / hapus foto, ganti password</w:t>
+              <w:t xml:space="preserve">Kelola pengguna, username unik, role valid, Admin dapat mengubah nama / username sendiri tetapi tidak dapat mengubah role / menghapus akun sendiri</w:t>
             </w:r>
           </w:p>
         </w:tc>
@@ -13213,7 +14795,7 @@
                 <w:sz w:val="17"/>
                 <w:szCs w:val="17"/>
               </w:rPr>
-              <w:t xml:space="preserve">tests/Feature/KategoriBarangTest.php</w:t>
+              <w:t xml:space="preserve">tests/Feature/ProfilTest.php</w:t>
             </w:r>
           </w:p>
         </w:tc>
@@ -13265,7 +14847,7 @@
                 <w:sz w:val="19"/>
                 <w:szCs w:val="19"/>
               </w:rPr>
-              <w:t xml:space="preserve">8</w:t>
+              <w:t xml:space="preserve">5</w:t>
             </w:r>
           </w:p>
         </w:tc>
@@ -13291,7 +14873,7 @@
                 <w:sz w:val="19"/>
                 <w:szCs w:val="19"/>
               </w:rPr>
-              <w:t xml:space="preserve">CRUD kategori &amp; barang, validasi, pencarian, gambar barang</w:t>
+              <w:t xml:space="preserve">Ubah profil, unggah / ganti / hapus foto, ganti password</w:t>
             </w:r>
           </w:p>
         </w:tc>
@@ -13324,7 +14906,7 @@
                 <w:sz w:val="17"/>
                 <w:szCs w:val="17"/>
               </w:rPr>
-              <w:t xml:space="preserve">tests/Feature/TransaksiBarangTest.php</w:t>
+              <w:t xml:space="preserve">tests/Feature/KategoriBarangTest.php</w:t>
             </w:r>
           </w:p>
         </w:tc>
@@ -13376,7 +14958,7 @@
                 <w:sz w:val="19"/>
                 <w:szCs w:val="19"/>
               </w:rPr>
-              <w:t xml:space="preserve">18</w:t>
+              <w:t xml:space="preserve">8</w:t>
             </w:r>
           </w:p>
         </w:tc>
@@ -13402,7 +14984,7 @@
                 <w:sz w:val="19"/>
                 <w:szCs w:val="19"/>
               </w:rPr>
-              <w:t xml:space="preserve">Barang masuk, barang keluar, verifikasi, foto bukti</w:t>
+              <w:t xml:space="preserve">CRUD kategori &amp; barang, validasi, pencarian, gambar barang</w:t>
             </w:r>
           </w:p>
         </w:tc>
@@ -13435,6 +15017,117 @@
                 <w:sz w:val="17"/>
                 <w:szCs w:val="17"/>
               </w:rPr>
+              <w:t xml:space="preserve">tests/Feature/TransaksiBarangTest.php</w:t>
+            </w:r>
+          </w:p>
+        </w:tc>
+        <w:tc>
+          <w:tcPr>
+            <w:tcW w:type="dxa" w:w="520"/>
+            <w:tcBorders>
+              <w:top w:val="single" w:color="BFBFBF" w:sz="4"/>
+              <w:left w:val="single" w:color="BFBFBF" w:sz="4"/>
+              <w:bottom w:val="single" w:color="BFBFBF" w:sz="4"/>
+              <w:right w:val="single" w:color="BFBFBF" w:sz="4"/>
+            </w:tcBorders>
+            <w:tcMar>
+              <w:top w:type="dxa" w:w="60"/>
+              <w:left w:type="dxa" w:w="100"/>
+              <w:bottom w:type="dxa" w:w="60"/>
+              <w:right w:type="dxa" w:w="100"/>
+            </w:tcMar>
+          </w:tcPr>
+          <w:p>
+            <w:r>
+              <w:rPr>
+                <w:sz w:val="19"/>
+                <w:szCs w:val="19"/>
+              </w:rPr>
+              <w:t xml:space="preserve">Fitur</w:t>
+            </w:r>
+          </w:p>
+        </w:tc>
+        <w:tc>
+          <w:tcPr>
+            <w:tcW w:type="dxa" w:w="520"/>
+            <w:tcBorders>
+              <w:top w:val="single" w:color="BFBFBF" w:sz="4"/>
+              <w:left w:val="single" w:color="BFBFBF" w:sz="4"/>
+              <w:bottom w:val="single" w:color="BFBFBF" w:sz="4"/>
+              <w:right w:val="single" w:color="BFBFBF" w:sz="4"/>
+            </w:tcBorders>
+            <w:tcMar>
+              <w:top w:type="dxa" w:w="60"/>
+              <w:left w:type="dxa" w:w="100"/>
+              <w:bottom w:type="dxa" w:w="60"/>
+              <w:right w:type="dxa" w:w="100"/>
+            </w:tcMar>
+          </w:tcPr>
+          <w:p>
+            <w:r>
+              <w:rPr>
+                <w:sz w:val="19"/>
+                <w:szCs w:val="19"/>
+              </w:rPr>
+              <w:t xml:space="preserve">18</w:t>
+            </w:r>
+          </w:p>
+        </w:tc>
+        <w:tc>
+          <w:tcPr>
+            <w:tcW w:type="dxa" w:w="5212"/>
+            <w:tcBorders>
+              <w:top w:val="single" w:color="BFBFBF" w:sz="4"/>
+              <w:left w:val="single" w:color="BFBFBF" w:sz="4"/>
+              <w:bottom w:val="single" w:color="BFBFBF" w:sz="4"/>
+              <w:right w:val="single" w:color="BFBFBF" w:sz="4"/>
+            </w:tcBorders>
+            <w:tcMar>
+              <w:top w:type="dxa" w:w="60"/>
+              <w:left w:type="dxa" w:w="100"/>
+              <w:bottom w:type="dxa" w:w="60"/>
+              <w:right w:type="dxa" w:w="100"/>
+            </w:tcMar>
+          </w:tcPr>
+          <w:p>
+            <w:r>
+              <w:rPr>
+                <w:sz w:val="19"/>
+                <w:szCs w:val="19"/>
+              </w:rPr>
+              <w:t xml:space="preserve">Barang masuk, barang keluar, verifikasi, foto bukti</w:t>
+            </w:r>
+          </w:p>
+        </w:tc>
+      </w:tr>
+      <w:tr>
+        <w:trPr>
+          <w:tblHeader w:val="off"/>
+        </w:trPr>
+        <w:tc>
+          <w:tcPr>
+            <w:tcW w:type="dxa" w:w="3386"/>
+            <w:tcBorders>
+              <w:top w:val="single" w:color="BFBFBF" w:sz="4"/>
+              <w:left w:val="single" w:color="BFBFBF" w:sz="4"/>
+              <w:bottom w:val="single" w:color="BFBFBF" w:sz="4"/>
+              <w:right w:val="single" w:color="BFBFBF" w:sz="4"/>
+            </w:tcBorders>
+            <w:tcMar>
+              <w:top w:type="dxa" w:w="60"/>
+              <w:left w:type="dxa" w:w="100"/>
+              <w:bottom w:type="dxa" w:w="60"/>
+              <w:right w:type="dxa" w:w="100"/>
+            </w:tcMar>
+          </w:tcPr>
+          <w:p>
+            <w:r>
+              <w:rPr>
+                <w:rFonts w:ascii="Consolas" w:cs="Consolas" w:eastAsia="Consolas" w:hAnsi="Consolas"/>
+                <w:color w:val="1F4E79"/>
+                <w:sz w:val="17"/>
+                <w:szCs w:val="17"/>
+              </w:rPr>
               <w:t xml:space="preserve">tests/Feature/SesiKedaluwarsaTest.php</w:t>
             </w:r>
           </w:p>
@@ -13514,6 +15207,117 @@
                 <w:szCs w:val="19"/>
               </w:rPr>
               <w:t xml:space="preserve">Penanganan error 419</w:t>
+            </w:r>
+          </w:p>
+        </w:tc>
+      </w:tr>
+      <w:tr>
+        <w:trPr>
+          <w:tblHeader w:val="off"/>
+        </w:trPr>
+        <w:tc>
+          <w:tcPr>
+            <w:tcW w:type="dxa" w:w="3386"/>
+            <w:tcBorders>
+              <w:top w:val="single" w:color="BFBFBF" w:sz="4"/>
+              <w:left w:val="single" w:color="BFBFBF" w:sz="4"/>
+              <w:bottom w:val="single" w:color="BFBFBF" w:sz="4"/>
+              <w:right w:val="single" w:color="BFBFBF" w:sz="4"/>
+            </w:tcBorders>
+            <w:tcMar>
+              <w:top w:type="dxa" w:w="60"/>
+              <w:left w:type="dxa" w:w="100"/>
+              <w:bottom w:type="dxa" w:w="60"/>
+              <w:right w:type="dxa" w:w="100"/>
+            </w:tcMar>
+          </w:tcPr>
+          <w:p>
+            <w:r>
+              <w:rPr>
+                <w:rFonts w:ascii="Consolas" w:cs="Consolas" w:eastAsia="Consolas" w:hAnsi="Consolas"/>
+                <w:color w:val="1F4E79"/>
+                <w:sz w:val="17"/>
+                <w:szCs w:val="17"/>
+              </w:rPr>
+              <w:t xml:space="preserve">tests/Feature/PopupTest.php</w:t>
+            </w:r>
+          </w:p>
+        </w:tc>
+        <w:tc>
+          <w:tcPr>
+            <w:tcW w:type="dxa" w:w="520"/>
+            <w:tcBorders>
+              <w:top w:val="single" w:color="BFBFBF" w:sz="4"/>
+              <w:left w:val="single" w:color="BFBFBF" w:sz="4"/>
+              <w:bottom w:val="single" w:color="BFBFBF" w:sz="4"/>
+              <w:right w:val="single" w:color="BFBFBF" w:sz="4"/>
+            </w:tcBorders>
+            <w:tcMar>
+              <w:top w:type="dxa" w:w="60"/>
+              <w:left w:type="dxa" w:w="100"/>
+              <w:bottom w:type="dxa" w:w="60"/>
+              <w:right w:type="dxa" w:w="100"/>
+            </w:tcMar>
+          </w:tcPr>
+          <w:p>
+            <w:r>
+              <w:rPr>
+                <w:sz w:val="19"/>
+                <w:szCs w:val="19"/>
+              </w:rPr>
+              <w:t xml:space="preserve">Fitur</w:t>
+            </w:r>
+          </w:p>
+        </w:tc>
+        <w:tc>
+          <w:tcPr>
+            <w:tcW w:type="dxa" w:w="520"/>
+            <w:tcBorders>
+              <w:top w:val="single" w:color="BFBFBF" w:sz="4"/>
+              <w:left w:val="single" w:color="BFBFBF" w:sz="4"/>
+              <w:bottom w:val="single" w:color="BFBFBF" w:sz="4"/>
+              <w:right w:val="single" w:color="BFBFBF" w:sz="4"/>
+            </w:tcBorders>
+            <w:tcMar>
+              <w:top w:type="dxa" w:w="60"/>
+              <w:left w:type="dxa" w:w="100"/>
+              <w:bottom w:type="dxa" w:w="60"/>
+              <w:right w:type="dxa" w:w="100"/>
+            </w:tcMar>
+          </w:tcPr>
+          <w:p>
+            <w:r>
+              <w:rPr>
+                <w:sz w:val="19"/>
+                <w:szCs w:val="19"/>
+              </w:rPr>
+              <w:t xml:space="preserve">5</w:t>
+            </w:r>
+          </w:p>
+        </w:tc>
+        <w:tc>
+          <w:tcPr>
+            <w:tcW w:type="dxa" w:w="5212"/>
+            <w:tcBorders>
+              <w:top w:val="single" w:color="BFBFBF" w:sz="4"/>
+              <w:left w:val="single" w:color="BFBFBF" w:sz="4"/>
+              <w:bottom w:val="single" w:color="BFBFBF" w:sz="4"/>
+              <w:right w:val="single" w:color="BFBFBF" w:sz="4"/>
+            </w:tcBorders>
+            <w:tcMar>
+              <w:top w:type="dxa" w:w="60"/>
+              <w:left w:type="dxa" w:w="100"/>
+              <w:bottom w:type="dxa" w:w="60"/>
+              <w:right w:type="dxa" w:w="100"/>
+            </w:tcMar>
+          </w:tcPr>
+          <w:p>
+            <w:r>
+              <w:rPr>
+                <w:sz w:val="19"/>
+                <w:szCs w:val="19"/>
+              </w:rPr>
+              <w:t xml:space="preserve">Halaman dikirim sebagai isi popup / panel kanan, halaman daftar tetap utuh, simpan profil kembali ke halaman asal dan menolak alamat situs lain</w:t>
             </w:r>
           </w:p>
         </w:tc>
@@ -14555,11 +16359,11 @@
         <w:pStyle w:val="Heading1"/>
         <w:keepNext/>
       </w:pPr>
-      <w:bookmarkStart w:name="_Toc26" w:id="26"/>
+      <w:bookmarkStart w:name="_Toc30" w:id="30"/>
       <w:r>
         <w:t xml:space="preserve">11. Pemetaan Unit Kompetensi</w:t>
       </w:r>
-      <w:bookmarkEnd w:id="26"/>
+      <w:bookmarkEnd w:id="30"/>
     </w:p>
     <w:tbl>
       <w:tblPr>
@@ -15884,7 +17688,7 @@
                 <w:sz w:val="19"/>
                 <w:szCs w:val="19"/>
               </w:rPr>
-              <w:t xml:space="preserve">66 test PHPUnit unit dan fitur, lulus di SQLite dan PostgreSQL (Bagian 10)</w:t>
+              <w:t xml:space="preserve">75 test PHPUnit unit dan fitur (Bagian 10)</w:t>
             </w:r>
           </w:p>
         </w:tc>
@@ -15900,18 +17704,18 @@
         <w:pStyle w:val="Heading1"/>
         <w:keepNext/>
       </w:pPr>
-      <w:bookmarkStart w:name="_Toc27" w:id="27"/>
+      <w:bookmarkStart w:name="_Toc31" w:id="31"/>
       <w:r>
         <w:t xml:space="preserve">12. Skenario Demo</w:t>
       </w:r>
-      <w:bookmarkEnd w:id="27"/>
+      <w:bookmarkEnd w:id="31"/>
     </w:p>
     <w:p>
       <w:pPr>
         <w:pStyle w:val="ListParagraph"/>
         <w:numPr>
           <w:ilvl w:val="0"/>
-          <w:numId w:val="7"/>
+          <w:numId w:val="11"/>
         </w:numPr>
       </w:pPr>
       <w:r>
@@ -15933,18 +17737,21 @@
         <w:pStyle w:val="ListParagraph"/>
         <w:numPr>
           <w:ilvl w:val="0"/>
-          <w:numId w:val="7"/>
+          <w:numId w:val="11"/>
         </w:numPr>
       </w:pPr>
       <w:r>
+        <w:t xml:space="preserve">Klik </w:t>
+      </w:r>
+      <w:r>
         <w:rPr>
           <w:b/>
           <w:bCs/>
         </w:rPr>
-        <w:t xml:space="preserve">Profil Saya</w:t>
-      </w:r>
-      <w:r>
-        <w:t xml:space="preserve">: unggah foto profil; foto tampil di menu samping.</w:t>
+        <w:t xml:space="preserve">foto profil</w:t>
+      </w:r>
+      <w:r>
+        <w:t xml:space="preserve"> di kanan atas: panel profil muncul dari kanan; unggah foto; foto tampil di menu samping.</w:t>
       </w:r>
     </w:p>
     <w:p>
@@ -15952,7 +17759,7 @@
         <w:pStyle w:val="ListParagraph"/>
         <w:numPr>
           <w:ilvl w:val="0"/>
-          <w:numId w:val="7"/>
+          <w:numId w:val="11"/>
         </w:numPr>
       </w:pPr>
       <w:r>
@@ -15963,7 +17770,7 @@
         <w:t xml:space="preserve">Data Barang</w:t>
       </w:r>
       <w:r>
-        <w:t xml:space="preserve">: tambah barang beserta gambar; kode otomatis AT-002; pratinjau gambar.</w:t>
+        <w:t xml:space="preserve">: tambah barang di popup beserta gambar; kode otomatis AT-002; pratinjau gambar.</w:t>
       </w:r>
     </w:p>
     <w:p>
@@ -15971,7 +17778,7 @@
         <w:pStyle w:val="ListParagraph"/>
         <w:numPr>
           <w:ilvl w:val="0"/>
-          <w:numId w:val="7"/>
+          <w:numId w:val="11"/>
         </w:numPr>
       </w:pPr>
       <w:r>
@@ -15990,7 +17797,7 @@
         <w:pStyle w:val="ListParagraph"/>
         <w:numPr>
           <w:ilvl w:val="0"/>
-          <w:numId w:val="7"/>
+          <w:numId w:val="11"/>
         </w:numPr>
       </w:pPr>
       <w:r>
@@ -16009,7 +17816,7 @@
         <w:pStyle w:val="ListParagraph"/>
         <w:numPr>
           <w:ilvl w:val="0"/>
-          <w:numId w:val="7"/>
+          <w:numId w:val="11"/>
         </w:numPr>
       </w:pPr>
       <w:r>
@@ -16031,7 +17838,7 @@
         <w:pStyle w:val="ListParagraph"/>
         <w:numPr>
           <w:ilvl w:val="0"/>
-          <w:numId w:val="7"/>
+          <w:numId w:val="11"/>
         </w:numPr>
       </w:pPr>
       <w:r>
@@ -16053,7 +17860,7 @@
         <w:pStyle w:val="ListParagraph"/>
         <w:numPr>
           <w:ilvl w:val="0"/>
-          <w:numId w:val="7"/>
+          <w:numId w:val="11"/>
         </w:numPr>
       </w:pPr>
       <w:r>
@@ -16075,7 +17882,7 @@
         <w:pStyle w:val="ListParagraph"/>
         <w:numPr>
           <w:ilvl w:val="0"/>
-          <w:numId w:val="7"/>
+          <w:numId w:val="11"/>
         </w:numPr>
       </w:pPr>
       <w:r>
@@ -16091,7 +17898,7 @@
         <w:t xml:space="preserve">php artisan test</w:t>
       </w:r>
       <w:r>
-        <w:t xml:space="preserve"> → 66 test lulus.</w:t>
+        <w:t xml:space="preserve"> → 75 test lulus.</w:t>
       </w:r>
     </w:p>
     <w:p>
@@ -16381,6 +18188,30 @@
     </w:lvlOverride>
   </w:num>
   <w:num w:numId="7">
+    <w:abstractNumId w:val="3"/>
+    <w:lvlOverride w:ilvl="0">
+      <w:startOverride w:val="1"/>
+    </w:lvlOverride>
+  </w:num>
+  <w:num w:numId="8">
+    <w:abstractNumId w:val="3"/>
+    <w:lvlOverride w:ilvl="0">
+      <w:startOverride w:val="1"/>
+    </w:lvlOverride>
+  </w:num>
+  <w:num w:numId="9">
+    <w:abstractNumId w:val="3"/>
+    <w:lvlOverride w:ilvl="0">
+      <w:startOverride w:val="1"/>
+    </w:lvlOverride>
+  </w:num>
+  <w:num w:numId="10">
+    <w:abstractNumId w:val="3"/>
+    <w:lvlOverride w:ilvl="0">
+      <w:startOverride w:val="1"/>
+    </w:lvlOverride>
+  </w:num>
+  <w:num w:numId="11">
     <w:abstractNumId w:val="3"/>
     <w:lvlOverride w:ilvl="0">
       <w:startOverride w:val="1"/>

--- a/dokumen/02_DOKUMENTASI_PROGRAM.docx
+++ b/dokumen/02_DOKUMENTASI_PROGRAM.docx
@@ -573,7 +573,7 @@
                 <w:sz w:val="19"/>
                 <w:szCs w:val="19"/>
               </w:rPr>
-              <w:t xml:space="preserve">PHPUnit 11 — 75 test, 257 assertion, semua lulus</w:t>
+              <w:t xml:space="preserve">PHPUnit 11 — 78 test, 271 assertion, semua lulus</w:t>
             </w:r>
           </w:p>
         </w:tc>
@@ -643,18 +643,13 @@
     </w:p>
     <w:p>
       <w:pPr>
-        <w:spacing w:after="120" w:before="320"/>
+        <w:pStyle w:val="Heading1"/>
       </w:pPr>
-      <w:r>
-        <w:rPr>
-          <w:b/>
-          <w:bCs/>
-          <w:color w:val="1F4E79"/>
-          <w:sz w:val="28"/>
-          <w:szCs w:val="28"/>
-        </w:rPr>
+      <w:bookmarkStart w:name="_Toc1" w:id="1"/>
+      <w:r>
         <w:t xml:space="preserve">Daftar Isi</w:t>
       </w:r>
+      <w:bookmarkEnd w:id="1"/>
     </w:p>
     <w:sdt>
       <w:sdtPr>
@@ -675,7 +670,7 @@
           </w:r>
           <w:hyperlink w:history="1" w:anchor="_Toc1">
             <w:r>
-              <w:t xml:space="preserve">1. Deskripsi Program</w:t>
+              <w:t xml:space="preserve">Daftar Isi</w:t>
             </w:r>
             <w:r>
               <w:tab/>
@@ -683,6 +678,28 @@
             <w:r>
               <w:fldChar w:fldCharType="begin" w:dirty="true"/>
               <w:instrText xml:space="preserve">PAGEREF _Toc1 \h</w:instrText>
+              <w:fldChar w:fldCharType="separate"/>
+              <w:fldChar w:fldCharType="end"/>
+            </w:r>
+          </w:hyperlink>
+        </w:p>
+        <w:p>
+          <w:pPr>
+            <w:pStyle w:val="TOC1"/>
+            <w:tabs>
+              <w:tab w:val="right" w:pos="9638" w:leader="dot"/>
+            </w:tabs>
+          </w:pPr>
+          <w:hyperlink w:history="1" w:anchor="_Toc2">
+            <w:r>
+              <w:t xml:space="preserve">1. Deskripsi Program</w:t>
+            </w:r>
+            <w:r>
+              <w:tab/>
+            </w:r>
+            <w:r>
+              <w:fldChar w:fldCharType="begin" w:dirty="true"/>
+              <w:instrText xml:space="preserve">PAGEREF _Toc2 \h</w:instrText>
               <w:fldChar w:fldCharType="separate"/>
               <w:fldChar w:fldCharType="end"/>
             </w:r>
@@ -696,31 +713,9 @@
             </w:tabs>
             <w:ind w:left="220"/>
           </w:pPr>
-          <w:hyperlink w:history="1" w:anchor="_Toc2">
+          <w:hyperlink w:history="1" w:anchor="_Toc3">
             <w:r>
               <w:t xml:space="preserve">1.1 Daftar Fitur</w:t>
-            </w:r>
-            <w:r>
-              <w:tab/>
-            </w:r>
-            <w:r>
-              <w:fldChar w:fldCharType="begin" w:dirty="true"/>
-              <w:instrText xml:space="preserve">PAGEREF _Toc2 \h</w:instrText>
-              <w:fldChar w:fldCharType="separate"/>
-              <w:fldChar w:fldCharType="end"/>
-            </w:r>
-          </w:hyperlink>
-        </w:p>
-        <w:p>
-          <w:pPr>
-            <w:pStyle w:val="TOC1"/>
-            <w:tabs>
-              <w:tab w:val="right" w:pos="9638" w:leader="dot"/>
-            </w:tabs>
-          </w:pPr>
-          <w:hyperlink w:history="1" w:anchor="_Toc3">
-            <w:r>
-              <w:t xml:space="preserve">2. Cara Menjalankan Program</w:t>
             </w:r>
             <w:r>
               <w:tab/>
@@ -742,7 +737,7 @@
           </w:pPr>
           <w:hyperlink w:history="1" w:anchor="_Toc4">
             <w:r>
-              <w:t xml:space="preserve">3. Spesifikasi Program</w:t>
+              <w:t xml:space="preserve">2. Cara Menjalankan Program</w:t>
             </w:r>
             <w:r>
               <w:tab/>
@@ -757,15 +752,14 @@
         </w:p>
         <w:p>
           <w:pPr>
-            <w:pStyle w:val="TOC2"/>
+            <w:pStyle w:val="TOC1"/>
             <w:tabs>
               <w:tab w:val="right" w:pos="9638" w:leader="dot"/>
             </w:tabs>
-            <w:ind w:left="220"/>
           </w:pPr>
           <w:hyperlink w:history="1" w:anchor="_Toc5">
             <w:r>
-              <w:t xml:space="preserve">3.1 Hak Akses per Role</w:t>
+              <w:t xml:space="preserve">3. Spesifikasi Program</w:t>
             </w:r>
             <w:r>
               <w:tab/>
@@ -788,7 +782,7 @@
           </w:pPr>
           <w:hyperlink w:history="1" w:anchor="_Toc6">
             <w:r>
-              <w:t xml:space="preserve">3.2 Aturan Bisnis dan Validasi</w:t>
+              <w:t xml:space="preserve">3.1 Hak Akses per Role</w:t>
             </w:r>
             <w:r>
               <w:tab/>
@@ -811,7 +805,7 @@
           </w:pPr>
           <w:hyperlink w:history="1" w:anchor="_Toc7">
             <w:r>
-              <w:t xml:space="preserve">3.3 Alur Barang Keluar</w:t>
+              <w:t xml:space="preserve">3.2 Aturan Bisnis dan Validasi</w:t>
             </w:r>
             <w:r>
               <w:tab/>
@@ -834,7 +828,7 @@
           </w:pPr>
           <w:hyperlink w:history="1" w:anchor="_Toc8">
             <w:r>
-              <w:t xml:space="preserve">3.4 Batasan Sistem</w:t>
+              <w:t xml:space="preserve">3.3 Alur Barang Keluar</w:t>
             </w:r>
             <w:r>
               <w:tab/>
@@ -849,14 +843,15 @@
         </w:p>
         <w:p>
           <w:pPr>
-            <w:pStyle w:val="TOC1"/>
+            <w:pStyle w:val="TOC2"/>
             <w:tabs>
               <w:tab w:val="right" w:pos="9638" w:leader="dot"/>
             </w:tabs>
+            <w:ind w:left="220"/>
           </w:pPr>
           <w:hyperlink w:history="1" w:anchor="_Toc9">
             <w:r>
-              <w:t xml:space="preserve">4. Database</w:t>
+              <w:t xml:space="preserve">3.4 Batasan Sistem</w:t>
             </w:r>
             <w:r>
               <w:tab/>
@@ -878,7 +873,7 @@
           </w:pPr>
           <w:hyperlink w:history="1" w:anchor="_Toc10">
             <w:r>
-              <w:t xml:space="preserve">5. Struktur Program (MVC)</w:t>
+              <w:t xml:space="preserve">4. Database</w:t>
             </w:r>
             <w:r>
               <w:tab/>
@@ -900,7 +895,7 @@
           </w:pPr>
           <w:hyperlink w:history="1" w:anchor="_Toc11">
             <w:r>
-              <w:t xml:space="preserve">6. Desain Antarmuka</w:t>
+              <w:t xml:space="preserve">5. Struktur Program (MVC)</w:t>
             </w:r>
             <w:r>
               <w:tab/>
@@ -922,7 +917,7 @@
           </w:pPr>
           <w:hyperlink w:history="1" w:anchor="_Toc12">
             <w:r>
-              <w:t xml:space="preserve">7. Penjelasan Kode Penting</w:t>
+              <w:t xml:space="preserve">6. Desain Antarmuka</w:t>
             </w:r>
             <w:r>
               <w:tab/>
@@ -937,15 +932,14 @@
         </w:p>
         <w:p>
           <w:pPr>
-            <w:pStyle w:val="TOC2"/>
+            <w:pStyle w:val="TOC1"/>
             <w:tabs>
               <w:tab w:val="right" w:pos="9638" w:leader="dot"/>
             </w:tabs>
-            <w:ind w:left="220"/>
           </w:pPr>
           <w:hyperlink w:history="1" w:anchor="_Toc13">
             <w:r>
-              <w:t xml:space="preserve">7.1 Login — AuthController::login()</w:t>
+              <w:t xml:space="preserve">7. Penjelasan Kode Penting</w:t>
             </w:r>
             <w:r>
               <w:tab/>
@@ -968,7 +962,7 @@
           </w:pPr>
           <w:hyperlink w:history="1" w:anchor="_Toc14">
             <w:r>
-              <w:t xml:space="preserve">7.2 Hak Akses — CekRole::handle()</w:t>
+              <w:t xml:space="preserve">7.1 Login — AuthController::login()</w:t>
             </w:r>
             <w:r>
               <w:tab/>
@@ -991,7 +985,7 @@
           </w:pPr>
           <w:hyperlink w:history="1" w:anchor="_Toc15">
             <w:r>
-              <w:t xml:space="preserve">7.3 Kode Barang Otomatis — Barang::generateKode()</w:t>
+              <w:t xml:space="preserve">7.2 Hak Akses — CekRole::handle()</w:t>
             </w:r>
             <w:r>
               <w:tab/>
@@ -1014,7 +1008,7 @@
           </w:pPr>
           <w:hyperlink w:history="1" w:anchor="_Toc16">
             <w:r>
-              <w:t xml:space="preserve">7.4 Stok — StokService</w:t>
+              <w:t xml:space="preserve">7.3 Kode Barang Otomatis — Barang::generateKode()</w:t>
             </w:r>
             <w:r>
               <w:tab/>
@@ -1037,7 +1031,7 @@
           </w:pPr>
           <w:hyperlink w:history="1" w:anchor="_Toc17">
             <w:r>
-              <w:t xml:space="preserve">7.5 Verifikasi — BarangKeluarController::setujui() dan tolak()</w:t>
+              <w:t xml:space="preserve">7.4 Stok — StokService</w:t>
             </w:r>
             <w:r>
               <w:tab/>
@@ -1060,7 +1054,7 @@
           </w:pPr>
           <w:hyperlink w:history="1" w:anchor="_Toc18">
             <w:r>
-              <w:t xml:space="preserve">7.6 Validasi — Form Request</w:t>
+              <w:t xml:space="preserve">7.5 Verifikasi — BarangKeluarController::setujui() dan tolak()</w:t>
             </w:r>
             <w:r>
               <w:tab/>
@@ -1083,7 +1077,7 @@
           </w:pPr>
           <w:hyperlink w:history="1" w:anchor="_Toc19">
             <w:r>
-              <w:t xml:space="preserve">7.7 Unggah Gambar — GambarService</w:t>
+              <w:t xml:space="preserve">7.6 Validasi — Form Request</w:t>
             </w:r>
             <w:r>
               <w:tab/>
@@ -1106,7 +1100,7 @@
           </w:pPr>
           <w:hyperlink w:history="1" w:anchor="_Toc20">
             <w:r>
-              <w:t xml:space="preserve">7.8 Suasana Login dan Audio — App\Support\Suasana</w:t>
+              <w:t xml:space="preserve">7.7 Unggah Gambar — GambarService</w:t>
             </w:r>
             <w:r>
               <w:tab/>
@@ -1129,7 +1123,7 @@
           </w:pPr>
           <w:hyperlink w:history="1" w:anchor="_Toc21">
             <w:r>
-              <w:t xml:space="preserve">7.9 Mode Terang / Gelap — resources/js/tema.js</w:t>
+              <w:t xml:space="preserve">7.8 Suasana Login dan Audio — App\Support\Suasana</w:t>
             </w:r>
             <w:r>
               <w:tab/>
@@ -1152,7 +1146,7 @@
           </w:pPr>
           <w:hyperlink w:history="1" w:anchor="_Toc22">
             <w:r>
-              <w:t xml:space="preserve">7.10 Musik Bad Apple!! — resources/js/musik.js</w:t>
+              <w:t xml:space="preserve">7.9 Mode Terang / Gelap — resources/js/tema.js</w:t>
             </w:r>
             <w:r>
               <w:tab/>
@@ -1175,7 +1169,7 @@
           </w:pPr>
           <w:hyperlink w:history="1" w:anchor="_Toc23">
             <w:r>
-              <w:t xml:space="preserve">7.11 Tanpa Pindah Halaman dan Popup — Turbo</w:t>
+              <w:t xml:space="preserve">7.10 Musik Bad Apple!! — resources/js/musik.js</w:t>
             </w:r>
             <w:r>
               <w:tab/>
@@ -1198,7 +1192,7 @@
           </w:pPr>
           <w:hyperlink w:history="1" w:anchor="_Toc24">
             <w:r>
-              <w:t xml:space="preserve">7.12 Penanganan Error 419 — bootstrap/app.php</w:t>
+              <w:t xml:space="preserve">7.11 Tanpa Pindah Halaman dan Popup — Turbo</w:t>
             </w:r>
             <w:r>
               <w:tab/>
@@ -1213,14 +1207,15 @@
         </w:p>
         <w:p>
           <w:pPr>
-            <w:pStyle w:val="TOC1"/>
+            <w:pStyle w:val="TOC2"/>
             <w:tabs>
               <w:tab w:val="right" w:pos="9638" w:leader="dot"/>
             </w:tabs>
+            <w:ind w:left="220"/>
           </w:pPr>
           <w:hyperlink w:history="1" w:anchor="_Toc25">
             <w:r>
-              <w:t xml:space="preserve">8. Keamanan</w:t>
+              <w:t xml:space="preserve">7.12 Penanganan Error 419 — bootstrap/app.php</w:t>
             </w:r>
             <w:r>
               <w:tab/>
@@ -1242,7 +1237,7 @@
           </w:pPr>
           <w:hyperlink w:history="1" w:anchor="_Toc26">
             <w:r>
-              <w:t xml:space="preserve">9. Debugging</w:t>
+              <w:t xml:space="preserve">8. Keamanan</w:t>
             </w:r>
             <w:r>
               <w:tab/>
@@ -1257,15 +1252,14 @@
         </w:p>
         <w:p>
           <w:pPr>
-            <w:pStyle w:val="TOC2"/>
+            <w:pStyle w:val="TOC1"/>
             <w:tabs>
               <w:tab w:val="right" w:pos="9638" w:leader="dot"/>
             </w:tabs>
-            <w:ind w:left="220"/>
           </w:pPr>
           <w:hyperlink w:history="1" w:anchor="_Toc27">
             <w:r>
-              <w:t xml:space="preserve">9.1 Bug yang Ditemukan dan Perbaikannya</w:t>
+              <w:t xml:space="preserve">9. Debugging</w:t>
             </w:r>
             <w:r>
               <w:tab/>
@@ -1288,7 +1282,7 @@
           </w:pPr>
           <w:hyperlink w:history="1" w:anchor="_Toc28">
             <w:r>
-              <w:t xml:space="preserve">9.2 Teknik Debugging</w:t>
+              <w:t xml:space="preserve">9.1 Bug yang Ditemukan dan Perbaikannya</w:t>
             </w:r>
             <w:r>
               <w:tab/>
@@ -1303,14 +1297,15 @@
         </w:p>
         <w:p>
           <w:pPr>
-            <w:pStyle w:val="TOC1"/>
+            <w:pStyle w:val="TOC2"/>
             <w:tabs>
               <w:tab w:val="right" w:pos="9638" w:leader="dot"/>
             </w:tabs>
+            <w:ind w:left="220"/>
           </w:pPr>
           <w:hyperlink w:history="1" w:anchor="_Toc29">
             <w:r>
-              <w:t xml:space="preserve">10. Pengujian Unit Program</w:t>
+              <w:t xml:space="preserve">9.2 Teknik Debugging</w:t>
             </w:r>
             <w:r>
               <w:tab/>
@@ -1332,7 +1327,7 @@
           </w:pPr>
           <w:hyperlink w:history="1" w:anchor="_Toc30">
             <w:r>
-              <w:t xml:space="preserve">11. Pemetaan Unit Kompetensi</w:t>
+              <w:t xml:space="preserve">10. Pengujian Unit Program</w:t>
             </w:r>
             <w:r>
               <w:tab/>
@@ -1354,7 +1349,7 @@
           </w:pPr>
           <w:hyperlink w:history="1" w:anchor="_Toc31">
             <w:r>
-              <w:t xml:space="preserve">12. Skenario Demo</w:t>
+              <w:t xml:space="preserve">11. Pemetaan Unit Kompetensi</w:t>
             </w:r>
             <w:r>
               <w:tab/>
@@ -1362,6 +1357,28 @@
             <w:r>
               <w:fldChar w:fldCharType="begin" w:dirty="true"/>
               <w:instrText xml:space="preserve">PAGEREF _Toc31 \h</w:instrText>
+              <w:fldChar w:fldCharType="separate"/>
+              <w:fldChar w:fldCharType="end"/>
+            </w:r>
+          </w:hyperlink>
+        </w:p>
+        <w:p>
+          <w:pPr>
+            <w:pStyle w:val="TOC1"/>
+            <w:tabs>
+              <w:tab w:val="right" w:pos="9638" w:leader="dot"/>
+            </w:tabs>
+          </w:pPr>
+          <w:hyperlink w:history="1" w:anchor="_Toc32">
+            <w:r>
+              <w:t xml:space="preserve">12. Skenario Demo</w:t>
+            </w:r>
+            <w:r>
+              <w:tab/>
+            </w:r>
+            <w:r>
+              <w:fldChar w:fldCharType="begin" w:dirty="true"/>
+              <w:instrText xml:space="preserve">PAGEREF _Toc32 \h</w:instrText>
               <w:fldChar w:fldCharType="separate"/>
               <w:fldChar w:fldCharType="end"/>
             </w:r>
@@ -1376,19 +1393,30 @@
     </w:sdt>
     <w:p>
       <w:r>
+        <w:rPr>
+          <w:i/>
+          <w:iCs/>
+          <w:color w:val="808080"/>
+          <w:sz w:val="18"/>
+          <w:szCs w:val="18"/>
+        </w:rPr>
+        <w:t xml:space="preserve">(Bila daftar isi belum tampil, klik kanan di area ini lalu pilih "Update Field".)</w:t>
+      </w:r>
+    </w:p>
+    <w:p>
+      <w:r>
         <w:br w:type="page"/>
       </w:r>
     </w:p>
     <w:p>
       <w:pPr>
         <w:pStyle w:val="Heading1"/>
-        <w:keepNext/>
       </w:pPr>
-      <w:bookmarkStart w:name="_Toc1" w:id="1"/>
+      <w:bookmarkStart w:name="_Toc2" w:id="2"/>
       <w:r>
         <w:t xml:space="preserve">1. Deskripsi Program</w:t>
       </w:r>
-      <w:bookmarkEnd w:id="1"/>
+      <w:bookmarkEnd w:id="2"/>
     </w:p>
     <w:p>
       <w:r>
@@ -1846,13 +1874,12 @@
     <w:p>
       <w:pPr>
         <w:pStyle w:val="Heading2"/>
-        <w:keepNext/>
       </w:pPr>
-      <w:bookmarkStart w:name="_Toc2" w:id="2"/>
+      <w:bookmarkStart w:name="_Toc3" w:id="3"/>
       <w:r>
         <w:t xml:space="preserve">1.1 Daftar Fitur</w:t>
       </w:r>
-      <w:bookmarkEnd w:id="2"/>
+      <w:bookmarkEnd w:id="3"/>
     </w:p>
     <w:tbl>
       <w:tblPr>
@@ -3054,13 +3081,12 @@
     <w:p>
       <w:pPr>
         <w:pStyle w:val="Heading1"/>
-        <w:keepNext/>
       </w:pPr>
-      <w:bookmarkStart w:name="_Toc3" w:id="3"/>
+      <w:bookmarkStart w:name="_Toc4" w:id="4"/>
       <w:r>
         <w:t xml:space="preserve">2. Cara Menjalankan Program</w:t>
       </w:r>
-      <w:bookmarkEnd w:id="3"/>
+      <w:bookmarkEnd w:id="4"/>
     </w:p>
     <w:p>
       <w:r>
@@ -3387,24 +3413,22 @@
     <w:p>
       <w:pPr>
         <w:pStyle w:val="Heading1"/>
-        <w:keepNext/>
       </w:pPr>
-      <w:bookmarkStart w:name="_Toc4" w:id="4"/>
+      <w:bookmarkStart w:name="_Toc5" w:id="5"/>
       <w:r>
         <w:t xml:space="preserve">3. Spesifikasi Program</w:t>
       </w:r>
-      <w:bookmarkEnd w:id="4"/>
+      <w:bookmarkEnd w:id="5"/>
     </w:p>
     <w:p>
       <w:pPr>
         <w:pStyle w:val="Heading2"/>
-        <w:keepNext/>
       </w:pPr>
-      <w:bookmarkStart w:name="_Toc5" w:id="5"/>
+      <w:bookmarkStart w:name="_Toc6" w:id="6"/>
       <w:r>
         <w:t xml:space="preserve">3.1 Hak Akses per Role</w:t>
       </w:r>
-      <w:bookmarkEnd w:id="5"/>
+      <w:bookmarkEnd w:id="6"/>
     </w:p>
     <w:tbl>
       <w:tblPr>
@@ -5282,13 +5306,12 @@
     <w:p>
       <w:pPr>
         <w:pStyle w:val="Heading2"/>
-        <w:keepNext/>
       </w:pPr>
-      <w:bookmarkStart w:name="_Toc6" w:id="6"/>
+      <w:bookmarkStart w:name="_Toc7" w:id="7"/>
       <w:r>
         <w:t xml:space="preserve">3.2 Aturan Bisnis dan Validasi</w:t>
       </w:r>
-      <w:bookmarkEnd w:id="6"/>
+      <w:bookmarkEnd w:id="7"/>
     </w:p>
     <w:p>
       <w:pPr>
@@ -5449,13 +5472,12 @@
     <w:p>
       <w:pPr>
         <w:pStyle w:val="Heading2"/>
-        <w:keepNext/>
       </w:pPr>
-      <w:bookmarkStart w:name="_Toc7" w:id="7"/>
+      <w:bookmarkStart w:name="_Toc8" w:id="8"/>
       <w:r>
         <w:t xml:space="preserve">3.3 Alur Barang Keluar</w:t>
       </w:r>
-      <w:bookmarkEnd w:id="7"/>
+      <w:bookmarkEnd w:id="8"/>
     </w:p>
     <w:p>
       <w:pPr>
@@ -5580,13 +5602,12 @@
     <w:p>
       <w:pPr>
         <w:pStyle w:val="Heading2"/>
-        <w:keepNext/>
       </w:pPr>
-      <w:bookmarkStart w:name="_Toc8" w:id="8"/>
+      <w:bookmarkStart w:name="_Toc9" w:id="9"/>
       <w:r>
         <w:t xml:space="preserve">3.4 Batasan Sistem</w:t>
       </w:r>
-      <w:bookmarkEnd w:id="8"/>
+      <w:bookmarkEnd w:id="9"/>
     </w:p>
     <w:p>
       <w:pPr>
@@ -5627,13 +5648,12 @@
     <w:p>
       <w:pPr>
         <w:pStyle w:val="Heading1"/>
-        <w:keepNext/>
       </w:pPr>
-      <w:bookmarkStart w:name="_Toc9" w:id="9"/>
+      <w:bookmarkStart w:name="_Toc10" w:id="10"/>
       <w:r>
         <w:t xml:space="preserve">4. Database</w:t>
       </w:r>
-      <w:bookmarkEnd w:id="9"/>
+      <w:bookmarkEnd w:id="10"/>
     </w:p>
     <w:p>
       <w:r>
@@ -6601,13 +6621,12 @@
     <w:p>
       <w:pPr>
         <w:pStyle w:val="Heading1"/>
-        <w:keepNext/>
       </w:pPr>
-      <w:bookmarkStart w:name="_Toc10" w:id="10"/>
+      <w:bookmarkStart w:name="_Toc11" w:id="11"/>
       <w:r>
         <w:t xml:space="preserve">5. Struktur Program (MVC)</w:t>
       </w:r>
-      <w:bookmarkEnd w:id="10"/>
+      <w:bookmarkEnd w:id="11"/>
     </w:p>
     <w:p>
       <w:r>
@@ -8368,7 +8387,7 @@
                 <w:sz w:val="19"/>
                 <w:szCs w:val="19"/>
               </w:rPr>
-              <w:t xml:space="preserve">75 test PHPUnit</w:t>
+              <w:t xml:space="preserve">78 test PHPUnit</w:t>
             </w:r>
           </w:p>
         </w:tc>
@@ -8457,13 +8476,12 @@
     <w:p>
       <w:pPr>
         <w:pStyle w:val="Heading1"/>
-        <w:keepNext/>
       </w:pPr>
-      <w:bookmarkStart w:name="_Toc11" w:id="11"/>
+      <w:bookmarkStart w:name="_Toc12" w:id="12"/>
       <w:r>
         <w:t xml:space="preserve">6. Desain Antarmuka</w:t>
       </w:r>
-      <w:bookmarkEnd w:id="11"/>
+      <w:bookmarkEnd w:id="12"/>
     </w:p>
     <w:p>
       <w:pPr>
@@ -8773,20 +8791,18 @@
     <w:p>
       <w:pPr>
         <w:pStyle w:val="Heading1"/>
-        <w:keepNext/>
       </w:pPr>
-      <w:bookmarkStart w:name="_Toc12" w:id="12"/>
+      <w:bookmarkStart w:name="_Toc13" w:id="13"/>
       <w:r>
         <w:t xml:space="preserve">7. Penjelasan Kode Penting</w:t>
       </w:r>
-      <w:bookmarkEnd w:id="12"/>
+      <w:bookmarkEnd w:id="13"/>
     </w:p>
     <w:p>
       <w:pPr>
         <w:pStyle w:val="Heading2"/>
-        <w:keepNext/>
       </w:pPr>
-      <w:bookmarkStart w:name="_Toc13" w:id="13"/>
+      <w:bookmarkStart w:name="_Toc14" w:id="14"/>
       <w:r>
         <w:t xml:space="preserve">7.1 Login — </w:t>
       </w:r>
@@ -8799,7 +8815,7 @@
         </w:rPr>
         <w:t xml:space="preserve">AuthController::login()</w:t>
       </w:r>
-      <w:bookmarkEnd w:id="13"/>
+      <w:bookmarkEnd w:id="14"/>
     </w:p>
     <w:p>
       <w:r>
@@ -8864,9 +8880,8 @@
     <w:p>
       <w:pPr>
         <w:pStyle w:val="Heading2"/>
-        <w:keepNext/>
       </w:pPr>
-      <w:bookmarkStart w:name="_Toc14" w:id="14"/>
+      <w:bookmarkStart w:name="_Toc15" w:id="15"/>
       <w:r>
         <w:t xml:space="preserve">7.2 Hak Akses — </w:t>
       </w:r>
@@ -8879,7 +8894,7 @@
         </w:rPr>
         <w:t xml:space="preserve">CekRole::handle()</w:t>
       </w:r>
-      <w:bookmarkEnd w:id="14"/>
+      <w:bookmarkEnd w:id="15"/>
     </w:p>
     <w:p>
       <w:r>
@@ -8971,9 +8986,8 @@
     <w:p>
       <w:pPr>
         <w:pStyle w:val="Heading2"/>
-        <w:keepNext/>
       </w:pPr>
-      <w:bookmarkStart w:name="_Toc15" w:id="15"/>
+      <w:bookmarkStart w:name="_Toc16" w:id="16"/>
       <w:r>
         <w:t xml:space="preserve">7.3 Kode Barang Otomatis — </w:t>
       </w:r>
@@ -8986,7 +9000,7 @@
         </w:rPr>
         <w:t xml:space="preserve">Barang::generateKode()</w:t>
       </w:r>
-      <w:bookmarkEnd w:id="15"/>
+      <w:bookmarkEnd w:id="16"/>
     </w:p>
     <w:p>
       <w:pPr>
@@ -9111,9 +9125,8 @@
     <w:p>
       <w:pPr>
         <w:pStyle w:val="Heading2"/>
-        <w:keepNext/>
       </w:pPr>
-      <w:bookmarkStart w:name="_Toc16" w:id="16"/>
+      <w:bookmarkStart w:name="_Toc17" w:id="17"/>
       <w:r>
         <w:t xml:space="preserve">7.4 Stok — </w:t>
       </w:r>
@@ -9126,7 +9139,7 @@
         </w:rPr>
         <w:t xml:space="preserve">StokService</w:t>
       </w:r>
-      <w:bookmarkEnd w:id="16"/>
+      <w:bookmarkEnd w:id="17"/>
     </w:p>
     <w:p>
       <w:r>
@@ -9208,9 +9221,8 @@
     <w:p>
       <w:pPr>
         <w:pStyle w:val="Heading2"/>
-        <w:keepNext/>
       </w:pPr>
-      <w:bookmarkStart w:name="_Toc17" w:id="17"/>
+      <w:bookmarkStart w:name="_Toc18" w:id="18"/>
       <w:r>
         <w:t xml:space="preserve">7.5 Verifikasi — </w:t>
       </w:r>
@@ -9235,7 +9247,7 @@
         </w:rPr>
         <w:t xml:space="preserve">tolak()</w:t>
       </w:r>
-      <w:bookmarkEnd w:id="17"/>
+      <w:bookmarkEnd w:id="18"/>
     </w:p>
     <w:p>
       <w:r>
@@ -9305,13 +9317,12 @@
     <w:p>
       <w:pPr>
         <w:pStyle w:val="Heading2"/>
-        <w:keepNext/>
       </w:pPr>
-      <w:bookmarkStart w:name="_Toc18" w:id="18"/>
+      <w:bookmarkStart w:name="_Toc19" w:id="19"/>
       <w:r>
         <w:t xml:space="preserve">7.6 Validasi — Form Request</w:t>
       </w:r>
-      <w:bookmarkEnd w:id="18"/>
+      <w:bookmarkEnd w:id="19"/>
     </w:p>
     <w:p>
       <w:r>
@@ -9489,9 +9500,8 @@
     <w:p>
       <w:pPr>
         <w:pStyle w:val="Heading2"/>
-        <w:keepNext/>
       </w:pPr>
-      <w:bookmarkStart w:name="_Toc19" w:id="19"/>
+      <w:bookmarkStart w:name="_Toc20" w:id="20"/>
       <w:r>
         <w:t xml:space="preserve">7.7 Unggah Gambar — </w:t>
       </w:r>
@@ -9504,7 +9514,7 @@
         </w:rPr>
         <w:t xml:space="preserve">GambarService</w:t>
       </w:r>
-      <w:bookmarkEnd w:id="19"/>
+      <w:bookmarkEnd w:id="20"/>
     </w:p>
     <w:p>
       <w:pPr>
@@ -9754,12 +9764,14 @@
     </w:p>
     <w:p>
       <w:pPr>
-        <w:pStyle w:val="Heading2"/>
-        <w:keepNext/>
+        <w:pStyle w:val="ListParagraph"/>
+        <w:numPr>
+          <w:ilvl w:val="0"/>
+          <w:numId w:val="6"/>
+        </w:numPr>
       </w:pPr>
-      <w:bookmarkStart w:name="_Toc20" w:id="20"/>
-      <w:r>
-        <w:t xml:space="preserve">7.8 Suasana Login dan Audio — </w:t>
+      <w:r>
+        <w:t xml:space="preserve">Bila penyimpanan gagal (kunci salah, bucket tidak ada, koneksi putus), </w:t>
       </w:r>
       <w:r>
         <w:rPr>
@@ -9768,9 +9780,54 @@
           <w:sz w:val="20"/>
           <w:szCs w:val="20"/>
         </w:rPr>
+        <w:t xml:space="preserve">simpan()</w:t>
+      </w:r>
+      <w:r>
+        <w:t xml:space="preserve"> melempar </w:t>
+      </w:r>
+      <w:r>
+        <w:rPr>
+          <w:rFonts w:ascii="Consolas" w:cs="Consolas" w:eastAsia="Consolas" w:hAnsi="Consolas"/>
+          <w:color w:val="1F4E79"/>
+          <w:sz w:val="20"/>
+          <w:szCs w:val="20"/>
+        </w:rPr>
+        <w:t xml:space="preserve">GambarGagalDisimpanException</w:t>
+      </w:r>
+      <w:r>
+        <w:t xml:space="preserve">. </w:t>
+      </w:r>
+      <w:r>
+        <w:rPr>
+          <w:rFonts w:ascii="Consolas" w:cs="Consolas" w:eastAsia="Consolas" w:hAnsi="Consolas"/>
+          <w:color w:val="1F4E79"/>
+          <w:sz w:val="20"/>
+          <w:szCs w:val="20"/>
+        </w:rPr>
+        <w:t xml:space="preserve">bootstrap/app.php</w:t>
+      </w:r>
+      <w:r>
+        <w:t xml:space="preserve"> mengembalikan pengguna ke form dengan pesan jelas, dan penyebab aslinya dicatat ke log (di Vercel: menu Logs).</w:t>
+      </w:r>
+    </w:p>
+    <w:p>
+      <w:pPr>
+        <w:pStyle w:val="Heading2"/>
+      </w:pPr>
+      <w:bookmarkStart w:name="_Toc21" w:id="21"/>
+      <w:r>
+        <w:t xml:space="preserve">7.8 Suasana Login dan Audio — </w:t>
+      </w:r>
+      <w:r>
+        <w:rPr>
+          <w:rFonts w:ascii="Consolas" w:cs="Consolas" w:eastAsia="Consolas" w:hAnsi="Consolas"/>
+          <w:color w:val="1F4E79"/>
+          <w:sz w:val="20"/>
+          <w:szCs w:val="20"/>
+        </w:rPr>
         <w:t xml:space="preserve">App\Support\Suasana</w:t>
       </w:r>
-      <w:bookmarkEnd w:id="20"/>
+      <w:bookmarkEnd w:id="21"/>
     </w:p>
     <w:p>
       <w:pPr>
@@ -9922,9 +9979,8 @@
     <w:p>
       <w:pPr>
         <w:pStyle w:val="Heading2"/>
-        <w:keepNext/>
       </w:pPr>
-      <w:bookmarkStart w:name="_Toc21" w:id="21"/>
+      <w:bookmarkStart w:name="_Toc22" w:id="22"/>
       <w:r>
         <w:t xml:space="preserve">7.9 Mode Terang / Gelap — </w:t>
       </w:r>
@@ -9937,7 +9993,7 @@
         </w:rPr>
         <w:t xml:space="preserve">resources/js/tema.js</w:t>
       </w:r>
-      <w:bookmarkEnd w:id="21"/>
+      <w:bookmarkEnd w:id="22"/>
     </w:p>
     <w:p>
       <w:pPr>
@@ -10092,9 +10148,8 @@
     <w:p>
       <w:pPr>
         <w:pStyle w:val="Heading2"/>
-        <w:keepNext/>
       </w:pPr>
-      <w:bookmarkStart w:name="_Toc22" w:id="22"/>
+      <w:bookmarkStart w:name="_Toc23" w:id="23"/>
       <w:r>
         <w:t xml:space="preserve">7.10 Musik Bad Apple!! — </w:t>
       </w:r>
@@ -10107,7 +10162,7 @@
         </w:rPr>
         <w:t xml:space="preserve">resources/js/musik.js</w:t>
       </w:r>
-      <w:bookmarkEnd w:id="22"/>
+      <w:bookmarkEnd w:id="23"/>
     </w:p>
     <w:p>
       <w:pPr>
@@ -10232,13 +10287,12 @@
     <w:p>
       <w:pPr>
         <w:pStyle w:val="Heading2"/>
-        <w:keepNext/>
       </w:pPr>
-      <w:bookmarkStart w:name="_Toc23" w:id="23"/>
+      <w:bookmarkStart w:name="_Toc24" w:id="24"/>
       <w:r>
         <w:t xml:space="preserve">7.11 Tanpa Pindah Halaman dan Popup — Turbo</w:t>
       </w:r>
-      <w:bookmarkEnd w:id="23"/>
+      <w:bookmarkEnd w:id="24"/>
     </w:p>
     <w:p>
       <w:pPr>
@@ -10442,9 +10496,8 @@
     <w:p>
       <w:pPr>
         <w:pStyle w:val="Heading2"/>
-        <w:keepNext/>
       </w:pPr>
-      <w:bookmarkStart w:name="_Toc24" w:id="24"/>
+      <w:bookmarkStart w:name="_Toc25" w:id="25"/>
       <w:r>
         <w:t xml:space="preserve">7.12 Penanganan Error 419 — </w:t>
       </w:r>
@@ -10457,7 +10510,7 @@
         </w:rPr>
         <w:t xml:space="preserve">bootstrap/app.php</w:t>
       </w:r>
-      <w:bookmarkEnd w:id="24"/>
+      <w:bookmarkEnd w:id="25"/>
     </w:p>
     <w:p>
       <w:r>
@@ -10467,13 +10520,12 @@
     <w:p>
       <w:pPr>
         <w:pStyle w:val="Heading1"/>
-        <w:keepNext/>
       </w:pPr>
-      <w:bookmarkStart w:name="_Toc25" w:id="25"/>
+      <w:bookmarkStart w:name="_Toc26" w:id="26"/>
       <w:r>
         <w:t xml:space="preserve">8. Keamanan</w:t>
       </w:r>
-      <w:bookmarkEnd w:id="25"/>
+      <w:bookmarkEnd w:id="26"/>
     </w:p>
     <w:tbl>
       <w:tblPr>
@@ -11283,24 +11335,22 @@
     <w:p>
       <w:pPr>
         <w:pStyle w:val="Heading1"/>
-        <w:keepNext/>
       </w:pPr>
-      <w:bookmarkStart w:name="_Toc26" w:id="26"/>
+      <w:bookmarkStart w:name="_Toc27" w:id="27"/>
       <w:r>
         <w:t xml:space="preserve">9. Debugging</w:t>
       </w:r>
-      <w:bookmarkEnd w:id="26"/>
+      <w:bookmarkEnd w:id="27"/>
     </w:p>
     <w:p>
       <w:pPr>
         <w:pStyle w:val="Heading2"/>
-        <w:keepNext/>
       </w:pPr>
-      <w:bookmarkStart w:name="_Toc27" w:id="27"/>
+      <w:bookmarkStart w:name="_Toc28" w:id="28"/>
       <w:r>
         <w:t xml:space="preserve">9.1 Bug yang Ditemukan dan Perbaikannya</w:t>
       </w:r>
-      <w:bookmarkEnd w:id="27"/>
+      <w:bookmarkEnd w:id="28"/>
     </w:p>
     <w:tbl>
       <w:tblPr>
@@ -11315,11 +11365,11 @@
         </w:tblBorders>
       </w:tblPr>
       <w:tblGrid>
-        <w:gridCol w:w="280"/>
-        <w:gridCol w:w="1637"/>
-        <w:gridCol w:w="2807"/>
-        <w:gridCol w:w="2386"/>
-        <w:gridCol w:w="2528"/>
+        <w:gridCol w:w="252"/>
+        <w:gridCol w:w="1809"/>
+        <w:gridCol w:w="2525"/>
+        <w:gridCol w:w="2525"/>
+        <w:gridCol w:w="2527"/>
       </w:tblGrid>
       <w:tr>
         <w:trPr>
@@ -11327,7 +11377,7 @@
         </w:trPr>
         <w:tc>
           <w:tcPr>
-            <w:tcW w:type="dxa" w:w="280"/>
+            <w:tcW w:type="dxa" w:w="252"/>
             <w:tcBorders>
               <w:top w:val="single" w:color="BFBFBF" w:sz="4"/>
               <w:left w:val="single" w:color="BFBFBF" w:sz="4"/>
@@ -11357,7 +11407,7 @@
         </w:tc>
         <w:tc>
           <w:tcPr>
-            <w:tcW w:type="dxa" w:w="1637"/>
+            <w:tcW w:type="dxa" w:w="1809"/>
             <w:tcBorders>
               <w:top w:val="single" w:color="BFBFBF" w:sz="4"/>
               <w:left w:val="single" w:color="BFBFBF" w:sz="4"/>
@@ -11387,7 +11437,7 @@
         </w:tc>
         <w:tc>
           <w:tcPr>
-            <w:tcW w:type="dxa" w:w="2807"/>
+            <w:tcW w:type="dxa" w:w="2525"/>
             <w:tcBorders>
               <w:top w:val="single" w:color="BFBFBF" w:sz="4"/>
               <w:left w:val="single" w:color="BFBFBF" w:sz="4"/>
@@ -11417,7 +11467,7 @@
         </w:tc>
         <w:tc>
           <w:tcPr>
-            <w:tcW w:type="dxa" w:w="2386"/>
+            <w:tcW w:type="dxa" w:w="2525"/>
             <w:tcBorders>
               <w:top w:val="single" w:color="BFBFBF" w:sz="4"/>
               <w:left w:val="single" w:color="BFBFBF" w:sz="4"/>
@@ -11447,7 +11497,7 @@
         </w:tc>
         <w:tc>
           <w:tcPr>
-            <w:tcW w:type="dxa" w:w="2528"/>
+            <w:tcW w:type="dxa" w:w="2527"/>
             <w:tcBorders>
               <w:top w:val="single" w:color="BFBFBF" w:sz="4"/>
               <w:left w:val="single" w:color="BFBFBF" w:sz="4"/>
@@ -11482,7 +11532,7 @@
         </w:trPr>
         <w:tc>
           <w:tcPr>
-            <w:tcW w:type="dxa" w:w="280"/>
+            <w:tcW w:type="dxa" w:w="252"/>
             <w:tcBorders>
               <w:top w:val="single" w:color="BFBFBF" w:sz="4"/>
               <w:left w:val="single" w:color="BFBFBF" w:sz="4"/>
@@ -11508,7 +11558,7 @@
         </w:tc>
         <w:tc>
           <w:tcPr>
-            <w:tcW w:type="dxa" w:w="1637"/>
+            <w:tcW w:type="dxa" w:w="1809"/>
             <w:tcBorders>
               <w:top w:val="single" w:color="BFBFBF" w:sz="4"/>
               <w:left w:val="single" w:color="BFBFBF" w:sz="4"/>
@@ -11543,7 +11593,7 @@
         </w:tc>
         <w:tc>
           <w:tcPr>
-            <w:tcW w:type="dxa" w:w="2807"/>
+            <w:tcW w:type="dxa" w:w="2525"/>
             <w:tcBorders>
               <w:top w:val="single" w:color="BFBFBF" w:sz="4"/>
               <w:left w:val="single" w:color="BFBFBF" w:sz="4"/>
@@ -11578,7 +11628,7 @@
         </w:tc>
         <w:tc>
           <w:tcPr>
-            <w:tcW w:type="dxa" w:w="2386"/>
+            <w:tcW w:type="dxa" w:w="2525"/>
             <w:tcBorders>
               <w:top w:val="single" w:color="BFBFBF" w:sz="4"/>
               <w:left w:val="single" w:color="BFBFBF" w:sz="4"/>
@@ -11620,7 +11670,7 @@
         </w:tc>
         <w:tc>
           <w:tcPr>
-            <w:tcW w:type="dxa" w:w="2528"/>
+            <w:tcW w:type="dxa" w:w="2527"/>
             <w:tcBorders>
               <w:top w:val="single" w:color="BFBFBF" w:sz="4"/>
               <w:left w:val="single" w:color="BFBFBF" w:sz="4"/>
@@ -11660,7 +11710,7 @@
         </w:trPr>
         <w:tc>
           <w:tcPr>
-            <w:tcW w:type="dxa" w:w="280"/>
+            <w:tcW w:type="dxa" w:w="252"/>
             <w:tcBorders>
               <w:top w:val="single" w:color="BFBFBF" w:sz="4"/>
               <w:left w:val="single" w:color="BFBFBF" w:sz="4"/>
@@ -11686,7 +11736,7 @@
         </w:tc>
         <w:tc>
           <w:tcPr>
-            <w:tcW w:type="dxa" w:w="1637"/>
+            <w:tcW w:type="dxa" w:w="1809"/>
             <w:tcBorders>
               <w:top w:val="single" w:color="BFBFBF" w:sz="4"/>
               <w:left w:val="single" w:color="BFBFBF" w:sz="4"/>
@@ -11721,7 +11771,7 @@
         </w:tc>
         <w:tc>
           <w:tcPr>
-            <w:tcW w:type="dxa" w:w="2807"/>
+            <w:tcW w:type="dxa" w:w="2525"/>
             <w:tcBorders>
               <w:top w:val="single" w:color="BFBFBF" w:sz="4"/>
               <w:left w:val="single" w:color="BFBFBF" w:sz="4"/>
@@ -11781,7 +11831,7 @@
         </w:tc>
         <w:tc>
           <w:tcPr>
-            <w:tcW w:type="dxa" w:w="2386"/>
+            <w:tcW w:type="dxa" w:w="2525"/>
             <w:tcBorders>
               <w:top w:val="single" w:color="BFBFBF" w:sz="4"/>
               <w:left w:val="single" w:color="BFBFBF" w:sz="4"/>
@@ -11807,7 +11857,7 @@
         </w:tc>
         <w:tc>
           <w:tcPr>
-            <w:tcW w:type="dxa" w:w="2528"/>
+            <w:tcW w:type="dxa" w:w="2527"/>
             <w:tcBorders>
               <w:top w:val="single" w:color="BFBFBF" w:sz="4"/>
               <w:left w:val="single" w:color="BFBFBF" w:sz="4"/>
@@ -11847,7 +11897,7 @@
         </w:trPr>
         <w:tc>
           <w:tcPr>
-            <w:tcW w:type="dxa" w:w="280"/>
+            <w:tcW w:type="dxa" w:w="252"/>
             <w:tcBorders>
               <w:top w:val="single" w:color="BFBFBF" w:sz="4"/>
               <w:left w:val="single" w:color="BFBFBF" w:sz="4"/>
@@ -11873,7 +11923,7 @@
         </w:tc>
         <w:tc>
           <w:tcPr>
-            <w:tcW w:type="dxa" w:w="1637"/>
+            <w:tcW w:type="dxa" w:w="1809"/>
             <w:tcBorders>
               <w:top w:val="single" w:color="BFBFBF" w:sz="4"/>
               <w:left w:val="single" w:color="BFBFBF" w:sz="4"/>
@@ -11899,7 +11949,7 @@
         </w:tc>
         <w:tc>
           <w:tcPr>
-            <w:tcW w:type="dxa" w:w="2807"/>
+            <w:tcW w:type="dxa" w:w="2525"/>
             <w:tcBorders>
               <w:top w:val="single" w:color="BFBFBF" w:sz="4"/>
               <w:left w:val="single" w:color="BFBFBF" w:sz="4"/>
@@ -11934,7 +11984,7 @@
         </w:tc>
         <w:tc>
           <w:tcPr>
-            <w:tcW w:type="dxa" w:w="2386"/>
+            <w:tcW w:type="dxa" w:w="2525"/>
             <w:tcBorders>
               <w:top w:val="single" w:color="BFBFBF" w:sz="4"/>
               <w:left w:val="single" w:color="BFBFBF" w:sz="4"/>
@@ -11969,7 +12019,7 @@
         </w:tc>
         <w:tc>
           <w:tcPr>
-            <w:tcW w:type="dxa" w:w="2528"/>
+            <w:tcW w:type="dxa" w:w="2527"/>
             <w:tcBorders>
               <w:top w:val="single" w:color="BFBFBF" w:sz="4"/>
               <w:left w:val="single" w:color="BFBFBF" w:sz="4"/>
@@ -12016,7 +12066,7 @@
         </w:trPr>
         <w:tc>
           <w:tcPr>
-            <w:tcW w:type="dxa" w:w="280"/>
+            <w:tcW w:type="dxa" w:w="252"/>
             <w:tcBorders>
               <w:top w:val="single" w:color="BFBFBF" w:sz="4"/>
               <w:left w:val="single" w:color="BFBFBF" w:sz="4"/>
@@ -12042,7 +12092,7 @@
         </w:tc>
         <w:tc>
           <w:tcPr>
-            <w:tcW w:type="dxa" w:w="1637"/>
+            <w:tcW w:type="dxa" w:w="1809"/>
             <w:tcBorders>
               <w:top w:val="single" w:color="BFBFBF" w:sz="4"/>
               <w:left w:val="single" w:color="BFBFBF" w:sz="4"/>
@@ -12068,7 +12118,7 @@
         </w:tc>
         <w:tc>
           <w:tcPr>
-            <w:tcW w:type="dxa" w:w="2807"/>
+            <w:tcW w:type="dxa" w:w="2525"/>
             <w:tcBorders>
               <w:top w:val="single" w:color="BFBFBF" w:sz="4"/>
               <w:left w:val="single" w:color="BFBFBF" w:sz="4"/>
@@ -12094,7 +12144,7 @@
         </w:tc>
         <w:tc>
           <w:tcPr>
-            <w:tcW w:type="dxa" w:w="2386"/>
+            <w:tcW w:type="dxa" w:w="2525"/>
             <w:tcBorders>
               <w:top w:val="single" w:color="BFBFBF" w:sz="4"/>
               <w:left w:val="single" w:color="BFBFBF" w:sz="4"/>
@@ -12120,7 +12170,7 @@
         </w:tc>
         <w:tc>
           <w:tcPr>
-            <w:tcW w:type="dxa" w:w="2528"/>
+            <w:tcW w:type="dxa" w:w="2527"/>
             <w:tcBorders>
               <w:top w:val="single" w:color="BFBFBF" w:sz="4"/>
               <w:left w:val="single" w:color="BFBFBF" w:sz="4"/>
@@ -12151,7 +12201,7 @@
         </w:trPr>
         <w:tc>
           <w:tcPr>
-            <w:tcW w:type="dxa" w:w="280"/>
+            <w:tcW w:type="dxa" w:w="252"/>
             <w:tcBorders>
               <w:top w:val="single" w:color="BFBFBF" w:sz="4"/>
               <w:left w:val="single" w:color="BFBFBF" w:sz="4"/>
@@ -12177,7 +12227,7 @@
         </w:tc>
         <w:tc>
           <w:tcPr>
-            <w:tcW w:type="dxa" w:w="1637"/>
+            <w:tcW w:type="dxa" w:w="1809"/>
             <w:tcBorders>
               <w:top w:val="single" w:color="BFBFBF" w:sz="4"/>
               <w:left w:val="single" w:color="BFBFBF" w:sz="4"/>
@@ -12205,7 +12255,7 @@
         </w:tc>
         <w:tc>
           <w:tcPr>
-            <w:tcW w:type="dxa" w:w="2807"/>
+            <w:tcW w:type="dxa" w:w="2525"/>
             <w:tcBorders>
               <w:top w:val="single" w:color="BFBFBF" w:sz="4"/>
               <w:left w:val="single" w:color="BFBFBF" w:sz="4"/>
@@ -12231,7 +12281,7 @@
         </w:tc>
         <w:tc>
           <w:tcPr>
-            <w:tcW w:type="dxa" w:w="2386"/>
+            <w:tcW w:type="dxa" w:w="2525"/>
             <w:tcBorders>
               <w:top w:val="single" w:color="BFBFBF" w:sz="4"/>
               <w:left w:val="single" w:color="BFBFBF" w:sz="4"/>
@@ -12257,7 +12307,7 @@
         </w:tc>
         <w:tc>
           <w:tcPr>
-            <w:tcW w:type="dxa" w:w="2528"/>
+            <w:tcW w:type="dxa" w:w="2527"/>
             <w:tcBorders>
               <w:top w:val="single" w:color="BFBFBF" w:sz="4"/>
               <w:left w:val="single" w:color="BFBFBF" w:sz="4"/>
@@ -12304,7 +12354,7 @@
         </w:trPr>
         <w:tc>
           <w:tcPr>
-            <w:tcW w:type="dxa" w:w="280"/>
+            <w:tcW w:type="dxa" w:w="252"/>
             <w:tcBorders>
               <w:top w:val="single" w:color="BFBFBF" w:sz="4"/>
               <w:left w:val="single" w:color="BFBFBF" w:sz="4"/>
@@ -12330,7 +12380,7 @@
         </w:tc>
         <w:tc>
           <w:tcPr>
-            <w:tcW w:type="dxa" w:w="1637"/>
+            <w:tcW w:type="dxa" w:w="1809"/>
             <w:tcBorders>
               <w:top w:val="single" w:color="BFBFBF" w:sz="4"/>
               <w:left w:val="single" w:color="BFBFBF" w:sz="4"/>
@@ -12365,7 +12415,7 @@
         </w:tc>
         <w:tc>
           <w:tcPr>
-            <w:tcW w:type="dxa" w:w="2807"/>
+            <w:tcW w:type="dxa" w:w="2525"/>
             <w:tcBorders>
               <w:top w:val="single" w:color="BFBFBF" w:sz="4"/>
               <w:left w:val="single" w:color="BFBFBF" w:sz="4"/>
@@ -12391,7 +12441,7 @@
         </w:tc>
         <w:tc>
           <w:tcPr>
-            <w:tcW w:type="dxa" w:w="2386"/>
+            <w:tcW w:type="dxa" w:w="2525"/>
             <w:tcBorders>
               <w:top w:val="single" w:color="BFBFBF" w:sz="4"/>
               <w:left w:val="single" w:color="BFBFBF" w:sz="4"/>
@@ -12417,7 +12467,7 @@
         </w:tc>
         <w:tc>
           <w:tcPr>
-            <w:tcW w:type="dxa" w:w="2528"/>
+            <w:tcW w:type="dxa" w:w="2527"/>
             <w:tcBorders>
               <w:top w:val="single" w:color="BFBFBF" w:sz="4"/>
               <w:left w:val="single" w:color="BFBFBF" w:sz="4"/>
@@ -12448,7 +12498,7 @@
         </w:trPr>
         <w:tc>
           <w:tcPr>
-            <w:tcW w:type="dxa" w:w="280"/>
+            <w:tcW w:type="dxa" w:w="252"/>
             <w:tcBorders>
               <w:top w:val="single" w:color="BFBFBF" w:sz="4"/>
               <w:left w:val="single" w:color="BFBFBF" w:sz="4"/>
@@ -12474,7 +12524,7 @@
         </w:tc>
         <w:tc>
           <w:tcPr>
-            <w:tcW w:type="dxa" w:w="1637"/>
+            <w:tcW w:type="dxa" w:w="1809"/>
             <w:tcBorders>
               <w:top w:val="single" w:color="BFBFBF" w:sz="4"/>
               <w:left w:val="single" w:color="BFBFBF" w:sz="4"/>
@@ -12500,7 +12550,7 @@
         </w:tc>
         <w:tc>
           <w:tcPr>
-            <w:tcW w:type="dxa" w:w="2807"/>
+            <w:tcW w:type="dxa" w:w="2525"/>
             <w:tcBorders>
               <w:top w:val="single" w:color="BFBFBF" w:sz="4"/>
               <w:left w:val="single" w:color="BFBFBF" w:sz="4"/>
@@ -12535,7 +12585,7 @@
         </w:tc>
         <w:tc>
           <w:tcPr>
-            <w:tcW w:type="dxa" w:w="2386"/>
+            <w:tcW w:type="dxa" w:w="2525"/>
             <w:tcBorders>
               <w:top w:val="single" w:color="BFBFBF" w:sz="4"/>
               <w:left w:val="single" w:color="BFBFBF" w:sz="4"/>
@@ -12561,7 +12611,7 @@
         </w:tc>
         <w:tc>
           <w:tcPr>
-            <w:tcW w:type="dxa" w:w="2528"/>
+            <w:tcW w:type="dxa" w:w="2527"/>
             <w:tcBorders>
               <w:top w:val="single" w:color="BFBFBF" w:sz="4"/>
               <w:left w:val="single" w:color="BFBFBF" w:sz="4"/>
@@ -12608,7 +12658,7 @@
         </w:trPr>
         <w:tc>
           <w:tcPr>
-            <w:tcW w:type="dxa" w:w="280"/>
+            <w:tcW w:type="dxa" w:w="252"/>
             <w:tcBorders>
               <w:top w:val="single" w:color="BFBFBF" w:sz="4"/>
               <w:left w:val="single" w:color="BFBFBF" w:sz="4"/>
@@ -12634,7 +12684,7 @@
         </w:tc>
         <w:tc>
           <w:tcPr>
-            <w:tcW w:type="dxa" w:w="1637"/>
+            <w:tcW w:type="dxa" w:w="1809"/>
             <w:tcBorders>
               <w:top w:val="single" w:color="BFBFBF" w:sz="4"/>
               <w:left w:val="single" w:color="BFBFBF" w:sz="4"/>
@@ -12660,7 +12710,7 @@
         </w:tc>
         <w:tc>
           <w:tcPr>
-            <w:tcW w:type="dxa" w:w="2807"/>
+            <w:tcW w:type="dxa" w:w="2525"/>
             <w:tcBorders>
               <w:top w:val="single" w:color="BFBFBF" w:sz="4"/>
               <w:left w:val="single" w:color="BFBFBF" w:sz="4"/>
@@ -12695,7 +12745,7 @@
         </w:tc>
         <w:tc>
           <w:tcPr>
-            <w:tcW w:type="dxa" w:w="2386"/>
+            <w:tcW w:type="dxa" w:w="2525"/>
             <w:tcBorders>
               <w:top w:val="single" w:color="BFBFBF" w:sz="4"/>
               <w:left w:val="single" w:color="BFBFBF" w:sz="4"/>
@@ -12721,7 +12771,7 @@
         </w:tc>
         <w:tc>
           <w:tcPr>
-            <w:tcW w:type="dxa" w:w="2528"/>
+            <w:tcW w:type="dxa" w:w="2527"/>
             <w:tcBorders>
               <w:top w:val="single" w:color="BFBFBF" w:sz="4"/>
               <w:left w:val="single" w:color="BFBFBF" w:sz="4"/>
@@ -12761,7 +12811,7 @@
         </w:trPr>
         <w:tc>
           <w:tcPr>
-            <w:tcW w:type="dxa" w:w="280"/>
+            <w:tcW w:type="dxa" w:w="252"/>
             <w:tcBorders>
               <w:top w:val="single" w:color="BFBFBF" w:sz="4"/>
               <w:left w:val="single" w:color="BFBFBF" w:sz="4"/>
@@ -12787,7 +12837,7 @@
         </w:tc>
         <w:tc>
           <w:tcPr>
-            <w:tcW w:type="dxa" w:w="1637"/>
+            <w:tcW w:type="dxa" w:w="1809"/>
             <w:tcBorders>
               <w:top w:val="single" w:color="BFBFBF" w:sz="4"/>
               <w:left w:val="single" w:color="BFBFBF" w:sz="4"/>
@@ -12813,7 +12863,7 @@
         </w:tc>
         <w:tc>
           <w:tcPr>
-            <w:tcW w:type="dxa" w:w="2807"/>
+            <w:tcW w:type="dxa" w:w="2525"/>
             <w:tcBorders>
               <w:top w:val="single" w:color="BFBFBF" w:sz="4"/>
               <w:left w:val="single" w:color="BFBFBF" w:sz="4"/>
@@ -12839,7 +12889,7 @@
         </w:tc>
         <w:tc>
           <w:tcPr>
-            <w:tcW w:type="dxa" w:w="2386"/>
+            <w:tcW w:type="dxa" w:w="2525"/>
             <w:tcBorders>
               <w:top w:val="single" w:color="BFBFBF" w:sz="4"/>
               <w:left w:val="single" w:color="BFBFBF" w:sz="4"/>
@@ -12865,7 +12915,7 @@
         </w:tc>
         <w:tc>
           <w:tcPr>
-            <w:tcW w:type="dxa" w:w="2528"/>
+            <w:tcW w:type="dxa" w:w="2527"/>
             <w:tcBorders>
               <w:top w:val="single" w:color="BFBFBF" w:sz="4"/>
               <w:left w:val="single" w:color="BFBFBF" w:sz="4"/>
@@ -12896,7 +12946,7 @@
         </w:trPr>
         <w:tc>
           <w:tcPr>
-            <w:tcW w:type="dxa" w:w="280"/>
+            <w:tcW w:type="dxa" w:w="252"/>
             <w:tcBorders>
               <w:top w:val="single" w:color="BFBFBF" w:sz="4"/>
               <w:left w:val="single" w:color="BFBFBF" w:sz="4"/>
@@ -12922,7 +12972,7 @@
         </w:tc>
         <w:tc>
           <w:tcPr>
-            <w:tcW w:type="dxa" w:w="1637"/>
+            <w:tcW w:type="dxa" w:w="1809"/>
             <w:tcBorders>
               <w:top w:val="single" w:color="BFBFBF" w:sz="4"/>
               <w:left w:val="single" w:color="BFBFBF" w:sz="4"/>
@@ -12950,7 +13000,7 @@
         </w:tc>
         <w:tc>
           <w:tcPr>
-            <w:tcW w:type="dxa" w:w="2807"/>
+            <w:tcW w:type="dxa" w:w="2525"/>
             <w:tcBorders>
               <w:top w:val="single" w:color="BFBFBF" w:sz="4"/>
               <w:left w:val="single" w:color="BFBFBF" w:sz="4"/>
@@ -12976,7 +13026,7 @@
         </w:tc>
         <w:tc>
           <w:tcPr>
-            <w:tcW w:type="dxa" w:w="2386"/>
+            <w:tcW w:type="dxa" w:w="2525"/>
             <w:tcBorders>
               <w:top w:val="single" w:color="BFBFBF" w:sz="4"/>
               <w:left w:val="single" w:color="BFBFBF" w:sz="4"/>
@@ -13018,7 +13068,7 @@
         </w:tc>
         <w:tc>
           <w:tcPr>
-            <w:tcW w:type="dxa" w:w="2528"/>
+            <w:tcW w:type="dxa" w:w="2527"/>
             <w:tcBorders>
               <w:top w:val="single" w:color="BFBFBF" w:sz="4"/>
               <w:left w:val="single" w:color="BFBFBF" w:sz="4"/>
@@ -13058,7 +13108,7 @@
         </w:trPr>
         <w:tc>
           <w:tcPr>
-            <w:tcW w:type="dxa" w:w="280"/>
+            <w:tcW w:type="dxa" w:w="252"/>
             <w:tcBorders>
               <w:top w:val="single" w:color="BFBFBF" w:sz="4"/>
               <w:left w:val="single" w:color="BFBFBF" w:sz="4"/>
@@ -13084,7 +13134,7 @@
         </w:tc>
         <w:tc>
           <w:tcPr>
-            <w:tcW w:type="dxa" w:w="1637"/>
+            <w:tcW w:type="dxa" w:w="1809"/>
             <w:tcBorders>
               <w:top w:val="single" w:color="BFBFBF" w:sz="4"/>
               <w:left w:val="single" w:color="BFBFBF" w:sz="4"/>
@@ -13112,7 +13162,7 @@
         </w:tc>
         <w:tc>
           <w:tcPr>
-            <w:tcW w:type="dxa" w:w="2807"/>
+            <w:tcW w:type="dxa" w:w="2525"/>
             <w:tcBorders>
               <w:top w:val="single" w:color="BFBFBF" w:sz="4"/>
               <w:left w:val="single" w:color="BFBFBF" w:sz="4"/>
@@ -13147,7 +13197,7 @@
         </w:tc>
         <w:tc>
           <w:tcPr>
-            <w:tcW w:type="dxa" w:w="2386"/>
+            <w:tcW w:type="dxa" w:w="2525"/>
             <w:tcBorders>
               <w:top w:val="single" w:color="BFBFBF" w:sz="4"/>
               <w:left w:val="single" w:color="BFBFBF" w:sz="4"/>
@@ -13173,7 +13223,7 @@
         </w:tc>
         <w:tc>
           <w:tcPr>
-            <w:tcW w:type="dxa" w:w="2528"/>
+            <w:tcW w:type="dxa" w:w="2527"/>
             <w:tcBorders>
               <w:top w:val="single" w:color="BFBFBF" w:sz="4"/>
               <w:left w:val="single" w:color="BFBFBF" w:sz="4"/>
@@ -13220,7 +13270,7 @@
         </w:trPr>
         <w:tc>
           <w:tcPr>
-            <w:tcW w:type="dxa" w:w="280"/>
+            <w:tcW w:type="dxa" w:w="252"/>
             <w:tcBorders>
               <w:top w:val="single" w:color="BFBFBF" w:sz="4"/>
               <w:left w:val="single" w:color="BFBFBF" w:sz="4"/>
@@ -13246,7 +13296,7 @@
         </w:tc>
         <w:tc>
           <w:tcPr>
-            <w:tcW w:type="dxa" w:w="1637"/>
+            <w:tcW w:type="dxa" w:w="1809"/>
             <w:tcBorders>
               <w:top w:val="single" w:color="BFBFBF" w:sz="4"/>
               <w:left w:val="single" w:color="BFBFBF" w:sz="4"/>
@@ -13274,7 +13324,7 @@
         </w:tc>
         <w:tc>
           <w:tcPr>
-            <w:tcW w:type="dxa" w:w="2807"/>
+            <w:tcW w:type="dxa" w:w="2525"/>
             <w:tcBorders>
               <w:top w:val="single" w:color="BFBFBF" w:sz="4"/>
               <w:left w:val="single" w:color="BFBFBF" w:sz="4"/>
@@ -13316,7 +13366,7 @@
         </w:tc>
         <w:tc>
           <w:tcPr>
-            <w:tcW w:type="dxa" w:w="2386"/>
+            <w:tcW w:type="dxa" w:w="2525"/>
             <w:tcBorders>
               <w:top w:val="single" w:color="BFBFBF" w:sz="4"/>
               <w:left w:val="single" w:color="BFBFBF" w:sz="4"/>
@@ -13342,7 +13392,7 @@
         </w:tc>
         <w:tc>
           <w:tcPr>
-            <w:tcW w:type="dxa" w:w="2528"/>
+            <w:tcW w:type="dxa" w:w="2527"/>
             <w:tcBorders>
               <w:top w:val="single" w:color="BFBFBF" w:sz="4"/>
               <w:left w:val="single" w:color="BFBFBF" w:sz="4"/>
@@ -13373,7 +13423,7 @@
         </w:trPr>
         <w:tc>
           <w:tcPr>
-            <w:tcW w:type="dxa" w:w="280"/>
+            <w:tcW w:type="dxa" w:w="252"/>
             <w:tcBorders>
               <w:top w:val="single" w:color="BFBFBF" w:sz="4"/>
               <w:left w:val="single" w:color="BFBFBF" w:sz="4"/>
@@ -13399,7 +13449,7 @@
         </w:tc>
         <w:tc>
           <w:tcPr>
-            <w:tcW w:type="dxa" w:w="1637"/>
+            <w:tcW w:type="dxa" w:w="1809"/>
             <w:tcBorders>
               <w:top w:val="single" w:color="BFBFBF" w:sz="4"/>
               <w:left w:val="single" w:color="BFBFBF" w:sz="4"/>
@@ -13425,7 +13475,7 @@
         </w:tc>
         <w:tc>
           <w:tcPr>
-            <w:tcW w:type="dxa" w:w="2807"/>
+            <w:tcW w:type="dxa" w:w="2525"/>
             <w:tcBorders>
               <w:top w:val="single" w:color="BFBFBF" w:sz="4"/>
               <w:left w:val="single" w:color="BFBFBF" w:sz="4"/>
@@ -13460,7 +13510,7 @@
         </w:tc>
         <w:tc>
           <w:tcPr>
-            <w:tcW w:type="dxa" w:w="2386"/>
+            <w:tcW w:type="dxa" w:w="2525"/>
             <w:tcBorders>
               <w:top w:val="single" w:color="BFBFBF" w:sz="4"/>
               <w:left w:val="single" w:color="BFBFBF" w:sz="4"/>
@@ -13486,7 +13536,7 @@
         </w:tc>
         <w:tc>
           <w:tcPr>
-            <w:tcW w:type="dxa" w:w="2528"/>
+            <w:tcW w:type="dxa" w:w="2527"/>
             <w:tcBorders>
               <w:top w:val="single" w:color="BFBFBF" w:sz="4"/>
               <w:left w:val="single" w:color="BFBFBF" w:sz="4"/>
@@ -13517,7 +13567,7 @@
         </w:trPr>
         <w:tc>
           <w:tcPr>
-            <w:tcW w:type="dxa" w:w="280"/>
+            <w:tcW w:type="dxa" w:w="252"/>
             <w:tcBorders>
               <w:top w:val="single" w:color="BFBFBF" w:sz="4"/>
               <w:left w:val="single" w:color="BFBFBF" w:sz="4"/>
@@ -13543,7 +13593,7 @@
         </w:tc>
         <w:tc>
           <w:tcPr>
-            <w:tcW w:type="dxa" w:w="1637"/>
+            <w:tcW w:type="dxa" w:w="1809"/>
             <w:tcBorders>
               <w:top w:val="single" w:color="BFBFBF" w:sz="4"/>
               <w:left w:val="single" w:color="BFBFBF" w:sz="4"/>
@@ -13569,7 +13619,7 @@
         </w:tc>
         <w:tc>
           <w:tcPr>
-            <w:tcW w:type="dxa" w:w="2807"/>
+            <w:tcW w:type="dxa" w:w="2525"/>
             <w:tcBorders>
               <w:top w:val="single" w:color="BFBFBF" w:sz="4"/>
               <w:left w:val="single" w:color="BFBFBF" w:sz="4"/>
@@ -13595,7 +13645,7 @@
         </w:tc>
         <w:tc>
           <w:tcPr>
-            <w:tcW w:type="dxa" w:w="2386"/>
+            <w:tcW w:type="dxa" w:w="2525"/>
             <w:tcBorders>
               <w:top w:val="single" w:color="BFBFBF" w:sz="4"/>
               <w:left w:val="single" w:color="BFBFBF" w:sz="4"/>
@@ -13621,7 +13671,7 @@
         </w:tc>
         <w:tc>
           <w:tcPr>
-            <w:tcW w:type="dxa" w:w="2528"/>
+            <w:tcW w:type="dxa" w:w="2527"/>
             <w:tcBorders>
               <w:top w:val="single" w:color="BFBFBF" w:sz="4"/>
               <w:left w:val="single" w:color="BFBFBF" w:sz="4"/>
@@ -13642,6 +13692,214 @@
                 <w:szCs w:val="19"/>
               </w:rPr>
               <w:t xml:space="preserve">Error 419 ditangani: kembali dengan pesan, isian tetap</w:t>
+            </w:r>
+          </w:p>
+        </w:tc>
+      </w:tr>
+      <w:tr>
+        <w:trPr>
+          <w:tblHeader w:val="off"/>
+        </w:trPr>
+        <w:tc>
+          <w:tcPr>
+            <w:tcW w:type="dxa" w:w="252"/>
+            <w:tcBorders>
+              <w:top w:val="single" w:color="BFBFBF" w:sz="4"/>
+              <w:left w:val="single" w:color="BFBFBF" w:sz="4"/>
+              <w:bottom w:val="single" w:color="BFBFBF" w:sz="4"/>
+              <w:right w:val="single" w:color="BFBFBF" w:sz="4"/>
+            </w:tcBorders>
+            <w:tcMar>
+              <w:top w:type="dxa" w:w="60"/>
+              <w:left w:type="dxa" w:w="100"/>
+              <w:bottom w:type="dxa" w:w="60"/>
+              <w:right w:type="dxa" w:w="100"/>
+            </w:tcMar>
+          </w:tcPr>
+          <w:p>
+            <w:r>
+              <w:rPr>
+                <w:sz w:val="19"/>
+                <w:szCs w:val="19"/>
+              </w:rPr>
+              <w:t xml:space="preserve">15</w:t>
+            </w:r>
+          </w:p>
+        </w:tc>
+        <w:tc>
+          <w:tcPr>
+            <w:tcW w:type="dxa" w:w="1809"/>
+            <w:tcBorders>
+              <w:top w:val="single" w:color="BFBFBF" w:sz="4"/>
+              <w:left w:val="single" w:color="BFBFBF" w:sz="4"/>
+              <w:bottom w:val="single" w:color="BFBFBF" w:sz="4"/>
+              <w:right w:val="single" w:color="BFBFBF" w:sz="4"/>
+            </w:tcBorders>
+            <w:tcMar>
+              <w:top w:type="dxa" w:w="60"/>
+              <w:left w:type="dxa" w:w="100"/>
+              <w:bottom w:type="dxa" w:w="60"/>
+              <w:right w:type="dxa" w:w="100"/>
+            </w:tcMar>
+          </w:tcPr>
+          <w:p>
+            <w:r>
+              <w:rPr>
+                <w:rFonts w:ascii="Consolas" w:cs="Consolas" w:eastAsia="Consolas" w:hAnsi="Consolas"/>
+                <w:color w:val="1F4E79"/>
+                <w:sz w:val="17"/>
+                <w:szCs w:val="17"/>
+              </w:rPr>
+              <w:t xml:space="preserve">GambarService::simpan()</w:t>
+            </w:r>
+            <w:r>
+              <w:rPr>
+                <w:sz w:val="19"/>
+                <w:szCs w:val="19"/>
+              </w:rPr>
+              <w:t xml:space="preserve"> di website online</w:t>
+            </w:r>
+          </w:p>
+        </w:tc>
+        <w:tc>
+          <w:tcPr>
+            <w:tcW w:type="dxa" w:w="2525"/>
+            <w:tcBorders>
+              <w:top w:val="single" w:color="BFBFBF" w:sz="4"/>
+              <w:left w:val="single" w:color="BFBFBF" w:sz="4"/>
+              <w:bottom w:val="single" w:color="BFBFBF" w:sz="4"/>
+              <w:right w:val="single" w:color="BFBFBF" w:sz="4"/>
+            </w:tcBorders>
+            <w:tcMar>
+              <w:top w:type="dxa" w:w="60"/>
+              <w:left w:type="dxa" w:w="100"/>
+              <w:bottom w:type="dxa" w:w="60"/>
+              <w:right w:type="dxa" w:w="100"/>
+            </w:tcMar>
+          </w:tcPr>
+          <w:p>
+            <w:r>
+              <w:rPr>
+                <w:sz w:val="19"/>
+                <w:szCs w:val="19"/>
+              </w:rPr>
+              <w:t xml:space="preserve">Bila Supabase Storage menolak, </w:t>
+            </w:r>
+            <w:r>
+              <w:rPr>
+                <w:rFonts w:ascii="Consolas" w:cs="Consolas" w:eastAsia="Consolas" w:hAnsi="Consolas"/>
+                <w:color w:val="1F4E79"/>
+                <w:sz w:val="17"/>
+                <w:szCs w:val="17"/>
+              </w:rPr>
+              <w:t xml:space="preserve">putFile()</w:t>
+            </w:r>
+            <w:r>
+              <w:rPr>
+                <w:sz w:val="19"/>
+                <w:szCs w:val="19"/>
+              </w:rPr>
+              <w:t xml:space="preserve"> mengembalikan </w:t>
+            </w:r>
+            <w:r>
+              <w:rPr>
+                <w:rFonts w:ascii="Consolas" w:cs="Consolas" w:eastAsia="Consolas" w:hAnsi="Consolas"/>
+                <w:color w:val="1F4E79"/>
+                <w:sz w:val="17"/>
+                <w:szCs w:val="17"/>
+              </w:rPr>
+              <w:t xml:space="preserve">false</w:t>
+            </w:r>
+            <w:r>
+              <w:rPr>
+                <w:sz w:val="19"/>
+                <w:szCs w:val="19"/>
+              </w:rPr>
+              <w:t xml:space="preserve"> tanpa pesan, lalu </w:t>
+            </w:r>
+            <w:r>
+              <w:rPr>
+                <w:rFonts w:ascii="Consolas" w:cs="Consolas" w:eastAsia="Consolas" w:hAnsi="Consolas"/>
+                <w:color w:val="1F4E79"/>
+                <w:sz w:val="17"/>
+                <w:szCs w:val="17"/>
+              </w:rPr>
+              <w:t xml:space="preserve">false</w:t>
+            </w:r>
+            <w:r>
+              <w:rPr>
+                <w:sz w:val="19"/>
+                <w:szCs w:val="19"/>
+              </w:rPr>
+              <w:t xml:space="preserve"> ikut disimpan ke kolom foto</w:t>
+            </w:r>
+          </w:p>
+        </w:tc>
+        <w:tc>
+          <w:tcPr>
+            <w:tcW w:type="dxa" w:w="2525"/>
+            <w:tcBorders>
+              <w:top w:val="single" w:color="BFBFBF" w:sz="4"/>
+              <w:left w:val="single" w:color="BFBFBF" w:sz="4"/>
+              <w:bottom w:val="single" w:color="BFBFBF" w:sz="4"/>
+              <w:right w:val="single" w:color="BFBFBF" w:sz="4"/>
+            </w:tcBorders>
+            <w:tcMar>
+              <w:top w:type="dxa" w:w="60"/>
+              <w:left w:type="dxa" w:w="100"/>
+              <w:bottom w:type="dxa" w:w="60"/>
+              <w:right w:type="dxa" w:w="100"/>
+            </w:tcMar>
+          </w:tcPr>
+          <w:p>
+            <w:r>
+              <w:rPr>
+                <w:sz w:val="19"/>
+                <w:szCs w:val="19"/>
+              </w:rPr>
+              <w:t xml:space="preserve">Unggah foto profil / gambar barang menampilkan "500 Server Error"</w:t>
+            </w:r>
+          </w:p>
+        </w:tc>
+        <w:tc>
+          <w:tcPr>
+            <w:tcW w:type="dxa" w:w="2527"/>
+            <w:tcBorders>
+              <w:top w:val="single" w:color="BFBFBF" w:sz="4"/>
+              <w:left w:val="single" w:color="BFBFBF" w:sz="4"/>
+              <w:bottom w:val="single" w:color="BFBFBF" w:sz="4"/>
+              <w:right w:val="single" w:color="BFBFBF" w:sz="4"/>
+            </w:tcBorders>
+            <w:tcMar>
+              <w:top w:type="dxa" w:w="60"/>
+              <w:left w:type="dxa" w:w="100"/>
+              <w:bottom w:type="dxa" w:w="60"/>
+              <w:right w:type="dxa" w:w="100"/>
+            </w:tcMar>
+          </w:tcPr>
+          <w:p>
+            <w:r>
+              <w:rPr>
+                <w:sz w:val="19"/>
+                <w:szCs w:val="19"/>
+              </w:rPr>
+              <w:t xml:space="preserve">Kegagalan diubah menjadi </w:t>
+            </w:r>
+            <w:r>
+              <w:rPr>
+                <w:rFonts w:ascii="Consolas" w:cs="Consolas" w:eastAsia="Consolas" w:hAnsi="Consolas"/>
+                <w:color w:val="1F4E79"/>
+                <w:sz w:val="17"/>
+                <w:szCs w:val="17"/>
+              </w:rPr>
+              <w:t xml:space="preserve">GambarGagalDisimpanException</w:t>
+            </w:r>
+            <w:r>
+              <w:rPr>
+                <w:sz w:val="19"/>
+                <w:szCs w:val="19"/>
+              </w:rPr>
+              <w:t xml:space="preserve">: penyebab asli dicatat di log, pengguna kembali ke form dengan pesan jelas, data tidak tersimpan setengah jadi</w:t>
             </w:r>
           </w:p>
         </w:tc>
@@ -13655,13 +13913,12 @@
     <w:p>
       <w:pPr>
         <w:pStyle w:val="Heading2"/>
-        <w:keepNext/>
       </w:pPr>
-      <w:bookmarkStart w:name="_Toc28" w:id="28"/>
+      <w:bookmarkStart w:name="_Toc29" w:id="29"/>
       <w:r>
         <w:t xml:space="preserve">9.2 Teknik Debugging</w:t>
       </w:r>
-      <w:bookmarkEnd w:id="28"/>
+      <w:bookmarkEnd w:id="29"/>
     </w:p>
     <w:p>
       <w:pPr>
@@ -13860,13 +14117,12 @@
     <w:p>
       <w:pPr>
         <w:pStyle w:val="Heading1"/>
-        <w:keepNext/>
       </w:pPr>
-      <w:bookmarkStart w:name="_Toc29" w:id="29"/>
+      <w:bookmarkStart w:name="_Toc30" w:id="30"/>
       <w:r>
         <w:t xml:space="preserve">10. Pengujian Unit Program</w:t>
       </w:r>
-      <w:bookmarkEnd w:id="29"/>
+      <w:bookmarkEnd w:id="30"/>
     </w:p>
     <w:p>
       <w:r>
@@ -13952,7 +14208,7 @@
           <w:b/>
           <w:bCs/>
         </w:rPr>
-        <w:t xml:space="preserve">75 passed (257 assertions)</w:t>
+        <w:t xml:space="preserve">78 passed (271 assertions)</w:t>
       </w:r>
       <w:r>
         <w:t xml:space="preserve">.</w:t>
@@ -15239,6 +15495,117 @@
                 <w:sz w:val="17"/>
                 <w:szCs w:val="17"/>
               </w:rPr>
+              <w:t xml:space="preserve">tests/Feature/GambarGagalTest.php</w:t>
+            </w:r>
+          </w:p>
+        </w:tc>
+        <w:tc>
+          <w:tcPr>
+            <w:tcW w:type="dxa" w:w="520"/>
+            <w:tcBorders>
+              <w:top w:val="single" w:color="BFBFBF" w:sz="4"/>
+              <w:left w:val="single" w:color="BFBFBF" w:sz="4"/>
+              <w:bottom w:val="single" w:color="BFBFBF" w:sz="4"/>
+              <w:right w:val="single" w:color="BFBFBF" w:sz="4"/>
+            </w:tcBorders>
+            <w:tcMar>
+              <w:top w:type="dxa" w:w="60"/>
+              <w:left w:type="dxa" w:w="100"/>
+              <w:bottom w:type="dxa" w:w="60"/>
+              <w:right w:type="dxa" w:w="100"/>
+            </w:tcMar>
+          </w:tcPr>
+          <w:p>
+            <w:r>
+              <w:rPr>
+                <w:sz w:val="19"/>
+                <w:szCs w:val="19"/>
+              </w:rPr>
+              <w:t xml:space="preserve">Fitur</w:t>
+            </w:r>
+          </w:p>
+        </w:tc>
+        <w:tc>
+          <w:tcPr>
+            <w:tcW w:type="dxa" w:w="520"/>
+            <w:tcBorders>
+              <w:top w:val="single" w:color="BFBFBF" w:sz="4"/>
+              <w:left w:val="single" w:color="BFBFBF" w:sz="4"/>
+              <w:bottom w:val="single" w:color="BFBFBF" w:sz="4"/>
+              <w:right w:val="single" w:color="BFBFBF" w:sz="4"/>
+            </w:tcBorders>
+            <w:tcMar>
+              <w:top w:type="dxa" w:w="60"/>
+              <w:left w:type="dxa" w:w="100"/>
+              <w:bottom w:type="dxa" w:w="60"/>
+              <w:right w:type="dxa" w:w="100"/>
+            </w:tcMar>
+          </w:tcPr>
+          <w:p>
+            <w:r>
+              <w:rPr>
+                <w:sz w:val="19"/>
+                <w:szCs w:val="19"/>
+              </w:rPr>
+              <w:t xml:space="preserve">3</w:t>
+            </w:r>
+          </w:p>
+        </w:tc>
+        <w:tc>
+          <w:tcPr>
+            <w:tcW w:type="dxa" w:w="5212"/>
+            <w:tcBorders>
+              <w:top w:val="single" w:color="BFBFBF" w:sz="4"/>
+              <w:left w:val="single" w:color="BFBFBF" w:sz="4"/>
+              <w:bottom w:val="single" w:color="BFBFBF" w:sz="4"/>
+              <w:right w:val="single" w:color="BFBFBF" w:sz="4"/>
+            </w:tcBorders>
+            <w:tcMar>
+              <w:top w:type="dxa" w:w="60"/>
+              <w:left w:type="dxa" w:w="100"/>
+              <w:bottom w:type="dxa" w:w="60"/>
+              <w:right w:type="dxa" w:w="100"/>
+            </w:tcMar>
+          </w:tcPr>
+          <w:p>
+            <w:r>
+              <w:rPr>
+                <w:sz w:val="19"/>
+                <w:szCs w:val="19"/>
+              </w:rPr>
+              <w:t xml:space="preserve">Penyimpanan gambar gagal (profil, barang, barang keluar): kembali ke form dengan pesan, bukan error 500, data tidak tersimpan</w:t>
+            </w:r>
+          </w:p>
+        </w:tc>
+      </w:tr>
+      <w:tr>
+        <w:trPr>
+          <w:tblHeader w:val="off"/>
+        </w:trPr>
+        <w:tc>
+          <w:tcPr>
+            <w:tcW w:type="dxa" w:w="3386"/>
+            <w:tcBorders>
+              <w:top w:val="single" w:color="BFBFBF" w:sz="4"/>
+              <w:left w:val="single" w:color="BFBFBF" w:sz="4"/>
+              <w:bottom w:val="single" w:color="BFBFBF" w:sz="4"/>
+              <w:right w:val="single" w:color="BFBFBF" w:sz="4"/>
+            </w:tcBorders>
+            <w:tcMar>
+              <w:top w:type="dxa" w:w="60"/>
+              <w:left w:type="dxa" w:w="100"/>
+              <w:bottom w:type="dxa" w:w="60"/>
+              <w:right w:type="dxa" w:w="100"/>
+            </w:tcMar>
+          </w:tcPr>
+          <w:p>
+            <w:r>
+              <w:rPr>
+                <w:rFonts w:ascii="Consolas" w:cs="Consolas" w:eastAsia="Consolas" w:hAnsi="Consolas"/>
+                <w:color w:val="1F4E79"/>
+                <w:sz w:val="17"/>
+                <w:szCs w:val="17"/>
+              </w:rPr>
               <w:t xml:space="preserve">tests/Feature/PopupTest.php</w:t>
             </w:r>
           </w:p>
@@ -16357,13 +16724,12 @@
     <w:p>
       <w:pPr>
         <w:pStyle w:val="Heading1"/>
-        <w:keepNext/>
       </w:pPr>
-      <w:bookmarkStart w:name="_Toc30" w:id="30"/>
+      <w:bookmarkStart w:name="_Toc31" w:id="31"/>
       <w:r>
         <w:t xml:space="preserve">11. Pemetaan Unit Kompetensi</w:t>
       </w:r>
-      <w:bookmarkEnd w:id="30"/>
+      <w:bookmarkEnd w:id="31"/>
     </w:p>
     <w:tbl>
       <w:tblPr>
@@ -17688,7 +18054,7 @@
                 <w:sz w:val="19"/>
                 <w:szCs w:val="19"/>
               </w:rPr>
-              <w:t xml:space="preserve">75 test PHPUnit unit dan fitur (Bagian 10)</w:t>
+              <w:t xml:space="preserve">78 test PHPUnit unit dan fitur (Bagian 10)</w:t>
             </w:r>
           </w:p>
         </w:tc>
@@ -17702,13 +18068,12 @@
     <w:p>
       <w:pPr>
         <w:pStyle w:val="Heading1"/>
-        <w:keepNext/>
       </w:pPr>
-      <w:bookmarkStart w:name="_Toc31" w:id="31"/>
+      <w:bookmarkStart w:name="_Toc32" w:id="32"/>
       <w:r>
         <w:t xml:space="preserve">12. Skenario Demo</w:t>
       </w:r>
-      <w:bookmarkEnd w:id="31"/>
+      <w:bookmarkEnd w:id="32"/>
     </w:p>
     <w:p>
       <w:pPr>
@@ -17898,7 +18263,7 @@
         <w:t xml:space="preserve">php artisan test</w:t>
       </w:r>
       <w:r>
-        <w:t xml:space="preserve"> → 75 test lulus.</w:t>
+        <w:t xml:space="preserve"> → 78 test lulus.</w:t>
       </w:r>
     </w:p>
     <w:p>

--- a/dokumen/02_DOKUMENTASI_PROGRAM.docx
+++ b/dokumen/02_DOKUMENTASI_PROGRAM.docx
@@ -573,7 +573,7 @@
                 <w:sz w:val="19"/>
                 <w:szCs w:val="19"/>
               </w:rPr>
-              <w:t xml:space="preserve">PHPUnit 11 — 78 test, 271 assertion, semua lulus</w:t>
+              <w:t xml:space="preserve">PHPUnit 11 — 79 test, 274 assertion, semua lulus</w:t>
             </w:r>
           </w:p>
         </w:tc>
@@ -8387,7 +8387,7 @@
                 <w:sz w:val="19"/>
                 <w:szCs w:val="19"/>
               </w:rPr>
-              <w:t xml:space="preserve">78 test PHPUnit</w:t>
+              <w:t xml:space="preserve">79 test PHPUnit</w:t>
             </w:r>
           </w:p>
         </w:tc>
@@ -9807,7 +9807,7 @@
         <w:t xml:space="preserve">bootstrap/app.php</w:t>
       </w:r>
       <w:r>
-        <w:t xml:space="preserve"> mengembalikan pengguna ke form dengan pesan jelas, dan penyebab aslinya dicatat ke log (di Vercel: menu Logs).</w:t>
+        <w:t xml:space="preserve"> mengembalikan pengguna ke form dengan pesan jelas, dan penyebab aslinya dicatat ke log dalam satu baris pendek berawalan "Gambar gagal disimpan:" (di Vercel: menu Logs, cari kata itu).</w:t>
       </w:r>
     </w:p>
     <w:p>
@@ -14208,7 +14208,7 @@
           <w:b/>
           <w:bCs/>
         </w:rPr>
-        <w:t xml:space="preserve">78 passed (271 assertions)</w:t>
+        <w:t xml:space="preserve">79 passed (274 assertions)</w:t>
       </w:r>
       <w:r>
         <w:t xml:space="preserve">.</w:t>
@@ -15547,7 +15547,7 @@
                 <w:sz w:val="19"/>
                 <w:szCs w:val="19"/>
               </w:rPr>
-              <w:t xml:space="preserve">3</w:t>
+              <w:t xml:space="preserve">4</w:t>
             </w:r>
           </w:p>
         </w:tc>
@@ -15573,7 +15573,7 @@
                 <w:sz w:val="19"/>
                 <w:szCs w:val="19"/>
               </w:rPr>
-              <w:t xml:space="preserve">Penyimpanan gambar gagal (profil, barang, barang keluar): kembali ke form dengan pesan, bukan error 500, data tidak tersimpan</w:t>
+              <w:t xml:space="preserve">Penyimpanan gambar gagal (profil, barang, barang keluar): kembali ke form dengan pesan, bukan error 500, data tidak tersimpan; penyebab dicatat dalam satu baris log pendek</w:t>
             </w:r>
           </w:p>
         </w:tc>
@@ -18054,7 +18054,7 @@
                 <w:sz w:val="19"/>
                 <w:szCs w:val="19"/>
               </w:rPr>
-              <w:t xml:space="preserve">78 test PHPUnit unit dan fitur (Bagian 10)</w:t>
+              <w:t xml:space="preserve">79 test PHPUnit unit dan fitur (Bagian 10)</w:t>
             </w:r>
           </w:p>
         </w:tc>
@@ -18263,7 +18263,7 @@
         <w:t xml:space="preserve">php artisan test</w:t>
       </w:r>
       <w:r>
-        <w:t xml:space="preserve"> → 78 test lulus.</w:t>
+        <w:t xml:space="preserve"> → 79 test lulus.</w:t>
       </w:r>
     </w:p>
     <w:p>

--- a/dokumen/02_DOKUMENTASI_PROGRAM.docx
+++ b/dokumen/02_DOKUMENTASI_PROGRAM.docx
@@ -573,7 +573,7 @@
                 <w:sz w:val="19"/>
                 <w:szCs w:val="19"/>
               </w:rPr>
-              <w:t xml:space="preserve">PHPUnit 11 — 79 test, 274 assertion, semua lulus</w:t>
+              <w:t xml:space="preserve">PHPUnit 11 — 80 test, 276 assertion, semua lulus</w:t>
             </w:r>
           </w:p>
         </w:tc>
@@ -8387,7 +8387,7 @@
                 <w:sz w:val="19"/>
                 <w:szCs w:val="19"/>
               </w:rPr>
-              <w:t xml:space="preserve">79 test PHPUnit</w:t>
+              <w:t xml:space="preserve">80 test PHPUnit</w:t>
             </w:r>
           </w:p>
         </w:tc>
@@ -9807,7 +9807,7 @@
         <w:t xml:space="preserve">bootstrap/app.php</w:t>
       </w:r>
       <w:r>
-        <w:t xml:space="preserve"> mengembalikan pengguna ke form dengan pesan jelas, dan penyebab aslinya dicatat ke log dalam satu baris pendek berawalan "Gambar gagal disimpan:" (di Vercel: menu Logs, cari kata itu).</w:t>
+        <w:t xml:space="preserve"> mengembalikan pengguna ke form dengan pesan jelas, dan penyebab aslinya dicatat ke log dalam satu baris pendek berawalan "Gambar gagal disimpan:" (di Vercel: menu Logs, cari kata itu). Bila yang mengunggah adalah Admin, penyebab singkat itu juga ditampilkan langsung di pesan error.</w:t>
       </w:r>
     </w:p>
     <w:p>
@@ -14208,7 +14208,7 @@
           <w:b/>
           <w:bCs/>
         </w:rPr>
-        <w:t xml:space="preserve">79 passed (274 assertions)</w:t>
+        <w:t xml:space="preserve">80 passed (276 assertions)</w:t>
       </w:r>
       <w:r>
         <w:t xml:space="preserve">.</w:t>
@@ -15547,7 +15547,7 @@
                 <w:sz w:val="19"/>
                 <w:szCs w:val="19"/>
               </w:rPr>
-              <w:t xml:space="preserve">4</w:t>
+              <w:t xml:space="preserve">5</w:t>
             </w:r>
           </w:p>
         </w:tc>
@@ -15573,7 +15573,7 @@
                 <w:sz w:val="19"/>
                 <w:szCs w:val="19"/>
               </w:rPr>
-              <w:t xml:space="preserve">Penyimpanan gambar gagal (profil, barang, barang keluar): kembali ke form dengan pesan, bukan error 500, data tidak tersimpan; penyebab dicatat dalam satu baris log pendek</w:t>
+              <w:t xml:space="preserve">Penyimpanan gambar gagal (profil, barang, barang keluar): kembali ke form dengan pesan, bukan error 500, data tidak tersimpan; penyebab dicatat dalam satu baris log pendek dan ditampilkan untuk Admin</w:t>
             </w:r>
           </w:p>
         </w:tc>
@@ -18054,7 +18054,7 @@
                 <w:sz w:val="19"/>
                 <w:szCs w:val="19"/>
               </w:rPr>
-              <w:t xml:space="preserve">79 test PHPUnit unit dan fitur (Bagian 10)</w:t>
+              <w:t xml:space="preserve">80 test PHPUnit unit dan fitur (Bagian 10)</w:t>
             </w:r>
           </w:p>
         </w:tc>
@@ -18263,7 +18263,7 @@
         <w:t xml:space="preserve">php artisan test</w:t>
       </w:r>
       <w:r>
-        <w:t xml:space="preserve"> → 79 test lulus.</w:t>
+        <w:t xml:space="preserve"> → 80 test lulus.</w:t>
       </w:r>
     </w:p>
     <w:p>

--- a/dokumen/02_DOKUMENTASI_PROGRAM.docx
+++ b/dokumen/02_DOKUMENTASI_PROGRAM.docx
@@ -329,7 +329,7 @@
                 <w:sz w:val="19"/>
                 <w:szCs w:val="19"/>
               </w:rPr>
-              <w:t xml:space="preserve">Laravel 12 (PHP 8.2)</w:t>
+              <w:t xml:space="preserve">Laravel 12.69.2 (PHP 8.2.12)</w:t>
             </w:r>
           </w:p>
         </w:tc>
@@ -386,7 +386,7 @@
                 <w:sz w:val="19"/>
                 <w:szCs w:val="19"/>
               </w:rPr>
-              <w:t xml:space="preserve">MySQL / MariaDB (XAMPP) untuk lokal; PostgreSQL (Supabase) untuk versi online</w:t>
+              <w:t xml:space="preserve">MariaDB 10.4.32 (XAMPP) untuk lokal; PostgreSQL 17.11 (Supabase) untuk versi online</w:t>
             </w:r>
           </w:p>
         </w:tc>
@@ -516,7 +516,7 @@
                 <w:sz w:val="19"/>
                 <w:szCs w:val="19"/>
               </w:rPr>
-              <w:t xml:space="preserve">Blade + Tailwind CSS 4 (dibuild dengan Vite), responsif untuk komputer dan HP</w:t>
+              <w:t xml:space="preserve">Blade + Tailwind CSS 4.3.3 (dibuild dengan Vite 7.3.6) dan Hotwire Turbo 8, responsif untuk komputer dan HP</w:t>
             </w:r>
           </w:p>
         </w:tc>
@@ -547,6 +547,63 @@
                 <w:sz w:val="19"/>
                 <w:szCs w:val="19"/>
               </w:rPr>
+              <w:t xml:space="preserve">Editor</w:t>
+            </w:r>
+          </w:p>
+        </w:tc>
+        <w:tc>
+          <w:tcPr>
+            <w:tcW w:type="dxa" w:w="7414"/>
+            <w:tcBorders>
+              <w:top w:val="single" w:color="BFBFBF" w:sz="4"/>
+              <w:left w:val="single" w:color="BFBFBF" w:sz="4"/>
+              <w:bottom w:val="single" w:color="BFBFBF" w:sz="4"/>
+              <w:right w:val="single" w:color="BFBFBF" w:sz="4"/>
+            </w:tcBorders>
+            <w:tcMar>
+              <w:top w:type="dxa" w:w="60"/>
+              <w:left w:type="dxa" w:w="100"/>
+              <w:bottom w:type="dxa" w:w="60"/>
+              <w:right w:type="dxa" w:w="100"/>
+            </w:tcMar>
+          </w:tcPr>
+          <w:p>
+            <w:r>
+              <w:rPr>
+                <w:sz w:val="19"/>
+                <w:szCs w:val="19"/>
+              </w:rPr>
+              <w:t xml:space="preserve">Antigravity IDE 2.5.5</w:t>
+            </w:r>
+          </w:p>
+        </w:tc>
+      </w:tr>
+      <w:tr>
+        <w:trPr>
+          <w:tblHeader w:val="off"/>
+        </w:trPr>
+        <w:tc>
+          <w:tcPr>
+            <w:tcW w:type="dxa" w:w="2224"/>
+            <w:tcBorders>
+              <w:top w:val="single" w:color="BFBFBF" w:sz="4"/>
+              <w:left w:val="single" w:color="BFBFBF" w:sz="4"/>
+              <w:bottom w:val="single" w:color="BFBFBF" w:sz="4"/>
+              <w:right w:val="single" w:color="BFBFBF" w:sz="4"/>
+            </w:tcBorders>
+            <w:tcMar>
+              <w:top w:type="dxa" w:w="60"/>
+              <w:left w:type="dxa" w:w="100"/>
+              <w:bottom w:type="dxa" w:w="60"/>
+              <w:right w:type="dxa" w:w="100"/>
+            </w:tcMar>
+          </w:tcPr>
+          <w:p>
+            <w:r>
+              <w:rPr>
+                <w:sz w:val="19"/>
+                <w:szCs w:val="19"/>
+              </w:rPr>
               <w:t xml:space="preserve">Pengujian</w:t>
             </w:r>
           </w:p>
@@ -573,7 +630,7 @@
                 <w:sz w:val="19"/>
                 <w:szCs w:val="19"/>
               </w:rPr>
-              <w:t xml:space="preserve">PHPUnit 11 — 80 test, 276 assertion, semua lulus</w:t>
+              <w:t xml:space="preserve">PHPUnit 11.5.56 — 80 test, 275 assertion, semua lulus</w:t>
             </w:r>
           </w:p>
         </w:tc>
@@ -752,37 +809,37 @@
         </w:p>
         <w:p>
           <w:pPr>
-            <w:pStyle w:val="TOC1"/>
-            <w:tabs>
-              <w:tab w:val="right" w:pos="9638" w:leader="dot"/>
-            </w:tabs>
-          </w:pPr>
-          <w:hyperlink w:history="1" w:anchor="_Toc5">
-            <w:r>
-              <w:t xml:space="preserve">3. Spesifikasi Program</w:t>
-            </w:r>
-            <w:r>
-              <w:tab/>
-            </w:r>
-            <w:r>
-              <w:fldChar w:fldCharType="begin" w:dirty="true"/>
-              <w:instrText xml:space="preserve">PAGEREF _Toc5 \h</w:instrText>
-              <w:fldChar w:fldCharType="separate"/>
-              <w:fldChar w:fldCharType="end"/>
-            </w:r>
-          </w:hyperlink>
-        </w:p>
-        <w:p>
-          <w:pPr>
             <w:pStyle w:val="TOC2"/>
             <w:tabs>
               <w:tab w:val="right" w:pos="9638" w:leader="dot"/>
             </w:tabs>
             <w:ind w:left="220"/>
           </w:pPr>
+          <w:hyperlink w:history="1" w:anchor="_Toc5">
+            <w:r>
+              <w:t xml:space="preserve">2.1 Versi Alat dan Teknologi yang Digunakan</w:t>
+            </w:r>
+            <w:r>
+              <w:tab/>
+            </w:r>
+            <w:r>
+              <w:fldChar w:fldCharType="begin" w:dirty="true"/>
+              <w:instrText xml:space="preserve">PAGEREF _Toc5 \h</w:instrText>
+              <w:fldChar w:fldCharType="separate"/>
+              <w:fldChar w:fldCharType="end"/>
+            </w:r>
+          </w:hyperlink>
+        </w:p>
+        <w:p>
+          <w:pPr>
+            <w:pStyle w:val="TOC1"/>
+            <w:tabs>
+              <w:tab w:val="right" w:pos="9638" w:leader="dot"/>
+            </w:tabs>
+          </w:pPr>
           <w:hyperlink w:history="1" w:anchor="_Toc6">
             <w:r>
-              <w:t xml:space="preserve">3.1 Hak Akses per Role</w:t>
+              <w:t xml:space="preserve">3. Spesifikasi Program</w:t>
             </w:r>
             <w:r>
               <w:tab/>
@@ -805,7 +862,7 @@
           </w:pPr>
           <w:hyperlink w:history="1" w:anchor="_Toc7">
             <w:r>
-              <w:t xml:space="preserve">3.2 Aturan Bisnis dan Validasi</w:t>
+              <w:t xml:space="preserve">3.1 Hak Akses per Role</w:t>
             </w:r>
             <w:r>
               <w:tab/>
@@ -828,7 +885,7 @@
           </w:pPr>
           <w:hyperlink w:history="1" w:anchor="_Toc8">
             <w:r>
-              <w:t xml:space="preserve">3.3 Alur Barang Keluar</w:t>
+              <w:t xml:space="preserve">3.2 Aturan Bisnis dan Validasi</w:t>
             </w:r>
             <w:r>
               <w:tab/>
@@ -851,7 +908,7 @@
           </w:pPr>
           <w:hyperlink w:history="1" w:anchor="_Toc9">
             <w:r>
-              <w:t xml:space="preserve">3.4 Batasan Sistem</w:t>
+              <w:t xml:space="preserve">3.3 Alur Barang Keluar</w:t>
             </w:r>
             <w:r>
               <w:tab/>
@@ -866,14 +923,15 @@
         </w:p>
         <w:p>
           <w:pPr>
-            <w:pStyle w:val="TOC1"/>
+            <w:pStyle w:val="TOC2"/>
             <w:tabs>
               <w:tab w:val="right" w:pos="9638" w:leader="dot"/>
             </w:tabs>
+            <w:ind w:left="220"/>
           </w:pPr>
           <w:hyperlink w:history="1" w:anchor="_Toc10">
             <w:r>
-              <w:t xml:space="preserve">4. Database</w:t>
+              <w:t xml:space="preserve">3.4 Batasan Sistem</w:t>
             </w:r>
             <w:r>
               <w:tab/>
@@ -895,7 +953,7 @@
           </w:pPr>
           <w:hyperlink w:history="1" w:anchor="_Toc11">
             <w:r>
-              <w:t xml:space="preserve">5. Struktur Program (MVC)</w:t>
+              <w:t xml:space="preserve">4. Database</w:t>
             </w:r>
             <w:r>
               <w:tab/>
@@ -917,7 +975,7 @@
           </w:pPr>
           <w:hyperlink w:history="1" w:anchor="_Toc12">
             <w:r>
-              <w:t xml:space="preserve">6. Desain Antarmuka</w:t>
+              <w:t xml:space="preserve">5. Struktur Program (MVC)</w:t>
             </w:r>
             <w:r>
               <w:tab/>
@@ -939,7 +997,7 @@
           </w:pPr>
           <w:hyperlink w:history="1" w:anchor="_Toc13">
             <w:r>
-              <w:t xml:space="preserve">7. Penjelasan Kode Penting</w:t>
+              <w:t xml:space="preserve">6. Desain Antarmuka</w:t>
             </w:r>
             <w:r>
               <w:tab/>
@@ -954,15 +1012,14 @@
         </w:p>
         <w:p>
           <w:pPr>
-            <w:pStyle w:val="TOC2"/>
+            <w:pStyle w:val="TOC1"/>
             <w:tabs>
               <w:tab w:val="right" w:pos="9638" w:leader="dot"/>
             </w:tabs>
-            <w:ind w:left="220"/>
           </w:pPr>
           <w:hyperlink w:history="1" w:anchor="_Toc14">
             <w:r>
-              <w:t xml:space="preserve">7.1 Login — AuthController::login()</w:t>
+              <w:t xml:space="preserve">7. Penjelasan Kode Penting</w:t>
             </w:r>
             <w:r>
               <w:tab/>
@@ -985,7 +1042,7 @@
           </w:pPr>
           <w:hyperlink w:history="1" w:anchor="_Toc15">
             <w:r>
-              <w:t xml:space="preserve">7.2 Hak Akses — CekRole::handle()</w:t>
+              <w:t xml:space="preserve">7.1 Login — AuthController::login()</w:t>
             </w:r>
             <w:r>
               <w:tab/>
@@ -1008,7 +1065,7 @@
           </w:pPr>
           <w:hyperlink w:history="1" w:anchor="_Toc16">
             <w:r>
-              <w:t xml:space="preserve">7.3 Kode Barang Otomatis — Barang::generateKode()</w:t>
+              <w:t xml:space="preserve">7.2 Hak Akses — CekRole::handle()</w:t>
             </w:r>
             <w:r>
               <w:tab/>
@@ -1031,7 +1088,7 @@
           </w:pPr>
           <w:hyperlink w:history="1" w:anchor="_Toc17">
             <w:r>
-              <w:t xml:space="preserve">7.4 Stok — StokService</w:t>
+              <w:t xml:space="preserve">7.3 Kode Barang Otomatis — Barang::generateKode()</w:t>
             </w:r>
             <w:r>
               <w:tab/>
@@ -1054,7 +1111,7 @@
           </w:pPr>
           <w:hyperlink w:history="1" w:anchor="_Toc18">
             <w:r>
-              <w:t xml:space="preserve">7.5 Verifikasi — BarangKeluarController::setujui() dan tolak()</w:t>
+              <w:t xml:space="preserve">7.4 Stok — StokService</w:t>
             </w:r>
             <w:r>
               <w:tab/>
@@ -1077,7 +1134,7 @@
           </w:pPr>
           <w:hyperlink w:history="1" w:anchor="_Toc19">
             <w:r>
-              <w:t xml:space="preserve">7.6 Validasi — Form Request</w:t>
+              <w:t xml:space="preserve">7.5 Verifikasi — BarangKeluarController::setujui() dan tolak()</w:t>
             </w:r>
             <w:r>
               <w:tab/>
@@ -1100,7 +1157,7 @@
           </w:pPr>
           <w:hyperlink w:history="1" w:anchor="_Toc20">
             <w:r>
-              <w:t xml:space="preserve">7.7 Unggah Gambar — GambarService</w:t>
+              <w:t xml:space="preserve">7.6 Validasi — Form Request</w:t>
             </w:r>
             <w:r>
               <w:tab/>
@@ -1123,7 +1180,7 @@
           </w:pPr>
           <w:hyperlink w:history="1" w:anchor="_Toc21">
             <w:r>
-              <w:t xml:space="preserve">7.8 Suasana Login dan Audio — App\Support\Suasana</w:t>
+              <w:t xml:space="preserve">7.7 Unggah Gambar — GambarService</w:t>
             </w:r>
             <w:r>
               <w:tab/>
@@ -1146,7 +1203,7 @@
           </w:pPr>
           <w:hyperlink w:history="1" w:anchor="_Toc22">
             <w:r>
-              <w:t xml:space="preserve">7.9 Mode Terang / Gelap — resources/js/tema.js</w:t>
+              <w:t xml:space="preserve">7.8 Suasana Login dan Audio — App\Support\Suasana</w:t>
             </w:r>
             <w:r>
               <w:tab/>
@@ -1169,7 +1226,7 @@
           </w:pPr>
           <w:hyperlink w:history="1" w:anchor="_Toc23">
             <w:r>
-              <w:t xml:space="preserve">7.10 Musik Bad Apple!! — resources/js/musik.js</w:t>
+              <w:t xml:space="preserve">7.9 Mode Terang / Gelap — resources/js/tema.js</w:t>
             </w:r>
             <w:r>
               <w:tab/>
@@ -1192,7 +1249,7 @@
           </w:pPr>
           <w:hyperlink w:history="1" w:anchor="_Toc24">
             <w:r>
-              <w:t xml:space="preserve">7.11 Tanpa Pindah Halaman dan Popup — Turbo</w:t>
+              <w:t xml:space="preserve">7.10 Musik Bad Apple!! — resources/js/musik.js</w:t>
             </w:r>
             <w:r>
               <w:tab/>
@@ -1215,7 +1272,7 @@
           </w:pPr>
           <w:hyperlink w:history="1" w:anchor="_Toc25">
             <w:r>
-              <w:t xml:space="preserve">7.12 Penanganan Error 419 — bootstrap/app.php</w:t>
+              <w:t xml:space="preserve">7.11 Tanpa Pindah Halaman dan Popup — Turbo</w:t>
             </w:r>
             <w:r>
               <w:tab/>
@@ -1230,14 +1287,15 @@
         </w:p>
         <w:p>
           <w:pPr>
-            <w:pStyle w:val="TOC1"/>
+            <w:pStyle w:val="TOC2"/>
             <w:tabs>
               <w:tab w:val="right" w:pos="9638" w:leader="dot"/>
             </w:tabs>
+            <w:ind w:left="220"/>
           </w:pPr>
           <w:hyperlink w:history="1" w:anchor="_Toc26">
             <w:r>
-              <w:t xml:space="preserve">8. Keamanan</w:t>
+              <w:t xml:space="preserve">7.12 Penanganan Error 419 — bootstrap/app.php</w:t>
             </w:r>
             <w:r>
               <w:tab/>
@@ -1259,7 +1317,7 @@
           </w:pPr>
           <w:hyperlink w:history="1" w:anchor="_Toc27">
             <w:r>
-              <w:t xml:space="preserve">9. Debugging</w:t>
+              <w:t xml:space="preserve">8. Keamanan</w:t>
             </w:r>
             <w:r>
               <w:tab/>
@@ -1274,15 +1332,14 @@
         </w:p>
         <w:p>
           <w:pPr>
-            <w:pStyle w:val="TOC2"/>
+            <w:pStyle w:val="TOC1"/>
             <w:tabs>
               <w:tab w:val="right" w:pos="9638" w:leader="dot"/>
             </w:tabs>
-            <w:ind w:left="220"/>
           </w:pPr>
           <w:hyperlink w:history="1" w:anchor="_Toc28">
             <w:r>
-              <w:t xml:space="preserve">9.1 Bug yang Ditemukan dan Perbaikannya</w:t>
+              <w:t xml:space="preserve">9. Debugging</w:t>
             </w:r>
             <w:r>
               <w:tab/>
@@ -1305,7 +1362,7 @@
           </w:pPr>
           <w:hyperlink w:history="1" w:anchor="_Toc29">
             <w:r>
-              <w:t xml:space="preserve">9.2 Teknik Debugging</w:t>
+              <w:t xml:space="preserve">9.1 Bug yang Ditemukan dan Perbaikannya</w:t>
             </w:r>
             <w:r>
               <w:tab/>
@@ -1320,14 +1377,15 @@
         </w:p>
         <w:p>
           <w:pPr>
-            <w:pStyle w:val="TOC1"/>
+            <w:pStyle w:val="TOC2"/>
             <w:tabs>
               <w:tab w:val="right" w:pos="9638" w:leader="dot"/>
             </w:tabs>
+            <w:ind w:left="220"/>
           </w:pPr>
           <w:hyperlink w:history="1" w:anchor="_Toc30">
             <w:r>
-              <w:t xml:space="preserve">10. Pengujian Unit Program</w:t>
+              <w:t xml:space="preserve">9.2 Teknik Debugging</w:t>
             </w:r>
             <w:r>
               <w:tab/>
@@ -1349,7 +1407,7 @@
           </w:pPr>
           <w:hyperlink w:history="1" w:anchor="_Toc31">
             <w:r>
-              <w:t xml:space="preserve">11. Pemetaan Unit Kompetensi</w:t>
+              <w:t xml:space="preserve">10. Pengujian Unit Program</w:t>
             </w:r>
             <w:r>
               <w:tab/>
@@ -1371,7 +1429,7 @@
           </w:pPr>
           <w:hyperlink w:history="1" w:anchor="_Toc32">
             <w:r>
-              <w:t xml:space="preserve">12. Skenario Demo</w:t>
+              <w:t xml:space="preserve">11. Pemetaan Unit Kompetensi</w:t>
             </w:r>
             <w:r>
               <w:tab/>
@@ -1379,6 +1437,28 @@
             <w:r>
               <w:fldChar w:fldCharType="begin" w:dirty="true"/>
               <w:instrText xml:space="preserve">PAGEREF _Toc32 \h</w:instrText>
+              <w:fldChar w:fldCharType="separate"/>
+              <w:fldChar w:fldCharType="end"/>
+            </w:r>
+          </w:hyperlink>
+        </w:p>
+        <w:p>
+          <w:pPr>
+            <w:pStyle w:val="TOC1"/>
+            <w:tabs>
+              <w:tab w:val="right" w:pos="9638" w:leader="dot"/>
+            </w:tabs>
+          </w:pPr>
+          <w:hyperlink w:history="1" w:anchor="_Toc33">
+            <w:r>
+              <w:t xml:space="preserve">12. Skenario Demo</w:t>
+            </w:r>
+            <w:r>
+              <w:tab/>
+            </w:r>
+            <w:r>
+              <w:fldChar w:fldCharType="begin" w:dirty="true"/>
+              <w:instrText xml:space="preserve">PAGEREF _Toc33 \h</w:instrText>
               <w:fldChar w:fldCharType="separate"/>
               <w:fldChar w:fldCharType="end"/>
             </w:r>
@@ -3412,23 +3492,3349 @@
     </w:p>
     <w:p>
       <w:pPr>
+        <w:pStyle w:val="Heading2"/>
+      </w:pPr>
+      <w:bookmarkStart w:name="_Toc5" w:id="5"/>
+      <w:r>
+        <w:t xml:space="preserve">2.1 Versi Alat dan Teknologi yang Digunakan</w:t>
+      </w:r>
+      <w:bookmarkEnd w:id="5"/>
+    </w:p>
+    <w:p>
+      <w:r>
+        <w:t xml:space="preserve">Versi di bawah ini dibaca langsung dari laptop pengembang dan dari proyek (</w:t>
+      </w:r>
+      <w:r>
+        <w:rPr>
+          <w:rFonts w:ascii="Consolas" w:cs="Consolas" w:eastAsia="Consolas" w:hAnsi="Consolas"/>
+          <w:color w:val="1F4E79"/>
+          <w:sz w:val="20"/>
+          <w:szCs w:val="20"/>
+        </w:rPr>
+        <w:t xml:space="preserve">composer.json</w:t>
+      </w:r>
+      <w:r>
+        <w:t xml:space="preserve">, </w:t>
+      </w:r>
+      <w:r>
+        <w:rPr>
+          <w:rFonts w:ascii="Consolas" w:cs="Consolas" w:eastAsia="Consolas" w:hAnsi="Consolas"/>
+          <w:color w:val="1F4E79"/>
+          <w:sz w:val="20"/>
+          <w:szCs w:val="20"/>
+        </w:rPr>
+        <w:t xml:space="preserve">package.json</w:t>
+      </w:r>
+      <w:r>
+        <w:t xml:space="preserve">, </w:t>
+      </w:r>
+      <w:r>
+        <w:rPr>
+          <w:rFonts w:ascii="Consolas" w:cs="Consolas" w:eastAsia="Consolas" w:hAnsi="Consolas"/>
+          <w:color w:val="1F4E79"/>
+          <w:sz w:val="20"/>
+          <w:szCs w:val="20"/>
+        </w:rPr>
+        <w:t xml:space="preserve">vercel.json</w:t>
+      </w:r>
+      <w:r>
+        <w:t xml:space="preserve">) pada 12 Oktober 2026.</w:t>
+      </w:r>
+    </w:p>
+    <w:p>
+      <w:r>
+        <w:rPr>
+          <w:b/>
+          <w:bCs/>
+        </w:rPr>
+        <w:t xml:space="preserve">a. Perangkat dan editor</w:t>
+      </w:r>
+    </w:p>
+    <w:tbl>
+      <w:tblPr>
+        <w:tblW w:type="dxa" w:w="9638"/>
+        <w:tblBorders>
+          <w:top w:val="single" w:color="auto" w:sz="4"/>
+          <w:left w:val="single" w:color="auto" w:sz="4"/>
+          <w:bottom w:val="single" w:color="auto" w:sz="4"/>
+          <w:right w:val="single" w:color="auto" w:sz="4"/>
+          <w:insideH w:val="single" w:color="auto" w:sz="4"/>
+          <w:insideV w:val="single" w:color="auto" w:sz="4"/>
+        </w:tblBorders>
+      </w:tblPr>
+      <w:tblGrid>
+        <w:gridCol w:w="1225"/>
+        <w:gridCol w:w="3512"/>
+        <w:gridCol w:w="4901"/>
+      </w:tblGrid>
+      <w:tr>
+        <w:trPr>
+          <w:tblHeader/>
+        </w:trPr>
+        <w:tc>
+          <w:tcPr>
+            <w:tcW w:type="dxa" w:w="1225"/>
+            <w:tcBorders>
+              <w:top w:val="single" w:color="BFBFBF" w:sz="4"/>
+              <w:left w:val="single" w:color="BFBFBF" w:sz="4"/>
+              <w:bottom w:val="single" w:color="BFBFBF" w:sz="4"/>
+              <w:right w:val="single" w:color="BFBFBF" w:sz="4"/>
+            </w:tcBorders>
+            <w:shd w:fill="1F4E79" w:color="auto" w:val="clear"/>
+            <w:tcMar>
+              <w:top w:type="dxa" w:w="60"/>
+              <w:left w:type="dxa" w:w="100"/>
+              <w:bottom w:type="dxa" w:w="60"/>
+              <w:right w:type="dxa" w:w="100"/>
+            </w:tcMar>
+          </w:tcPr>
+          <w:p>
+            <w:r>
+              <w:rPr>
+                <w:b/>
+                <w:bCs/>
+                <w:color w:val="FFFFFF"/>
+                <w:sz w:val="19"/>
+                <w:szCs w:val="19"/>
+              </w:rPr>
+              <w:t xml:space="preserve">Alat</w:t>
+            </w:r>
+          </w:p>
+        </w:tc>
+        <w:tc>
+          <w:tcPr>
+            <w:tcW w:type="dxa" w:w="3512"/>
+            <w:tcBorders>
+              <w:top w:val="single" w:color="BFBFBF" w:sz="4"/>
+              <w:left w:val="single" w:color="BFBFBF" w:sz="4"/>
+              <w:bottom w:val="single" w:color="BFBFBF" w:sz="4"/>
+              <w:right w:val="single" w:color="BFBFBF" w:sz="4"/>
+            </w:tcBorders>
+            <w:shd w:fill="1F4E79" w:color="auto" w:val="clear"/>
+            <w:tcMar>
+              <w:top w:type="dxa" w:w="60"/>
+              <w:left w:type="dxa" w:w="100"/>
+              <w:bottom w:type="dxa" w:w="60"/>
+              <w:right w:type="dxa" w:w="100"/>
+            </w:tcMar>
+          </w:tcPr>
+          <w:p>
+            <w:r>
+              <w:rPr>
+                <w:b/>
+                <w:bCs/>
+                <w:color w:val="FFFFFF"/>
+                <w:sz w:val="19"/>
+                <w:szCs w:val="19"/>
+              </w:rPr>
+              <w:t xml:space="preserve">Versi</w:t>
+            </w:r>
+          </w:p>
+        </w:tc>
+        <w:tc>
+          <w:tcPr>
+            <w:tcW w:type="dxa" w:w="4901"/>
+            <w:tcBorders>
+              <w:top w:val="single" w:color="BFBFBF" w:sz="4"/>
+              <w:left w:val="single" w:color="BFBFBF" w:sz="4"/>
+              <w:bottom w:val="single" w:color="BFBFBF" w:sz="4"/>
+              <w:right w:val="single" w:color="BFBFBF" w:sz="4"/>
+            </w:tcBorders>
+            <w:shd w:fill="1F4E79" w:color="auto" w:val="clear"/>
+            <w:tcMar>
+              <w:top w:type="dxa" w:w="60"/>
+              <w:left w:type="dxa" w:w="100"/>
+              <w:bottom w:type="dxa" w:w="60"/>
+              <w:right w:type="dxa" w:w="100"/>
+            </w:tcMar>
+          </w:tcPr>
+          <w:p>
+            <w:r>
+              <w:rPr>
+                <w:b/>
+                <w:bCs/>
+                <w:color w:val="FFFFFF"/>
+                <w:sz w:val="19"/>
+                <w:szCs w:val="19"/>
+              </w:rPr>
+              <w:t xml:space="preserve">Keterangan</w:t>
+            </w:r>
+          </w:p>
+        </w:tc>
+      </w:tr>
+      <w:tr>
+        <w:trPr>
+          <w:tblHeader w:val="off"/>
+        </w:trPr>
+        <w:tc>
+          <w:tcPr>
+            <w:tcW w:type="dxa" w:w="1225"/>
+            <w:tcBorders>
+              <w:top w:val="single" w:color="BFBFBF" w:sz="4"/>
+              <w:left w:val="single" w:color="BFBFBF" w:sz="4"/>
+              <w:bottom w:val="single" w:color="BFBFBF" w:sz="4"/>
+              <w:right w:val="single" w:color="BFBFBF" w:sz="4"/>
+            </w:tcBorders>
+            <w:tcMar>
+              <w:top w:type="dxa" w:w="60"/>
+              <w:left w:type="dxa" w:w="100"/>
+              <w:bottom w:type="dxa" w:w="60"/>
+              <w:right w:type="dxa" w:w="100"/>
+            </w:tcMar>
+          </w:tcPr>
+          <w:p>
+            <w:r>
+              <w:rPr>
+                <w:sz w:val="19"/>
+                <w:szCs w:val="19"/>
+              </w:rPr>
+              <w:t xml:space="preserve">Sistem operasi</w:t>
+            </w:r>
+          </w:p>
+        </w:tc>
+        <w:tc>
+          <w:tcPr>
+            <w:tcW w:type="dxa" w:w="3512"/>
+            <w:tcBorders>
+              <w:top w:val="single" w:color="BFBFBF" w:sz="4"/>
+              <w:left w:val="single" w:color="BFBFBF" w:sz="4"/>
+              <w:bottom w:val="single" w:color="BFBFBF" w:sz="4"/>
+              <w:right w:val="single" w:color="BFBFBF" w:sz="4"/>
+            </w:tcBorders>
+            <w:tcMar>
+              <w:top w:type="dxa" w:w="60"/>
+              <w:left w:type="dxa" w:w="100"/>
+              <w:bottom w:type="dxa" w:w="60"/>
+              <w:right w:type="dxa" w:w="100"/>
+            </w:tcMar>
+          </w:tcPr>
+          <w:p>
+            <w:r>
+              <w:rPr>
+                <w:sz w:val="19"/>
+                <w:szCs w:val="19"/>
+              </w:rPr>
+              <w:t xml:space="preserve">Windows 11 Pro 25H2 (build 10.0.26200, x64)</w:t>
+            </w:r>
+          </w:p>
+        </w:tc>
+        <w:tc>
+          <w:tcPr>
+            <w:tcW w:type="dxa" w:w="4901"/>
+            <w:tcBorders>
+              <w:top w:val="single" w:color="BFBFBF" w:sz="4"/>
+              <w:left w:val="single" w:color="BFBFBF" w:sz="4"/>
+              <w:bottom w:val="single" w:color="BFBFBF" w:sz="4"/>
+              <w:right w:val="single" w:color="BFBFBF" w:sz="4"/>
+            </w:tcBorders>
+            <w:tcMar>
+              <w:top w:type="dxa" w:w="60"/>
+              <w:left w:type="dxa" w:w="100"/>
+              <w:bottom w:type="dxa" w:w="60"/>
+              <w:right w:type="dxa" w:w="100"/>
+            </w:tcMar>
+          </w:tcPr>
+          <w:p>
+            <w:r>
+              <w:rPr>
+                <w:sz w:val="19"/>
+                <w:szCs w:val="19"/>
+              </w:rPr>
+              <w:t xml:space="preserve">Laptop pengembang</w:t>
+            </w:r>
+          </w:p>
+        </w:tc>
+      </w:tr>
+      <w:tr>
+        <w:trPr>
+          <w:tblHeader w:val="off"/>
+        </w:trPr>
+        <w:tc>
+          <w:tcPr>
+            <w:tcW w:type="dxa" w:w="1225"/>
+            <w:tcBorders>
+              <w:top w:val="single" w:color="BFBFBF" w:sz="4"/>
+              <w:left w:val="single" w:color="BFBFBF" w:sz="4"/>
+              <w:bottom w:val="single" w:color="BFBFBF" w:sz="4"/>
+              <w:right w:val="single" w:color="BFBFBF" w:sz="4"/>
+            </w:tcBorders>
+            <w:tcMar>
+              <w:top w:type="dxa" w:w="60"/>
+              <w:left w:type="dxa" w:w="100"/>
+              <w:bottom w:type="dxa" w:w="60"/>
+              <w:right w:type="dxa" w:w="100"/>
+            </w:tcMar>
+          </w:tcPr>
+          <w:p>
+            <w:r>
+              <w:rPr>
+                <w:sz w:val="19"/>
+                <w:szCs w:val="19"/>
+              </w:rPr>
+              <w:t xml:space="preserve">Antigravity IDE</w:t>
+            </w:r>
+          </w:p>
+        </w:tc>
+        <w:tc>
+          <w:tcPr>
+            <w:tcW w:type="dxa" w:w="3512"/>
+            <w:tcBorders>
+              <w:top w:val="single" w:color="BFBFBF" w:sz="4"/>
+              <w:left w:val="single" w:color="BFBFBF" w:sz="4"/>
+              <w:bottom w:val="single" w:color="BFBFBF" w:sz="4"/>
+              <w:right w:val="single" w:color="BFBFBF" w:sz="4"/>
+            </w:tcBorders>
+            <w:tcMar>
+              <w:top w:type="dxa" w:w="60"/>
+              <w:left w:type="dxa" w:w="100"/>
+              <w:bottom w:type="dxa" w:w="60"/>
+              <w:right w:type="dxa" w:w="100"/>
+            </w:tcMar>
+          </w:tcPr>
+          <w:p>
+            <w:r>
+              <w:rPr>
+                <w:sz w:val="19"/>
+                <w:szCs w:val="19"/>
+              </w:rPr>
+              <w:t xml:space="preserve">2.5.5</w:t>
+            </w:r>
+          </w:p>
+        </w:tc>
+        <w:tc>
+          <w:tcPr>
+            <w:tcW w:type="dxa" w:w="4901"/>
+            <w:tcBorders>
+              <w:top w:val="single" w:color="BFBFBF" w:sz="4"/>
+              <w:left w:val="single" w:color="BFBFBF" w:sz="4"/>
+              <w:bottom w:val="single" w:color="BFBFBF" w:sz="4"/>
+              <w:right w:val="single" w:color="BFBFBF" w:sz="4"/>
+            </w:tcBorders>
+            <w:tcMar>
+              <w:top w:type="dxa" w:w="60"/>
+              <w:left w:type="dxa" w:w="100"/>
+              <w:bottom w:type="dxa" w:w="60"/>
+              <w:right w:type="dxa" w:w="100"/>
+            </w:tcMar>
+          </w:tcPr>
+          <w:p>
+            <w:r>
+              <w:rPr>
+                <w:sz w:val="19"/>
+                <w:szCs w:val="19"/>
+              </w:rPr>
+              <w:t xml:space="preserve">Editor kode (berbasis VS Code OSS 1.107.0, Electron 39.2.3, Chromium 142.0.7444.175, Node.js 22.21.1, V8 14.2.231.21)</w:t>
+            </w:r>
+          </w:p>
+        </w:tc>
+      </w:tr>
+      <w:tr>
+        <w:trPr>
+          <w:tblHeader w:val="off"/>
+        </w:trPr>
+        <w:tc>
+          <w:tcPr>
+            <w:tcW w:type="dxa" w:w="1225"/>
+            <w:tcBorders>
+              <w:top w:val="single" w:color="BFBFBF" w:sz="4"/>
+              <w:left w:val="single" w:color="BFBFBF" w:sz="4"/>
+              <w:bottom w:val="single" w:color="BFBFBF" w:sz="4"/>
+              <w:right w:val="single" w:color="BFBFBF" w:sz="4"/>
+            </w:tcBorders>
+            <w:tcMar>
+              <w:top w:type="dxa" w:w="60"/>
+              <w:left w:type="dxa" w:w="100"/>
+              <w:bottom w:type="dxa" w:w="60"/>
+              <w:right w:type="dxa" w:w="100"/>
+            </w:tcMar>
+          </w:tcPr>
+          <w:p>
+            <w:r>
+              <w:rPr>
+                <w:sz w:val="19"/>
+                <w:szCs w:val="19"/>
+              </w:rPr>
+              <w:t xml:space="preserve">Google Chrome</w:t>
+            </w:r>
+          </w:p>
+        </w:tc>
+        <w:tc>
+          <w:tcPr>
+            <w:tcW w:type="dxa" w:w="3512"/>
+            <w:tcBorders>
+              <w:top w:val="single" w:color="BFBFBF" w:sz="4"/>
+              <w:left w:val="single" w:color="BFBFBF" w:sz="4"/>
+              <w:bottom w:val="single" w:color="BFBFBF" w:sz="4"/>
+              <w:right w:val="single" w:color="BFBFBF" w:sz="4"/>
+            </w:tcBorders>
+            <w:tcMar>
+              <w:top w:type="dxa" w:w="60"/>
+              <w:left w:type="dxa" w:w="100"/>
+              <w:bottom w:type="dxa" w:w="60"/>
+              <w:right w:type="dxa" w:w="100"/>
+            </w:tcMar>
+          </w:tcPr>
+          <w:p>
+            <w:r>
+              <w:rPr>
+                <w:sz w:val="19"/>
+                <w:szCs w:val="19"/>
+              </w:rPr>
+              <w:t xml:space="preserve">154.0.8037.98</w:t>
+            </w:r>
+          </w:p>
+        </w:tc>
+        <w:tc>
+          <w:tcPr>
+            <w:tcW w:type="dxa" w:w="4901"/>
+            <w:tcBorders>
+              <w:top w:val="single" w:color="BFBFBF" w:sz="4"/>
+              <w:left w:val="single" w:color="BFBFBF" w:sz="4"/>
+              <w:bottom w:val="single" w:color="BFBFBF" w:sz="4"/>
+              <w:right w:val="single" w:color="BFBFBF" w:sz="4"/>
+            </w:tcBorders>
+            <w:tcMar>
+              <w:top w:type="dxa" w:w="60"/>
+              <w:left w:type="dxa" w:w="100"/>
+              <w:bottom w:type="dxa" w:w="60"/>
+              <w:right w:type="dxa" w:w="100"/>
+            </w:tcMar>
+          </w:tcPr>
+          <w:p>
+            <w:r>
+              <w:rPr>
+                <w:sz w:val="19"/>
+                <w:szCs w:val="19"/>
+              </w:rPr>
+              <w:t xml:space="preserve">Browser untuk uji tampilan</w:t>
+            </w:r>
+          </w:p>
+        </w:tc>
+      </w:tr>
+      <w:tr>
+        <w:trPr>
+          <w:tblHeader w:val="off"/>
+        </w:trPr>
+        <w:tc>
+          <w:tcPr>
+            <w:tcW w:type="dxa" w:w="1225"/>
+            <w:tcBorders>
+              <w:top w:val="single" w:color="BFBFBF" w:sz="4"/>
+              <w:left w:val="single" w:color="BFBFBF" w:sz="4"/>
+              <w:bottom w:val="single" w:color="BFBFBF" w:sz="4"/>
+              <w:right w:val="single" w:color="BFBFBF" w:sz="4"/>
+            </w:tcBorders>
+            <w:tcMar>
+              <w:top w:type="dxa" w:w="60"/>
+              <w:left w:type="dxa" w:w="100"/>
+              <w:bottom w:type="dxa" w:w="60"/>
+              <w:right w:type="dxa" w:w="100"/>
+            </w:tcMar>
+          </w:tcPr>
+          <w:p>
+            <w:r>
+              <w:rPr>
+                <w:sz w:val="19"/>
+                <w:szCs w:val="19"/>
+              </w:rPr>
+              <w:t xml:space="preserve">Git</w:t>
+            </w:r>
+          </w:p>
+        </w:tc>
+        <w:tc>
+          <w:tcPr>
+            <w:tcW w:type="dxa" w:w="3512"/>
+            <w:tcBorders>
+              <w:top w:val="single" w:color="BFBFBF" w:sz="4"/>
+              <w:left w:val="single" w:color="BFBFBF" w:sz="4"/>
+              <w:bottom w:val="single" w:color="BFBFBF" w:sz="4"/>
+              <w:right w:val="single" w:color="BFBFBF" w:sz="4"/>
+            </w:tcBorders>
+            <w:tcMar>
+              <w:top w:type="dxa" w:w="60"/>
+              <w:left w:type="dxa" w:w="100"/>
+              <w:bottom w:type="dxa" w:w="60"/>
+              <w:right w:type="dxa" w:w="100"/>
+            </w:tcMar>
+          </w:tcPr>
+          <w:p>
+            <w:r>
+              <w:rPr>
+                <w:sz w:val="19"/>
+                <w:szCs w:val="19"/>
+              </w:rPr>
+              <w:t xml:space="preserve">2.55.0 (windows.4)</w:t>
+            </w:r>
+          </w:p>
+        </w:tc>
+        <w:tc>
+          <w:tcPr>
+            <w:tcW w:type="dxa" w:w="4901"/>
+            <w:tcBorders>
+              <w:top w:val="single" w:color="BFBFBF" w:sz="4"/>
+              <w:left w:val="single" w:color="BFBFBF" w:sz="4"/>
+              <w:bottom w:val="single" w:color="BFBFBF" w:sz="4"/>
+              <w:right w:val="single" w:color="BFBFBF" w:sz="4"/>
+            </w:tcBorders>
+            <w:tcMar>
+              <w:top w:type="dxa" w:w="60"/>
+              <w:left w:type="dxa" w:w="100"/>
+              <w:bottom w:type="dxa" w:w="60"/>
+              <w:right w:type="dxa" w:w="100"/>
+            </w:tcMar>
+          </w:tcPr>
+          <w:p>
+            <w:r>
+              <w:rPr>
+                <w:sz w:val="19"/>
+                <w:szCs w:val="19"/>
+              </w:rPr>
+              <w:t xml:space="preserve">Pengelolaan versi kode, terhubung ke GitHub</w:t>
+            </w:r>
+          </w:p>
+        </w:tc>
+      </w:tr>
+    </w:tbl>
+    <w:p>
+      <w:pPr>
+        <w:spacing w:after="60"/>
+      </w:pPr>
+    </w:p>
+    <w:p>
+      <w:r>
+        <w:rPr>
+          <w:b/>
+          <w:bCs/>
+        </w:rPr>
+        <w:t xml:space="preserve">b. Server lokal (XAMPP)</w:t>
+      </w:r>
+    </w:p>
+    <w:tbl>
+      <w:tblPr>
+        <w:tblW w:type="dxa" w:w="9638"/>
+        <w:tblBorders>
+          <w:top w:val="single" w:color="auto" w:sz="4"/>
+          <w:left w:val="single" w:color="auto" w:sz="4"/>
+          <w:bottom w:val="single" w:color="auto" w:sz="4"/>
+          <w:right w:val="single" w:color="auto" w:sz="4"/>
+          <w:insideH w:val="single" w:color="auto" w:sz="4"/>
+          <w:insideV w:val="single" w:color="auto" w:sz="4"/>
+        </w:tblBorders>
+      </w:tblPr>
+      <w:tblGrid>
+        <w:gridCol w:w="1902"/>
+        <w:gridCol w:w="3550"/>
+        <w:gridCol w:w="4186"/>
+      </w:tblGrid>
+      <w:tr>
+        <w:trPr>
+          <w:tblHeader/>
+        </w:trPr>
+        <w:tc>
+          <w:tcPr>
+            <w:tcW w:type="dxa" w:w="1902"/>
+            <w:tcBorders>
+              <w:top w:val="single" w:color="BFBFBF" w:sz="4"/>
+              <w:left w:val="single" w:color="BFBFBF" w:sz="4"/>
+              <w:bottom w:val="single" w:color="BFBFBF" w:sz="4"/>
+              <w:right w:val="single" w:color="BFBFBF" w:sz="4"/>
+            </w:tcBorders>
+            <w:shd w:fill="1F4E79" w:color="auto" w:val="clear"/>
+            <w:tcMar>
+              <w:top w:type="dxa" w:w="60"/>
+              <w:left w:type="dxa" w:w="100"/>
+              <w:bottom w:type="dxa" w:w="60"/>
+              <w:right w:type="dxa" w:w="100"/>
+            </w:tcMar>
+          </w:tcPr>
+          <w:p>
+            <w:r>
+              <w:rPr>
+                <w:b/>
+                <w:bCs/>
+                <w:color w:val="FFFFFF"/>
+                <w:sz w:val="19"/>
+                <w:szCs w:val="19"/>
+              </w:rPr>
+              <w:t xml:space="preserve">Alat</w:t>
+            </w:r>
+          </w:p>
+        </w:tc>
+        <w:tc>
+          <w:tcPr>
+            <w:tcW w:type="dxa" w:w="3550"/>
+            <w:tcBorders>
+              <w:top w:val="single" w:color="BFBFBF" w:sz="4"/>
+              <w:left w:val="single" w:color="BFBFBF" w:sz="4"/>
+              <w:bottom w:val="single" w:color="BFBFBF" w:sz="4"/>
+              <w:right w:val="single" w:color="BFBFBF" w:sz="4"/>
+            </w:tcBorders>
+            <w:shd w:fill="1F4E79" w:color="auto" w:val="clear"/>
+            <w:tcMar>
+              <w:top w:type="dxa" w:w="60"/>
+              <w:left w:type="dxa" w:w="100"/>
+              <w:bottom w:type="dxa" w:w="60"/>
+              <w:right w:type="dxa" w:w="100"/>
+            </w:tcMar>
+          </w:tcPr>
+          <w:p>
+            <w:r>
+              <w:rPr>
+                <w:b/>
+                <w:bCs/>
+                <w:color w:val="FFFFFF"/>
+                <w:sz w:val="19"/>
+                <w:szCs w:val="19"/>
+              </w:rPr>
+              <w:t xml:space="preserve">Versi</w:t>
+            </w:r>
+          </w:p>
+        </w:tc>
+        <w:tc>
+          <w:tcPr>
+            <w:tcW w:type="dxa" w:w="4186"/>
+            <w:tcBorders>
+              <w:top w:val="single" w:color="BFBFBF" w:sz="4"/>
+              <w:left w:val="single" w:color="BFBFBF" w:sz="4"/>
+              <w:bottom w:val="single" w:color="BFBFBF" w:sz="4"/>
+              <w:right w:val="single" w:color="BFBFBF" w:sz="4"/>
+            </w:tcBorders>
+            <w:shd w:fill="1F4E79" w:color="auto" w:val="clear"/>
+            <w:tcMar>
+              <w:top w:type="dxa" w:w="60"/>
+              <w:left w:type="dxa" w:w="100"/>
+              <w:bottom w:type="dxa" w:w="60"/>
+              <w:right w:type="dxa" w:w="100"/>
+            </w:tcMar>
+          </w:tcPr>
+          <w:p>
+            <w:r>
+              <w:rPr>
+                <w:b/>
+                <w:bCs/>
+                <w:color w:val="FFFFFF"/>
+                <w:sz w:val="19"/>
+                <w:szCs w:val="19"/>
+              </w:rPr>
+              <w:t xml:space="preserve">Keterangan</w:t>
+            </w:r>
+          </w:p>
+        </w:tc>
+      </w:tr>
+      <w:tr>
+        <w:trPr>
+          <w:tblHeader w:val="off"/>
+        </w:trPr>
+        <w:tc>
+          <w:tcPr>
+            <w:tcW w:type="dxa" w:w="1902"/>
+            <w:tcBorders>
+              <w:top w:val="single" w:color="BFBFBF" w:sz="4"/>
+              <w:left w:val="single" w:color="BFBFBF" w:sz="4"/>
+              <w:bottom w:val="single" w:color="BFBFBF" w:sz="4"/>
+              <w:right w:val="single" w:color="BFBFBF" w:sz="4"/>
+            </w:tcBorders>
+            <w:tcMar>
+              <w:top w:type="dxa" w:w="60"/>
+              <w:left w:type="dxa" w:w="100"/>
+              <w:bottom w:type="dxa" w:w="60"/>
+              <w:right w:type="dxa" w:w="100"/>
+            </w:tcMar>
+          </w:tcPr>
+          <w:p>
+            <w:r>
+              <w:rPr>
+                <w:sz w:val="19"/>
+                <w:szCs w:val="19"/>
+              </w:rPr>
+              <w:t xml:space="preserve">XAMPP</w:t>
+            </w:r>
+          </w:p>
+        </w:tc>
+        <w:tc>
+          <w:tcPr>
+            <w:tcW w:type="dxa" w:w="3550"/>
+            <w:tcBorders>
+              <w:top w:val="single" w:color="BFBFBF" w:sz="4"/>
+              <w:left w:val="single" w:color="BFBFBF" w:sz="4"/>
+              <w:bottom w:val="single" w:color="BFBFBF" w:sz="4"/>
+              <w:right w:val="single" w:color="BFBFBF" w:sz="4"/>
+            </w:tcBorders>
+            <w:tcMar>
+              <w:top w:type="dxa" w:w="60"/>
+              <w:left w:type="dxa" w:w="100"/>
+              <w:bottom w:type="dxa" w:w="60"/>
+              <w:right w:type="dxa" w:w="100"/>
+            </w:tcMar>
+          </w:tcPr>
+          <w:p>
+            <w:r>
+              <w:rPr>
+                <w:sz w:val="19"/>
+                <w:szCs w:val="19"/>
+              </w:rPr>
+              <w:t xml:space="preserve">8.2.12 (Control Panel 3.3.0)</w:t>
+            </w:r>
+          </w:p>
+        </w:tc>
+        <w:tc>
+          <w:tcPr>
+            <w:tcW w:type="dxa" w:w="4186"/>
+            <w:tcBorders>
+              <w:top w:val="single" w:color="BFBFBF" w:sz="4"/>
+              <w:left w:val="single" w:color="BFBFBF" w:sz="4"/>
+              <w:bottom w:val="single" w:color="BFBFBF" w:sz="4"/>
+              <w:right w:val="single" w:color="BFBFBF" w:sz="4"/>
+            </w:tcBorders>
+            <w:tcMar>
+              <w:top w:type="dxa" w:w="60"/>
+              <w:left w:type="dxa" w:w="100"/>
+              <w:bottom w:type="dxa" w:w="60"/>
+              <w:right w:type="dxa" w:w="100"/>
+            </w:tcMar>
+          </w:tcPr>
+          <w:p>
+            <w:r>
+              <w:rPr>
+                <w:sz w:val="19"/>
+                <w:szCs w:val="19"/>
+              </w:rPr>
+              <w:t xml:space="preserve">Paket server lokal</w:t>
+            </w:r>
+          </w:p>
+        </w:tc>
+      </w:tr>
+      <w:tr>
+        <w:trPr>
+          <w:tblHeader w:val="off"/>
+        </w:trPr>
+        <w:tc>
+          <w:tcPr>
+            <w:tcW w:type="dxa" w:w="1902"/>
+            <w:tcBorders>
+              <w:top w:val="single" w:color="BFBFBF" w:sz="4"/>
+              <w:left w:val="single" w:color="BFBFBF" w:sz="4"/>
+              <w:bottom w:val="single" w:color="BFBFBF" w:sz="4"/>
+              <w:right w:val="single" w:color="BFBFBF" w:sz="4"/>
+            </w:tcBorders>
+            <w:tcMar>
+              <w:top w:type="dxa" w:w="60"/>
+              <w:left w:type="dxa" w:w="100"/>
+              <w:bottom w:type="dxa" w:w="60"/>
+              <w:right w:type="dxa" w:w="100"/>
+            </w:tcMar>
+          </w:tcPr>
+          <w:p>
+            <w:r>
+              <w:rPr>
+                <w:sz w:val="19"/>
+                <w:szCs w:val="19"/>
+              </w:rPr>
+              <w:t xml:space="preserve">PHP</w:t>
+            </w:r>
+          </w:p>
+        </w:tc>
+        <w:tc>
+          <w:tcPr>
+            <w:tcW w:type="dxa" w:w="3550"/>
+            <w:tcBorders>
+              <w:top w:val="single" w:color="BFBFBF" w:sz="4"/>
+              <w:left w:val="single" w:color="BFBFBF" w:sz="4"/>
+              <w:bottom w:val="single" w:color="BFBFBF" w:sz="4"/>
+              <w:right w:val="single" w:color="BFBFBF" w:sz="4"/>
+            </w:tcBorders>
+            <w:tcMar>
+              <w:top w:type="dxa" w:w="60"/>
+              <w:left w:type="dxa" w:w="100"/>
+              <w:bottom w:type="dxa" w:w="60"/>
+              <w:right w:type="dxa" w:w="100"/>
+            </w:tcMar>
+          </w:tcPr>
+          <w:p>
+            <w:r>
+              <w:rPr>
+                <w:sz w:val="19"/>
+                <w:szCs w:val="19"/>
+              </w:rPr>
+              <w:t xml:space="preserve">8.2.12</w:t>
+            </w:r>
+          </w:p>
+        </w:tc>
+        <w:tc>
+          <w:tcPr>
+            <w:tcW w:type="dxa" w:w="4186"/>
+            <w:tcBorders>
+              <w:top w:val="single" w:color="BFBFBF" w:sz="4"/>
+              <w:left w:val="single" w:color="BFBFBF" w:sz="4"/>
+              <w:bottom w:val="single" w:color="BFBFBF" w:sz="4"/>
+              <w:right w:val="single" w:color="BFBFBF" w:sz="4"/>
+            </w:tcBorders>
+            <w:tcMar>
+              <w:top w:type="dxa" w:w="60"/>
+              <w:left w:type="dxa" w:w="100"/>
+              <w:bottom w:type="dxa" w:w="60"/>
+              <w:right w:type="dxa" w:w="100"/>
+            </w:tcMar>
+          </w:tcPr>
+          <w:p>
+            <w:r>
+              <w:rPr>
+                <w:sz w:val="19"/>
+                <w:szCs w:val="19"/>
+              </w:rPr>
+              <w:t xml:space="preserve">Bahasa pemrograman (dibawa XAMPP)</w:t>
+            </w:r>
+          </w:p>
+        </w:tc>
+      </w:tr>
+      <w:tr>
+        <w:trPr>
+          <w:tblHeader w:val="off"/>
+        </w:trPr>
+        <w:tc>
+          <w:tcPr>
+            <w:tcW w:type="dxa" w:w="1902"/>
+            <w:tcBorders>
+              <w:top w:val="single" w:color="BFBFBF" w:sz="4"/>
+              <w:left w:val="single" w:color="BFBFBF" w:sz="4"/>
+              <w:bottom w:val="single" w:color="BFBFBF" w:sz="4"/>
+              <w:right w:val="single" w:color="BFBFBF" w:sz="4"/>
+            </w:tcBorders>
+            <w:tcMar>
+              <w:top w:type="dxa" w:w="60"/>
+              <w:left w:type="dxa" w:w="100"/>
+              <w:bottom w:type="dxa" w:w="60"/>
+              <w:right w:type="dxa" w:w="100"/>
+            </w:tcMar>
+          </w:tcPr>
+          <w:p>
+            <w:r>
+              <w:rPr>
+                <w:sz w:val="19"/>
+                <w:szCs w:val="19"/>
+              </w:rPr>
+              <w:t xml:space="preserve">MariaDB (MySQL)</w:t>
+            </w:r>
+          </w:p>
+        </w:tc>
+        <w:tc>
+          <w:tcPr>
+            <w:tcW w:type="dxa" w:w="3550"/>
+            <w:tcBorders>
+              <w:top w:val="single" w:color="BFBFBF" w:sz="4"/>
+              <w:left w:val="single" w:color="BFBFBF" w:sz="4"/>
+              <w:bottom w:val="single" w:color="BFBFBF" w:sz="4"/>
+              <w:right w:val="single" w:color="BFBFBF" w:sz="4"/>
+            </w:tcBorders>
+            <w:tcMar>
+              <w:top w:type="dxa" w:w="60"/>
+              <w:left w:type="dxa" w:w="100"/>
+              <w:bottom w:type="dxa" w:w="60"/>
+              <w:right w:type="dxa" w:w="100"/>
+            </w:tcMar>
+          </w:tcPr>
+          <w:p>
+            <w:r>
+              <w:rPr>
+                <w:sz w:val="19"/>
+                <w:szCs w:val="19"/>
+              </w:rPr>
+              <w:t xml:space="preserve">10.4.32</w:t>
+            </w:r>
+          </w:p>
+        </w:tc>
+        <w:tc>
+          <w:tcPr>
+            <w:tcW w:type="dxa" w:w="4186"/>
+            <w:tcBorders>
+              <w:top w:val="single" w:color="BFBFBF" w:sz="4"/>
+              <w:left w:val="single" w:color="BFBFBF" w:sz="4"/>
+              <w:bottom w:val="single" w:color="BFBFBF" w:sz="4"/>
+              <w:right w:val="single" w:color="BFBFBF" w:sz="4"/>
+            </w:tcBorders>
+            <w:tcMar>
+              <w:top w:type="dxa" w:w="60"/>
+              <w:left w:type="dxa" w:w="100"/>
+              <w:bottom w:type="dxa" w:w="60"/>
+              <w:right w:type="dxa" w:w="100"/>
+            </w:tcMar>
+          </w:tcPr>
+          <w:p>
+            <w:r>
+              <w:rPr>
+                <w:sz w:val="19"/>
+                <w:szCs w:val="19"/>
+              </w:rPr>
+              <w:t xml:space="preserve">Database lokal </w:t>
+            </w:r>
+            <w:r>
+              <w:rPr>
+                <w:rFonts w:ascii="Consolas" w:cs="Consolas" w:eastAsia="Consolas" w:hAnsi="Consolas"/>
+                <w:color w:val="1F4E79"/>
+                <w:sz w:val="17"/>
+                <w:szCs w:val="17"/>
+              </w:rPr>
+              <w:t xml:space="preserve">gudang_sekolah</w:t>
+            </w:r>
+          </w:p>
+        </w:tc>
+      </w:tr>
+      <w:tr>
+        <w:trPr>
+          <w:tblHeader w:val="off"/>
+        </w:trPr>
+        <w:tc>
+          <w:tcPr>
+            <w:tcW w:type="dxa" w:w="1902"/>
+            <w:tcBorders>
+              <w:top w:val="single" w:color="BFBFBF" w:sz="4"/>
+              <w:left w:val="single" w:color="BFBFBF" w:sz="4"/>
+              <w:bottom w:val="single" w:color="BFBFBF" w:sz="4"/>
+              <w:right w:val="single" w:color="BFBFBF" w:sz="4"/>
+            </w:tcBorders>
+            <w:tcMar>
+              <w:top w:type="dxa" w:w="60"/>
+              <w:left w:type="dxa" w:w="100"/>
+              <w:bottom w:type="dxa" w:w="60"/>
+              <w:right w:type="dxa" w:w="100"/>
+            </w:tcMar>
+          </w:tcPr>
+          <w:p>
+            <w:r>
+              <w:rPr>
+                <w:sz w:val="19"/>
+                <w:szCs w:val="19"/>
+              </w:rPr>
+              <w:t xml:space="preserve">Apache</w:t>
+            </w:r>
+          </w:p>
+        </w:tc>
+        <w:tc>
+          <w:tcPr>
+            <w:tcW w:type="dxa" w:w="3550"/>
+            <w:tcBorders>
+              <w:top w:val="single" w:color="BFBFBF" w:sz="4"/>
+              <w:left w:val="single" w:color="BFBFBF" w:sz="4"/>
+              <w:bottom w:val="single" w:color="BFBFBF" w:sz="4"/>
+              <w:right w:val="single" w:color="BFBFBF" w:sz="4"/>
+            </w:tcBorders>
+            <w:tcMar>
+              <w:top w:type="dxa" w:w="60"/>
+              <w:left w:type="dxa" w:w="100"/>
+              <w:bottom w:type="dxa" w:w="60"/>
+              <w:right w:type="dxa" w:w="100"/>
+            </w:tcMar>
+          </w:tcPr>
+          <w:p>
+            <w:r>
+              <w:rPr>
+                <w:sz w:val="19"/>
+                <w:szCs w:val="19"/>
+              </w:rPr>
+              <w:t xml:space="preserve">2.4.58</w:t>
+            </w:r>
+          </w:p>
+        </w:tc>
+        <w:tc>
+          <w:tcPr>
+            <w:tcW w:type="dxa" w:w="4186"/>
+            <w:tcBorders>
+              <w:top w:val="single" w:color="BFBFBF" w:sz="4"/>
+              <w:left w:val="single" w:color="BFBFBF" w:sz="4"/>
+              <w:bottom w:val="single" w:color="BFBFBF" w:sz="4"/>
+              <w:right w:val="single" w:color="BFBFBF" w:sz="4"/>
+            </w:tcBorders>
+            <w:tcMar>
+              <w:top w:type="dxa" w:w="60"/>
+              <w:left w:type="dxa" w:w="100"/>
+              <w:bottom w:type="dxa" w:w="60"/>
+              <w:right w:type="dxa" w:w="100"/>
+            </w:tcMar>
+          </w:tcPr>
+          <w:p>
+            <w:r>
+              <w:rPr>
+                <w:sz w:val="19"/>
+                <w:szCs w:val="19"/>
+              </w:rPr>
+              <w:t xml:space="preserve">Web server bawaan XAMPP</w:t>
+            </w:r>
+          </w:p>
+        </w:tc>
+      </w:tr>
+      <w:tr>
+        <w:trPr>
+          <w:tblHeader w:val="off"/>
+        </w:trPr>
+        <w:tc>
+          <w:tcPr>
+            <w:tcW w:type="dxa" w:w="1902"/>
+            <w:tcBorders>
+              <w:top w:val="single" w:color="BFBFBF" w:sz="4"/>
+              <w:left w:val="single" w:color="BFBFBF" w:sz="4"/>
+              <w:bottom w:val="single" w:color="BFBFBF" w:sz="4"/>
+              <w:right w:val="single" w:color="BFBFBF" w:sz="4"/>
+            </w:tcBorders>
+            <w:tcMar>
+              <w:top w:type="dxa" w:w="60"/>
+              <w:left w:type="dxa" w:w="100"/>
+              <w:bottom w:type="dxa" w:w="60"/>
+              <w:right w:type="dxa" w:w="100"/>
+            </w:tcMar>
+          </w:tcPr>
+          <w:p>
+            <w:r>
+              <w:rPr>
+                <w:sz w:val="19"/>
+                <w:szCs w:val="19"/>
+              </w:rPr>
+              <w:t xml:space="preserve">phpMyAdmin</w:t>
+            </w:r>
+          </w:p>
+        </w:tc>
+        <w:tc>
+          <w:tcPr>
+            <w:tcW w:type="dxa" w:w="3550"/>
+            <w:tcBorders>
+              <w:top w:val="single" w:color="BFBFBF" w:sz="4"/>
+              <w:left w:val="single" w:color="BFBFBF" w:sz="4"/>
+              <w:bottom w:val="single" w:color="BFBFBF" w:sz="4"/>
+              <w:right w:val="single" w:color="BFBFBF" w:sz="4"/>
+            </w:tcBorders>
+            <w:tcMar>
+              <w:top w:type="dxa" w:w="60"/>
+              <w:left w:type="dxa" w:w="100"/>
+              <w:bottom w:type="dxa" w:w="60"/>
+              <w:right w:type="dxa" w:w="100"/>
+            </w:tcMar>
+          </w:tcPr>
+          <w:p>
+            <w:r>
+              <w:rPr>
+                <w:sz w:val="19"/>
+                <w:szCs w:val="19"/>
+              </w:rPr>
+              <w:t xml:space="preserve">5.2.1</w:t>
+            </w:r>
+          </w:p>
+        </w:tc>
+        <w:tc>
+          <w:tcPr>
+            <w:tcW w:type="dxa" w:w="4186"/>
+            <w:tcBorders>
+              <w:top w:val="single" w:color="BFBFBF" w:sz="4"/>
+              <w:left w:val="single" w:color="BFBFBF" w:sz="4"/>
+              <w:bottom w:val="single" w:color="BFBFBF" w:sz="4"/>
+              <w:right w:val="single" w:color="BFBFBF" w:sz="4"/>
+            </w:tcBorders>
+            <w:tcMar>
+              <w:top w:type="dxa" w:w="60"/>
+              <w:left w:type="dxa" w:w="100"/>
+              <w:bottom w:type="dxa" w:w="60"/>
+              <w:right w:type="dxa" w:w="100"/>
+            </w:tcMar>
+          </w:tcPr>
+          <w:p>
+            <w:r>
+              <w:rPr>
+                <w:sz w:val="19"/>
+                <w:szCs w:val="19"/>
+              </w:rPr>
+              <w:t xml:space="preserve">Mengelola database lewat browser</w:t>
+            </w:r>
+          </w:p>
+        </w:tc>
+      </w:tr>
+    </w:tbl>
+    <w:p>
+      <w:pPr>
+        <w:spacing w:after="60"/>
+      </w:pPr>
+    </w:p>
+    <w:p>
+      <w:r>
+        <w:rPr>
+          <w:b/>
+          <w:bCs/>
+        </w:rPr>
+        <w:t xml:space="preserve">c. Bahasa, framework, dan pustaka PHP (Composer)</w:t>
+      </w:r>
+    </w:p>
+    <w:tbl>
+      <w:tblPr>
+        <w:tblW w:type="dxa" w:w="9638"/>
+        <w:tblBorders>
+          <w:top w:val="single" w:color="auto" w:sz="4"/>
+          <w:left w:val="single" w:color="auto" w:sz="4"/>
+          <w:bottom w:val="single" w:color="auto" w:sz="4"/>
+          <w:right w:val="single" w:color="auto" w:sz="4"/>
+          <w:insideH w:val="single" w:color="auto" w:sz="4"/>
+          <w:insideV w:val="single" w:color="auto" w:sz="4"/>
+        </w:tblBorders>
+      </w:tblPr>
+      <w:tblGrid>
+        <w:gridCol w:w="2948"/>
+        <w:gridCol w:w="793"/>
+        <w:gridCol w:w="5897"/>
+      </w:tblGrid>
+      <w:tr>
+        <w:trPr>
+          <w:tblHeader/>
+        </w:trPr>
+        <w:tc>
+          <w:tcPr>
+            <w:tcW w:type="dxa" w:w="2948"/>
+            <w:tcBorders>
+              <w:top w:val="single" w:color="BFBFBF" w:sz="4"/>
+              <w:left w:val="single" w:color="BFBFBF" w:sz="4"/>
+              <w:bottom w:val="single" w:color="BFBFBF" w:sz="4"/>
+              <w:right w:val="single" w:color="BFBFBF" w:sz="4"/>
+            </w:tcBorders>
+            <w:shd w:fill="1F4E79" w:color="auto" w:val="clear"/>
+            <w:tcMar>
+              <w:top w:type="dxa" w:w="60"/>
+              <w:left w:type="dxa" w:w="100"/>
+              <w:bottom w:type="dxa" w:w="60"/>
+              <w:right w:type="dxa" w:w="100"/>
+            </w:tcMar>
+          </w:tcPr>
+          <w:p>
+            <w:r>
+              <w:rPr>
+                <w:b/>
+                <w:bCs/>
+                <w:color w:val="FFFFFF"/>
+                <w:sz w:val="19"/>
+                <w:szCs w:val="19"/>
+              </w:rPr>
+              <w:t xml:space="preserve">Alat</w:t>
+            </w:r>
+          </w:p>
+        </w:tc>
+        <w:tc>
+          <w:tcPr>
+            <w:tcW w:type="dxa" w:w="793"/>
+            <w:tcBorders>
+              <w:top w:val="single" w:color="BFBFBF" w:sz="4"/>
+              <w:left w:val="single" w:color="BFBFBF" w:sz="4"/>
+              <w:bottom w:val="single" w:color="BFBFBF" w:sz="4"/>
+              <w:right w:val="single" w:color="BFBFBF" w:sz="4"/>
+            </w:tcBorders>
+            <w:shd w:fill="1F4E79" w:color="auto" w:val="clear"/>
+            <w:tcMar>
+              <w:top w:type="dxa" w:w="60"/>
+              <w:left w:type="dxa" w:w="100"/>
+              <w:bottom w:type="dxa" w:w="60"/>
+              <w:right w:type="dxa" w:w="100"/>
+            </w:tcMar>
+          </w:tcPr>
+          <w:p>
+            <w:r>
+              <w:rPr>
+                <w:b/>
+                <w:bCs/>
+                <w:color w:val="FFFFFF"/>
+                <w:sz w:val="19"/>
+                <w:szCs w:val="19"/>
+              </w:rPr>
+              <w:t xml:space="preserve">Versi</w:t>
+            </w:r>
+          </w:p>
+        </w:tc>
+        <w:tc>
+          <w:tcPr>
+            <w:tcW w:type="dxa" w:w="5897"/>
+            <w:tcBorders>
+              <w:top w:val="single" w:color="BFBFBF" w:sz="4"/>
+              <w:left w:val="single" w:color="BFBFBF" w:sz="4"/>
+              <w:bottom w:val="single" w:color="BFBFBF" w:sz="4"/>
+              <w:right w:val="single" w:color="BFBFBF" w:sz="4"/>
+            </w:tcBorders>
+            <w:shd w:fill="1F4E79" w:color="auto" w:val="clear"/>
+            <w:tcMar>
+              <w:top w:type="dxa" w:w="60"/>
+              <w:left w:type="dxa" w:w="100"/>
+              <w:bottom w:type="dxa" w:w="60"/>
+              <w:right w:type="dxa" w:w="100"/>
+            </w:tcMar>
+          </w:tcPr>
+          <w:p>
+            <w:r>
+              <w:rPr>
+                <w:b/>
+                <w:bCs/>
+                <w:color w:val="FFFFFF"/>
+                <w:sz w:val="19"/>
+                <w:szCs w:val="19"/>
+              </w:rPr>
+              <w:t xml:space="preserve">Keterangan</w:t>
+            </w:r>
+          </w:p>
+        </w:tc>
+      </w:tr>
+      <w:tr>
+        <w:trPr>
+          <w:tblHeader w:val="off"/>
+        </w:trPr>
+        <w:tc>
+          <w:tcPr>
+            <w:tcW w:type="dxa" w:w="2948"/>
+            <w:tcBorders>
+              <w:top w:val="single" w:color="BFBFBF" w:sz="4"/>
+              <w:left w:val="single" w:color="BFBFBF" w:sz="4"/>
+              <w:bottom w:val="single" w:color="BFBFBF" w:sz="4"/>
+              <w:right w:val="single" w:color="BFBFBF" w:sz="4"/>
+            </w:tcBorders>
+            <w:tcMar>
+              <w:top w:type="dxa" w:w="60"/>
+              <w:left w:type="dxa" w:w="100"/>
+              <w:bottom w:type="dxa" w:w="60"/>
+              <w:right w:type="dxa" w:w="100"/>
+            </w:tcMar>
+          </w:tcPr>
+          <w:p>
+            <w:r>
+              <w:rPr>
+                <w:sz w:val="19"/>
+                <w:szCs w:val="19"/>
+              </w:rPr>
+              <w:t xml:space="preserve">Composer</w:t>
+            </w:r>
+          </w:p>
+        </w:tc>
+        <w:tc>
+          <w:tcPr>
+            <w:tcW w:type="dxa" w:w="793"/>
+            <w:tcBorders>
+              <w:top w:val="single" w:color="BFBFBF" w:sz="4"/>
+              <w:left w:val="single" w:color="BFBFBF" w:sz="4"/>
+              <w:bottom w:val="single" w:color="BFBFBF" w:sz="4"/>
+              <w:right w:val="single" w:color="BFBFBF" w:sz="4"/>
+            </w:tcBorders>
+            <w:tcMar>
+              <w:top w:type="dxa" w:w="60"/>
+              <w:left w:type="dxa" w:w="100"/>
+              <w:bottom w:type="dxa" w:w="60"/>
+              <w:right w:type="dxa" w:w="100"/>
+            </w:tcMar>
+          </w:tcPr>
+          <w:p>
+            <w:r>
+              <w:rPr>
+                <w:sz w:val="19"/>
+                <w:szCs w:val="19"/>
+              </w:rPr>
+              <w:t xml:space="preserve">2.10.3</w:t>
+            </w:r>
+          </w:p>
+        </w:tc>
+        <w:tc>
+          <w:tcPr>
+            <w:tcW w:type="dxa" w:w="5897"/>
+            <w:tcBorders>
+              <w:top w:val="single" w:color="BFBFBF" w:sz="4"/>
+              <w:left w:val="single" w:color="BFBFBF" w:sz="4"/>
+              <w:bottom w:val="single" w:color="BFBFBF" w:sz="4"/>
+              <w:right w:val="single" w:color="BFBFBF" w:sz="4"/>
+            </w:tcBorders>
+            <w:tcMar>
+              <w:top w:type="dxa" w:w="60"/>
+              <w:left w:type="dxa" w:w="100"/>
+              <w:bottom w:type="dxa" w:w="60"/>
+              <w:right w:type="dxa" w:w="100"/>
+            </w:tcMar>
+          </w:tcPr>
+          <w:p>
+            <w:r>
+              <w:rPr>
+                <w:sz w:val="19"/>
+                <w:szCs w:val="19"/>
+              </w:rPr>
+              <w:t xml:space="preserve">Pengelola pustaka PHP</w:t>
+            </w:r>
+          </w:p>
+        </w:tc>
+      </w:tr>
+      <w:tr>
+        <w:trPr>
+          <w:tblHeader w:val="off"/>
+        </w:trPr>
+        <w:tc>
+          <w:tcPr>
+            <w:tcW w:type="dxa" w:w="2948"/>
+            <w:tcBorders>
+              <w:top w:val="single" w:color="BFBFBF" w:sz="4"/>
+              <w:left w:val="single" w:color="BFBFBF" w:sz="4"/>
+              <w:bottom w:val="single" w:color="BFBFBF" w:sz="4"/>
+              <w:right w:val="single" w:color="BFBFBF" w:sz="4"/>
+            </w:tcBorders>
+            <w:tcMar>
+              <w:top w:type="dxa" w:w="60"/>
+              <w:left w:type="dxa" w:w="100"/>
+              <w:bottom w:type="dxa" w:w="60"/>
+              <w:right w:type="dxa" w:w="100"/>
+            </w:tcMar>
+          </w:tcPr>
+          <w:p>
+            <w:r>
+              <w:rPr>
+                <w:sz w:val="19"/>
+                <w:szCs w:val="19"/>
+              </w:rPr>
+              <w:t xml:space="preserve">Laravel Framework</w:t>
+            </w:r>
+          </w:p>
+        </w:tc>
+        <w:tc>
+          <w:tcPr>
+            <w:tcW w:type="dxa" w:w="793"/>
+            <w:tcBorders>
+              <w:top w:val="single" w:color="BFBFBF" w:sz="4"/>
+              <w:left w:val="single" w:color="BFBFBF" w:sz="4"/>
+              <w:bottom w:val="single" w:color="BFBFBF" w:sz="4"/>
+              <w:right w:val="single" w:color="BFBFBF" w:sz="4"/>
+            </w:tcBorders>
+            <w:tcMar>
+              <w:top w:type="dxa" w:w="60"/>
+              <w:left w:type="dxa" w:w="100"/>
+              <w:bottom w:type="dxa" w:w="60"/>
+              <w:right w:type="dxa" w:w="100"/>
+            </w:tcMar>
+          </w:tcPr>
+          <w:p>
+            <w:r>
+              <w:rPr>
+                <w:sz w:val="19"/>
+                <w:szCs w:val="19"/>
+              </w:rPr>
+              <w:t xml:space="preserve">12.69.2</w:t>
+            </w:r>
+          </w:p>
+        </w:tc>
+        <w:tc>
+          <w:tcPr>
+            <w:tcW w:type="dxa" w:w="5897"/>
+            <w:tcBorders>
+              <w:top w:val="single" w:color="BFBFBF" w:sz="4"/>
+              <w:left w:val="single" w:color="BFBFBF" w:sz="4"/>
+              <w:bottom w:val="single" w:color="BFBFBF" w:sz="4"/>
+              <w:right w:val="single" w:color="BFBFBF" w:sz="4"/>
+            </w:tcBorders>
+            <w:tcMar>
+              <w:top w:type="dxa" w:w="60"/>
+              <w:left w:type="dxa" w:w="100"/>
+              <w:bottom w:type="dxa" w:w="60"/>
+              <w:right w:type="dxa" w:w="100"/>
+            </w:tcMar>
+          </w:tcPr>
+          <w:p>
+            <w:r>
+              <w:rPr>
+                <w:sz w:val="19"/>
+                <w:szCs w:val="19"/>
+              </w:rPr>
+              <w:t xml:space="preserve">Framework utama (MVC)</w:t>
+            </w:r>
+          </w:p>
+        </w:tc>
+      </w:tr>
+      <w:tr>
+        <w:trPr>
+          <w:tblHeader w:val="off"/>
+        </w:trPr>
+        <w:tc>
+          <w:tcPr>
+            <w:tcW w:type="dxa" w:w="2948"/>
+            <w:tcBorders>
+              <w:top w:val="single" w:color="BFBFBF" w:sz="4"/>
+              <w:left w:val="single" w:color="BFBFBF" w:sz="4"/>
+              <w:bottom w:val="single" w:color="BFBFBF" w:sz="4"/>
+              <w:right w:val="single" w:color="BFBFBF" w:sz="4"/>
+            </w:tcBorders>
+            <w:tcMar>
+              <w:top w:type="dxa" w:w="60"/>
+              <w:left w:type="dxa" w:w="100"/>
+              <w:bottom w:type="dxa" w:w="60"/>
+              <w:right w:type="dxa" w:w="100"/>
+            </w:tcMar>
+          </w:tcPr>
+          <w:p>
+            <w:r>
+              <w:rPr>
+                <w:sz w:val="19"/>
+                <w:szCs w:val="19"/>
+              </w:rPr>
+              <w:t xml:space="preserve">PHPUnit</w:t>
+            </w:r>
+          </w:p>
+        </w:tc>
+        <w:tc>
+          <w:tcPr>
+            <w:tcW w:type="dxa" w:w="793"/>
+            <w:tcBorders>
+              <w:top w:val="single" w:color="BFBFBF" w:sz="4"/>
+              <w:left w:val="single" w:color="BFBFBF" w:sz="4"/>
+              <w:bottom w:val="single" w:color="BFBFBF" w:sz="4"/>
+              <w:right w:val="single" w:color="BFBFBF" w:sz="4"/>
+            </w:tcBorders>
+            <w:tcMar>
+              <w:top w:type="dxa" w:w="60"/>
+              <w:left w:type="dxa" w:w="100"/>
+              <w:bottom w:type="dxa" w:w="60"/>
+              <w:right w:type="dxa" w:w="100"/>
+            </w:tcMar>
+          </w:tcPr>
+          <w:p>
+            <w:r>
+              <w:rPr>
+                <w:sz w:val="19"/>
+                <w:szCs w:val="19"/>
+              </w:rPr>
+              <w:t xml:space="preserve">11.5.56</w:t>
+            </w:r>
+          </w:p>
+        </w:tc>
+        <w:tc>
+          <w:tcPr>
+            <w:tcW w:type="dxa" w:w="5897"/>
+            <w:tcBorders>
+              <w:top w:val="single" w:color="BFBFBF" w:sz="4"/>
+              <w:left w:val="single" w:color="BFBFBF" w:sz="4"/>
+              <w:bottom w:val="single" w:color="BFBFBF" w:sz="4"/>
+              <w:right w:val="single" w:color="BFBFBF" w:sz="4"/>
+            </w:tcBorders>
+            <w:tcMar>
+              <w:top w:type="dxa" w:w="60"/>
+              <w:left w:type="dxa" w:w="100"/>
+              <w:bottom w:type="dxa" w:w="60"/>
+              <w:right w:type="dxa" w:w="100"/>
+            </w:tcMar>
+          </w:tcPr>
+          <w:p>
+            <w:r>
+              <w:rPr>
+                <w:sz w:val="19"/>
+                <w:szCs w:val="19"/>
+              </w:rPr>
+              <w:t xml:space="preserve">Pengujian unit dan fitur</w:t>
+            </w:r>
+          </w:p>
+        </w:tc>
+      </w:tr>
+      <w:tr>
+        <w:trPr>
+          <w:tblHeader w:val="off"/>
+        </w:trPr>
+        <w:tc>
+          <w:tcPr>
+            <w:tcW w:type="dxa" w:w="2948"/>
+            <w:tcBorders>
+              <w:top w:val="single" w:color="BFBFBF" w:sz="4"/>
+              <w:left w:val="single" w:color="BFBFBF" w:sz="4"/>
+              <w:bottom w:val="single" w:color="BFBFBF" w:sz="4"/>
+              <w:right w:val="single" w:color="BFBFBF" w:sz="4"/>
+            </w:tcBorders>
+            <w:tcMar>
+              <w:top w:type="dxa" w:w="60"/>
+              <w:left w:type="dxa" w:w="100"/>
+              <w:bottom w:type="dxa" w:w="60"/>
+              <w:right w:type="dxa" w:w="100"/>
+            </w:tcMar>
+          </w:tcPr>
+          <w:p>
+            <w:r>
+              <w:rPr>
+                <w:sz w:val="19"/>
+                <w:szCs w:val="19"/>
+              </w:rPr>
+              <w:t xml:space="preserve">league/flysystem-aws-s3-v3</w:t>
+            </w:r>
+          </w:p>
+        </w:tc>
+        <w:tc>
+          <w:tcPr>
+            <w:tcW w:type="dxa" w:w="793"/>
+            <w:tcBorders>
+              <w:top w:val="single" w:color="BFBFBF" w:sz="4"/>
+              <w:left w:val="single" w:color="BFBFBF" w:sz="4"/>
+              <w:bottom w:val="single" w:color="BFBFBF" w:sz="4"/>
+              <w:right w:val="single" w:color="BFBFBF" w:sz="4"/>
+            </w:tcBorders>
+            <w:tcMar>
+              <w:top w:type="dxa" w:w="60"/>
+              <w:left w:type="dxa" w:w="100"/>
+              <w:bottom w:type="dxa" w:w="60"/>
+              <w:right w:type="dxa" w:w="100"/>
+            </w:tcMar>
+          </w:tcPr>
+          <w:p>
+            <w:r>
+              <w:rPr>
+                <w:sz w:val="19"/>
+                <w:szCs w:val="19"/>
+              </w:rPr>
+              <w:t xml:space="preserve">3.35.3</w:t>
+            </w:r>
+          </w:p>
+        </w:tc>
+        <w:tc>
+          <w:tcPr>
+            <w:tcW w:type="dxa" w:w="5897"/>
+            <w:tcBorders>
+              <w:top w:val="single" w:color="BFBFBF" w:sz="4"/>
+              <w:left w:val="single" w:color="BFBFBF" w:sz="4"/>
+              <w:bottom w:val="single" w:color="BFBFBF" w:sz="4"/>
+              <w:right w:val="single" w:color="BFBFBF" w:sz="4"/>
+            </w:tcBorders>
+            <w:tcMar>
+              <w:top w:type="dxa" w:w="60"/>
+              <w:left w:type="dxa" w:w="100"/>
+              <w:bottom w:type="dxa" w:w="60"/>
+              <w:right w:type="dxa" w:w="100"/>
+            </w:tcMar>
+          </w:tcPr>
+          <w:p>
+            <w:r>
+              <w:rPr>
+                <w:sz w:val="19"/>
+                <w:szCs w:val="19"/>
+              </w:rPr>
+              <w:t xml:space="preserve">Penyimpanan gambar ke Supabase Storage (protokol S3)</w:t>
+            </w:r>
+          </w:p>
+        </w:tc>
+      </w:tr>
+      <w:tr>
+        <w:trPr>
+          <w:tblHeader w:val="off"/>
+        </w:trPr>
+        <w:tc>
+          <w:tcPr>
+            <w:tcW w:type="dxa" w:w="2948"/>
+            <w:tcBorders>
+              <w:top w:val="single" w:color="BFBFBF" w:sz="4"/>
+              <w:left w:val="single" w:color="BFBFBF" w:sz="4"/>
+              <w:bottom w:val="single" w:color="BFBFBF" w:sz="4"/>
+              <w:right w:val="single" w:color="BFBFBF" w:sz="4"/>
+            </w:tcBorders>
+            <w:tcMar>
+              <w:top w:type="dxa" w:w="60"/>
+              <w:left w:type="dxa" w:w="100"/>
+              <w:bottom w:type="dxa" w:w="60"/>
+              <w:right w:type="dxa" w:w="100"/>
+            </w:tcMar>
+          </w:tcPr>
+          <w:p>
+            <w:r>
+              <w:rPr>
+                <w:sz w:val="19"/>
+                <w:szCs w:val="19"/>
+              </w:rPr>
+              <w:t xml:space="preserve">laravel/tinker</w:t>
+            </w:r>
+          </w:p>
+        </w:tc>
+        <w:tc>
+          <w:tcPr>
+            <w:tcW w:type="dxa" w:w="793"/>
+            <w:tcBorders>
+              <w:top w:val="single" w:color="BFBFBF" w:sz="4"/>
+              <w:left w:val="single" w:color="BFBFBF" w:sz="4"/>
+              <w:bottom w:val="single" w:color="BFBFBF" w:sz="4"/>
+              <w:right w:val="single" w:color="BFBFBF" w:sz="4"/>
+            </w:tcBorders>
+            <w:tcMar>
+              <w:top w:type="dxa" w:w="60"/>
+              <w:left w:type="dxa" w:w="100"/>
+              <w:bottom w:type="dxa" w:w="60"/>
+              <w:right w:type="dxa" w:w="100"/>
+            </w:tcMar>
+          </w:tcPr>
+          <w:p>
+            <w:r>
+              <w:rPr>
+                <w:sz w:val="19"/>
+                <w:szCs w:val="19"/>
+              </w:rPr>
+              <w:t xml:space="preserve">2.11.1</w:t>
+            </w:r>
+          </w:p>
+        </w:tc>
+        <w:tc>
+          <w:tcPr>
+            <w:tcW w:type="dxa" w:w="5897"/>
+            <w:tcBorders>
+              <w:top w:val="single" w:color="BFBFBF" w:sz="4"/>
+              <w:left w:val="single" w:color="BFBFBF" w:sz="4"/>
+              <w:bottom w:val="single" w:color="BFBFBF" w:sz="4"/>
+              <w:right w:val="single" w:color="BFBFBF" w:sz="4"/>
+            </w:tcBorders>
+            <w:tcMar>
+              <w:top w:type="dxa" w:w="60"/>
+              <w:left w:type="dxa" w:w="100"/>
+              <w:bottom w:type="dxa" w:w="60"/>
+              <w:right w:type="dxa" w:w="100"/>
+            </w:tcMar>
+          </w:tcPr>
+          <w:p>
+            <w:r>
+              <w:rPr>
+                <w:sz w:val="19"/>
+                <w:szCs w:val="19"/>
+              </w:rPr>
+              <w:t xml:space="preserve">Konsol interaktif Laravel</w:t>
+            </w:r>
+          </w:p>
+        </w:tc>
+      </w:tr>
+      <w:tr>
+        <w:trPr>
+          <w:tblHeader w:val="off"/>
+        </w:trPr>
+        <w:tc>
+          <w:tcPr>
+            <w:tcW w:type="dxa" w:w="2948"/>
+            <w:tcBorders>
+              <w:top w:val="single" w:color="BFBFBF" w:sz="4"/>
+              <w:left w:val="single" w:color="BFBFBF" w:sz="4"/>
+              <w:bottom w:val="single" w:color="BFBFBF" w:sz="4"/>
+              <w:right w:val="single" w:color="BFBFBF" w:sz="4"/>
+            </w:tcBorders>
+            <w:tcMar>
+              <w:top w:type="dxa" w:w="60"/>
+              <w:left w:type="dxa" w:w="100"/>
+              <w:bottom w:type="dxa" w:w="60"/>
+              <w:right w:type="dxa" w:w="100"/>
+            </w:tcMar>
+          </w:tcPr>
+          <w:p>
+            <w:r>
+              <w:rPr>
+                <w:sz w:val="19"/>
+                <w:szCs w:val="19"/>
+              </w:rPr>
+              <w:t xml:space="preserve">laravel/pint</w:t>
+            </w:r>
+          </w:p>
+        </w:tc>
+        <w:tc>
+          <w:tcPr>
+            <w:tcW w:type="dxa" w:w="793"/>
+            <w:tcBorders>
+              <w:top w:val="single" w:color="BFBFBF" w:sz="4"/>
+              <w:left w:val="single" w:color="BFBFBF" w:sz="4"/>
+              <w:bottom w:val="single" w:color="BFBFBF" w:sz="4"/>
+              <w:right w:val="single" w:color="BFBFBF" w:sz="4"/>
+            </w:tcBorders>
+            <w:tcMar>
+              <w:top w:type="dxa" w:w="60"/>
+              <w:left w:type="dxa" w:w="100"/>
+              <w:bottom w:type="dxa" w:w="60"/>
+              <w:right w:type="dxa" w:w="100"/>
+            </w:tcMar>
+          </w:tcPr>
+          <w:p>
+            <w:r>
+              <w:rPr>
+                <w:sz w:val="19"/>
+                <w:szCs w:val="19"/>
+              </w:rPr>
+              <w:t xml:space="preserve">1.30.4</w:t>
+            </w:r>
+          </w:p>
+        </w:tc>
+        <w:tc>
+          <w:tcPr>
+            <w:tcW w:type="dxa" w:w="5897"/>
+            <w:tcBorders>
+              <w:top w:val="single" w:color="BFBFBF" w:sz="4"/>
+              <w:left w:val="single" w:color="BFBFBF" w:sz="4"/>
+              <w:bottom w:val="single" w:color="BFBFBF" w:sz="4"/>
+              <w:right w:val="single" w:color="BFBFBF" w:sz="4"/>
+            </w:tcBorders>
+            <w:tcMar>
+              <w:top w:type="dxa" w:w="60"/>
+              <w:left w:type="dxa" w:w="100"/>
+              <w:bottom w:type="dxa" w:w="60"/>
+              <w:right w:type="dxa" w:w="100"/>
+            </w:tcMar>
+          </w:tcPr>
+          <w:p>
+            <w:r>
+              <w:rPr>
+                <w:sz w:val="19"/>
+                <w:szCs w:val="19"/>
+              </w:rPr>
+              <w:t xml:space="preserve">Perapi format kode PHP</w:t>
+            </w:r>
+          </w:p>
+        </w:tc>
+      </w:tr>
+      <w:tr>
+        <w:trPr>
+          <w:tblHeader w:val="off"/>
+        </w:trPr>
+        <w:tc>
+          <w:tcPr>
+            <w:tcW w:type="dxa" w:w="2948"/>
+            <w:tcBorders>
+              <w:top w:val="single" w:color="BFBFBF" w:sz="4"/>
+              <w:left w:val="single" w:color="BFBFBF" w:sz="4"/>
+              <w:bottom w:val="single" w:color="BFBFBF" w:sz="4"/>
+              <w:right w:val="single" w:color="BFBFBF" w:sz="4"/>
+            </w:tcBorders>
+            <w:tcMar>
+              <w:top w:type="dxa" w:w="60"/>
+              <w:left w:type="dxa" w:w="100"/>
+              <w:bottom w:type="dxa" w:w="60"/>
+              <w:right w:type="dxa" w:w="100"/>
+            </w:tcMar>
+          </w:tcPr>
+          <w:p>
+            <w:r>
+              <w:rPr>
+                <w:sz w:val="19"/>
+                <w:szCs w:val="19"/>
+              </w:rPr>
+              <w:t xml:space="preserve">fakerphp/faker</w:t>
+            </w:r>
+          </w:p>
+        </w:tc>
+        <w:tc>
+          <w:tcPr>
+            <w:tcW w:type="dxa" w:w="793"/>
+            <w:tcBorders>
+              <w:top w:val="single" w:color="BFBFBF" w:sz="4"/>
+              <w:left w:val="single" w:color="BFBFBF" w:sz="4"/>
+              <w:bottom w:val="single" w:color="BFBFBF" w:sz="4"/>
+              <w:right w:val="single" w:color="BFBFBF" w:sz="4"/>
+            </w:tcBorders>
+            <w:tcMar>
+              <w:top w:type="dxa" w:w="60"/>
+              <w:left w:type="dxa" w:w="100"/>
+              <w:bottom w:type="dxa" w:w="60"/>
+              <w:right w:type="dxa" w:w="100"/>
+            </w:tcMar>
+          </w:tcPr>
+          <w:p>
+            <w:r>
+              <w:rPr>
+                <w:sz w:val="19"/>
+                <w:szCs w:val="19"/>
+              </w:rPr>
+              <w:t xml:space="preserve">1.24.1</w:t>
+            </w:r>
+          </w:p>
+        </w:tc>
+        <w:tc>
+          <w:tcPr>
+            <w:tcW w:type="dxa" w:w="5897"/>
+            <w:tcBorders>
+              <w:top w:val="single" w:color="BFBFBF" w:sz="4"/>
+              <w:left w:val="single" w:color="BFBFBF" w:sz="4"/>
+              <w:bottom w:val="single" w:color="BFBFBF" w:sz="4"/>
+              <w:right w:val="single" w:color="BFBFBF" w:sz="4"/>
+            </w:tcBorders>
+            <w:tcMar>
+              <w:top w:type="dxa" w:w="60"/>
+              <w:left w:type="dxa" w:w="100"/>
+              <w:bottom w:type="dxa" w:w="60"/>
+              <w:right w:type="dxa" w:w="100"/>
+            </w:tcMar>
+          </w:tcPr>
+          <w:p>
+            <w:r>
+              <w:rPr>
+                <w:sz w:val="19"/>
+                <w:szCs w:val="19"/>
+              </w:rPr>
+              <w:t xml:space="preserve">Data palsu untuk pengujian</w:t>
+            </w:r>
+          </w:p>
+        </w:tc>
+      </w:tr>
+      <w:tr>
+        <w:trPr>
+          <w:tblHeader w:val="off"/>
+        </w:trPr>
+        <w:tc>
+          <w:tcPr>
+            <w:tcW w:type="dxa" w:w="2948"/>
+            <w:tcBorders>
+              <w:top w:val="single" w:color="BFBFBF" w:sz="4"/>
+              <w:left w:val="single" w:color="BFBFBF" w:sz="4"/>
+              <w:bottom w:val="single" w:color="BFBFBF" w:sz="4"/>
+              <w:right w:val="single" w:color="BFBFBF" w:sz="4"/>
+            </w:tcBorders>
+            <w:tcMar>
+              <w:top w:type="dxa" w:w="60"/>
+              <w:left w:type="dxa" w:w="100"/>
+              <w:bottom w:type="dxa" w:w="60"/>
+              <w:right w:type="dxa" w:w="100"/>
+            </w:tcMar>
+          </w:tcPr>
+          <w:p>
+            <w:r>
+              <w:rPr>
+                <w:sz w:val="19"/>
+                <w:szCs w:val="19"/>
+              </w:rPr>
+              <w:t xml:space="preserve">mockery/mockery</w:t>
+            </w:r>
+          </w:p>
+        </w:tc>
+        <w:tc>
+          <w:tcPr>
+            <w:tcW w:type="dxa" w:w="793"/>
+            <w:tcBorders>
+              <w:top w:val="single" w:color="BFBFBF" w:sz="4"/>
+              <w:left w:val="single" w:color="BFBFBF" w:sz="4"/>
+              <w:bottom w:val="single" w:color="BFBFBF" w:sz="4"/>
+              <w:right w:val="single" w:color="BFBFBF" w:sz="4"/>
+            </w:tcBorders>
+            <w:tcMar>
+              <w:top w:type="dxa" w:w="60"/>
+              <w:left w:type="dxa" w:w="100"/>
+              <w:bottom w:type="dxa" w:w="60"/>
+              <w:right w:type="dxa" w:w="100"/>
+            </w:tcMar>
+          </w:tcPr>
+          <w:p>
+            <w:r>
+              <w:rPr>
+                <w:sz w:val="19"/>
+                <w:szCs w:val="19"/>
+              </w:rPr>
+              <w:t xml:space="preserve">1.6.15</w:t>
+            </w:r>
+          </w:p>
+        </w:tc>
+        <w:tc>
+          <w:tcPr>
+            <w:tcW w:type="dxa" w:w="5897"/>
+            <w:tcBorders>
+              <w:top w:val="single" w:color="BFBFBF" w:sz="4"/>
+              <w:left w:val="single" w:color="BFBFBF" w:sz="4"/>
+              <w:bottom w:val="single" w:color="BFBFBF" w:sz="4"/>
+              <w:right w:val="single" w:color="BFBFBF" w:sz="4"/>
+            </w:tcBorders>
+            <w:tcMar>
+              <w:top w:type="dxa" w:w="60"/>
+              <w:left w:type="dxa" w:w="100"/>
+              <w:bottom w:type="dxa" w:w="60"/>
+              <w:right w:type="dxa" w:w="100"/>
+            </w:tcMar>
+          </w:tcPr>
+          <w:p>
+            <w:r>
+              <w:rPr>
+                <w:sz w:val="19"/>
+                <w:szCs w:val="19"/>
+              </w:rPr>
+              <w:t xml:space="preserve">Objek tiruan untuk pengujian</w:t>
+            </w:r>
+          </w:p>
+        </w:tc>
+      </w:tr>
+      <w:tr>
+        <w:trPr>
+          <w:tblHeader w:val="off"/>
+        </w:trPr>
+        <w:tc>
+          <w:tcPr>
+            <w:tcW w:type="dxa" w:w="2948"/>
+            <w:tcBorders>
+              <w:top w:val="single" w:color="BFBFBF" w:sz="4"/>
+              <w:left w:val="single" w:color="BFBFBF" w:sz="4"/>
+              <w:bottom w:val="single" w:color="BFBFBF" w:sz="4"/>
+              <w:right w:val="single" w:color="BFBFBF" w:sz="4"/>
+            </w:tcBorders>
+            <w:tcMar>
+              <w:top w:type="dxa" w:w="60"/>
+              <w:left w:type="dxa" w:w="100"/>
+              <w:bottom w:type="dxa" w:w="60"/>
+              <w:right w:type="dxa" w:w="100"/>
+            </w:tcMar>
+          </w:tcPr>
+          <w:p>
+            <w:r>
+              <w:rPr>
+                <w:sz w:val="19"/>
+                <w:szCs w:val="19"/>
+              </w:rPr>
+              <w:t xml:space="preserve">nunomaduro/collision</w:t>
+            </w:r>
+          </w:p>
+        </w:tc>
+        <w:tc>
+          <w:tcPr>
+            <w:tcW w:type="dxa" w:w="793"/>
+            <w:tcBorders>
+              <w:top w:val="single" w:color="BFBFBF" w:sz="4"/>
+              <w:left w:val="single" w:color="BFBFBF" w:sz="4"/>
+              <w:bottom w:val="single" w:color="BFBFBF" w:sz="4"/>
+              <w:right w:val="single" w:color="BFBFBF" w:sz="4"/>
+            </w:tcBorders>
+            <w:tcMar>
+              <w:top w:type="dxa" w:w="60"/>
+              <w:left w:type="dxa" w:w="100"/>
+              <w:bottom w:type="dxa" w:w="60"/>
+              <w:right w:type="dxa" w:w="100"/>
+            </w:tcMar>
+          </w:tcPr>
+          <w:p>
+            <w:r>
+              <w:rPr>
+                <w:sz w:val="19"/>
+                <w:szCs w:val="19"/>
+              </w:rPr>
+              <w:t xml:space="preserve">8.9.5</w:t>
+            </w:r>
+          </w:p>
+        </w:tc>
+        <w:tc>
+          <w:tcPr>
+            <w:tcW w:type="dxa" w:w="5897"/>
+            <w:tcBorders>
+              <w:top w:val="single" w:color="BFBFBF" w:sz="4"/>
+              <w:left w:val="single" w:color="BFBFBF" w:sz="4"/>
+              <w:bottom w:val="single" w:color="BFBFBF" w:sz="4"/>
+              <w:right w:val="single" w:color="BFBFBF" w:sz="4"/>
+            </w:tcBorders>
+            <w:tcMar>
+              <w:top w:type="dxa" w:w="60"/>
+              <w:left w:type="dxa" w:w="100"/>
+              <w:bottom w:type="dxa" w:w="60"/>
+              <w:right w:type="dxa" w:w="100"/>
+            </w:tcMar>
+          </w:tcPr>
+          <w:p>
+            <w:r>
+              <w:rPr>
+                <w:sz w:val="19"/>
+                <w:szCs w:val="19"/>
+              </w:rPr>
+              <w:t xml:space="preserve">Tampilan error di terminal</w:t>
+            </w:r>
+          </w:p>
+        </w:tc>
+      </w:tr>
+    </w:tbl>
+    <w:p>
+      <w:pPr>
+        <w:spacing w:after="60"/>
+      </w:pPr>
+    </w:p>
+    <w:p>
+      <w:r>
+        <w:rPr>
+          <w:b/>
+          <w:bCs/>
+        </w:rPr>
+        <w:t xml:space="preserve">d. Tampilan dan JavaScript (npm)</w:t>
+      </w:r>
+    </w:p>
+    <w:tbl>
+      <w:tblPr>
+        <w:tblW w:type="dxa" w:w="9638"/>
+        <w:tblBorders>
+          <w:top w:val="single" w:color="auto" w:sz="4"/>
+          <w:left w:val="single" w:color="auto" w:sz="4"/>
+          <w:bottom w:val="single" w:color="auto" w:sz="4"/>
+          <w:right w:val="single" w:color="auto" w:sz="4"/>
+          <w:insideH w:val="single" w:color="auto" w:sz="4"/>
+          <w:insideV w:val="single" w:color="auto" w:sz="4"/>
+        </w:tblBorders>
+      </w:tblPr>
+      <w:tblGrid>
+        <w:gridCol w:w="4209"/>
+        <w:gridCol w:w="775"/>
+        <w:gridCol w:w="4654"/>
+      </w:tblGrid>
+      <w:tr>
+        <w:trPr>
+          <w:tblHeader/>
+        </w:trPr>
+        <w:tc>
+          <w:tcPr>
+            <w:tcW w:type="dxa" w:w="4209"/>
+            <w:tcBorders>
+              <w:top w:val="single" w:color="BFBFBF" w:sz="4"/>
+              <w:left w:val="single" w:color="BFBFBF" w:sz="4"/>
+              <w:bottom w:val="single" w:color="BFBFBF" w:sz="4"/>
+              <w:right w:val="single" w:color="BFBFBF" w:sz="4"/>
+            </w:tcBorders>
+            <w:shd w:fill="1F4E79" w:color="auto" w:val="clear"/>
+            <w:tcMar>
+              <w:top w:type="dxa" w:w="60"/>
+              <w:left w:type="dxa" w:w="100"/>
+              <w:bottom w:type="dxa" w:w="60"/>
+              <w:right w:type="dxa" w:w="100"/>
+            </w:tcMar>
+          </w:tcPr>
+          <w:p>
+            <w:r>
+              <w:rPr>
+                <w:b/>
+                <w:bCs/>
+                <w:color w:val="FFFFFF"/>
+                <w:sz w:val="19"/>
+                <w:szCs w:val="19"/>
+              </w:rPr>
+              <w:t xml:space="preserve">Alat</w:t>
+            </w:r>
+          </w:p>
+        </w:tc>
+        <w:tc>
+          <w:tcPr>
+            <w:tcW w:type="dxa" w:w="775"/>
+            <w:tcBorders>
+              <w:top w:val="single" w:color="BFBFBF" w:sz="4"/>
+              <w:left w:val="single" w:color="BFBFBF" w:sz="4"/>
+              <w:bottom w:val="single" w:color="BFBFBF" w:sz="4"/>
+              <w:right w:val="single" w:color="BFBFBF" w:sz="4"/>
+            </w:tcBorders>
+            <w:shd w:fill="1F4E79" w:color="auto" w:val="clear"/>
+            <w:tcMar>
+              <w:top w:type="dxa" w:w="60"/>
+              <w:left w:type="dxa" w:w="100"/>
+              <w:bottom w:type="dxa" w:w="60"/>
+              <w:right w:type="dxa" w:w="100"/>
+            </w:tcMar>
+          </w:tcPr>
+          <w:p>
+            <w:r>
+              <w:rPr>
+                <w:b/>
+                <w:bCs/>
+                <w:color w:val="FFFFFF"/>
+                <w:sz w:val="19"/>
+                <w:szCs w:val="19"/>
+              </w:rPr>
+              <w:t xml:space="preserve">Versi</w:t>
+            </w:r>
+          </w:p>
+        </w:tc>
+        <w:tc>
+          <w:tcPr>
+            <w:tcW w:type="dxa" w:w="4654"/>
+            <w:tcBorders>
+              <w:top w:val="single" w:color="BFBFBF" w:sz="4"/>
+              <w:left w:val="single" w:color="BFBFBF" w:sz="4"/>
+              <w:bottom w:val="single" w:color="BFBFBF" w:sz="4"/>
+              <w:right w:val="single" w:color="BFBFBF" w:sz="4"/>
+            </w:tcBorders>
+            <w:shd w:fill="1F4E79" w:color="auto" w:val="clear"/>
+            <w:tcMar>
+              <w:top w:type="dxa" w:w="60"/>
+              <w:left w:type="dxa" w:w="100"/>
+              <w:bottom w:type="dxa" w:w="60"/>
+              <w:right w:type="dxa" w:w="100"/>
+            </w:tcMar>
+          </w:tcPr>
+          <w:p>
+            <w:r>
+              <w:rPr>
+                <w:b/>
+                <w:bCs/>
+                <w:color w:val="FFFFFF"/>
+                <w:sz w:val="19"/>
+                <w:szCs w:val="19"/>
+              </w:rPr>
+              <w:t xml:space="preserve">Keterangan</w:t>
+            </w:r>
+          </w:p>
+        </w:tc>
+      </w:tr>
+      <w:tr>
+        <w:trPr>
+          <w:tblHeader w:val="off"/>
+        </w:trPr>
+        <w:tc>
+          <w:tcPr>
+            <w:tcW w:type="dxa" w:w="4209"/>
+            <w:tcBorders>
+              <w:top w:val="single" w:color="BFBFBF" w:sz="4"/>
+              <w:left w:val="single" w:color="BFBFBF" w:sz="4"/>
+              <w:bottom w:val="single" w:color="BFBFBF" w:sz="4"/>
+              <w:right w:val="single" w:color="BFBFBF" w:sz="4"/>
+            </w:tcBorders>
+            <w:tcMar>
+              <w:top w:type="dxa" w:w="60"/>
+              <w:left w:type="dxa" w:w="100"/>
+              <w:bottom w:type="dxa" w:w="60"/>
+              <w:right w:type="dxa" w:w="100"/>
+            </w:tcMar>
+          </w:tcPr>
+          <w:p>
+            <w:r>
+              <w:rPr>
+                <w:sz w:val="19"/>
+                <w:szCs w:val="19"/>
+              </w:rPr>
+              <w:t xml:space="preserve">Node.js</w:t>
+            </w:r>
+          </w:p>
+        </w:tc>
+        <w:tc>
+          <w:tcPr>
+            <w:tcW w:type="dxa" w:w="775"/>
+            <w:tcBorders>
+              <w:top w:val="single" w:color="BFBFBF" w:sz="4"/>
+              <w:left w:val="single" w:color="BFBFBF" w:sz="4"/>
+              <w:bottom w:val="single" w:color="BFBFBF" w:sz="4"/>
+              <w:right w:val="single" w:color="BFBFBF" w:sz="4"/>
+            </w:tcBorders>
+            <w:tcMar>
+              <w:top w:type="dxa" w:w="60"/>
+              <w:left w:type="dxa" w:w="100"/>
+              <w:bottom w:type="dxa" w:w="60"/>
+              <w:right w:type="dxa" w:w="100"/>
+            </w:tcMar>
+          </w:tcPr>
+          <w:p>
+            <w:r>
+              <w:rPr>
+                <w:sz w:val="19"/>
+                <w:szCs w:val="19"/>
+              </w:rPr>
+              <w:t xml:space="preserve">26.7.0</w:t>
+            </w:r>
+          </w:p>
+        </w:tc>
+        <w:tc>
+          <w:tcPr>
+            <w:tcW w:type="dxa" w:w="4654"/>
+            <w:tcBorders>
+              <w:top w:val="single" w:color="BFBFBF" w:sz="4"/>
+              <w:left w:val="single" w:color="BFBFBF" w:sz="4"/>
+              <w:bottom w:val="single" w:color="BFBFBF" w:sz="4"/>
+              <w:right w:val="single" w:color="BFBFBF" w:sz="4"/>
+            </w:tcBorders>
+            <w:tcMar>
+              <w:top w:type="dxa" w:w="60"/>
+              <w:left w:type="dxa" w:w="100"/>
+              <w:bottom w:type="dxa" w:w="60"/>
+              <w:right w:type="dxa" w:w="100"/>
+            </w:tcMar>
+          </w:tcPr>
+          <w:p>
+            <w:r>
+              <w:rPr>
+                <w:sz w:val="19"/>
+                <w:szCs w:val="19"/>
+              </w:rPr>
+              <w:t xml:space="preserve">Menjalankan alat build tampilan</w:t>
+            </w:r>
+          </w:p>
+        </w:tc>
+      </w:tr>
+      <w:tr>
+        <w:trPr>
+          <w:tblHeader w:val="off"/>
+        </w:trPr>
+        <w:tc>
+          <w:tcPr>
+            <w:tcW w:type="dxa" w:w="4209"/>
+            <w:tcBorders>
+              <w:top w:val="single" w:color="BFBFBF" w:sz="4"/>
+              <w:left w:val="single" w:color="BFBFBF" w:sz="4"/>
+              <w:bottom w:val="single" w:color="BFBFBF" w:sz="4"/>
+              <w:right w:val="single" w:color="BFBFBF" w:sz="4"/>
+            </w:tcBorders>
+            <w:tcMar>
+              <w:top w:type="dxa" w:w="60"/>
+              <w:left w:type="dxa" w:w="100"/>
+              <w:bottom w:type="dxa" w:w="60"/>
+              <w:right w:type="dxa" w:w="100"/>
+            </w:tcMar>
+          </w:tcPr>
+          <w:p>
+            <w:r>
+              <w:rPr>
+                <w:sz w:val="19"/>
+                <w:szCs w:val="19"/>
+              </w:rPr>
+              <w:t xml:space="preserve">npm</w:t>
+            </w:r>
+          </w:p>
+        </w:tc>
+        <w:tc>
+          <w:tcPr>
+            <w:tcW w:type="dxa" w:w="775"/>
+            <w:tcBorders>
+              <w:top w:val="single" w:color="BFBFBF" w:sz="4"/>
+              <w:left w:val="single" w:color="BFBFBF" w:sz="4"/>
+              <w:bottom w:val="single" w:color="BFBFBF" w:sz="4"/>
+              <w:right w:val="single" w:color="BFBFBF" w:sz="4"/>
+            </w:tcBorders>
+            <w:tcMar>
+              <w:top w:type="dxa" w:w="60"/>
+              <w:left w:type="dxa" w:w="100"/>
+              <w:bottom w:type="dxa" w:w="60"/>
+              <w:right w:type="dxa" w:w="100"/>
+            </w:tcMar>
+          </w:tcPr>
+          <w:p>
+            <w:r>
+              <w:rPr>
+                <w:sz w:val="19"/>
+                <w:szCs w:val="19"/>
+              </w:rPr>
+              <w:t xml:space="preserve">11.19.0</w:t>
+            </w:r>
+          </w:p>
+        </w:tc>
+        <w:tc>
+          <w:tcPr>
+            <w:tcW w:type="dxa" w:w="4654"/>
+            <w:tcBorders>
+              <w:top w:val="single" w:color="BFBFBF" w:sz="4"/>
+              <w:left w:val="single" w:color="BFBFBF" w:sz="4"/>
+              <w:bottom w:val="single" w:color="BFBFBF" w:sz="4"/>
+              <w:right w:val="single" w:color="BFBFBF" w:sz="4"/>
+            </w:tcBorders>
+            <w:tcMar>
+              <w:top w:type="dxa" w:w="60"/>
+              <w:left w:type="dxa" w:w="100"/>
+              <w:bottom w:type="dxa" w:w="60"/>
+              <w:right w:type="dxa" w:w="100"/>
+            </w:tcMar>
+          </w:tcPr>
+          <w:p>
+            <w:r>
+              <w:rPr>
+                <w:sz w:val="19"/>
+                <w:szCs w:val="19"/>
+              </w:rPr>
+              <w:t xml:space="preserve">Pengelola pustaka JavaScript</w:t>
+            </w:r>
+          </w:p>
+        </w:tc>
+      </w:tr>
+      <w:tr>
+        <w:trPr>
+          <w:tblHeader w:val="off"/>
+        </w:trPr>
+        <w:tc>
+          <w:tcPr>
+            <w:tcW w:type="dxa" w:w="4209"/>
+            <w:tcBorders>
+              <w:top w:val="single" w:color="BFBFBF" w:sz="4"/>
+              <w:left w:val="single" w:color="BFBFBF" w:sz="4"/>
+              <w:bottom w:val="single" w:color="BFBFBF" w:sz="4"/>
+              <w:right w:val="single" w:color="BFBFBF" w:sz="4"/>
+            </w:tcBorders>
+            <w:tcMar>
+              <w:top w:type="dxa" w:w="60"/>
+              <w:left w:type="dxa" w:w="100"/>
+              <w:bottom w:type="dxa" w:w="60"/>
+              <w:right w:type="dxa" w:w="100"/>
+            </w:tcMar>
+          </w:tcPr>
+          <w:p>
+            <w:r>
+              <w:rPr>
+                <w:sz w:val="19"/>
+                <w:szCs w:val="19"/>
+              </w:rPr>
+              <w:t xml:space="preserve">Vite</w:t>
+            </w:r>
+          </w:p>
+        </w:tc>
+        <w:tc>
+          <w:tcPr>
+            <w:tcW w:type="dxa" w:w="775"/>
+            <w:tcBorders>
+              <w:top w:val="single" w:color="BFBFBF" w:sz="4"/>
+              <w:left w:val="single" w:color="BFBFBF" w:sz="4"/>
+              <w:bottom w:val="single" w:color="BFBFBF" w:sz="4"/>
+              <w:right w:val="single" w:color="BFBFBF" w:sz="4"/>
+            </w:tcBorders>
+            <w:tcMar>
+              <w:top w:type="dxa" w:w="60"/>
+              <w:left w:type="dxa" w:w="100"/>
+              <w:bottom w:type="dxa" w:w="60"/>
+              <w:right w:type="dxa" w:w="100"/>
+            </w:tcMar>
+          </w:tcPr>
+          <w:p>
+            <w:r>
+              <w:rPr>
+                <w:sz w:val="19"/>
+                <w:szCs w:val="19"/>
+              </w:rPr>
+              <w:t xml:space="preserve">7.3.6</w:t>
+            </w:r>
+          </w:p>
+        </w:tc>
+        <w:tc>
+          <w:tcPr>
+            <w:tcW w:type="dxa" w:w="4654"/>
+            <w:tcBorders>
+              <w:top w:val="single" w:color="BFBFBF" w:sz="4"/>
+              <w:left w:val="single" w:color="BFBFBF" w:sz="4"/>
+              <w:bottom w:val="single" w:color="BFBFBF" w:sz="4"/>
+              <w:right w:val="single" w:color="BFBFBF" w:sz="4"/>
+            </w:tcBorders>
+            <w:tcMar>
+              <w:top w:type="dxa" w:w="60"/>
+              <w:left w:type="dxa" w:w="100"/>
+              <w:bottom w:type="dxa" w:w="60"/>
+              <w:right w:type="dxa" w:w="100"/>
+            </w:tcMar>
+          </w:tcPr>
+          <w:p>
+            <w:r>
+              <w:rPr>
+                <w:sz w:val="19"/>
+                <w:szCs w:val="19"/>
+              </w:rPr>
+              <w:t xml:space="preserve">Build CSS dan JavaScript ke </w:t>
+            </w:r>
+            <w:r>
+              <w:rPr>
+                <w:rFonts w:ascii="Consolas" w:cs="Consolas" w:eastAsia="Consolas" w:hAnsi="Consolas"/>
+                <w:color w:val="1F4E79"/>
+                <w:sz w:val="17"/>
+                <w:szCs w:val="17"/>
+              </w:rPr>
+              <w:t xml:space="preserve">public/build</w:t>
+            </w:r>
+          </w:p>
+        </w:tc>
+      </w:tr>
+      <w:tr>
+        <w:trPr>
+          <w:tblHeader w:val="off"/>
+        </w:trPr>
+        <w:tc>
+          <w:tcPr>
+            <w:tcW w:type="dxa" w:w="4209"/>
+            <w:tcBorders>
+              <w:top w:val="single" w:color="BFBFBF" w:sz="4"/>
+              <w:left w:val="single" w:color="BFBFBF" w:sz="4"/>
+              <w:bottom w:val="single" w:color="BFBFBF" w:sz="4"/>
+              <w:right w:val="single" w:color="BFBFBF" w:sz="4"/>
+            </w:tcBorders>
+            <w:tcMar>
+              <w:top w:type="dxa" w:w="60"/>
+              <w:left w:type="dxa" w:w="100"/>
+              <w:bottom w:type="dxa" w:w="60"/>
+              <w:right w:type="dxa" w:w="100"/>
+            </w:tcMar>
+          </w:tcPr>
+          <w:p>
+            <w:r>
+              <w:rPr>
+                <w:sz w:val="19"/>
+                <w:szCs w:val="19"/>
+              </w:rPr>
+              <w:t xml:space="preserve">laravel-vite-plugin</w:t>
+            </w:r>
+          </w:p>
+        </w:tc>
+        <w:tc>
+          <w:tcPr>
+            <w:tcW w:type="dxa" w:w="775"/>
+            <w:tcBorders>
+              <w:top w:val="single" w:color="BFBFBF" w:sz="4"/>
+              <w:left w:val="single" w:color="BFBFBF" w:sz="4"/>
+              <w:bottom w:val="single" w:color="BFBFBF" w:sz="4"/>
+              <w:right w:val="single" w:color="BFBFBF" w:sz="4"/>
+            </w:tcBorders>
+            <w:tcMar>
+              <w:top w:type="dxa" w:w="60"/>
+              <w:left w:type="dxa" w:w="100"/>
+              <w:bottom w:type="dxa" w:w="60"/>
+              <w:right w:type="dxa" w:w="100"/>
+            </w:tcMar>
+          </w:tcPr>
+          <w:p>
+            <w:r>
+              <w:rPr>
+                <w:sz w:val="19"/>
+                <w:szCs w:val="19"/>
+              </w:rPr>
+              <w:t xml:space="preserve">2.1.0</w:t>
+            </w:r>
+          </w:p>
+        </w:tc>
+        <w:tc>
+          <w:tcPr>
+            <w:tcW w:type="dxa" w:w="4654"/>
+            <w:tcBorders>
+              <w:top w:val="single" w:color="BFBFBF" w:sz="4"/>
+              <w:left w:val="single" w:color="BFBFBF" w:sz="4"/>
+              <w:bottom w:val="single" w:color="BFBFBF" w:sz="4"/>
+              <w:right w:val="single" w:color="BFBFBF" w:sz="4"/>
+            </w:tcBorders>
+            <w:tcMar>
+              <w:top w:type="dxa" w:w="60"/>
+              <w:left w:type="dxa" w:w="100"/>
+              <w:bottom w:type="dxa" w:w="60"/>
+              <w:right w:type="dxa" w:w="100"/>
+            </w:tcMar>
+          </w:tcPr>
+          <w:p>
+            <w:r>
+              <w:rPr>
+                <w:sz w:val="19"/>
+                <w:szCs w:val="19"/>
+              </w:rPr>
+              <w:t xml:space="preserve">Penghubung Vite dengan Laravel</w:t>
+            </w:r>
+          </w:p>
+        </w:tc>
+      </w:tr>
+      <w:tr>
+        <w:trPr>
+          <w:tblHeader w:val="off"/>
+        </w:trPr>
+        <w:tc>
+          <w:tcPr>
+            <w:tcW w:type="dxa" w:w="4209"/>
+            <w:tcBorders>
+              <w:top w:val="single" w:color="BFBFBF" w:sz="4"/>
+              <w:left w:val="single" w:color="BFBFBF" w:sz="4"/>
+              <w:bottom w:val="single" w:color="BFBFBF" w:sz="4"/>
+              <w:right w:val="single" w:color="BFBFBF" w:sz="4"/>
+            </w:tcBorders>
+            <w:tcMar>
+              <w:top w:type="dxa" w:w="60"/>
+              <w:left w:type="dxa" w:w="100"/>
+              <w:bottom w:type="dxa" w:w="60"/>
+              <w:right w:type="dxa" w:w="100"/>
+            </w:tcMar>
+          </w:tcPr>
+          <w:p>
+            <w:r>
+              <w:rPr>
+                <w:sz w:val="19"/>
+                <w:szCs w:val="19"/>
+              </w:rPr>
+              <w:t xml:space="preserve">Tailwind CSS (+ @tailwindcss/vite)</w:t>
+            </w:r>
+          </w:p>
+        </w:tc>
+        <w:tc>
+          <w:tcPr>
+            <w:tcW w:type="dxa" w:w="775"/>
+            <w:tcBorders>
+              <w:top w:val="single" w:color="BFBFBF" w:sz="4"/>
+              <w:left w:val="single" w:color="BFBFBF" w:sz="4"/>
+              <w:bottom w:val="single" w:color="BFBFBF" w:sz="4"/>
+              <w:right w:val="single" w:color="BFBFBF" w:sz="4"/>
+            </w:tcBorders>
+            <w:tcMar>
+              <w:top w:type="dxa" w:w="60"/>
+              <w:left w:type="dxa" w:w="100"/>
+              <w:bottom w:type="dxa" w:w="60"/>
+              <w:right w:type="dxa" w:w="100"/>
+            </w:tcMar>
+          </w:tcPr>
+          <w:p>
+            <w:r>
+              <w:rPr>
+                <w:sz w:val="19"/>
+                <w:szCs w:val="19"/>
+              </w:rPr>
+              <w:t xml:space="preserve">4.3.3</w:t>
+            </w:r>
+          </w:p>
+        </w:tc>
+        <w:tc>
+          <w:tcPr>
+            <w:tcW w:type="dxa" w:w="4654"/>
+            <w:tcBorders>
+              <w:top w:val="single" w:color="BFBFBF" w:sz="4"/>
+              <w:left w:val="single" w:color="BFBFBF" w:sz="4"/>
+              <w:bottom w:val="single" w:color="BFBFBF" w:sz="4"/>
+              <w:right w:val="single" w:color="BFBFBF" w:sz="4"/>
+            </w:tcBorders>
+            <w:tcMar>
+              <w:top w:type="dxa" w:w="60"/>
+              <w:left w:type="dxa" w:w="100"/>
+              <w:bottom w:type="dxa" w:w="60"/>
+              <w:right w:type="dxa" w:w="100"/>
+            </w:tcMar>
+          </w:tcPr>
+          <w:p>
+            <w:r>
+              <w:rPr>
+                <w:sz w:val="19"/>
+                <w:szCs w:val="19"/>
+              </w:rPr>
+              <w:t xml:space="preserve">Kerangka gaya tampilan</w:t>
+            </w:r>
+          </w:p>
+        </w:tc>
+      </w:tr>
+      <w:tr>
+        <w:trPr>
+          <w:tblHeader w:val="off"/>
+        </w:trPr>
+        <w:tc>
+          <w:tcPr>
+            <w:tcW w:type="dxa" w:w="4209"/>
+            <w:tcBorders>
+              <w:top w:val="single" w:color="BFBFBF" w:sz="4"/>
+              <w:left w:val="single" w:color="BFBFBF" w:sz="4"/>
+              <w:bottom w:val="single" w:color="BFBFBF" w:sz="4"/>
+              <w:right w:val="single" w:color="BFBFBF" w:sz="4"/>
+            </w:tcBorders>
+            <w:tcMar>
+              <w:top w:type="dxa" w:w="60"/>
+              <w:left w:type="dxa" w:w="100"/>
+              <w:bottom w:type="dxa" w:w="60"/>
+              <w:right w:type="dxa" w:w="100"/>
+            </w:tcMar>
+          </w:tcPr>
+          <w:p>
+            <w:r>
+              <w:rPr>
+                <w:sz w:val="19"/>
+                <w:szCs w:val="19"/>
+              </w:rPr>
+              <w:t xml:space="preserve">Hotwire Turbo (@hotwired/turbo)</w:t>
+            </w:r>
+          </w:p>
+        </w:tc>
+        <w:tc>
+          <w:tcPr>
+            <w:tcW w:type="dxa" w:w="775"/>
+            <w:tcBorders>
+              <w:top w:val="single" w:color="BFBFBF" w:sz="4"/>
+              <w:left w:val="single" w:color="BFBFBF" w:sz="4"/>
+              <w:bottom w:val="single" w:color="BFBFBF" w:sz="4"/>
+              <w:right w:val="single" w:color="BFBFBF" w:sz="4"/>
+            </w:tcBorders>
+            <w:tcMar>
+              <w:top w:type="dxa" w:w="60"/>
+              <w:left w:type="dxa" w:w="100"/>
+              <w:bottom w:type="dxa" w:w="60"/>
+              <w:right w:type="dxa" w:w="100"/>
+            </w:tcMar>
+          </w:tcPr>
+          <w:p>
+            <w:r>
+              <w:rPr>
+                <w:sz w:val="19"/>
+                <w:szCs w:val="19"/>
+              </w:rPr>
+              <w:t xml:space="preserve">8.0.23</w:t>
+            </w:r>
+          </w:p>
+        </w:tc>
+        <w:tc>
+          <w:tcPr>
+            <w:tcW w:type="dxa" w:w="4654"/>
+            <w:tcBorders>
+              <w:top w:val="single" w:color="BFBFBF" w:sz="4"/>
+              <w:left w:val="single" w:color="BFBFBF" w:sz="4"/>
+              <w:bottom w:val="single" w:color="BFBFBF" w:sz="4"/>
+              <w:right w:val="single" w:color="BFBFBF" w:sz="4"/>
+            </w:tcBorders>
+            <w:tcMar>
+              <w:top w:type="dxa" w:w="60"/>
+              <w:left w:type="dxa" w:w="100"/>
+              <w:bottom w:type="dxa" w:w="60"/>
+              <w:right w:type="dxa" w:w="100"/>
+            </w:tcMar>
+          </w:tcPr>
+          <w:p>
+            <w:r>
+              <w:rPr>
+                <w:sz w:val="19"/>
+                <w:szCs w:val="19"/>
+              </w:rPr>
+              <w:t xml:space="preserve">Pindah halaman tanpa muat ulang dan popup</w:t>
+            </w:r>
+          </w:p>
+        </w:tc>
+      </w:tr>
+      <w:tr>
+        <w:trPr>
+          <w:tblHeader w:val="off"/>
+        </w:trPr>
+        <w:tc>
+          <w:tcPr>
+            <w:tcW w:type="dxa" w:w="4209"/>
+            <w:tcBorders>
+              <w:top w:val="single" w:color="BFBFBF" w:sz="4"/>
+              <w:left w:val="single" w:color="BFBFBF" w:sz="4"/>
+              <w:bottom w:val="single" w:color="BFBFBF" w:sz="4"/>
+              <w:right w:val="single" w:color="BFBFBF" w:sz="4"/>
+            </w:tcBorders>
+            <w:tcMar>
+              <w:top w:type="dxa" w:w="60"/>
+              <w:left w:type="dxa" w:w="100"/>
+              <w:bottom w:type="dxa" w:w="60"/>
+              <w:right w:type="dxa" w:w="100"/>
+            </w:tcMar>
+          </w:tcPr>
+          <w:p>
+            <w:r>
+              <w:rPr>
+                <w:sz w:val="19"/>
+                <w:szCs w:val="19"/>
+              </w:rPr>
+              <w:t xml:space="preserve">@fontsource-variable/plus-jakarta-sans</w:t>
+            </w:r>
+          </w:p>
+        </w:tc>
+        <w:tc>
+          <w:tcPr>
+            <w:tcW w:type="dxa" w:w="775"/>
+            <w:tcBorders>
+              <w:top w:val="single" w:color="BFBFBF" w:sz="4"/>
+              <w:left w:val="single" w:color="BFBFBF" w:sz="4"/>
+              <w:bottom w:val="single" w:color="BFBFBF" w:sz="4"/>
+              <w:right w:val="single" w:color="BFBFBF" w:sz="4"/>
+            </w:tcBorders>
+            <w:tcMar>
+              <w:top w:type="dxa" w:w="60"/>
+              <w:left w:type="dxa" w:w="100"/>
+              <w:bottom w:type="dxa" w:w="60"/>
+              <w:right w:type="dxa" w:w="100"/>
+            </w:tcMar>
+          </w:tcPr>
+          <w:p>
+            <w:r>
+              <w:rPr>
+                <w:sz w:val="19"/>
+                <w:szCs w:val="19"/>
+              </w:rPr>
+              <w:t xml:space="preserve">5.3.0</w:t>
+            </w:r>
+          </w:p>
+        </w:tc>
+        <w:tc>
+          <w:tcPr>
+            <w:tcW w:type="dxa" w:w="4654"/>
+            <w:tcBorders>
+              <w:top w:val="single" w:color="BFBFBF" w:sz="4"/>
+              <w:left w:val="single" w:color="BFBFBF" w:sz="4"/>
+              <w:bottom w:val="single" w:color="BFBFBF" w:sz="4"/>
+              <w:right w:val="single" w:color="BFBFBF" w:sz="4"/>
+            </w:tcBorders>
+            <w:tcMar>
+              <w:top w:type="dxa" w:w="60"/>
+              <w:left w:type="dxa" w:w="100"/>
+              <w:bottom w:type="dxa" w:w="60"/>
+              <w:right w:type="dxa" w:w="100"/>
+            </w:tcMar>
+          </w:tcPr>
+          <w:p>
+            <w:r>
+              <w:rPr>
+                <w:sz w:val="19"/>
+                <w:szCs w:val="19"/>
+              </w:rPr>
+              <w:t xml:space="preserve">Font aplikasi (dibundel, tanpa internet)</w:t>
+            </w:r>
+          </w:p>
+        </w:tc>
+      </w:tr>
+      <w:tr>
+        <w:trPr>
+          <w:tblHeader w:val="off"/>
+        </w:trPr>
+        <w:tc>
+          <w:tcPr>
+            <w:tcW w:type="dxa" w:w="4209"/>
+            <w:tcBorders>
+              <w:top w:val="single" w:color="BFBFBF" w:sz="4"/>
+              <w:left w:val="single" w:color="BFBFBF" w:sz="4"/>
+              <w:bottom w:val="single" w:color="BFBFBF" w:sz="4"/>
+              <w:right w:val="single" w:color="BFBFBF" w:sz="4"/>
+            </w:tcBorders>
+            <w:tcMar>
+              <w:top w:type="dxa" w:w="60"/>
+              <w:left w:type="dxa" w:w="100"/>
+              <w:bottom w:type="dxa" w:w="60"/>
+              <w:right w:type="dxa" w:w="100"/>
+            </w:tcMar>
+          </w:tcPr>
+          <w:p>
+            <w:r>
+              <w:rPr>
+                <w:sz w:val="19"/>
+                <w:szCs w:val="19"/>
+              </w:rPr>
+              <w:t xml:space="preserve">axios</w:t>
+            </w:r>
+          </w:p>
+        </w:tc>
+        <w:tc>
+          <w:tcPr>
+            <w:tcW w:type="dxa" w:w="775"/>
+            <w:tcBorders>
+              <w:top w:val="single" w:color="BFBFBF" w:sz="4"/>
+              <w:left w:val="single" w:color="BFBFBF" w:sz="4"/>
+              <w:bottom w:val="single" w:color="BFBFBF" w:sz="4"/>
+              <w:right w:val="single" w:color="BFBFBF" w:sz="4"/>
+            </w:tcBorders>
+            <w:tcMar>
+              <w:top w:type="dxa" w:w="60"/>
+              <w:left w:type="dxa" w:w="100"/>
+              <w:bottom w:type="dxa" w:w="60"/>
+              <w:right w:type="dxa" w:w="100"/>
+            </w:tcMar>
+          </w:tcPr>
+          <w:p>
+            <w:r>
+              <w:rPr>
+                <w:sz w:val="19"/>
+                <w:szCs w:val="19"/>
+              </w:rPr>
+              <w:t xml:space="preserve">1.20.0</w:t>
+            </w:r>
+          </w:p>
+        </w:tc>
+        <w:tc>
+          <w:tcPr>
+            <w:tcW w:type="dxa" w:w="4654"/>
+            <w:tcBorders>
+              <w:top w:val="single" w:color="BFBFBF" w:sz="4"/>
+              <w:left w:val="single" w:color="BFBFBF" w:sz="4"/>
+              <w:bottom w:val="single" w:color="BFBFBF" w:sz="4"/>
+              <w:right w:val="single" w:color="BFBFBF" w:sz="4"/>
+            </w:tcBorders>
+            <w:tcMar>
+              <w:top w:type="dxa" w:w="60"/>
+              <w:left w:type="dxa" w:w="100"/>
+              <w:bottom w:type="dxa" w:w="60"/>
+              <w:right w:type="dxa" w:w="100"/>
+            </w:tcMar>
+          </w:tcPr>
+          <w:p>
+            <w:r>
+              <w:rPr>
+                <w:sz w:val="19"/>
+                <w:szCs w:val="19"/>
+              </w:rPr>
+              <w:t xml:space="preserve">Pustaka permintaan HTTP bawaan Laravel</w:t>
+            </w:r>
+          </w:p>
+        </w:tc>
+      </w:tr>
+    </w:tbl>
+    <w:p>
+      <w:pPr>
+        <w:spacing w:after="60"/>
+      </w:pPr>
+    </w:p>
+    <w:p>
+      <w:r>
+        <w:rPr>
+          <w:b/>
+          <w:bCs/>
+        </w:rPr>
+        <w:t xml:space="preserve">e. Layanan online (hosting)</w:t>
+      </w:r>
+    </w:p>
+    <w:tbl>
+      <w:tblPr>
+        <w:tblW w:type="dxa" w:w="9638"/>
+        <w:tblBorders>
+          <w:top w:val="single" w:color="auto" w:sz="4"/>
+          <w:left w:val="single" w:color="auto" w:sz="4"/>
+          <w:bottom w:val="single" w:color="auto" w:sz="4"/>
+          <w:right w:val="single" w:color="auto" w:sz="4"/>
+          <w:insideH w:val="single" w:color="auto" w:sz="4"/>
+          <w:insideV w:val="single" w:color="auto" w:sz="4"/>
+        </w:tblBorders>
+      </w:tblPr>
+      <w:tblGrid>
+        <w:gridCol w:w="1453"/>
+        <w:gridCol w:w="4589"/>
+        <w:gridCol w:w="3596"/>
+      </w:tblGrid>
+      <w:tr>
+        <w:trPr>
+          <w:tblHeader/>
+        </w:trPr>
+        <w:tc>
+          <w:tcPr>
+            <w:tcW w:type="dxa" w:w="1453"/>
+            <w:tcBorders>
+              <w:top w:val="single" w:color="BFBFBF" w:sz="4"/>
+              <w:left w:val="single" w:color="BFBFBF" w:sz="4"/>
+              <w:bottom w:val="single" w:color="BFBFBF" w:sz="4"/>
+              <w:right w:val="single" w:color="BFBFBF" w:sz="4"/>
+            </w:tcBorders>
+            <w:shd w:fill="1F4E79" w:color="auto" w:val="clear"/>
+            <w:tcMar>
+              <w:top w:type="dxa" w:w="60"/>
+              <w:left w:type="dxa" w:w="100"/>
+              <w:bottom w:type="dxa" w:w="60"/>
+              <w:right w:type="dxa" w:w="100"/>
+            </w:tcMar>
+          </w:tcPr>
+          <w:p>
+            <w:r>
+              <w:rPr>
+                <w:b/>
+                <w:bCs/>
+                <w:color w:val="FFFFFF"/>
+                <w:sz w:val="19"/>
+                <w:szCs w:val="19"/>
+              </w:rPr>
+              <w:t xml:space="preserve">Layanan</w:t>
+            </w:r>
+          </w:p>
+        </w:tc>
+        <w:tc>
+          <w:tcPr>
+            <w:tcW w:type="dxa" w:w="4589"/>
+            <w:tcBorders>
+              <w:top w:val="single" w:color="BFBFBF" w:sz="4"/>
+              <w:left w:val="single" w:color="BFBFBF" w:sz="4"/>
+              <w:bottom w:val="single" w:color="BFBFBF" w:sz="4"/>
+              <w:right w:val="single" w:color="BFBFBF" w:sz="4"/>
+            </w:tcBorders>
+            <w:shd w:fill="1F4E79" w:color="auto" w:val="clear"/>
+            <w:tcMar>
+              <w:top w:type="dxa" w:w="60"/>
+              <w:left w:type="dxa" w:w="100"/>
+              <w:bottom w:type="dxa" w:w="60"/>
+              <w:right w:type="dxa" w:w="100"/>
+            </w:tcMar>
+          </w:tcPr>
+          <w:p>
+            <w:r>
+              <w:rPr>
+                <w:b/>
+                <w:bCs/>
+                <w:color w:val="FFFFFF"/>
+                <w:sz w:val="19"/>
+                <w:szCs w:val="19"/>
+              </w:rPr>
+              <w:t xml:space="preserve">Versi / Paket</w:t>
+            </w:r>
+          </w:p>
+        </w:tc>
+        <w:tc>
+          <w:tcPr>
+            <w:tcW w:type="dxa" w:w="3596"/>
+            <w:tcBorders>
+              <w:top w:val="single" w:color="BFBFBF" w:sz="4"/>
+              <w:left w:val="single" w:color="BFBFBF" w:sz="4"/>
+              <w:bottom w:val="single" w:color="BFBFBF" w:sz="4"/>
+              <w:right w:val="single" w:color="BFBFBF" w:sz="4"/>
+            </w:tcBorders>
+            <w:shd w:fill="1F4E79" w:color="auto" w:val="clear"/>
+            <w:tcMar>
+              <w:top w:type="dxa" w:w="60"/>
+              <w:left w:type="dxa" w:w="100"/>
+              <w:bottom w:type="dxa" w:w="60"/>
+              <w:right w:type="dxa" w:w="100"/>
+            </w:tcMar>
+          </w:tcPr>
+          <w:p>
+            <w:r>
+              <w:rPr>
+                <w:b/>
+                <w:bCs/>
+                <w:color w:val="FFFFFF"/>
+                <w:sz w:val="19"/>
+                <w:szCs w:val="19"/>
+              </w:rPr>
+              <w:t xml:space="preserve">Keterangan</w:t>
+            </w:r>
+          </w:p>
+        </w:tc>
+      </w:tr>
+      <w:tr>
+        <w:trPr>
+          <w:tblHeader w:val="off"/>
+        </w:trPr>
+        <w:tc>
+          <w:tcPr>
+            <w:tcW w:type="dxa" w:w="1453"/>
+            <w:tcBorders>
+              <w:top w:val="single" w:color="BFBFBF" w:sz="4"/>
+              <w:left w:val="single" w:color="BFBFBF" w:sz="4"/>
+              <w:bottom w:val="single" w:color="BFBFBF" w:sz="4"/>
+              <w:right w:val="single" w:color="BFBFBF" w:sz="4"/>
+            </w:tcBorders>
+            <w:tcMar>
+              <w:top w:type="dxa" w:w="60"/>
+              <w:left w:type="dxa" w:w="100"/>
+              <w:bottom w:type="dxa" w:w="60"/>
+              <w:right w:type="dxa" w:w="100"/>
+            </w:tcMar>
+          </w:tcPr>
+          <w:p>
+            <w:r>
+              <w:rPr>
+                <w:sz w:val="19"/>
+                <w:szCs w:val="19"/>
+              </w:rPr>
+              <w:t xml:space="preserve">GitHub</w:t>
+            </w:r>
+          </w:p>
+        </w:tc>
+        <w:tc>
+          <w:tcPr>
+            <w:tcW w:type="dxa" w:w="4589"/>
+            <w:tcBorders>
+              <w:top w:val="single" w:color="BFBFBF" w:sz="4"/>
+              <w:left w:val="single" w:color="BFBFBF" w:sz="4"/>
+              <w:bottom w:val="single" w:color="BFBFBF" w:sz="4"/>
+              <w:right w:val="single" w:color="BFBFBF" w:sz="4"/>
+            </w:tcBorders>
+            <w:tcMar>
+              <w:top w:type="dxa" w:w="60"/>
+              <w:left w:type="dxa" w:w="100"/>
+              <w:bottom w:type="dxa" w:w="60"/>
+              <w:right w:type="dxa" w:w="100"/>
+            </w:tcMar>
+          </w:tcPr>
+          <w:p>
+            <w:r>
+              <w:rPr>
+                <w:sz w:val="19"/>
+                <w:szCs w:val="19"/>
+              </w:rPr>
+              <w:t xml:space="preserve">—</w:t>
+            </w:r>
+          </w:p>
+        </w:tc>
+        <w:tc>
+          <w:tcPr>
+            <w:tcW w:type="dxa" w:w="3596"/>
+            <w:tcBorders>
+              <w:top w:val="single" w:color="BFBFBF" w:sz="4"/>
+              <w:left w:val="single" w:color="BFBFBF" w:sz="4"/>
+              <w:bottom w:val="single" w:color="BFBFBF" w:sz="4"/>
+              <w:right w:val="single" w:color="BFBFBF" w:sz="4"/>
+            </w:tcBorders>
+            <w:tcMar>
+              <w:top w:type="dxa" w:w="60"/>
+              <w:left w:type="dxa" w:w="100"/>
+              <w:bottom w:type="dxa" w:w="60"/>
+              <w:right w:type="dxa" w:w="100"/>
+            </w:tcMar>
+          </w:tcPr>
+          <w:p>
+            <w:r>
+              <w:rPr>
+                <w:sz w:val="19"/>
+                <w:szCs w:val="19"/>
+              </w:rPr>
+              <w:t xml:space="preserve">Menyimpan kode (repository </w:t>
+            </w:r>
+            <w:r>
+              <w:rPr>
+                <w:rFonts w:ascii="Consolas" w:cs="Consolas" w:eastAsia="Consolas" w:hAnsi="Consolas"/>
+                <w:color w:val="1F4E79"/>
+                <w:sz w:val="17"/>
+                <w:szCs w:val="17"/>
+              </w:rPr>
+              <w:t xml:space="preserve">Ujikom-Inventaris</w:t>
+            </w:r>
+            <w:r>
+              <w:rPr>
+                <w:sz w:val="19"/>
+                <w:szCs w:val="19"/>
+              </w:rPr>
+              <w:t xml:space="preserve">)</w:t>
+            </w:r>
+          </w:p>
+        </w:tc>
+      </w:tr>
+      <w:tr>
+        <w:trPr>
+          <w:tblHeader w:val="off"/>
+        </w:trPr>
+        <w:tc>
+          <w:tcPr>
+            <w:tcW w:type="dxa" w:w="1453"/>
+            <w:tcBorders>
+              <w:top w:val="single" w:color="BFBFBF" w:sz="4"/>
+              <w:left w:val="single" w:color="BFBFBF" w:sz="4"/>
+              <w:bottom w:val="single" w:color="BFBFBF" w:sz="4"/>
+              <w:right w:val="single" w:color="BFBFBF" w:sz="4"/>
+            </w:tcBorders>
+            <w:tcMar>
+              <w:top w:type="dxa" w:w="60"/>
+              <w:left w:type="dxa" w:w="100"/>
+              <w:bottom w:type="dxa" w:w="60"/>
+              <w:right w:type="dxa" w:w="100"/>
+            </w:tcMar>
+          </w:tcPr>
+          <w:p>
+            <w:r>
+              <w:rPr>
+                <w:sz w:val="19"/>
+                <w:szCs w:val="19"/>
+              </w:rPr>
+              <w:t xml:space="preserve">Vercel</w:t>
+            </w:r>
+          </w:p>
+        </w:tc>
+        <w:tc>
+          <w:tcPr>
+            <w:tcW w:type="dxa" w:w="4589"/>
+            <w:tcBorders>
+              <w:top w:val="single" w:color="BFBFBF" w:sz="4"/>
+              <w:left w:val="single" w:color="BFBFBF" w:sz="4"/>
+              <w:bottom w:val="single" w:color="BFBFBF" w:sz="4"/>
+              <w:right w:val="single" w:color="BFBFBF" w:sz="4"/>
+            </w:tcBorders>
+            <w:tcMar>
+              <w:top w:type="dxa" w:w="60"/>
+              <w:left w:type="dxa" w:w="100"/>
+              <w:bottom w:type="dxa" w:w="60"/>
+              <w:right w:type="dxa" w:w="100"/>
+            </w:tcMar>
+          </w:tcPr>
+          <w:p>
+            <w:r>
+              <w:rPr>
+                <w:sz w:val="19"/>
+                <w:szCs w:val="19"/>
+              </w:rPr>
+              <w:t xml:space="preserve">Paket Hobby (gratis), runtime </w:t>
+            </w:r>
+            <w:r>
+              <w:rPr>
+                <w:rFonts w:ascii="Consolas" w:cs="Consolas" w:eastAsia="Consolas" w:hAnsi="Consolas"/>
+                <w:color w:val="1F4E79"/>
+                <w:sz w:val="17"/>
+                <w:szCs w:val="17"/>
+              </w:rPr>
+              <w:t xml:space="preserve">vercel-php@0.7.4</w:t>
+            </w:r>
+            <w:r>
+              <w:rPr>
+                <w:sz w:val="19"/>
+                <w:szCs w:val="19"/>
+              </w:rPr>
+              <w:t xml:space="preserve"> (PHP 8.3), region Singapura (</w:t>
+            </w:r>
+            <w:r>
+              <w:rPr>
+                <w:rFonts w:ascii="Consolas" w:cs="Consolas" w:eastAsia="Consolas" w:hAnsi="Consolas"/>
+                <w:color w:val="1F4E79"/>
+                <w:sz w:val="17"/>
+                <w:szCs w:val="17"/>
+              </w:rPr>
+              <w:t xml:space="preserve">sin1</w:t>
+            </w:r>
+            <w:r>
+              <w:rPr>
+                <w:sz w:val="19"/>
+                <w:szCs w:val="19"/>
+              </w:rPr>
+              <w:t xml:space="preserve">)</w:t>
+            </w:r>
+          </w:p>
+        </w:tc>
+        <w:tc>
+          <w:tcPr>
+            <w:tcW w:type="dxa" w:w="3596"/>
+            <w:tcBorders>
+              <w:top w:val="single" w:color="BFBFBF" w:sz="4"/>
+              <w:left w:val="single" w:color="BFBFBF" w:sz="4"/>
+              <w:bottom w:val="single" w:color="BFBFBF" w:sz="4"/>
+              <w:right w:val="single" w:color="BFBFBF" w:sz="4"/>
+            </w:tcBorders>
+            <w:tcMar>
+              <w:top w:type="dxa" w:w="60"/>
+              <w:left w:type="dxa" w:w="100"/>
+              <w:bottom w:type="dxa" w:w="60"/>
+              <w:right w:type="dxa" w:w="100"/>
+            </w:tcMar>
+          </w:tcPr>
+          <w:p>
+            <w:r>
+              <w:rPr>
+                <w:sz w:val="19"/>
+                <w:szCs w:val="19"/>
+              </w:rPr>
+              <w:t xml:space="preserve">Hosting aplikasi</w:t>
+            </w:r>
+          </w:p>
+        </w:tc>
+      </w:tr>
+      <w:tr>
+        <w:trPr>
+          <w:tblHeader w:val="off"/>
+        </w:trPr>
+        <w:tc>
+          <w:tcPr>
+            <w:tcW w:type="dxa" w:w="1453"/>
+            <w:tcBorders>
+              <w:top w:val="single" w:color="BFBFBF" w:sz="4"/>
+              <w:left w:val="single" w:color="BFBFBF" w:sz="4"/>
+              <w:bottom w:val="single" w:color="BFBFBF" w:sz="4"/>
+              <w:right w:val="single" w:color="BFBFBF" w:sz="4"/>
+            </w:tcBorders>
+            <w:tcMar>
+              <w:top w:type="dxa" w:w="60"/>
+              <w:left w:type="dxa" w:w="100"/>
+              <w:bottom w:type="dxa" w:w="60"/>
+              <w:right w:type="dxa" w:w="100"/>
+            </w:tcMar>
+          </w:tcPr>
+          <w:p>
+            <w:r>
+              <w:rPr>
+                <w:sz w:val="19"/>
+                <w:szCs w:val="19"/>
+              </w:rPr>
+              <w:t xml:space="preserve">Supabase PostgreSQL</w:t>
+            </w:r>
+          </w:p>
+        </w:tc>
+        <w:tc>
+          <w:tcPr>
+            <w:tcW w:type="dxa" w:w="4589"/>
+            <w:tcBorders>
+              <w:top w:val="single" w:color="BFBFBF" w:sz="4"/>
+              <w:left w:val="single" w:color="BFBFBF" w:sz="4"/>
+              <w:bottom w:val="single" w:color="BFBFBF" w:sz="4"/>
+              <w:right w:val="single" w:color="BFBFBF" w:sz="4"/>
+            </w:tcBorders>
+            <w:tcMar>
+              <w:top w:type="dxa" w:w="60"/>
+              <w:left w:type="dxa" w:w="100"/>
+              <w:bottom w:type="dxa" w:w="60"/>
+              <w:right w:type="dxa" w:w="100"/>
+            </w:tcMar>
+          </w:tcPr>
+          <w:p>
+            <w:r>
+              <w:rPr>
+                <w:sz w:val="19"/>
+                <w:szCs w:val="19"/>
+              </w:rPr>
+              <w:t xml:space="preserve">17.11</w:t>
+            </w:r>
+          </w:p>
+        </w:tc>
+        <w:tc>
+          <w:tcPr>
+            <w:tcW w:type="dxa" w:w="3596"/>
+            <w:tcBorders>
+              <w:top w:val="single" w:color="BFBFBF" w:sz="4"/>
+              <w:left w:val="single" w:color="BFBFBF" w:sz="4"/>
+              <w:bottom w:val="single" w:color="BFBFBF" w:sz="4"/>
+              <w:right w:val="single" w:color="BFBFBF" w:sz="4"/>
+            </w:tcBorders>
+            <w:tcMar>
+              <w:top w:type="dxa" w:w="60"/>
+              <w:left w:type="dxa" w:w="100"/>
+              <w:bottom w:type="dxa" w:w="60"/>
+              <w:right w:type="dxa" w:w="100"/>
+            </w:tcMar>
+          </w:tcPr>
+          <w:p>
+            <w:r>
+              <w:rPr>
+                <w:sz w:val="19"/>
+                <w:szCs w:val="19"/>
+              </w:rPr>
+              <w:t xml:space="preserve">Database versi online</w:t>
+            </w:r>
+          </w:p>
+        </w:tc>
+      </w:tr>
+      <w:tr>
+        <w:trPr>
+          <w:tblHeader w:val="off"/>
+        </w:trPr>
+        <w:tc>
+          <w:tcPr>
+            <w:tcW w:type="dxa" w:w="1453"/>
+            <w:tcBorders>
+              <w:top w:val="single" w:color="BFBFBF" w:sz="4"/>
+              <w:left w:val="single" w:color="BFBFBF" w:sz="4"/>
+              <w:bottom w:val="single" w:color="BFBFBF" w:sz="4"/>
+              <w:right w:val="single" w:color="BFBFBF" w:sz="4"/>
+            </w:tcBorders>
+            <w:tcMar>
+              <w:top w:type="dxa" w:w="60"/>
+              <w:left w:type="dxa" w:w="100"/>
+              <w:bottom w:type="dxa" w:w="60"/>
+              <w:right w:type="dxa" w:w="100"/>
+            </w:tcMar>
+          </w:tcPr>
+          <w:p>
+            <w:r>
+              <w:rPr>
+                <w:sz w:val="19"/>
+                <w:szCs w:val="19"/>
+              </w:rPr>
+              <w:t xml:space="preserve">Supabase Storage</w:t>
+            </w:r>
+          </w:p>
+        </w:tc>
+        <w:tc>
+          <w:tcPr>
+            <w:tcW w:type="dxa" w:w="4589"/>
+            <w:tcBorders>
+              <w:top w:val="single" w:color="BFBFBF" w:sz="4"/>
+              <w:left w:val="single" w:color="BFBFBF" w:sz="4"/>
+              <w:bottom w:val="single" w:color="BFBFBF" w:sz="4"/>
+              <w:right w:val="single" w:color="BFBFBF" w:sz="4"/>
+            </w:tcBorders>
+            <w:tcMar>
+              <w:top w:type="dxa" w:w="60"/>
+              <w:left w:type="dxa" w:w="100"/>
+              <w:bottom w:type="dxa" w:w="60"/>
+              <w:right w:type="dxa" w:w="100"/>
+            </w:tcMar>
+          </w:tcPr>
+          <w:p>
+            <w:r>
+              <w:rPr>
+                <w:sz w:val="19"/>
+                <w:szCs w:val="19"/>
+              </w:rPr>
+              <w:t xml:space="preserve">Protokol S3</w:t>
+            </w:r>
+          </w:p>
+        </w:tc>
+        <w:tc>
+          <w:tcPr>
+            <w:tcW w:type="dxa" w:w="3596"/>
+            <w:tcBorders>
+              <w:top w:val="single" w:color="BFBFBF" w:sz="4"/>
+              <w:left w:val="single" w:color="BFBFBF" w:sz="4"/>
+              <w:bottom w:val="single" w:color="BFBFBF" w:sz="4"/>
+              <w:right w:val="single" w:color="BFBFBF" w:sz="4"/>
+            </w:tcBorders>
+            <w:tcMar>
+              <w:top w:type="dxa" w:w="60"/>
+              <w:left w:type="dxa" w:w="100"/>
+              <w:bottom w:type="dxa" w:w="60"/>
+              <w:right w:type="dxa" w:w="100"/>
+            </w:tcMar>
+          </w:tcPr>
+          <w:p>
+            <w:r>
+              <w:rPr>
+                <w:sz w:val="19"/>
+                <w:szCs w:val="19"/>
+              </w:rPr>
+              <w:t xml:space="preserve">Penyimpanan gambar versi online</w:t>
+            </w:r>
+          </w:p>
+        </w:tc>
+      </w:tr>
+    </w:tbl>
+    <w:p>
+      <w:pPr>
+        <w:spacing w:after="60"/>
+      </w:pPr>
+    </w:p>
+    <w:p>
+      <w:r>
+        <w:rPr>
+          <w:b/>
+          <w:bCs/>
+        </w:rPr>
+        <w:t xml:space="preserve">f. Kebutuhan minimum</w:t>
+      </w:r>
+    </w:p>
+    <w:p>
+      <w:r>
+        <w:t xml:space="preserve">PHP </w:t>
+      </w:r>
+      <w:r>
+        <w:rPr>
+          <w:b/>
+          <w:bCs/>
+        </w:rPr>
+        <w:t xml:space="preserve">8.2</w:t>
+      </w:r>
+      <w:r>
+        <w:t xml:space="preserve"> atau lebih baru (sesuai </w:t>
+      </w:r>
+      <w:r>
+        <w:rPr>
+          <w:rFonts w:ascii="Consolas" w:cs="Consolas" w:eastAsia="Consolas" w:hAnsi="Consolas"/>
+          <w:color w:val="1F4E79"/>
+          <w:sz w:val="20"/>
+          <w:szCs w:val="20"/>
+        </w:rPr>
+        <w:t xml:space="preserve">composer.json</w:t>
+      </w:r>
+      <w:r>
+        <w:t xml:space="preserve">) dengan ekstensi </w:t>
+      </w:r>
+      <w:r>
+        <w:rPr>
+          <w:rFonts w:ascii="Consolas" w:cs="Consolas" w:eastAsia="Consolas" w:hAnsi="Consolas"/>
+          <w:color w:val="1F4E79"/>
+          <w:sz w:val="20"/>
+          <w:szCs w:val="20"/>
+        </w:rPr>
+        <w:t xml:space="preserve">gd</w:t>
+      </w:r>
+      <w:r>
+        <w:t xml:space="preserve">, </w:t>
+      </w:r>
+      <w:r>
+        <w:rPr>
+          <w:rFonts w:ascii="Consolas" w:cs="Consolas" w:eastAsia="Consolas" w:hAnsi="Consolas"/>
+          <w:color w:val="1F4E79"/>
+          <w:sz w:val="20"/>
+          <w:szCs w:val="20"/>
+        </w:rPr>
+        <w:t xml:space="preserve">fileinfo</w:t>
+      </w:r>
+      <w:r>
+        <w:t xml:space="preserve">, </w:t>
+      </w:r>
+      <w:r>
+        <w:rPr>
+          <w:rFonts w:ascii="Consolas" w:cs="Consolas" w:eastAsia="Consolas" w:hAnsi="Consolas"/>
+          <w:color w:val="1F4E79"/>
+          <w:sz w:val="20"/>
+          <w:szCs w:val="20"/>
+        </w:rPr>
+        <w:t xml:space="preserve">pdo_mysql</w:t>
+      </w:r>
+      <w:r>
+        <w:t xml:space="preserve"> (lokal) / </w:t>
+      </w:r>
+      <w:r>
+        <w:rPr>
+          <w:rFonts w:ascii="Consolas" w:cs="Consolas" w:eastAsia="Consolas" w:hAnsi="Consolas"/>
+          <w:color w:val="1F4E79"/>
+          <w:sz w:val="20"/>
+          <w:szCs w:val="20"/>
+        </w:rPr>
+        <w:t xml:space="preserve">pdo_pgsql</w:t>
+      </w:r>
+      <w:r>
+        <w:t xml:space="preserve"> (online); MySQL 5.7+/MariaDB 10.3+ atau PostgreSQL; Composer 2; Node.js 20 atau lebih baru untuk build tampilan.</w:t>
+      </w:r>
+    </w:p>
+    <w:p>
+      <w:pPr>
         <w:pStyle w:val="Heading1"/>
       </w:pPr>
-      <w:bookmarkStart w:name="_Toc5" w:id="5"/>
+      <w:bookmarkStart w:name="_Toc6" w:id="6"/>
       <w:r>
         <w:t xml:space="preserve">3. Spesifikasi Program</w:t>
       </w:r>
-      <w:bookmarkEnd w:id="5"/>
+      <w:bookmarkEnd w:id="6"/>
     </w:p>
     <w:p>
       <w:pPr>
         <w:pStyle w:val="Heading2"/>
       </w:pPr>
-      <w:bookmarkStart w:name="_Toc6" w:id="6"/>
+      <w:bookmarkStart w:name="_Toc7" w:id="7"/>
       <w:r>
         <w:t xml:space="preserve">3.1 Hak Akses per Role</w:t>
       </w:r>
-      <w:bookmarkEnd w:id="6"/>
+      <w:bookmarkEnd w:id="7"/>
     </w:p>
     <w:tbl>
       <w:tblPr>
@@ -5307,11 +8713,11 @@
       <w:pPr>
         <w:pStyle w:val="Heading2"/>
       </w:pPr>
-      <w:bookmarkStart w:name="_Toc7" w:id="7"/>
+      <w:bookmarkStart w:name="_Toc8" w:id="8"/>
       <w:r>
         <w:t xml:space="preserve">3.2 Aturan Bisnis dan Validasi</w:t>
       </w:r>
-      <w:bookmarkEnd w:id="7"/>
+      <w:bookmarkEnd w:id="8"/>
     </w:p>
     <w:p>
       <w:pPr>
@@ -5473,11 +8879,11 @@
       <w:pPr>
         <w:pStyle w:val="Heading2"/>
       </w:pPr>
-      <w:bookmarkStart w:name="_Toc8" w:id="8"/>
+      <w:bookmarkStart w:name="_Toc9" w:id="9"/>
       <w:r>
         <w:t xml:space="preserve">3.3 Alur Barang Keluar</w:t>
       </w:r>
-      <w:bookmarkEnd w:id="8"/>
+      <w:bookmarkEnd w:id="9"/>
     </w:p>
     <w:p>
       <w:pPr>
@@ -5603,11 +9009,11 @@
       <w:pPr>
         <w:pStyle w:val="Heading2"/>
       </w:pPr>
-      <w:bookmarkStart w:name="_Toc9" w:id="9"/>
+      <w:bookmarkStart w:name="_Toc10" w:id="10"/>
       <w:r>
         <w:t xml:space="preserve">3.4 Batasan Sistem</w:t>
       </w:r>
-      <w:bookmarkEnd w:id="9"/>
+      <w:bookmarkEnd w:id="10"/>
     </w:p>
     <w:p>
       <w:pPr>
@@ -5649,11 +9055,11 @@
       <w:pPr>
         <w:pStyle w:val="Heading1"/>
       </w:pPr>
-      <w:bookmarkStart w:name="_Toc10" w:id="10"/>
+      <w:bookmarkStart w:name="_Toc11" w:id="11"/>
       <w:r>
         <w:t xml:space="preserve">4. Database</w:t>
       </w:r>
-      <w:bookmarkEnd w:id="10"/>
+      <w:bookmarkEnd w:id="11"/>
     </w:p>
     <w:p>
       <w:r>
@@ -6622,11 +10028,11 @@
       <w:pPr>
         <w:pStyle w:val="Heading1"/>
       </w:pPr>
-      <w:bookmarkStart w:name="_Toc11" w:id="11"/>
+      <w:bookmarkStart w:name="_Toc12" w:id="12"/>
       <w:r>
         <w:t xml:space="preserve">5. Struktur Program (MVC)</w:t>
       </w:r>
-      <w:bookmarkEnd w:id="11"/>
+      <w:bookmarkEnd w:id="12"/>
     </w:p>
     <w:p>
       <w:r>
@@ -8477,11 +11883,11 @@
       <w:pPr>
         <w:pStyle w:val="Heading1"/>
       </w:pPr>
-      <w:bookmarkStart w:name="_Toc12" w:id="12"/>
+      <w:bookmarkStart w:name="_Toc13" w:id="13"/>
       <w:r>
         <w:t xml:space="preserve">6. Desain Antarmuka</w:t>
       </w:r>
-      <w:bookmarkEnd w:id="12"/>
+      <w:bookmarkEnd w:id="13"/>
     </w:p>
     <w:p>
       <w:pPr>
@@ -8792,90 +12198,11 @@
       <w:pPr>
         <w:pStyle w:val="Heading1"/>
       </w:pPr>
-      <w:bookmarkStart w:name="_Toc13" w:id="13"/>
+      <w:bookmarkStart w:name="_Toc14" w:id="14"/>
       <w:r>
         <w:t xml:space="preserve">7. Penjelasan Kode Penting</w:t>
       </w:r>
-      <w:bookmarkEnd w:id="13"/>
-    </w:p>
-    <w:p>
-      <w:pPr>
-        <w:pStyle w:val="Heading2"/>
-      </w:pPr>
-      <w:bookmarkStart w:name="_Toc14" w:id="14"/>
-      <w:r>
-        <w:t xml:space="preserve">7.1 Login — </w:t>
-      </w:r>
-      <w:r>
-        <w:rPr>
-          <w:rFonts w:ascii="Consolas" w:cs="Consolas" w:eastAsia="Consolas" w:hAnsi="Consolas"/>
-          <w:color w:val="1F4E79"/>
-          <w:sz w:val="20"/>
-          <w:szCs w:val="20"/>
-        </w:rPr>
-        <w:t xml:space="preserve">AuthController::login()</w:t>
-      </w:r>
       <w:bookmarkEnd w:id="14"/>
-    </w:p>
-    <w:p>
-      <w:r>
-        <w:rPr>
-          <w:rFonts w:ascii="Consolas" w:cs="Consolas" w:eastAsia="Consolas" w:hAnsi="Consolas"/>
-          <w:color w:val="1F4E79"/>
-          <w:sz w:val="20"/>
-          <w:szCs w:val="20"/>
-        </w:rPr>
-        <w:t xml:space="preserve">Auth::attempt()</w:t>
-      </w:r>
-      <w:r>
-        <w:t xml:space="preserve"> mencari user berdasarkan username lalu mencocokkan password dengan hash bcrypt. Bila cocok, sesi dibuat ulang (</w:t>
-      </w:r>
-      <w:r>
-        <w:rPr>
-          <w:rFonts w:ascii="Consolas" w:cs="Consolas" w:eastAsia="Consolas" w:hAnsi="Consolas"/>
-          <w:color w:val="1F4E79"/>
-          <w:sz w:val="20"/>
-          <w:szCs w:val="20"/>
-        </w:rPr>
-        <w:t xml:space="preserve">session()-&gt;regenerate()</w:t>
-      </w:r>
-      <w:r>
-        <w:t xml:space="preserve">) untuk mencegah </w:t>
-      </w:r>
-      <w:r>
-        <w:rPr>
-          <w:i/>
-          <w:iCs/>
-        </w:rPr>
-        <w:t xml:space="preserve">session fixation</w:t>
-      </w:r>
-      <w:r>
-        <w:t xml:space="preserve">. Model </w:t>
-      </w:r>
-      <w:r>
-        <w:rPr>
-          <w:rFonts w:ascii="Consolas" w:cs="Consolas" w:eastAsia="Consolas" w:hAnsi="Consolas"/>
-          <w:color w:val="1F4E79"/>
-          <w:sz w:val="20"/>
-          <w:szCs w:val="20"/>
-        </w:rPr>
-        <w:t xml:space="preserve">User</w:t>
-      </w:r>
-      <w:r>
-        <w:t xml:space="preserve"> memakai cast </w:t>
-      </w:r>
-      <w:r>
-        <w:rPr>
-          <w:rFonts w:ascii="Consolas" w:cs="Consolas" w:eastAsia="Consolas" w:hAnsi="Consolas"/>
-          <w:color w:val="1F4E79"/>
-          <w:sz w:val="20"/>
-          <w:szCs w:val="20"/>
-        </w:rPr>
-        <w:t xml:space="preserve">'password' =&gt; 'hashed'</w:t>
-      </w:r>
-      <w:r>
-        <w:t xml:space="preserve"> sehingga password selalu tersimpan ter-hash.</w:t>
-      </w:r>
     </w:p>
     <w:p>
       <w:pPr>
@@ -8883,7 +12210,7 @@
       </w:pPr>
       <w:bookmarkStart w:name="_Toc15" w:id="15"/>
       <w:r>
-        <w:t xml:space="preserve">7.2 Hak Akses — </w:t>
+        <w:t xml:space="preserve">7.1 Login — </w:t>
       </w:r>
       <w:r>
         <w:rPr>
@@ -8892,14 +12219,11 @@
           <w:sz w:val="20"/>
           <w:szCs w:val="20"/>
         </w:rPr>
-        <w:t xml:space="preserve">CekRole::handle()</w:t>
+        <w:t xml:space="preserve">AuthController::login()</w:t>
       </w:r>
       <w:bookmarkEnd w:id="15"/>
     </w:p>
     <w:p>
-      <w:r>
-        <w:t xml:space="preserve">Middleware menerima daftar role yang diizinkan, misalnya </w:t>
-      </w:r>
       <w:r>
         <w:rPr>
           <w:rFonts w:ascii="Consolas" w:cs="Consolas" w:eastAsia="Consolas" w:hAnsi="Consolas"/>
@@ -8907,10 +12231,10 @@
           <w:sz w:val="20"/>
           <w:szCs w:val="20"/>
         </w:rPr>
-        <w:t xml:space="preserve">role:Admin</w:t>
-      </w:r>
-      <w:r>
-        <w:t xml:space="preserve">, </w:t>
+        <w:t xml:space="preserve">Auth::attempt()</w:t>
+      </w:r>
+      <w:r>
+        <w:t xml:space="preserve"> mencari user berdasarkan username lalu mencocokkan password dengan hash bcrypt. Bila cocok, sesi dibuat ulang (</w:t>
       </w:r>
       <w:r>
         <w:rPr>
@@ -8919,10 +12243,20 @@
           <w:sz w:val="20"/>
           <w:szCs w:val="20"/>
         </w:rPr>
-        <w:t xml:space="preserve">role:Manager</w:t>
-      </w:r>
-      <w:r>
-        <w:t xml:space="preserve">, atau </w:t>
+        <w:t xml:space="preserve">session()-&gt;regenerate()</w:t>
+      </w:r>
+      <w:r>
+        <w:t xml:space="preserve">) untuk mencegah </w:t>
+      </w:r>
+      <w:r>
+        <w:rPr>
+          <w:i/>
+          <w:iCs/>
+        </w:rPr>
+        <w:t xml:space="preserve">session fixation</w:t>
+      </w:r>
+      <w:r>
+        <w:t xml:space="preserve">. Model </w:t>
       </w:r>
       <w:r>
         <w:rPr>
@@ -8931,20 +12265,10 @@
           <w:sz w:val="20"/>
           <w:szCs w:val="20"/>
         </w:rPr>
-        <w:t xml:space="preserve">role:Admin,Operator</w:t>
-      </w:r>
-      <w:r>
-        <w:t xml:space="preserve">. Bila role pengguna tidak termasuk, server mengembalikan </w:t>
-      </w:r>
-      <w:r>
-        <w:rPr>
-          <w:b/>
-          <w:bCs/>
-        </w:rPr>
-        <w:t xml:space="preserve">403 Forbidden</w:t>
-      </w:r>
-      <w:r>
-        <w:t xml:space="preserve">. Tampilan juga menyembunyikan tombol yang tidak berhak (</w:t>
+        <w:t xml:space="preserve">User</w:t>
+      </w:r>
+      <w:r>
+        <w:t xml:space="preserve"> memakai cast </w:t>
       </w:r>
       <w:r>
         <w:rPr>
@@ -8953,34 +12277,10 @@
           <w:sz w:val="20"/>
           <w:szCs w:val="20"/>
         </w:rPr>
-        <w:t xml:space="preserve">isAdmin()</w:t>
-      </w:r>
-      <w:r>
-        <w:t xml:space="preserve">, </w:t>
-      </w:r>
-      <w:r>
-        <w:rPr>
-          <w:rFonts w:ascii="Consolas" w:cs="Consolas" w:eastAsia="Consolas" w:hAnsi="Consolas"/>
-          <w:color w:val="1F4E79"/>
-          <w:sz w:val="20"/>
-          <w:szCs w:val="20"/>
-        </w:rPr>
-        <w:t xml:space="preserve">isOperator()</w:t>
-      </w:r>
-      <w:r>
-        <w:t xml:space="preserve">, </w:t>
-      </w:r>
-      <w:r>
-        <w:rPr>
-          <w:rFonts w:ascii="Consolas" w:cs="Consolas" w:eastAsia="Consolas" w:hAnsi="Consolas"/>
-          <w:color w:val="1F4E79"/>
-          <w:sz w:val="20"/>
-          <w:szCs w:val="20"/>
-        </w:rPr>
-        <w:t xml:space="preserve">isManager()</w:t>
-      </w:r>
-      <w:r>
-        <w:t xml:space="preserve">).</w:t>
+        <w:t xml:space="preserve">'password' =&gt; 'hashed'</w:t>
+      </w:r>
+      <w:r>
+        <w:t xml:space="preserve"> sehingga password selalu tersimpan ter-hash.</w:t>
       </w:r>
     </w:p>
     <w:p>
@@ -8989,7 +12289,7 @@
       </w:pPr>
       <w:bookmarkStart w:name="_Toc16" w:id="16"/>
       <w:r>
-        <w:t xml:space="preserve">7.3 Kode Barang Otomatis — </w:t>
+        <w:t xml:space="preserve">7.2 Hak Akses — </w:t>
       </w:r>
       <w:r>
         <w:rPr>
@@ -8998,9 +12298,115 @@
           <w:sz w:val="20"/>
           <w:szCs w:val="20"/>
         </w:rPr>
+        <w:t xml:space="preserve">CekRole::handle()</w:t>
+      </w:r>
+      <w:bookmarkEnd w:id="16"/>
+    </w:p>
+    <w:p>
+      <w:r>
+        <w:t xml:space="preserve">Middleware menerima daftar role yang diizinkan, misalnya </w:t>
+      </w:r>
+      <w:r>
+        <w:rPr>
+          <w:rFonts w:ascii="Consolas" w:cs="Consolas" w:eastAsia="Consolas" w:hAnsi="Consolas"/>
+          <w:color w:val="1F4E79"/>
+          <w:sz w:val="20"/>
+          <w:szCs w:val="20"/>
+        </w:rPr>
+        <w:t xml:space="preserve">role:Admin</w:t>
+      </w:r>
+      <w:r>
+        <w:t xml:space="preserve">, </w:t>
+      </w:r>
+      <w:r>
+        <w:rPr>
+          <w:rFonts w:ascii="Consolas" w:cs="Consolas" w:eastAsia="Consolas" w:hAnsi="Consolas"/>
+          <w:color w:val="1F4E79"/>
+          <w:sz w:val="20"/>
+          <w:szCs w:val="20"/>
+        </w:rPr>
+        <w:t xml:space="preserve">role:Manager</w:t>
+      </w:r>
+      <w:r>
+        <w:t xml:space="preserve">, atau </w:t>
+      </w:r>
+      <w:r>
+        <w:rPr>
+          <w:rFonts w:ascii="Consolas" w:cs="Consolas" w:eastAsia="Consolas" w:hAnsi="Consolas"/>
+          <w:color w:val="1F4E79"/>
+          <w:sz w:val="20"/>
+          <w:szCs w:val="20"/>
+        </w:rPr>
+        <w:t xml:space="preserve">role:Admin,Operator</w:t>
+      </w:r>
+      <w:r>
+        <w:t xml:space="preserve">. Bila role pengguna tidak termasuk, server mengembalikan </w:t>
+      </w:r>
+      <w:r>
+        <w:rPr>
+          <w:b/>
+          <w:bCs/>
+        </w:rPr>
+        <w:t xml:space="preserve">403 Forbidden</w:t>
+      </w:r>
+      <w:r>
+        <w:t xml:space="preserve">. Tampilan juga menyembunyikan tombol yang tidak berhak (</w:t>
+      </w:r>
+      <w:r>
+        <w:rPr>
+          <w:rFonts w:ascii="Consolas" w:cs="Consolas" w:eastAsia="Consolas" w:hAnsi="Consolas"/>
+          <w:color w:val="1F4E79"/>
+          <w:sz w:val="20"/>
+          <w:szCs w:val="20"/>
+        </w:rPr>
+        <w:t xml:space="preserve">isAdmin()</w:t>
+      </w:r>
+      <w:r>
+        <w:t xml:space="preserve">, </w:t>
+      </w:r>
+      <w:r>
+        <w:rPr>
+          <w:rFonts w:ascii="Consolas" w:cs="Consolas" w:eastAsia="Consolas" w:hAnsi="Consolas"/>
+          <w:color w:val="1F4E79"/>
+          <w:sz w:val="20"/>
+          <w:szCs w:val="20"/>
+        </w:rPr>
+        <w:t xml:space="preserve">isOperator()</w:t>
+      </w:r>
+      <w:r>
+        <w:t xml:space="preserve">, </w:t>
+      </w:r>
+      <w:r>
+        <w:rPr>
+          <w:rFonts w:ascii="Consolas" w:cs="Consolas" w:eastAsia="Consolas" w:hAnsi="Consolas"/>
+          <w:color w:val="1F4E79"/>
+          <w:sz w:val="20"/>
+          <w:szCs w:val="20"/>
+        </w:rPr>
+        <w:t xml:space="preserve">isManager()</w:t>
+      </w:r>
+      <w:r>
+        <w:t xml:space="preserve">).</w:t>
+      </w:r>
+    </w:p>
+    <w:p>
+      <w:pPr>
+        <w:pStyle w:val="Heading2"/>
+      </w:pPr>
+      <w:bookmarkStart w:name="_Toc17" w:id="17"/>
+      <w:r>
+        <w:t xml:space="preserve">7.3 Kode Barang Otomatis — </w:t>
+      </w:r>
+      <w:r>
+        <w:rPr>
+          <w:rFonts w:ascii="Consolas" w:cs="Consolas" w:eastAsia="Consolas" w:hAnsi="Consolas"/>
+          <w:color w:val="1F4E79"/>
+          <w:sz w:val="20"/>
+          <w:szCs w:val="20"/>
+        </w:rPr>
         <w:t xml:space="preserve">Barang::generateKode()</w:t>
       </w:r>
-      <w:bookmarkEnd w:id="16"/>
+      <w:bookmarkEnd w:id="17"/>
     </w:p>
     <w:p>
       <w:pPr>
@@ -9126,7 +12532,7 @@
       <w:pPr>
         <w:pStyle w:val="Heading2"/>
       </w:pPr>
-      <w:bookmarkStart w:name="_Toc17" w:id="17"/>
+      <w:bookmarkStart w:name="_Toc18" w:id="18"/>
       <w:r>
         <w:t xml:space="preserve">7.4 Stok — </w:t>
       </w:r>
@@ -9139,7 +12545,7 @@
         </w:rPr>
         <w:t xml:space="preserve">StokService</w:t>
       </w:r>
-      <w:bookmarkEnd w:id="17"/>
+      <w:bookmarkEnd w:id="18"/>
     </w:p>
     <w:p>
       <w:r>
@@ -9216,102 +12622,6 @@
       </w:r>
       <w:r>
         <w:t xml:space="preserve"> mengunci baris barang agar dua proses bersamaan tidak mengacaukan stok.</w:t>
-      </w:r>
-    </w:p>
-    <w:p>
-      <w:pPr>
-        <w:pStyle w:val="Heading2"/>
-      </w:pPr>
-      <w:bookmarkStart w:name="_Toc18" w:id="18"/>
-      <w:r>
-        <w:t xml:space="preserve">7.5 Verifikasi — </w:t>
-      </w:r>
-      <w:r>
-        <w:rPr>
-          <w:rFonts w:ascii="Consolas" w:cs="Consolas" w:eastAsia="Consolas" w:hAnsi="Consolas"/>
-          <w:color w:val="1F4E79"/>
-          <w:sz w:val="20"/>
-          <w:szCs w:val="20"/>
-        </w:rPr>
-        <w:t xml:space="preserve">BarangKeluarController::setujui()</w:t>
-      </w:r>
-      <w:r>
-        <w:t xml:space="preserve"> dan </w:t>
-      </w:r>
-      <w:r>
-        <w:rPr>
-          <w:rFonts w:ascii="Consolas" w:cs="Consolas" w:eastAsia="Consolas" w:hAnsi="Consolas"/>
-          <w:color w:val="1F4E79"/>
-          <w:sz w:val="20"/>
-          <w:szCs w:val="20"/>
-        </w:rPr>
-        <w:t xml:space="preserve">tolak()</w:t>
-      </w:r>
-      <w:bookmarkEnd w:id="18"/>
-    </w:p>
-    <w:p>
-      <w:r>
-        <w:t xml:space="preserve">Hanya Manager yang dapat mengaksesnya. Di dalam transaksi, </w:t>
-      </w:r>
-      <w:r>
-        <w:rPr>
-          <w:rFonts w:ascii="Consolas" w:cs="Consolas" w:eastAsia="Consolas" w:hAnsi="Consolas"/>
-          <w:color w:val="1F4E79"/>
-          <w:sz w:val="20"/>
-          <w:szCs w:val="20"/>
-        </w:rPr>
-        <w:t xml:space="preserve">kunciPermintaanPending()</w:t>
-      </w:r>
-      <w:r>
-        <w:t xml:space="preserve"> mengunci baris permintaan dan memastikan statusnya masih Pending; bila dua Manager menyetujui bersamaan, yang kedua menunggu lalu mendapati status sudah berubah. </w:t>
-      </w:r>
-      <w:r>
-        <w:rPr>
-          <w:rFonts w:ascii="Consolas" w:cs="Consolas" w:eastAsia="Consolas" w:hAnsi="Consolas"/>
-          <w:color w:val="1F4E79"/>
-          <w:sz w:val="20"/>
-          <w:szCs w:val="20"/>
-        </w:rPr>
-        <w:t xml:space="preserve">simpanVerifikasi()</w:t>
-      </w:r>
-      <w:r>
-        <w:t xml:space="preserve"> mengisi status, </w:t>
-      </w:r>
-      <w:r>
-        <w:rPr>
-          <w:rFonts w:ascii="Consolas" w:cs="Consolas" w:eastAsia="Consolas" w:hAnsi="Consolas"/>
-          <w:color w:val="1F4E79"/>
-          <w:sz w:val="20"/>
-          <w:szCs w:val="20"/>
-        </w:rPr>
-        <w:t xml:space="preserve">id_verifikator</w:t>
-      </w:r>
-      <w:r>
-        <w:t xml:space="preserve">, </w:t>
-      </w:r>
-      <w:r>
-        <w:rPr>
-          <w:rFonts w:ascii="Consolas" w:cs="Consolas" w:eastAsia="Consolas" w:hAnsi="Consolas"/>
-          <w:color w:val="1F4E79"/>
-          <w:sz w:val="20"/>
-          <w:szCs w:val="20"/>
-        </w:rPr>
-        <w:t xml:space="preserve">tanggal_verifikasi</w:t>
-      </w:r>
-      <w:r>
-        <w:t xml:space="preserve">, dan catatan. Pada </w:t>
-      </w:r>
-      <w:r>
-        <w:rPr>
-          <w:rFonts w:ascii="Consolas" w:cs="Consolas" w:eastAsia="Consolas" w:hAnsi="Consolas"/>
-          <w:color w:val="1F4E79"/>
-          <w:sz w:val="20"/>
-          <w:szCs w:val="20"/>
-        </w:rPr>
-        <w:t xml:space="preserve">tolak()</w:t>
-      </w:r>
-      <w:r>
-        <w:t xml:space="preserve">, catatan wajib diisi.</w:t>
       </w:r>
     </w:p>
     <w:p>
@@ -9320,13 +12630,7 @@
       </w:pPr>
       <w:bookmarkStart w:name="_Toc19" w:id="19"/>
       <w:r>
-        <w:t xml:space="preserve">7.6 Validasi — Form Request</w:t>
-      </w:r>
-      <w:bookmarkEnd w:id="19"/>
-    </w:p>
-    <w:p>
-      <w:r>
-        <w:t xml:space="preserve">Contoh </w:t>
+        <w:t xml:space="preserve">7.5 Verifikasi — </w:t>
       </w:r>
       <w:r>
         <w:rPr>
@@ -9335,10 +12639,10 @@
           <w:sz w:val="20"/>
           <w:szCs w:val="20"/>
         </w:rPr>
-        <w:t xml:space="preserve">BarangKeluarRequest</w:t>
-      </w:r>
-      <w:r>
-        <w:t xml:space="preserve">: </w:t>
+        <w:t xml:space="preserve">BarangKeluarController::setujui()</w:t>
+      </w:r>
+      <w:r>
+        <w:t xml:space="preserve"> dan </w:t>
       </w:r>
       <w:r>
         <w:rPr>
@@ -9347,10 +12651,13 @@
           <w:sz w:val="20"/>
           <w:szCs w:val="20"/>
         </w:rPr>
-        <w:t xml:space="preserve">required</w:t>
-      </w:r>
-      <w:r>
-        <w:t xml:space="preserve">, </w:t>
+        <w:t xml:space="preserve">tolak()</w:t>
+      </w:r>
+      <w:bookmarkEnd w:id="19"/>
+    </w:p>
+    <w:p>
+      <w:r>
+        <w:t xml:space="preserve">Hanya Manager yang dapat mengaksesnya. Di dalam transaksi, </w:t>
       </w:r>
       <w:r>
         <w:rPr>
@@ -9359,10 +12666,10 @@
           <w:sz w:val="20"/>
           <w:szCs w:val="20"/>
         </w:rPr>
-        <w:t xml:space="preserve">integer</w:t>
-      </w:r>
-      <w:r>
-        <w:t xml:space="preserve">, </w:t>
+        <w:t xml:space="preserve">kunciPermintaanPending()</w:t>
+      </w:r>
+      <w:r>
+        <w:t xml:space="preserve"> mengunci baris permintaan dan memastikan statusnya masih Pending; bila dua Manager menyetujui bersamaan, yang kedua menunggu lalu mendapati status sudah berubah. </w:t>
       </w:r>
       <w:r>
         <w:rPr>
@@ -9371,10 +12678,10 @@
           <w:sz w:val="20"/>
           <w:szCs w:val="20"/>
         </w:rPr>
-        <w:t xml:space="preserve">min:1</w:t>
-      </w:r>
-      <w:r>
-        <w:t xml:space="preserve">, </w:t>
+        <w:t xml:space="preserve">simpanVerifikasi()</w:t>
+      </w:r>
+      <w:r>
+        <w:t xml:space="preserve"> mengisi status, </w:t>
       </w:r>
       <w:r>
         <w:rPr>
@@ -9383,7 +12690,7 @@
           <w:sz w:val="20"/>
           <w:szCs w:val="20"/>
         </w:rPr>
-        <w:t xml:space="preserve">exists:barang,id_barang</w:t>
+        <w:t xml:space="preserve">id_verifikator</w:t>
       </w:r>
       <w:r>
         <w:t xml:space="preserve">, </w:t>
@@ -9395,10 +12702,10 @@
           <w:sz w:val="20"/>
           <w:szCs w:val="20"/>
         </w:rPr>
-        <w:t xml:space="preserve">Rule::in(Barang::STATUS_BARANG)</w:t>
-      </w:r>
-      <w:r>
-        <w:t xml:space="preserve">, aturan foto (</w:t>
+        <w:t xml:space="preserve">tanggal_verifikasi</w:t>
+      </w:r>
+      <w:r>
+        <w:t xml:space="preserve">, dan catatan. Pada </w:t>
       </w:r>
       <w:r>
         <w:rPr>
@@ -9407,94 +12714,10 @@
           <w:sz w:val="20"/>
           <w:szCs w:val="20"/>
         </w:rPr>
-        <w:t xml:space="preserve">required</w:t>
-      </w:r>
-      <w:r>
-        <w:t xml:space="preserve">, </w:t>
-      </w:r>
-      <w:r>
-        <w:rPr>
-          <w:rFonts w:ascii="Consolas" w:cs="Consolas" w:eastAsia="Consolas" w:hAnsi="Consolas"/>
-          <w:color w:val="1F4E79"/>
-          <w:sz w:val="20"/>
-          <w:szCs w:val="20"/>
-        </w:rPr>
-        <w:t xml:space="preserve">image</w:t>
-      </w:r>
-      <w:r>
-        <w:t xml:space="preserve">, </w:t>
-      </w:r>
-      <w:r>
-        <w:rPr>
-          <w:rFonts w:ascii="Consolas" w:cs="Consolas" w:eastAsia="Consolas" w:hAnsi="Consolas"/>
-          <w:color w:val="1F4E79"/>
-          <w:sz w:val="20"/>
-          <w:szCs w:val="20"/>
-        </w:rPr>
-        <w:t xml:space="preserve">mimes:jpg,jpeg,png,webp</w:t>
-      </w:r>
-      <w:r>
-        <w:t xml:space="preserve">, </w:t>
-      </w:r>
-      <w:r>
-        <w:rPr>
-          <w:rFonts w:ascii="Consolas" w:cs="Consolas" w:eastAsia="Consolas" w:hAnsi="Consolas"/>
-          <w:color w:val="1F4E79"/>
-          <w:sz w:val="20"/>
-          <w:szCs w:val="20"/>
-        </w:rPr>
-        <w:t xml:space="preserve">max:2048</w:t>
-      </w:r>
-      <w:r>
-        <w:t xml:space="preserve">), dan pengecekan stok di method </w:t>
-      </w:r>
-      <w:r>
-        <w:rPr>
-          <w:rFonts w:ascii="Consolas" w:cs="Consolas" w:eastAsia="Consolas" w:hAnsi="Consolas"/>
-          <w:color w:val="1F4E79"/>
-          <w:sz w:val="20"/>
-          <w:szCs w:val="20"/>
-        </w:rPr>
-        <w:t xml:space="preserve">after()</w:t>
-      </w:r>
-      <w:r>
-        <w:t xml:space="preserve">. </w:t>
-      </w:r>
-      <w:r>
-        <w:rPr>
-          <w:rFonts w:ascii="Consolas" w:cs="Consolas" w:eastAsia="Consolas" w:hAnsi="Consolas"/>
-          <w:color w:val="1F4E79"/>
-          <w:sz w:val="20"/>
-          <w:szCs w:val="20"/>
-        </w:rPr>
-        <w:t xml:space="preserve">ProfilRequest</w:t>
-      </w:r>
-      <w:r>
-        <w:t xml:space="preserve"> memakai </w:t>
-      </w:r>
-      <w:r>
-        <w:rPr>
-          <w:rFonts w:ascii="Consolas" w:cs="Consolas" w:eastAsia="Consolas" w:hAnsi="Consolas"/>
-          <w:color w:val="1F4E79"/>
-          <w:sz w:val="20"/>
-          <w:szCs w:val="20"/>
-        </w:rPr>
-        <w:t xml:space="preserve">current_password</w:t>
-      </w:r>
-      <w:r>
-        <w:t xml:space="preserve"> untuk memastikan password lama benar. Pesan error tampil di bawah input lewat komponen </w:t>
-      </w:r>
-      <w:r>
-        <w:rPr>
-          <w:rFonts w:ascii="Consolas" w:cs="Consolas" w:eastAsia="Consolas" w:hAnsi="Consolas"/>
-          <w:color w:val="1F4E79"/>
-          <w:sz w:val="20"/>
-          <w:szCs w:val="20"/>
-        </w:rPr>
-        <w:t xml:space="preserve">&lt;x-error&gt;</w:t>
-      </w:r>
-      <w:r>
-        <w:t xml:space="preserve">.</w:t>
+        <w:t xml:space="preserve">tolak()</w:t>
+      </w:r>
+      <w:r>
+        <w:t xml:space="preserve">, catatan wajib diisi.</w:t>
       </w:r>
     </w:p>
     <w:p>
@@ -9503,7 +12726,13 @@
       </w:pPr>
       <w:bookmarkStart w:name="_Toc20" w:id="20"/>
       <w:r>
-        <w:t xml:space="preserve">7.7 Unggah Gambar — </w:t>
+        <w:t xml:space="preserve">7.6 Validasi — Form Request</w:t>
+      </w:r>
+      <w:bookmarkEnd w:id="20"/>
+    </w:p>
+    <w:p>
+      <w:r>
+        <w:t xml:space="preserve">Contoh </w:t>
       </w:r>
       <w:r>
         <w:rPr>
@@ -9512,9 +12741,186 @@
           <w:sz w:val="20"/>
           <w:szCs w:val="20"/>
         </w:rPr>
+        <w:t xml:space="preserve">BarangKeluarRequest</w:t>
+      </w:r>
+      <w:r>
+        <w:t xml:space="preserve">: </w:t>
+      </w:r>
+      <w:r>
+        <w:rPr>
+          <w:rFonts w:ascii="Consolas" w:cs="Consolas" w:eastAsia="Consolas" w:hAnsi="Consolas"/>
+          <w:color w:val="1F4E79"/>
+          <w:sz w:val="20"/>
+          <w:szCs w:val="20"/>
+        </w:rPr>
+        <w:t xml:space="preserve">required</w:t>
+      </w:r>
+      <w:r>
+        <w:t xml:space="preserve">, </w:t>
+      </w:r>
+      <w:r>
+        <w:rPr>
+          <w:rFonts w:ascii="Consolas" w:cs="Consolas" w:eastAsia="Consolas" w:hAnsi="Consolas"/>
+          <w:color w:val="1F4E79"/>
+          <w:sz w:val="20"/>
+          <w:szCs w:val="20"/>
+        </w:rPr>
+        <w:t xml:space="preserve">integer</w:t>
+      </w:r>
+      <w:r>
+        <w:t xml:space="preserve">, </w:t>
+      </w:r>
+      <w:r>
+        <w:rPr>
+          <w:rFonts w:ascii="Consolas" w:cs="Consolas" w:eastAsia="Consolas" w:hAnsi="Consolas"/>
+          <w:color w:val="1F4E79"/>
+          <w:sz w:val="20"/>
+          <w:szCs w:val="20"/>
+        </w:rPr>
+        <w:t xml:space="preserve">min:1</w:t>
+      </w:r>
+      <w:r>
+        <w:t xml:space="preserve">, </w:t>
+      </w:r>
+      <w:r>
+        <w:rPr>
+          <w:rFonts w:ascii="Consolas" w:cs="Consolas" w:eastAsia="Consolas" w:hAnsi="Consolas"/>
+          <w:color w:val="1F4E79"/>
+          <w:sz w:val="20"/>
+          <w:szCs w:val="20"/>
+        </w:rPr>
+        <w:t xml:space="preserve">exists:barang,id_barang</w:t>
+      </w:r>
+      <w:r>
+        <w:t xml:space="preserve">, </w:t>
+      </w:r>
+      <w:r>
+        <w:rPr>
+          <w:rFonts w:ascii="Consolas" w:cs="Consolas" w:eastAsia="Consolas" w:hAnsi="Consolas"/>
+          <w:color w:val="1F4E79"/>
+          <w:sz w:val="20"/>
+          <w:szCs w:val="20"/>
+        </w:rPr>
+        <w:t xml:space="preserve">Rule::in(Barang::STATUS_BARANG)</w:t>
+      </w:r>
+      <w:r>
+        <w:t xml:space="preserve">, aturan foto (</w:t>
+      </w:r>
+      <w:r>
+        <w:rPr>
+          <w:rFonts w:ascii="Consolas" w:cs="Consolas" w:eastAsia="Consolas" w:hAnsi="Consolas"/>
+          <w:color w:val="1F4E79"/>
+          <w:sz w:val="20"/>
+          <w:szCs w:val="20"/>
+        </w:rPr>
+        <w:t xml:space="preserve">required</w:t>
+      </w:r>
+      <w:r>
+        <w:t xml:space="preserve">, </w:t>
+      </w:r>
+      <w:r>
+        <w:rPr>
+          <w:rFonts w:ascii="Consolas" w:cs="Consolas" w:eastAsia="Consolas" w:hAnsi="Consolas"/>
+          <w:color w:val="1F4E79"/>
+          <w:sz w:val="20"/>
+          <w:szCs w:val="20"/>
+        </w:rPr>
+        <w:t xml:space="preserve">image</w:t>
+      </w:r>
+      <w:r>
+        <w:t xml:space="preserve">, </w:t>
+      </w:r>
+      <w:r>
+        <w:rPr>
+          <w:rFonts w:ascii="Consolas" w:cs="Consolas" w:eastAsia="Consolas" w:hAnsi="Consolas"/>
+          <w:color w:val="1F4E79"/>
+          <w:sz w:val="20"/>
+          <w:szCs w:val="20"/>
+        </w:rPr>
+        <w:t xml:space="preserve">mimes:jpg,jpeg,png,webp</w:t>
+      </w:r>
+      <w:r>
+        <w:t xml:space="preserve">, </w:t>
+      </w:r>
+      <w:r>
+        <w:rPr>
+          <w:rFonts w:ascii="Consolas" w:cs="Consolas" w:eastAsia="Consolas" w:hAnsi="Consolas"/>
+          <w:color w:val="1F4E79"/>
+          <w:sz w:val="20"/>
+          <w:szCs w:val="20"/>
+        </w:rPr>
+        <w:t xml:space="preserve">max:2048</w:t>
+      </w:r>
+      <w:r>
+        <w:t xml:space="preserve">), dan pengecekan stok di method </w:t>
+      </w:r>
+      <w:r>
+        <w:rPr>
+          <w:rFonts w:ascii="Consolas" w:cs="Consolas" w:eastAsia="Consolas" w:hAnsi="Consolas"/>
+          <w:color w:val="1F4E79"/>
+          <w:sz w:val="20"/>
+          <w:szCs w:val="20"/>
+        </w:rPr>
+        <w:t xml:space="preserve">after()</w:t>
+      </w:r>
+      <w:r>
+        <w:t xml:space="preserve">. </w:t>
+      </w:r>
+      <w:r>
+        <w:rPr>
+          <w:rFonts w:ascii="Consolas" w:cs="Consolas" w:eastAsia="Consolas" w:hAnsi="Consolas"/>
+          <w:color w:val="1F4E79"/>
+          <w:sz w:val="20"/>
+          <w:szCs w:val="20"/>
+        </w:rPr>
+        <w:t xml:space="preserve">ProfilRequest</w:t>
+      </w:r>
+      <w:r>
+        <w:t xml:space="preserve"> memakai </w:t>
+      </w:r>
+      <w:r>
+        <w:rPr>
+          <w:rFonts w:ascii="Consolas" w:cs="Consolas" w:eastAsia="Consolas" w:hAnsi="Consolas"/>
+          <w:color w:val="1F4E79"/>
+          <w:sz w:val="20"/>
+          <w:szCs w:val="20"/>
+        </w:rPr>
+        <w:t xml:space="preserve">current_password</w:t>
+      </w:r>
+      <w:r>
+        <w:t xml:space="preserve"> untuk memastikan password lama benar. Pesan error tampil di bawah input lewat komponen </w:t>
+      </w:r>
+      <w:r>
+        <w:rPr>
+          <w:rFonts w:ascii="Consolas" w:cs="Consolas" w:eastAsia="Consolas" w:hAnsi="Consolas"/>
+          <w:color w:val="1F4E79"/>
+          <w:sz w:val="20"/>
+          <w:szCs w:val="20"/>
+        </w:rPr>
+        <w:t xml:space="preserve">&lt;x-error&gt;</w:t>
+      </w:r>
+      <w:r>
+        <w:t xml:space="preserve">.</w:t>
+      </w:r>
+    </w:p>
+    <w:p>
+      <w:pPr>
+        <w:pStyle w:val="Heading2"/>
+      </w:pPr>
+      <w:bookmarkStart w:name="_Toc21" w:id="21"/>
+      <w:r>
+        <w:t xml:space="preserve">7.7 Unggah Gambar — </w:t>
+      </w:r>
+      <w:r>
+        <w:rPr>
+          <w:rFonts w:ascii="Consolas" w:cs="Consolas" w:eastAsia="Consolas" w:hAnsi="Consolas"/>
+          <w:color w:val="1F4E79"/>
+          <w:sz w:val="20"/>
+          <w:szCs w:val="20"/>
+        </w:rPr>
         <w:t xml:space="preserve">GambarService</w:t>
       </w:r>
-      <w:bookmarkEnd w:id="20"/>
+      <w:bookmarkEnd w:id="21"/>
     </w:p>
     <w:p>
       <w:pPr>
@@ -9807,14 +13213,14 @@
         <w:t xml:space="preserve">bootstrap/app.php</w:t>
       </w:r>
       <w:r>
-        <w:t xml:space="preserve"> mengembalikan pengguna ke form dengan pesan jelas, dan penyebab aslinya dicatat ke log dalam satu baris pendek berawalan "Gambar gagal disimpan:" (di Vercel: menu Logs, cari kata itu). Bila yang mengunggah adalah Admin, penyebab singkat itu juga ditampilkan langsung di pesan error.</w:t>
+        <w:t xml:space="preserve"> mengembalikan pengguna ke form dengan pesan jelas, dan penyebab aslinya dicatat ke log dalam satu baris pendek berawalan "Gambar gagal disimpan:" (di Vercel: menu Logs, cari kata itu).</w:t>
       </w:r>
     </w:p>
     <w:p>
       <w:pPr>
         <w:pStyle w:val="Heading2"/>
       </w:pPr>
-      <w:bookmarkStart w:name="_Toc21" w:id="21"/>
+      <w:bookmarkStart w:name="_Toc22" w:id="22"/>
       <w:r>
         <w:t xml:space="preserve">7.8 Suasana Login dan Audio — </w:t>
       </w:r>
@@ -9827,7 +13233,7 @@
         </w:rPr>
         <w:t xml:space="preserve">App\Support\Suasana</w:t>
       </w:r>
-      <w:bookmarkEnd w:id="21"/>
+      <w:bookmarkEnd w:id="22"/>
     </w:p>
     <w:p>
       <w:pPr>
@@ -9980,7 +13386,7 @@
       <w:pPr>
         <w:pStyle w:val="Heading2"/>
       </w:pPr>
-      <w:bookmarkStart w:name="_Toc22" w:id="22"/>
+      <w:bookmarkStart w:name="_Toc23" w:id="23"/>
       <w:r>
         <w:t xml:space="preserve">7.9 Mode Terang / Gelap — </w:t>
       </w:r>
@@ -9993,7 +13399,7 @@
         </w:rPr>
         <w:t xml:space="preserve">resources/js/tema.js</w:t>
       </w:r>
-      <w:bookmarkEnd w:id="22"/>
+      <w:bookmarkEnd w:id="23"/>
     </w:p>
     <w:p>
       <w:pPr>
@@ -10149,7 +13555,7 @@
       <w:pPr>
         <w:pStyle w:val="Heading2"/>
       </w:pPr>
-      <w:bookmarkStart w:name="_Toc23" w:id="23"/>
+      <w:bookmarkStart w:name="_Toc24" w:id="24"/>
       <w:r>
         <w:t xml:space="preserve">7.10 Musik Bad Apple!! — </w:t>
       </w:r>
@@ -10162,7 +13568,7 @@
         </w:rPr>
         <w:t xml:space="preserve">resources/js/musik.js</w:t>
       </w:r>
-      <w:bookmarkEnd w:id="23"/>
+      <w:bookmarkEnd w:id="24"/>
     </w:p>
     <w:p>
       <w:pPr>
@@ -10288,11 +13694,11 @@
       <w:pPr>
         <w:pStyle w:val="Heading2"/>
       </w:pPr>
-      <w:bookmarkStart w:name="_Toc24" w:id="24"/>
+      <w:bookmarkStart w:name="_Toc25" w:id="25"/>
       <w:r>
         <w:t xml:space="preserve">7.11 Tanpa Pindah Halaman dan Popup — Turbo</w:t>
       </w:r>
-      <w:bookmarkEnd w:id="24"/>
+      <w:bookmarkEnd w:id="25"/>
     </w:p>
     <w:p>
       <w:pPr>
@@ -10497,7 +13903,7 @@
       <w:pPr>
         <w:pStyle w:val="Heading2"/>
       </w:pPr>
-      <w:bookmarkStart w:name="_Toc25" w:id="25"/>
+      <w:bookmarkStart w:name="_Toc26" w:id="26"/>
       <w:r>
         <w:t xml:space="preserve">7.12 Penanganan Error 419 — </w:t>
       </w:r>
@@ -10510,7 +13916,7 @@
         </w:rPr>
         <w:t xml:space="preserve">bootstrap/app.php</w:t>
       </w:r>
-      <w:bookmarkEnd w:id="25"/>
+      <w:bookmarkEnd w:id="26"/>
     </w:p>
     <w:p>
       <w:r>
@@ -10521,11 +13927,11 @@
       <w:pPr>
         <w:pStyle w:val="Heading1"/>
       </w:pPr>
-      <w:bookmarkStart w:name="_Toc26" w:id="26"/>
+      <w:bookmarkStart w:name="_Toc27" w:id="27"/>
       <w:r>
         <w:t xml:space="preserve">8. Keamanan</w:t>
       </w:r>
-      <w:bookmarkEnd w:id="26"/>
+      <w:bookmarkEnd w:id="27"/>
     </w:p>
     <w:tbl>
       <w:tblPr>
@@ -11336,21 +14742,21 @@
       <w:pPr>
         <w:pStyle w:val="Heading1"/>
       </w:pPr>
-      <w:bookmarkStart w:name="_Toc27" w:id="27"/>
+      <w:bookmarkStart w:name="_Toc28" w:id="28"/>
       <w:r>
         <w:t xml:space="preserve">9. Debugging</w:t>
       </w:r>
-      <w:bookmarkEnd w:id="27"/>
+      <w:bookmarkEnd w:id="28"/>
     </w:p>
     <w:p>
       <w:pPr>
         <w:pStyle w:val="Heading2"/>
       </w:pPr>
-      <w:bookmarkStart w:name="_Toc28" w:id="28"/>
+      <w:bookmarkStart w:name="_Toc29" w:id="29"/>
       <w:r>
         <w:t xml:space="preserve">9.1 Bug yang Ditemukan dan Perbaikannya</w:t>
       </w:r>
-      <w:bookmarkEnd w:id="28"/>
+      <w:bookmarkEnd w:id="29"/>
     </w:p>
     <w:tbl>
       <w:tblPr>
@@ -13914,11 +17320,11 @@
       <w:pPr>
         <w:pStyle w:val="Heading2"/>
       </w:pPr>
-      <w:bookmarkStart w:name="_Toc29" w:id="29"/>
+      <w:bookmarkStart w:name="_Toc30" w:id="30"/>
       <w:r>
         <w:t xml:space="preserve">9.2 Teknik Debugging</w:t>
       </w:r>
-      <w:bookmarkEnd w:id="29"/>
+      <w:bookmarkEnd w:id="30"/>
     </w:p>
     <w:p>
       <w:pPr>
@@ -14118,11 +17524,11 @@
       <w:pPr>
         <w:pStyle w:val="Heading1"/>
       </w:pPr>
-      <w:bookmarkStart w:name="_Toc30" w:id="30"/>
+      <w:bookmarkStart w:name="_Toc31" w:id="31"/>
       <w:r>
         <w:t xml:space="preserve">10. Pengujian Unit Program</w:t>
       </w:r>
-      <w:bookmarkEnd w:id="30"/>
+      <w:bookmarkEnd w:id="31"/>
     </w:p>
     <w:p>
       <w:r>
@@ -14208,7 +17614,7 @@
           <w:b/>
           <w:bCs/>
         </w:rPr>
-        <w:t xml:space="preserve">80 passed (276 assertions)</w:t>
+        <w:t xml:space="preserve">80 passed (275 assertions)</w:t>
       </w:r>
       <w:r>
         <w:t xml:space="preserve">.</w:t>
@@ -15573,7 +18979,7 @@
                 <w:sz w:val="19"/>
                 <w:szCs w:val="19"/>
               </w:rPr>
-              <w:t xml:space="preserve">Penyimpanan gambar gagal (profil, barang, barang keluar): kembali ke form dengan pesan, bukan error 500, data tidak tersimpan; penyebab dicatat dalam satu baris log pendek dan ditampilkan untuk Admin</w:t>
+              <w:t xml:space="preserve">Penyimpanan gambar gagal (profil, barang, barang keluar): kembali ke form dengan pesan, bukan error 500, data tidak tersimpan; penyebab dicatat dalam satu baris log pendek, pesan di layar tanpa detail teknis</w:t>
             </w:r>
           </w:p>
         </w:tc>
@@ -16725,11 +20131,11 @@
       <w:pPr>
         <w:pStyle w:val="Heading1"/>
       </w:pPr>
-      <w:bookmarkStart w:name="_Toc31" w:id="31"/>
+      <w:bookmarkStart w:name="_Toc32" w:id="32"/>
       <w:r>
         <w:t xml:space="preserve">11. Pemetaan Unit Kompetensi</w:t>
       </w:r>
-      <w:bookmarkEnd w:id="31"/>
+      <w:bookmarkEnd w:id="32"/>
     </w:p>
     <w:tbl>
       <w:tblPr>
@@ -18069,11 +21475,11 @@
       <w:pPr>
         <w:pStyle w:val="Heading1"/>
       </w:pPr>
-      <w:bookmarkStart w:name="_Toc32" w:id="32"/>
+      <w:bookmarkStart w:name="_Toc33" w:id="33"/>
       <w:r>
         <w:t xml:space="preserve">12. Skenario Demo</w:t>
       </w:r>
-      <w:bookmarkEnd w:id="32"/>
+      <w:bookmarkEnd w:id="33"/>
     </w:p>
     <w:p>
       <w:pPr>

--- a/dokumen/02_DOKUMENTASI_PROGRAM.docx
+++ b/dokumen/02_DOKUMENTASI_PROGRAM.docx
@@ -630,7 +630,7 @@
                 <w:sz w:val="19"/>
                 <w:szCs w:val="19"/>
               </w:rPr>
-              <w:t xml:space="preserve">PHPUnit 11.5.56 — 80 test, 275 assertion, semua lulus</w:t>
+              <w:t xml:space="preserve">PHPUnit 11.5.56 — 96 test, 371 assertion, semua lulus</w:t>
             </w:r>
           </w:p>
         </w:tc>
@@ -1111,7 +1111,7 @@
           </w:pPr>
           <w:hyperlink w:history="1" w:anchor="_Toc18">
             <w:r>
-              <w:t xml:space="preserve">7.4 Stok — StokService</w:t>
+              <w:t xml:space="preserve">7.4 Stok per Lokasi dan Kondisi — StokService</w:t>
             </w:r>
             <w:r>
               <w:tab/>
@@ -1157,7 +1157,7 @@
           </w:pPr>
           <w:hyperlink w:history="1" w:anchor="_Toc20">
             <w:r>
-              <w:t xml:space="preserve">7.6 Validasi — Form Request</w:t>
+              <w:t xml:space="preserve">7.6 Pengembalian — PengembalianController::store()</w:t>
             </w:r>
             <w:r>
               <w:tab/>
@@ -1180,7 +1180,7 @@
           </w:pPr>
           <w:hyperlink w:history="1" w:anchor="_Toc21">
             <w:r>
-              <w:t xml:space="preserve">7.7 Unggah Gambar — GambarService</w:t>
+              <w:t xml:space="preserve">7.7 Validasi — Form Request</w:t>
             </w:r>
             <w:r>
               <w:tab/>
@@ -1203,7 +1203,7 @@
           </w:pPr>
           <w:hyperlink w:history="1" w:anchor="_Toc22">
             <w:r>
-              <w:t xml:space="preserve">7.8 Suasana Login dan Audio — App\Support\Suasana</w:t>
+              <w:t xml:space="preserve">7.8 Unggah Gambar — GambarService</w:t>
             </w:r>
             <w:r>
               <w:tab/>
@@ -1226,7 +1226,7 @@
           </w:pPr>
           <w:hyperlink w:history="1" w:anchor="_Toc23">
             <w:r>
-              <w:t xml:space="preserve">7.9 Mode Terang / Gelap — resources/js/tema.js</w:t>
+              <w:t xml:space="preserve">7.9 Suasana Login dan Audio — App\Support\Suasana</w:t>
             </w:r>
             <w:r>
               <w:tab/>
@@ -1249,7 +1249,7 @@
           </w:pPr>
           <w:hyperlink w:history="1" w:anchor="_Toc24">
             <w:r>
-              <w:t xml:space="preserve">7.10 Musik Bad Apple!! — resources/js/musik.js</w:t>
+              <w:t xml:space="preserve">7.10 Mode Terang / Gelap — resources/js/tema.js</w:t>
             </w:r>
             <w:r>
               <w:tab/>
@@ -1272,7 +1272,7 @@
           </w:pPr>
           <w:hyperlink w:history="1" w:anchor="_Toc25">
             <w:r>
-              <w:t xml:space="preserve">7.11 Tanpa Pindah Halaman dan Popup — Turbo</w:t>
+              <w:t xml:space="preserve">7.11 Musik Bad Apple!! — resources/js/musik.js</w:t>
             </w:r>
             <w:r>
               <w:tab/>
@@ -1295,7 +1295,7 @@
           </w:pPr>
           <w:hyperlink w:history="1" w:anchor="_Toc26">
             <w:r>
-              <w:t xml:space="preserve">7.12 Penanganan Error 419 — bootstrap/app.php</w:t>
+              <w:t xml:space="preserve">7.12 Tanpa Pindah Halaman dan Popup — Turbo</w:t>
             </w:r>
             <w:r>
               <w:tab/>
@@ -1310,14 +1310,15 @@
         </w:p>
         <w:p>
           <w:pPr>
-            <w:pStyle w:val="TOC1"/>
+            <w:pStyle w:val="TOC2"/>
             <w:tabs>
               <w:tab w:val="right" w:pos="9638" w:leader="dot"/>
             </w:tabs>
+            <w:ind w:left="220"/>
           </w:pPr>
           <w:hyperlink w:history="1" w:anchor="_Toc27">
             <w:r>
-              <w:t xml:space="preserve">8. Keamanan</w:t>
+              <w:t xml:space="preserve">7.13 Penanganan Error 419 — bootstrap/app.php</w:t>
             </w:r>
             <w:r>
               <w:tab/>
@@ -1339,7 +1340,7 @@
           </w:pPr>
           <w:hyperlink w:history="1" w:anchor="_Toc28">
             <w:r>
-              <w:t xml:space="preserve">9. Debugging</w:t>
+              <w:t xml:space="preserve">8. Keamanan</w:t>
             </w:r>
             <w:r>
               <w:tab/>
@@ -1354,15 +1355,14 @@
         </w:p>
         <w:p>
           <w:pPr>
-            <w:pStyle w:val="TOC2"/>
+            <w:pStyle w:val="TOC1"/>
             <w:tabs>
               <w:tab w:val="right" w:pos="9638" w:leader="dot"/>
             </w:tabs>
-            <w:ind w:left="220"/>
           </w:pPr>
           <w:hyperlink w:history="1" w:anchor="_Toc29">
             <w:r>
-              <w:t xml:space="preserve">9.1 Bug yang Ditemukan dan Perbaikannya</w:t>
+              <w:t xml:space="preserve">9. Debugging</w:t>
             </w:r>
             <w:r>
               <w:tab/>
@@ -1385,7 +1385,7 @@
           </w:pPr>
           <w:hyperlink w:history="1" w:anchor="_Toc30">
             <w:r>
-              <w:t xml:space="preserve">9.2 Teknik Debugging</w:t>
+              <w:t xml:space="preserve">9.1 Bug yang Ditemukan dan Perbaikannya</w:t>
             </w:r>
             <w:r>
               <w:tab/>
@@ -1400,14 +1400,15 @@
         </w:p>
         <w:p>
           <w:pPr>
-            <w:pStyle w:val="TOC1"/>
+            <w:pStyle w:val="TOC2"/>
             <w:tabs>
               <w:tab w:val="right" w:pos="9638" w:leader="dot"/>
             </w:tabs>
+            <w:ind w:left="220"/>
           </w:pPr>
           <w:hyperlink w:history="1" w:anchor="_Toc31">
             <w:r>
-              <w:t xml:space="preserve">10. Pengujian Unit Program</w:t>
+              <w:t xml:space="preserve">9.2 Teknik Debugging</w:t>
             </w:r>
             <w:r>
               <w:tab/>
@@ -1429,7 +1430,7 @@
           </w:pPr>
           <w:hyperlink w:history="1" w:anchor="_Toc32">
             <w:r>
-              <w:t xml:space="preserve">11. Pemetaan Unit Kompetensi</w:t>
+              <w:t xml:space="preserve">10. Pengujian Unit Program</w:t>
             </w:r>
             <w:r>
               <w:tab/>
@@ -1451,7 +1452,7 @@
           </w:pPr>
           <w:hyperlink w:history="1" w:anchor="_Toc33">
             <w:r>
-              <w:t xml:space="preserve">12. Skenario Demo</w:t>
+              <w:t xml:space="preserve">11. Pemetaan Unit Kompetensi</w:t>
             </w:r>
             <w:r>
               <w:tab/>
@@ -1459,6 +1460,28 @@
             <w:r>
               <w:fldChar w:fldCharType="begin" w:dirty="true"/>
               <w:instrText xml:space="preserve">PAGEREF _Toc33 \h</w:instrText>
+              <w:fldChar w:fldCharType="separate"/>
+              <w:fldChar w:fldCharType="end"/>
+            </w:r>
+          </w:hyperlink>
+        </w:p>
+        <w:p>
+          <w:pPr>
+            <w:pStyle w:val="TOC1"/>
+            <w:tabs>
+              <w:tab w:val="right" w:pos="9638" w:leader="dot"/>
+            </w:tabs>
+          </w:pPr>
+          <w:hyperlink w:history="1" w:anchor="_Toc34">
+            <w:r>
+              <w:t xml:space="preserve">12. Skenario Demo</w:t>
+            </w:r>
+            <w:r>
+              <w:tab/>
+            </w:r>
+            <w:r>
+              <w:fldChar w:fldCharType="begin" w:dirty="true"/>
+              <w:instrText xml:space="preserve">PAGEREF _Toc34 \h</w:instrText>
               <w:fldChar w:fldCharType="separate"/>
               <w:fldChar w:fldCharType="end"/>
             </w:r>
@@ -1500,7 +1523,7 @@
     </w:p>
     <w:p>
       <w:r>
-        <w:t xml:space="preserve">Inventaris Gudang Sekolah adalah aplikasi web untuk mencatat barang di gudang sekolah, mencatat barang yang masuk, dan mengelola permintaan barang keluar melalui persetujuan. Setiap barang, transaksi, dan pengguna dapat dilengkapi gambar (multimedia).</w:t>
+        <w:t xml:space="preserve">Inventaris Gudang Sekolah adalah aplikasi web untuk mencatat barang di gudang sekolah beserta lokasi dan kondisinya, mencatat barang yang masuk, dan mengelola barang keluar (peminjaman, pemindahan ke ruangan, pemusnahan) melalui persetujuan, termasuk pengembalian barang pinjaman. Setiap barang, transaksi, dan pengguna dapat dilengkapi gambar (multimedia).</w:t>
       </w:r>
     </w:p>
     <w:p>
@@ -1542,6 +1565,30 @@
       </w:pPr>
       <w:r>
         <w:t xml:space="preserve">Tidak ada riwayat siapa yang mencatat dan siapa yang menyetujui.</w:t>
+      </w:r>
+    </w:p>
+    <w:p>
+      <w:pPr>
+        <w:pStyle w:val="ListParagraph"/>
+        <w:numPr>
+          <w:ilvl w:val="0"/>
+          <w:numId w:val="2"/>
+        </w:numPr>
+      </w:pPr>
+      <w:r>
+        <w:t xml:space="preserve">Barang pinjaman tidak tercatat kapan kembali dan dalam kondisi apa.</w:t>
+      </w:r>
+    </w:p>
+    <w:p>
+      <w:pPr>
+        <w:pStyle w:val="ListParagraph"/>
+        <w:numPr>
+          <w:ilvl w:val="0"/>
+          <w:numId w:val="2"/>
+        </w:numPr>
+      </w:pPr>
+      <w:r>
+        <w:t xml:space="preserve">Tidak diketahui barang berada di gudang mana atau sudah dipindah ke ruangan mana.</w:t>
       </w:r>
     </w:p>
     <w:p>
@@ -1749,7 +1796,7 @@
                 <w:sz w:val="19"/>
                 <w:szCs w:val="19"/>
               </w:rPr>
-              <w:t xml:space="preserve">Mengelola pengguna, kategori, dan data barang; mengoreksi data barang masuk</w:t>
+              <w:t xml:space="preserve">Mengelola pengguna, kategori, lokasi, dan data barang; mengoreksi data barang masuk</w:t>
             </w:r>
           </w:p>
         </w:tc>
@@ -1832,7 +1879,7 @@
                 <w:sz w:val="19"/>
                 <w:szCs w:val="19"/>
               </w:rPr>
-              <w:t xml:space="preserve">Mendaftarkan barang, mencatat barang masuk, mengajukan barang keluar (dengan foto bukti)</w:t>
+              <w:t xml:space="preserve">Mendaftarkan barang, mencatat barang masuk, mengajukan barang keluar (dengan foto bukti), mencatat pengembalian pinjaman</w:t>
             </w:r>
           </w:p>
         </w:tc>
@@ -1915,7 +1962,7 @@
                 <w:sz w:val="19"/>
                 <w:szCs w:val="19"/>
               </w:rPr>
-              <w:t xml:space="preserve">Menyetujui / menolak barang keluar dan melihat seluruh data; tidak dapat menambah atau mengeluarkan barang</w:t>
+              <w:t xml:space="preserve">Memeriksa rincian kondisi, menyetujui / menolak barang keluar, dan melihat seluruh data; tidak dapat menambah atau mengeluarkan barang</w:t>
             </w:r>
           </w:p>
         </w:tc>
@@ -1945,10 +1992,20 @@
           <w:b/>
           <w:bCs/>
         </w:rPr>
-        <w:t xml:space="preserve">stok baru berkurang setelah Manager menyetujui</w:t>
-      </w:r>
-      <w:r>
-        <w:t xml:space="preserve"> permintaan barang keluar. Setiap verifikasi mencatat Manager yang memverifikasi, tanggal, dan catatannya.</w:t>
+        <w:t xml:space="preserve">stok baru berubah setelah Manager menyetujui</w:t>
+      </w:r>
+      <w:r>
+        <w:t xml:space="preserve"> permintaan barang keluar. Stok dicatat </w:t>
+      </w:r>
+      <w:r>
+        <w:rPr>
+          <w:b/>
+          <w:bCs/>
+        </w:rPr>
+        <w:t xml:space="preserve">per lokasi dan per kondisi</w:t>
+      </w:r>
+      <w:r>
+        <w:t xml:space="preserve"> (Baik, Rusak Ringan, Rusak Berat). Setiap verifikasi mencatat Manager yang memverifikasi, tanggal, dan catatannya.</w:t>
       </w:r>
     </w:p>
     <w:p>
@@ -2566,7 +2623,7 @@
                 <w:sz w:val="19"/>
                 <w:szCs w:val="19"/>
               </w:rPr>
-              <w:t xml:space="preserve">Daftar, cari, filter kategori, detail riwayat, tambah dengan kode otomatis, gambar barang</w:t>
+              <w:t xml:space="preserve">Daftar, cari, filter kategori dan lokasi, detail riwayat, stok per lokasi dan kondisi, tambah dengan kode otomatis, gambar barang</w:t>
             </w:r>
           </w:p>
         </w:tc>
@@ -2623,7 +2680,7 @@
                 <w:sz w:val="19"/>
                 <w:szCs w:val="19"/>
               </w:rPr>
-              <w:t xml:space="preserve">Barang masuk</w:t>
+              <w:t xml:space="preserve">Lokasi</w:t>
             </w:r>
           </w:p>
         </w:tc>
@@ -2649,7 +2706,7 @@
                 <w:sz w:val="19"/>
                 <w:szCs w:val="19"/>
               </w:rPr>
-              <w:t xml:space="preserve">Catat penerimaan (stok bertambah), foto bukti opsional, filter tanggal, koreksi oleh Admin</w:t>
+              <w:t xml:space="preserve">Data master tempat barang (Gudang / Ruangan): tambah, ubah, hapus (Admin)</w:t>
             </w:r>
           </w:p>
         </w:tc>
@@ -2706,7 +2763,7 @@
                 <w:sz w:val="19"/>
                 <w:szCs w:val="19"/>
               </w:rPr>
-              <w:t xml:space="preserve">Barang keluar</w:t>
+              <w:t xml:space="preserve">Barang masuk</w:t>
             </w:r>
           </w:p>
         </w:tc>
@@ -2732,7 +2789,7 @@
                 <w:sz w:val="19"/>
                 <w:szCs w:val="19"/>
               </w:rPr>
-              <w:t xml:space="preserve">Ajukan permintaan dengan foto bukti wajib (Pending), verifikasi Setujui/Tolak oleh Manager, tab filter status</w:t>
+              <w:t xml:space="preserve">Catat penerimaan ke lokasi tertentu dengan rincian kondisi (Baik / Rusak Ringan / Rusak Berat), foto bukti opsional, filter tanggal, koreksi oleh Admin</w:t>
             </w:r>
           </w:p>
         </w:tc>
@@ -2789,7 +2846,7 @@
                 <w:sz w:val="19"/>
                 <w:szCs w:val="19"/>
               </w:rPr>
-              <w:t xml:space="preserve">Cetak</w:t>
+              <w:t xml:space="preserve">Barang keluar</w:t>
             </w:r>
           </w:p>
         </w:tc>
@@ -2815,7 +2872,55 @@
                 <w:sz w:val="19"/>
                 <w:szCs w:val="19"/>
               </w:rPr>
-              <w:t xml:space="preserve">Daftar barang, barang masuk, dan barang keluar dapat dicetak</w:t>
+              <w:t xml:space="preserve">Tiga jenis: </w:t>
+            </w:r>
+            <w:r>
+              <w:rPr>
+                <w:b/>
+                <w:bCs/>
+                <w:sz w:val="19"/>
+                <w:szCs w:val="19"/>
+              </w:rPr>
+              <w:t xml:space="preserve">Peminjaman</w:t>
+            </w:r>
+            <w:r>
+              <w:rPr>
+                <w:sz w:val="19"/>
+                <w:szCs w:val="19"/>
+              </w:rPr>
+              <w:t xml:space="preserve">, </w:t>
+            </w:r>
+            <w:r>
+              <w:rPr>
+                <w:b/>
+                <w:bCs/>
+                <w:sz w:val="19"/>
+                <w:szCs w:val="19"/>
+              </w:rPr>
+              <w:t xml:space="preserve">Pemindahan</w:t>
+            </w:r>
+            <w:r>
+              <w:rPr>
+                <w:sz w:val="19"/>
+                <w:szCs w:val="19"/>
+              </w:rPr>
+              <w:t xml:space="preserve"> ke ruangan, </w:t>
+            </w:r>
+            <w:r>
+              <w:rPr>
+                <w:b/>
+                <w:bCs/>
+                <w:sz w:val="19"/>
+                <w:szCs w:val="19"/>
+              </w:rPr>
+              <w:t xml:space="preserve">Pemusnahan</w:t>
+            </w:r>
+            <w:r>
+              <w:rPr>
+                <w:sz w:val="19"/>
+                <w:szCs w:val="19"/>
+              </w:rPr>
+              <w:t xml:space="preserve"> barang Rusak Berat; rincian kondisi, foto bukti wajib (Pending), Manager memeriksa dan boleh mengoreksi rincian sebelum Setujui / Tolak, tab filter status dan "Sedang Dipinjam"</w:t>
             </w:r>
           </w:p>
         </w:tc>
@@ -2872,7 +2977,7 @@
                 <w:sz w:val="19"/>
                 <w:szCs w:val="19"/>
               </w:rPr>
-              <w:t xml:space="preserve">Tema monokrom &amp; mode terang / gelap</w:t>
+              <w:t xml:space="preserve">Pengembalian</w:t>
             </w:r>
           </w:p>
         </w:tc>
@@ -2898,7 +3003,7 @@
                 <w:sz w:val="19"/>
                 <w:szCs w:val="19"/>
               </w:rPr>
-              <w:t xml:space="preserve">Tampilan hitam-putih ala video Bad Apple!!; tombol bulan/matahari di topbar dan login; tema baru muncul dengan efek lingkaran membesar; tema awal mengikuti jam (malam = gelap)</w:t>
+              <w:t xml:space="preserve">Barang pinjaman dikembalikan (boleh bertahap) dengan kondisi saat kembali; status Dipinjam / Dikembalikan Sebagian / Dikembalikan / Terlambat</w:t>
             </w:r>
           </w:p>
         </w:tc>
@@ -2955,7 +3060,7 @@
                 <w:sz w:val="19"/>
                 <w:szCs w:val="19"/>
               </w:rPr>
-              <w:t xml:space="preserve">Musik Bad Apple!!</w:t>
+              <w:t xml:space="preserve">Cetak</w:t>
             </w:r>
           </w:p>
         </w:tc>
@@ -2981,7 +3086,7 @@
                 <w:sz w:val="19"/>
                 <w:szCs w:val="19"/>
               </w:rPr>
-              <w:t xml:space="preserve">Tombol not musik di topbar dan login untuk memutar / menjeda lagu Bad Apple!! (MP3), posisi lagu berlanjut saat pindah halaman</w:t>
+              <w:t xml:space="preserve">Daftar barang, barang masuk, dan barang keluar dapat dicetak</w:t>
             </w:r>
           </w:p>
         </w:tc>
@@ -3038,7 +3143,7 @@
                 <w:sz w:val="19"/>
                 <w:szCs w:val="19"/>
               </w:rPr>
-              <w:t xml:space="preserve">Tanpa pindah halaman</w:t>
+              <w:t xml:space="preserve">Tema monokrom &amp; mode terang / gelap</w:t>
             </w:r>
           </w:p>
         </w:tc>
@@ -3064,7 +3169,7 @@
                 <w:sz w:val="19"/>
                 <w:szCs w:val="19"/>
               </w:rPr>
-              <w:t xml:space="preserve">Menu dibuka tanpa memuat ulang halaman (Turbo); form tambah, ubah, dan detail tampil sebagai popup</w:t>
+              <w:t xml:space="preserve">Tampilan hitam-putih ala video Bad Apple!!; tombol bulan/matahari di topbar dan login; tema baru muncul dengan efek lingkaran membesar; tema awal mengikuti jam (malam = gelap)</w:t>
             </w:r>
           </w:p>
         </w:tc>
@@ -3096,6 +3201,172 @@
                 <w:szCs w:val="19"/>
               </w:rPr>
               <w:t xml:space="preserve">13</w:t>
+            </w:r>
+          </w:p>
+        </w:tc>
+        <w:tc>
+          <w:tcPr>
+            <w:tcW w:type="dxa" w:w="3339"/>
+            <w:tcBorders>
+              <w:top w:val="single" w:color="BFBFBF" w:sz="4"/>
+              <w:left w:val="single" w:color="BFBFBF" w:sz="4"/>
+              <w:bottom w:val="single" w:color="BFBFBF" w:sz="4"/>
+              <w:right w:val="single" w:color="BFBFBF" w:sz="4"/>
+            </w:tcBorders>
+            <w:tcMar>
+              <w:top w:type="dxa" w:w="60"/>
+              <w:left w:type="dxa" w:w="100"/>
+              <w:bottom w:type="dxa" w:w="60"/>
+              <w:right w:type="dxa" w:w="100"/>
+            </w:tcMar>
+          </w:tcPr>
+          <w:p>
+            <w:r>
+              <w:rPr>
+                <w:sz w:val="19"/>
+                <w:szCs w:val="19"/>
+              </w:rPr>
+              <w:t xml:space="preserve">Musik Bad Apple!!</w:t>
+            </w:r>
+          </w:p>
+        </w:tc>
+        <w:tc>
+          <w:tcPr>
+            <w:tcW w:type="dxa" w:w="5727"/>
+            <w:tcBorders>
+              <w:top w:val="single" w:color="BFBFBF" w:sz="4"/>
+              <w:left w:val="single" w:color="BFBFBF" w:sz="4"/>
+              <w:bottom w:val="single" w:color="BFBFBF" w:sz="4"/>
+              <w:right w:val="single" w:color="BFBFBF" w:sz="4"/>
+            </w:tcBorders>
+            <w:tcMar>
+              <w:top w:type="dxa" w:w="60"/>
+              <w:left w:type="dxa" w:w="100"/>
+              <w:bottom w:type="dxa" w:w="60"/>
+              <w:right w:type="dxa" w:w="100"/>
+            </w:tcMar>
+          </w:tcPr>
+          <w:p>
+            <w:r>
+              <w:rPr>
+                <w:sz w:val="19"/>
+                <w:szCs w:val="19"/>
+              </w:rPr>
+              <w:t xml:space="preserve">Tombol not musik di topbar dan login untuk memutar / menjeda lagu Bad Apple!! (MP3), posisi lagu berlanjut saat pindah halaman</w:t>
+            </w:r>
+          </w:p>
+        </w:tc>
+      </w:tr>
+      <w:tr>
+        <w:trPr>
+          <w:tblHeader w:val="off"/>
+        </w:trPr>
+        <w:tc>
+          <w:tcPr>
+            <w:tcW w:type="dxa" w:w="572"/>
+            <w:tcBorders>
+              <w:top w:val="single" w:color="BFBFBF" w:sz="4"/>
+              <w:left w:val="single" w:color="BFBFBF" w:sz="4"/>
+              <w:bottom w:val="single" w:color="BFBFBF" w:sz="4"/>
+              <w:right w:val="single" w:color="BFBFBF" w:sz="4"/>
+            </w:tcBorders>
+            <w:tcMar>
+              <w:top w:type="dxa" w:w="60"/>
+              <w:left w:type="dxa" w:w="100"/>
+              <w:bottom w:type="dxa" w:w="60"/>
+              <w:right w:type="dxa" w:w="100"/>
+            </w:tcMar>
+          </w:tcPr>
+          <w:p>
+            <w:r>
+              <w:rPr>
+                <w:sz w:val="19"/>
+                <w:szCs w:val="19"/>
+              </w:rPr>
+              <w:t xml:space="preserve">14</w:t>
+            </w:r>
+          </w:p>
+        </w:tc>
+        <w:tc>
+          <w:tcPr>
+            <w:tcW w:type="dxa" w:w="3339"/>
+            <w:tcBorders>
+              <w:top w:val="single" w:color="BFBFBF" w:sz="4"/>
+              <w:left w:val="single" w:color="BFBFBF" w:sz="4"/>
+              <w:bottom w:val="single" w:color="BFBFBF" w:sz="4"/>
+              <w:right w:val="single" w:color="BFBFBF" w:sz="4"/>
+            </w:tcBorders>
+            <w:tcMar>
+              <w:top w:type="dxa" w:w="60"/>
+              <w:left w:type="dxa" w:w="100"/>
+              <w:bottom w:type="dxa" w:w="60"/>
+              <w:right w:type="dxa" w:w="100"/>
+            </w:tcMar>
+          </w:tcPr>
+          <w:p>
+            <w:r>
+              <w:rPr>
+                <w:sz w:val="19"/>
+                <w:szCs w:val="19"/>
+              </w:rPr>
+              <w:t xml:space="preserve">Tanpa pindah halaman</w:t>
+            </w:r>
+          </w:p>
+        </w:tc>
+        <w:tc>
+          <w:tcPr>
+            <w:tcW w:type="dxa" w:w="5727"/>
+            <w:tcBorders>
+              <w:top w:val="single" w:color="BFBFBF" w:sz="4"/>
+              <w:left w:val="single" w:color="BFBFBF" w:sz="4"/>
+              <w:bottom w:val="single" w:color="BFBFBF" w:sz="4"/>
+              <w:right w:val="single" w:color="BFBFBF" w:sz="4"/>
+            </w:tcBorders>
+            <w:tcMar>
+              <w:top w:type="dxa" w:w="60"/>
+              <w:left w:type="dxa" w:w="100"/>
+              <w:bottom w:type="dxa" w:w="60"/>
+              <w:right w:type="dxa" w:w="100"/>
+            </w:tcMar>
+          </w:tcPr>
+          <w:p>
+            <w:r>
+              <w:rPr>
+                <w:sz w:val="19"/>
+                <w:szCs w:val="19"/>
+              </w:rPr>
+              <w:t xml:space="preserve">Menu dibuka tanpa memuat ulang halaman (Turbo); form tambah, ubah, dan detail tampil sebagai popup</w:t>
+            </w:r>
+          </w:p>
+        </w:tc>
+      </w:tr>
+      <w:tr>
+        <w:trPr>
+          <w:tblHeader w:val="off"/>
+        </w:trPr>
+        <w:tc>
+          <w:tcPr>
+            <w:tcW w:type="dxa" w:w="572"/>
+            <w:tcBorders>
+              <w:top w:val="single" w:color="BFBFBF" w:sz="4"/>
+              <w:left w:val="single" w:color="BFBFBF" w:sz="4"/>
+              <w:bottom w:val="single" w:color="BFBFBF" w:sz="4"/>
+              <w:right w:val="single" w:color="BFBFBF" w:sz="4"/>
+            </w:tcBorders>
+            <w:tcMar>
+              <w:top w:type="dxa" w:w="60"/>
+              <w:left w:type="dxa" w:w="100"/>
+              <w:bottom w:type="dxa" w:w="60"/>
+              <w:right w:type="dxa" w:w="100"/>
+            </w:tcMar>
+          </w:tcPr>
+          <w:p>
+            <w:r>
+              <w:rPr>
+                <w:sz w:val="19"/>
+                <w:szCs w:val="19"/>
+              </w:rPr>
+              <w:t xml:space="preserve">15</w:t>
             </w:r>
           </w:p>
         </w:tc>
@@ -3367,6 +3638,21 @@
           <w:szCs w:val="20"/>
         </w:rPr>
         <w:t xml:space="preserve">php artisan migrate:fresh --seed</w:t>
+      </w:r>
+      <w:r>
+        <w:t xml:space="preserve"> (database yang sudah berisi data cukup </w:t>
+      </w:r>
+      <w:r>
+        <w:rPr>
+          <w:rFonts w:ascii="Consolas" w:cs="Consolas" w:eastAsia="Consolas" w:hAnsi="Consolas"/>
+          <w:color w:val="1F4E79"/>
+          <w:sz w:val="20"/>
+          <w:szCs w:val="20"/>
+        </w:rPr>
+        <w:t xml:space="preserve">php artisan migrate</w:t>
+      </w:r>
+      <w:r>
+        <w:t xml:space="preserve">; data lama otomatis dipindahkan ke struktur lokasi dan kondisi)</w:t>
       </w:r>
     </w:p>
     <w:p>
@@ -6849,11 +7135,11 @@
         </w:tblBorders>
       </w:tblPr>
       <w:tblGrid>
-        <w:gridCol w:w="781"/>
-        <w:gridCol w:w="6121"/>
-        <w:gridCol w:w="781"/>
-        <w:gridCol w:w="1041"/>
-        <w:gridCol w:w="914"/>
+        <w:gridCol w:w="664"/>
+        <w:gridCol w:w="6646"/>
+        <w:gridCol w:w="664"/>
+        <w:gridCol w:w="886"/>
+        <w:gridCol w:w="778"/>
       </w:tblGrid>
       <w:tr>
         <w:trPr>
@@ -6861,7 +7147,7 @@
         </w:trPr>
         <w:tc>
           <w:tcPr>
-            <w:tcW w:type="dxa" w:w="781"/>
+            <w:tcW w:type="dxa" w:w="664"/>
             <w:tcBorders>
               <w:top w:val="single" w:color="BFBFBF" w:sz="4"/>
               <w:left w:val="single" w:color="BFBFBF" w:sz="4"/>
@@ -6891,7 +7177,7 @@
         </w:tc>
         <w:tc>
           <w:tcPr>
-            <w:tcW w:type="dxa" w:w="6121"/>
+            <w:tcW w:type="dxa" w:w="6646"/>
             <w:tcBorders>
               <w:top w:val="single" w:color="BFBFBF" w:sz="4"/>
               <w:left w:val="single" w:color="BFBFBF" w:sz="4"/>
@@ -6921,7 +7207,7 @@
         </w:tc>
         <w:tc>
           <w:tcPr>
-            <w:tcW w:type="dxa" w:w="781"/>
+            <w:tcW w:type="dxa" w:w="664"/>
             <w:tcBorders>
               <w:top w:val="single" w:color="BFBFBF" w:sz="4"/>
               <w:left w:val="single" w:color="BFBFBF" w:sz="4"/>
@@ -6951,7 +7237,7 @@
         </w:tc>
         <w:tc>
           <w:tcPr>
-            <w:tcW w:type="dxa" w:w="1041"/>
+            <w:tcW w:type="dxa" w:w="886"/>
             <w:tcBorders>
               <w:top w:val="single" w:color="BFBFBF" w:sz="4"/>
               <w:left w:val="single" w:color="BFBFBF" w:sz="4"/>
@@ -6981,7 +7267,7 @@
         </w:tc>
         <w:tc>
           <w:tcPr>
-            <w:tcW w:type="dxa" w:w="914"/>
+            <w:tcW w:type="dxa" w:w="778"/>
             <w:tcBorders>
               <w:top w:val="single" w:color="BFBFBF" w:sz="4"/>
               <w:left w:val="single" w:color="BFBFBF" w:sz="4"/>
@@ -7016,7 +7302,7 @@
         </w:trPr>
         <w:tc>
           <w:tcPr>
-            <w:tcW w:type="dxa" w:w="781"/>
+            <w:tcW w:type="dxa" w:w="664"/>
             <w:tcBorders>
               <w:top w:val="single" w:color="BFBFBF" w:sz="4"/>
               <w:left w:val="single" w:color="BFBFBF" w:sz="4"/>
@@ -7042,7 +7328,7 @@
         </w:tc>
         <w:tc>
           <w:tcPr>
-            <w:tcW w:type="dxa" w:w="6121"/>
+            <w:tcW w:type="dxa" w:w="6646"/>
             <w:tcBorders>
               <w:top w:val="single" w:color="BFBFBF" w:sz="4"/>
               <w:left w:val="single" w:color="BFBFBF" w:sz="4"/>
@@ -7068,7 +7354,7 @@
         </w:tc>
         <w:tc>
           <w:tcPr>
-            <w:tcW w:type="dxa" w:w="781"/>
+            <w:tcW w:type="dxa" w:w="664"/>
             <w:tcBorders>
               <w:top w:val="single" w:color="BFBFBF" w:sz="4"/>
               <w:left w:val="single" w:color="BFBFBF" w:sz="4"/>
@@ -7094,7 +7380,7 @@
         </w:tc>
         <w:tc>
           <w:tcPr>
-            <w:tcW w:type="dxa" w:w="1041"/>
+            <w:tcW w:type="dxa" w:w="886"/>
             <w:tcBorders>
               <w:top w:val="single" w:color="BFBFBF" w:sz="4"/>
               <w:left w:val="single" w:color="BFBFBF" w:sz="4"/>
@@ -7120,7 +7406,7 @@
         </w:tc>
         <w:tc>
           <w:tcPr>
-            <w:tcW w:type="dxa" w:w="914"/>
+            <w:tcW w:type="dxa" w:w="778"/>
             <w:tcBorders>
               <w:top w:val="single" w:color="BFBFBF" w:sz="4"/>
               <w:left w:val="single" w:color="BFBFBF" w:sz="4"/>
@@ -7151,7 +7437,7 @@
         </w:trPr>
         <w:tc>
           <w:tcPr>
-            <w:tcW w:type="dxa" w:w="781"/>
+            <w:tcW w:type="dxa" w:w="664"/>
             <w:tcBorders>
               <w:top w:val="single" w:color="BFBFBF" w:sz="4"/>
               <w:left w:val="single" w:color="BFBFBF" w:sz="4"/>
@@ -7177,7 +7463,7 @@
         </w:tc>
         <w:tc>
           <w:tcPr>
-            <w:tcW w:type="dxa" w:w="6121"/>
+            <w:tcW w:type="dxa" w:w="6646"/>
             <w:tcBorders>
               <w:top w:val="single" w:color="BFBFBF" w:sz="4"/>
               <w:left w:val="single" w:color="BFBFBF" w:sz="4"/>
@@ -7203,7 +7489,7 @@
         </w:tc>
         <w:tc>
           <w:tcPr>
-            <w:tcW w:type="dxa" w:w="781"/>
+            <w:tcW w:type="dxa" w:w="664"/>
             <w:tcBorders>
               <w:top w:val="single" w:color="BFBFBF" w:sz="4"/>
               <w:left w:val="single" w:color="BFBFBF" w:sz="4"/>
@@ -7229,7 +7515,7 @@
         </w:tc>
         <w:tc>
           <w:tcPr>
-            <w:tcW w:type="dxa" w:w="1041"/>
+            <w:tcW w:type="dxa" w:w="886"/>
             <w:tcBorders>
               <w:top w:val="single" w:color="BFBFBF" w:sz="4"/>
               <w:left w:val="single" w:color="BFBFBF" w:sz="4"/>
@@ -7255,7 +7541,7 @@
         </w:tc>
         <w:tc>
           <w:tcPr>
-            <w:tcW w:type="dxa" w:w="914"/>
+            <w:tcW w:type="dxa" w:w="778"/>
             <w:tcBorders>
               <w:top w:val="single" w:color="BFBFBF" w:sz="4"/>
               <w:left w:val="single" w:color="BFBFBF" w:sz="4"/>
@@ -7286,7 +7572,7 @@
         </w:trPr>
         <w:tc>
           <w:tcPr>
-            <w:tcW w:type="dxa" w:w="781"/>
+            <w:tcW w:type="dxa" w:w="664"/>
             <w:tcBorders>
               <w:top w:val="single" w:color="BFBFBF" w:sz="4"/>
               <w:left w:val="single" w:color="BFBFBF" w:sz="4"/>
@@ -7312,7 +7598,7 @@
         </w:tc>
         <w:tc>
           <w:tcPr>
-            <w:tcW w:type="dxa" w:w="6121"/>
+            <w:tcW w:type="dxa" w:w="6646"/>
             <w:tcBorders>
               <w:top w:val="single" w:color="BFBFBF" w:sz="4"/>
               <w:left w:val="single" w:color="BFBFBF" w:sz="4"/>
@@ -7338,7 +7624,7 @@
         </w:tc>
         <w:tc>
           <w:tcPr>
-            <w:tcW w:type="dxa" w:w="781"/>
+            <w:tcW w:type="dxa" w:w="664"/>
             <w:tcBorders>
               <w:top w:val="single" w:color="BFBFBF" w:sz="4"/>
               <w:left w:val="single" w:color="BFBFBF" w:sz="4"/>
@@ -7364,7 +7650,7 @@
         </w:tc>
         <w:tc>
           <w:tcPr>
-            <w:tcW w:type="dxa" w:w="1041"/>
+            <w:tcW w:type="dxa" w:w="886"/>
             <w:tcBorders>
               <w:top w:val="single" w:color="BFBFBF" w:sz="4"/>
               <w:left w:val="single" w:color="BFBFBF" w:sz="4"/>
@@ -7390,7 +7676,7 @@
         </w:tc>
         <w:tc>
           <w:tcPr>
-            <w:tcW w:type="dxa" w:w="914"/>
+            <w:tcW w:type="dxa" w:w="778"/>
             <w:tcBorders>
               <w:top w:val="single" w:color="BFBFBF" w:sz="4"/>
               <w:left w:val="single" w:color="BFBFBF" w:sz="4"/>
@@ -7421,7 +7707,7 @@
         </w:trPr>
         <w:tc>
           <w:tcPr>
-            <w:tcW w:type="dxa" w:w="781"/>
+            <w:tcW w:type="dxa" w:w="664"/>
             <w:tcBorders>
               <w:top w:val="single" w:color="BFBFBF" w:sz="4"/>
               <w:left w:val="single" w:color="BFBFBF" w:sz="4"/>
@@ -7447,33 +7733,33 @@
         </w:tc>
         <w:tc>
           <w:tcPr>
-            <w:tcW w:type="dxa" w:w="6121"/>
-            <w:tcBorders>
-              <w:top w:val="single" w:color="BFBFBF" w:sz="4"/>
-              <w:left w:val="single" w:color="BFBFBF" w:sz="4"/>
-              <w:bottom w:val="single" w:color="BFBFBF" w:sz="4"/>
-              <w:right w:val="single" w:color="BFBFBF" w:sz="4"/>
-            </w:tcBorders>
-            <w:tcMar>
-              <w:top w:type="dxa" w:w="60"/>
-              <w:left w:type="dxa" w:w="100"/>
-              <w:bottom w:type="dxa" w:w="60"/>
-              <w:right w:type="dxa" w:w="100"/>
-            </w:tcMar>
-          </w:tcPr>
-          <w:p>
-            <w:r>
-              <w:rPr>
-                <w:sz w:val="19"/>
-                <w:szCs w:val="19"/>
-              </w:rPr>
-              <w:t xml:space="preserve">Kelola kategori</w:t>
-            </w:r>
-          </w:p>
-        </w:tc>
-        <w:tc>
-          <w:tcPr>
-            <w:tcW w:type="dxa" w:w="781"/>
+            <w:tcW w:type="dxa" w:w="6646"/>
+            <w:tcBorders>
+              <w:top w:val="single" w:color="BFBFBF" w:sz="4"/>
+              <w:left w:val="single" w:color="BFBFBF" w:sz="4"/>
+              <w:bottom w:val="single" w:color="BFBFBF" w:sz="4"/>
+              <w:right w:val="single" w:color="BFBFBF" w:sz="4"/>
+            </w:tcBorders>
+            <w:tcMar>
+              <w:top w:type="dxa" w:w="60"/>
+              <w:left w:type="dxa" w:w="100"/>
+              <w:bottom w:type="dxa" w:w="60"/>
+              <w:right w:type="dxa" w:w="100"/>
+            </w:tcMar>
+          </w:tcPr>
+          <w:p>
+            <w:r>
+              <w:rPr>
+                <w:sz w:val="19"/>
+                <w:szCs w:val="19"/>
+              </w:rPr>
+              <w:t xml:space="preserve">Kelola kategori dan lokasi</w:t>
+            </w:r>
+          </w:p>
+        </w:tc>
+        <w:tc>
+          <w:tcPr>
+            <w:tcW w:type="dxa" w:w="664"/>
             <w:tcBorders>
               <w:top w:val="single" w:color="BFBFBF" w:sz="4"/>
               <w:left w:val="single" w:color="BFBFBF" w:sz="4"/>
@@ -7499,7 +7785,7 @@
         </w:tc>
         <w:tc>
           <w:tcPr>
-            <w:tcW w:type="dxa" w:w="1041"/>
+            <w:tcW w:type="dxa" w:w="886"/>
             <w:tcBorders>
               <w:top w:val="single" w:color="BFBFBF" w:sz="4"/>
               <w:left w:val="single" w:color="BFBFBF" w:sz="4"/>
@@ -7525,7 +7811,7 @@
         </w:tc>
         <w:tc>
           <w:tcPr>
-            <w:tcW w:type="dxa" w:w="914"/>
+            <w:tcW w:type="dxa" w:w="778"/>
             <w:tcBorders>
               <w:top w:val="single" w:color="BFBFBF" w:sz="4"/>
               <w:left w:val="single" w:color="BFBFBF" w:sz="4"/>
@@ -7556,7 +7842,7 @@
         </w:trPr>
         <w:tc>
           <w:tcPr>
-            <w:tcW w:type="dxa" w:w="781"/>
+            <w:tcW w:type="dxa" w:w="664"/>
             <w:tcBorders>
               <w:top w:val="single" w:color="BFBFBF" w:sz="4"/>
               <w:left w:val="single" w:color="BFBFBF" w:sz="4"/>
@@ -7582,7 +7868,7 @@
         </w:tc>
         <w:tc>
           <w:tcPr>
-            <w:tcW w:type="dxa" w:w="6121"/>
+            <w:tcW w:type="dxa" w:w="6646"/>
             <w:tcBorders>
               <w:top w:val="single" w:color="BFBFBF" w:sz="4"/>
               <w:left w:val="single" w:color="BFBFBF" w:sz="4"/>
@@ -7608,7 +7894,7 @@
         </w:tc>
         <w:tc>
           <w:tcPr>
-            <w:tcW w:type="dxa" w:w="781"/>
+            <w:tcW w:type="dxa" w:w="664"/>
             <w:tcBorders>
               <w:top w:val="single" w:color="BFBFBF" w:sz="4"/>
               <w:left w:val="single" w:color="BFBFBF" w:sz="4"/>
@@ -7634,7 +7920,7 @@
         </w:tc>
         <w:tc>
           <w:tcPr>
-            <w:tcW w:type="dxa" w:w="1041"/>
+            <w:tcW w:type="dxa" w:w="886"/>
             <w:tcBorders>
               <w:top w:val="single" w:color="BFBFBF" w:sz="4"/>
               <w:left w:val="single" w:color="BFBFBF" w:sz="4"/>
@@ -7660,7 +7946,7 @@
         </w:tc>
         <w:tc>
           <w:tcPr>
-            <w:tcW w:type="dxa" w:w="914"/>
+            <w:tcW w:type="dxa" w:w="778"/>
             <w:tcBorders>
               <w:top w:val="single" w:color="BFBFBF" w:sz="4"/>
               <w:left w:val="single" w:color="BFBFBF" w:sz="4"/>
@@ -7691,7 +7977,7 @@
         </w:trPr>
         <w:tc>
           <w:tcPr>
-            <w:tcW w:type="dxa" w:w="781"/>
+            <w:tcW w:type="dxa" w:w="664"/>
             <w:tcBorders>
               <w:top w:val="single" w:color="BFBFBF" w:sz="4"/>
               <w:left w:val="single" w:color="BFBFBF" w:sz="4"/>
@@ -7717,7 +8003,7 @@
         </w:tc>
         <w:tc>
           <w:tcPr>
-            <w:tcW w:type="dxa" w:w="6121"/>
+            <w:tcW w:type="dxa" w:w="6646"/>
             <w:tcBorders>
               <w:top w:val="single" w:color="BFBFBF" w:sz="4"/>
               <w:left w:val="single" w:color="BFBFBF" w:sz="4"/>
@@ -7743,7 +8029,7 @@
         </w:tc>
         <w:tc>
           <w:tcPr>
-            <w:tcW w:type="dxa" w:w="781"/>
+            <w:tcW w:type="dxa" w:w="664"/>
             <w:tcBorders>
               <w:top w:val="single" w:color="BFBFBF" w:sz="4"/>
               <w:left w:val="single" w:color="BFBFBF" w:sz="4"/>
@@ -7769,7 +8055,7 @@
         </w:tc>
         <w:tc>
           <w:tcPr>
-            <w:tcW w:type="dxa" w:w="1041"/>
+            <w:tcW w:type="dxa" w:w="886"/>
             <w:tcBorders>
               <w:top w:val="single" w:color="BFBFBF" w:sz="4"/>
               <w:left w:val="single" w:color="BFBFBF" w:sz="4"/>
@@ -7795,7 +8081,7 @@
         </w:tc>
         <w:tc>
           <w:tcPr>
-            <w:tcW w:type="dxa" w:w="914"/>
+            <w:tcW w:type="dxa" w:w="778"/>
             <w:tcBorders>
               <w:top w:val="single" w:color="BFBFBF" w:sz="4"/>
               <w:left w:val="single" w:color="BFBFBF" w:sz="4"/>
@@ -7826,7 +8112,7 @@
         </w:trPr>
         <w:tc>
           <w:tcPr>
-            <w:tcW w:type="dxa" w:w="781"/>
+            <w:tcW w:type="dxa" w:w="664"/>
             <w:tcBorders>
               <w:top w:val="single" w:color="BFBFBF" w:sz="4"/>
               <w:left w:val="single" w:color="BFBFBF" w:sz="4"/>
@@ -7852,7 +8138,7 @@
         </w:tc>
         <w:tc>
           <w:tcPr>
-            <w:tcW w:type="dxa" w:w="6121"/>
+            <w:tcW w:type="dxa" w:w="6646"/>
             <w:tcBorders>
               <w:top w:val="single" w:color="BFBFBF" w:sz="4"/>
               <w:left w:val="single" w:color="BFBFBF" w:sz="4"/>
@@ -7878,7 +8164,7 @@
         </w:tc>
         <w:tc>
           <w:tcPr>
-            <w:tcW w:type="dxa" w:w="781"/>
+            <w:tcW w:type="dxa" w:w="664"/>
             <w:tcBorders>
               <w:top w:val="single" w:color="BFBFBF" w:sz="4"/>
               <w:left w:val="single" w:color="BFBFBF" w:sz="4"/>
@@ -7904,7 +8190,7 @@
         </w:tc>
         <w:tc>
           <w:tcPr>
-            <w:tcW w:type="dxa" w:w="1041"/>
+            <w:tcW w:type="dxa" w:w="886"/>
             <w:tcBorders>
               <w:top w:val="single" w:color="BFBFBF" w:sz="4"/>
               <w:left w:val="single" w:color="BFBFBF" w:sz="4"/>
@@ -7930,7 +8216,7 @@
         </w:tc>
         <w:tc>
           <w:tcPr>
-            <w:tcW w:type="dxa" w:w="914"/>
+            <w:tcW w:type="dxa" w:w="778"/>
             <w:tcBorders>
               <w:top w:val="single" w:color="BFBFBF" w:sz="4"/>
               <w:left w:val="single" w:color="BFBFBF" w:sz="4"/>
@@ -7961,7 +8247,7 @@
         </w:trPr>
         <w:tc>
           <w:tcPr>
-            <w:tcW w:type="dxa" w:w="781"/>
+            <w:tcW w:type="dxa" w:w="664"/>
             <w:tcBorders>
               <w:top w:val="single" w:color="BFBFBF" w:sz="4"/>
               <w:left w:val="single" w:color="BFBFBF" w:sz="4"/>
@@ -7987,7 +8273,7 @@
         </w:tc>
         <w:tc>
           <w:tcPr>
-            <w:tcW w:type="dxa" w:w="6121"/>
+            <w:tcW w:type="dxa" w:w="6646"/>
             <w:tcBorders>
               <w:top w:val="single" w:color="BFBFBF" w:sz="4"/>
               <w:left w:val="single" w:color="BFBFBF" w:sz="4"/>
@@ -8013,7 +8299,7 @@
         </w:tc>
         <w:tc>
           <w:tcPr>
-            <w:tcW w:type="dxa" w:w="781"/>
+            <w:tcW w:type="dxa" w:w="664"/>
             <w:tcBorders>
               <w:top w:val="single" w:color="BFBFBF" w:sz="4"/>
               <w:left w:val="single" w:color="BFBFBF" w:sz="4"/>
@@ -8039,7 +8325,7 @@
         </w:tc>
         <w:tc>
           <w:tcPr>
-            <w:tcW w:type="dxa" w:w="1041"/>
+            <w:tcW w:type="dxa" w:w="886"/>
             <w:tcBorders>
               <w:top w:val="single" w:color="BFBFBF" w:sz="4"/>
               <w:left w:val="single" w:color="BFBFBF" w:sz="4"/>
@@ -8065,7 +8351,7 @@
         </w:tc>
         <w:tc>
           <w:tcPr>
-            <w:tcW w:type="dxa" w:w="914"/>
+            <w:tcW w:type="dxa" w:w="778"/>
             <w:tcBorders>
               <w:top w:val="single" w:color="BFBFBF" w:sz="4"/>
               <w:left w:val="single" w:color="BFBFBF" w:sz="4"/>
@@ -8096,7 +8382,7 @@
         </w:trPr>
         <w:tc>
           <w:tcPr>
-            <w:tcW w:type="dxa" w:w="781"/>
+            <w:tcW w:type="dxa" w:w="664"/>
             <w:tcBorders>
               <w:top w:val="single" w:color="BFBFBF" w:sz="4"/>
               <w:left w:val="single" w:color="BFBFBF" w:sz="4"/>
@@ -8122,7 +8408,7 @@
         </w:tc>
         <w:tc>
           <w:tcPr>
-            <w:tcW w:type="dxa" w:w="6121"/>
+            <w:tcW w:type="dxa" w:w="6646"/>
             <w:tcBorders>
               <w:top w:val="single" w:color="BFBFBF" w:sz="4"/>
               <w:left w:val="single" w:color="BFBFBF" w:sz="4"/>
@@ -8148,7 +8434,7 @@
         </w:tc>
         <w:tc>
           <w:tcPr>
-            <w:tcW w:type="dxa" w:w="781"/>
+            <w:tcW w:type="dxa" w:w="664"/>
             <w:tcBorders>
               <w:top w:val="single" w:color="BFBFBF" w:sz="4"/>
               <w:left w:val="single" w:color="BFBFBF" w:sz="4"/>
@@ -8174,7 +8460,7 @@
         </w:tc>
         <w:tc>
           <w:tcPr>
-            <w:tcW w:type="dxa" w:w="1041"/>
+            <w:tcW w:type="dxa" w:w="886"/>
             <w:tcBorders>
               <w:top w:val="single" w:color="BFBFBF" w:sz="4"/>
               <w:left w:val="single" w:color="BFBFBF" w:sz="4"/>
@@ -8200,7 +8486,7 @@
         </w:tc>
         <w:tc>
           <w:tcPr>
-            <w:tcW w:type="dxa" w:w="914"/>
+            <w:tcW w:type="dxa" w:w="778"/>
             <w:tcBorders>
               <w:top w:val="single" w:color="BFBFBF" w:sz="4"/>
               <w:left w:val="single" w:color="BFBFBF" w:sz="4"/>
@@ -8231,7 +8517,7 @@
         </w:trPr>
         <w:tc>
           <w:tcPr>
-            <w:tcW w:type="dxa" w:w="781"/>
+            <w:tcW w:type="dxa" w:w="664"/>
             <w:tcBorders>
               <w:top w:val="single" w:color="BFBFBF" w:sz="4"/>
               <w:left w:val="single" w:color="BFBFBF" w:sz="4"/>
@@ -8257,33 +8543,33 @@
         </w:tc>
         <w:tc>
           <w:tcPr>
-            <w:tcW w:type="dxa" w:w="6121"/>
-            <w:tcBorders>
-              <w:top w:val="single" w:color="BFBFBF" w:sz="4"/>
-              <w:left w:val="single" w:color="BFBFBF" w:sz="4"/>
-              <w:bottom w:val="single" w:color="BFBFBF" w:sz="4"/>
-              <w:right w:val="single" w:color="BFBFBF" w:sz="4"/>
-            </w:tcBorders>
-            <w:tcMar>
-              <w:top w:type="dxa" w:w="60"/>
-              <w:left w:type="dxa" w:w="100"/>
-              <w:bottom w:type="dxa" w:w="60"/>
-              <w:right w:type="dxa" w:w="100"/>
-            </w:tcMar>
-          </w:tcPr>
-          <w:p>
-            <w:r>
-              <w:rPr>
-                <w:sz w:val="19"/>
-                <w:szCs w:val="19"/>
-              </w:rPr>
-              <w:t xml:space="preserve">Ajukan barang keluar + foto wajib</w:t>
-            </w:r>
-          </w:p>
-        </w:tc>
-        <w:tc>
-          <w:tcPr>
-            <w:tcW w:type="dxa" w:w="781"/>
+            <w:tcW w:type="dxa" w:w="6646"/>
+            <w:tcBorders>
+              <w:top w:val="single" w:color="BFBFBF" w:sz="4"/>
+              <w:left w:val="single" w:color="BFBFBF" w:sz="4"/>
+              <w:bottom w:val="single" w:color="BFBFBF" w:sz="4"/>
+              <w:right w:val="single" w:color="BFBFBF" w:sz="4"/>
+            </w:tcBorders>
+            <w:tcMar>
+              <w:top w:type="dxa" w:w="60"/>
+              <w:left w:type="dxa" w:w="100"/>
+              <w:bottom w:type="dxa" w:w="60"/>
+              <w:right w:type="dxa" w:w="100"/>
+            </w:tcMar>
+          </w:tcPr>
+          <w:p>
+            <w:r>
+              <w:rPr>
+                <w:sz w:val="19"/>
+                <w:szCs w:val="19"/>
+              </w:rPr>
+              <w:t xml:space="preserve">Ajukan barang keluar (pinjam / pindah / musnahkan) + foto wajib</w:t>
+            </w:r>
+          </w:p>
+        </w:tc>
+        <w:tc>
+          <w:tcPr>
+            <w:tcW w:type="dxa" w:w="664"/>
             <w:tcBorders>
               <w:top w:val="single" w:color="BFBFBF" w:sz="4"/>
               <w:left w:val="single" w:color="BFBFBF" w:sz="4"/>
@@ -8309,7 +8595,7 @@
         </w:tc>
         <w:tc>
           <w:tcPr>
-            <w:tcW w:type="dxa" w:w="1041"/>
+            <w:tcW w:type="dxa" w:w="886"/>
             <w:tcBorders>
               <w:top w:val="single" w:color="BFBFBF" w:sz="4"/>
               <w:left w:val="single" w:color="BFBFBF" w:sz="4"/>
@@ -8335,7 +8621,7 @@
         </w:tc>
         <w:tc>
           <w:tcPr>
-            <w:tcW w:type="dxa" w:w="914"/>
+            <w:tcW w:type="dxa" w:w="778"/>
             <w:tcBorders>
               <w:top w:val="single" w:color="BFBFBF" w:sz="4"/>
               <w:left w:val="single" w:color="BFBFBF" w:sz="4"/>
@@ -8366,7 +8652,7 @@
         </w:trPr>
         <w:tc>
           <w:tcPr>
-            <w:tcW w:type="dxa" w:w="781"/>
+            <w:tcW w:type="dxa" w:w="664"/>
             <w:tcBorders>
               <w:top w:val="single" w:color="BFBFBF" w:sz="4"/>
               <w:left w:val="single" w:color="BFBFBF" w:sz="4"/>
@@ -8392,33 +8678,33 @@
         </w:tc>
         <w:tc>
           <w:tcPr>
-            <w:tcW w:type="dxa" w:w="6121"/>
-            <w:tcBorders>
-              <w:top w:val="single" w:color="BFBFBF" w:sz="4"/>
-              <w:left w:val="single" w:color="BFBFBF" w:sz="4"/>
-              <w:bottom w:val="single" w:color="BFBFBF" w:sz="4"/>
-              <w:right w:val="single" w:color="BFBFBF" w:sz="4"/>
-            </w:tcBorders>
-            <w:tcMar>
-              <w:top w:type="dxa" w:w="60"/>
-              <w:left w:type="dxa" w:w="100"/>
-              <w:bottom w:type="dxa" w:w="60"/>
-              <w:right w:type="dxa" w:w="100"/>
-            </w:tcMar>
-          </w:tcPr>
-          <w:p>
-            <w:r>
-              <w:rPr>
-                <w:sz w:val="19"/>
-                <w:szCs w:val="19"/>
-              </w:rPr>
-              <w:t xml:space="preserve">Verifikasi barang keluar (Setujui / Tolak)</w:t>
-            </w:r>
-          </w:p>
-        </w:tc>
-        <w:tc>
-          <w:tcPr>
-            <w:tcW w:type="dxa" w:w="781"/>
+            <w:tcW w:type="dxa" w:w="6646"/>
+            <w:tcBorders>
+              <w:top w:val="single" w:color="BFBFBF" w:sz="4"/>
+              <w:left w:val="single" w:color="BFBFBF" w:sz="4"/>
+              <w:bottom w:val="single" w:color="BFBFBF" w:sz="4"/>
+              <w:right w:val="single" w:color="BFBFBF" w:sz="4"/>
+            </w:tcBorders>
+            <w:tcMar>
+              <w:top w:type="dxa" w:w="60"/>
+              <w:left w:type="dxa" w:w="100"/>
+              <w:bottom w:type="dxa" w:w="60"/>
+              <w:right w:type="dxa" w:w="100"/>
+            </w:tcMar>
+          </w:tcPr>
+          <w:p>
+            <w:r>
+              <w:rPr>
+                <w:sz w:val="19"/>
+                <w:szCs w:val="19"/>
+              </w:rPr>
+              <w:t xml:space="preserve">Verifikasi barang keluar (periksa / koreksi rincian kondisi, Setujui / Tolak)</w:t>
+            </w:r>
+          </w:p>
+        </w:tc>
+        <w:tc>
+          <w:tcPr>
+            <w:tcW w:type="dxa" w:w="664"/>
             <w:tcBorders>
               <w:top w:val="single" w:color="BFBFBF" w:sz="4"/>
               <w:left w:val="single" w:color="BFBFBF" w:sz="4"/>
@@ -8444,7 +8730,7 @@
         </w:tc>
         <w:tc>
           <w:tcPr>
-            <w:tcW w:type="dxa" w:w="1041"/>
+            <w:tcW w:type="dxa" w:w="886"/>
             <w:tcBorders>
               <w:top w:val="single" w:color="BFBFBF" w:sz="4"/>
               <w:left w:val="single" w:color="BFBFBF" w:sz="4"/>
@@ -8470,7 +8756,7 @@
         </w:tc>
         <w:tc>
           <w:tcPr>
-            <w:tcW w:type="dxa" w:w="914"/>
+            <w:tcW w:type="dxa" w:w="778"/>
             <w:tcBorders>
               <w:top w:val="single" w:color="BFBFBF" w:sz="4"/>
               <w:left w:val="single" w:color="BFBFBF" w:sz="4"/>
@@ -8501,7 +8787,7 @@
         </w:trPr>
         <w:tc>
           <w:tcPr>
-            <w:tcW w:type="dxa" w:w="781"/>
+            <w:tcW w:type="dxa" w:w="664"/>
             <w:tcBorders>
               <w:top w:val="single" w:color="BFBFBF" w:sz="4"/>
               <w:left w:val="single" w:color="BFBFBF" w:sz="4"/>
@@ -8527,33 +8813,59 @@
         </w:tc>
         <w:tc>
           <w:tcPr>
-            <w:tcW w:type="dxa" w:w="6121"/>
-            <w:tcBorders>
-              <w:top w:val="single" w:color="BFBFBF" w:sz="4"/>
-              <w:left w:val="single" w:color="BFBFBF" w:sz="4"/>
-              <w:bottom w:val="single" w:color="BFBFBF" w:sz="4"/>
-              <w:right w:val="single" w:color="BFBFBF" w:sz="4"/>
-            </w:tcBorders>
-            <w:tcMar>
-              <w:top w:type="dxa" w:w="60"/>
-              <w:left w:type="dxa" w:w="100"/>
-              <w:bottom w:type="dxa" w:w="60"/>
-              <w:right w:type="dxa" w:w="100"/>
-            </w:tcMar>
-          </w:tcPr>
-          <w:p>
-            <w:r>
-              <w:rPr>
-                <w:sz w:val="19"/>
-                <w:szCs w:val="19"/>
-              </w:rPr>
-              <w:t xml:space="preserve">Lihat barang masuk / keluar beserta foto, cetak</w:t>
-            </w:r>
-          </w:p>
-        </w:tc>
-        <w:tc>
-          <w:tcPr>
-            <w:tcW w:type="dxa" w:w="781"/>
+            <w:tcW w:type="dxa" w:w="6646"/>
+            <w:tcBorders>
+              <w:top w:val="single" w:color="BFBFBF" w:sz="4"/>
+              <w:left w:val="single" w:color="BFBFBF" w:sz="4"/>
+              <w:bottom w:val="single" w:color="BFBFBF" w:sz="4"/>
+              <w:right w:val="single" w:color="BFBFBF" w:sz="4"/>
+            </w:tcBorders>
+            <w:tcMar>
+              <w:top w:type="dxa" w:w="60"/>
+              <w:left w:type="dxa" w:w="100"/>
+              <w:bottom w:type="dxa" w:w="60"/>
+              <w:right w:type="dxa" w:w="100"/>
+            </w:tcMar>
+          </w:tcPr>
+          <w:p>
+            <w:r>
+              <w:rPr>
+                <w:sz w:val="19"/>
+                <w:szCs w:val="19"/>
+              </w:rPr>
+              <w:t xml:space="preserve">Catat pengembalian barang pinjaman</w:t>
+            </w:r>
+          </w:p>
+        </w:tc>
+        <w:tc>
+          <w:tcPr>
+            <w:tcW w:type="dxa" w:w="664"/>
+            <w:tcBorders>
+              <w:top w:val="single" w:color="BFBFBF" w:sz="4"/>
+              <w:left w:val="single" w:color="BFBFBF" w:sz="4"/>
+              <w:bottom w:val="single" w:color="BFBFBF" w:sz="4"/>
+              <w:right w:val="single" w:color="BFBFBF" w:sz="4"/>
+            </w:tcBorders>
+            <w:tcMar>
+              <w:top w:type="dxa" w:w="60"/>
+              <w:left w:type="dxa" w:w="100"/>
+              <w:bottom w:type="dxa" w:w="60"/>
+              <w:right w:type="dxa" w:w="100"/>
+            </w:tcMar>
+          </w:tcPr>
+          <w:p>
+            <w:r>
+              <w:rPr>
+                <w:sz w:val="19"/>
+                <w:szCs w:val="19"/>
+              </w:rPr>
+              <w:t xml:space="preserve">Tidak</w:t>
+            </w:r>
+          </w:p>
+        </w:tc>
+        <w:tc>
+          <w:tcPr>
+            <w:tcW w:type="dxa" w:w="886"/>
             <w:tcBorders>
               <w:top w:val="single" w:color="BFBFBF" w:sz="4"/>
               <w:left w:val="single" w:color="BFBFBF" w:sz="4"/>
@@ -8579,7 +8891,90 @@
         </w:tc>
         <w:tc>
           <w:tcPr>
-            <w:tcW w:type="dxa" w:w="1041"/>
+            <w:tcW w:type="dxa" w:w="778"/>
+            <w:tcBorders>
+              <w:top w:val="single" w:color="BFBFBF" w:sz="4"/>
+              <w:left w:val="single" w:color="BFBFBF" w:sz="4"/>
+              <w:bottom w:val="single" w:color="BFBFBF" w:sz="4"/>
+              <w:right w:val="single" w:color="BFBFBF" w:sz="4"/>
+            </w:tcBorders>
+            <w:tcMar>
+              <w:top w:type="dxa" w:w="60"/>
+              <w:left w:type="dxa" w:w="100"/>
+              <w:bottom w:type="dxa" w:w="60"/>
+              <w:right w:type="dxa" w:w="100"/>
+            </w:tcMar>
+          </w:tcPr>
+          <w:p>
+            <w:r>
+              <w:rPr>
+                <w:sz w:val="19"/>
+                <w:szCs w:val="19"/>
+              </w:rPr>
+              <w:t xml:space="preserve">Tidak</w:t>
+            </w:r>
+          </w:p>
+        </w:tc>
+      </w:tr>
+      <w:tr>
+        <w:trPr>
+          <w:tblHeader w:val="off"/>
+        </w:trPr>
+        <w:tc>
+          <w:tcPr>
+            <w:tcW w:type="dxa" w:w="664"/>
+            <w:tcBorders>
+              <w:top w:val="single" w:color="BFBFBF" w:sz="4"/>
+              <w:left w:val="single" w:color="BFBFBF" w:sz="4"/>
+              <w:bottom w:val="single" w:color="BFBFBF" w:sz="4"/>
+              <w:right w:val="single" w:color="BFBFBF" w:sz="4"/>
+            </w:tcBorders>
+            <w:tcMar>
+              <w:top w:type="dxa" w:w="60"/>
+              <w:left w:type="dxa" w:w="100"/>
+              <w:bottom w:type="dxa" w:w="60"/>
+              <w:right w:type="dxa" w:w="100"/>
+            </w:tcMar>
+          </w:tcPr>
+          <w:p>
+            <w:r>
+              <w:rPr>
+                <w:sz w:val="19"/>
+                <w:szCs w:val="19"/>
+              </w:rPr>
+              <w:t xml:space="preserve">13</w:t>
+            </w:r>
+          </w:p>
+        </w:tc>
+        <w:tc>
+          <w:tcPr>
+            <w:tcW w:type="dxa" w:w="6646"/>
+            <w:tcBorders>
+              <w:top w:val="single" w:color="BFBFBF" w:sz="4"/>
+              <w:left w:val="single" w:color="BFBFBF" w:sz="4"/>
+              <w:bottom w:val="single" w:color="BFBFBF" w:sz="4"/>
+              <w:right w:val="single" w:color="BFBFBF" w:sz="4"/>
+            </w:tcBorders>
+            <w:tcMar>
+              <w:top w:type="dxa" w:w="60"/>
+              <w:left w:type="dxa" w:w="100"/>
+              <w:bottom w:type="dxa" w:w="60"/>
+              <w:right w:type="dxa" w:w="100"/>
+            </w:tcMar>
+          </w:tcPr>
+          <w:p>
+            <w:r>
+              <w:rPr>
+                <w:sz w:val="19"/>
+                <w:szCs w:val="19"/>
+              </w:rPr>
+              <w:t xml:space="preserve">Lihat barang masuk / keluar / pengembalian beserta foto, cetak</w:t>
+            </w:r>
+          </w:p>
+        </w:tc>
+        <w:tc>
+          <w:tcPr>
+            <w:tcW w:type="dxa" w:w="664"/>
             <w:tcBorders>
               <w:top w:val="single" w:color="BFBFBF" w:sz="4"/>
               <w:left w:val="single" w:color="BFBFBF" w:sz="4"/>
@@ -8605,7 +9000,33 @@
         </w:tc>
         <w:tc>
           <w:tcPr>
-            <w:tcW w:type="dxa" w:w="914"/>
+            <w:tcW w:type="dxa" w:w="886"/>
+            <w:tcBorders>
+              <w:top w:val="single" w:color="BFBFBF" w:sz="4"/>
+              <w:left w:val="single" w:color="BFBFBF" w:sz="4"/>
+              <w:bottom w:val="single" w:color="BFBFBF" w:sz="4"/>
+              <w:right w:val="single" w:color="BFBFBF" w:sz="4"/>
+            </w:tcBorders>
+            <w:tcMar>
+              <w:top w:type="dxa" w:w="60"/>
+              <w:left w:type="dxa" w:w="100"/>
+              <w:bottom w:type="dxa" w:w="60"/>
+              <w:right w:type="dxa" w:w="100"/>
+            </w:tcMar>
+          </w:tcPr>
+          <w:p>
+            <w:r>
+              <w:rPr>
+                <w:sz w:val="19"/>
+                <w:szCs w:val="19"/>
+              </w:rPr>
+              <w:t xml:space="preserve">Ya</w:t>
+            </w:r>
+          </w:p>
+        </w:tc>
+        <w:tc>
+          <w:tcPr>
+            <w:tcW w:type="dxa" w:w="778"/>
             <w:tcBorders>
               <w:top w:val="single" w:color="BFBFBF" w:sz="4"/>
               <w:left w:val="single" w:color="BFBFBF" w:sz="4"/>
@@ -8752,7 +9173,7 @@
         </w:numPr>
       </w:pPr>
       <w:r>
-        <w:t xml:space="preserve">Stok awal hanya diisi saat barang dibuat; selanjutnya stok hanya berubah lewat barang masuk dan barang keluar.</w:t>
+        <w:t xml:space="preserve">Stok awal hanya diisi saat barang dibuat (lokasi + rincian kondisi); selanjutnya stok hanya berubah lewat barang masuk, barang keluar, dan pengembalian.</w:t>
       </w:r>
     </w:p>
     <w:p>
@@ -8764,7 +9185,31 @@
         </w:numPr>
       </w:pPr>
       <w:r>
-        <w:t xml:space="preserve">Kondisi barang hanya: Baik, Rusak Ringan, Rusak Berat. Verifikasi hanya: Pending, Disetujui, Ditolak.</w:t>
+        <w:t xml:space="preserve">Stok disimpan di tabel </w:t>
+      </w:r>
+      <w:r>
+        <w:rPr>
+          <w:rFonts w:ascii="Consolas" w:cs="Consolas" w:eastAsia="Consolas" w:hAnsi="Consolas"/>
+          <w:color w:val="1F4E79"/>
+          <w:sz w:val="20"/>
+          <w:szCs w:val="20"/>
+        </w:rPr>
+        <w:t xml:space="preserve">stok_barang</w:t>
+      </w:r>
+      <w:r>
+        <w:t xml:space="preserve"> per barang + lokasi + kondisi; kolom </w:t>
+      </w:r>
+      <w:r>
+        <w:rPr>
+          <w:rFonts w:ascii="Consolas" w:cs="Consolas" w:eastAsia="Consolas" w:hAnsi="Consolas"/>
+          <w:color w:val="1F4E79"/>
+          <w:sz w:val="20"/>
+          <w:szCs w:val="20"/>
+        </w:rPr>
+        <w:t xml:space="preserve">barang.stok</w:t>
+      </w:r>
+      <w:r>
+        <w:t xml:space="preserve"> adalah totalnya.</w:t>
       </w:r>
     </w:p>
     <w:p>
@@ -8776,7 +9221,124 @@
         </w:numPr>
       </w:pPr>
       <w:r>
-        <w:t xml:space="preserve">Pengajuan barang keluar wajib mengisi pemohon dan foto bukti; jumlah tidak boleh melebihi stok, dan dicek ulang saat disetujui.</w:t>
+        <w:t xml:space="preserve">Kondisi barang hanya: Baik, Rusak Ringan, Rusak Berat. Setiap transaksi diisi rinciannya, contoh 20 barang = 5 Baik, 10 Rusak Ringan, 5 Rusak Berat; total minimal 1.</w:t>
+      </w:r>
+    </w:p>
+    <w:p>
+      <w:pPr>
+        <w:pStyle w:val="ListParagraph"/>
+        <w:numPr>
+          <w:ilvl w:val="0"/>
+          <w:numId w:val="2"/>
+        </w:numPr>
+      </w:pPr>
+      <w:r>
+        <w:t xml:space="preserve">Verifikasi hanya: Pending, Disetujui, Ditolak. Jenis barang keluar hanya: Peminjaman, Pemindahan, Pemusnahan.</w:t>
+      </w:r>
+    </w:p>
+    <w:p>
+      <w:pPr>
+        <w:pStyle w:val="ListParagraph"/>
+        <w:numPr>
+          <w:ilvl w:val="0"/>
+          <w:numId w:val="2"/>
+        </w:numPr>
+      </w:pPr>
+      <w:r>
+        <w:t xml:space="preserve">Pengajuan barang keluar wajib mengisi lokasi asal, pemohon, dan foto bukti; jumlah tiap kondisi tidak boleh melebihi stok kondisi itu di lokasi asal, dan dicek ulang saat disetujui.</w:t>
+      </w:r>
+    </w:p>
+    <w:p>
+      <w:pPr>
+        <w:pStyle w:val="ListParagraph"/>
+        <w:numPr>
+          <w:ilvl w:val="0"/>
+          <w:numId w:val="2"/>
+        </w:numPr>
+      </w:pPr>
+      <w:r>
+        <w:rPr>
+          <w:b/>
+          <w:bCs/>
+        </w:rPr>
+        <w:t xml:space="preserve">Peminjaman</w:t>
+      </w:r>
+      <w:r>
+        <w:t xml:space="preserve"> wajib mengisi rencana tanggal kembali; stok berkurang setelah disetujui, data tidak dihapus, dan stok bertambah lagi saat barang dikembalikan.</w:t>
+      </w:r>
+    </w:p>
+    <w:p>
+      <w:pPr>
+        <w:pStyle w:val="ListParagraph"/>
+        <w:numPr>
+          <w:ilvl w:val="0"/>
+          <w:numId w:val="2"/>
+        </w:numPr>
+      </w:pPr>
+      <w:r>
+        <w:rPr>
+          <w:b/>
+          <w:bCs/>
+        </w:rPr>
+        <w:t xml:space="preserve">Pemindahan</w:t>
+      </w:r>
+      <w:r>
+        <w:t xml:space="preserve"> wajib mengisi lokasi tujuan yang berbeda dari lokasi asal; stok pindah dari lokasi asal ke lokasi tujuan, total stok tetap.</w:t>
+      </w:r>
+    </w:p>
+    <w:p>
+      <w:pPr>
+        <w:pStyle w:val="ListParagraph"/>
+        <w:numPr>
+          <w:ilvl w:val="0"/>
+          <w:numId w:val="2"/>
+        </w:numPr>
+      </w:pPr>
+      <w:r>
+        <w:rPr>
+          <w:b/>
+          <w:bCs/>
+        </w:rPr>
+        <w:t xml:space="preserve">Pemusnahan</w:t>
+      </w:r>
+      <w:r>
+        <w:t xml:space="preserve"> hanya untuk barang Rusak Berat; stok berkurang permanen.</w:t>
+      </w:r>
+    </w:p>
+    <w:p>
+      <w:pPr>
+        <w:pStyle w:val="ListParagraph"/>
+        <w:numPr>
+          <w:ilvl w:val="0"/>
+          <w:numId w:val="2"/>
+        </w:numPr>
+      </w:pPr>
+      <w:r>
+        <w:t xml:space="preserve">Manager boleh mengoreksi rincian kondisi sebelum menyetujui (contoh Operator menulis 10 Baik, ternyata 7 Baik dan 3 Rusak Ringan). Koreksi dicatat otomatis di catatan verifikasi.</w:t>
+      </w:r>
+    </w:p>
+    <w:p>
+      <w:pPr>
+        <w:pStyle w:val="ListParagraph"/>
+        <w:numPr>
+          <w:ilvl w:val="0"/>
+          <w:numId w:val="2"/>
+        </w:numPr>
+      </w:pPr>
+      <w:r>
+        <w:t xml:space="preserve">Pengembalian boleh bertahap; jumlah total pengembalian tidak boleh melebihi sisa pinjaman. Kondisi saat kembali boleh berbeda (misalnya rusak saat dipinjam) dan lokasi penyimpanan boleh dipilih.</w:t>
+      </w:r>
+    </w:p>
+    <w:p>
+      <w:pPr>
+        <w:pStyle w:val="ListParagraph"/>
+        <w:numPr>
+          <w:ilvl w:val="0"/>
+          <w:numId w:val="2"/>
+        </w:numPr>
+      </w:pPr>
+      <w:r>
+        <w:t xml:space="preserve">Lokasi yang masih menyimpan stok atau sudah dipakai di transaksi tidak dapat dihapus.</w:t>
       </w:r>
     </w:p>
     <w:p>
@@ -8894,7 +9456,7 @@
         </w:numPr>
       </w:pPr>
       <w:r>
-        <w:t xml:space="preserve">Guru / staf (pemohon) meminta barang kepada petugas gudang.</w:t>
+        <w:t xml:space="preserve">Guru / staf (pemohon) meminta, meminjam, atau meminta barang dipindahkan; atau tim sarpras meminta barang rusak berat dimusnahkan.</w:t>
       </w:r>
     </w:p>
     <w:p>
@@ -8913,7 +9475,7 @@
         <w:t xml:space="preserve">Operator</w:t>
       </w:r>
       <w:r>
-        <w:t xml:space="preserve"> mengisi form "Ajukan Barang Keluar" dan mengunggah foto bukti. Status otomatis </w:t>
+        <w:t xml:space="preserve"> mengisi form "Ajukan Barang Keluar": memilih jenis (Peminjaman / Pemindahan / Pemusnahan), barang, lokasi asal (form menampilkan stok per kondisi di lokasi itu), rincian kondisi, lalu mengunggah foto bukti. Status otomatis </w:t>
       </w:r>
       <w:r>
         <w:rPr>
@@ -8952,7 +9514,7 @@
         <w:t xml:space="preserve">Verifikasi</w:t>
       </w:r>
       <w:r>
-        <w:t xml:space="preserve"> untuk membuka detail beserta fotonya.</w:t>
+        <w:t xml:space="preserve">. Halaman detail menampilkan foto, rincian kondisi yang diajukan, dan stok yang tersedia di lokasi asal.</w:t>
       </w:r>
     </w:p>
     <w:p>
@@ -8964,14 +9526,7 @@
         </w:numPr>
       </w:pPr>
       <w:r>
-        <w:rPr>
-          <w:b/>
-          <w:bCs/>
-        </w:rPr>
-        <w:t xml:space="preserve">Setujui</w:t>
-      </w:r>
-      <w:r>
-        <w:t xml:space="preserve">: stok dicek, stok dikurangi, status menjadi Disetujui, Manager dan tanggal verifikasi dicatat — semuanya dalam satu transaksi database.</w:t>
+        <w:t xml:space="preserve">Manager memeriksa barang. Bila rincian kondisi tidak sesuai, Manager mengubah angkanya di panel verifikasi.</w:t>
       </w:r>
     </w:p>
     <w:p>
@@ -8987,10 +9542,10 @@
           <w:b/>
           <w:bCs/>
         </w:rPr>
-        <w:t xml:space="preserve">Tolak</w:t>
-      </w:r>
-      <w:r>
-        <w:t xml:space="preserve">: alasan wajib diisi; status menjadi Ditolak; stok tidak berubah.</w:t>
+        <w:t xml:space="preserve">Setujui</w:t>
+      </w:r>
+      <w:r>
+        <w:t xml:space="preserve">: rincian dicek terhadap stok, lalu stok diperbarui sesuai jenis (Peminjaman / Pemusnahan: stok lokasi asal berkurang; Pemindahan: stok pindah ke lokasi tujuan), status menjadi Disetujui, Manager dan tanggal verifikasi dicatat — semuanya dalam satu transaksi database.</w:t>
       </w:r>
     </w:p>
     <w:p>
@@ -9002,7 +9557,36 @@
         </w:numPr>
       </w:pPr>
       <w:r>
-        <w:t xml:space="preserve">Operator dapat melihat hasil verifikasi dan alasannya di halaman detail.</w:t>
+        <w:rPr>
+          <w:b/>
+          <w:bCs/>
+        </w:rPr>
+        <w:t xml:space="preserve">Tolak</w:t>
+      </w:r>
+      <w:r>
+        <w:t xml:space="preserve">: alasan wajib diisi; status menjadi Ditolak; stok tidak berubah.</w:t>
+      </w:r>
+    </w:p>
+    <w:p>
+      <w:pPr>
+        <w:pStyle w:val="ListParagraph"/>
+        <w:numPr>
+          <w:ilvl w:val="0"/>
+          <w:numId w:val="4"/>
+        </w:numPr>
+      </w:pPr>
+      <w:r>
+        <w:t xml:space="preserve">Untuk Peminjaman, saat barang kembali </w:t>
+      </w:r>
+      <w:r>
+        <w:rPr>
+          <w:b/>
+          <w:bCs/>
+        </w:rPr>
+        <w:t xml:space="preserve">Operator</w:t>
+      </w:r>
+      <w:r>
+        <w:t xml:space="preserve"> membuka detail peminjaman lalu mengisi form Pengembalian (tanggal, lokasi penyimpanan, rincian kondisi saat kembali). Stok bertambah sesuai kondisi; status berubah menjadi Dikembalikan Sebagian atau Dikembalikan.</w:t>
       </w:r>
     </w:p>
     <w:p>
@@ -9024,7 +9608,7 @@
         </w:numPr>
       </w:pPr>
       <w:r>
-        <w:t xml:space="preserve">Kondisi barang dicatat per jenis barang, bukan per unit.</w:t>
+        <w:t xml:space="preserve">Kondisi barang dicatat sebagai jumlah per kondisi, bukan per unit (tidak ada nomor seri per unit).</w:t>
       </w:r>
     </w:p>
     <w:p>
@@ -9036,7 +9620,7 @@
         </w:numPr>
       </w:pPr>
       <w:r>
-        <w:t xml:space="preserve">Barang keluar dianggap keluar dari stok; fitur peminjaman dan pengembalian belum tersedia.</w:t>
+        <w:t xml:space="preserve">Perbaikan barang Rusak Ringan menjadi Baik belum memiliki menu khusus.</w:t>
       </w:r>
     </w:p>
     <w:p>
@@ -9082,7 +9666,7 @@
           <w:b/>
           <w:bCs/>
         </w:rPr>
-        <w:t xml:space="preserve">5 tabel</w:t>
+        <w:t xml:space="preserve">8 tabel</w:t>
       </w:r>
       <w:r>
         <w:t xml:space="preserve">: </w:t>
@@ -9130,7 +9714,7 @@
           <w:sz w:val="20"/>
           <w:szCs w:val="20"/>
         </w:rPr>
-        <w:t xml:space="preserve">barang_masuk</w:t>
+        <w:t xml:space="preserve">lokasi</w:t>
       </w:r>
       <w:r>
         <w:t xml:space="preserve">, </w:t>
@@ -9142,10 +9726,10 @@
           <w:sz w:val="20"/>
           <w:szCs w:val="20"/>
         </w:rPr>
-        <w:t xml:space="preserve">barang_keluar</w:t>
-      </w:r>
-      <w:r>
-        <w:t xml:space="preserve"> (ditambah tabel </w:t>
+        <w:t xml:space="preserve">stok_barang</w:t>
+      </w:r>
+      <w:r>
+        <w:t xml:space="preserve">, </w:t>
       </w:r>
       <w:r>
         <w:rPr>
@@ -9154,10 +9738,46 @@
           <w:sz w:val="20"/>
           <w:szCs w:val="20"/>
         </w:rPr>
+        <w:t xml:space="preserve">barang_masuk</w:t>
+      </w:r>
+      <w:r>
+        <w:t xml:space="preserve">, </w:t>
+      </w:r>
+      <w:r>
+        <w:rPr>
+          <w:rFonts w:ascii="Consolas" w:cs="Consolas" w:eastAsia="Consolas" w:hAnsi="Consolas"/>
+          <w:color w:val="1F4E79"/>
+          <w:sz w:val="20"/>
+          <w:szCs w:val="20"/>
+        </w:rPr>
+        <w:t xml:space="preserve">barang_keluar</w:t>
+      </w:r>
+      <w:r>
+        <w:t xml:space="preserve">, </w:t>
+      </w:r>
+      <w:r>
+        <w:rPr>
+          <w:rFonts w:ascii="Consolas" w:cs="Consolas" w:eastAsia="Consolas" w:hAnsi="Consolas"/>
+          <w:color w:val="1F4E79"/>
+          <w:sz w:val="20"/>
+          <w:szCs w:val="20"/>
+        </w:rPr>
+        <w:t xml:space="preserve">pengembalian</w:t>
+      </w:r>
+      <w:r>
+        <w:t xml:space="preserve"> (ditambah tabel </w:t>
+      </w:r>
+      <w:r>
+        <w:rPr>
+          <w:rFonts w:ascii="Consolas" w:cs="Consolas" w:eastAsia="Consolas" w:hAnsi="Consolas"/>
+          <w:color w:val="1F4E79"/>
+          <w:sz w:val="20"/>
+          <w:szCs w:val="20"/>
+        </w:rPr>
         <w:t xml:space="preserve">migrations</w:t>
       </w:r>
       <w:r>
-        <w:t xml:space="preserve"> otomatis dari Laravel). Sesi dan cache disimpan di file / cookie, bukan tabel, agar database tetap 5 tabel sesuai rancangan. ERD, desain tabel, relasi, kamus data, dan data sampel lengkap ada di dokumen </w:t>
+        <w:t xml:space="preserve"> otomatis dari Laravel). Sesi dan cache disimpan di file / cookie, bukan tabel, agar database hanya berisi tabel sesuai rancangan. ERD, desain tabel, relasi, kamus data, dan data sampel lengkap ada di dokumen </w:t>
       </w:r>
       <w:r>
         <w:rPr>
@@ -9422,6 +10042,237 @@
       </w:r>
       <w:r>
         <w:t xml:space="preserve">)</w:t>
+      </w:r>
+    </w:p>
+    <w:p>
+      <w:pPr>
+        <w:pStyle w:val="ListParagraph"/>
+        <w:numPr>
+          <w:ilvl w:val="0"/>
+          <w:numId w:val="2"/>
+        </w:numPr>
+      </w:pPr>
+      <w:r>
+        <w:rPr>
+          <w:rFonts w:ascii="Consolas" w:cs="Consolas" w:eastAsia="Consolas" w:hAnsi="Consolas"/>
+          <w:color w:val="1F4E79"/>
+          <w:sz w:val="20"/>
+          <w:szCs w:val="20"/>
+        </w:rPr>
+        <w:t xml:space="preserve">barang</w:t>
+      </w:r>
+      <w:r>
+        <w:t xml:space="preserve"> 1 : N </w:t>
+      </w:r>
+      <w:r>
+        <w:rPr>
+          <w:rFonts w:ascii="Consolas" w:cs="Consolas" w:eastAsia="Consolas" w:hAnsi="Consolas"/>
+          <w:color w:val="1F4E79"/>
+          <w:sz w:val="20"/>
+          <w:szCs w:val="20"/>
+        </w:rPr>
+        <w:t xml:space="preserve">stok_barang</w:t>
+      </w:r>
+      <w:r>
+        <w:t xml:space="preserve"> dan </w:t>
+      </w:r>
+      <w:r>
+        <w:rPr>
+          <w:rFonts w:ascii="Consolas" w:cs="Consolas" w:eastAsia="Consolas" w:hAnsi="Consolas"/>
+          <w:color w:val="1F4E79"/>
+          <w:sz w:val="20"/>
+          <w:szCs w:val="20"/>
+        </w:rPr>
+        <w:t xml:space="preserve">lokasi</w:t>
+      </w:r>
+      <w:r>
+        <w:t xml:space="preserve"> 1 : N </w:t>
+      </w:r>
+      <w:r>
+        <w:rPr>
+          <w:rFonts w:ascii="Consolas" w:cs="Consolas" w:eastAsia="Consolas" w:hAnsi="Consolas"/>
+          <w:color w:val="1F4E79"/>
+          <w:sz w:val="20"/>
+          <w:szCs w:val="20"/>
+        </w:rPr>
+        <w:t xml:space="preserve">stok_barang</w:t>
+      </w:r>
+      <w:r>
+        <w:t xml:space="preserve"> (stok per lokasi dan kondisi)</w:t>
+      </w:r>
+    </w:p>
+    <w:p>
+      <w:pPr>
+        <w:pStyle w:val="ListParagraph"/>
+        <w:numPr>
+          <w:ilvl w:val="0"/>
+          <w:numId w:val="2"/>
+        </w:numPr>
+      </w:pPr>
+      <w:r>
+        <w:rPr>
+          <w:rFonts w:ascii="Consolas" w:cs="Consolas" w:eastAsia="Consolas" w:hAnsi="Consolas"/>
+          <w:color w:val="1F4E79"/>
+          <w:sz w:val="20"/>
+          <w:szCs w:val="20"/>
+        </w:rPr>
+        <w:t xml:space="preserve">lokasi</w:t>
+      </w:r>
+      <w:r>
+        <w:t xml:space="preserve"> 1 : N </w:t>
+      </w:r>
+      <w:r>
+        <w:rPr>
+          <w:rFonts w:ascii="Consolas" w:cs="Consolas" w:eastAsia="Consolas" w:hAnsi="Consolas"/>
+          <w:color w:val="1F4E79"/>
+          <w:sz w:val="20"/>
+          <w:szCs w:val="20"/>
+        </w:rPr>
+        <w:t xml:space="preserve">barang_masuk</w:t>
+      </w:r>
+      <w:r>
+        <w:t xml:space="preserve"> (</w:t>
+      </w:r>
+      <w:r>
+        <w:rPr>
+          <w:rFonts w:ascii="Consolas" w:cs="Consolas" w:eastAsia="Consolas" w:hAnsi="Consolas"/>
+          <w:color w:val="1F4E79"/>
+          <w:sz w:val="20"/>
+          <w:szCs w:val="20"/>
+        </w:rPr>
+        <w:t xml:space="preserve">id_lokasi</w:t>
+      </w:r>
+      <w:r>
+        <w:t xml:space="preserve">), </w:t>
+      </w:r>
+      <w:r>
+        <w:rPr>
+          <w:rFonts w:ascii="Consolas" w:cs="Consolas" w:eastAsia="Consolas" w:hAnsi="Consolas"/>
+          <w:color w:val="1F4E79"/>
+          <w:sz w:val="20"/>
+          <w:szCs w:val="20"/>
+        </w:rPr>
+        <w:t xml:space="preserve">barang_keluar</w:t>
+      </w:r>
+      <w:r>
+        <w:t xml:space="preserve"> (</w:t>
+      </w:r>
+      <w:r>
+        <w:rPr>
+          <w:rFonts w:ascii="Consolas" w:cs="Consolas" w:eastAsia="Consolas" w:hAnsi="Consolas"/>
+          <w:color w:val="1F4E79"/>
+          <w:sz w:val="20"/>
+          <w:szCs w:val="20"/>
+        </w:rPr>
+        <w:t xml:space="preserve">id_lokasi_asal</w:t>
+      </w:r>
+      <w:r>
+        <w:t xml:space="preserve">, </w:t>
+      </w:r>
+      <w:r>
+        <w:rPr>
+          <w:rFonts w:ascii="Consolas" w:cs="Consolas" w:eastAsia="Consolas" w:hAnsi="Consolas"/>
+          <w:color w:val="1F4E79"/>
+          <w:sz w:val="20"/>
+          <w:szCs w:val="20"/>
+        </w:rPr>
+        <w:t xml:space="preserve">id_lokasi_tujuan</w:t>
+      </w:r>
+      <w:r>
+        <w:t xml:space="preserve">), </w:t>
+      </w:r>
+      <w:r>
+        <w:rPr>
+          <w:rFonts w:ascii="Consolas" w:cs="Consolas" w:eastAsia="Consolas" w:hAnsi="Consolas"/>
+          <w:color w:val="1F4E79"/>
+          <w:sz w:val="20"/>
+          <w:szCs w:val="20"/>
+        </w:rPr>
+        <w:t xml:space="preserve">pengembalian</w:t>
+      </w:r>
+      <w:r>
+        <w:t xml:space="preserve"> (</w:t>
+      </w:r>
+      <w:r>
+        <w:rPr>
+          <w:rFonts w:ascii="Consolas" w:cs="Consolas" w:eastAsia="Consolas" w:hAnsi="Consolas"/>
+          <w:color w:val="1F4E79"/>
+          <w:sz w:val="20"/>
+          <w:szCs w:val="20"/>
+        </w:rPr>
+        <w:t xml:space="preserve">id_lokasi</w:t>
+      </w:r>
+      <w:r>
+        <w:t xml:space="preserve">)</w:t>
+      </w:r>
+    </w:p>
+    <w:p>
+      <w:pPr>
+        <w:pStyle w:val="ListParagraph"/>
+        <w:numPr>
+          <w:ilvl w:val="0"/>
+          <w:numId w:val="2"/>
+        </w:numPr>
+      </w:pPr>
+      <w:r>
+        <w:rPr>
+          <w:rFonts w:ascii="Consolas" w:cs="Consolas" w:eastAsia="Consolas" w:hAnsi="Consolas"/>
+          <w:color w:val="1F4E79"/>
+          <w:sz w:val="20"/>
+          <w:szCs w:val="20"/>
+        </w:rPr>
+        <w:t xml:space="preserve">barang_keluar</w:t>
+      </w:r>
+      <w:r>
+        <w:t xml:space="preserve"> 1 : N </w:t>
+      </w:r>
+      <w:r>
+        <w:rPr>
+          <w:rFonts w:ascii="Consolas" w:cs="Consolas" w:eastAsia="Consolas" w:hAnsi="Consolas"/>
+          <w:color w:val="1F4E79"/>
+          <w:sz w:val="20"/>
+          <w:szCs w:val="20"/>
+        </w:rPr>
+        <w:t xml:space="preserve">pengembalian</w:t>
+      </w:r>
+      <w:r>
+        <w:t xml:space="preserve"> (kolom </w:t>
+      </w:r>
+      <w:r>
+        <w:rPr>
+          <w:rFonts w:ascii="Consolas" w:cs="Consolas" w:eastAsia="Consolas" w:hAnsi="Consolas"/>
+          <w:color w:val="1F4E79"/>
+          <w:sz w:val="20"/>
+          <w:szCs w:val="20"/>
+        </w:rPr>
+        <w:t xml:space="preserve">id_keluar</w:t>
+      </w:r>
+      <w:r>
+        <w:t xml:space="preserve">); </w:t>
+      </w:r>
+      <w:r>
+        <w:rPr>
+          <w:rFonts w:ascii="Consolas" w:cs="Consolas" w:eastAsia="Consolas" w:hAnsi="Consolas"/>
+          <w:color w:val="1F4E79"/>
+          <w:sz w:val="20"/>
+          <w:szCs w:val="20"/>
+        </w:rPr>
+        <w:t xml:space="preserve">user</w:t>
+      </w:r>
+      <w:r>
+        <w:t xml:space="preserve"> 1 : N </w:t>
+      </w:r>
+      <w:r>
+        <w:rPr>
+          <w:rFonts w:ascii="Consolas" w:cs="Consolas" w:eastAsia="Consolas" w:hAnsi="Consolas"/>
+          <w:color w:val="1F4E79"/>
+          <w:sz w:val="20"/>
+          <w:szCs w:val="20"/>
+        </w:rPr>
+        <w:t xml:space="preserve">pengembalian</w:t>
+      </w:r>
+      <w:r>
+        <w:t xml:space="preserve"> (Operator pencatat)</w:t>
       </w:r>
     </w:p>
     <w:p>
@@ -9442,8 +10293,8 @@
         </w:tblBorders>
       </w:tblPr>
       <w:tblGrid>
-        <w:gridCol w:w="4283"/>
-        <w:gridCol w:w="5355"/>
+        <w:gridCol w:w="4474"/>
+        <w:gridCol w:w="5164"/>
       </w:tblGrid>
       <w:tr>
         <w:trPr>
@@ -9451,7 +10302,7 @@
         </w:trPr>
         <w:tc>
           <w:tcPr>
-            <w:tcW w:type="dxa" w:w="4283"/>
+            <w:tcW w:type="dxa" w:w="4474"/>
             <w:tcBorders>
               <w:top w:val="single" w:color="BFBFBF" w:sz="4"/>
               <w:left w:val="single" w:color="BFBFBF" w:sz="4"/>
@@ -9481,7 +10332,7 @@
         </w:tc>
         <w:tc>
           <w:tcPr>
-            <w:tcW w:type="dxa" w:w="5355"/>
+            <w:tcW w:type="dxa" w:w="5164"/>
             <w:tcBorders>
               <w:top w:val="single" w:color="BFBFBF" w:sz="4"/>
               <w:left w:val="single" w:color="BFBFBF" w:sz="4"/>
@@ -9516,7 +10367,7 @@
         </w:trPr>
         <w:tc>
           <w:tcPr>
-            <w:tcW w:type="dxa" w:w="4283"/>
+            <w:tcW w:type="dxa" w:w="4474"/>
             <w:tcBorders>
               <w:top w:val="single" w:color="BFBFBF" w:sz="4"/>
               <w:left w:val="single" w:color="BFBFBF" w:sz="4"/>
@@ -9544,7 +10395,7 @@
         </w:tc>
         <w:tc>
           <w:tcPr>
-            <w:tcW w:type="dxa" w:w="5355"/>
+            <w:tcW w:type="dxa" w:w="5164"/>
             <w:tcBorders>
               <w:top w:val="single" w:color="BFBFBF" w:sz="4"/>
               <w:left w:val="single" w:color="BFBFBF" w:sz="4"/>
@@ -9584,7 +10435,7 @@
         </w:trPr>
         <w:tc>
           <w:tcPr>
-            <w:tcW w:type="dxa" w:w="4283"/>
+            <w:tcW w:type="dxa" w:w="4474"/>
             <w:tcBorders>
               <w:top w:val="single" w:color="BFBFBF" w:sz="4"/>
               <w:left w:val="single" w:color="BFBFBF" w:sz="4"/>
@@ -9612,7 +10463,7 @@
         </w:tc>
         <w:tc>
           <w:tcPr>
-            <w:tcW w:type="dxa" w:w="5355"/>
+            <w:tcW w:type="dxa" w:w="5164"/>
             <w:tcBorders>
               <w:top w:val="single" w:color="BFBFBF" w:sz="4"/>
               <w:left w:val="single" w:color="BFBFBF" w:sz="4"/>
@@ -9652,7 +10503,7 @@
         </w:trPr>
         <w:tc>
           <w:tcPr>
-            <w:tcW w:type="dxa" w:w="4283"/>
+            <w:tcW w:type="dxa" w:w="4474"/>
             <w:tcBorders>
               <w:top w:val="single" w:color="BFBFBF" w:sz="4"/>
               <w:left w:val="single" w:color="BFBFBF" w:sz="4"/>
@@ -9680,7 +10531,7 @@
         </w:tc>
         <w:tc>
           <w:tcPr>
-            <w:tcW w:type="dxa" w:w="5355"/>
+            <w:tcW w:type="dxa" w:w="5164"/>
             <w:tcBorders>
               <w:top w:val="single" w:color="BFBFBF" w:sz="4"/>
               <w:left w:val="single" w:color="BFBFBF" w:sz="4"/>
@@ -9727,7 +10578,7 @@
         </w:trPr>
         <w:tc>
           <w:tcPr>
-            <w:tcW w:type="dxa" w:w="4283"/>
+            <w:tcW w:type="dxa" w:w="4474"/>
             <w:tcBorders>
               <w:top w:val="single" w:color="BFBFBF" w:sz="4"/>
               <w:left w:val="single" w:color="BFBFBF" w:sz="4"/>
@@ -9755,7 +10606,7 @@
         </w:tc>
         <w:tc>
           <w:tcPr>
-            <w:tcW w:type="dxa" w:w="5355"/>
+            <w:tcW w:type="dxa" w:w="5164"/>
             <w:tcBorders>
               <w:top w:val="single" w:color="BFBFBF" w:sz="4"/>
               <w:left w:val="single" w:color="BFBFBF" w:sz="4"/>
@@ -9802,7 +10653,7 @@
         </w:trPr>
         <w:tc>
           <w:tcPr>
-            <w:tcW w:type="dxa" w:w="4283"/>
+            <w:tcW w:type="dxa" w:w="4474"/>
             <w:tcBorders>
               <w:top w:val="single" w:color="BFBFBF" w:sz="4"/>
               <w:left w:val="single" w:color="BFBFBF" w:sz="4"/>
@@ -9830,7 +10681,7 @@
         </w:tc>
         <w:tc>
           <w:tcPr>
-            <w:tcW w:type="dxa" w:w="5355"/>
+            <w:tcW w:type="dxa" w:w="5164"/>
             <w:tcBorders>
               <w:top w:val="single" w:color="BFBFBF" w:sz="4"/>
               <w:left w:val="single" w:color="BFBFBF" w:sz="4"/>
@@ -9877,7 +10728,7 @@
         </w:trPr>
         <w:tc>
           <w:tcPr>
-            <w:tcW w:type="dxa" w:w="4283"/>
+            <w:tcW w:type="dxa" w:w="4474"/>
             <w:tcBorders>
               <w:top w:val="single" w:color="BFBFBF" w:sz="4"/>
               <w:left w:val="single" w:color="BFBFBF" w:sz="4"/>
@@ -9905,7 +10756,7 @@
         </w:tc>
         <w:tc>
           <w:tcPr>
-            <w:tcW w:type="dxa" w:w="5355"/>
+            <w:tcW w:type="dxa" w:w="5164"/>
             <w:tcBorders>
               <w:top w:val="single" w:color="BFBFBF" w:sz="4"/>
               <w:left w:val="single" w:color="BFBFBF" w:sz="4"/>
@@ -9936,7 +10787,7 @@
         </w:trPr>
         <w:tc>
           <w:tcPr>
-            <w:tcW w:type="dxa" w:w="4283"/>
+            <w:tcW w:type="dxa" w:w="4474"/>
             <w:tcBorders>
               <w:top w:val="single" w:color="BFBFBF" w:sz="4"/>
               <w:left w:val="single" w:color="BFBFBF" w:sz="4"/>
@@ -9964,7 +10815,7 @@
         </w:tc>
         <w:tc>
           <w:tcPr>
-            <w:tcW w:type="dxa" w:w="5355"/>
+            <w:tcW w:type="dxa" w:w="5164"/>
             <w:tcBorders>
               <w:top w:val="single" w:color="BFBFBF" w:sz="4"/>
               <w:left w:val="single" w:color="BFBFBF" w:sz="4"/>
@@ -9985,6 +10836,138 @@
                 <w:szCs w:val="19"/>
               </w:rPr>
               <w:t xml:space="preserve">Menambah role Manager dan kolom foto / gambar tanpa menghapus data lama</w:t>
+            </w:r>
+          </w:p>
+        </w:tc>
+      </w:tr>
+      <w:tr>
+        <w:trPr>
+          <w:tblHeader w:val="off"/>
+        </w:trPr>
+        <w:tc>
+          <w:tcPr>
+            <w:tcW w:type="dxa" w:w="4474"/>
+            <w:tcBorders>
+              <w:top w:val="single" w:color="BFBFBF" w:sz="4"/>
+              <w:left w:val="single" w:color="BFBFBF" w:sz="4"/>
+              <w:bottom w:val="single" w:color="BFBFBF" w:sz="4"/>
+              <w:right w:val="single" w:color="BFBFBF" w:sz="4"/>
+            </w:tcBorders>
+            <w:tcMar>
+              <w:top w:type="dxa" w:w="60"/>
+              <w:left w:type="dxa" w:w="100"/>
+              <w:bottom w:type="dxa" w:w="60"/>
+              <w:right w:type="dxa" w:w="100"/>
+            </w:tcMar>
+          </w:tcPr>
+          <w:p>
+            <w:r>
+              <w:rPr>
+                <w:rFonts w:ascii="Consolas" w:cs="Consolas" w:eastAsia="Consolas" w:hAnsi="Consolas"/>
+                <w:color w:val="1F4E79"/>
+                <w:sz w:val="17"/>
+                <w:szCs w:val="17"/>
+              </w:rPr>
+              <w:t xml:space="preserve">2026_10_21_000001_tambah_lokasi_kondisi_peminjaman</w:t>
+            </w:r>
+          </w:p>
+        </w:tc>
+        <w:tc>
+          <w:tcPr>
+            <w:tcW w:type="dxa" w:w="5164"/>
+            <w:tcBorders>
+              <w:top w:val="single" w:color="BFBFBF" w:sz="4"/>
+              <w:left w:val="single" w:color="BFBFBF" w:sz="4"/>
+              <w:bottom w:val="single" w:color="BFBFBF" w:sz="4"/>
+              <w:right w:val="single" w:color="BFBFBF" w:sz="4"/>
+            </w:tcBorders>
+            <w:tcMar>
+              <w:top w:type="dxa" w:w="60"/>
+              <w:left w:type="dxa" w:w="100"/>
+              <w:bottom w:type="dxa" w:w="60"/>
+              <w:right w:type="dxa" w:w="100"/>
+            </w:tcMar>
+          </w:tcPr>
+          <w:p>
+            <w:r>
+              <w:rPr>
+                <w:sz w:val="19"/>
+                <w:szCs w:val="19"/>
+              </w:rPr>
+              <w:t xml:space="preserve">Membuat tabel </w:t>
+            </w:r>
+            <w:r>
+              <w:rPr>
+                <w:rFonts w:ascii="Consolas" w:cs="Consolas" w:eastAsia="Consolas" w:hAnsi="Consolas"/>
+                <w:color w:val="1F4E79"/>
+                <w:sz w:val="17"/>
+                <w:szCs w:val="17"/>
+              </w:rPr>
+              <w:t xml:space="preserve">lokasi</w:t>
+            </w:r>
+            <w:r>
+              <w:rPr>
+                <w:sz w:val="19"/>
+                <w:szCs w:val="19"/>
+              </w:rPr>
+              <w:t xml:space="preserve">, </w:t>
+            </w:r>
+            <w:r>
+              <w:rPr>
+                <w:rFonts w:ascii="Consolas" w:cs="Consolas" w:eastAsia="Consolas" w:hAnsi="Consolas"/>
+                <w:color w:val="1F4E79"/>
+                <w:sz w:val="17"/>
+                <w:szCs w:val="17"/>
+              </w:rPr>
+              <w:t xml:space="preserve">stok_barang</w:t>
+            </w:r>
+            <w:r>
+              <w:rPr>
+                <w:sz w:val="19"/>
+                <w:szCs w:val="19"/>
+              </w:rPr>
+              <w:t xml:space="preserve">, </w:t>
+            </w:r>
+            <w:r>
+              <w:rPr>
+                <w:rFonts w:ascii="Consolas" w:cs="Consolas" w:eastAsia="Consolas" w:hAnsi="Consolas"/>
+                <w:color w:val="1F4E79"/>
+                <w:sz w:val="17"/>
+                <w:szCs w:val="17"/>
+              </w:rPr>
+              <w:t xml:space="preserve">pengembalian</w:t>
+            </w:r>
+            <w:r>
+              <w:rPr>
+                <w:sz w:val="19"/>
+                <w:szCs w:val="19"/>
+              </w:rPr>
+              <w:t xml:space="preserve">; menambah jenis keluar, lokasi, dan rincian kondisi; memindahkan data lama (teks lokasi → data master lokasi, stok → stok per lokasi dan kondisi, barang keluar lama → Pemindahan) lalu menghapus kolom </w:t>
+            </w:r>
+            <w:r>
+              <w:rPr>
+                <w:rFonts w:ascii="Consolas" w:cs="Consolas" w:eastAsia="Consolas" w:hAnsi="Consolas"/>
+                <w:color w:val="1F4E79"/>
+                <w:sz w:val="17"/>
+                <w:szCs w:val="17"/>
+              </w:rPr>
+              <w:t xml:space="preserve">lokasi</w:t>
+            </w:r>
+            <w:r>
+              <w:rPr>
+                <w:sz w:val="19"/>
+                <w:szCs w:val="19"/>
+              </w:rPr>
+              <w:t xml:space="preserve"> dan </w:t>
+            </w:r>
+            <w:r>
+              <w:rPr>
+                <w:rFonts w:ascii="Consolas" w:cs="Consolas" w:eastAsia="Consolas" w:hAnsi="Consolas"/>
+                <w:color w:val="1F4E79"/>
+                <w:sz w:val="17"/>
+                <w:szCs w:val="17"/>
+              </w:rPr>
+              <w:t xml:space="preserve">status_barang</w:t>
             </w:r>
           </w:p>
         </w:tc>
@@ -10225,7 +11208,7 @@
                 <w:sz w:val="19"/>
                 <w:szCs w:val="19"/>
               </w:rPr>
-              <w:t xml:space="preserve">Daftar URL (38 route) dan pembagian hak akses per role</w:t>
+              <w:t xml:space="preserve">Daftar URL (48 route) dan pembagian hak akses per role</w:t>
             </w:r>
           </w:p>
         </w:tc>
@@ -10343,7 +11326,7 @@
                 <w:sz w:val="19"/>
                 <w:szCs w:val="19"/>
               </w:rPr>
-              <w:t xml:space="preserve">AuthController, DashboardController, ProfilController, UserController, KategoriController, BarangController, BarangMasukController, BarangKeluarController</w:t>
+              <w:t xml:space="preserve">AuthController, DashboardController, ProfilController, UserController, KategoriController, LokasiController, BarangController, BarangMasukController, BarangKeluarController, PengembalianController</w:t>
             </w:r>
           </w:p>
         </w:tc>
@@ -10402,7 +11385,7 @@
                 <w:sz w:val="19"/>
                 <w:szCs w:val="19"/>
               </w:rPr>
-              <w:t xml:space="preserve">Aturan validasi: ProfilRequest, UserRequest, KategoriRequest, BarangRequest, BarangMasukRequest, BarangKeluarRequest</w:t>
+              <w:t xml:space="preserve">Aturan validasi: ProfilRequest, UserRequest, KategoriRequest, LokasiRequest, BarangRequest, BarangMasukRequest, BarangKeluarRequest, PengembalianRequest</w:t>
             </w:r>
           </w:p>
         </w:tc>
@@ -10461,7 +11444,7 @@
                 <w:sz w:val="19"/>
                 <w:szCs w:val="19"/>
               </w:rPr>
-              <w:t xml:space="preserve">Model Eloquent: User, Kategori, Barang, BarangMasuk, BarangKeluar</w:t>
+              <w:t xml:space="preserve">Model Eloquent: User, Kategori, Lokasi, Barang, StokBarang, BarangMasuk, BarangKeluar, Pengembalian</w:t>
             </w:r>
           </w:p>
         </w:tc>
@@ -10494,7 +11477,7 @@
                 <w:sz w:val="17"/>
                 <w:szCs w:val="17"/>
               </w:rPr>
-              <w:t xml:space="preserve">app/Services/StokService.php</w:t>
+              <w:t xml:space="preserve">app/Models/Concerns/PunyaRincianKondisi.php</w:t>
             </w:r>
           </w:p>
         </w:tc>
@@ -10520,7 +11503,55 @@
                 <w:sz w:val="19"/>
                 <w:szCs w:val="19"/>
               </w:rPr>
-              <w:t xml:space="preserve">Satu-satunya tempat yang mengubah stok</w:t>
+              <w:t xml:space="preserve">Trait bersama untuk rincian kondisi (</w:t>
+            </w:r>
+            <w:r>
+              <w:rPr>
+                <w:rFonts w:ascii="Consolas" w:cs="Consolas" w:eastAsia="Consolas" w:hAnsi="Consolas"/>
+                <w:color w:val="1F4E79"/>
+                <w:sz w:val="17"/>
+                <w:szCs w:val="17"/>
+              </w:rPr>
+              <w:t xml:space="preserve">rincian()</w:t>
+            </w:r>
+            <w:r>
+              <w:rPr>
+                <w:sz w:val="19"/>
+                <w:szCs w:val="19"/>
+              </w:rPr>
+              <w:t xml:space="preserve">, </w:t>
+            </w:r>
+            <w:r>
+              <w:rPr>
+                <w:rFonts w:ascii="Consolas" w:cs="Consolas" w:eastAsia="Consolas" w:hAnsi="Consolas"/>
+                <w:color w:val="1F4E79"/>
+                <w:sz w:val="17"/>
+                <w:szCs w:val="17"/>
+              </w:rPr>
+              <w:t xml:space="preserve">ringkasKondisi()</w:t>
+            </w:r>
+            <w:r>
+              <w:rPr>
+                <w:sz w:val="19"/>
+                <w:szCs w:val="19"/>
+              </w:rPr>
+              <w:t xml:space="preserve">, </w:t>
+            </w:r>
+            <w:r>
+              <w:rPr>
+                <w:rFonts w:ascii="Consolas" w:cs="Consolas" w:eastAsia="Consolas" w:hAnsi="Consolas"/>
+                <w:color w:val="1F4E79"/>
+                <w:sz w:val="17"/>
+                <w:szCs w:val="17"/>
+              </w:rPr>
+              <w:t xml:space="preserve">isiRincian()</w:t>
+            </w:r>
+            <w:r>
+              <w:rPr>
+                <w:sz w:val="19"/>
+                <w:szCs w:val="19"/>
+              </w:rPr>
+              <w:t xml:space="preserve">) yang dipakai BarangMasuk, BarangKeluar, Pengembalian</w:t>
             </w:r>
           </w:p>
         </w:tc>
@@ -10553,7 +11584,7 @@
                 <w:sz w:val="17"/>
                 <w:szCs w:val="17"/>
               </w:rPr>
-              <w:t xml:space="preserve">app/Services/GambarService.php</w:t>
+              <w:t xml:space="preserve">app/Services/StokService.php</w:t>
             </w:r>
           </w:p>
         </w:tc>
@@ -10579,7 +11610,7 @@
                 <w:sz w:val="19"/>
                 <w:szCs w:val="19"/>
               </w:rPr>
-              <w:t xml:space="preserve">Satu-satunya tempat yang menyimpan, mengganti, menghapus, dan membuat alamat gambar</w:t>
+              <w:t xml:space="preserve">Satu-satunya tempat yang mengubah stok (per barang, lokasi, kondisi)</w:t>
             </w:r>
           </w:p>
         </w:tc>
@@ -10612,7 +11643,7 @@
                 <w:sz w:val="17"/>
                 <w:szCs w:val="17"/>
               </w:rPr>
-              <w:t xml:space="preserve">app/Support/Suasana.php</w:t>
+              <w:t xml:space="preserve">app/Services/GambarService.php</w:t>
             </w:r>
           </w:p>
         </w:tc>
@@ -10638,7 +11669,7 @@
                 <w:sz w:val="19"/>
                 <w:szCs w:val="19"/>
               </w:rPr>
-              <w:t xml:space="preserve">Penentu suasana pagi / siang / sore / malam: salam dashboard, animasi dan audio login</w:t>
+              <w:t xml:space="preserve">Satu-satunya tempat yang menyimpan, mengganti, menghapus, dan membuat alamat gambar</w:t>
             </w:r>
           </w:p>
         </w:tc>
@@ -10671,7 +11702,7 @@
                 <w:sz w:val="17"/>
                 <w:szCs w:val="17"/>
               </w:rPr>
-              <w:t xml:space="preserve">app/Exceptions/StokTidakCukupException.php</w:t>
+              <w:t xml:space="preserve">app/Support/Suasana.php</w:t>
             </w:r>
           </w:p>
         </w:tc>
@@ -10697,7 +11728,7 @@
                 <w:sz w:val="19"/>
                 <w:szCs w:val="19"/>
               </w:rPr>
-              <w:t xml:space="preserve">Error khusus saat stok tidak mencukupi</w:t>
+              <w:t xml:space="preserve">Penentu suasana pagi / siang / sore / malam: salam dashboard, animasi dan audio login</w:t>
             </w:r>
           </w:p>
         </w:tc>
@@ -10730,7 +11761,7 @@
                 <w:sz w:val="17"/>
                 <w:szCs w:val="17"/>
               </w:rPr>
-              <w:t xml:space="preserve">app/Providers/AppServiceProvider.php</w:t>
+              <w:t xml:space="preserve">app/Exceptions/StokTidakCukupException.php</w:t>
             </w:r>
           </w:p>
         </w:tc>
@@ -10756,7 +11787,7 @@
                 <w:sz w:val="19"/>
                 <w:szCs w:val="19"/>
               </w:rPr>
-              <w:t xml:space="preserve">Pagination berbahasa Indonesia, jumlah Pending untuk menu, paksa https di produksi</w:t>
+              <w:t xml:space="preserve">Error khusus saat stok tidak mencukupi</w:t>
             </w:r>
           </w:p>
         </w:tc>
@@ -10789,7 +11820,7 @@
                 <w:sz w:val="17"/>
                 <w:szCs w:val="17"/>
               </w:rPr>
-              <w:t xml:space="preserve">bootstrap/app.php</w:t>
+              <w:t xml:space="preserve">app/Providers/AppServiceProvider.php</w:t>
             </w:r>
           </w:p>
         </w:tc>
@@ -10815,23 +11846,7 @@
                 <w:sz w:val="19"/>
                 <w:szCs w:val="19"/>
               </w:rPr>
-              <w:t xml:space="preserve">Alias middleware </w:t>
-            </w:r>
-            <w:r>
-              <w:rPr>
-                <w:rFonts w:ascii="Consolas" w:cs="Consolas" w:eastAsia="Consolas" w:hAnsi="Consolas"/>
-                <w:color w:val="1F4E79"/>
-                <w:sz w:val="17"/>
-                <w:szCs w:val="17"/>
-              </w:rPr>
-              <w:t xml:space="preserve">role</w:t>
-            </w:r>
-            <w:r>
-              <w:rPr>
-                <w:sz w:val="19"/>
-                <w:szCs w:val="19"/>
-              </w:rPr>
-              <w:t xml:space="preserve">, proxy tepercaya, penanganan error 419</w:t>
+              <w:t xml:space="preserve">Pagination berbahasa Indonesia, jumlah Pending untuk menu, paksa https di produksi</w:t>
             </w:r>
           </w:p>
         </w:tc>
@@ -10864,7 +11879,7 @@
                 <w:sz w:val="17"/>
                 <w:szCs w:val="17"/>
               </w:rPr>
-              <w:t xml:space="preserve">config/filesystems.php</w:t>
+              <w:t xml:space="preserve">bootstrap/app.php</w:t>
             </w:r>
           </w:p>
         </w:tc>
@@ -10890,7 +11905,7 @@
                 <w:sz w:val="19"/>
                 <w:szCs w:val="19"/>
               </w:rPr>
-              <w:t xml:space="preserve">Lokasi penyimpanan gambar (</w:t>
+              <w:t xml:space="preserve">Alias middleware </w:t>
             </w:r>
             <w:r>
               <w:rPr>
@@ -10899,46 +11914,14 @@
                 <w:sz w:val="17"/>
                 <w:szCs w:val="17"/>
               </w:rPr>
-              <w:t xml:space="preserve">UPLOAD_DISK</w:t>
-            </w:r>
-            <w:r>
-              <w:rPr>
-                <w:sz w:val="19"/>
-                <w:szCs w:val="19"/>
-              </w:rPr>
-              <w:t xml:space="preserve">: </w:t>
-            </w:r>
-            <w:r>
-              <w:rPr>
-                <w:rFonts w:ascii="Consolas" w:cs="Consolas" w:eastAsia="Consolas" w:hAnsi="Consolas"/>
-                <w:color w:val="1F4E79"/>
-                <w:sz w:val="17"/>
-                <w:szCs w:val="17"/>
-              </w:rPr>
-              <w:t xml:space="preserve">public</w:t>
-            </w:r>
-            <w:r>
-              <w:rPr>
-                <w:sz w:val="19"/>
-                <w:szCs w:val="19"/>
-              </w:rPr>
-              <w:t xml:space="preserve"> atau </w:t>
-            </w:r>
-            <w:r>
-              <w:rPr>
-                <w:rFonts w:ascii="Consolas" w:cs="Consolas" w:eastAsia="Consolas" w:hAnsi="Consolas"/>
-                <w:color w:val="1F4E79"/>
-                <w:sz w:val="17"/>
-                <w:szCs w:val="17"/>
-              </w:rPr>
-              <w:t xml:space="preserve">s3</w:t>
-            </w:r>
-            <w:r>
-              <w:rPr>
-                <w:sz w:val="19"/>
-                <w:szCs w:val="19"/>
-              </w:rPr>
-              <w:t xml:space="preserve">)</w:t>
+              <w:t xml:space="preserve">role</w:t>
+            </w:r>
+            <w:r>
+              <w:rPr>
+                <w:sz w:val="19"/>
+                <w:szCs w:val="19"/>
+              </w:rPr>
+              <w:t xml:space="preserve">, proxy tepercaya, penanganan error 419</w:t>
             </w:r>
           </w:p>
         </w:tc>
@@ -10971,14 +11954,33 @@
                 <w:sz w:val="17"/>
                 <w:szCs w:val="17"/>
               </w:rPr>
-              <w:t xml:space="preserve">database/migrations/</w:t>
-            </w:r>
-            <w:r>
-              <w:rPr>
-                <w:sz w:val="19"/>
-                <w:szCs w:val="19"/>
-              </w:rPr>
-              <w:t xml:space="preserve">, </w:t>
+              <w:t xml:space="preserve">config/filesystems.php</w:t>
+            </w:r>
+          </w:p>
+        </w:tc>
+        <w:tc>
+          <w:tcPr>
+            <w:tcW w:type="dxa" w:w="4819"/>
+            <w:tcBorders>
+              <w:top w:val="single" w:color="BFBFBF" w:sz="4"/>
+              <w:left w:val="single" w:color="BFBFBF" w:sz="4"/>
+              <w:bottom w:val="single" w:color="BFBFBF" w:sz="4"/>
+              <w:right w:val="single" w:color="BFBFBF" w:sz="4"/>
+            </w:tcBorders>
+            <w:tcMar>
+              <w:top w:type="dxa" w:w="60"/>
+              <w:left w:type="dxa" w:w="100"/>
+              <w:bottom w:type="dxa" w:w="60"/>
+              <w:right w:type="dxa" w:w="100"/>
+            </w:tcMar>
+          </w:tcPr>
+          <w:p>
+            <w:r>
+              <w:rPr>
+                <w:sz w:val="19"/>
+                <w:szCs w:val="19"/>
+              </w:rPr>
+              <w:t xml:space="preserve">Lokasi penyimpanan gambar (</w:t>
             </w:r>
             <w:r>
               <w:rPr>
@@ -10987,14 +11989,14 @@
                 <w:sz w:val="17"/>
                 <w:szCs w:val="17"/>
               </w:rPr>
-              <w:t xml:space="preserve">database/seeders/</w:t>
-            </w:r>
-            <w:r>
-              <w:rPr>
-                <w:sz w:val="19"/>
-                <w:szCs w:val="19"/>
-              </w:rPr>
-              <w:t xml:space="preserve">, </w:t>
+              <w:t xml:space="preserve">UPLOAD_DISK</w:t>
+            </w:r>
+            <w:r>
+              <w:rPr>
+                <w:sz w:val="19"/>
+                <w:szCs w:val="19"/>
+              </w:rPr>
+              <w:t xml:space="preserve">: </w:t>
             </w:r>
             <w:r>
               <w:rPr>
@@ -11003,33 +12005,30 @@
                 <w:sz w:val="17"/>
                 <w:szCs w:val="17"/>
               </w:rPr>
-              <w:t xml:space="preserve">database/factories/</w:t>
-            </w:r>
-          </w:p>
-        </w:tc>
-        <w:tc>
-          <w:tcPr>
-            <w:tcW w:type="dxa" w:w="4819"/>
-            <w:tcBorders>
-              <w:top w:val="single" w:color="BFBFBF" w:sz="4"/>
-              <w:left w:val="single" w:color="BFBFBF" w:sz="4"/>
-              <w:bottom w:val="single" w:color="BFBFBF" w:sz="4"/>
-              <w:right w:val="single" w:color="BFBFBF" w:sz="4"/>
-            </w:tcBorders>
-            <w:tcMar>
-              <w:top w:type="dxa" w:w="60"/>
-              <w:left w:type="dxa" w:w="100"/>
-              <w:bottom w:type="dxa" w:w="60"/>
-              <w:right w:type="dxa" w:w="100"/>
-            </w:tcMar>
-          </w:tcPr>
-          <w:p>
-            <w:r>
-              <w:rPr>
-                <w:sz w:val="19"/>
-                <w:szCs w:val="19"/>
-              </w:rPr>
-              <w:t xml:space="preserve">Struktur tabel, data sampel, data palsu untuk pengujian</w:t>
+              <w:t xml:space="preserve">public</w:t>
+            </w:r>
+            <w:r>
+              <w:rPr>
+                <w:sz w:val="19"/>
+                <w:szCs w:val="19"/>
+              </w:rPr>
+              <w:t xml:space="preserve"> atau </w:t>
+            </w:r>
+            <w:r>
+              <w:rPr>
+                <w:rFonts w:ascii="Consolas" w:cs="Consolas" w:eastAsia="Consolas" w:hAnsi="Consolas"/>
+                <w:color w:val="1F4E79"/>
+                <w:sz w:val="17"/>
+                <w:szCs w:val="17"/>
+              </w:rPr>
+              <w:t xml:space="preserve">s3</w:t>
+            </w:r>
+            <w:r>
+              <w:rPr>
+                <w:sz w:val="19"/>
+                <w:szCs w:val="19"/>
+              </w:rPr>
+              <w:t xml:space="preserve">)</w:t>
             </w:r>
           </w:p>
         </w:tc>
@@ -11062,7 +12061,39 @@
                 <w:sz w:val="17"/>
                 <w:szCs w:val="17"/>
               </w:rPr>
-              <w:t xml:space="preserve">resources/views/</w:t>
+              <w:t xml:space="preserve">database/migrations/</w:t>
+            </w:r>
+            <w:r>
+              <w:rPr>
+                <w:sz w:val="19"/>
+                <w:szCs w:val="19"/>
+              </w:rPr>
+              <w:t xml:space="preserve">, </w:t>
+            </w:r>
+            <w:r>
+              <w:rPr>
+                <w:rFonts w:ascii="Consolas" w:cs="Consolas" w:eastAsia="Consolas" w:hAnsi="Consolas"/>
+                <w:color w:val="1F4E79"/>
+                <w:sz w:val="17"/>
+                <w:szCs w:val="17"/>
+              </w:rPr>
+              <w:t xml:space="preserve">database/seeders/</w:t>
+            </w:r>
+            <w:r>
+              <w:rPr>
+                <w:sz w:val="19"/>
+                <w:szCs w:val="19"/>
+              </w:rPr>
+              <w:t xml:space="preserve">, </w:t>
+            </w:r>
+            <w:r>
+              <w:rPr>
+                <w:rFonts w:ascii="Consolas" w:cs="Consolas" w:eastAsia="Consolas" w:hAnsi="Consolas"/>
+                <w:color w:val="1F4E79"/>
+                <w:sz w:val="17"/>
+                <w:szCs w:val="17"/>
+              </w:rPr>
+              <w:t xml:space="preserve">database/factories/</w:t>
             </w:r>
           </w:p>
         </w:tc>
@@ -11088,7 +12119,7 @@
                 <w:sz w:val="19"/>
                 <w:szCs w:val="19"/>
               </w:rPr>
-              <w:t xml:space="preserve">Halaman Blade: layout, login, dashboard, profil, user, kategori, barang, barang-masuk, barang-keluar</w:t>
+              <w:t xml:space="preserve">Struktur tabel, data sampel, data palsu untuk pengujian</w:t>
             </w:r>
           </w:p>
         </w:tc>
@@ -11121,7 +12152,7 @@
                 <w:sz w:val="17"/>
                 <w:szCs w:val="17"/>
               </w:rPr>
-              <w:t xml:space="preserve">resources/views/components/</w:t>
+              <w:t xml:space="preserve">resources/views/</w:t>
             </w:r>
           </w:p>
         </w:tc>
@@ -11147,112 +12178,7 @@
                 <w:sz w:val="19"/>
                 <w:szCs w:val="19"/>
               </w:rPr>
-              <w:t xml:space="preserve">Komponen: </w:t>
-            </w:r>
-            <w:r>
-              <w:rPr>
-                <w:rFonts w:ascii="Consolas" w:cs="Consolas" w:eastAsia="Consolas" w:hAnsi="Consolas"/>
-                <w:color w:val="1F4E79"/>
-                <w:sz w:val="17"/>
-                <w:szCs w:val="17"/>
-              </w:rPr>
-              <w:t xml:space="preserve">icon</w:t>
-            </w:r>
-            <w:r>
-              <w:rPr>
-                <w:sz w:val="19"/>
-                <w:szCs w:val="19"/>
-              </w:rPr>
-              <w:t xml:space="preserve">, </w:t>
-            </w:r>
-            <w:r>
-              <w:rPr>
-                <w:rFonts w:ascii="Consolas" w:cs="Consolas" w:eastAsia="Consolas" w:hAnsi="Consolas"/>
-                <w:color w:val="1F4E79"/>
-                <w:sz w:val="17"/>
-                <w:szCs w:val="17"/>
-              </w:rPr>
-              <w:t xml:space="preserve">badge</w:t>
-            </w:r>
-            <w:r>
-              <w:rPr>
-                <w:sz w:val="19"/>
-                <w:szCs w:val="19"/>
-              </w:rPr>
-              <w:t xml:space="preserve">, </w:t>
-            </w:r>
-            <w:r>
-              <w:rPr>
-                <w:rFonts w:ascii="Consolas" w:cs="Consolas" w:eastAsia="Consolas" w:hAnsi="Consolas"/>
-                <w:color w:val="1F4E79"/>
-                <w:sz w:val="17"/>
-                <w:szCs w:val="17"/>
-              </w:rPr>
-              <w:t xml:space="preserve">empty</w:t>
-            </w:r>
-            <w:r>
-              <w:rPr>
-                <w:sz w:val="19"/>
-                <w:szCs w:val="19"/>
-              </w:rPr>
-              <w:t xml:space="preserve">, </w:t>
-            </w:r>
-            <w:r>
-              <w:rPr>
-                <w:rFonts w:ascii="Consolas" w:cs="Consolas" w:eastAsia="Consolas" w:hAnsi="Consolas"/>
-                <w:color w:val="1F4E79"/>
-                <w:sz w:val="17"/>
-                <w:szCs w:val="17"/>
-              </w:rPr>
-              <w:t xml:space="preserve">error</w:t>
-            </w:r>
-            <w:r>
-              <w:rPr>
-                <w:sz w:val="19"/>
-                <w:szCs w:val="19"/>
-              </w:rPr>
-              <w:t xml:space="preserve">, </w:t>
-            </w:r>
-            <w:r>
-              <w:rPr>
-                <w:rFonts w:ascii="Consolas" w:cs="Consolas" w:eastAsia="Consolas" w:hAnsi="Consolas"/>
-                <w:color w:val="1F4E79"/>
-                <w:sz w:val="17"/>
-                <w:szCs w:val="17"/>
-              </w:rPr>
-              <w:t xml:space="preserve">avatar</w:t>
-            </w:r>
-            <w:r>
-              <w:rPr>
-                <w:sz w:val="19"/>
-                <w:szCs w:val="19"/>
-              </w:rPr>
-              <w:t xml:space="preserve">, </w:t>
-            </w:r>
-            <w:r>
-              <w:rPr>
-                <w:rFonts w:ascii="Consolas" w:cs="Consolas" w:eastAsia="Consolas" w:hAnsi="Consolas"/>
-                <w:color w:val="1F4E79"/>
-                <w:sz w:val="17"/>
-                <w:szCs w:val="17"/>
-              </w:rPr>
-              <w:t xml:space="preserve">unggah-gambar</w:t>
-            </w:r>
-            <w:r>
-              <w:rPr>
-                <w:sz w:val="19"/>
-                <w:szCs w:val="19"/>
-              </w:rPr>
-              <w:t xml:space="preserve">, </w:t>
-            </w:r>
-            <w:r>
-              <w:rPr>
-                <w:rFonts w:ascii="Consolas" w:cs="Consolas" w:eastAsia="Consolas" w:hAnsi="Consolas"/>
-                <w:color w:val="1F4E79"/>
-                <w:sz w:val="17"/>
-                <w:szCs w:val="17"/>
-              </w:rPr>
-              <w:t xml:space="preserve">tombol-tema</w:t>
+              <w:t xml:space="preserve">Halaman Blade: layout, login, dashboard, profil, user, kategori, lokasi, barang, barang-masuk, barang-keluar</w:t>
             </w:r>
           </w:p>
         </w:tc>
@@ -11285,7 +12211,7 @@
                 <w:sz w:val="17"/>
                 <w:szCs w:val="17"/>
               </w:rPr>
-              <w:t xml:space="preserve">resources/views/partials/</w:t>
+              <w:t xml:space="preserve">resources/views/components/</w:t>
             </w:r>
           </w:p>
         </w:tc>
@@ -11306,6 +12232,13 @@
             </w:tcMar>
           </w:tcPr>
           <w:p>
+            <w:r>
+              <w:rPr>
+                <w:sz w:val="19"/>
+                <w:szCs w:val="19"/>
+              </w:rPr>
+              <w:t xml:space="preserve">Komponen: </w:t>
+            </w:r>
             <w:r>
               <w:rPr>
                 <w:rFonts w:ascii="Consolas" w:cs="Consolas" w:eastAsia="Consolas" w:hAnsi="Consolas"/>
@@ -11313,14 +12246,14 @@
                 <w:sz w:val="17"/>
                 <w:szCs w:val="17"/>
               </w:rPr>
-              <w:t xml:space="preserve">flash</w:t>
-            </w:r>
-            <w:r>
-              <w:rPr>
-                <w:sz w:val="19"/>
-                <w:szCs w:val="19"/>
-              </w:rPr>
-              <w:t xml:space="preserve"> (pesan notifikasi), </w:t>
+              <w:t xml:space="preserve">icon</w:t>
+            </w:r>
+            <w:r>
+              <w:rPr>
+                <w:sz w:val="19"/>
+                <w:szCs w:val="19"/>
+              </w:rPr>
+              <w:t xml:space="preserve">, </w:t>
             </w:r>
             <w:r>
               <w:rPr>
@@ -11329,14 +12262,14 @@
                 <w:sz w:val="17"/>
                 <w:szCs w:val="17"/>
               </w:rPr>
-              <w:t xml:space="preserve">pagination</w:t>
-            </w:r>
-            <w:r>
-              <w:rPr>
-                <w:sz w:val="19"/>
-                <w:szCs w:val="19"/>
-              </w:rPr>
-              <w:t xml:space="preserve">, dan </w:t>
+              <w:t xml:space="preserve">badge</w:t>
+            </w:r>
+            <w:r>
+              <w:rPr>
+                <w:sz w:val="19"/>
+                <w:szCs w:val="19"/>
+              </w:rPr>
+              <w:t xml:space="preserve">, </w:t>
             </w:r>
             <w:r>
               <w:rPr>
@@ -11345,14 +12278,110 @@
                 <w:sz w:val="17"/>
                 <w:szCs w:val="17"/>
               </w:rPr>
-              <w:t xml:space="preserve">tema-awal</w:t>
-            </w:r>
-            <w:r>
-              <w:rPr>
-                <w:sz w:val="19"/>
-                <w:szCs w:val="19"/>
-              </w:rPr>
-              <w:t xml:space="preserve"> (skrip mode gelap)</w:t>
+              <w:t xml:space="preserve">empty</w:t>
+            </w:r>
+            <w:r>
+              <w:rPr>
+                <w:sz w:val="19"/>
+                <w:szCs w:val="19"/>
+              </w:rPr>
+              <w:t xml:space="preserve">, </w:t>
+            </w:r>
+            <w:r>
+              <w:rPr>
+                <w:rFonts w:ascii="Consolas" w:cs="Consolas" w:eastAsia="Consolas" w:hAnsi="Consolas"/>
+                <w:color w:val="1F4E79"/>
+                <w:sz w:val="17"/>
+                <w:szCs w:val="17"/>
+              </w:rPr>
+              <w:t xml:space="preserve">error</w:t>
+            </w:r>
+            <w:r>
+              <w:rPr>
+                <w:sz w:val="19"/>
+                <w:szCs w:val="19"/>
+              </w:rPr>
+              <w:t xml:space="preserve">, </w:t>
+            </w:r>
+            <w:r>
+              <w:rPr>
+                <w:rFonts w:ascii="Consolas" w:cs="Consolas" w:eastAsia="Consolas" w:hAnsi="Consolas"/>
+                <w:color w:val="1F4E79"/>
+                <w:sz w:val="17"/>
+                <w:szCs w:val="17"/>
+              </w:rPr>
+              <w:t xml:space="preserve">avatar</w:t>
+            </w:r>
+            <w:r>
+              <w:rPr>
+                <w:sz w:val="19"/>
+                <w:szCs w:val="19"/>
+              </w:rPr>
+              <w:t xml:space="preserve">, </w:t>
+            </w:r>
+            <w:r>
+              <w:rPr>
+                <w:rFonts w:ascii="Consolas" w:cs="Consolas" w:eastAsia="Consolas" w:hAnsi="Consolas"/>
+                <w:color w:val="1F4E79"/>
+                <w:sz w:val="17"/>
+                <w:szCs w:val="17"/>
+              </w:rPr>
+              <w:t xml:space="preserve">unggah-gambar</w:t>
+            </w:r>
+            <w:r>
+              <w:rPr>
+                <w:sz w:val="19"/>
+                <w:szCs w:val="19"/>
+              </w:rPr>
+              <w:t xml:space="preserve">, </w:t>
+            </w:r>
+            <w:r>
+              <w:rPr>
+                <w:rFonts w:ascii="Consolas" w:cs="Consolas" w:eastAsia="Consolas" w:hAnsi="Consolas"/>
+                <w:color w:val="1F4E79"/>
+                <w:sz w:val="17"/>
+                <w:szCs w:val="17"/>
+              </w:rPr>
+              <w:t xml:space="preserve">tombol-tema</w:t>
+            </w:r>
+            <w:r>
+              <w:rPr>
+                <w:sz w:val="19"/>
+                <w:szCs w:val="19"/>
+              </w:rPr>
+              <w:t xml:space="preserve">, </w:t>
+            </w:r>
+            <w:r>
+              <w:rPr>
+                <w:rFonts w:ascii="Consolas" w:cs="Consolas" w:eastAsia="Consolas" w:hAnsi="Consolas"/>
+                <w:color w:val="1F4E79"/>
+                <w:sz w:val="17"/>
+                <w:szCs w:val="17"/>
+              </w:rPr>
+              <w:t xml:space="preserve">input-kondisi</w:t>
+            </w:r>
+            <w:r>
+              <w:rPr>
+                <w:sz w:val="19"/>
+                <w:szCs w:val="19"/>
+              </w:rPr>
+              <w:t xml:space="preserve"> (3 kotak jumlah per kondisi + total), </w:t>
+            </w:r>
+            <w:r>
+              <w:rPr>
+                <w:rFonts w:ascii="Consolas" w:cs="Consolas" w:eastAsia="Consolas" w:hAnsi="Consolas"/>
+                <w:color w:val="1F4E79"/>
+                <w:sz w:val="17"/>
+                <w:szCs w:val="17"/>
+              </w:rPr>
+              <w:t xml:space="preserve">rincian-kondisi</w:t>
+            </w:r>
+            <w:r>
+              <w:rPr>
+                <w:sz w:val="19"/>
+                <w:szCs w:val="19"/>
+              </w:rPr>
+              <w:t xml:space="preserve"> (label berwarna per kondisi)</w:t>
             </w:r>
           </w:p>
         </w:tc>
@@ -11385,7 +12414,7 @@
                 <w:sz w:val="17"/>
                 <w:szCs w:val="17"/>
               </w:rPr>
-              <w:t xml:space="preserve">resources/css/app.css</w:t>
+              <w:t xml:space="preserve">resources/views/partials/</w:t>
             </w:r>
           </w:p>
         </w:tc>
@@ -11408,10 +12437,51 @@
           <w:p>
             <w:r>
               <w:rPr>
-                <w:sz w:val="19"/>
-                <w:szCs w:val="19"/>
-              </w:rPr>
-              <w:t xml:space="preserve">Gaya tampilan, animasi halaman login, dan warna mode gelap</w:t>
+                <w:rFonts w:ascii="Consolas" w:cs="Consolas" w:eastAsia="Consolas" w:hAnsi="Consolas"/>
+                <w:color w:val="1F4E79"/>
+                <w:sz w:val="17"/>
+                <w:szCs w:val="17"/>
+              </w:rPr>
+              <w:t xml:space="preserve">flash</w:t>
+            </w:r>
+            <w:r>
+              <w:rPr>
+                <w:sz w:val="19"/>
+                <w:szCs w:val="19"/>
+              </w:rPr>
+              <w:t xml:space="preserve"> (pesan notifikasi), </w:t>
+            </w:r>
+            <w:r>
+              <w:rPr>
+                <w:rFonts w:ascii="Consolas" w:cs="Consolas" w:eastAsia="Consolas" w:hAnsi="Consolas"/>
+                <w:color w:val="1F4E79"/>
+                <w:sz w:val="17"/>
+                <w:szCs w:val="17"/>
+              </w:rPr>
+              <w:t xml:space="preserve">pagination</w:t>
+            </w:r>
+            <w:r>
+              <w:rPr>
+                <w:sz w:val="19"/>
+                <w:szCs w:val="19"/>
+              </w:rPr>
+              <w:t xml:space="preserve">, dan </w:t>
+            </w:r>
+            <w:r>
+              <w:rPr>
+                <w:rFonts w:ascii="Consolas" w:cs="Consolas" w:eastAsia="Consolas" w:hAnsi="Consolas"/>
+                <w:color w:val="1F4E79"/>
+                <w:sz w:val="17"/>
+                <w:szCs w:val="17"/>
+              </w:rPr>
+              <w:t xml:space="preserve">tema-awal</w:t>
+            </w:r>
+            <w:r>
+              <w:rPr>
+                <w:sz w:val="19"/>
+                <w:szCs w:val="19"/>
+              </w:rPr>
+              <w:t xml:space="preserve"> (skrip mode gelap)</w:t>
             </w:r>
           </w:p>
         </w:tc>
@@ -11444,7 +12514,7 @@
                 <w:sz w:val="17"/>
                 <w:szCs w:val="17"/>
               </w:rPr>
-              <w:t xml:space="preserve">resources/js/</w:t>
+              <w:t xml:space="preserve">resources/css/app.css</w:t>
             </w:r>
           </w:p>
         </w:tc>
@@ -11467,67 +12537,10 @@
           <w:p>
             <w:r>
               <w:rPr>
-                <w:rFonts w:ascii="Consolas" w:cs="Consolas" w:eastAsia="Consolas" w:hAnsi="Consolas"/>
-                <w:color w:val="1F4E79"/>
-                <w:sz w:val="17"/>
-                <w:szCs w:val="17"/>
-              </w:rPr>
-              <w:t xml:space="preserve">app.js</w:t>
-            </w:r>
-            <w:r>
-              <w:rPr>
-                <w:sz w:val="19"/>
-                <w:szCs w:val="19"/>
-              </w:rPr>
-              <w:t xml:space="preserve"> (menu HP, notifikasi, lihat password, pratinjau gambar), </w:t>
-            </w:r>
-            <w:r>
-              <w:rPr>
-                <w:rFonts w:ascii="Consolas" w:cs="Consolas" w:eastAsia="Consolas" w:hAnsi="Consolas"/>
-                <w:color w:val="1F4E79"/>
-                <w:sz w:val="17"/>
-                <w:szCs w:val="17"/>
-              </w:rPr>
-              <w:t xml:space="preserve">tema.js</w:t>
-            </w:r>
-            <w:r>
-              <w:rPr>
-                <w:sz w:val="19"/>
-                <w:szCs w:val="19"/>
-              </w:rPr>
-              <w:t xml:space="preserve"> (mode gelap), </w:t>
-            </w:r>
-            <w:r>
-              <w:rPr>
-                <w:rFonts w:ascii="Consolas" w:cs="Consolas" w:eastAsia="Consolas" w:hAnsi="Consolas"/>
-                <w:color w:val="1F4E79"/>
-                <w:sz w:val="17"/>
-                <w:szCs w:val="17"/>
-              </w:rPr>
-              <w:t xml:space="preserve">suasana.js</w:t>
-            </w:r>
-            <w:r>
-              <w:rPr>
-                <w:sz w:val="19"/>
-                <w:szCs w:val="19"/>
-              </w:rPr>
-              <w:t xml:space="preserve"> (salam, jam, dan audio login), </w:t>
-            </w:r>
-            <w:r>
-              <w:rPr>
-                <w:rFonts w:ascii="Consolas" w:cs="Consolas" w:eastAsia="Consolas" w:hAnsi="Consolas"/>
-                <w:color w:val="1F4E79"/>
-                <w:sz w:val="17"/>
-                <w:szCs w:val="17"/>
-              </w:rPr>
-              <w:t xml:space="preserve">musik.js</w:t>
-            </w:r>
-            <w:r>
-              <w:rPr>
-                <w:sz w:val="19"/>
-                <w:szCs w:val="19"/>
-              </w:rPr>
-              <w:t xml:space="preserve"> (musik Bad Apple!!)</w:t>
+                <w:sz w:val="19"/>
+                <w:szCs w:val="19"/>
+              </w:rPr>
+              <w:t xml:space="preserve">Gaya tampilan, animasi halaman login, dan warna mode gelap</w:t>
             </w:r>
           </w:p>
         </w:tc>
@@ -11560,7 +12573,7 @@
                 <w:sz w:val="17"/>
                 <w:szCs w:val="17"/>
               </w:rPr>
-              <w:t xml:space="preserve">public/images/siluet.png</w:t>
+              <w:t xml:space="preserve">resources/js/</w:t>
             </w:r>
           </w:p>
         </w:tc>
@@ -11583,10 +12596,99 @@
           <w:p>
             <w:r>
               <w:rPr>
-                <w:sz w:val="19"/>
-                <w:szCs w:val="19"/>
-              </w:rPr>
-              <w:t xml:space="preserve">Gambar siluet halaman login (PNG transparan)</w:t>
+                <w:rFonts w:ascii="Consolas" w:cs="Consolas" w:eastAsia="Consolas" w:hAnsi="Consolas"/>
+                <w:color w:val="1F4E79"/>
+                <w:sz w:val="17"/>
+                <w:szCs w:val="17"/>
+              </w:rPr>
+              <w:t xml:space="preserve">app.js</w:t>
+            </w:r>
+            <w:r>
+              <w:rPr>
+                <w:sz w:val="19"/>
+                <w:szCs w:val="19"/>
+              </w:rPr>
+              <w:t xml:space="preserve"> (menu HP, notifikasi, lihat password, pratinjau gambar), </w:t>
+            </w:r>
+            <w:r>
+              <w:rPr>
+                <w:rFonts w:ascii="Consolas" w:cs="Consolas" w:eastAsia="Consolas" w:hAnsi="Consolas"/>
+                <w:color w:val="1F4E79"/>
+                <w:sz w:val="17"/>
+                <w:szCs w:val="17"/>
+              </w:rPr>
+              <w:t xml:space="preserve">tema.js</w:t>
+            </w:r>
+            <w:r>
+              <w:rPr>
+                <w:sz w:val="19"/>
+                <w:szCs w:val="19"/>
+              </w:rPr>
+              <w:t xml:space="preserve"> (mode gelap), </w:t>
+            </w:r>
+            <w:r>
+              <w:rPr>
+                <w:rFonts w:ascii="Consolas" w:cs="Consolas" w:eastAsia="Consolas" w:hAnsi="Consolas"/>
+                <w:color w:val="1F4E79"/>
+                <w:sz w:val="17"/>
+                <w:szCs w:val="17"/>
+              </w:rPr>
+              <w:t xml:space="preserve">suasana.js</w:t>
+            </w:r>
+            <w:r>
+              <w:rPr>
+                <w:sz w:val="19"/>
+                <w:szCs w:val="19"/>
+              </w:rPr>
+              <w:t xml:space="preserve"> (salam, jam, dan audio login), </w:t>
+            </w:r>
+            <w:r>
+              <w:rPr>
+                <w:rFonts w:ascii="Consolas" w:cs="Consolas" w:eastAsia="Consolas" w:hAnsi="Consolas"/>
+                <w:color w:val="1F4E79"/>
+                <w:sz w:val="17"/>
+                <w:szCs w:val="17"/>
+              </w:rPr>
+              <w:t xml:space="preserve">musik.js</w:t>
+            </w:r>
+            <w:r>
+              <w:rPr>
+                <w:sz w:val="19"/>
+                <w:szCs w:val="19"/>
+              </w:rPr>
+              <w:t xml:space="preserve"> (musik Bad Apple!!), </w:t>
+            </w:r>
+            <w:r>
+              <w:rPr>
+                <w:rFonts w:ascii="Consolas" w:cs="Consolas" w:eastAsia="Consolas" w:hAnsi="Consolas"/>
+                <w:color w:val="1F4E79"/>
+                <w:sz w:val="17"/>
+                <w:szCs w:val="17"/>
+              </w:rPr>
+              <w:t xml:space="preserve">popup.js</w:t>
+            </w:r>
+            <w:r>
+              <w:rPr>
+                <w:sz w:val="19"/>
+                <w:szCs w:val="19"/>
+              </w:rPr>
+              <w:t xml:space="preserve"> (popup dan panel), </w:t>
+            </w:r>
+            <w:r>
+              <w:rPr>
+                <w:rFonts w:ascii="Consolas" w:cs="Consolas" w:eastAsia="Consolas" w:hAnsi="Consolas"/>
+                <w:color w:val="1F4E79"/>
+                <w:sz w:val="17"/>
+                <w:szCs w:val="17"/>
+              </w:rPr>
+              <w:t xml:space="preserve">form-kondisi.js</w:t>
+            </w:r>
+            <w:r>
+              <w:rPr>
+                <w:sz w:val="19"/>
+                <w:szCs w:val="19"/>
+              </w:rPr>
+              <w:t xml:space="preserve"> (total kondisi otomatis dan form barang keluar sesuai jenis)</w:t>
             </w:r>
           </w:p>
         </w:tc>
@@ -11619,7 +12721,7 @@
                 <w:sz w:val="17"/>
                 <w:szCs w:val="17"/>
               </w:rPr>
-              <w:t xml:space="preserve">public/audio/</w:t>
+              <w:t xml:space="preserve">public/images/siluet.png</w:t>
             </w:r>
           </w:p>
         </w:tc>
@@ -11645,80 +12747,7 @@
                 <w:sz w:val="19"/>
                 <w:szCs w:val="19"/>
               </w:rPr>
-              <w:t xml:space="preserve">Suara suasana (</w:t>
-            </w:r>
-            <w:r>
-              <w:rPr>
-                <w:rFonts w:ascii="Consolas" w:cs="Consolas" w:eastAsia="Consolas" w:hAnsi="Consolas"/>
-                <w:color w:val="1F4E79"/>
-                <w:sz w:val="17"/>
-                <w:szCs w:val="17"/>
-              </w:rPr>
-              <w:t xml:space="preserve">pagi.wav</w:t>
-            </w:r>
-            <w:r>
-              <w:rPr>
-                <w:sz w:val="19"/>
-                <w:szCs w:val="19"/>
-              </w:rPr>
-              <w:t xml:space="preserve">, </w:t>
-            </w:r>
-            <w:r>
-              <w:rPr>
-                <w:rFonts w:ascii="Consolas" w:cs="Consolas" w:eastAsia="Consolas" w:hAnsi="Consolas"/>
-                <w:color w:val="1F4E79"/>
-                <w:sz w:val="17"/>
-                <w:szCs w:val="17"/>
-              </w:rPr>
-              <w:t xml:space="preserve">siang.wav</w:t>
-            </w:r>
-            <w:r>
-              <w:rPr>
-                <w:sz w:val="19"/>
-                <w:szCs w:val="19"/>
-              </w:rPr>
-              <w:t xml:space="preserve">, </w:t>
-            </w:r>
-            <w:r>
-              <w:rPr>
-                <w:rFonts w:ascii="Consolas" w:cs="Consolas" w:eastAsia="Consolas" w:hAnsi="Consolas"/>
-                <w:color w:val="1F4E79"/>
-                <w:sz w:val="17"/>
-                <w:szCs w:val="17"/>
-              </w:rPr>
-              <w:t xml:space="preserve">sore.wav</w:t>
-            </w:r>
-            <w:r>
-              <w:rPr>
-                <w:sz w:val="19"/>
-                <w:szCs w:val="19"/>
-              </w:rPr>
-              <w:t xml:space="preserve">, </w:t>
-            </w:r>
-            <w:r>
-              <w:rPr>
-                <w:rFonts w:ascii="Consolas" w:cs="Consolas" w:eastAsia="Consolas" w:hAnsi="Consolas"/>
-                <w:color w:val="1F4E79"/>
-                <w:sz w:val="17"/>
-                <w:szCs w:val="17"/>
-              </w:rPr>
-              <w:t xml:space="preserve">malam.wav</w:t>
-            </w:r>
-            <w:r>
-              <w:rPr>
-                <w:sz w:val="19"/>
-                <w:szCs w:val="19"/>
-              </w:rPr>
-              <w:t xml:space="preserve">) dan lagu </w:t>
-            </w:r>
-            <w:r>
-              <w:rPr>
-                <w:rFonts w:ascii="Consolas" w:cs="Consolas" w:eastAsia="Consolas" w:hAnsi="Consolas"/>
-                <w:color w:val="1F4E79"/>
-                <w:sz w:val="17"/>
-                <w:szCs w:val="17"/>
-              </w:rPr>
-              <w:t xml:space="preserve">bad-apple.mp3</w:t>
+              <w:t xml:space="preserve">Gambar siluet halaman login (PNG transparan)</w:t>
             </w:r>
           </w:p>
         </w:tc>
@@ -11751,14 +12780,33 @@
                 <w:sz w:val="17"/>
                 <w:szCs w:val="17"/>
               </w:rPr>
-              <w:t xml:space="preserve">tests/Unit</w:t>
-            </w:r>
-            <w:r>
-              <w:rPr>
-                <w:sz w:val="19"/>
-                <w:szCs w:val="19"/>
-              </w:rPr>
-              <w:t xml:space="preserve">, </w:t>
+              <w:t xml:space="preserve">public/audio/</w:t>
+            </w:r>
+          </w:p>
+        </w:tc>
+        <w:tc>
+          <w:tcPr>
+            <w:tcW w:type="dxa" w:w="4819"/>
+            <w:tcBorders>
+              <w:top w:val="single" w:color="BFBFBF" w:sz="4"/>
+              <w:left w:val="single" w:color="BFBFBF" w:sz="4"/>
+              <w:bottom w:val="single" w:color="BFBFBF" w:sz="4"/>
+              <w:right w:val="single" w:color="BFBFBF" w:sz="4"/>
+            </w:tcBorders>
+            <w:tcMar>
+              <w:top w:type="dxa" w:w="60"/>
+              <w:left w:type="dxa" w:w="100"/>
+              <w:bottom w:type="dxa" w:w="60"/>
+              <w:right w:type="dxa" w:w="100"/>
+            </w:tcMar>
+          </w:tcPr>
+          <w:p>
+            <w:r>
+              <w:rPr>
+                <w:sz w:val="19"/>
+                <w:szCs w:val="19"/>
+              </w:rPr>
+              <w:t xml:space="preserve">Suara suasana (</w:t>
             </w:r>
             <w:r>
               <w:rPr>
@@ -11767,6 +12815,119 @@
                 <w:sz w:val="17"/>
                 <w:szCs w:val="17"/>
               </w:rPr>
+              <w:t xml:space="preserve">pagi.wav</w:t>
+            </w:r>
+            <w:r>
+              <w:rPr>
+                <w:sz w:val="19"/>
+                <w:szCs w:val="19"/>
+              </w:rPr>
+              <w:t xml:space="preserve">, </w:t>
+            </w:r>
+            <w:r>
+              <w:rPr>
+                <w:rFonts w:ascii="Consolas" w:cs="Consolas" w:eastAsia="Consolas" w:hAnsi="Consolas"/>
+                <w:color w:val="1F4E79"/>
+                <w:sz w:val="17"/>
+                <w:szCs w:val="17"/>
+              </w:rPr>
+              <w:t xml:space="preserve">siang.wav</w:t>
+            </w:r>
+            <w:r>
+              <w:rPr>
+                <w:sz w:val="19"/>
+                <w:szCs w:val="19"/>
+              </w:rPr>
+              <w:t xml:space="preserve">, </w:t>
+            </w:r>
+            <w:r>
+              <w:rPr>
+                <w:rFonts w:ascii="Consolas" w:cs="Consolas" w:eastAsia="Consolas" w:hAnsi="Consolas"/>
+                <w:color w:val="1F4E79"/>
+                <w:sz w:val="17"/>
+                <w:szCs w:val="17"/>
+              </w:rPr>
+              <w:t xml:space="preserve">sore.wav</w:t>
+            </w:r>
+            <w:r>
+              <w:rPr>
+                <w:sz w:val="19"/>
+                <w:szCs w:val="19"/>
+              </w:rPr>
+              <w:t xml:space="preserve">, </w:t>
+            </w:r>
+            <w:r>
+              <w:rPr>
+                <w:rFonts w:ascii="Consolas" w:cs="Consolas" w:eastAsia="Consolas" w:hAnsi="Consolas"/>
+                <w:color w:val="1F4E79"/>
+                <w:sz w:val="17"/>
+                <w:szCs w:val="17"/>
+              </w:rPr>
+              <w:t xml:space="preserve">malam.wav</w:t>
+            </w:r>
+            <w:r>
+              <w:rPr>
+                <w:sz w:val="19"/>
+                <w:szCs w:val="19"/>
+              </w:rPr>
+              <w:t xml:space="preserve">) dan lagu </w:t>
+            </w:r>
+            <w:r>
+              <w:rPr>
+                <w:rFonts w:ascii="Consolas" w:cs="Consolas" w:eastAsia="Consolas" w:hAnsi="Consolas"/>
+                <w:color w:val="1F4E79"/>
+                <w:sz w:val="17"/>
+                <w:szCs w:val="17"/>
+              </w:rPr>
+              <w:t xml:space="preserve">bad-apple.mp3</w:t>
+            </w:r>
+          </w:p>
+        </w:tc>
+      </w:tr>
+      <w:tr>
+        <w:trPr>
+          <w:tblHeader w:val="off"/>
+        </w:trPr>
+        <w:tc>
+          <w:tcPr>
+            <w:tcW w:type="dxa" w:w="4819"/>
+            <w:tcBorders>
+              <w:top w:val="single" w:color="BFBFBF" w:sz="4"/>
+              <w:left w:val="single" w:color="BFBFBF" w:sz="4"/>
+              <w:bottom w:val="single" w:color="BFBFBF" w:sz="4"/>
+              <w:right w:val="single" w:color="BFBFBF" w:sz="4"/>
+            </w:tcBorders>
+            <w:tcMar>
+              <w:top w:type="dxa" w:w="60"/>
+              <w:left w:type="dxa" w:w="100"/>
+              <w:bottom w:type="dxa" w:w="60"/>
+              <w:right w:type="dxa" w:w="100"/>
+            </w:tcMar>
+          </w:tcPr>
+          <w:p>
+            <w:r>
+              <w:rPr>
+                <w:rFonts w:ascii="Consolas" w:cs="Consolas" w:eastAsia="Consolas" w:hAnsi="Consolas"/>
+                <w:color w:val="1F4E79"/>
+                <w:sz w:val="17"/>
+                <w:szCs w:val="17"/>
+              </w:rPr>
+              <w:t xml:space="preserve">tests/Unit</w:t>
+            </w:r>
+            <w:r>
+              <w:rPr>
+                <w:sz w:val="19"/>
+                <w:szCs w:val="19"/>
+              </w:rPr>
+              <w:t xml:space="preserve">, </w:t>
+            </w:r>
+            <w:r>
+              <w:rPr>
+                <w:rFonts w:ascii="Consolas" w:cs="Consolas" w:eastAsia="Consolas" w:hAnsi="Consolas"/>
+                <w:color w:val="1F4E79"/>
+                <w:sz w:val="17"/>
+                <w:szCs w:val="17"/>
+              </w:rPr>
               <w:t xml:space="preserve">tests/Feature</w:t>
             </w:r>
           </w:p>
@@ -11793,7 +12954,7 @@
                 <w:sz w:val="19"/>
                 <w:szCs w:val="19"/>
               </w:rPr>
-              <w:t xml:space="preserve">80 test PHPUnit</w:t>
+              <w:t xml:space="preserve">96 test PHPUnit</w:t>
             </w:r>
           </w:p>
         </w:tc>
@@ -12534,7 +13695,7 @@
       </w:pPr>
       <w:bookmarkStart w:name="_Toc18" w:id="18"/>
       <w:r>
-        <w:t xml:space="preserve">7.4 Stok — </w:t>
+        <w:t xml:space="preserve">7.4 Stok per Lokasi dan Kondisi — </w:t>
       </w:r>
       <w:r>
         <w:rPr>
@@ -12546,381 +13707,6 @@
         <w:t xml:space="preserve">StokService</w:t>
       </w:r>
       <w:bookmarkEnd w:id="18"/>
-    </w:p>
-    <w:p>
-      <w:r>
-        <w:t xml:space="preserve">Perubahan stok terpusat di </w:t>
-      </w:r>
-      <w:r>
-        <w:rPr>
-          <w:rFonts w:ascii="Consolas" w:cs="Consolas" w:eastAsia="Consolas" w:hAnsi="Consolas"/>
-          <w:color w:val="1F4E79"/>
-          <w:sz w:val="20"/>
-          <w:szCs w:val="20"/>
-        </w:rPr>
-        <w:t xml:space="preserve">tambah()</w:t>
-      </w:r>
-      <w:r>
-        <w:t xml:space="preserve"> dan </w:t>
-      </w:r>
-      <w:r>
-        <w:rPr>
-          <w:rFonts w:ascii="Consolas" w:cs="Consolas" w:eastAsia="Consolas" w:hAnsi="Consolas"/>
-          <w:color w:val="1F4E79"/>
-          <w:sz w:val="20"/>
-          <w:szCs w:val="20"/>
-        </w:rPr>
-        <w:t xml:space="preserve">kurangi()</w:t>
-      </w:r>
-      <w:r>
-        <w:t xml:space="preserve">. </w:t>
-      </w:r>
-      <w:r>
-        <w:rPr>
-          <w:rFonts w:ascii="Consolas" w:cs="Consolas" w:eastAsia="Consolas" w:hAnsi="Consolas"/>
-          <w:color w:val="1F4E79"/>
-          <w:sz w:val="20"/>
-          <w:szCs w:val="20"/>
-        </w:rPr>
-        <w:t xml:space="preserve">kurangi()</w:t>
-      </w:r>
-      <w:r>
-        <w:t xml:space="preserve"> melempar </w:t>
-      </w:r>
-      <w:r>
-        <w:rPr>
-          <w:rFonts w:ascii="Consolas" w:cs="Consolas" w:eastAsia="Consolas" w:hAnsi="Consolas"/>
-          <w:color w:val="1F4E79"/>
-          <w:sz w:val="20"/>
-          <w:szCs w:val="20"/>
-        </w:rPr>
-        <w:t xml:space="preserve">StokTidakCukupException</w:t>
-      </w:r>
-      <w:r>
-        <w:t xml:space="preserve"> bila stok kurang, sehingga stok tidak pernah negatif. Controller memanggilnya di dalam </w:t>
-      </w:r>
-      <w:r>
-        <w:rPr>
-          <w:rFonts w:ascii="Consolas" w:cs="Consolas" w:eastAsia="Consolas" w:hAnsi="Consolas"/>
-          <w:color w:val="1F4E79"/>
-          <w:sz w:val="20"/>
-          <w:szCs w:val="20"/>
-        </w:rPr>
-        <w:t xml:space="preserve">DB::transaction()</w:t>
-      </w:r>
-      <w:r>
-        <w:t xml:space="preserve"> agar data transaksi dan stok berhasil bersama atau batal bersama. </w:t>
-      </w:r>
-      <w:r>
-        <w:rPr>
-          <w:rFonts w:ascii="Consolas" w:cs="Consolas" w:eastAsia="Consolas" w:hAnsi="Consolas"/>
-          <w:color w:val="1F4E79"/>
-          <w:sz w:val="20"/>
-          <w:szCs w:val="20"/>
-        </w:rPr>
-        <w:t xml:space="preserve">lockForUpdate()</w:t>
-      </w:r>
-      <w:r>
-        <w:t xml:space="preserve"> mengunci baris barang agar dua proses bersamaan tidak mengacaukan stok.</w:t>
-      </w:r>
-    </w:p>
-    <w:p>
-      <w:pPr>
-        <w:pStyle w:val="Heading2"/>
-      </w:pPr>
-      <w:bookmarkStart w:name="_Toc19" w:id="19"/>
-      <w:r>
-        <w:t xml:space="preserve">7.5 Verifikasi — </w:t>
-      </w:r>
-      <w:r>
-        <w:rPr>
-          <w:rFonts w:ascii="Consolas" w:cs="Consolas" w:eastAsia="Consolas" w:hAnsi="Consolas"/>
-          <w:color w:val="1F4E79"/>
-          <w:sz w:val="20"/>
-          <w:szCs w:val="20"/>
-        </w:rPr>
-        <w:t xml:space="preserve">BarangKeluarController::setujui()</w:t>
-      </w:r>
-      <w:r>
-        <w:t xml:space="preserve"> dan </w:t>
-      </w:r>
-      <w:r>
-        <w:rPr>
-          <w:rFonts w:ascii="Consolas" w:cs="Consolas" w:eastAsia="Consolas" w:hAnsi="Consolas"/>
-          <w:color w:val="1F4E79"/>
-          <w:sz w:val="20"/>
-          <w:szCs w:val="20"/>
-        </w:rPr>
-        <w:t xml:space="preserve">tolak()</w:t>
-      </w:r>
-      <w:bookmarkEnd w:id="19"/>
-    </w:p>
-    <w:p>
-      <w:r>
-        <w:t xml:space="preserve">Hanya Manager yang dapat mengaksesnya. Di dalam transaksi, </w:t>
-      </w:r>
-      <w:r>
-        <w:rPr>
-          <w:rFonts w:ascii="Consolas" w:cs="Consolas" w:eastAsia="Consolas" w:hAnsi="Consolas"/>
-          <w:color w:val="1F4E79"/>
-          <w:sz w:val="20"/>
-          <w:szCs w:val="20"/>
-        </w:rPr>
-        <w:t xml:space="preserve">kunciPermintaanPending()</w:t>
-      </w:r>
-      <w:r>
-        <w:t xml:space="preserve"> mengunci baris permintaan dan memastikan statusnya masih Pending; bila dua Manager menyetujui bersamaan, yang kedua menunggu lalu mendapati status sudah berubah. </w:t>
-      </w:r>
-      <w:r>
-        <w:rPr>
-          <w:rFonts w:ascii="Consolas" w:cs="Consolas" w:eastAsia="Consolas" w:hAnsi="Consolas"/>
-          <w:color w:val="1F4E79"/>
-          <w:sz w:val="20"/>
-          <w:szCs w:val="20"/>
-        </w:rPr>
-        <w:t xml:space="preserve">simpanVerifikasi()</w:t>
-      </w:r>
-      <w:r>
-        <w:t xml:space="preserve"> mengisi status, </w:t>
-      </w:r>
-      <w:r>
-        <w:rPr>
-          <w:rFonts w:ascii="Consolas" w:cs="Consolas" w:eastAsia="Consolas" w:hAnsi="Consolas"/>
-          <w:color w:val="1F4E79"/>
-          <w:sz w:val="20"/>
-          <w:szCs w:val="20"/>
-        </w:rPr>
-        <w:t xml:space="preserve">id_verifikator</w:t>
-      </w:r>
-      <w:r>
-        <w:t xml:space="preserve">, </w:t>
-      </w:r>
-      <w:r>
-        <w:rPr>
-          <w:rFonts w:ascii="Consolas" w:cs="Consolas" w:eastAsia="Consolas" w:hAnsi="Consolas"/>
-          <w:color w:val="1F4E79"/>
-          <w:sz w:val="20"/>
-          <w:szCs w:val="20"/>
-        </w:rPr>
-        <w:t xml:space="preserve">tanggal_verifikasi</w:t>
-      </w:r>
-      <w:r>
-        <w:t xml:space="preserve">, dan catatan. Pada </w:t>
-      </w:r>
-      <w:r>
-        <w:rPr>
-          <w:rFonts w:ascii="Consolas" w:cs="Consolas" w:eastAsia="Consolas" w:hAnsi="Consolas"/>
-          <w:color w:val="1F4E79"/>
-          <w:sz w:val="20"/>
-          <w:szCs w:val="20"/>
-        </w:rPr>
-        <w:t xml:space="preserve">tolak()</w:t>
-      </w:r>
-      <w:r>
-        <w:t xml:space="preserve">, catatan wajib diisi.</w:t>
-      </w:r>
-    </w:p>
-    <w:p>
-      <w:pPr>
-        <w:pStyle w:val="Heading2"/>
-      </w:pPr>
-      <w:bookmarkStart w:name="_Toc20" w:id="20"/>
-      <w:r>
-        <w:t xml:space="preserve">7.6 Validasi — Form Request</w:t>
-      </w:r>
-      <w:bookmarkEnd w:id="20"/>
-    </w:p>
-    <w:p>
-      <w:r>
-        <w:t xml:space="preserve">Contoh </w:t>
-      </w:r>
-      <w:r>
-        <w:rPr>
-          <w:rFonts w:ascii="Consolas" w:cs="Consolas" w:eastAsia="Consolas" w:hAnsi="Consolas"/>
-          <w:color w:val="1F4E79"/>
-          <w:sz w:val="20"/>
-          <w:szCs w:val="20"/>
-        </w:rPr>
-        <w:t xml:space="preserve">BarangKeluarRequest</w:t>
-      </w:r>
-      <w:r>
-        <w:t xml:space="preserve">: </w:t>
-      </w:r>
-      <w:r>
-        <w:rPr>
-          <w:rFonts w:ascii="Consolas" w:cs="Consolas" w:eastAsia="Consolas" w:hAnsi="Consolas"/>
-          <w:color w:val="1F4E79"/>
-          <w:sz w:val="20"/>
-          <w:szCs w:val="20"/>
-        </w:rPr>
-        <w:t xml:space="preserve">required</w:t>
-      </w:r>
-      <w:r>
-        <w:t xml:space="preserve">, </w:t>
-      </w:r>
-      <w:r>
-        <w:rPr>
-          <w:rFonts w:ascii="Consolas" w:cs="Consolas" w:eastAsia="Consolas" w:hAnsi="Consolas"/>
-          <w:color w:val="1F4E79"/>
-          <w:sz w:val="20"/>
-          <w:szCs w:val="20"/>
-        </w:rPr>
-        <w:t xml:space="preserve">integer</w:t>
-      </w:r>
-      <w:r>
-        <w:t xml:space="preserve">, </w:t>
-      </w:r>
-      <w:r>
-        <w:rPr>
-          <w:rFonts w:ascii="Consolas" w:cs="Consolas" w:eastAsia="Consolas" w:hAnsi="Consolas"/>
-          <w:color w:val="1F4E79"/>
-          <w:sz w:val="20"/>
-          <w:szCs w:val="20"/>
-        </w:rPr>
-        <w:t xml:space="preserve">min:1</w:t>
-      </w:r>
-      <w:r>
-        <w:t xml:space="preserve">, </w:t>
-      </w:r>
-      <w:r>
-        <w:rPr>
-          <w:rFonts w:ascii="Consolas" w:cs="Consolas" w:eastAsia="Consolas" w:hAnsi="Consolas"/>
-          <w:color w:val="1F4E79"/>
-          <w:sz w:val="20"/>
-          <w:szCs w:val="20"/>
-        </w:rPr>
-        <w:t xml:space="preserve">exists:barang,id_barang</w:t>
-      </w:r>
-      <w:r>
-        <w:t xml:space="preserve">, </w:t>
-      </w:r>
-      <w:r>
-        <w:rPr>
-          <w:rFonts w:ascii="Consolas" w:cs="Consolas" w:eastAsia="Consolas" w:hAnsi="Consolas"/>
-          <w:color w:val="1F4E79"/>
-          <w:sz w:val="20"/>
-          <w:szCs w:val="20"/>
-        </w:rPr>
-        <w:t xml:space="preserve">Rule::in(Barang::STATUS_BARANG)</w:t>
-      </w:r>
-      <w:r>
-        <w:t xml:space="preserve">, aturan foto (</w:t>
-      </w:r>
-      <w:r>
-        <w:rPr>
-          <w:rFonts w:ascii="Consolas" w:cs="Consolas" w:eastAsia="Consolas" w:hAnsi="Consolas"/>
-          <w:color w:val="1F4E79"/>
-          <w:sz w:val="20"/>
-          <w:szCs w:val="20"/>
-        </w:rPr>
-        <w:t xml:space="preserve">required</w:t>
-      </w:r>
-      <w:r>
-        <w:t xml:space="preserve">, </w:t>
-      </w:r>
-      <w:r>
-        <w:rPr>
-          <w:rFonts w:ascii="Consolas" w:cs="Consolas" w:eastAsia="Consolas" w:hAnsi="Consolas"/>
-          <w:color w:val="1F4E79"/>
-          <w:sz w:val="20"/>
-          <w:szCs w:val="20"/>
-        </w:rPr>
-        <w:t xml:space="preserve">image</w:t>
-      </w:r>
-      <w:r>
-        <w:t xml:space="preserve">, </w:t>
-      </w:r>
-      <w:r>
-        <w:rPr>
-          <w:rFonts w:ascii="Consolas" w:cs="Consolas" w:eastAsia="Consolas" w:hAnsi="Consolas"/>
-          <w:color w:val="1F4E79"/>
-          <w:sz w:val="20"/>
-          <w:szCs w:val="20"/>
-        </w:rPr>
-        <w:t xml:space="preserve">mimes:jpg,jpeg,png,webp</w:t>
-      </w:r>
-      <w:r>
-        <w:t xml:space="preserve">, </w:t>
-      </w:r>
-      <w:r>
-        <w:rPr>
-          <w:rFonts w:ascii="Consolas" w:cs="Consolas" w:eastAsia="Consolas" w:hAnsi="Consolas"/>
-          <w:color w:val="1F4E79"/>
-          <w:sz w:val="20"/>
-          <w:szCs w:val="20"/>
-        </w:rPr>
-        <w:t xml:space="preserve">max:2048</w:t>
-      </w:r>
-      <w:r>
-        <w:t xml:space="preserve">), dan pengecekan stok di method </w:t>
-      </w:r>
-      <w:r>
-        <w:rPr>
-          <w:rFonts w:ascii="Consolas" w:cs="Consolas" w:eastAsia="Consolas" w:hAnsi="Consolas"/>
-          <w:color w:val="1F4E79"/>
-          <w:sz w:val="20"/>
-          <w:szCs w:val="20"/>
-        </w:rPr>
-        <w:t xml:space="preserve">after()</w:t>
-      </w:r>
-      <w:r>
-        <w:t xml:space="preserve">. </w:t>
-      </w:r>
-      <w:r>
-        <w:rPr>
-          <w:rFonts w:ascii="Consolas" w:cs="Consolas" w:eastAsia="Consolas" w:hAnsi="Consolas"/>
-          <w:color w:val="1F4E79"/>
-          <w:sz w:val="20"/>
-          <w:szCs w:val="20"/>
-        </w:rPr>
-        <w:t xml:space="preserve">ProfilRequest</w:t>
-      </w:r>
-      <w:r>
-        <w:t xml:space="preserve"> memakai </w:t>
-      </w:r>
-      <w:r>
-        <w:rPr>
-          <w:rFonts w:ascii="Consolas" w:cs="Consolas" w:eastAsia="Consolas" w:hAnsi="Consolas"/>
-          <w:color w:val="1F4E79"/>
-          <w:sz w:val="20"/>
-          <w:szCs w:val="20"/>
-        </w:rPr>
-        <w:t xml:space="preserve">current_password</w:t>
-      </w:r>
-      <w:r>
-        <w:t xml:space="preserve"> untuk memastikan password lama benar. Pesan error tampil di bawah input lewat komponen </w:t>
-      </w:r>
-      <w:r>
-        <w:rPr>
-          <w:rFonts w:ascii="Consolas" w:cs="Consolas" w:eastAsia="Consolas" w:hAnsi="Consolas"/>
-          <w:color w:val="1F4E79"/>
-          <w:sz w:val="20"/>
-          <w:szCs w:val="20"/>
-        </w:rPr>
-        <w:t xml:space="preserve">&lt;x-error&gt;</w:t>
-      </w:r>
-      <w:r>
-        <w:t xml:space="preserve">.</w:t>
-      </w:r>
-    </w:p>
-    <w:p>
-      <w:pPr>
-        <w:pStyle w:val="Heading2"/>
-      </w:pPr>
-      <w:bookmarkStart w:name="_Toc21" w:id="21"/>
-      <w:r>
-        <w:t xml:space="preserve">7.7 Unggah Gambar — </w:t>
-      </w:r>
-      <w:r>
-        <w:rPr>
-          <w:rFonts w:ascii="Consolas" w:cs="Consolas" w:eastAsia="Consolas" w:hAnsi="Consolas"/>
-          <w:color w:val="1F4E79"/>
-          <w:sz w:val="20"/>
-          <w:szCs w:val="20"/>
-        </w:rPr>
-        <w:t xml:space="preserve">GambarService</w:t>
-      </w:r>
-      <w:bookmarkEnd w:id="21"/>
     </w:p>
     <w:p>
       <w:pPr>
@@ -12931,7 +13717,7 @@
         </w:numPr>
       </w:pPr>
       <w:r>
-        <w:t xml:space="preserve">Form memakai </w:t>
+        <w:t xml:space="preserve">Stok disimpan di tabel </w:t>
       </w:r>
       <w:r>
         <w:rPr>
@@ -12940,10 +13726,10 @@
           <w:sz w:val="20"/>
           <w:szCs w:val="20"/>
         </w:rPr>
-        <w:t xml:space="preserve">enctype="multipart/form-data"</w:t>
-      </w:r>
-      <w:r>
-        <w:t xml:space="preserve">; komponen </w:t>
+        <w:t xml:space="preserve">stok_barang</w:t>
+      </w:r>
+      <w:r>
+        <w:t xml:space="preserve">: satu baris untuk setiap barang + lokasi + kondisi. Kolom </w:t>
       </w:r>
       <w:r>
         <w:rPr>
@@ -12952,10 +13738,22 @@
           <w:sz w:val="20"/>
           <w:szCs w:val="20"/>
         </w:rPr>
-        <w:t xml:space="preserve">&lt;x-unggah-gambar&gt;</w:t>
-      </w:r>
-      <w:r>
-        <w:t xml:space="preserve"> menampilkan pratinjau dengan JavaScript.</w:t>
+        <w:t xml:space="preserve">barang.stok</w:t>
+      </w:r>
+      <w:r>
+        <w:t xml:space="preserve"> hanya total, dihitung ulang oleh </w:t>
+      </w:r>
+      <w:r>
+        <w:rPr>
+          <w:rFonts w:ascii="Consolas" w:cs="Consolas" w:eastAsia="Consolas" w:hAnsi="Consolas"/>
+          <w:color w:val="1F4E79"/>
+          <w:sz w:val="20"/>
+          <w:szCs w:val="20"/>
+        </w:rPr>
+        <w:t xml:space="preserve">perbaruiTotal()</w:t>
+      </w:r>
+      <w:r>
+        <w:t xml:space="preserve"> setiap kali stok berubah.</w:t>
       </w:r>
     </w:p>
     <w:p>
@@ -12967,19 +13765,52 @@
         </w:numPr>
       </w:pPr>
       <w:r>
-        <w:t xml:space="preserve">Form Request memeriksa jenis isi dan ukuran file (</w:t>
-      </w:r>
-      <w:r>
         <w:rPr>
           <w:rFonts w:ascii="Consolas" w:cs="Consolas" w:eastAsia="Consolas" w:hAnsi="Consolas"/>
           <w:color w:val="1F4E79"/>
           <w:sz w:val="20"/>
           <w:szCs w:val="20"/>
         </w:rPr>
-        <w:t xml:space="preserve">GambarService::ATURAN</w:t>
-      </w:r>
-      <w:r>
-        <w:t xml:space="preserve">).</w:t>
+        <w:t xml:space="preserve">tambah($barang, $idLokasi, $kondisi, $jumlah)</w:t>
+      </w:r>
+      <w:r>
+        <w:t xml:space="preserve"> dan </w:t>
+      </w:r>
+      <w:r>
+        <w:rPr>
+          <w:rFonts w:ascii="Consolas" w:cs="Consolas" w:eastAsia="Consolas" w:hAnsi="Consolas"/>
+          <w:color w:val="1F4E79"/>
+          <w:sz w:val="20"/>
+          <w:szCs w:val="20"/>
+        </w:rPr>
+        <w:t xml:space="preserve">kurangi(...)</w:t>
+      </w:r>
+      <w:r>
+        <w:t xml:space="preserve"> mengubah satu baris stok. </w:t>
+      </w:r>
+      <w:r>
+        <w:rPr>
+          <w:rFonts w:ascii="Consolas" w:cs="Consolas" w:eastAsia="Consolas" w:hAnsi="Consolas"/>
+          <w:color w:val="1F4E79"/>
+          <w:sz w:val="20"/>
+          <w:szCs w:val="20"/>
+        </w:rPr>
+        <w:t xml:space="preserve">kurangi()</w:t>
+      </w:r>
+      <w:r>
+        <w:t xml:space="preserve"> melempar </w:t>
+      </w:r>
+      <w:r>
+        <w:rPr>
+          <w:rFonts w:ascii="Consolas" w:cs="Consolas" w:eastAsia="Consolas" w:hAnsi="Consolas"/>
+          <w:color w:val="1F4E79"/>
+          <w:sz w:val="20"/>
+          <w:szCs w:val="20"/>
+        </w:rPr>
+        <w:t xml:space="preserve">StokTidakCukupException</w:t>
+      </w:r>
+      <w:r>
+        <w:t xml:space="preserve"> bila stok kondisi itu di lokasi itu kurang, sehingga stok tidak pernah negatif.</w:t>
       </w:r>
     </w:p>
     <w:p>
@@ -12997,10 +13828,10 @@
           <w:sz w:val="20"/>
           <w:szCs w:val="20"/>
         </w:rPr>
-        <w:t xml:space="preserve">simpan()</w:t>
-      </w:r>
-      <w:r>
-        <w:t xml:space="preserve"> menyimpan file dengan nama acak ke folder sesuai jenisnya (</w:t>
+        <w:t xml:space="preserve">tambahRincian()</w:t>
+      </w:r>
+      <w:r>
+        <w:t xml:space="preserve"> dan </w:t>
       </w:r>
       <w:r>
         <w:rPr>
@@ -13009,10 +13840,10 @@
           <w:sz w:val="20"/>
           <w:szCs w:val="20"/>
         </w:rPr>
-        <w:t xml:space="preserve">profil</w:t>
-      </w:r>
-      <w:r>
-        <w:t xml:space="preserve">, </w:t>
+        <w:t xml:space="preserve">kurangiRincian()</w:t>
+      </w:r>
+      <w:r>
+        <w:t xml:space="preserve"> menerima array rincian, contoh </w:t>
       </w:r>
       <w:r>
         <w:rPr>
@@ -13021,10 +13852,10 @@
           <w:sz w:val="20"/>
           <w:szCs w:val="20"/>
         </w:rPr>
-        <w:t xml:space="preserve">barang</w:t>
-      </w:r>
-      <w:r>
-        <w:t xml:space="preserve">, </w:t>
+        <w:t xml:space="preserve">['Baik' =&gt; 5, 'Rusak Ringan' =&gt; 10, 'Rusak Berat' =&gt; 5]</w:t>
+      </w:r>
+      <w:r>
+        <w:t xml:space="preserve">. </w:t>
       </w:r>
       <w:r>
         <w:rPr>
@@ -13033,22 +13864,10 @@
           <w:sz w:val="20"/>
           <w:szCs w:val="20"/>
         </w:rPr>
-        <w:t xml:space="preserve">barang-masuk</w:t>
-      </w:r>
-      <w:r>
-        <w:t xml:space="preserve">, </w:t>
-      </w:r>
-      <w:r>
-        <w:rPr>
-          <w:rFonts w:ascii="Consolas" w:cs="Consolas" w:eastAsia="Consolas" w:hAnsi="Consolas"/>
-          <w:color w:val="1F4E79"/>
-          <w:sz w:val="20"/>
-          <w:szCs w:val="20"/>
-        </w:rPr>
-        <w:t xml:space="preserve">barang-keluar</w:t>
-      </w:r>
-      <w:r>
-        <w:t xml:space="preserve">) dan mengembalikan lokasinya untuk disimpan di database.</w:t>
+        <w:t xml:space="preserve">kurangiRincian()</w:t>
+      </w:r>
+      <w:r>
+        <w:t xml:space="preserve"> memeriksa semua kondisi dulu, baru mengurangi, sehingga tidak ada pengurangan setengah jalan.</w:t>
       </w:r>
     </w:p>
     <w:p>
@@ -13060,7 +13879,7 @@
         </w:numPr>
       </w:pPr>
       <w:r>
-        <w:t xml:space="preserve">Model menyediakan alamat gambar: </w:t>
+        <w:t xml:space="preserve">Controller memanggilnya di dalam </w:t>
       </w:r>
       <w:r>
         <w:rPr>
@@ -13069,10 +13888,10 @@
           <w:sz w:val="20"/>
           <w:szCs w:val="20"/>
         </w:rPr>
-        <w:t xml:space="preserve">$user-&gt;foto_url</w:t>
-      </w:r>
-      <w:r>
-        <w:t xml:space="preserve">, </w:t>
+        <w:t xml:space="preserve">DB::transaction()</w:t>
+      </w:r>
+      <w:r>
+        <w:t xml:space="preserve"> agar data transaksi dan stok berhasil bersama atau batal bersama. </w:t>
       </w:r>
       <w:r>
         <w:rPr>
@@ -13081,148 +13900,19 @@
           <w:sz w:val="20"/>
           <w:szCs w:val="20"/>
         </w:rPr>
-        <w:t xml:space="preserve">$barang-&gt;gambar_url</w:t>
-      </w:r>
-      <w:r>
-        <w:t xml:space="preserve">, </w:t>
-      </w:r>
-      <w:r>
-        <w:rPr>
-          <w:rFonts w:ascii="Consolas" w:cs="Consolas" w:eastAsia="Consolas" w:hAnsi="Consolas"/>
-          <w:color w:val="1F4E79"/>
-          <w:sz w:val="20"/>
-          <w:szCs w:val="20"/>
-        </w:rPr>
-        <w:t xml:space="preserve">$transaksi-&gt;foto_url</w:t>
-      </w:r>
-      <w:r>
-        <w:t xml:space="preserve">.</w:t>
-      </w:r>
-    </w:p>
-    <w:p>
-      <w:pPr>
-        <w:pStyle w:val="ListParagraph"/>
-        <w:numPr>
-          <w:ilvl w:val="0"/>
-          <w:numId w:val="6"/>
-        </w:numPr>
-      </w:pPr>
-      <w:r>
-        <w:rPr>
-          <w:rFonts w:ascii="Consolas" w:cs="Consolas" w:eastAsia="Consolas" w:hAnsi="Consolas"/>
-          <w:color w:val="1F4E79"/>
-          <w:sz w:val="20"/>
-          <w:szCs w:val="20"/>
-        </w:rPr>
-        <w:t xml:space="preserve">ganti()</w:t>
-      </w:r>
-      <w:r>
-        <w:t xml:space="preserve"> menghapus file lama setelah file baru tersimpan. Pada barang masuk, bila transaksi database gagal, file baru dihapus kembali.</w:t>
-      </w:r>
-    </w:p>
-    <w:p>
-      <w:pPr>
-        <w:pStyle w:val="ListParagraph"/>
-        <w:numPr>
-          <w:ilvl w:val="0"/>
-          <w:numId w:val="6"/>
-        </w:numPr>
-      </w:pPr>
-      <w:r>
-        <w:t xml:space="preserve">Lokasi penyimpanan diatur </w:t>
-      </w:r>
-      <w:r>
-        <w:rPr>
-          <w:rFonts w:ascii="Consolas" w:cs="Consolas" w:eastAsia="Consolas" w:hAnsi="Consolas"/>
-          <w:color w:val="1F4E79"/>
-          <w:sz w:val="20"/>
-          <w:szCs w:val="20"/>
-        </w:rPr>
-        <w:t xml:space="preserve">UPLOAD_DISK</w:t>
-      </w:r>
-      <w:r>
-        <w:t xml:space="preserve">: </w:t>
-      </w:r>
-      <w:r>
-        <w:rPr>
-          <w:rFonts w:ascii="Consolas" w:cs="Consolas" w:eastAsia="Consolas" w:hAnsi="Consolas"/>
-          <w:color w:val="1F4E79"/>
-          <w:sz w:val="20"/>
-          <w:szCs w:val="20"/>
-        </w:rPr>
-        <w:t xml:space="preserve">public</w:t>
-      </w:r>
-      <w:r>
-        <w:t xml:space="preserve"> (lokal) atau </w:t>
-      </w:r>
-      <w:r>
-        <w:rPr>
-          <w:rFonts w:ascii="Consolas" w:cs="Consolas" w:eastAsia="Consolas" w:hAnsi="Consolas"/>
-          <w:color w:val="1F4E79"/>
-          <w:sz w:val="20"/>
-          <w:szCs w:val="20"/>
-        </w:rPr>
-        <w:t xml:space="preserve">s3</w:t>
-      </w:r>
-      <w:r>
-        <w:t xml:space="preserve"> (Supabase Storage), tanpa mengubah kode.</w:t>
-      </w:r>
-    </w:p>
-    <w:p>
-      <w:pPr>
-        <w:pStyle w:val="ListParagraph"/>
-        <w:numPr>
-          <w:ilvl w:val="0"/>
-          <w:numId w:val="6"/>
-        </w:numPr>
-      </w:pPr>
-      <w:r>
-        <w:t xml:space="preserve">Bila penyimpanan gagal (kunci salah, bucket tidak ada, koneksi putus), </w:t>
-      </w:r>
-      <w:r>
-        <w:rPr>
-          <w:rFonts w:ascii="Consolas" w:cs="Consolas" w:eastAsia="Consolas" w:hAnsi="Consolas"/>
-          <w:color w:val="1F4E79"/>
-          <w:sz w:val="20"/>
-          <w:szCs w:val="20"/>
-        </w:rPr>
-        <w:t xml:space="preserve">simpan()</w:t>
-      </w:r>
-      <w:r>
-        <w:t xml:space="preserve"> melempar </w:t>
-      </w:r>
-      <w:r>
-        <w:rPr>
-          <w:rFonts w:ascii="Consolas" w:cs="Consolas" w:eastAsia="Consolas" w:hAnsi="Consolas"/>
-          <w:color w:val="1F4E79"/>
-          <w:sz w:val="20"/>
-          <w:szCs w:val="20"/>
-        </w:rPr>
-        <w:t xml:space="preserve">GambarGagalDisimpanException</w:t>
-      </w:r>
-      <w:r>
-        <w:t xml:space="preserve">. </w:t>
-      </w:r>
-      <w:r>
-        <w:rPr>
-          <w:rFonts w:ascii="Consolas" w:cs="Consolas" w:eastAsia="Consolas" w:hAnsi="Consolas"/>
-          <w:color w:val="1F4E79"/>
-          <w:sz w:val="20"/>
-          <w:szCs w:val="20"/>
-        </w:rPr>
-        <w:t xml:space="preserve">bootstrap/app.php</w:t>
-      </w:r>
-      <w:r>
-        <w:t xml:space="preserve"> mengembalikan pengguna ke form dengan pesan jelas, dan penyebab aslinya dicatat ke log dalam satu baris pendek berawalan "Gambar gagal disimpan:" (di Vercel: menu Logs, cari kata itu).</w:t>
+        <w:t xml:space="preserve">lockForUpdate()</w:t>
+      </w:r>
+      <w:r>
+        <w:t xml:space="preserve"> mengunci baris stok agar dua proses bersamaan tidak mengacaukan stok.</w:t>
       </w:r>
     </w:p>
     <w:p>
       <w:pPr>
         <w:pStyle w:val="Heading2"/>
       </w:pPr>
-      <w:bookmarkStart w:name="_Toc22" w:id="22"/>
-      <w:r>
-        <w:t xml:space="preserve">7.8 Suasana Login dan Audio — </w:t>
+      <w:bookmarkStart w:name="_Toc19" w:id="19"/>
+      <w:r>
+        <w:t xml:space="preserve">7.5 Verifikasi — </w:t>
       </w:r>
       <w:r>
         <w:rPr>
@@ -13231,9 +13921,146 @@
           <w:sz w:val="20"/>
           <w:szCs w:val="20"/>
         </w:rPr>
-        <w:t xml:space="preserve">App\Support\Suasana</w:t>
-      </w:r>
-      <w:bookmarkEnd w:id="22"/>
+        <w:t xml:space="preserve">BarangKeluarController::setujui()</w:t>
+      </w:r>
+      <w:r>
+        <w:t xml:space="preserve"> dan </w:t>
+      </w:r>
+      <w:r>
+        <w:rPr>
+          <w:rFonts w:ascii="Consolas" w:cs="Consolas" w:eastAsia="Consolas" w:hAnsi="Consolas"/>
+          <w:color w:val="1F4E79"/>
+          <w:sz w:val="20"/>
+          <w:szCs w:val="20"/>
+        </w:rPr>
+        <w:t xml:space="preserve">tolak()</w:t>
+      </w:r>
+      <w:bookmarkEnd w:id="19"/>
+    </w:p>
+    <w:p>
+      <w:r>
+        <w:t xml:space="preserve">Hanya Manager yang dapat mengaksesnya. Di dalam transaksi, </w:t>
+      </w:r>
+      <w:r>
+        <w:rPr>
+          <w:rFonts w:ascii="Consolas" w:cs="Consolas" w:eastAsia="Consolas" w:hAnsi="Consolas"/>
+          <w:color w:val="1F4E79"/>
+          <w:sz w:val="20"/>
+          <w:szCs w:val="20"/>
+        </w:rPr>
+        <w:t xml:space="preserve">kunciPermintaanPending()</w:t>
+      </w:r>
+      <w:r>
+        <w:t xml:space="preserve"> mengunci baris permintaan dan memastikan statusnya masih Pending; bila dua Manager menyetujui bersamaan, yang kedua menunggu lalu mendapati status sudah berubah.</w:t>
+      </w:r>
+    </w:p>
+    <w:p>
+      <w:r>
+        <w:t xml:space="preserve">Pada </w:t>
+      </w:r>
+      <w:r>
+        <w:rPr>
+          <w:rFonts w:ascii="Consolas" w:cs="Consolas" w:eastAsia="Consolas" w:hAnsi="Consolas"/>
+          <w:color w:val="1F4E79"/>
+          <w:sz w:val="20"/>
+          <w:szCs w:val="20"/>
+        </w:rPr>
+        <w:t xml:space="preserve">setujui()</w:t>
+      </w:r>
+      <w:r>
+        <w:t xml:space="preserve">, bila Manager mengubah rincian kondisi, rincian baru diperiksa dengan </w:t>
+      </w:r>
+      <w:r>
+        <w:rPr>
+          <w:rFonts w:ascii="Consolas" w:cs="Consolas" w:eastAsia="Consolas" w:hAnsi="Consolas"/>
+          <w:color w:val="1F4E79"/>
+          <w:sz w:val="20"/>
+          <w:szCs w:val="20"/>
+        </w:rPr>
+        <w:t xml:space="preserve">BarangKeluarRequest::periksaRincian()</w:t>
+      </w:r>
+      <w:r>
+        <w:t xml:space="preserve"> (aturan yang sama dengan saat pengajuan), lalu catatan "Rincian dikoreksi Manager dari (...) menjadi (...)" ditambahkan otomatis. </w:t>
+      </w:r>
+      <w:r>
+        <w:rPr>
+          <w:rFonts w:ascii="Consolas" w:cs="Consolas" w:eastAsia="Consolas" w:hAnsi="Consolas"/>
+          <w:color w:val="1F4E79"/>
+          <w:sz w:val="20"/>
+          <w:szCs w:val="20"/>
+        </w:rPr>
+        <w:t xml:space="preserve">terapkanStok()</w:t>
+      </w:r>
+      <w:r>
+        <w:t xml:space="preserve"> memperbarui stok sesuai jenis: Peminjaman dan Pemusnahan mengurangi stok lokasi asal; Pemindahan mengurangi stok lokasi asal dan menambah stok lokasi tujuan. </w:t>
+      </w:r>
+      <w:r>
+        <w:rPr>
+          <w:rFonts w:ascii="Consolas" w:cs="Consolas" w:eastAsia="Consolas" w:hAnsi="Consolas"/>
+          <w:color w:val="1F4E79"/>
+          <w:sz w:val="20"/>
+          <w:szCs w:val="20"/>
+        </w:rPr>
+        <w:t xml:space="preserve">simpanVerifikasi()</w:t>
+      </w:r>
+      <w:r>
+        <w:t xml:space="preserve"> mengisi status, </w:t>
+      </w:r>
+      <w:r>
+        <w:rPr>
+          <w:rFonts w:ascii="Consolas" w:cs="Consolas" w:eastAsia="Consolas" w:hAnsi="Consolas"/>
+          <w:color w:val="1F4E79"/>
+          <w:sz w:val="20"/>
+          <w:szCs w:val="20"/>
+        </w:rPr>
+        <w:t xml:space="preserve">id_verifikator</w:t>
+      </w:r>
+      <w:r>
+        <w:t xml:space="preserve">, </w:t>
+      </w:r>
+      <w:r>
+        <w:rPr>
+          <w:rFonts w:ascii="Consolas" w:cs="Consolas" w:eastAsia="Consolas" w:hAnsi="Consolas"/>
+          <w:color w:val="1F4E79"/>
+          <w:sz w:val="20"/>
+          <w:szCs w:val="20"/>
+        </w:rPr>
+        <w:t xml:space="preserve">tanggal_verifikasi</w:t>
+      </w:r>
+      <w:r>
+        <w:t xml:space="preserve">, dan catatan. Pada </w:t>
+      </w:r>
+      <w:r>
+        <w:rPr>
+          <w:rFonts w:ascii="Consolas" w:cs="Consolas" w:eastAsia="Consolas" w:hAnsi="Consolas"/>
+          <w:color w:val="1F4E79"/>
+          <w:sz w:val="20"/>
+          <w:szCs w:val="20"/>
+        </w:rPr>
+        <w:t xml:space="preserve">tolak()</w:t>
+      </w:r>
+      <w:r>
+        <w:t xml:space="preserve">, catatan wajib diisi.</w:t>
+      </w:r>
+    </w:p>
+    <w:p>
+      <w:pPr>
+        <w:pStyle w:val="Heading2"/>
+      </w:pPr>
+      <w:bookmarkStart w:name="_Toc20" w:id="20"/>
+      <w:r>
+        <w:t xml:space="preserve">7.6 Pengembalian — </w:t>
+      </w:r>
+      <w:r>
+        <w:rPr>
+          <w:rFonts w:ascii="Consolas" w:cs="Consolas" w:eastAsia="Consolas" w:hAnsi="Consolas"/>
+          <w:color w:val="1F4E79"/>
+          <w:sz w:val="20"/>
+          <w:szCs w:val="20"/>
+        </w:rPr>
+        <w:t xml:space="preserve">PengembalianController::store()</w:t>
+      </w:r>
+      <w:bookmarkEnd w:id="20"/>
     </w:p>
     <w:p>
       <w:pPr>
@@ -13250,10 +14077,10 @@
           <w:sz w:val="20"/>
           <w:szCs w:val="20"/>
         </w:rPr>
-        <w:t xml:space="preserve">Suasana::DAFTAR</w:t>
-      </w:r>
-      <w:r>
-        <w:t xml:space="preserve"> menyimpan data tiap waktu: jam mulai, salam, kalimat, dan file audio (</w:t>
+        <w:t xml:space="preserve">PengembalianRequest</w:t>
+      </w:r>
+      <w:r>
+        <w:t xml:space="preserve"> memeriksa tanggal, lokasi, rincian kondisi saat kembali, dan memastikan total tidak melebihi </w:t>
       </w:r>
       <w:r>
         <w:rPr>
@@ -13262,10 +14089,10 @@
           <w:sz w:val="20"/>
           <w:szCs w:val="20"/>
         </w:rPr>
-        <w:t xml:space="preserve">public/audio/*.wav</w:t>
-      </w:r>
-      <w:r>
-        <w:t xml:space="preserve">).</w:t>
+        <w:t xml:space="preserve">sisaPinjaman()</w:t>
+      </w:r>
+      <w:r>
+        <w:t xml:space="preserve">.</w:t>
       </w:r>
     </w:p>
     <w:p>
@@ -13277,16 +14104,7 @@
         </w:numPr>
       </w:pPr>
       <w:r>
-        <w:rPr>
-          <w:rFonts w:ascii="Consolas" w:cs="Consolas" w:eastAsia="Consolas" w:hAnsi="Consolas"/>
-          <w:color w:val="1F4E79"/>
-          <w:sz w:val="20"/>
-          <w:szCs w:val="20"/>
-        </w:rPr>
-        <w:t xml:space="preserve">Suasana::dariJam()</w:t>
-      </w:r>
-      <w:r>
-        <w:t xml:space="preserve"> menentukan waktu: pagi 04.00-10.59, siang 11.00-14.59, sore 15.00-17.59, malam 18.00-03.59. Fungsi yang sama dipakai untuk salam di dashboard.</w:t>
+        <w:t xml:space="preserve">Di dalam transaksi, baris peminjaman dikunci lalu sisa pinjaman dicek ulang (mencegah dua pengembalian bersamaan melebihi jumlah pinjaman).</w:t>
       </w:r>
     </w:p>
     <w:p>
@@ -13298,16 +14116,19 @@
         </w:numPr>
       </w:pPr>
       <w:r>
+        <w:t xml:space="preserve">Data </w:t>
+      </w:r>
+      <w:r>
         <w:rPr>
           <w:rFonts w:ascii="Consolas" w:cs="Consolas" w:eastAsia="Consolas" w:hAnsi="Consolas"/>
           <w:color w:val="1F4E79"/>
           <w:sz w:val="20"/>
           <w:szCs w:val="20"/>
         </w:rPr>
-        <w:t xml:space="preserve">AuthController::index()</w:t>
-      </w:r>
-      <w:r>
-        <w:t xml:space="preserve"> mengirim data ke halaman login; Blade menuliskannya sebagai JSON (</w:t>
+        <w:t xml:space="preserve">pengembalian</w:t>
+      </w:r>
+      <w:r>
+        <w:t xml:space="preserve"> disimpan, lalu </w:t>
       </w:r>
       <w:r>
         <w:rPr>
@@ -13316,22 +14137,10 @@
           <w:sz w:val="20"/>
           <w:szCs w:val="20"/>
         </w:rPr>
-        <w:t xml:space="preserve">@json</w:t>
-      </w:r>
-      <w:r>
-        <w:t xml:space="preserve">) agar dibaca </w:t>
-      </w:r>
-      <w:r>
-        <w:rPr>
-          <w:rFonts w:ascii="Consolas" w:cs="Consolas" w:eastAsia="Consolas" w:hAnsi="Consolas"/>
-          <w:color w:val="1F4E79"/>
-          <w:sz w:val="20"/>
-          <w:szCs w:val="20"/>
-        </w:rPr>
-        <w:t xml:space="preserve">resources/js/suasana.js</w:t>
-      </w:r>
-      <w:r>
-        <w:t xml:space="preserve">.</w:t>
+        <w:t xml:space="preserve">StokService::tambahRincian()</w:t>
+      </w:r>
+      <w:r>
+        <w:t xml:space="preserve"> menambah stok ke lokasi yang dipilih sesuai kondisi saat kembali.</w:t>
       </w:r>
     </w:p>
     <w:p>
@@ -13343,7 +14152,7 @@
         </w:numPr>
       </w:pPr>
       <w:r>
-        <w:t xml:space="preserve">JavaScript memperbarui jam setiap detik dan mengganti atribut </w:t>
+        <w:t xml:space="preserve">Status dihitung oleh </w:t>
       </w:r>
       <w:r>
         <w:rPr>
@@ -13352,22 +14161,10 @@
           <w:sz w:val="20"/>
           <w:szCs w:val="20"/>
         </w:rPr>
-        <w:t xml:space="preserve">data-waktu</w:t>
-      </w:r>
-      <w:r>
-        <w:t xml:space="preserve">; CSS mengubah warna cahaya apel berdasarkan atribut tersebut.</w:t>
-      </w:r>
-    </w:p>
-    <w:p>
-      <w:pPr>
-        <w:pStyle w:val="ListParagraph"/>
-        <w:numPr>
-          <w:ilvl w:val="0"/>
-          <w:numId w:val="7"/>
-        </w:numPr>
-      </w:pPr>
-      <w:r>
-        <w:t xml:space="preserve">Tombol "Putar suara" memutar elemen </w:t>
+        <w:t xml:space="preserve">BarangKeluar::statusPinjam()</w:t>
+      </w:r>
+      <w:r>
+        <w:t xml:space="preserve"> dari jumlah pinjaman dikurangi jumlah yang sudah kembali: Dipinjam, Dikembalikan Sebagian, atau Dikembalikan. </w:t>
       </w:r>
       <w:r>
         <w:rPr>
@@ -13376,19 +14173,37 @@
           <w:sz w:val="20"/>
           <w:szCs w:val="20"/>
         </w:rPr>
-        <w:t xml:space="preserve">&lt;audio loop&gt;</w:t>
-      </w:r>
-      <w:r>
-        <w:t xml:space="preserve"> dengan volume naik perlahan. Suara dibuat sendiri secara sintetis sehingga bebas hak cipta.</w:t>
+        <w:t xml:space="preserve">terlambat()</w:t>
+      </w:r>
+      <w:r>
+        <w:t xml:space="preserve"> bernilai benar bila lewat </w:t>
+      </w:r>
+      <w:r>
+        <w:rPr>
+          <w:rFonts w:ascii="Consolas" w:cs="Consolas" w:eastAsia="Consolas" w:hAnsi="Consolas"/>
+          <w:color w:val="1F4E79"/>
+          <w:sz w:val="20"/>
+          <w:szCs w:val="20"/>
+        </w:rPr>
+        <w:t xml:space="preserve">tanggal_kembali</w:t>
+      </w:r>
+      <w:r>
+        <w:t xml:space="preserve"> dan belum kembali seluruhnya.</w:t>
       </w:r>
     </w:p>
     <w:p>
       <w:pPr>
         <w:pStyle w:val="Heading2"/>
       </w:pPr>
-      <w:bookmarkStart w:name="_Toc23" w:id="23"/>
-      <w:r>
-        <w:t xml:space="preserve">7.9 Mode Terang / Gelap — </w:t>
+      <w:bookmarkStart w:name="_Toc21" w:id="21"/>
+      <w:r>
+        <w:t xml:space="preserve">7.7 Validasi — Form Request</w:t>
+      </w:r>
+      <w:bookmarkEnd w:id="21"/>
+    </w:p>
+    <w:p>
+      <w:r>
+        <w:t xml:space="preserve">Contoh </w:t>
       </w:r>
       <w:r>
         <w:rPr>
@@ -13397,9 +14212,222 @@
           <w:sz w:val="20"/>
           <w:szCs w:val="20"/>
         </w:rPr>
-        <w:t xml:space="preserve">resources/js/tema.js</w:t>
-      </w:r>
-      <w:bookmarkEnd w:id="23"/>
+        <w:t xml:space="preserve">BarangKeluarRequest</w:t>
+      </w:r>
+      <w:r>
+        <w:t xml:space="preserve">: </w:t>
+      </w:r>
+      <w:r>
+        <w:rPr>
+          <w:rFonts w:ascii="Consolas" w:cs="Consolas" w:eastAsia="Consolas" w:hAnsi="Consolas"/>
+          <w:color w:val="1F4E79"/>
+          <w:sz w:val="20"/>
+          <w:szCs w:val="20"/>
+        </w:rPr>
+        <w:t xml:space="preserve">required</w:t>
+      </w:r>
+      <w:r>
+        <w:t xml:space="preserve">, </w:t>
+      </w:r>
+      <w:r>
+        <w:rPr>
+          <w:rFonts w:ascii="Consolas" w:cs="Consolas" w:eastAsia="Consolas" w:hAnsi="Consolas"/>
+          <w:color w:val="1F4E79"/>
+          <w:sz w:val="20"/>
+          <w:szCs w:val="20"/>
+        </w:rPr>
+        <w:t xml:space="preserve">integer</w:t>
+      </w:r>
+      <w:r>
+        <w:t xml:space="preserve">, </w:t>
+      </w:r>
+      <w:r>
+        <w:rPr>
+          <w:rFonts w:ascii="Consolas" w:cs="Consolas" w:eastAsia="Consolas" w:hAnsi="Consolas"/>
+          <w:color w:val="1F4E79"/>
+          <w:sz w:val="20"/>
+          <w:szCs w:val="20"/>
+        </w:rPr>
+        <w:t xml:space="preserve">min:1</w:t>
+      </w:r>
+      <w:r>
+        <w:t xml:space="preserve">, </w:t>
+      </w:r>
+      <w:r>
+        <w:rPr>
+          <w:rFonts w:ascii="Consolas" w:cs="Consolas" w:eastAsia="Consolas" w:hAnsi="Consolas"/>
+          <w:color w:val="1F4E79"/>
+          <w:sz w:val="20"/>
+          <w:szCs w:val="20"/>
+        </w:rPr>
+        <w:t xml:space="preserve">exists:barang,id_barang</w:t>
+      </w:r>
+      <w:r>
+        <w:t xml:space="preserve">, </w:t>
+      </w:r>
+      <w:r>
+        <w:rPr>
+          <w:rFonts w:ascii="Consolas" w:cs="Consolas" w:eastAsia="Consolas" w:hAnsi="Consolas"/>
+          <w:color w:val="1F4E79"/>
+          <w:sz w:val="20"/>
+          <w:szCs w:val="20"/>
+        </w:rPr>
+        <w:t xml:space="preserve">Rule::in(BarangKeluar::JENIS)</w:t>
+      </w:r>
+      <w:r>
+        <w:t xml:space="preserve">, </w:t>
+      </w:r>
+      <w:r>
+        <w:rPr>
+          <w:rFonts w:ascii="Consolas" w:cs="Consolas" w:eastAsia="Consolas" w:hAnsi="Consolas"/>
+          <w:color w:val="1F4E79"/>
+          <w:sz w:val="20"/>
+          <w:szCs w:val="20"/>
+        </w:rPr>
+        <w:t xml:space="preserve">required_if:jenis_keluar,Peminjaman</w:t>
+      </w:r>
+      <w:r>
+        <w:t xml:space="preserve"> (tanggal kembali), </w:t>
+      </w:r>
+      <w:r>
+        <w:rPr>
+          <w:rFonts w:ascii="Consolas" w:cs="Consolas" w:eastAsia="Consolas" w:hAnsi="Consolas"/>
+          <w:color w:val="1F4E79"/>
+          <w:sz w:val="20"/>
+          <w:szCs w:val="20"/>
+        </w:rPr>
+        <w:t xml:space="preserve">different:id_lokasi_asal</w:t>
+      </w:r>
+      <w:r>
+        <w:t xml:space="preserve"> (lokasi tujuan), aturan foto (</w:t>
+      </w:r>
+      <w:r>
+        <w:rPr>
+          <w:rFonts w:ascii="Consolas" w:cs="Consolas" w:eastAsia="Consolas" w:hAnsi="Consolas"/>
+          <w:color w:val="1F4E79"/>
+          <w:sz w:val="20"/>
+          <w:szCs w:val="20"/>
+        </w:rPr>
+        <w:t xml:space="preserve">required</w:t>
+      </w:r>
+      <w:r>
+        <w:t xml:space="preserve">, </w:t>
+      </w:r>
+      <w:r>
+        <w:rPr>
+          <w:rFonts w:ascii="Consolas" w:cs="Consolas" w:eastAsia="Consolas" w:hAnsi="Consolas"/>
+          <w:color w:val="1F4E79"/>
+          <w:sz w:val="20"/>
+          <w:szCs w:val="20"/>
+        </w:rPr>
+        <w:t xml:space="preserve">image</w:t>
+      </w:r>
+      <w:r>
+        <w:t xml:space="preserve">, </w:t>
+      </w:r>
+      <w:r>
+        <w:rPr>
+          <w:rFonts w:ascii="Consolas" w:cs="Consolas" w:eastAsia="Consolas" w:hAnsi="Consolas"/>
+          <w:color w:val="1F4E79"/>
+          <w:sz w:val="20"/>
+          <w:szCs w:val="20"/>
+        </w:rPr>
+        <w:t xml:space="preserve">mimes:jpg,jpeg,png,webp</w:t>
+      </w:r>
+      <w:r>
+        <w:t xml:space="preserve">, </w:t>
+      </w:r>
+      <w:r>
+        <w:rPr>
+          <w:rFonts w:ascii="Consolas" w:cs="Consolas" w:eastAsia="Consolas" w:hAnsi="Consolas"/>
+          <w:color w:val="1F4E79"/>
+          <w:sz w:val="20"/>
+          <w:szCs w:val="20"/>
+        </w:rPr>
+        <w:t xml:space="preserve">max:2048</w:t>
+      </w:r>
+      <w:r>
+        <w:t xml:space="preserve">), dan pengecekan rincian kondisi terhadap stok lokasi asal di method </w:t>
+      </w:r>
+      <w:r>
+        <w:rPr>
+          <w:rFonts w:ascii="Consolas" w:cs="Consolas" w:eastAsia="Consolas" w:hAnsi="Consolas"/>
+          <w:color w:val="1F4E79"/>
+          <w:sz w:val="20"/>
+          <w:szCs w:val="20"/>
+        </w:rPr>
+        <w:t xml:space="preserve">after()</w:t>
+      </w:r>
+      <w:r>
+        <w:t xml:space="preserve"> (memanggil </w:t>
+      </w:r>
+      <w:r>
+        <w:rPr>
+          <w:rFonts w:ascii="Consolas" w:cs="Consolas" w:eastAsia="Consolas" w:hAnsi="Consolas"/>
+          <w:color w:val="1F4E79"/>
+          <w:sz w:val="20"/>
+          <w:szCs w:val="20"/>
+        </w:rPr>
+        <w:t xml:space="preserve">periksaRincian()</w:t>
+      </w:r>
+      <w:r>
+        <w:t xml:space="preserve">; Pemusnahan hanya boleh Rusak Berat). </w:t>
+      </w:r>
+      <w:r>
+        <w:rPr>
+          <w:rFonts w:ascii="Consolas" w:cs="Consolas" w:eastAsia="Consolas" w:hAnsi="Consolas"/>
+          <w:color w:val="1F4E79"/>
+          <w:sz w:val="20"/>
+          <w:szCs w:val="20"/>
+        </w:rPr>
+        <w:t xml:space="preserve">ProfilRequest</w:t>
+      </w:r>
+      <w:r>
+        <w:t xml:space="preserve"> memakai </w:t>
+      </w:r>
+      <w:r>
+        <w:rPr>
+          <w:rFonts w:ascii="Consolas" w:cs="Consolas" w:eastAsia="Consolas" w:hAnsi="Consolas"/>
+          <w:color w:val="1F4E79"/>
+          <w:sz w:val="20"/>
+          <w:szCs w:val="20"/>
+        </w:rPr>
+        <w:t xml:space="preserve">current_password</w:t>
+      </w:r>
+      <w:r>
+        <w:t xml:space="preserve"> untuk memastikan password lama benar. Pesan error tampil di bawah input lewat komponen </w:t>
+      </w:r>
+      <w:r>
+        <w:rPr>
+          <w:rFonts w:ascii="Consolas" w:cs="Consolas" w:eastAsia="Consolas" w:hAnsi="Consolas"/>
+          <w:color w:val="1F4E79"/>
+          <w:sz w:val="20"/>
+          <w:szCs w:val="20"/>
+        </w:rPr>
+        <w:t xml:space="preserve">&lt;x-error&gt;</w:t>
+      </w:r>
+      <w:r>
+        <w:t xml:space="preserve">.</w:t>
+      </w:r>
+    </w:p>
+    <w:p>
+      <w:pPr>
+        <w:pStyle w:val="Heading2"/>
+      </w:pPr>
+      <w:bookmarkStart w:name="_Toc22" w:id="22"/>
+      <w:r>
+        <w:t xml:space="preserve">7.8 Unggah Gambar — </w:t>
+      </w:r>
+      <w:r>
+        <w:rPr>
+          <w:rFonts w:ascii="Consolas" w:cs="Consolas" w:eastAsia="Consolas" w:hAnsi="Consolas"/>
+          <w:color w:val="1F4E79"/>
+          <w:sz w:val="20"/>
+          <w:szCs w:val="20"/>
+        </w:rPr>
+        <w:t xml:space="preserve">GambarService</w:t>
+      </w:r>
+      <w:bookmarkEnd w:id="22"/>
     </w:p>
     <w:p>
       <w:pPr>
@@ -13410,16 +14438,19 @@
         </w:numPr>
       </w:pPr>
       <w:r>
+        <w:t xml:space="preserve">Form memakai </w:t>
+      </w:r>
+      <w:r>
         <w:rPr>
           <w:rFonts w:ascii="Consolas" w:cs="Consolas" w:eastAsia="Consolas" w:hAnsi="Consolas"/>
           <w:color w:val="1F4E79"/>
           <w:sz w:val="20"/>
           <w:szCs w:val="20"/>
         </w:rPr>
-        <w:t xml:space="preserve">partials/tema-awal.blade.php</w:t>
-      </w:r>
-      <w:r>
-        <w:t xml:space="preserve"> dijalankan paling awal di </w:t>
+        <w:t xml:space="preserve">enctype="multipart/form-data"</w:t>
+      </w:r>
+      <w:r>
+        <w:t xml:space="preserve">; komponen </w:t>
       </w:r>
       <w:r>
         <w:rPr>
@@ -13428,10 +14459,10 @@
           <w:sz w:val="20"/>
           <w:szCs w:val="20"/>
         </w:rPr>
-        <w:t xml:space="preserve">&lt;head&gt;</w:t>
-      </w:r>
-      <w:r>
-        <w:t xml:space="preserve"> agar halaman tidak berkedip putih.</w:t>
+        <w:t xml:space="preserve">&lt;x-unggah-gambar&gt;</w:t>
+      </w:r>
+      <w:r>
+        <w:t xml:space="preserve"> menampilkan pratinjau dengan JavaScript.</w:t>
       </w:r>
     </w:p>
     <w:p>
@@ -13443,52 +14474,19 @@
         </w:numPr>
       </w:pPr>
       <w:r>
+        <w:t xml:space="preserve">Form Request memeriksa jenis isi dan ukuran file (</w:t>
+      </w:r>
+      <w:r>
         <w:rPr>
           <w:rFonts w:ascii="Consolas" w:cs="Consolas" w:eastAsia="Consolas" w:hAnsi="Consolas"/>
           <w:color w:val="1F4E79"/>
           <w:sz w:val="20"/>
           <w:szCs w:val="20"/>
         </w:rPr>
-        <w:t xml:space="preserve">gantiTema()</w:t>
-      </w:r>
-      <w:r>
-        <w:t xml:space="preserve"> menukar class </w:t>
-      </w:r>
-      <w:r>
-        <w:rPr>
-          <w:rFonts w:ascii="Consolas" w:cs="Consolas" w:eastAsia="Consolas" w:hAnsi="Consolas"/>
-          <w:color w:val="1F4E79"/>
-          <w:sz w:val="20"/>
-          <w:szCs w:val="20"/>
-        </w:rPr>
-        <w:t xml:space="preserve">dark</w:t>
-      </w:r>
-      <w:r>
-        <w:t xml:space="preserve"> di </w:t>
-      </w:r>
-      <w:r>
-        <w:rPr>
-          <w:rFonts w:ascii="Consolas" w:cs="Consolas" w:eastAsia="Consolas" w:hAnsi="Consolas"/>
-          <w:color w:val="1F4E79"/>
-          <w:sz w:val="20"/>
-          <w:szCs w:val="20"/>
-        </w:rPr>
-        <w:t xml:space="preserve">&lt;html&gt;</w:t>
-      </w:r>
-      <w:r>
-        <w:t xml:space="preserve"> dan menyimpan pilihan di </w:t>
-      </w:r>
-      <w:r>
-        <w:rPr>
-          <w:rFonts w:ascii="Consolas" w:cs="Consolas" w:eastAsia="Consolas" w:hAnsi="Consolas"/>
-          <w:color w:val="1F4E79"/>
-          <w:sz w:val="20"/>
-          <w:szCs w:val="20"/>
-        </w:rPr>
-        <w:t xml:space="preserve">sessionStorage</w:t>
-      </w:r>
-      <w:r>
-        <w:t xml:space="preserve">. Bila belum memilih, tema mengikuti jam: malam (18.00-03.59) gelap, selain itu terang. Bila browser mendukung View Transitions API, tema baru muncul sebagai lingkaran yang membesar dari tombol.</w:t>
+        <w:t xml:space="preserve">GambarService::ATURAN</w:t>
+      </w:r>
+      <w:r>
+        <w:t xml:space="preserve">).</w:t>
       </w:r>
     </w:p>
     <w:p>
@@ -13500,19 +14498,64 @@
         </w:numPr>
       </w:pPr>
       <w:r>
-        <w:t xml:space="preserve">Di CSS, </w:t>
-      </w:r>
-      <w:r>
         <w:rPr>
           <w:rFonts w:ascii="Consolas" w:cs="Consolas" w:eastAsia="Consolas" w:hAnsi="Consolas"/>
           <w:color w:val="1F4E79"/>
           <w:sz w:val="20"/>
           <w:szCs w:val="20"/>
         </w:rPr>
-        <w:t xml:space="preserve">html.dark</w:t>
-      </w:r>
-      <w:r>
-        <w:t xml:space="preserve"> menukar nilai variabel warna, sehingga sidebar, banner, popup, dan latar karakter ikut berubah warna.</w:t>
+        <w:t xml:space="preserve">simpan()</w:t>
+      </w:r>
+      <w:r>
+        <w:t xml:space="preserve"> menyimpan file dengan nama acak ke folder sesuai jenisnya (</w:t>
+      </w:r>
+      <w:r>
+        <w:rPr>
+          <w:rFonts w:ascii="Consolas" w:cs="Consolas" w:eastAsia="Consolas" w:hAnsi="Consolas"/>
+          <w:color w:val="1F4E79"/>
+          <w:sz w:val="20"/>
+          <w:szCs w:val="20"/>
+        </w:rPr>
+        <w:t xml:space="preserve">profil</w:t>
+      </w:r>
+      <w:r>
+        <w:t xml:space="preserve">, </w:t>
+      </w:r>
+      <w:r>
+        <w:rPr>
+          <w:rFonts w:ascii="Consolas" w:cs="Consolas" w:eastAsia="Consolas" w:hAnsi="Consolas"/>
+          <w:color w:val="1F4E79"/>
+          <w:sz w:val="20"/>
+          <w:szCs w:val="20"/>
+        </w:rPr>
+        <w:t xml:space="preserve">barang</w:t>
+      </w:r>
+      <w:r>
+        <w:t xml:space="preserve">, </w:t>
+      </w:r>
+      <w:r>
+        <w:rPr>
+          <w:rFonts w:ascii="Consolas" w:cs="Consolas" w:eastAsia="Consolas" w:hAnsi="Consolas"/>
+          <w:color w:val="1F4E79"/>
+          <w:sz w:val="20"/>
+          <w:szCs w:val="20"/>
+        </w:rPr>
+        <w:t xml:space="preserve">barang-masuk</w:t>
+      </w:r>
+      <w:r>
+        <w:t xml:space="preserve">, </w:t>
+      </w:r>
+      <w:r>
+        <w:rPr>
+          <w:rFonts w:ascii="Consolas" w:cs="Consolas" w:eastAsia="Consolas" w:hAnsi="Consolas"/>
+          <w:color w:val="1F4E79"/>
+          <w:sz w:val="20"/>
+          <w:szCs w:val="20"/>
+        </w:rPr>
+        <w:t xml:space="preserve">barang-keluar</w:t>
+      </w:r>
+      <w:r>
+        <w:t xml:space="preserve">) dan mengembalikan lokasinya untuk disimpan di database.</w:t>
       </w:r>
     </w:p>
     <w:p>
@@ -13524,7 +14567,7 @@
         </w:numPr>
       </w:pPr>
       <w:r>
-        <w:t xml:space="preserve">Warna utama (</w:t>
+        <w:t xml:space="preserve">Model menyediakan alamat gambar: </w:t>
       </w:r>
       <w:r>
         <w:rPr>
@@ -13533,10 +14576,10 @@
           <w:sz w:val="20"/>
           <w:szCs w:val="20"/>
         </w:rPr>
-        <w:t xml:space="preserve">brand</w:t>
-      </w:r>
-      <w:r>
-        <w:t xml:space="preserve">) dibuat hitam dan abu-abu (</w:t>
+        <w:t xml:space="preserve">$user-&gt;foto_url</w:t>
+      </w:r>
+      <w:r>
+        <w:t xml:space="preserve">, </w:t>
       </w:r>
       <w:r>
         <w:rPr>
@@ -13545,19 +14588,148 @@
           <w:sz w:val="20"/>
           <w:szCs w:val="20"/>
         </w:rPr>
-        <w:t xml:space="preserve">slate</w:t>
-      </w:r>
-      <w:r>
-        <w:t xml:space="preserve">) dibuat netral sehingga seluruh aplikasi bergaya monokrom.</w:t>
+        <w:t xml:space="preserve">$barang-&gt;gambar_url</w:t>
+      </w:r>
+      <w:r>
+        <w:t xml:space="preserve">, </w:t>
+      </w:r>
+      <w:r>
+        <w:rPr>
+          <w:rFonts w:ascii="Consolas" w:cs="Consolas" w:eastAsia="Consolas" w:hAnsi="Consolas"/>
+          <w:color w:val="1F4E79"/>
+          <w:sz w:val="20"/>
+          <w:szCs w:val="20"/>
+        </w:rPr>
+        <w:t xml:space="preserve">$transaksi-&gt;foto_url</w:t>
+      </w:r>
+      <w:r>
+        <w:t xml:space="preserve">.</w:t>
+      </w:r>
+    </w:p>
+    <w:p>
+      <w:pPr>
+        <w:pStyle w:val="ListParagraph"/>
+        <w:numPr>
+          <w:ilvl w:val="0"/>
+          <w:numId w:val="8"/>
+        </w:numPr>
+      </w:pPr>
+      <w:r>
+        <w:rPr>
+          <w:rFonts w:ascii="Consolas" w:cs="Consolas" w:eastAsia="Consolas" w:hAnsi="Consolas"/>
+          <w:color w:val="1F4E79"/>
+          <w:sz w:val="20"/>
+          <w:szCs w:val="20"/>
+        </w:rPr>
+        <w:t xml:space="preserve">ganti()</w:t>
+      </w:r>
+      <w:r>
+        <w:t xml:space="preserve"> menghapus file lama setelah file baru tersimpan. Pada barang masuk, bila transaksi database gagal, file baru dihapus kembali.</w:t>
+      </w:r>
+    </w:p>
+    <w:p>
+      <w:pPr>
+        <w:pStyle w:val="ListParagraph"/>
+        <w:numPr>
+          <w:ilvl w:val="0"/>
+          <w:numId w:val="8"/>
+        </w:numPr>
+      </w:pPr>
+      <w:r>
+        <w:t xml:space="preserve">Lokasi penyimpanan diatur </w:t>
+      </w:r>
+      <w:r>
+        <w:rPr>
+          <w:rFonts w:ascii="Consolas" w:cs="Consolas" w:eastAsia="Consolas" w:hAnsi="Consolas"/>
+          <w:color w:val="1F4E79"/>
+          <w:sz w:val="20"/>
+          <w:szCs w:val="20"/>
+        </w:rPr>
+        <w:t xml:space="preserve">UPLOAD_DISK</w:t>
+      </w:r>
+      <w:r>
+        <w:t xml:space="preserve">: </w:t>
+      </w:r>
+      <w:r>
+        <w:rPr>
+          <w:rFonts w:ascii="Consolas" w:cs="Consolas" w:eastAsia="Consolas" w:hAnsi="Consolas"/>
+          <w:color w:val="1F4E79"/>
+          <w:sz w:val="20"/>
+          <w:szCs w:val="20"/>
+        </w:rPr>
+        <w:t xml:space="preserve">public</w:t>
+      </w:r>
+      <w:r>
+        <w:t xml:space="preserve"> (lokal) atau </w:t>
+      </w:r>
+      <w:r>
+        <w:rPr>
+          <w:rFonts w:ascii="Consolas" w:cs="Consolas" w:eastAsia="Consolas" w:hAnsi="Consolas"/>
+          <w:color w:val="1F4E79"/>
+          <w:sz w:val="20"/>
+          <w:szCs w:val="20"/>
+        </w:rPr>
+        <w:t xml:space="preserve">s3</w:t>
+      </w:r>
+      <w:r>
+        <w:t xml:space="preserve"> (Supabase Storage), tanpa mengubah kode.</w:t>
+      </w:r>
+    </w:p>
+    <w:p>
+      <w:pPr>
+        <w:pStyle w:val="ListParagraph"/>
+        <w:numPr>
+          <w:ilvl w:val="0"/>
+          <w:numId w:val="8"/>
+        </w:numPr>
+      </w:pPr>
+      <w:r>
+        <w:t xml:space="preserve">Bila penyimpanan gagal (kunci salah, bucket tidak ada, koneksi putus), </w:t>
+      </w:r>
+      <w:r>
+        <w:rPr>
+          <w:rFonts w:ascii="Consolas" w:cs="Consolas" w:eastAsia="Consolas" w:hAnsi="Consolas"/>
+          <w:color w:val="1F4E79"/>
+          <w:sz w:val="20"/>
+          <w:szCs w:val="20"/>
+        </w:rPr>
+        <w:t xml:space="preserve">simpan()</w:t>
+      </w:r>
+      <w:r>
+        <w:t xml:space="preserve"> melempar </w:t>
+      </w:r>
+      <w:r>
+        <w:rPr>
+          <w:rFonts w:ascii="Consolas" w:cs="Consolas" w:eastAsia="Consolas" w:hAnsi="Consolas"/>
+          <w:color w:val="1F4E79"/>
+          <w:sz w:val="20"/>
+          <w:szCs w:val="20"/>
+        </w:rPr>
+        <w:t xml:space="preserve">GambarGagalDisimpanException</w:t>
+      </w:r>
+      <w:r>
+        <w:t xml:space="preserve">. </w:t>
+      </w:r>
+      <w:r>
+        <w:rPr>
+          <w:rFonts w:ascii="Consolas" w:cs="Consolas" w:eastAsia="Consolas" w:hAnsi="Consolas"/>
+          <w:color w:val="1F4E79"/>
+          <w:sz w:val="20"/>
+          <w:szCs w:val="20"/>
+        </w:rPr>
+        <w:t xml:space="preserve">bootstrap/app.php</w:t>
+      </w:r>
+      <w:r>
+        <w:t xml:space="preserve"> mengembalikan pengguna ke form dengan pesan jelas, dan penyebab aslinya dicatat ke log dalam satu baris pendek berawalan "Gambar gagal disimpan:" (di Vercel: menu Logs, cari kata itu).</w:t>
       </w:r>
     </w:p>
     <w:p>
       <w:pPr>
         <w:pStyle w:val="Heading2"/>
       </w:pPr>
-      <w:bookmarkStart w:name="_Toc24" w:id="24"/>
-      <w:r>
-        <w:t xml:space="preserve">7.10 Musik Bad Apple!! — </w:t>
+      <w:bookmarkStart w:name="_Toc23" w:id="23"/>
+      <w:r>
+        <w:t xml:space="preserve">7.9 Suasana Login dan Audio — </w:t>
       </w:r>
       <w:r>
         <w:rPr>
@@ -13566,9 +14738,9 @@
           <w:sz w:val="20"/>
           <w:szCs w:val="20"/>
         </w:rPr>
-        <w:t xml:space="preserve">resources/js/musik.js</w:t>
-      </w:r>
-      <w:bookmarkEnd w:id="24"/>
+        <w:t xml:space="preserve">App\Support\Suasana</w:t>
+      </w:r>
+      <w:bookmarkEnd w:id="23"/>
     </w:p>
     <w:p>
       <w:pPr>
@@ -13579,19 +14751,16 @@
         </w:numPr>
       </w:pPr>
       <w:r>
-        <w:t xml:space="preserve">File lagu </w:t>
-      </w:r>
-      <w:r>
         <w:rPr>
           <w:rFonts w:ascii="Consolas" w:cs="Consolas" w:eastAsia="Consolas" w:hAnsi="Consolas"/>
           <w:color w:val="1F4E79"/>
           <w:sz w:val="20"/>
           <w:szCs w:val="20"/>
         </w:rPr>
-        <w:t xml:space="preserve">public/audio/bad-apple.mp3</w:t>
-      </w:r>
-      <w:r>
-        <w:t xml:space="preserve"> diputar oleh elemen </w:t>
+        <w:t xml:space="preserve">Suasana::DAFTAR</w:t>
+      </w:r>
+      <w:r>
+        <w:t xml:space="preserve"> menyimpan data tiap waktu: jam mulai, salam, kalimat, dan file audio (</w:t>
       </w:r>
       <w:r>
         <w:rPr>
@@ -13600,22 +14769,10 @@
           <w:sz w:val="20"/>
           <w:szCs w:val="20"/>
         </w:rPr>
-        <w:t xml:space="preserve">&lt;audio loop preload="none"&gt;</w:t>
-      </w:r>
-      <w:r>
-        <w:t xml:space="preserve"> di </w:t>
-      </w:r>
-      <w:r>
-        <w:rPr>
-          <w:rFonts w:ascii="Consolas" w:cs="Consolas" w:eastAsia="Consolas" w:hAnsi="Consolas"/>
-          <w:color w:val="1F4E79"/>
-          <w:sz w:val="20"/>
-          <w:szCs w:val="20"/>
-        </w:rPr>
-        <w:t xml:space="preserve">partials/pemutar-musik.blade.php</w:t>
-      </w:r>
-      <w:r>
-        <w:t xml:space="preserve">.</w:t>
+        <w:t xml:space="preserve">public/audio/*.wav</w:t>
+      </w:r>
+      <w:r>
+        <w:t xml:space="preserve">).</w:t>
       </w:r>
     </w:p>
     <w:p>
@@ -13627,31 +14784,16 @@
         </w:numPr>
       </w:pPr>
       <w:r>
-        <w:t xml:space="preserve">Tombol not musik memanggil </w:t>
-      </w:r>
-      <w:r>
         <w:rPr>
           <w:rFonts w:ascii="Consolas" w:cs="Consolas" w:eastAsia="Consolas" w:hAnsi="Consolas"/>
           <w:color w:val="1F4E79"/>
           <w:sz w:val="20"/>
           <w:szCs w:val="20"/>
         </w:rPr>
-        <w:t xml:space="preserve">play()</w:t>
-      </w:r>
-      <w:r>
-        <w:t xml:space="preserve"> / </w:t>
-      </w:r>
-      <w:r>
-        <w:rPr>
-          <w:rFonts w:ascii="Consolas" w:cs="Consolas" w:eastAsia="Consolas" w:hAnsi="Consolas"/>
-          <w:color w:val="1F4E79"/>
-          <w:sz w:val="20"/>
-          <w:szCs w:val="20"/>
-        </w:rPr>
-        <w:t xml:space="preserve">pause()</w:t>
-      </w:r>
-      <w:r>
-        <w:t xml:space="preserve">; ikon berubah sesuai status.</w:t>
+        <w:t xml:space="preserve">Suasana::dariJam()</w:t>
+      </w:r>
+      <w:r>
+        <w:t xml:space="preserve"> menentukan waktu: pagi 04.00-10.59, siang 11.00-14.59, sore 15.00-17.59, malam 18.00-03.59. Fungsi yang sama dipakai untuk salam di dashboard.</w:t>
       </w:r>
     </w:p>
     <w:p>
@@ -13663,19 +14805,40 @@
         </w:numPr>
       </w:pPr>
       <w:r>
-        <w:t xml:space="preserve">Posisi lagu disimpan di </w:t>
-      </w:r>
-      <w:r>
         <w:rPr>
           <w:rFonts w:ascii="Consolas" w:cs="Consolas" w:eastAsia="Consolas" w:hAnsi="Consolas"/>
           <w:color w:val="1F4E79"/>
           <w:sz w:val="20"/>
           <w:szCs w:val="20"/>
         </w:rPr>
-        <w:t xml:space="preserve">sessionStorage</w:t>
-      </w:r>
-      <w:r>
-        <w:t xml:space="preserve"> saat meninggalkan halaman, sehingga di halaman berikutnya lagu dilanjutkan dari detik terakhir.</w:t>
+        <w:t xml:space="preserve">AuthController::index()</w:t>
+      </w:r>
+      <w:r>
+        <w:t xml:space="preserve"> mengirim data ke halaman login; Blade menuliskannya sebagai JSON (</w:t>
+      </w:r>
+      <w:r>
+        <w:rPr>
+          <w:rFonts w:ascii="Consolas" w:cs="Consolas" w:eastAsia="Consolas" w:hAnsi="Consolas"/>
+          <w:color w:val="1F4E79"/>
+          <w:sz w:val="20"/>
+          <w:szCs w:val="20"/>
+        </w:rPr>
+        <w:t xml:space="preserve">@json</w:t>
+      </w:r>
+      <w:r>
+        <w:t xml:space="preserve">) agar dibaca </w:t>
+      </w:r>
+      <w:r>
+        <w:rPr>
+          <w:rFonts w:ascii="Consolas" w:cs="Consolas" w:eastAsia="Consolas" w:hAnsi="Consolas"/>
+          <w:color w:val="1F4E79"/>
+          <w:sz w:val="20"/>
+          <w:szCs w:val="20"/>
+        </w:rPr>
+        <w:t xml:space="preserve">resources/js/suasana.js</w:t>
+      </w:r>
+      <w:r>
+        <w:t xml:space="preserve">.</w:t>
       </w:r>
     </w:p>
     <w:p>
@@ -13687,18 +14850,63 @@
         </w:numPr>
       </w:pPr>
       <w:r>
-        <w:t xml:space="preserve">Memutar musik menjeda suara suasana di halaman login, dan sebaliknya.</w:t>
+        <w:t xml:space="preserve">JavaScript memperbarui jam setiap detik dan mengganti atribut </w:t>
+      </w:r>
+      <w:r>
+        <w:rPr>
+          <w:rFonts w:ascii="Consolas" w:cs="Consolas" w:eastAsia="Consolas" w:hAnsi="Consolas"/>
+          <w:color w:val="1F4E79"/>
+          <w:sz w:val="20"/>
+          <w:szCs w:val="20"/>
+        </w:rPr>
+        <w:t xml:space="preserve">data-waktu</w:t>
+      </w:r>
+      <w:r>
+        <w:t xml:space="preserve">; CSS mengubah warna cahaya apel berdasarkan atribut tersebut.</w:t>
+      </w:r>
+    </w:p>
+    <w:p>
+      <w:pPr>
+        <w:pStyle w:val="ListParagraph"/>
+        <w:numPr>
+          <w:ilvl w:val="0"/>
+          <w:numId w:val="9"/>
+        </w:numPr>
+      </w:pPr>
+      <w:r>
+        <w:t xml:space="preserve">Tombol "Putar suara" memutar elemen </w:t>
+      </w:r>
+      <w:r>
+        <w:rPr>
+          <w:rFonts w:ascii="Consolas" w:cs="Consolas" w:eastAsia="Consolas" w:hAnsi="Consolas"/>
+          <w:color w:val="1F4E79"/>
+          <w:sz w:val="20"/>
+          <w:szCs w:val="20"/>
+        </w:rPr>
+        <w:t xml:space="preserve">&lt;audio loop&gt;</w:t>
+      </w:r>
+      <w:r>
+        <w:t xml:space="preserve"> dengan volume naik perlahan. Suara dibuat sendiri secara sintetis sehingga bebas hak cipta.</w:t>
       </w:r>
     </w:p>
     <w:p>
       <w:pPr>
         <w:pStyle w:val="Heading2"/>
       </w:pPr>
-      <w:bookmarkStart w:name="_Toc25" w:id="25"/>
-      <w:r>
-        <w:t xml:space="preserve">7.11 Tanpa Pindah Halaman dan Popup — Turbo</w:t>
-      </w:r>
-      <w:bookmarkEnd w:id="25"/>
+      <w:bookmarkStart w:name="_Toc24" w:id="24"/>
+      <w:r>
+        <w:t xml:space="preserve">7.10 Mode Terang / Gelap — </w:t>
+      </w:r>
+      <w:r>
+        <w:rPr>
+          <w:rFonts w:ascii="Consolas" w:cs="Consolas" w:eastAsia="Consolas" w:hAnsi="Consolas"/>
+          <w:color w:val="1F4E79"/>
+          <w:sz w:val="20"/>
+          <w:szCs w:val="20"/>
+        </w:rPr>
+        <w:t xml:space="preserve">resources/js/tema.js</w:t>
+      </w:r>
+      <w:bookmarkEnd w:id="24"/>
     </w:p>
     <w:p>
       <w:pPr>
@@ -13710,25 +14918,15 @@
       </w:pPr>
       <w:r>
         <w:rPr>
-          <w:b/>
-          <w:bCs/>
-        </w:rPr>
-        <w:t xml:space="preserve">Turbo Drive</w:t>
-      </w:r>
-      <w:r>
-        <w:t xml:space="preserve"> (</w:t>
-      </w:r>
-      <w:r>
-        <w:rPr>
           <w:rFonts w:ascii="Consolas" w:cs="Consolas" w:eastAsia="Consolas" w:hAnsi="Consolas"/>
           <w:color w:val="1F4E79"/>
           <w:sz w:val="20"/>
           <w:szCs w:val="20"/>
         </w:rPr>
-        <w:t xml:space="preserve">resources/js/app.js</w:t>
-      </w:r>
-      <w:r>
-        <w:t xml:space="preserve">) mengambil halaman tujuan di belakang layar lalu mengganti isi </w:t>
+        <w:t xml:space="preserve">partials/tema-awal.blade.php</w:t>
+      </w:r>
+      <w:r>
+        <w:t xml:space="preserve"> dijalankan paling awal di </w:t>
       </w:r>
       <w:r>
         <w:rPr>
@@ -13737,10 +14935,10 @@
           <w:sz w:val="20"/>
           <w:szCs w:val="20"/>
         </w:rPr>
-        <w:t xml:space="preserve">&lt;body&gt;</w:t>
-      </w:r>
-      <w:r>
-        <w:t xml:space="preserve">; halaman tidak dimuat ulang, sehingga lebih cepat dan musik tidak terputus.</w:t>
+        <w:t xml:space="preserve">&lt;head&gt;</w:t>
+      </w:r>
+      <w:r>
+        <w:t xml:space="preserve"> agar halaman tidak berkedip putih.</w:t>
       </w:r>
     </w:p>
     <w:p>
@@ -13752,19 +14950,16 @@
         </w:numPr>
       </w:pPr>
       <w:r>
-        <w:t xml:space="preserve">Tombol Tambah / Ubah / Detail diberi </w:t>
-      </w:r>
-      <w:r>
         <w:rPr>
           <w:rFonts w:ascii="Consolas" w:cs="Consolas" w:eastAsia="Consolas" w:hAnsi="Consolas"/>
           <w:color w:val="1F4E79"/>
           <w:sz w:val="20"/>
           <w:szCs w:val="20"/>
         </w:rPr>
-        <w:t xml:space="preserve">data-turbo-frame="modal"</w:t>
-      </w:r>
-      <w:r>
-        <w:t xml:space="preserve">. Turbo mengirim header </w:t>
+        <w:t xml:space="preserve">gantiTema()</w:t>
+      </w:r>
+      <w:r>
+        <w:t xml:space="preserve"> menukar class </w:t>
       </w:r>
       <w:r>
         <w:rPr>
@@ -13773,10 +14968,10 @@
           <w:sz w:val="20"/>
           <w:szCs w:val="20"/>
         </w:rPr>
-        <w:t xml:space="preserve">Turbo-Frame: modal</w:t>
-      </w:r>
-      <w:r>
-        <w:t xml:space="preserve">; layout (</w:t>
+        <w:t xml:space="preserve">dark</w:t>
+      </w:r>
+      <w:r>
+        <w:t xml:space="preserve"> di </w:t>
       </w:r>
       <w:r>
         <w:rPr>
@@ -13785,10 +14980,10 @@
           <w:sz w:val="20"/>
           <w:szCs w:val="20"/>
         </w:rPr>
-        <w:t xml:space="preserve">layouts/app.blade.php</w:t>
-      </w:r>
-      <w:r>
-        <w:t xml:space="preserve">) lalu hanya mengirim isi halaman di dalam </w:t>
+        <w:t xml:space="preserve">&lt;html&gt;</w:t>
+      </w:r>
+      <w:r>
+        <w:t xml:space="preserve"> dan menyimpan pilihan di </w:t>
       </w:r>
       <w:r>
         <w:rPr>
@@ -13797,22 +14992,10 @@
           <w:sz w:val="20"/>
           <w:szCs w:val="20"/>
         </w:rPr>
-        <w:t xml:space="preserve">&lt;turbo-frame id="modal"&gt;</w:t>
-      </w:r>
-      <w:r>
-        <w:t xml:space="preserve"> yang ditampilkan dalam </w:t>
-      </w:r>
-      <w:r>
-        <w:rPr>
-          <w:rFonts w:ascii="Consolas" w:cs="Consolas" w:eastAsia="Consolas" w:hAnsi="Consolas"/>
-          <w:color w:val="1F4E79"/>
-          <w:sz w:val="20"/>
-          <w:szCs w:val="20"/>
-        </w:rPr>
-        <w:t xml:space="preserve">&lt;dialog&gt;</w:t>
-      </w:r>
-      <w:r>
-        <w:t xml:space="preserve">.</w:t>
+        <w:t xml:space="preserve">sessionStorage</w:t>
+      </w:r>
+      <w:r>
+        <w:t xml:space="preserve">. Bila belum memilih, tema mengikuti jam: malam (18.00-03.59) gelap, selain itu terang. Bila browser mendukung View Transitions API, tema baru muncul sebagai lingkaran yang membesar dari tombol.</w:t>
       </w:r>
     </w:p>
     <w:p>
@@ -13824,7 +15007,7 @@
         </w:numPr>
       </w:pPr>
       <w:r>
-        <w:t xml:space="preserve">Halaman yang boleh menjadi popup ditandai </w:t>
+        <w:t xml:space="preserve">Di CSS, </w:t>
       </w:r>
       <w:r>
         <w:rPr>
@@ -13833,10 +15016,10 @@
           <w:sz w:val="20"/>
           <w:szCs w:val="20"/>
         </w:rPr>
-        <w:t xml:space="preserve">@section('popup', true)</w:t>
-      </w:r>
-      <w:r>
-        <w:t xml:space="preserve">. Tanpa Turbo, halaman yang sama tetap tampil utuh, sehingga route, controller, dan test tidak berubah.</w:t>
+        <w:t xml:space="preserve">html.dark</w:t>
+      </w:r>
+      <w:r>
+        <w:t xml:space="preserve"> menukar nilai variabel warna, sehingga sidebar, banner, popup, dan latar karakter ikut berubah warna.</w:t>
       </w:r>
     </w:p>
     <w:p>
@@ -13848,7 +15031,7 @@
         </w:numPr>
       </w:pPr>
       <w:r>
-        <w:t xml:space="preserve">Validasi gagal → form tampil lagi di popup dengan pesan error. Simpan berhasil → popup ditutup dan halaman daftar tampil dengan pesan sukses (</w:t>
+        <w:t xml:space="preserve">Warna utama (</w:t>
       </w:r>
       <w:r>
         <w:rPr>
@@ -13857,10 +15040,10 @@
           <w:sz w:val="20"/>
           <w:szCs w:val="20"/>
         </w:rPr>
-        <w:t xml:space="preserve">turbo:frame-missing</w:t>
-      </w:r>
-      <w:r>
-        <w:t xml:space="preserve"> di </w:t>
+        <w:t xml:space="preserve">brand</w:t>
+      </w:r>
+      <w:r>
+        <w:t xml:space="preserve">) dibuat hitam dan abu-abu (</w:t>
       </w:r>
       <w:r>
         <w:rPr>
@@ -13869,22 +15052,41 @@
           <w:sz w:val="20"/>
           <w:szCs w:val="20"/>
         </w:rPr>
-        <w:t xml:space="preserve">resources/js/popup.js</w:t>
-      </w:r>
-      <w:r>
-        <w:t xml:space="preserve">).</w:t>
-      </w:r>
+        <w:t xml:space="preserve">slate</w:t>
+      </w:r>
+      <w:r>
+        <w:t xml:space="preserve">) dibuat netral sehingga seluruh aplikasi bergaya monokrom.</w:t>
+      </w:r>
+    </w:p>
+    <w:p>
+      <w:pPr>
+        <w:pStyle w:val="Heading2"/>
+      </w:pPr>
+      <w:bookmarkStart w:name="_Toc25" w:id="25"/>
+      <w:r>
+        <w:t xml:space="preserve">7.11 Musik Bad Apple!! — </w:t>
+      </w:r>
+      <w:r>
+        <w:rPr>
+          <w:rFonts w:ascii="Consolas" w:cs="Consolas" w:eastAsia="Consolas" w:hAnsi="Consolas"/>
+          <w:color w:val="1F4E79"/>
+          <w:sz w:val="20"/>
+          <w:szCs w:val="20"/>
+        </w:rPr>
+        <w:t xml:space="preserve">resources/js/musik.js</w:t>
+      </w:r>
+      <w:bookmarkEnd w:id="25"/>
     </w:p>
     <w:p>
       <w:pPr>
         <w:pStyle w:val="ListParagraph"/>
         <w:numPr>
           <w:ilvl w:val="0"/>
-          <w:numId w:val="10"/>
+          <w:numId w:val="11"/>
         </w:numPr>
       </w:pPr>
       <w:r>
-        <w:t xml:space="preserve">Profil dibuka di panel kanan (</w:t>
+        <w:t xml:space="preserve">File lagu </w:t>
       </w:r>
       <w:r>
         <w:rPr>
@@ -13893,10 +15095,106 @@
           <w:sz w:val="20"/>
           <w:szCs w:val="20"/>
         </w:rPr>
-        <w:t xml:space="preserve">data-turbo-frame="laci"</w:t>
-      </w:r>
-      <w:r>
-        <w:t xml:space="preserve">); setelah disimpan kembali ke halaman asal.</w:t>
+        <w:t xml:space="preserve">public/audio/bad-apple.mp3</w:t>
+      </w:r>
+      <w:r>
+        <w:t xml:space="preserve"> diputar oleh elemen </w:t>
+      </w:r>
+      <w:r>
+        <w:rPr>
+          <w:rFonts w:ascii="Consolas" w:cs="Consolas" w:eastAsia="Consolas" w:hAnsi="Consolas"/>
+          <w:color w:val="1F4E79"/>
+          <w:sz w:val="20"/>
+          <w:szCs w:val="20"/>
+        </w:rPr>
+        <w:t xml:space="preserve">&lt;audio loop preload="none"&gt;</w:t>
+      </w:r>
+      <w:r>
+        <w:t xml:space="preserve"> di </w:t>
+      </w:r>
+      <w:r>
+        <w:rPr>
+          <w:rFonts w:ascii="Consolas" w:cs="Consolas" w:eastAsia="Consolas" w:hAnsi="Consolas"/>
+          <w:color w:val="1F4E79"/>
+          <w:sz w:val="20"/>
+          <w:szCs w:val="20"/>
+        </w:rPr>
+        <w:t xml:space="preserve">partials/pemutar-musik.blade.php</w:t>
+      </w:r>
+      <w:r>
+        <w:t xml:space="preserve">.</w:t>
+      </w:r>
+    </w:p>
+    <w:p>
+      <w:pPr>
+        <w:pStyle w:val="ListParagraph"/>
+        <w:numPr>
+          <w:ilvl w:val="0"/>
+          <w:numId w:val="11"/>
+        </w:numPr>
+      </w:pPr>
+      <w:r>
+        <w:t xml:space="preserve">Tombol not musik memanggil </w:t>
+      </w:r>
+      <w:r>
+        <w:rPr>
+          <w:rFonts w:ascii="Consolas" w:cs="Consolas" w:eastAsia="Consolas" w:hAnsi="Consolas"/>
+          <w:color w:val="1F4E79"/>
+          <w:sz w:val="20"/>
+          <w:szCs w:val="20"/>
+        </w:rPr>
+        <w:t xml:space="preserve">play()</w:t>
+      </w:r>
+      <w:r>
+        <w:t xml:space="preserve"> / </w:t>
+      </w:r>
+      <w:r>
+        <w:rPr>
+          <w:rFonts w:ascii="Consolas" w:cs="Consolas" w:eastAsia="Consolas" w:hAnsi="Consolas"/>
+          <w:color w:val="1F4E79"/>
+          <w:sz w:val="20"/>
+          <w:szCs w:val="20"/>
+        </w:rPr>
+        <w:t xml:space="preserve">pause()</w:t>
+      </w:r>
+      <w:r>
+        <w:t xml:space="preserve">; ikon berubah sesuai status.</w:t>
+      </w:r>
+    </w:p>
+    <w:p>
+      <w:pPr>
+        <w:pStyle w:val="ListParagraph"/>
+        <w:numPr>
+          <w:ilvl w:val="0"/>
+          <w:numId w:val="11"/>
+        </w:numPr>
+      </w:pPr>
+      <w:r>
+        <w:t xml:space="preserve">Posisi lagu disimpan di </w:t>
+      </w:r>
+      <w:r>
+        <w:rPr>
+          <w:rFonts w:ascii="Consolas" w:cs="Consolas" w:eastAsia="Consolas" w:hAnsi="Consolas"/>
+          <w:color w:val="1F4E79"/>
+          <w:sz w:val="20"/>
+          <w:szCs w:val="20"/>
+        </w:rPr>
+        <w:t xml:space="preserve">sessionStorage</w:t>
+      </w:r>
+      <w:r>
+        <w:t xml:space="preserve"> saat meninggalkan halaman, sehingga di halaman berikutnya lagu dilanjutkan dari detik terakhir.</w:t>
+      </w:r>
+    </w:p>
+    <w:p>
+      <w:pPr>
+        <w:pStyle w:val="ListParagraph"/>
+        <w:numPr>
+          <w:ilvl w:val="0"/>
+          <w:numId w:val="11"/>
+        </w:numPr>
+      </w:pPr>
+      <w:r>
+        <w:t xml:space="preserve">Memutar musik menjeda suara suasana di halaman login, dan sebaliknya.</w:t>
       </w:r>
     </w:p>
     <w:p>
@@ -13905,7 +15203,27 @@
       </w:pPr>
       <w:bookmarkStart w:name="_Toc26" w:id="26"/>
       <w:r>
-        <w:t xml:space="preserve">7.12 Penanganan Error 419 — </w:t>
+        <w:t xml:space="preserve">7.12 Tanpa Pindah Halaman dan Popup — Turbo</w:t>
+      </w:r>
+      <w:bookmarkEnd w:id="26"/>
+    </w:p>
+    <w:p>
+      <w:pPr>
+        <w:pStyle w:val="ListParagraph"/>
+        <w:numPr>
+          <w:ilvl w:val="0"/>
+          <w:numId w:val="12"/>
+        </w:numPr>
+      </w:pPr>
+      <w:r>
+        <w:rPr>
+          <w:b/>
+          <w:bCs/>
+        </w:rPr>
+        <w:t xml:space="preserve">Turbo Drive</w:t>
+      </w:r>
+      <w:r>
+        <w:t xml:space="preserve"> (</w:t>
       </w:r>
       <w:r>
         <w:rPr>
@@ -13914,9 +15232,222 @@
           <w:sz w:val="20"/>
           <w:szCs w:val="20"/>
         </w:rPr>
+        <w:t xml:space="preserve">resources/js/app.js</w:t>
+      </w:r>
+      <w:r>
+        <w:t xml:space="preserve">) mengambil halaman tujuan di belakang layar lalu mengganti isi </w:t>
+      </w:r>
+      <w:r>
+        <w:rPr>
+          <w:rFonts w:ascii="Consolas" w:cs="Consolas" w:eastAsia="Consolas" w:hAnsi="Consolas"/>
+          <w:color w:val="1F4E79"/>
+          <w:sz w:val="20"/>
+          <w:szCs w:val="20"/>
+        </w:rPr>
+        <w:t xml:space="preserve">&lt;body&gt;</w:t>
+      </w:r>
+      <w:r>
+        <w:t xml:space="preserve">; halaman tidak dimuat ulang, sehingga lebih cepat dan musik tidak terputus.</w:t>
+      </w:r>
+    </w:p>
+    <w:p>
+      <w:pPr>
+        <w:pStyle w:val="ListParagraph"/>
+        <w:numPr>
+          <w:ilvl w:val="0"/>
+          <w:numId w:val="12"/>
+        </w:numPr>
+      </w:pPr>
+      <w:r>
+        <w:t xml:space="preserve">Tombol Tambah / Ubah / Detail diberi </w:t>
+      </w:r>
+      <w:r>
+        <w:rPr>
+          <w:rFonts w:ascii="Consolas" w:cs="Consolas" w:eastAsia="Consolas" w:hAnsi="Consolas"/>
+          <w:color w:val="1F4E79"/>
+          <w:sz w:val="20"/>
+          <w:szCs w:val="20"/>
+        </w:rPr>
+        <w:t xml:space="preserve">data-turbo-frame="modal"</w:t>
+      </w:r>
+      <w:r>
+        <w:t xml:space="preserve">. Turbo mengirim header </w:t>
+      </w:r>
+      <w:r>
+        <w:rPr>
+          <w:rFonts w:ascii="Consolas" w:cs="Consolas" w:eastAsia="Consolas" w:hAnsi="Consolas"/>
+          <w:color w:val="1F4E79"/>
+          <w:sz w:val="20"/>
+          <w:szCs w:val="20"/>
+        </w:rPr>
+        <w:t xml:space="preserve">Turbo-Frame: modal</w:t>
+      </w:r>
+      <w:r>
+        <w:t xml:space="preserve">; layout (</w:t>
+      </w:r>
+      <w:r>
+        <w:rPr>
+          <w:rFonts w:ascii="Consolas" w:cs="Consolas" w:eastAsia="Consolas" w:hAnsi="Consolas"/>
+          <w:color w:val="1F4E79"/>
+          <w:sz w:val="20"/>
+          <w:szCs w:val="20"/>
+        </w:rPr>
+        <w:t xml:space="preserve">layouts/app.blade.php</w:t>
+      </w:r>
+      <w:r>
+        <w:t xml:space="preserve">) lalu hanya mengirim isi halaman di dalam </w:t>
+      </w:r>
+      <w:r>
+        <w:rPr>
+          <w:rFonts w:ascii="Consolas" w:cs="Consolas" w:eastAsia="Consolas" w:hAnsi="Consolas"/>
+          <w:color w:val="1F4E79"/>
+          <w:sz w:val="20"/>
+          <w:szCs w:val="20"/>
+        </w:rPr>
+        <w:t xml:space="preserve">&lt;turbo-frame id="modal"&gt;</w:t>
+      </w:r>
+      <w:r>
+        <w:t xml:space="preserve"> yang ditampilkan dalam </w:t>
+      </w:r>
+      <w:r>
+        <w:rPr>
+          <w:rFonts w:ascii="Consolas" w:cs="Consolas" w:eastAsia="Consolas" w:hAnsi="Consolas"/>
+          <w:color w:val="1F4E79"/>
+          <w:sz w:val="20"/>
+          <w:szCs w:val="20"/>
+        </w:rPr>
+        <w:t xml:space="preserve">&lt;dialog&gt;</w:t>
+      </w:r>
+      <w:r>
+        <w:t xml:space="preserve">.</w:t>
+      </w:r>
+    </w:p>
+    <w:p>
+      <w:pPr>
+        <w:pStyle w:val="ListParagraph"/>
+        <w:numPr>
+          <w:ilvl w:val="0"/>
+          <w:numId w:val="12"/>
+        </w:numPr>
+      </w:pPr>
+      <w:r>
+        <w:t xml:space="preserve">Halaman yang boleh menjadi popup ditandai </w:t>
+      </w:r>
+      <w:r>
+        <w:rPr>
+          <w:rFonts w:ascii="Consolas" w:cs="Consolas" w:eastAsia="Consolas" w:hAnsi="Consolas"/>
+          <w:color w:val="1F4E79"/>
+          <w:sz w:val="20"/>
+          <w:szCs w:val="20"/>
+        </w:rPr>
+        <w:t xml:space="preserve">@section('popup', true)</w:t>
+      </w:r>
+      <w:r>
+        <w:t xml:space="preserve">. Tanpa Turbo, halaman yang sama tetap tampil utuh, sehingga route, controller, dan test tidak berubah.</w:t>
+      </w:r>
+    </w:p>
+    <w:p>
+      <w:pPr>
+        <w:pStyle w:val="ListParagraph"/>
+        <w:numPr>
+          <w:ilvl w:val="0"/>
+          <w:numId w:val="12"/>
+        </w:numPr>
+      </w:pPr>
+      <w:r>
+        <w:t xml:space="preserve">Form barang keluar memakai </w:t>
+      </w:r>
+      <w:r>
+        <w:rPr>
+          <w:rFonts w:ascii="Consolas" w:cs="Consolas" w:eastAsia="Consolas" w:hAnsi="Consolas"/>
+          <w:color w:val="1F4E79"/>
+          <w:sz w:val="20"/>
+          <w:szCs w:val="20"/>
+        </w:rPr>
+        <w:t xml:space="preserve">resources/js/form-kondisi.js</w:t>
+      </w:r>
+      <w:r>
+        <w:t xml:space="preserve">: kotak lokasi tujuan atau tanggal kembali hanya muncul sesuai jenis, kotak Baik / Rusak Ringan terkunci untuk Pemusnahan, stok per kondisi di lokasi asal ditampilkan dan dipakai sebagai batas maksimum, dan total dihitung otomatis.</w:t>
+      </w:r>
+    </w:p>
+    <w:p>
+      <w:pPr>
+        <w:pStyle w:val="ListParagraph"/>
+        <w:numPr>
+          <w:ilvl w:val="0"/>
+          <w:numId w:val="12"/>
+        </w:numPr>
+      </w:pPr>
+      <w:r>
+        <w:t xml:space="preserve">Validasi gagal → form tampil lagi di popup dengan pesan error. Simpan berhasil → popup ditutup dan halaman daftar tampil dengan pesan sukses (</w:t>
+      </w:r>
+      <w:r>
+        <w:rPr>
+          <w:rFonts w:ascii="Consolas" w:cs="Consolas" w:eastAsia="Consolas" w:hAnsi="Consolas"/>
+          <w:color w:val="1F4E79"/>
+          <w:sz w:val="20"/>
+          <w:szCs w:val="20"/>
+        </w:rPr>
+        <w:t xml:space="preserve">turbo:frame-missing</w:t>
+      </w:r>
+      <w:r>
+        <w:t xml:space="preserve"> di </w:t>
+      </w:r>
+      <w:r>
+        <w:rPr>
+          <w:rFonts w:ascii="Consolas" w:cs="Consolas" w:eastAsia="Consolas" w:hAnsi="Consolas"/>
+          <w:color w:val="1F4E79"/>
+          <w:sz w:val="20"/>
+          <w:szCs w:val="20"/>
+        </w:rPr>
+        <w:t xml:space="preserve">resources/js/popup.js</w:t>
+      </w:r>
+      <w:r>
+        <w:t xml:space="preserve">).</w:t>
+      </w:r>
+    </w:p>
+    <w:p>
+      <w:pPr>
+        <w:pStyle w:val="ListParagraph"/>
+        <w:numPr>
+          <w:ilvl w:val="0"/>
+          <w:numId w:val="12"/>
+        </w:numPr>
+      </w:pPr>
+      <w:r>
+        <w:t xml:space="preserve">Profil dibuka di panel kanan (</w:t>
+      </w:r>
+      <w:r>
+        <w:rPr>
+          <w:rFonts w:ascii="Consolas" w:cs="Consolas" w:eastAsia="Consolas" w:hAnsi="Consolas"/>
+          <w:color w:val="1F4E79"/>
+          <w:sz w:val="20"/>
+          <w:szCs w:val="20"/>
+        </w:rPr>
+        <w:t xml:space="preserve">data-turbo-frame="laci"</w:t>
+      </w:r>
+      <w:r>
+        <w:t xml:space="preserve">); setelah disimpan kembali ke halaman asal.</w:t>
+      </w:r>
+    </w:p>
+    <w:p>
+      <w:pPr>
+        <w:pStyle w:val="Heading2"/>
+      </w:pPr>
+      <w:bookmarkStart w:name="_Toc27" w:id="27"/>
+      <w:r>
+        <w:t xml:space="preserve">7.13 Penanganan Error 419 — </w:t>
+      </w:r>
+      <w:r>
+        <w:rPr>
+          <w:rFonts w:ascii="Consolas" w:cs="Consolas" w:eastAsia="Consolas" w:hAnsi="Consolas"/>
+          <w:color w:val="1F4E79"/>
+          <w:sz w:val="20"/>
+          <w:szCs w:val="20"/>
+        </w:rPr>
         <w:t xml:space="preserve">bootstrap/app.php</w:t>
       </w:r>
-      <w:bookmarkEnd w:id="26"/>
+      <w:bookmarkEnd w:id="27"/>
     </w:p>
     <w:p>
       <w:r>
@@ -13927,11 +15458,11 @@
       <w:pPr>
         <w:pStyle w:val="Heading1"/>
       </w:pPr>
-      <w:bookmarkStart w:name="_Toc27" w:id="27"/>
+      <w:bookmarkStart w:name="_Toc28" w:id="28"/>
       <w:r>
         <w:t xml:space="preserve">8. Keamanan</w:t>
       </w:r>
-      <w:bookmarkEnd w:id="27"/>
+      <w:bookmarkEnd w:id="28"/>
     </w:p>
     <w:tbl>
       <w:tblPr>
@@ -14742,21 +16273,21 @@
       <w:pPr>
         <w:pStyle w:val="Heading1"/>
       </w:pPr>
-      <w:bookmarkStart w:name="_Toc28" w:id="28"/>
+      <w:bookmarkStart w:name="_Toc29" w:id="29"/>
       <w:r>
         <w:t xml:space="preserve">9. Debugging</w:t>
       </w:r>
-      <w:bookmarkEnd w:id="28"/>
+      <w:bookmarkEnd w:id="29"/>
     </w:p>
     <w:p>
       <w:pPr>
         <w:pStyle w:val="Heading2"/>
       </w:pPr>
-      <w:bookmarkStart w:name="_Toc29" w:id="29"/>
+      <w:bookmarkStart w:name="_Toc30" w:id="30"/>
       <w:r>
         <w:t xml:space="preserve">9.1 Bug yang Ditemukan dan Perbaikannya</w:t>
       </w:r>
-      <w:bookmarkEnd w:id="29"/>
+      <w:bookmarkEnd w:id="30"/>
     </w:p>
     <w:tbl>
       <w:tblPr>
@@ -17310,6 +18841,189 @@
           </w:p>
         </w:tc>
       </w:tr>
+      <w:tr>
+        <w:trPr>
+          <w:tblHeader w:val="off"/>
+        </w:trPr>
+        <w:tc>
+          <w:tcPr>
+            <w:tcW w:type="dxa" w:w="252"/>
+            <w:tcBorders>
+              <w:top w:val="single" w:color="BFBFBF" w:sz="4"/>
+              <w:left w:val="single" w:color="BFBFBF" w:sz="4"/>
+              <w:bottom w:val="single" w:color="BFBFBF" w:sz="4"/>
+              <w:right w:val="single" w:color="BFBFBF" w:sz="4"/>
+            </w:tcBorders>
+            <w:tcMar>
+              <w:top w:type="dxa" w:w="60"/>
+              <w:left w:type="dxa" w:w="100"/>
+              <w:bottom w:type="dxa" w:w="60"/>
+              <w:right w:type="dxa" w:w="100"/>
+            </w:tcMar>
+          </w:tcPr>
+          <w:p>
+            <w:r>
+              <w:rPr>
+                <w:sz w:val="19"/>
+                <w:szCs w:val="19"/>
+              </w:rPr>
+              <w:t xml:space="preserve">16</w:t>
+            </w:r>
+          </w:p>
+        </w:tc>
+        <w:tc>
+          <w:tcPr>
+            <w:tcW w:type="dxa" w:w="1809"/>
+            <w:tcBorders>
+              <w:top w:val="single" w:color="BFBFBF" w:sz="4"/>
+              <w:left w:val="single" w:color="BFBFBF" w:sz="4"/>
+              <w:bottom w:val="single" w:color="BFBFBF" w:sz="4"/>
+              <w:right w:val="single" w:color="BFBFBF" w:sz="4"/>
+            </w:tcBorders>
+            <w:tcMar>
+              <w:top w:type="dxa" w:w="60"/>
+              <w:left w:type="dxa" w:w="100"/>
+              <w:bottom w:type="dxa" w:w="60"/>
+              <w:right w:type="dxa" w:w="100"/>
+            </w:tcMar>
+          </w:tcPr>
+          <w:p>
+            <w:r>
+              <w:rPr>
+                <w:sz w:val="19"/>
+                <w:szCs w:val="19"/>
+              </w:rPr>
+              <w:t xml:space="preserve">Rancangan barang keluar (masukan pembina)</w:t>
+            </w:r>
+          </w:p>
+        </w:tc>
+        <w:tc>
+          <w:tcPr>
+            <w:tcW w:type="dxa" w:w="2525"/>
+            <w:tcBorders>
+              <w:top w:val="single" w:color="BFBFBF" w:sz="4"/>
+              <w:left w:val="single" w:color="BFBFBF" w:sz="4"/>
+              <w:bottom w:val="single" w:color="BFBFBF" w:sz="4"/>
+              <w:right w:val="single" w:color="BFBFBF" w:sz="4"/>
+            </w:tcBorders>
+            <w:tcMar>
+              <w:top w:type="dxa" w:w="60"/>
+              <w:left w:type="dxa" w:w="100"/>
+              <w:bottom w:type="dxa" w:w="60"/>
+              <w:right w:type="dxa" w:w="100"/>
+            </w:tcMar>
+          </w:tcPr>
+          <w:p>
+            <w:r>
+              <w:rPr>
+                <w:sz w:val="19"/>
+                <w:szCs w:val="19"/>
+              </w:rPr>
+              <w:t xml:space="preserve">Semua barang keluar dianggap hilang dari stok; satu transaksi hanya satu kondisi; lokasi berupa teks bebas</w:t>
+            </w:r>
+          </w:p>
+        </w:tc>
+        <w:tc>
+          <w:tcPr>
+            <w:tcW w:type="dxa" w:w="2525"/>
+            <w:tcBorders>
+              <w:top w:val="single" w:color="BFBFBF" w:sz="4"/>
+              <w:left w:val="single" w:color="BFBFBF" w:sz="4"/>
+              <w:bottom w:val="single" w:color="BFBFBF" w:sz="4"/>
+              <w:right w:val="single" w:color="BFBFBF" w:sz="4"/>
+            </w:tcBorders>
+            <w:tcMar>
+              <w:top w:type="dxa" w:w="60"/>
+              <w:left w:type="dxa" w:w="100"/>
+              <w:bottom w:type="dxa" w:w="60"/>
+              <w:right w:type="dxa" w:w="100"/>
+            </w:tcMar>
+          </w:tcPr>
+          <w:p>
+            <w:r>
+              <w:rPr>
+                <w:sz w:val="19"/>
+                <w:szCs w:val="19"/>
+              </w:rPr>
+              <w:t xml:space="preserve">Barang pinjaman / pindah ruangan tidak terlacak; kondisi campuran tidak dapat dicatat</w:t>
+            </w:r>
+          </w:p>
+        </w:tc>
+        <w:tc>
+          <w:tcPr>
+            <w:tcW w:type="dxa" w:w="2527"/>
+            <w:tcBorders>
+              <w:top w:val="single" w:color="BFBFBF" w:sz="4"/>
+              <w:left w:val="single" w:color="BFBFBF" w:sz="4"/>
+              <w:bottom w:val="single" w:color="BFBFBF" w:sz="4"/>
+              <w:right w:val="single" w:color="BFBFBF" w:sz="4"/>
+            </w:tcBorders>
+            <w:tcMar>
+              <w:top w:type="dxa" w:w="60"/>
+              <w:left w:type="dxa" w:w="100"/>
+              <w:bottom w:type="dxa" w:w="60"/>
+              <w:right w:type="dxa" w:w="100"/>
+            </w:tcMar>
+          </w:tcPr>
+          <w:p>
+            <w:r>
+              <w:rPr>
+                <w:sz w:val="19"/>
+                <w:szCs w:val="19"/>
+              </w:rPr>
+              <w:t xml:space="preserve">Ditambah jenis keluar, tabel </w:t>
+            </w:r>
+            <w:r>
+              <w:rPr>
+                <w:rFonts w:ascii="Consolas" w:cs="Consolas" w:eastAsia="Consolas" w:hAnsi="Consolas"/>
+                <w:color w:val="1F4E79"/>
+                <w:sz w:val="17"/>
+                <w:szCs w:val="17"/>
+              </w:rPr>
+              <w:t xml:space="preserve">pengembalian</w:t>
+            </w:r>
+            <w:r>
+              <w:rPr>
+                <w:sz w:val="19"/>
+                <w:szCs w:val="19"/>
+              </w:rPr>
+              <w:t xml:space="preserve">, rincian kondisi per transaksi, data master </w:t>
+            </w:r>
+            <w:r>
+              <w:rPr>
+                <w:rFonts w:ascii="Consolas" w:cs="Consolas" w:eastAsia="Consolas" w:hAnsi="Consolas"/>
+                <w:color w:val="1F4E79"/>
+                <w:sz w:val="17"/>
+                <w:szCs w:val="17"/>
+              </w:rPr>
+              <w:t xml:space="preserve">lokasi</w:t>
+            </w:r>
+            <w:r>
+              <w:rPr>
+                <w:sz w:val="19"/>
+                <w:szCs w:val="19"/>
+              </w:rPr>
+              <w:t xml:space="preserve">, dan </w:t>
+            </w:r>
+            <w:r>
+              <w:rPr>
+                <w:rFonts w:ascii="Consolas" w:cs="Consolas" w:eastAsia="Consolas" w:hAnsi="Consolas"/>
+                <w:color w:val="1F4E79"/>
+                <w:sz w:val="17"/>
+                <w:szCs w:val="17"/>
+              </w:rPr>
+              <w:t xml:space="preserve">stok_barang</w:t>
+            </w:r>
+            <w:r>
+              <w:rPr>
+                <w:sz w:val="19"/>
+                <w:szCs w:val="19"/>
+              </w:rPr>
+              <w:t xml:space="preserve">; migration memindahkan data lama tanpa kehilangan data</w:t>
+            </w:r>
+          </w:p>
+        </w:tc>
+      </w:tr>
     </w:tbl>
     <w:p>
       <w:pPr>
@@ -17320,11 +19034,11 @@
       <w:pPr>
         <w:pStyle w:val="Heading2"/>
       </w:pPr>
-      <w:bookmarkStart w:name="_Toc30" w:id="30"/>
+      <w:bookmarkStart w:name="_Toc31" w:id="31"/>
       <w:r>
         <w:t xml:space="preserve">9.2 Teknik Debugging</w:t>
       </w:r>
-      <w:bookmarkEnd w:id="30"/>
+      <w:bookmarkEnd w:id="31"/>
     </w:p>
     <w:p>
       <w:pPr>
@@ -17524,11 +19238,11 @@
       <w:pPr>
         <w:pStyle w:val="Heading1"/>
       </w:pPr>
-      <w:bookmarkStart w:name="_Toc31" w:id="31"/>
+      <w:bookmarkStart w:name="_Toc32" w:id="32"/>
       <w:r>
         <w:t xml:space="preserve">10. Pengujian Unit Program</w:t>
       </w:r>
-      <w:bookmarkEnd w:id="31"/>
+      <w:bookmarkEnd w:id="32"/>
     </w:p>
     <w:p>
       <w:r>
@@ -17614,7 +19328,7 @@
           <w:b/>
           <w:bCs/>
         </w:rPr>
-        <w:t xml:space="preserve">80 passed (275 assertions)</w:t>
+        <w:t xml:space="preserve">96 passed (371 assertions)</w:t>
       </w:r>
       <w:r>
         <w:t xml:space="preserve">.</w:t>
@@ -17843,7 +19557,7 @@
                 <w:sz w:val="19"/>
                 <w:szCs w:val="19"/>
               </w:rPr>
-              <w:t xml:space="preserve">7</w:t>
+              <w:t xml:space="preserve">8</w:t>
             </w:r>
           </w:p>
         </w:tc>
@@ -17869,7 +19583,7 @@
                 <w:sz w:val="19"/>
                 <w:szCs w:val="19"/>
               </w:rPr>
-              <w:t xml:space="preserve">Tambah / kurangi stok, stok habis, stok tidak cukup, jumlah nol</w:t>
+              <w:t xml:space="preserve">Tambah / kurangi stok per lokasi dan kondisi, stok habis, stok tidak cukup, stok lokasi lain tidak terpakai, rincian tidak dikurangi setengah jalan, jumlah nol / kondisi tidak dikenal, cek stok cukup</w:t>
             </w:r>
           </w:p>
         </w:tc>
@@ -18620,7 +20334,7 @@
                 <w:sz w:val="19"/>
                 <w:szCs w:val="19"/>
               </w:rPr>
-              <w:t xml:space="preserve">8</w:t>
+              <w:t xml:space="preserve">9</w:t>
             </w:r>
           </w:p>
         </w:tc>
@@ -18646,7 +20360,7 @@
                 <w:sz w:val="19"/>
                 <w:szCs w:val="19"/>
               </w:rPr>
-              <w:t xml:space="preserve">CRUD kategori &amp; barang, validasi, pencarian, gambar barang</w:t>
+              <w:t xml:space="preserve">CRUD kategori &amp; barang, stok awal per lokasi dan kondisi, validasi, pencarian, gambar barang</w:t>
             </w:r>
           </w:p>
         </w:tc>
@@ -18679,6 +20393,117 @@
                 <w:sz w:val="17"/>
                 <w:szCs w:val="17"/>
               </w:rPr>
+              <w:t xml:space="preserve">tests/Feature/LokasiTest.php</w:t>
+            </w:r>
+          </w:p>
+        </w:tc>
+        <w:tc>
+          <w:tcPr>
+            <w:tcW w:type="dxa" w:w="520"/>
+            <w:tcBorders>
+              <w:top w:val="single" w:color="BFBFBF" w:sz="4"/>
+              <w:left w:val="single" w:color="BFBFBF" w:sz="4"/>
+              <w:bottom w:val="single" w:color="BFBFBF" w:sz="4"/>
+              <w:right w:val="single" w:color="BFBFBF" w:sz="4"/>
+            </w:tcBorders>
+            <w:tcMar>
+              <w:top w:type="dxa" w:w="60"/>
+              <w:left w:type="dxa" w:w="100"/>
+              <w:bottom w:type="dxa" w:w="60"/>
+              <w:right w:type="dxa" w:w="100"/>
+            </w:tcMar>
+          </w:tcPr>
+          <w:p>
+            <w:r>
+              <w:rPr>
+                <w:sz w:val="19"/>
+                <w:szCs w:val="19"/>
+              </w:rPr>
+              <w:t xml:space="preserve">Fitur</w:t>
+            </w:r>
+          </w:p>
+        </w:tc>
+        <w:tc>
+          <w:tcPr>
+            <w:tcW w:type="dxa" w:w="520"/>
+            <w:tcBorders>
+              <w:top w:val="single" w:color="BFBFBF" w:sz="4"/>
+              <w:left w:val="single" w:color="BFBFBF" w:sz="4"/>
+              <w:bottom w:val="single" w:color="BFBFBF" w:sz="4"/>
+              <w:right w:val="single" w:color="BFBFBF" w:sz="4"/>
+            </w:tcBorders>
+            <w:tcMar>
+              <w:top w:type="dxa" w:w="60"/>
+              <w:left w:type="dxa" w:w="100"/>
+              <w:bottom w:type="dxa" w:w="60"/>
+              <w:right w:type="dxa" w:w="100"/>
+            </w:tcMar>
+          </w:tcPr>
+          <w:p>
+            <w:r>
+              <w:rPr>
+                <w:sz w:val="19"/>
+                <w:szCs w:val="19"/>
+              </w:rPr>
+              <w:t xml:space="preserve">5</w:t>
+            </w:r>
+          </w:p>
+        </w:tc>
+        <w:tc>
+          <w:tcPr>
+            <w:tcW w:type="dxa" w:w="5212"/>
+            <w:tcBorders>
+              <w:top w:val="single" w:color="BFBFBF" w:sz="4"/>
+              <w:left w:val="single" w:color="BFBFBF" w:sz="4"/>
+              <w:bottom w:val="single" w:color="BFBFBF" w:sz="4"/>
+              <w:right w:val="single" w:color="BFBFBF" w:sz="4"/>
+            </w:tcBorders>
+            <w:tcMar>
+              <w:top w:type="dxa" w:w="60"/>
+              <w:left w:type="dxa" w:w="100"/>
+              <w:bottom w:type="dxa" w:w="60"/>
+              <w:right w:type="dxa" w:w="100"/>
+            </w:tcMar>
+          </w:tcPr>
+          <w:p>
+            <w:r>
+              <w:rPr>
+                <w:sz w:val="19"/>
+                <w:szCs w:val="19"/>
+              </w:rPr>
+              <w:t xml:space="preserve">Tambah / ubah lokasi oleh Admin, nama unik dan jenis valid, lokasi berisi barang tidak dapat dihapus, filter barang per lokasi, hanya Admin yang mengelola</w:t>
+            </w:r>
+          </w:p>
+        </w:tc>
+      </w:tr>
+      <w:tr>
+        <w:trPr>
+          <w:tblHeader w:val="off"/>
+        </w:trPr>
+        <w:tc>
+          <w:tcPr>
+            <w:tcW w:type="dxa" w:w="3386"/>
+            <w:tcBorders>
+              <w:top w:val="single" w:color="BFBFBF" w:sz="4"/>
+              <w:left w:val="single" w:color="BFBFBF" w:sz="4"/>
+              <w:bottom w:val="single" w:color="BFBFBF" w:sz="4"/>
+              <w:right w:val="single" w:color="BFBFBF" w:sz="4"/>
+            </w:tcBorders>
+            <w:tcMar>
+              <w:top w:type="dxa" w:w="60"/>
+              <w:left w:type="dxa" w:w="100"/>
+              <w:bottom w:type="dxa" w:w="60"/>
+              <w:right w:type="dxa" w:w="100"/>
+            </w:tcMar>
+          </w:tcPr>
+          <w:p>
+            <w:r>
+              <w:rPr>
+                <w:rFonts w:ascii="Consolas" w:cs="Consolas" w:eastAsia="Consolas" w:hAnsi="Consolas"/>
+                <w:color w:val="1F4E79"/>
+                <w:sz w:val="17"/>
+                <w:szCs w:val="17"/>
+              </w:rPr>
               <w:t xml:space="preserve">tests/Feature/TransaksiBarangTest.php</w:t>
             </w:r>
           </w:p>
@@ -18731,7 +20556,7 @@
                 <w:sz w:val="19"/>
                 <w:szCs w:val="19"/>
               </w:rPr>
-              <w:t xml:space="preserve">18</w:t>
+              <w:t xml:space="preserve">27</w:t>
             </w:r>
           </w:p>
         </w:tc>
@@ -18757,7 +20582,7 @@
                 <w:sz w:val="19"/>
                 <w:szCs w:val="19"/>
               </w:rPr>
-              <w:t xml:space="preserve">Barang masuk, barang keluar, verifikasi, foto bukti</w:t>
+              <w:t xml:space="preserve">Barang masuk dengan rincian kondisi dan lokasi, peminjaman, pemindahan, pemusnahan (hanya Rusak Berat), koreksi rincian oleh Manager, pengembalian (bertahap, kondisi berubah, tidak melebihi sisa), verifikasi, foto bukti</w:t>
             </w:r>
           </w:p>
         </w:tc>
@@ -19119,10 +20944,10 @@
         </w:tblBorders>
       </w:tblPr>
       <w:tblGrid>
-        <w:gridCol w:w="1619"/>
-        <w:gridCol w:w="3315"/>
-        <w:gridCol w:w="4240"/>
-        <w:gridCol w:w="464"/>
+        <w:gridCol w:w="1432"/>
+        <w:gridCol w:w="3907"/>
+        <w:gridCol w:w="3907"/>
+        <w:gridCol w:w="392"/>
       </w:tblGrid>
       <w:tr>
         <w:trPr>
@@ -19130,7 +20955,7 @@
         </w:trPr>
         <w:tc>
           <w:tcPr>
-            <w:tcW w:type="dxa" w:w="1619"/>
+            <w:tcW w:type="dxa" w:w="1432"/>
             <w:tcBorders>
               <w:top w:val="single" w:color="BFBFBF" w:sz="4"/>
               <w:left w:val="single" w:color="BFBFBF" w:sz="4"/>
@@ -19160,7 +20985,7 @@
         </w:tc>
         <w:tc>
           <w:tcPr>
-            <w:tcW w:type="dxa" w:w="3315"/>
+            <w:tcW w:type="dxa" w:w="3907"/>
             <w:tcBorders>
               <w:top w:val="single" w:color="BFBFBF" w:sz="4"/>
               <w:left w:val="single" w:color="BFBFBF" w:sz="4"/>
@@ -19190,7 +21015,7 @@
         </w:tc>
         <w:tc>
           <w:tcPr>
-            <w:tcW w:type="dxa" w:w="4240"/>
+            <w:tcW w:type="dxa" w:w="3907"/>
             <w:tcBorders>
               <w:top w:val="single" w:color="BFBFBF" w:sz="4"/>
               <w:left w:val="single" w:color="BFBFBF" w:sz="4"/>
@@ -19220,7 +21045,7 @@
         </w:tc>
         <w:tc>
           <w:tcPr>
-            <w:tcW w:type="dxa" w:w="464"/>
+            <w:tcW w:type="dxa" w:w="392"/>
             <w:tcBorders>
               <w:top w:val="single" w:color="BFBFBF" w:sz="4"/>
               <w:left w:val="single" w:color="BFBFBF" w:sz="4"/>
@@ -19255,7 +21080,7 @@
         </w:trPr>
         <w:tc>
           <w:tcPr>
-            <w:tcW w:type="dxa" w:w="1619"/>
+            <w:tcW w:type="dxa" w:w="1432"/>
             <w:tcBorders>
               <w:top w:val="single" w:color="BFBFBF" w:sz="4"/>
               <w:left w:val="single" w:color="BFBFBF" w:sz="4"/>
@@ -19281,7 +21106,7 @@
         </w:tc>
         <w:tc>
           <w:tcPr>
-            <w:tcW w:type="dxa" w:w="3315"/>
+            <w:tcW w:type="dxa" w:w="3907"/>
             <w:tcBorders>
               <w:top w:val="single" w:color="BFBFBF" w:sz="4"/>
               <w:left w:val="single" w:color="BFBFBF" w:sz="4"/>
@@ -19307,7 +21132,7 @@
         </w:tc>
         <w:tc>
           <w:tcPr>
-            <w:tcW w:type="dxa" w:w="4240"/>
+            <w:tcW w:type="dxa" w:w="3907"/>
             <w:tcBorders>
               <w:top w:val="single" w:color="BFBFBF" w:sz="4"/>
               <w:left w:val="single" w:color="BFBFBF" w:sz="4"/>
@@ -19333,7 +21158,7 @@
         </w:tc>
         <w:tc>
           <w:tcPr>
-            <w:tcW w:type="dxa" w:w="464"/>
+            <w:tcW w:type="dxa" w:w="392"/>
             <w:tcBorders>
               <w:top w:val="single" w:color="BFBFBF" w:sz="4"/>
               <w:left w:val="single" w:color="BFBFBF" w:sz="4"/>
@@ -19364,85 +21189,85 @@
         </w:trPr>
         <w:tc>
           <w:tcPr>
-            <w:tcW w:type="dxa" w:w="1619"/>
-            <w:tcBorders>
-              <w:top w:val="single" w:color="BFBFBF" w:sz="4"/>
-              <w:left w:val="single" w:color="BFBFBF" w:sz="4"/>
-              <w:bottom w:val="single" w:color="BFBFBF" w:sz="4"/>
-              <w:right w:val="single" w:color="BFBFBF" w:sz="4"/>
-            </w:tcBorders>
-            <w:tcMar>
-              <w:top w:type="dxa" w:w="60"/>
-              <w:left w:type="dxa" w:w="100"/>
-              <w:bottom w:type="dxa" w:w="60"/>
-              <w:right w:type="dxa" w:w="100"/>
-            </w:tcMar>
-          </w:tcPr>
-          <w:p>
-            <w:r>
-              <w:rPr>
-                <w:sz w:val="19"/>
-                <w:szCs w:val="19"/>
-              </w:rPr>
-              <w:t xml:space="preserve">Foto wajib</w:t>
-            </w:r>
-          </w:p>
-        </w:tc>
-        <w:tc>
-          <w:tcPr>
-            <w:tcW w:type="dxa" w:w="3315"/>
-            <w:tcBorders>
-              <w:top w:val="single" w:color="BFBFBF" w:sz="4"/>
-              <w:left w:val="single" w:color="BFBFBF" w:sz="4"/>
-              <w:bottom w:val="single" w:color="BFBFBF" w:sz="4"/>
-              <w:right w:val="single" w:color="BFBFBF" w:sz="4"/>
-            </w:tcBorders>
-            <w:tcMar>
-              <w:top w:type="dxa" w:w="60"/>
-              <w:left w:type="dxa" w:w="100"/>
-              <w:bottom w:type="dxa" w:w="60"/>
-              <w:right w:type="dxa" w:w="100"/>
-            </w:tcMar>
-          </w:tcPr>
-          <w:p>
-            <w:r>
-              <w:rPr>
-                <w:sz w:val="19"/>
-                <w:szCs w:val="19"/>
-              </w:rPr>
-              <w:t xml:space="preserve">Ajukan barang keluar tanpa foto</w:t>
-            </w:r>
-          </w:p>
-        </w:tc>
-        <w:tc>
-          <w:tcPr>
-            <w:tcW w:type="dxa" w:w="4240"/>
-            <w:tcBorders>
-              <w:top w:val="single" w:color="BFBFBF" w:sz="4"/>
-              <w:left w:val="single" w:color="BFBFBF" w:sz="4"/>
-              <w:bottom w:val="single" w:color="BFBFBF" w:sz="4"/>
-              <w:right w:val="single" w:color="BFBFBF" w:sz="4"/>
-            </w:tcBorders>
-            <w:tcMar>
-              <w:top w:type="dxa" w:w="60"/>
-              <w:left w:type="dxa" w:w="100"/>
-              <w:bottom w:type="dxa" w:w="60"/>
-              <w:right w:type="dxa" w:w="100"/>
-            </w:tcMar>
-          </w:tcPr>
-          <w:p>
-            <w:r>
-              <w:rPr>
-                <w:sz w:val="19"/>
-                <w:szCs w:val="19"/>
-              </w:rPr>
-              <w:t xml:space="preserve">Error validasi foto, data tidak tersimpan</w:t>
-            </w:r>
-          </w:p>
-        </w:tc>
-        <w:tc>
-          <w:tcPr>
-            <w:tcW w:type="dxa" w:w="464"/>
+            <w:tcW w:type="dxa" w:w="1432"/>
+            <w:tcBorders>
+              <w:top w:val="single" w:color="BFBFBF" w:sz="4"/>
+              <w:left w:val="single" w:color="BFBFBF" w:sz="4"/>
+              <w:bottom w:val="single" w:color="BFBFBF" w:sz="4"/>
+              <w:right w:val="single" w:color="BFBFBF" w:sz="4"/>
+            </w:tcBorders>
+            <w:tcMar>
+              <w:top w:type="dxa" w:w="60"/>
+              <w:left w:type="dxa" w:w="100"/>
+              <w:bottom w:type="dxa" w:w="60"/>
+              <w:right w:type="dxa" w:w="100"/>
+            </w:tcMar>
+          </w:tcPr>
+          <w:p>
+            <w:r>
+              <w:rPr>
+                <w:sz w:val="19"/>
+                <w:szCs w:val="19"/>
+              </w:rPr>
+              <w:t xml:space="preserve">Kondisi campuran</w:t>
+            </w:r>
+          </w:p>
+        </w:tc>
+        <w:tc>
+          <w:tcPr>
+            <w:tcW w:type="dxa" w:w="3907"/>
+            <w:tcBorders>
+              <w:top w:val="single" w:color="BFBFBF" w:sz="4"/>
+              <w:left w:val="single" w:color="BFBFBF" w:sz="4"/>
+              <w:bottom w:val="single" w:color="BFBFBF" w:sz="4"/>
+              <w:right w:val="single" w:color="BFBFBF" w:sz="4"/>
+            </w:tcBorders>
+            <w:tcMar>
+              <w:top w:type="dxa" w:w="60"/>
+              <w:left w:type="dxa" w:w="100"/>
+              <w:bottom w:type="dxa" w:w="60"/>
+              <w:right w:type="dxa" w:w="100"/>
+            </w:tcMar>
+          </w:tcPr>
+          <w:p>
+            <w:r>
+              <w:rPr>
+                <w:sz w:val="19"/>
+                <w:szCs w:val="19"/>
+              </w:rPr>
+              <w:t xml:space="preserve">Catat barang masuk dengan rincian Baik dan Rusak Ringan ke satu lokasi</w:t>
+            </w:r>
+          </w:p>
+        </w:tc>
+        <w:tc>
+          <w:tcPr>
+            <w:tcW w:type="dxa" w:w="3907"/>
+            <w:tcBorders>
+              <w:top w:val="single" w:color="BFBFBF" w:sz="4"/>
+              <w:left w:val="single" w:color="BFBFBF" w:sz="4"/>
+              <w:bottom w:val="single" w:color="BFBFBF" w:sz="4"/>
+              <w:right w:val="single" w:color="BFBFBF" w:sz="4"/>
+            </w:tcBorders>
+            <w:tcMar>
+              <w:top w:type="dxa" w:w="60"/>
+              <w:left w:type="dxa" w:w="100"/>
+              <w:bottom w:type="dxa" w:w="60"/>
+              <w:right w:type="dxa" w:w="100"/>
+            </w:tcMar>
+          </w:tcPr>
+          <w:p>
+            <w:r>
+              <w:rPr>
+                <w:sz w:val="19"/>
+                <w:szCs w:val="19"/>
+              </w:rPr>
+              <w:t xml:space="preserve">Stok tiap kondisi di lokasi itu bertambah sesuai rincian</w:t>
+            </w:r>
+          </w:p>
+        </w:tc>
+        <w:tc>
+          <w:tcPr>
+            <w:tcW w:type="dxa" w:w="392"/>
             <w:tcBorders>
               <w:top w:val="single" w:color="BFBFBF" w:sz="4"/>
               <w:left w:val="single" w:color="BFBFBF" w:sz="4"/>
@@ -19473,85 +21298,85 @@
         </w:trPr>
         <w:tc>
           <w:tcPr>
-            <w:tcW w:type="dxa" w:w="1619"/>
-            <w:tcBorders>
-              <w:top w:val="single" w:color="BFBFBF" w:sz="4"/>
-              <w:left w:val="single" w:color="BFBFBF" w:sz="4"/>
-              <w:bottom w:val="single" w:color="BFBFBF" w:sz="4"/>
-              <w:right w:val="single" w:color="BFBFBF" w:sz="4"/>
-            </w:tcBorders>
-            <w:tcMar>
-              <w:top w:type="dxa" w:w="60"/>
-              <w:left w:type="dxa" w:w="100"/>
-              <w:bottom w:type="dxa" w:w="60"/>
-              <w:right w:type="dxa" w:w="100"/>
-            </w:tcMar>
-          </w:tcPr>
-          <w:p>
-            <w:r>
-              <w:rPr>
-                <w:sz w:val="19"/>
-                <w:szCs w:val="19"/>
-              </w:rPr>
-              <w:t xml:space="preserve">File tidak sah</w:t>
-            </w:r>
-          </w:p>
-        </w:tc>
-        <w:tc>
-          <w:tcPr>
-            <w:tcW w:type="dxa" w:w="3315"/>
-            <w:tcBorders>
-              <w:top w:val="single" w:color="BFBFBF" w:sz="4"/>
-              <w:left w:val="single" w:color="BFBFBF" w:sz="4"/>
-              <w:bottom w:val="single" w:color="BFBFBF" w:sz="4"/>
-              <w:right w:val="single" w:color="BFBFBF" w:sz="4"/>
-            </w:tcBorders>
-            <w:tcMar>
-              <w:top w:type="dxa" w:w="60"/>
-              <w:left w:type="dxa" w:w="100"/>
-              <w:bottom w:type="dxa" w:w="60"/>
-              <w:right w:type="dxa" w:w="100"/>
-            </w:tcMar>
-          </w:tcPr>
-          <w:p>
-            <w:r>
-              <w:rPr>
-                <w:sz w:val="19"/>
-                <w:szCs w:val="19"/>
-              </w:rPr>
-              <w:t xml:space="preserve">Unggah PDF / gambar 3 MB</w:t>
-            </w:r>
-          </w:p>
-        </w:tc>
-        <w:tc>
-          <w:tcPr>
-            <w:tcW w:type="dxa" w:w="4240"/>
-            <w:tcBorders>
-              <w:top w:val="single" w:color="BFBFBF" w:sz="4"/>
-              <w:left w:val="single" w:color="BFBFBF" w:sz="4"/>
-              <w:bottom w:val="single" w:color="BFBFBF" w:sz="4"/>
-              <w:right w:val="single" w:color="BFBFBF" w:sz="4"/>
-            </w:tcBorders>
-            <w:tcMar>
-              <w:top w:type="dxa" w:w="60"/>
-              <w:left w:type="dxa" w:w="100"/>
-              <w:bottom w:type="dxa" w:w="60"/>
-              <w:right w:type="dxa" w:w="100"/>
-            </w:tcMar>
-          </w:tcPr>
-          <w:p>
-            <w:r>
-              <w:rPr>
-                <w:sz w:val="19"/>
-                <w:szCs w:val="19"/>
-              </w:rPr>
-              <w:t xml:space="preserve">Error validasi, data tidak tersimpan</w:t>
-            </w:r>
-          </w:p>
-        </w:tc>
-        <w:tc>
-          <w:tcPr>
-            <w:tcW w:type="dxa" w:w="464"/>
+            <w:tcW w:type="dxa" w:w="1432"/>
+            <w:tcBorders>
+              <w:top w:val="single" w:color="BFBFBF" w:sz="4"/>
+              <w:left w:val="single" w:color="BFBFBF" w:sz="4"/>
+              <w:bottom w:val="single" w:color="BFBFBF" w:sz="4"/>
+              <w:right w:val="single" w:color="BFBFBF" w:sz="4"/>
+            </w:tcBorders>
+            <w:tcMar>
+              <w:top w:type="dxa" w:w="60"/>
+              <w:left w:type="dxa" w:w="100"/>
+              <w:bottom w:type="dxa" w:w="60"/>
+              <w:right w:type="dxa" w:w="100"/>
+            </w:tcMar>
+          </w:tcPr>
+          <w:p>
+            <w:r>
+              <w:rPr>
+                <w:sz w:val="19"/>
+                <w:szCs w:val="19"/>
+              </w:rPr>
+              <w:t xml:space="preserve">Manager mengoreksi</w:t>
+            </w:r>
+          </w:p>
+        </w:tc>
+        <w:tc>
+          <w:tcPr>
+            <w:tcW w:type="dxa" w:w="3907"/>
+            <w:tcBorders>
+              <w:top w:val="single" w:color="BFBFBF" w:sz="4"/>
+              <w:left w:val="single" w:color="BFBFBF" w:sz="4"/>
+              <w:bottom w:val="single" w:color="BFBFBF" w:sz="4"/>
+              <w:right w:val="single" w:color="BFBFBF" w:sz="4"/>
+            </w:tcBorders>
+            <w:tcMar>
+              <w:top w:type="dxa" w:w="60"/>
+              <w:left w:type="dxa" w:w="100"/>
+              <w:bottom w:type="dxa" w:w="60"/>
+              <w:right w:type="dxa" w:w="100"/>
+            </w:tcMar>
+          </w:tcPr>
+          <w:p>
+            <w:r>
+              <w:rPr>
+                <w:sz w:val="19"/>
+                <w:szCs w:val="19"/>
+              </w:rPr>
+              <w:t xml:space="preserve">Manager mengubah rincian kondisi lalu menyetujui</w:t>
+            </w:r>
+          </w:p>
+        </w:tc>
+        <w:tc>
+          <w:tcPr>
+            <w:tcW w:type="dxa" w:w="3907"/>
+            <w:tcBorders>
+              <w:top w:val="single" w:color="BFBFBF" w:sz="4"/>
+              <w:left w:val="single" w:color="BFBFBF" w:sz="4"/>
+              <w:bottom w:val="single" w:color="BFBFBF" w:sz="4"/>
+              <w:right w:val="single" w:color="BFBFBF" w:sz="4"/>
+            </w:tcBorders>
+            <w:tcMar>
+              <w:top w:type="dxa" w:w="60"/>
+              <w:left w:type="dxa" w:w="100"/>
+              <w:bottom w:type="dxa" w:w="60"/>
+              <w:right w:type="dxa" w:w="100"/>
+            </w:tcMar>
+          </w:tcPr>
+          <w:p>
+            <w:r>
+              <w:rPr>
+                <w:sz w:val="19"/>
+                <w:szCs w:val="19"/>
+              </w:rPr>
+              <w:t xml:space="preserve">Stok dikurangi sesuai koreksi, koreksi tercatat di catatan</w:t>
+            </w:r>
+          </w:p>
+        </w:tc>
+        <w:tc>
+          <w:tcPr>
+            <w:tcW w:type="dxa" w:w="392"/>
             <w:tcBorders>
               <w:top w:val="single" w:color="BFBFBF" w:sz="4"/>
               <w:left w:val="single" w:color="BFBFBF" w:sz="4"/>
@@ -19582,85 +21407,85 @@
         </w:trPr>
         <w:tc>
           <w:tcPr>
-            <w:tcW w:type="dxa" w:w="1619"/>
-            <w:tcBorders>
-              <w:top w:val="single" w:color="BFBFBF" w:sz="4"/>
-              <w:left w:val="single" w:color="BFBFBF" w:sz="4"/>
-              <w:bottom w:val="single" w:color="BFBFBF" w:sz="4"/>
-              <w:right w:val="single" w:color="BFBFBF" w:sz="4"/>
-            </w:tcBorders>
-            <w:tcMar>
-              <w:top w:type="dxa" w:w="60"/>
-              <w:left w:type="dxa" w:w="100"/>
-              <w:bottom w:type="dxa" w:w="60"/>
-              <w:right w:type="dxa" w:w="100"/>
-            </w:tcMar>
-          </w:tcPr>
-          <w:p>
-            <w:r>
-              <w:rPr>
-                <w:sz w:val="19"/>
-                <w:szCs w:val="19"/>
-              </w:rPr>
-              <w:t xml:space="preserve">Tolak tanpa alasan</w:t>
-            </w:r>
-          </w:p>
-        </w:tc>
-        <w:tc>
-          <w:tcPr>
-            <w:tcW w:type="dxa" w:w="3315"/>
-            <w:tcBorders>
-              <w:top w:val="single" w:color="BFBFBF" w:sz="4"/>
-              <w:left w:val="single" w:color="BFBFBF" w:sz="4"/>
-              <w:bottom w:val="single" w:color="BFBFBF" w:sz="4"/>
-              <w:right w:val="single" w:color="BFBFBF" w:sz="4"/>
-            </w:tcBorders>
-            <w:tcMar>
-              <w:top w:type="dxa" w:w="60"/>
-              <w:left w:type="dxa" w:w="100"/>
-              <w:bottom w:type="dxa" w:w="60"/>
-              <w:right w:type="dxa" w:w="100"/>
-            </w:tcMar>
-          </w:tcPr>
-          <w:p>
-            <w:r>
-              <w:rPr>
-                <w:sz w:val="19"/>
-                <w:szCs w:val="19"/>
-              </w:rPr>
-              <w:t xml:space="preserve">Manager menolak tanpa catatan</w:t>
-            </w:r>
-          </w:p>
-        </w:tc>
-        <w:tc>
-          <w:tcPr>
-            <w:tcW w:type="dxa" w:w="4240"/>
-            <w:tcBorders>
-              <w:top w:val="single" w:color="BFBFBF" w:sz="4"/>
-              <w:left w:val="single" w:color="BFBFBF" w:sz="4"/>
-              <w:bottom w:val="single" w:color="BFBFBF" w:sz="4"/>
-              <w:right w:val="single" w:color="BFBFBF" w:sz="4"/>
-            </w:tcBorders>
-            <w:tcMar>
-              <w:top w:type="dxa" w:w="60"/>
-              <w:left w:type="dxa" w:w="100"/>
-              <w:bottom w:type="dxa" w:w="60"/>
-              <w:right w:type="dxa" w:w="100"/>
-            </w:tcMar>
-          </w:tcPr>
-          <w:p>
-            <w:r>
-              <w:rPr>
-                <w:sz w:val="19"/>
-                <w:szCs w:val="19"/>
-              </w:rPr>
-              <w:t xml:space="preserve">Error validasi, status tetap Pending</w:t>
-            </w:r>
-          </w:p>
-        </w:tc>
-        <w:tc>
-          <w:tcPr>
-            <w:tcW w:type="dxa" w:w="464"/>
+            <w:tcW w:type="dxa" w:w="1432"/>
+            <w:tcBorders>
+              <w:top w:val="single" w:color="BFBFBF" w:sz="4"/>
+              <w:left w:val="single" w:color="BFBFBF" w:sz="4"/>
+              <w:bottom w:val="single" w:color="BFBFBF" w:sz="4"/>
+              <w:right w:val="single" w:color="BFBFBF" w:sz="4"/>
+            </w:tcBorders>
+            <w:tcMar>
+              <w:top w:type="dxa" w:w="60"/>
+              <w:left w:type="dxa" w:w="100"/>
+              <w:bottom w:type="dxa" w:w="60"/>
+              <w:right w:type="dxa" w:w="100"/>
+            </w:tcMar>
+          </w:tcPr>
+          <w:p>
+            <w:r>
+              <w:rPr>
+                <w:sz w:val="19"/>
+                <w:szCs w:val="19"/>
+              </w:rPr>
+              <w:t xml:space="preserve">Pemindahan</w:t>
+            </w:r>
+          </w:p>
+        </w:tc>
+        <w:tc>
+          <w:tcPr>
+            <w:tcW w:type="dxa" w:w="3907"/>
+            <w:tcBorders>
+              <w:top w:val="single" w:color="BFBFBF" w:sz="4"/>
+              <w:left w:val="single" w:color="BFBFBF" w:sz="4"/>
+              <w:bottom w:val="single" w:color="BFBFBF" w:sz="4"/>
+              <w:right w:val="single" w:color="BFBFBF" w:sz="4"/>
+            </w:tcBorders>
+            <w:tcMar>
+              <w:top w:type="dxa" w:w="60"/>
+              <w:left w:type="dxa" w:w="100"/>
+              <w:bottom w:type="dxa" w:w="60"/>
+              <w:right w:type="dxa" w:w="100"/>
+            </w:tcMar>
+          </w:tcPr>
+          <w:p>
+            <w:r>
+              <w:rPr>
+                <w:sz w:val="19"/>
+                <w:szCs w:val="19"/>
+              </w:rPr>
+              <w:t xml:space="preserve">Pindahkan barang dari gudang ke ruangan, Manager setujui</w:t>
+            </w:r>
+          </w:p>
+        </w:tc>
+        <w:tc>
+          <w:tcPr>
+            <w:tcW w:type="dxa" w:w="3907"/>
+            <w:tcBorders>
+              <w:top w:val="single" w:color="BFBFBF" w:sz="4"/>
+              <w:left w:val="single" w:color="BFBFBF" w:sz="4"/>
+              <w:bottom w:val="single" w:color="BFBFBF" w:sz="4"/>
+              <w:right w:val="single" w:color="BFBFBF" w:sz="4"/>
+            </w:tcBorders>
+            <w:tcMar>
+              <w:top w:type="dxa" w:w="60"/>
+              <w:left w:type="dxa" w:w="100"/>
+              <w:bottom w:type="dxa" w:w="60"/>
+              <w:right w:type="dxa" w:w="100"/>
+            </w:tcMar>
+          </w:tcPr>
+          <w:p>
+            <w:r>
+              <w:rPr>
+                <w:sz w:val="19"/>
+                <w:szCs w:val="19"/>
+              </w:rPr>
+              <w:t xml:space="preserve">Stok gudang berkurang, stok ruangan bertambah, total tetap</w:t>
+            </w:r>
+          </w:p>
+        </w:tc>
+        <w:tc>
+          <w:tcPr>
+            <w:tcW w:type="dxa" w:w="392"/>
             <w:tcBorders>
               <w:top w:val="single" w:color="BFBFBF" w:sz="4"/>
               <w:left w:val="single" w:color="BFBFBF" w:sz="4"/>
@@ -19691,85 +21516,85 @@
         </w:trPr>
         <w:tc>
           <w:tcPr>
-            <w:tcW w:type="dxa" w:w="1619"/>
-            <w:tcBorders>
-              <w:top w:val="single" w:color="BFBFBF" w:sz="4"/>
-              <w:left w:val="single" w:color="BFBFBF" w:sz="4"/>
-              <w:bottom w:val="single" w:color="BFBFBF" w:sz="4"/>
-              <w:right w:val="single" w:color="BFBFBF" w:sz="4"/>
-            </w:tcBorders>
-            <w:tcMar>
-              <w:top w:type="dxa" w:w="60"/>
-              <w:left w:type="dxa" w:w="100"/>
-              <w:bottom w:type="dxa" w:w="60"/>
-              <w:right w:type="dxa" w:w="100"/>
-            </w:tcMar>
-          </w:tcPr>
-          <w:p>
-            <w:r>
-              <w:rPr>
-                <w:sz w:val="19"/>
-                <w:szCs w:val="19"/>
-              </w:rPr>
-              <w:t xml:space="preserve">Stok tidak cukup</w:t>
-            </w:r>
-          </w:p>
-        </w:tc>
-        <w:tc>
-          <w:tcPr>
-            <w:tcW w:type="dxa" w:w="3315"/>
-            <w:tcBorders>
-              <w:top w:val="single" w:color="BFBFBF" w:sz="4"/>
-              <w:left w:val="single" w:color="BFBFBF" w:sz="4"/>
-              <w:bottom w:val="single" w:color="BFBFBF" w:sz="4"/>
-              <w:right w:val="single" w:color="BFBFBF" w:sz="4"/>
-            </w:tcBorders>
-            <w:tcMar>
-              <w:top w:type="dxa" w:w="60"/>
-              <w:left w:type="dxa" w:w="100"/>
-              <w:bottom w:type="dxa" w:w="60"/>
-              <w:right w:type="dxa" w:w="100"/>
-            </w:tcMar>
-          </w:tcPr>
-          <w:p>
-            <w:r>
-              <w:rPr>
-                <w:sz w:val="19"/>
-                <w:szCs w:val="19"/>
-              </w:rPr>
-              <w:t xml:space="preserve">Stok 3, permintaan 100, disetujui</w:t>
-            </w:r>
-          </w:p>
-        </w:tc>
-        <w:tc>
-          <w:tcPr>
-            <w:tcW w:type="dxa" w:w="4240"/>
-            <w:tcBorders>
-              <w:top w:val="single" w:color="BFBFBF" w:sz="4"/>
-              <w:left w:val="single" w:color="BFBFBF" w:sz="4"/>
-              <w:bottom w:val="single" w:color="BFBFBF" w:sz="4"/>
-              <w:right w:val="single" w:color="BFBFBF" w:sz="4"/>
-            </w:tcBorders>
-            <w:tcMar>
-              <w:top w:type="dxa" w:w="60"/>
-              <w:left w:type="dxa" w:w="100"/>
-              <w:bottom w:type="dxa" w:w="60"/>
-              <w:right w:type="dxa" w:w="100"/>
-            </w:tcMar>
-          </w:tcPr>
-          <w:p>
-            <w:r>
-              <w:rPr>
-                <w:sz w:val="19"/>
-                <w:szCs w:val="19"/>
-              </w:rPr>
-              <w:t xml:space="preserve">Pesan gagal, status Pending, stok tetap 3</w:t>
-            </w:r>
-          </w:p>
-        </w:tc>
-        <w:tc>
-          <w:tcPr>
-            <w:tcW w:type="dxa" w:w="464"/>
+            <w:tcW w:type="dxa" w:w="1432"/>
+            <w:tcBorders>
+              <w:top w:val="single" w:color="BFBFBF" w:sz="4"/>
+              <w:left w:val="single" w:color="BFBFBF" w:sz="4"/>
+              <w:bottom w:val="single" w:color="BFBFBF" w:sz="4"/>
+              <w:right w:val="single" w:color="BFBFBF" w:sz="4"/>
+            </w:tcBorders>
+            <w:tcMar>
+              <w:top w:type="dxa" w:w="60"/>
+              <w:left w:type="dxa" w:w="100"/>
+              <w:bottom w:type="dxa" w:w="60"/>
+              <w:right w:type="dxa" w:w="100"/>
+            </w:tcMar>
+          </w:tcPr>
+          <w:p>
+            <w:r>
+              <w:rPr>
+                <w:sz w:val="19"/>
+                <w:szCs w:val="19"/>
+              </w:rPr>
+              <w:t xml:space="preserve">Pemusnahan barang Baik</w:t>
+            </w:r>
+          </w:p>
+        </w:tc>
+        <w:tc>
+          <w:tcPr>
+            <w:tcW w:type="dxa" w:w="3907"/>
+            <w:tcBorders>
+              <w:top w:val="single" w:color="BFBFBF" w:sz="4"/>
+              <w:left w:val="single" w:color="BFBFBF" w:sz="4"/>
+              <w:bottom w:val="single" w:color="BFBFBF" w:sz="4"/>
+              <w:right w:val="single" w:color="BFBFBF" w:sz="4"/>
+            </w:tcBorders>
+            <w:tcMar>
+              <w:top w:type="dxa" w:w="60"/>
+              <w:left w:type="dxa" w:w="100"/>
+              <w:bottom w:type="dxa" w:w="60"/>
+              <w:right w:type="dxa" w:w="100"/>
+            </w:tcMar>
+          </w:tcPr>
+          <w:p>
+            <w:r>
+              <w:rPr>
+                <w:sz w:val="19"/>
+                <w:szCs w:val="19"/>
+              </w:rPr>
+              <w:t xml:space="preserve">Ajukan pemusnahan 2 Baik</w:t>
+            </w:r>
+          </w:p>
+        </w:tc>
+        <w:tc>
+          <w:tcPr>
+            <w:tcW w:type="dxa" w:w="3907"/>
+            <w:tcBorders>
+              <w:top w:val="single" w:color="BFBFBF" w:sz="4"/>
+              <w:left w:val="single" w:color="BFBFBF" w:sz="4"/>
+              <w:bottom w:val="single" w:color="BFBFBF" w:sz="4"/>
+              <w:right w:val="single" w:color="BFBFBF" w:sz="4"/>
+            </w:tcBorders>
+            <w:tcMar>
+              <w:top w:type="dxa" w:w="60"/>
+              <w:left w:type="dxa" w:w="100"/>
+              <w:bottom w:type="dxa" w:w="60"/>
+              <w:right w:type="dxa" w:w="100"/>
+            </w:tcMar>
+          </w:tcPr>
+          <w:p>
+            <w:r>
+              <w:rPr>
+                <w:sz w:val="19"/>
+                <w:szCs w:val="19"/>
+              </w:rPr>
+              <w:t xml:space="preserve">Error validasi, hanya Rusak Berat</w:t>
+            </w:r>
+          </w:p>
+        </w:tc>
+        <w:tc>
+          <w:tcPr>
+            <w:tcW w:type="dxa" w:w="392"/>
             <w:tcBorders>
               <w:top w:val="single" w:color="BFBFBF" w:sz="4"/>
               <w:left w:val="single" w:color="BFBFBF" w:sz="4"/>
@@ -19800,85 +21625,85 @@
         </w:trPr>
         <w:tc>
           <w:tcPr>
-            <w:tcW w:type="dxa" w:w="1619"/>
-            <w:tcBorders>
-              <w:top w:val="single" w:color="BFBFBF" w:sz="4"/>
-              <w:left w:val="single" w:color="BFBFBF" w:sz="4"/>
-              <w:bottom w:val="single" w:color="BFBFBF" w:sz="4"/>
-              <w:right w:val="single" w:color="BFBFBF" w:sz="4"/>
-            </w:tcBorders>
-            <w:tcMar>
-              <w:top w:type="dxa" w:w="60"/>
-              <w:left w:type="dxa" w:w="100"/>
-              <w:bottom w:type="dxa" w:w="60"/>
-              <w:right w:type="dxa" w:w="100"/>
-            </w:tcMar>
-          </w:tcPr>
-          <w:p>
-            <w:r>
-              <w:rPr>
-                <w:sz w:val="19"/>
-                <w:szCs w:val="19"/>
-              </w:rPr>
-              <w:t xml:space="preserve">Hak akses</w:t>
-            </w:r>
-          </w:p>
-        </w:tc>
-        <w:tc>
-          <w:tcPr>
-            <w:tcW w:type="dxa" w:w="3315"/>
-            <w:tcBorders>
-              <w:top w:val="single" w:color="BFBFBF" w:sz="4"/>
-              <w:left w:val="single" w:color="BFBFBF" w:sz="4"/>
-              <w:bottom w:val="single" w:color="BFBFBF" w:sz="4"/>
-              <w:right w:val="single" w:color="BFBFBF" w:sz="4"/>
-            </w:tcBorders>
-            <w:tcMar>
-              <w:top w:type="dxa" w:w="60"/>
-              <w:left w:type="dxa" w:w="100"/>
-              <w:bottom w:type="dxa" w:w="60"/>
-              <w:right w:type="dxa" w:w="100"/>
-            </w:tcMar>
-          </w:tcPr>
-          <w:p>
-            <w:r>
-              <w:rPr>
-                <w:sz w:val="19"/>
-                <w:szCs w:val="19"/>
-              </w:rPr>
-              <w:t xml:space="preserve">Admin / Operator menekan Setujui</w:t>
-            </w:r>
-          </w:p>
-        </w:tc>
-        <w:tc>
-          <w:tcPr>
-            <w:tcW w:type="dxa" w:w="4240"/>
-            <w:tcBorders>
-              <w:top w:val="single" w:color="BFBFBF" w:sz="4"/>
-              <w:left w:val="single" w:color="BFBFBF" w:sz="4"/>
-              <w:bottom w:val="single" w:color="BFBFBF" w:sz="4"/>
-              <w:right w:val="single" w:color="BFBFBF" w:sz="4"/>
-            </w:tcBorders>
-            <w:tcMar>
-              <w:top w:type="dxa" w:w="60"/>
-              <w:left w:type="dxa" w:w="100"/>
-              <w:bottom w:type="dxa" w:w="60"/>
-              <w:right w:type="dxa" w:w="100"/>
-            </w:tcMar>
-          </w:tcPr>
-          <w:p>
-            <w:r>
-              <w:rPr>
-                <w:sz w:val="19"/>
-                <w:szCs w:val="19"/>
-              </w:rPr>
-              <w:t xml:space="preserve">403 Forbidden</w:t>
-            </w:r>
-          </w:p>
-        </w:tc>
-        <w:tc>
-          <w:tcPr>
-            <w:tcW w:type="dxa" w:w="464"/>
+            <w:tcW w:type="dxa" w:w="1432"/>
+            <w:tcBorders>
+              <w:top w:val="single" w:color="BFBFBF" w:sz="4"/>
+              <w:left w:val="single" w:color="BFBFBF" w:sz="4"/>
+              <w:bottom w:val="single" w:color="BFBFBF" w:sz="4"/>
+              <w:right w:val="single" w:color="BFBFBF" w:sz="4"/>
+            </w:tcBorders>
+            <w:tcMar>
+              <w:top w:type="dxa" w:w="60"/>
+              <w:left w:type="dxa" w:w="100"/>
+              <w:bottom w:type="dxa" w:w="60"/>
+              <w:right w:type="dxa" w:w="100"/>
+            </w:tcMar>
+          </w:tcPr>
+          <w:p>
+            <w:r>
+              <w:rPr>
+                <w:sz w:val="19"/>
+                <w:szCs w:val="19"/>
+              </w:rPr>
+              <w:t xml:space="preserve">Pengembalian</w:t>
+            </w:r>
+          </w:p>
+        </w:tc>
+        <w:tc>
+          <w:tcPr>
+            <w:tcW w:type="dxa" w:w="3907"/>
+            <w:tcBorders>
+              <w:top w:val="single" w:color="BFBFBF" w:sz="4"/>
+              <w:left w:val="single" w:color="BFBFBF" w:sz="4"/>
+              <w:bottom w:val="single" w:color="BFBFBF" w:sz="4"/>
+              <w:right w:val="single" w:color="BFBFBF" w:sz="4"/>
+            </w:tcBorders>
+            <w:tcMar>
+              <w:top w:type="dxa" w:w="60"/>
+              <w:left w:type="dxa" w:w="100"/>
+              <w:bottom w:type="dxa" w:w="60"/>
+              <w:right w:type="dxa" w:w="100"/>
+            </w:tcMar>
+          </w:tcPr>
+          <w:p>
+            <w:r>
+              <w:rPr>
+                <w:sz w:val="19"/>
+                <w:szCs w:val="19"/>
+              </w:rPr>
+              <w:t xml:space="preserve">Kembalikan sebagian pinjaman dengan kondisi berbeda</w:t>
+            </w:r>
+          </w:p>
+        </w:tc>
+        <w:tc>
+          <w:tcPr>
+            <w:tcW w:type="dxa" w:w="3907"/>
+            <w:tcBorders>
+              <w:top w:val="single" w:color="BFBFBF" w:sz="4"/>
+              <w:left w:val="single" w:color="BFBFBF" w:sz="4"/>
+              <w:bottom w:val="single" w:color="BFBFBF" w:sz="4"/>
+              <w:right w:val="single" w:color="BFBFBF" w:sz="4"/>
+            </w:tcBorders>
+            <w:tcMar>
+              <w:top w:type="dxa" w:w="60"/>
+              <w:left w:type="dxa" w:w="100"/>
+              <w:bottom w:type="dxa" w:w="60"/>
+              <w:right w:type="dxa" w:w="100"/>
+            </w:tcMar>
+          </w:tcPr>
+          <w:p>
+            <w:r>
+              <w:rPr>
+                <w:sz w:val="19"/>
+                <w:szCs w:val="19"/>
+              </w:rPr>
+              <w:t xml:space="preserve">Dikembalikan Sebagian, stok bertambah sesuai kondisi saat kembali</w:t>
+            </w:r>
+          </w:p>
+        </w:tc>
+        <w:tc>
+          <w:tcPr>
+            <w:tcW w:type="dxa" w:w="392"/>
             <w:tcBorders>
               <w:top w:val="single" w:color="BFBFBF" w:sz="4"/>
               <w:left w:val="single" w:color="BFBFBF" w:sz="4"/>
@@ -19909,85 +21734,85 @@
         </w:trPr>
         <w:tc>
           <w:tcPr>
-            <w:tcW w:type="dxa" w:w="1619"/>
-            <w:tcBorders>
-              <w:top w:val="single" w:color="BFBFBF" w:sz="4"/>
-              <w:left w:val="single" w:color="BFBFBF" w:sz="4"/>
-              <w:bottom w:val="single" w:color="BFBFBF" w:sz="4"/>
-              <w:right w:val="single" w:color="BFBFBF" w:sz="4"/>
-            </w:tcBorders>
-            <w:tcMar>
-              <w:top w:type="dxa" w:w="60"/>
-              <w:left w:type="dxa" w:w="100"/>
-              <w:bottom w:type="dxa" w:w="60"/>
-              <w:right w:type="dxa" w:w="100"/>
-            </w:tcMar>
-          </w:tcPr>
-          <w:p>
-            <w:r>
-              <w:rPr>
-                <w:sz w:val="19"/>
-                <w:szCs w:val="19"/>
-              </w:rPr>
-              <w:t xml:space="preserve">Manager hanya melihat</w:t>
-            </w:r>
-          </w:p>
-        </w:tc>
-        <w:tc>
-          <w:tcPr>
-            <w:tcW w:type="dxa" w:w="3315"/>
-            <w:tcBorders>
-              <w:top w:val="single" w:color="BFBFBF" w:sz="4"/>
-              <w:left w:val="single" w:color="BFBFBF" w:sz="4"/>
-              <w:bottom w:val="single" w:color="BFBFBF" w:sz="4"/>
-              <w:right w:val="single" w:color="BFBFBF" w:sz="4"/>
-            </w:tcBorders>
-            <w:tcMar>
-              <w:top w:type="dxa" w:w="60"/>
-              <w:left w:type="dxa" w:w="100"/>
-              <w:bottom w:type="dxa" w:w="60"/>
-              <w:right w:type="dxa" w:w="100"/>
-            </w:tcMar>
-          </w:tcPr>
-          <w:p>
-            <w:r>
-              <w:rPr>
-                <w:sz w:val="19"/>
-                <w:szCs w:val="19"/>
-              </w:rPr>
-              <w:t xml:space="preserve">Manager membuka form tambah barang</w:t>
-            </w:r>
-          </w:p>
-        </w:tc>
-        <w:tc>
-          <w:tcPr>
-            <w:tcW w:type="dxa" w:w="4240"/>
-            <w:tcBorders>
-              <w:top w:val="single" w:color="BFBFBF" w:sz="4"/>
-              <w:left w:val="single" w:color="BFBFBF" w:sz="4"/>
-              <w:bottom w:val="single" w:color="BFBFBF" w:sz="4"/>
-              <w:right w:val="single" w:color="BFBFBF" w:sz="4"/>
-            </w:tcBorders>
-            <w:tcMar>
-              <w:top w:type="dxa" w:w="60"/>
-              <w:left w:type="dxa" w:w="100"/>
-              <w:bottom w:type="dxa" w:w="60"/>
-              <w:right w:type="dxa" w:w="100"/>
-            </w:tcMar>
-          </w:tcPr>
-          <w:p>
-            <w:r>
-              <w:rPr>
-                <w:sz w:val="19"/>
-                <w:szCs w:val="19"/>
-              </w:rPr>
-              <w:t xml:space="preserve">403 Forbidden</w:t>
-            </w:r>
-          </w:p>
-        </w:tc>
-        <w:tc>
-          <w:tcPr>
-            <w:tcW w:type="dxa" w:w="464"/>
+            <w:tcW w:type="dxa" w:w="1432"/>
+            <w:tcBorders>
+              <w:top w:val="single" w:color="BFBFBF" w:sz="4"/>
+              <w:left w:val="single" w:color="BFBFBF" w:sz="4"/>
+              <w:bottom w:val="single" w:color="BFBFBF" w:sz="4"/>
+              <w:right w:val="single" w:color="BFBFBF" w:sz="4"/>
+            </w:tcBorders>
+            <w:tcMar>
+              <w:top w:type="dxa" w:w="60"/>
+              <w:left w:type="dxa" w:w="100"/>
+              <w:bottom w:type="dxa" w:w="60"/>
+              <w:right w:type="dxa" w:w="100"/>
+            </w:tcMar>
+          </w:tcPr>
+          <w:p>
+            <w:r>
+              <w:rPr>
+                <w:sz w:val="19"/>
+                <w:szCs w:val="19"/>
+              </w:rPr>
+              <w:t xml:space="preserve">Pengembalian berlebih</w:t>
+            </w:r>
+          </w:p>
+        </w:tc>
+        <w:tc>
+          <w:tcPr>
+            <w:tcW w:type="dxa" w:w="3907"/>
+            <w:tcBorders>
+              <w:top w:val="single" w:color="BFBFBF" w:sz="4"/>
+              <w:left w:val="single" w:color="BFBFBF" w:sz="4"/>
+              <w:bottom w:val="single" w:color="BFBFBF" w:sz="4"/>
+              <w:right w:val="single" w:color="BFBFBF" w:sz="4"/>
+            </w:tcBorders>
+            <w:tcMar>
+              <w:top w:type="dxa" w:w="60"/>
+              <w:left w:type="dxa" w:w="100"/>
+              <w:bottom w:type="dxa" w:w="60"/>
+              <w:right w:type="dxa" w:w="100"/>
+            </w:tcMar>
+          </w:tcPr>
+          <w:p>
+            <w:r>
+              <w:rPr>
+                <w:sz w:val="19"/>
+                <w:szCs w:val="19"/>
+              </w:rPr>
+              <w:t xml:space="preserve">Kembalikan melebihi sisa pinjaman</w:t>
+            </w:r>
+          </w:p>
+        </w:tc>
+        <w:tc>
+          <w:tcPr>
+            <w:tcW w:type="dxa" w:w="3907"/>
+            <w:tcBorders>
+              <w:top w:val="single" w:color="BFBFBF" w:sz="4"/>
+              <w:left w:val="single" w:color="BFBFBF" w:sz="4"/>
+              <w:bottom w:val="single" w:color="BFBFBF" w:sz="4"/>
+              <w:right w:val="single" w:color="BFBFBF" w:sz="4"/>
+            </w:tcBorders>
+            <w:tcMar>
+              <w:top w:type="dxa" w:w="60"/>
+              <w:left w:type="dxa" w:w="100"/>
+              <w:bottom w:type="dxa" w:w="60"/>
+              <w:right w:type="dxa" w:w="100"/>
+            </w:tcMar>
+          </w:tcPr>
+          <w:p>
+            <w:r>
+              <w:rPr>
+                <w:sz w:val="19"/>
+                <w:szCs w:val="19"/>
+              </w:rPr>
+              <w:t xml:space="preserve">Error validasi, stok tetap</w:t>
+            </w:r>
+          </w:p>
+        </w:tc>
+        <w:tc>
+          <w:tcPr>
+            <w:tcW w:type="dxa" w:w="392"/>
             <w:tcBorders>
               <w:top w:val="single" w:color="BFBFBF" w:sz="4"/>
               <w:left w:val="single" w:color="BFBFBF" w:sz="4"/>
@@ -20018,7 +21843,661 @@
         </w:trPr>
         <w:tc>
           <w:tcPr>
-            <w:tcW w:type="dxa" w:w="1619"/>
+            <w:tcW w:type="dxa" w:w="1432"/>
+            <w:tcBorders>
+              <w:top w:val="single" w:color="BFBFBF" w:sz="4"/>
+              <w:left w:val="single" w:color="BFBFBF" w:sz="4"/>
+              <w:bottom w:val="single" w:color="BFBFBF" w:sz="4"/>
+              <w:right w:val="single" w:color="BFBFBF" w:sz="4"/>
+            </w:tcBorders>
+            <w:tcMar>
+              <w:top w:type="dxa" w:w="60"/>
+              <w:left w:type="dxa" w:w="100"/>
+              <w:bottom w:type="dxa" w:w="60"/>
+              <w:right w:type="dxa" w:w="100"/>
+            </w:tcMar>
+          </w:tcPr>
+          <w:p>
+            <w:r>
+              <w:rPr>
+                <w:sz w:val="19"/>
+                <w:szCs w:val="19"/>
+              </w:rPr>
+              <w:t xml:space="preserve">Foto wajib</w:t>
+            </w:r>
+          </w:p>
+        </w:tc>
+        <w:tc>
+          <w:tcPr>
+            <w:tcW w:type="dxa" w:w="3907"/>
+            <w:tcBorders>
+              <w:top w:val="single" w:color="BFBFBF" w:sz="4"/>
+              <w:left w:val="single" w:color="BFBFBF" w:sz="4"/>
+              <w:bottom w:val="single" w:color="BFBFBF" w:sz="4"/>
+              <w:right w:val="single" w:color="BFBFBF" w:sz="4"/>
+            </w:tcBorders>
+            <w:tcMar>
+              <w:top w:type="dxa" w:w="60"/>
+              <w:left w:type="dxa" w:w="100"/>
+              <w:bottom w:type="dxa" w:w="60"/>
+              <w:right w:type="dxa" w:w="100"/>
+            </w:tcMar>
+          </w:tcPr>
+          <w:p>
+            <w:r>
+              <w:rPr>
+                <w:sz w:val="19"/>
+                <w:szCs w:val="19"/>
+              </w:rPr>
+              <w:t xml:space="preserve">Ajukan barang keluar tanpa foto</w:t>
+            </w:r>
+          </w:p>
+        </w:tc>
+        <w:tc>
+          <w:tcPr>
+            <w:tcW w:type="dxa" w:w="3907"/>
+            <w:tcBorders>
+              <w:top w:val="single" w:color="BFBFBF" w:sz="4"/>
+              <w:left w:val="single" w:color="BFBFBF" w:sz="4"/>
+              <w:bottom w:val="single" w:color="BFBFBF" w:sz="4"/>
+              <w:right w:val="single" w:color="BFBFBF" w:sz="4"/>
+            </w:tcBorders>
+            <w:tcMar>
+              <w:top w:type="dxa" w:w="60"/>
+              <w:left w:type="dxa" w:w="100"/>
+              <w:bottom w:type="dxa" w:w="60"/>
+              <w:right w:type="dxa" w:w="100"/>
+            </w:tcMar>
+          </w:tcPr>
+          <w:p>
+            <w:r>
+              <w:rPr>
+                <w:sz w:val="19"/>
+                <w:szCs w:val="19"/>
+              </w:rPr>
+              <w:t xml:space="preserve">Error validasi foto, data tidak tersimpan</w:t>
+            </w:r>
+          </w:p>
+        </w:tc>
+        <w:tc>
+          <w:tcPr>
+            <w:tcW w:type="dxa" w:w="392"/>
+            <w:tcBorders>
+              <w:top w:val="single" w:color="BFBFBF" w:sz="4"/>
+              <w:left w:val="single" w:color="BFBFBF" w:sz="4"/>
+              <w:bottom w:val="single" w:color="BFBFBF" w:sz="4"/>
+              <w:right w:val="single" w:color="BFBFBF" w:sz="4"/>
+            </w:tcBorders>
+            <w:tcMar>
+              <w:top w:type="dxa" w:w="60"/>
+              <w:left w:type="dxa" w:w="100"/>
+              <w:bottom w:type="dxa" w:w="60"/>
+              <w:right w:type="dxa" w:w="100"/>
+            </w:tcMar>
+          </w:tcPr>
+          <w:p>
+            <w:r>
+              <w:rPr>
+                <w:sz w:val="19"/>
+                <w:szCs w:val="19"/>
+              </w:rPr>
+              <w:t xml:space="preserve">Lulus</w:t>
+            </w:r>
+          </w:p>
+        </w:tc>
+      </w:tr>
+      <w:tr>
+        <w:trPr>
+          <w:tblHeader w:val="off"/>
+        </w:trPr>
+        <w:tc>
+          <w:tcPr>
+            <w:tcW w:type="dxa" w:w="1432"/>
+            <w:tcBorders>
+              <w:top w:val="single" w:color="BFBFBF" w:sz="4"/>
+              <w:left w:val="single" w:color="BFBFBF" w:sz="4"/>
+              <w:bottom w:val="single" w:color="BFBFBF" w:sz="4"/>
+              <w:right w:val="single" w:color="BFBFBF" w:sz="4"/>
+            </w:tcBorders>
+            <w:tcMar>
+              <w:top w:type="dxa" w:w="60"/>
+              <w:left w:type="dxa" w:w="100"/>
+              <w:bottom w:type="dxa" w:w="60"/>
+              <w:right w:type="dxa" w:w="100"/>
+            </w:tcMar>
+          </w:tcPr>
+          <w:p>
+            <w:r>
+              <w:rPr>
+                <w:sz w:val="19"/>
+                <w:szCs w:val="19"/>
+              </w:rPr>
+              <w:t xml:space="preserve">File tidak sah</w:t>
+            </w:r>
+          </w:p>
+        </w:tc>
+        <w:tc>
+          <w:tcPr>
+            <w:tcW w:type="dxa" w:w="3907"/>
+            <w:tcBorders>
+              <w:top w:val="single" w:color="BFBFBF" w:sz="4"/>
+              <w:left w:val="single" w:color="BFBFBF" w:sz="4"/>
+              <w:bottom w:val="single" w:color="BFBFBF" w:sz="4"/>
+              <w:right w:val="single" w:color="BFBFBF" w:sz="4"/>
+            </w:tcBorders>
+            <w:tcMar>
+              <w:top w:type="dxa" w:w="60"/>
+              <w:left w:type="dxa" w:w="100"/>
+              <w:bottom w:type="dxa" w:w="60"/>
+              <w:right w:type="dxa" w:w="100"/>
+            </w:tcMar>
+          </w:tcPr>
+          <w:p>
+            <w:r>
+              <w:rPr>
+                <w:sz w:val="19"/>
+                <w:szCs w:val="19"/>
+              </w:rPr>
+              <w:t xml:space="preserve">Unggah PDF / gambar 3 MB</w:t>
+            </w:r>
+          </w:p>
+        </w:tc>
+        <w:tc>
+          <w:tcPr>
+            <w:tcW w:type="dxa" w:w="3907"/>
+            <w:tcBorders>
+              <w:top w:val="single" w:color="BFBFBF" w:sz="4"/>
+              <w:left w:val="single" w:color="BFBFBF" w:sz="4"/>
+              <w:bottom w:val="single" w:color="BFBFBF" w:sz="4"/>
+              <w:right w:val="single" w:color="BFBFBF" w:sz="4"/>
+            </w:tcBorders>
+            <w:tcMar>
+              <w:top w:type="dxa" w:w="60"/>
+              <w:left w:type="dxa" w:w="100"/>
+              <w:bottom w:type="dxa" w:w="60"/>
+              <w:right w:type="dxa" w:w="100"/>
+            </w:tcMar>
+          </w:tcPr>
+          <w:p>
+            <w:r>
+              <w:rPr>
+                <w:sz w:val="19"/>
+                <w:szCs w:val="19"/>
+              </w:rPr>
+              <w:t xml:space="preserve">Error validasi, data tidak tersimpan</w:t>
+            </w:r>
+          </w:p>
+        </w:tc>
+        <w:tc>
+          <w:tcPr>
+            <w:tcW w:type="dxa" w:w="392"/>
+            <w:tcBorders>
+              <w:top w:val="single" w:color="BFBFBF" w:sz="4"/>
+              <w:left w:val="single" w:color="BFBFBF" w:sz="4"/>
+              <w:bottom w:val="single" w:color="BFBFBF" w:sz="4"/>
+              <w:right w:val="single" w:color="BFBFBF" w:sz="4"/>
+            </w:tcBorders>
+            <w:tcMar>
+              <w:top w:type="dxa" w:w="60"/>
+              <w:left w:type="dxa" w:w="100"/>
+              <w:bottom w:type="dxa" w:w="60"/>
+              <w:right w:type="dxa" w:w="100"/>
+            </w:tcMar>
+          </w:tcPr>
+          <w:p>
+            <w:r>
+              <w:rPr>
+                <w:sz w:val="19"/>
+                <w:szCs w:val="19"/>
+              </w:rPr>
+              <w:t xml:space="preserve">Lulus</w:t>
+            </w:r>
+          </w:p>
+        </w:tc>
+      </w:tr>
+      <w:tr>
+        <w:trPr>
+          <w:tblHeader w:val="off"/>
+        </w:trPr>
+        <w:tc>
+          <w:tcPr>
+            <w:tcW w:type="dxa" w:w="1432"/>
+            <w:tcBorders>
+              <w:top w:val="single" w:color="BFBFBF" w:sz="4"/>
+              <w:left w:val="single" w:color="BFBFBF" w:sz="4"/>
+              <w:bottom w:val="single" w:color="BFBFBF" w:sz="4"/>
+              <w:right w:val="single" w:color="BFBFBF" w:sz="4"/>
+            </w:tcBorders>
+            <w:tcMar>
+              <w:top w:type="dxa" w:w="60"/>
+              <w:left w:type="dxa" w:w="100"/>
+              <w:bottom w:type="dxa" w:w="60"/>
+              <w:right w:type="dxa" w:w="100"/>
+            </w:tcMar>
+          </w:tcPr>
+          <w:p>
+            <w:r>
+              <w:rPr>
+                <w:sz w:val="19"/>
+                <w:szCs w:val="19"/>
+              </w:rPr>
+              <w:t xml:space="preserve">Tolak tanpa alasan</w:t>
+            </w:r>
+          </w:p>
+        </w:tc>
+        <w:tc>
+          <w:tcPr>
+            <w:tcW w:type="dxa" w:w="3907"/>
+            <w:tcBorders>
+              <w:top w:val="single" w:color="BFBFBF" w:sz="4"/>
+              <w:left w:val="single" w:color="BFBFBF" w:sz="4"/>
+              <w:bottom w:val="single" w:color="BFBFBF" w:sz="4"/>
+              <w:right w:val="single" w:color="BFBFBF" w:sz="4"/>
+            </w:tcBorders>
+            <w:tcMar>
+              <w:top w:type="dxa" w:w="60"/>
+              <w:left w:type="dxa" w:w="100"/>
+              <w:bottom w:type="dxa" w:w="60"/>
+              <w:right w:type="dxa" w:w="100"/>
+            </w:tcMar>
+          </w:tcPr>
+          <w:p>
+            <w:r>
+              <w:rPr>
+                <w:sz w:val="19"/>
+                <w:szCs w:val="19"/>
+              </w:rPr>
+              <w:t xml:space="preserve">Manager menolak tanpa catatan</w:t>
+            </w:r>
+          </w:p>
+        </w:tc>
+        <w:tc>
+          <w:tcPr>
+            <w:tcW w:type="dxa" w:w="3907"/>
+            <w:tcBorders>
+              <w:top w:val="single" w:color="BFBFBF" w:sz="4"/>
+              <w:left w:val="single" w:color="BFBFBF" w:sz="4"/>
+              <w:bottom w:val="single" w:color="BFBFBF" w:sz="4"/>
+              <w:right w:val="single" w:color="BFBFBF" w:sz="4"/>
+            </w:tcBorders>
+            <w:tcMar>
+              <w:top w:type="dxa" w:w="60"/>
+              <w:left w:type="dxa" w:w="100"/>
+              <w:bottom w:type="dxa" w:w="60"/>
+              <w:right w:type="dxa" w:w="100"/>
+            </w:tcMar>
+          </w:tcPr>
+          <w:p>
+            <w:r>
+              <w:rPr>
+                <w:sz w:val="19"/>
+                <w:szCs w:val="19"/>
+              </w:rPr>
+              <w:t xml:space="preserve">Error validasi, status tetap Pending</w:t>
+            </w:r>
+          </w:p>
+        </w:tc>
+        <w:tc>
+          <w:tcPr>
+            <w:tcW w:type="dxa" w:w="392"/>
+            <w:tcBorders>
+              <w:top w:val="single" w:color="BFBFBF" w:sz="4"/>
+              <w:left w:val="single" w:color="BFBFBF" w:sz="4"/>
+              <w:bottom w:val="single" w:color="BFBFBF" w:sz="4"/>
+              <w:right w:val="single" w:color="BFBFBF" w:sz="4"/>
+            </w:tcBorders>
+            <w:tcMar>
+              <w:top w:type="dxa" w:w="60"/>
+              <w:left w:type="dxa" w:w="100"/>
+              <w:bottom w:type="dxa" w:w="60"/>
+              <w:right w:type="dxa" w:w="100"/>
+            </w:tcMar>
+          </w:tcPr>
+          <w:p>
+            <w:r>
+              <w:rPr>
+                <w:sz w:val="19"/>
+                <w:szCs w:val="19"/>
+              </w:rPr>
+              <w:t xml:space="preserve">Lulus</w:t>
+            </w:r>
+          </w:p>
+        </w:tc>
+      </w:tr>
+      <w:tr>
+        <w:trPr>
+          <w:tblHeader w:val="off"/>
+        </w:trPr>
+        <w:tc>
+          <w:tcPr>
+            <w:tcW w:type="dxa" w:w="1432"/>
+            <w:tcBorders>
+              <w:top w:val="single" w:color="BFBFBF" w:sz="4"/>
+              <w:left w:val="single" w:color="BFBFBF" w:sz="4"/>
+              <w:bottom w:val="single" w:color="BFBFBF" w:sz="4"/>
+              <w:right w:val="single" w:color="BFBFBF" w:sz="4"/>
+            </w:tcBorders>
+            <w:tcMar>
+              <w:top w:type="dxa" w:w="60"/>
+              <w:left w:type="dxa" w:w="100"/>
+              <w:bottom w:type="dxa" w:w="60"/>
+              <w:right w:type="dxa" w:w="100"/>
+            </w:tcMar>
+          </w:tcPr>
+          <w:p>
+            <w:r>
+              <w:rPr>
+                <w:sz w:val="19"/>
+                <w:szCs w:val="19"/>
+              </w:rPr>
+              <w:t xml:space="preserve">Stok tidak cukup</w:t>
+            </w:r>
+          </w:p>
+        </w:tc>
+        <w:tc>
+          <w:tcPr>
+            <w:tcW w:type="dxa" w:w="3907"/>
+            <w:tcBorders>
+              <w:top w:val="single" w:color="BFBFBF" w:sz="4"/>
+              <w:left w:val="single" w:color="BFBFBF" w:sz="4"/>
+              <w:bottom w:val="single" w:color="BFBFBF" w:sz="4"/>
+              <w:right w:val="single" w:color="BFBFBF" w:sz="4"/>
+            </w:tcBorders>
+            <w:tcMar>
+              <w:top w:type="dxa" w:w="60"/>
+              <w:left w:type="dxa" w:w="100"/>
+              <w:bottom w:type="dxa" w:w="60"/>
+              <w:right w:type="dxa" w:w="100"/>
+            </w:tcMar>
+          </w:tcPr>
+          <w:p>
+            <w:r>
+              <w:rPr>
+                <w:sz w:val="19"/>
+                <w:szCs w:val="19"/>
+              </w:rPr>
+              <w:t xml:space="preserve">Stok 3, permintaan 100, disetujui</w:t>
+            </w:r>
+          </w:p>
+        </w:tc>
+        <w:tc>
+          <w:tcPr>
+            <w:tcW w:type="dxa" w:w="3907"/>
+            <w:tcBorders>
+              <w:top w:val="single" w:color="BFBFBF" w:sz="4"/>
+              <w:left w:val="single" w:color="BFBFBF" w:sz="4"/>
+              <w:bottom w:val="single" w:color="BFBFBF" w:sz="4"/>
+              <w:right w:val="single" w:color="BFBFBF" w:sz="4"/>
+            </w:tcBorders>
+            <w:tcMar>
+              <w:top w:type="dxa" w:w="60"/>
+              <w:left w:type="dxa" w:w="100"/>
+              <w:bottom w:type="dxa" w:w="60"/>
+              <w:right w:type="dxa" w:w="100"/>
+            </w:tcMar>
+          </w:tcPr>
+          <w:p>
+            <w:r>
+              <w:rPr>
+                <w:sz w:val="19"/>
+                <w:szCs w:val="19"/>
+              </w:rPr>
+              <w:t xml:space="preserve">Pesan gagal, status Pending, stok tetap 3</w:t>
+            </w:r>
+          </w:p>
+        </w:tc>
+        <w:tc>
+          <w:tcPr>
+            <w:tcW w:type="dxa" w:w="392"/>
+            <w:tcBorders>
+              <w:top w:val="single" w:color="BFBFBF" w:sz="4"/>
+              <w:left w:val="single" w:color="BFBFBF" w:sz="4"/>
+              <w:bottom w:val="single" w:color="BFBFBF" w:sz="4"/>
+              <w:right w:val="single" w:color="BFBFBF" w:sz="4"/>
+            </w:tcBorders>
+            <w:tcMar>
+              <w:top w:type="dxa" w:w="60"/>
+              <w:left w:type="dxa" w:w="100"/>
+              <w:bottom w:type="dxa" w:w="60"/>
+              <w:right w:type="dxa" w:w="100"/>
+            </w:tcMar>
+          </w:tcPr>
+          <w:p>
+            <w:r>
+              <w:rPr>
+                <w:sz w:val="19"/>
+                <w:szCs w:val="19"/>
+              </w:rPr>
+              <w:t xml:space="preserve">Lulus</w:t>
+            </w:r>
+          </w:p>
+        </w:tc>
+      </w:tr>
+      <w:tr>
+        <w:trPr>
+          <w:tblHeader w:val="off"/>
+        </w:trPr>
+        <w:tc>
+          <w:tcPr>
+            <w:tcW w:type="dxa" w:w="1432"/>
+            <w:tcBorders>
+              <w:top w:val="single" w:color="BFBFBF" w:sz="4"/>
+              <w:left w:val="single" w:color="BFBFBF" w:sz="4"/>
+              <w:bottom w:val="single" w:color="BFBFBF" w:sz="4"/>
+              <w:right w:val="single" w:color="BFBFBF" w:sz="4"/>
+            </w:tcBorders>
+            <w:tcMar>
+              <w:top w:type="dxa" w:w="60"/>
+              <w:left w:type="dxa" w:w="100"/>
+              <w:bottom w:type="dxa" w:w="60"/>
+              <w:right w:type="dxa" w:w="100"/>
+            </w:tcMar>
+          </w:tcPr>
+          <w:p>
+            <w:r>
+              <w:rPr>
+                <w:sz w:val="19"/>
+                <w:szCs w:val="19"/>
+              </w:rPr>
+              <w:t xml:space="preserve">Hak akses</w:t>
+            </w:r>
+          </w:p>
+        </w:tc>
+        <w:tc>
+          <w:tcPr>
+            <w:tcW w:type="dxa" w:w="3907"/>
+            <w:tcBorders>
+              <w:top w:val="single" w:color="BFBFBF" w:sz="4"/>
+              <w:left w:val="single" w:color="BFBFBF" w:sz="4"/>
+              <w:bottom w:val="single" w:color="BFBFBF" w:sz="4"/>
+              <w:right w:val="single" w:color="BFBFBF" w:sz="4"/>
+            </w:tcBorders>
+            <w:tcMar>
+              <w:top w:type="dxa" w:w="60"/>
+              <w:left w:type="dxa" w:w="100"/>
+              <w:bottom w:type="dxa" w:w="60"/>
+              <w:right w:type="dxa" w:w="100"/>
+            </w:tcMar>
+          </w:tcPr>
+          <w:p>
+            <w:r>
+              <w:rPr>
+                <w:sz w:val="19"/>
+                <w:szCs w:val="19"/>
+              </w:rPr>
+              <w:t xml:space="preserve">Admin / Operator menekan Setujui</w:t>
+            </w:r>
+          </w:p>
+        </w:tc>
+        <w:tc>
+          <w:tcPr>
+            <w:tcW w:type="dxa" w:w="3907"/>
+            <w:tcBorders>
+              <w:top w:val="single" w:color="BFBFBF" w:sz="4"/>
+              <w:left w:val="single" w:color="BFBFBF" w:sz="4"/>
+              <w:bottom w:val="single" w:color="BFBFBF" w:sz="4"/>
+              <w:right w:val="single" w:color="BFBFBF" w:sz="4"/>
+            </w:tcBorders>
+            <w:tcMar>
+              <w:top w:type="dxa" w:w="60"/>
+              <w:left w:type="dxa" w:w="100"/>
+              <w:bottom w:type="dxa" w:w="60"/>
+              <w:right w:type="dxa" w:w="100"/>
+            </w:tcMar>
+          </w:tcPr>
+          <w:p>
+            <w:r>
+              <w:rPr>
+                <w:sz w:val="19"/>
+                <w:szCs w:val="19"/>
+              </w:rPr>
+              <w:t xml:space="preserve">403 Forbidden</w:t>
+            </w:r>
+          </w:p>
+        </w:tc>
+        <w:tc>
+          <w:tcPr>
+            <w:tcW w:type="dxa" w:w="392"/>
+            <w:tcBorders>
+              <w:top w:val="single" w:color="BFBFBF" w:sz="4"/>
+              <w:left w:val="single" w:color="BFBFBF" w:sz="4"/>
+              <w:bottom w:val="single" w:color="BFBFBF" w:sz="4"/>
+              <w:right w:val="single" w:color="BFBFBF" w:sz="4"/>
+            </w:tcBorders>
+            <w:tcMar>
+              <w:top w:type="dxa" w:w="60"/>
+              <w:left w:type="dxa" w:w="100"/>
+              <w:bottom w:type="dxa" w:w="60"/>
+              <w:right w:type="dxa" w:w="100"/>
+            </w:tcMar>
+          </w:tcPr>
+          <w:p>
+            <w:r>
+              <w:rPr>
+                <w:sz w:val="19"/>
+                <w:szCs w:val="19"/>
+              </w:rPr>
+              <w:t xml:space="preserve">Lulus</w:t>
+            </w:r>
+          </w:p>
+        </w:tc>
+      </w:tr>
+      <w:tr>
+        <w:trPr>
+          <w:tblHeader w:val="off"/>
+        </w:trPr>
+        <w:tc>
+          <w:tcPr>
+            <w:tcW w:type="dxa" w:w="1432"/>
+            <w:tcBorders>
+              <w:top w:val="single" w:color="BFBFBF" w:sz="4"/>
+              <w:left w:val="single" w:color="BFBFBF" w:sz="4"/>
+              <w:bottom w:val="single" w:color="BFBFBF" w:sz="4"/>
+              <w:right w:val="single" w:color="BFBFBF" w:sz="4"/>
+            </w:tcBorders>
+            <w:tcMar>
+              <w:top w:type="dxa" w:w="60"/>
+              <w:left w:type="dxa" w:w="100"/>
+              <w:bottom w:type="dxa" w:w="60"/>
+              <w:right w:type="dxa" w:w="100"/>
+            </w:tcMar>
+          </w:tcPr>
+          <w:p>
+            <w:r>
+              <w:rPr>
+                <w:sz w:val="19"/>
+                <w:szCs w:val="19"/>
+              </w:rPr>
+              <w:t xml:space="preserve">Manager hanya melihat</w:t>
+            </w:r>
+          </w:p>
+        </w:tc>
+        <w:tc>
+          <w:tcPr>
+            <w:tcW w:type="dxa" w:w="3907"/>
+            <w:tcBorders>
+              <w:top w:val="single" w:color="BFBFBF" w:sz="4"/>
+              <w:left w:val="single" w:color="BFBFBF" w:sz="4"/>
+              <w:bottom w:val="single" w:color="BFBFBF" w:sz="4"/>
+              <w:right w:val="single" w:color="BFBFBF" w:sz="4"/>
+            </w:tcBorders>
+            <w:tcMar>
+              <w:top w:type="dxa" w:w="60"/>
+              <w:left w:type="dxa" w:w="100"/>
+              <w:bottom w:type="dxa" w:w="60"/>
+              <w:right w:type="dxa" w:w="100"/>
+            </w:tcMar>
+          </w:tcPr>
+          <w:p>
+            <w:r>
+              <w:rPr>
+                <w:sz w:val="19"/>
+                <w:szCs w:val="19"/>
+              </w:rPr>
+              <w:t xml:space="preserve">Manager membuka form tambah barang</w:t>
+            </w:r>
+          </w:p>
+        </w:tc>
+        <w:tc>
+          <w:tcPr>
+            <w:tcW w:type="dxa" w:w="3907"/>
+            <w:tcBorders>
+              <w:top w:val="single" w:color="BFBFBF" w:sz="4"/>
+              <w:left w:val="single" w:color="BFBFBF" w:sz="4"/>
+              <w:bottom w:val="single" w:color="BFBFBF" w:sz="4"/>
+              <w:right w:val="single" w:color="BFBFBF" w:sz="4"/>
+            </w:tcBorders>
+            <w:tcMar>
+              <w:top w:type="dxa" w:w="60"/>
+              <w:left w:type="dxa" w:w="100"/>
+              <w:bottom w:type="dxa" w:w="60"/>
+              <w:right w:type="dxa" w:w="100"/>
+            </w:tcMar>
+          </w:tcPr>
+          <w:p>
+            <w:r>
+              <w:rPr>
+                <w:sz w:val="19"/>
+                <w:szCs w:val="19"/>
+              </w:rPr>
+              <w:t xml:space="preserve">403 Forbidden</w:t>
+            </w:r>
+          </w:p>
+        </w:tc>
+        <w:tc>
+          <w:tcPr>
+            <w:tcW w:type="dxa" w:w="392"/>
+            <w:tcBorders>
+              <w:top w:val="single" w:color="BFBFBF" w:sz="4"/>
+              <w:left w:val="single" w:color="BFBFBF" w:sz="4"/>
+              <w:bottom w:val="single" w:color="BFBFBF" w:sz="4"/>
+              <w:right w:val="single" w:color="BFBFBF" w:sz="4"/>
+            </w:tcBorders>
+            <w:tcMar>
+              <w:top w:type="dxa" w:w="60"/>
+              <w:left w:type="dxa" w:w="100"/>
+              <w:bottom w:type="dxa" w:w="60"/>
+              <w:right w:type="dxa" w:w="100"/>
+            </w:tcMar>
+          </w:tcPr>
+          <w:p>
+            <w:r>
+              <w:rPr>
+                <w:sz w:val="19"/>
+                <w:szCs w:val="19"/>
+              </w:rPr>
+              <w:t xml:space="preserve">Lulus</w:t>
+            </w:r>
+          </w:p>
+        </w:tc>
+      </w:tr>
+      <w:tr>
+        <w:trPr>
+          <w:tblHeader w:val="off"/>
+        </w:trPr>
+        <w:tc>
+          <w:tcPr>
+            <w:tcW w:type="dxa" w:w="1432"/>
             <w:tcBorders>
               <w:top w:val="single" w:color="BFBFBF" w:sz="4"/>
               <w:left w:val="single" w:color="BFBFBF" w:sz="4"/>
@@ -20044,7 +22523,7 @@
         </w:tc>
         <w:tc>
           <w:tcPr>
-            <w:tcW w:type="dxa" w:w="3315"/>
+            <w:tcW w:type="dxa" w:w="3907"/>
             <w:tcBorders>
               <w:top w:val="single" w:color="BFBFBF" w:sz="4"/>
               <w:left w:val="single" w:color="BFBFBF" w:sz="4"/>
@@ -20070,7 +22549,7 @@
         </w:tc>
         <w:tc>
           <w:tcPr>
-            <w:tcW w:type="dxa" w:w="4240"/>
+            <w:tcW w:type="dxa" w:w="3907"/>
             <w:tcBorders>
               <w:top w:val="single" w:color="BFBFBF" w:sz="4"/>
               <w:left w:val="single" w:color="BFBFBF" w:sz="4"/>
@@ -20096,7 +22575,7 @@
         </w:tc>
         <w:tc>
           <w:tcPr>
-            <w:tcW w:type="dxa" w:w="464"/>
+            <w:tcW w:type="dxa" w:w="392"/>
             <w:tcBorders>
               <w:top w:val="single" w:color="BFBFBF" w:sz="4"/>
               <w:left w:val="single" w:color="BFBFBF" w:sz="4"/>
@@ -20131,11 +22610,11 @@
       <w:pPr>
         <w:pStyle w:val="Heading1"/>
       </w:pPr>
-      <w:bookmarkStart w:name="_Toc32" w:id="32"/>
+      <w:bookmarkStart w:name="_Toc33" w:id="33"/>
       <w:r>
         <w:t xml:space="preserve">11. Pemetaan Unit Kompetensi</w:t>
       </w:r>
-      <w:bookmarkEnd w:id="32"/>
+      <w:bookmarkEnd w:id="33"/>
     </w:p>
     <w:tbl>
       <w:tblPr>
@@ -20393,7 +22872,7 @@
                 <w:sz w:val="17"/>
                 <w:szCs w:val="17"/>
               </w:rPr>
-              <w:t xml:space="preserve">STATUS_BARANG</w:t>
+              <w:t xml:space="preserve">KONDISI</w:t>
             </w:r>
             <w:r>
               <w:rPr>
@@ -20409,7 +22888,7 @@
                 <w:sz w:val="17"/>
                 <w:szCs w:val="17"/>
               </w:rPr>
-              <w:t xml:space="preserve">VERIFIKASI</w:t>
+              <w:t xml:space="preserve">JENIS</w:t>
             </w:r>
             <w:r>
               <w:rPr>
@@ -20425,14 +22904,14 @@
                 <w:sz w:val="17"/>
                 <w:szCs w:val="17"/>
               </w:rPr>
-              <w:t xml:space="preserve">ROLES</w:t>
-            </w:r>
-            <w:r>
-              <w:rPr>
-                <w:sz w:val="19"/>
-                <w:szCs w:val="19"/>
-              </w:rPr>
-              <w:t xml:space="preserve">; array asosiatif </w:t>
+              <w:t xml:space="preserve">VERIFIKASI</w:t>
+            </w:r>
+            <w:r>
+              <w:rPr>
+                <w:sz w:val="19"/>
+                <w:szCs w:val="19"/>
+              </w:rPr>
+              <w:t xml:space="preserve">, </w:t>
             </w:r>
             <w:r>
               <w:rPr>
@@ -20441,14 +22920,14 @@
                 <w:sz w:val="17"/>
                 <w:szCs w:val="17"/>
               </w:rPr>
-              <w:t xml:space="preserve">PREFIX_KATEGORI</w:t>
-            </w:r>
-            <w:r>
-              <w:rPr>
-                <w:sz w:val="19"/>
-                <w:szCs w:val="19"/>
-              </w:rPr>
-              <w:t xml:space="preserve">; array bersarang </w:t>
+              <w:t xml:space="preserve">ROLES</w:t>
+            </w:r>
+            <w:r>
+              <w:rPr>
+                <w:sz w:val="19"/>
+                <w:szCs w:val="19"/>
+              </w:rPr>
+              <w:t xml:space="preserve">; array asosiatif </w:t>
             </w:r>
             <w:r>
               <w:rPr>
@@ -20457,7 +22936,71 @@
                 <w:sz w:val="17"/>
                 <w:szCs w:val="17"/>
               </w:rPr>
+              <w:t xml:space="preserve">PREFIX_KATEGORI</w:t>
+            </w:r>
+            <w:r>
+              <w:rPr>
+                <w:sz w:val="19"/>
+                <w:szCs w:val="19"/>
+              </w:rPr>
+              <w:t xml:space="preserve">, </w:t>
+            </w:r>
+            <w:r>
+              <w:rPr>
+                <w:rFonts w:ascii="Consolas" w:cs="Consolas" w:eastAsia="Consolas" w:hAnsi="Consolas"/>
+                <w:color w:val="1F4E79"/>
+                <w:sz w:val="17"/>
+                <w:szCs w:val="17"/>
+              </w:rPr>
+              <w:t xml:space="preserve">KOLOM_KONDISI</w:t>
+            </w:r>
+            <w:r>
+              <w:rPr>
+                <w:sz w:val="19"/>
+                <w:szCs w:val="19"/>
+              </w:rPr>
+              <w:t xml:space="preserve">, rincian kondisi; array bersarang </w:t>
+            </w:r>
+            <w:r>
+              <w:rPr>
+                <w:rFonts w:ascii="Consolas" w:cs="Consolas" w:eastAsia="Consolas" w:hAnsi="Consolas"/>
+                <w:color w:val="1F4E79"/>
+                <w:sz w:val="17"/>
+                <w:szCs w:val="17"/>
+              </w:rPr>
               <w:t xml:space="preserve">INFO_ROLE</w:t>
+            </w:r>
+            <w:r>
+              <w:rPr>
+                <w:sz w:val="19"/>
+                <w:szCs w:val="19"/>
+              </w:rPr>
+              <w:t xml:space="preserve">, </w:t>
+            </w:r>
+            <w:r>
+              <w:rPr>
+                <w:rFonts w:ascii="Consolas" w:cs="Consolas" w:eastAsia="Consolas" w:hAnsi="Consolas"/>
+                <w:color w:val="1F4E79"/>
+                <w:sz w:val="17"/>
+                <w:szCs w:val="17"/>
+              </w:rPr>
+              <w:t xml:space="preserve">INFO_JENIS</w:t>
+            </w:r>
+            <w:r>
+              <w:rPr>
+                <w:sz w:val="19"/>
+                <w:szCs w:val="19"/>
+              </w:rPr>
+              <w:t xml:space="preserve">, peta stok </w:t>
+            </w:r>
+            <w:r>
+              <w:rPr>
+                <w:rFonts w:ascii="Consolas" w:cs="Consolas" w:eastAsia="Consolas" w:hAnsi="Consolas"/>
+                <w:color w:val="1F4E79"/>
+                <w:sz w:val="17"/>
+                <w:szCs w:val="17"/>
+              </w:rPr>
+              <w:t xml:space="preserve">[barang][lokasi][kondisi]</w:t>
             </w:r>
             <w:r>
               <w:rPr>
@@ -21351,7 +23894,7 @@
                 <w:sz w:val="19"/>
                 <w:szCs w:val="19"/>
               </w:rPr>
-              <w:t xml:space="preserve">14 bug beserta perbaikannya dan teknik debugging (Bagian 9)</w:t>
+              <w:t xml:space="preserve">16 bug beserta perbaikannya dan teknik debugging (Bagian 9)</w:t>
             </w:r>
           </w:p>
         </w:tc>
@@ -21460,7 +24003,7 @@
                 <w:sz w:val="19"/>
                 <w:szCs w:val="19"/>
               </w:rPr>
-              <w:t xml:space="preserve">80 test PHPUnit unit dan fitur (Bagian 10)</w:t>
+              <w:t xml:space="preserve">96 test PHPUnit unit dan fitur (Bagian 10)</w:t>
             </w:r>
           </w:p>
         </w:tc>
@@ -21475,18 +24018,18 @@
       <w:pPr>
         <w:pStyle w:val="Heading1"/>
       </w:pPr>
-      <w:bookmarkStart w:name="_Toc33" w:id="33"/>
+      <w:bookmarkStart w:name="_Toc34" w:id="34"/>
       <w:r>
         <w:t xml:space="preserve">12. Skenario Demo</w:t>
       </w:r>
-      <w:bookmarkEnd w:id="33"/>
+      <w:bookmarkEnd w:id="34"/>
     </w:p>
     <w:p>
       <w:pPr>
         <w:pStyle w:val="ListParagraph"/>
         <w:numPr>
           <w:ilvl w:val="0"/>
-          <w:numId w:val="11"/>
+          <w:numId w:val="13"/>
         </w:numPr>
       </w:pPr>
       <w:r>
@@ -21508,7 +24051,7 @@
         <w:pStyle w:val="ListParagraph"/>
         <w:numPr>
           <w:ilvl w:val="0"/>
-          <w:numId w:val="11"/>
+          <w:numId w:val="13"/>
         </w:numPr>
       </w:pPr>
       <w:r>
@@ -21530,7 +24073,7 @@
         <w:pStyle w:val="ListParagraph"/>
         <w:numPr>
           <w:ilvl w:val="0"/>
-          <w:numId w:val="11"/>
+          <w:numId w:val="13"/>
         </w:numPr>
       </w:pPr>
       <w:r>
@@ -21549,7 +24092,7 @@
         <w:pStyle w:val="ListParagraph"/>
         <w:numPr>
           <w:ilvl w:val="0"/>
-          <w:numId w:val="11"/>
+          <w:numId w:val="13"/>
         </w:numPr>
       </w:pPr>
       <w:r>
@@ -21560,7 +24103,7 @@
         <w:t xml:space="preserve">Barang Masuk</w:t>
       </w:r>
       <w:r>
-        <w:t xml:space="preserve">: catat 5 unit (boleh dengan foto nota); stok bertambah.</w:t>
+        <w:t xml:space="preserve">: catat 10 unit ke Gudang Utama = 8 Baik + 2 Rusak Ringan (boleh dengan foto nota); stok per kondisi bertambah.</w:t>
       </w:r>
     </w:p>
     <w:p>
@@ -21568,7 +24111,7 @@
         <w:pStyle w:val="ListParagraph"/>
         <w:numPr>
           <w:ilvl w:val="0"/>
-          <w:numId w:val="11"/>
+          <w:numId w:val="13"/>
         </w:numPr>
       </w:pPr>
       <w:r>
@@ -21579,7 +24122,7 @@
         <w:t xml:space="preserve">Barang Keluar</w:t>
       </w:r>
       <w:r>
-        <w:t xml:space="preserve">: ajukan tanpa foto (ditolak), lalu dengan foto (Pending, stok tetap).</w:t>
+        <w:t xml:space="preserve">: ajukan Peminjaman tanpa foto (ditolak), lalu dengan foto (Pending, stok tetap). Tunjukkan form berubah saat jenis diganti Pemindahan / Pemusnahan.</w:t>
       </w:r>
     </w:p>
     <w:p>
@@ -21587,7 +24130,7 @@
         <w:pStyle w:val="ListParagraph"/>
         <w:numPr>
           <w:ilvl w:val="0"/>
-          <w:numId w:val="11"/>
+          <w:numId w:val="13"/>
         </w:numPr>
       </w:pPr>
       <w:r>
@@ -21601,7 +24144,7 @@
         <w:t xml:space="preserve">manager_marco</w:t>
       </w:r>
       <w:r>
-        <w:t xml:space="preserve">: tidak ada tombol tambah barang; buka permintaan, lihat foto, coba Tolak tanpa alasan (ditolak), lalu Setujui (stok berkurang).</w:t>
+        <w:t xml:space="preserve">: tidak ada tombol tambah barang; buka permintaan, lihat foto dan stok lokasi asal, koreksi rincian kondisi, coba Tolak tanpa alasan (ditolak), lalu Setujui (stok berkurang).</w:t>
       </w:r>
     </w:p>
     <w:p>
@@ -21609,7 +24152,7 @@
         <w:pStyle w:val="ListParagraph"/>
         <w:numPr>
           <w:ilvl w:val="0"/>
-          <w:numId w:val="11"/>
+          <w:numId w:val="13"/>
         </w:numPr>
       </w:pPr>
       <w:r>
@@ -21620,10 +24163,20 @@
           <w:b/>
           <w:bCs/>
         </w:rPr>
-        <w:t xml:space="preserve">admin_ohim</w:t>
-      </w:r>
-      <w:r>
-        <w:t xml:space="preserve">: menu Pengguna menampilkan tiga role; role akun sendiri terkunci; koreksi barang masuk.</w:t>
+        <w:t xml:space="preserve">operator_siti</w:t>
+      </w:r>
+      <w:r>
+        <w:t xml:space="preserve"> lagi: tab </w:t>
+      </w:r>
+      <w:r>
+        <w:rPr>
+          <w:b/>
+          <w:bCs/>
+        </w:rPr>
+        <w:t xml:space="preserve">Sedang Dipinjam</w:t>
+      </w:r>
+      <w:r>
+        <w:t xml:space="preserve"> → buka peminjaman bola basket → catat pengembalian 1 bola Rusak Ringan → status Dikembalikan.</w:t>
       </w:r>
     </w:p>
     <w:p>
@@ -21631,21 +24184,31 @@
         <w:pStyle w:val="ListParagraph"/>
         <w:numPr>
           <w:ilvl w:val="0"/>
-          <w:numId w:val="11"/>
+          <w:numId w:val="13"/>
         </w:numPr>
       </w:pPr>
       <w:r>
-        <w:t xml:space="preserve">Tombol </w:t>
+        <w:t xml:space="preserve">Login </w:t>
       </w:r>
       <w:r>
         <w:rPr>
           <w:b/>
           <w:bCs/>
         </w:rPr>
-        <w:t xml:space="preserve">Cetak</w:t>
-      </w:r>
-      <w:r>
-        <w:t xml:space="preserve"> pada daftar barang.</w:t>
+        <w:t xml:space="preserve">admin_ohim</w:t>
+      </w:r>
+      <w:r>
+        <w:t xml:space="preserve">: menu Pengguna menampilkan tiga role; role akun sendiri terkunci; menu </w:t>
+      </w:r>
+      <w:r>
+        <w:rPr>
+          <w:b/>
+          <w:bCs/>
+        </w:rPr>
+        <w:t xml:space="preserve">Lokasi</w:t>
+      </w:r>
+      <w:r>
+        <w:t xml:space="preserve"> menampilkan jumlah stok per lokasi; koreksi barang masuk.</w:t>
       </w:r>
     </w:p>
     <w:p>
@@ -21653,7 +24216,39 @@
         <w:pStyle w:val="ListParagraph"/>
         <w:numPr>
           <w:ilvl w:val="0"/>
-          <w:numId w:val="11"/>
+          <w:numId w:val="13"/>
+        </w:numPr>
+      </w:pPr>
+      <w:r>
+        <w:t xml:space="preserve">Detail barang Kursi Siswa: tabel </w:t>
+      </w:r>
+      <w:r>
+        <w:rPr>
+          <w:b/>
+          <w:bCs/>
+        </w:rPr>
+        <w:t xml:space="preserve">Stok per Lokasi</w:t>
+      </w:r>
+      <w:r>
+        <w:t xml:space="preserve"> (Gudang Utama, Gudang 2) per kondisi. Tombol </w:t>
+      </w:r>
+      <w:r>
+        <w:rPr>
+          <w:b/>
+          <w:bCs/>
+        </w:rPr>
+        <w:t xml:space="preserve">Cetak</w:t>
+      </w:r>
+      <w:r>
+        <w:t xml:space="preserve"> pada daftar barang.</w:t>
+      </w:r>
+    </w:p>
+    <w:p>
+      <w:pPr>
+        <w:pStyle w:val="ListParagraph"/>
+        <w:numPr>
+          <w:ilvl w:val="0"/>
+          <w:numId w:val="13"/>
         </w:numPr>
       </w:pPr>
       <w:r>
@@ -21669,7 +24264,7 @@
         <w:t xml:space="preserve">php artisan test</w:t>
       </w:r>
       <w:r>
-        <w:t xml:space="preserve"> → 80 test lulus.</w:t>
+        <w:t xml:space="preserve"> → 96 test lulus.</w:t>
       </w:r>
     </w:p>
     <w:p>
@@ -21983,6 +24578,18 @@
     </w:lvlOverride>
   </w:num>
   <w:num w:numId="11">
+    <w:abstractNumId w:val="3"/>
+    <w:lvlOverride w:ilvl="0">
+      <w:startOverride w:val="1"/>
+    </w:lvlOverride>
+  </w:num>
+  <w:num w:numId="12">
+    <w:abstractNumId w:val="3"/>
+    <w:lvlOverride w:ilvl="0">
+      <w:startOverride w:val="1"/>
+    </w:lvlOverride>
+  </w:num>
+  <w:num w:numId="13">
     <w:abstractNumId w:val="3"/>
     <w:lvlOverride w:ilvl="0">
       <w:startOverride w:val="1"/>
